--- a/docx/document-a.docx
+++ b/docx/document-a.docx
@@ -7,7 +7,7 @@
         <w:spacing w:after="480"/>
         <w:jc w:val="center"/>
         <w:outlineLvl w:val="1"/>
-        <w:divId w:val="477575732"/>
+        <w:divId w:val="1383672000"/>
         <w:rPr>
           <w:rFonts w:ascii="Aptos Display" w:eastAsia="Times New Roman" w:hAnsi="Aptos Display"/>
           <w:b/>
@@ -36,7 +36,7 @@
     <w:p>
       <w:pPr>
         <w:pStyle w:val="ondertitel2"/>
-        <w:divId w:val="477575732"/>
+        <w:divId w:val="1383672000"/>
         <w:rPr>
           <w:lang w:val="nl-NL"/>
         </w:rPr>
@@ -51,7 +51,7 @@
     <w:p>
       <w:pPr>
         <w:pStyle w:val="documentaanduiding2"/>
-        <w:divId w:val="477575732"/>
+        <w:divId w:val="1383672000"/>
         <w:rPr>
           <w:lang w:val="nl-NL"/>
         </w:rPr>
@@ -66,7 +66,7 @@
     <w:p>
       <w:pPr>
         <w:pStyle w:val="auteur2"/>
-        <w:divId w:val="477575732"/>
+        <w:divId w:val="1383672000"/>
         <w:rPr>
           <w:lang w:val="nl-NL"/>
         </w:rPr>
@@ -81,23 +81,23 @@
     <w:p>
       <w:pPr>
         <w:pStyle w:val="meta-lijn2"/>
-        <w:divId w:val="477575732"/>
-        <w:rPr>
-          <w:lang w:val="nl-NL"/>
-        </w:rPr>
-      </w:pPr>
-      <w:r>
-        <w:rPr>
-          <w:lang w:val="nl-NL"/>
-        </w:rPr>
-        <w:t>Versie bijgewerkt: 30 september 2026</w:t>
+        <w:divId w:val="1383672000"/>
+        <w:rPr>
+          <w:lang w:val="nl-NL"/>
+        </w:rPr>
+      </w:pPr>
+      <w:r>
+        <w:rPr>
+          <w:lang w:val="nl-NL"/>
+        </w:rPr>
+        <w:t>Versie bijgewerkt: 30 september 2026, 09:20</w:t>
       </w:r>
     </w:p>
     <w:p>
       <w:pPr>
         <w:pStyle w:val="marker"/>
         <w:ind w:left="800" w:right="800"/>
-        <w:divId w:val="953097243"/>
+        <w:divId w:val="187333256"/>
         <w:rPr>
           <w:lang w:val="nl-NL"/>
         </w:rPr>
@@ -110,13 +110,13 @@
       <w:pPr>
         <w:pStyle w:val="Kop2"/>
         <w:pageBreakBefore/>
-        <w:divId w:val="2114476678"/>
-        <w:rPr>
-          <w:rFonts w:eastAsia="Times New Roman"/>
-          <w:lang w:val="nl-NL"/>
-        </w:rPr>
-      </w:pPr>
-      <w:bookmarkStart w:id="0" w:name="_Toc241651445"/>
+        <w:divId w:val="1801461523"/>
+        <w:rPr>
+          <w:rFonts w:eastAsia="Times New Roman"/>
+          <w:lang w:val="nl-NL"/>
+        </w:rPr>
+      </w:pPr>
+      <w:bookmarkStart w:id="0" w:name="_Toc241652913"/>
       <w:r>
         <w:rPr>
           <w:rFonts w:eastAsia="Times New Roman"/>
@@ -133,7 +133,7 @@
         <w:tabs>
           <w:tab w:val="right" w:leader="dot" w:pos="9062"/>
         </w:tabs>
-        <w:divId w:val="2114476678"/>
+        <w:divId w:val="1801461523"/>
         <w:rPr>
           <w:rFonts w:asciiTheme="minorHAnsi" w:hAnsiTheme="minorHAnsi" w:cstheme="minorBidi"/>
           <w:noProof/>
@@ -184,7 +184,7 @@
         <w:rPr>
           <w:noProof/>
         </w:rPr>
-        <w:instrText xml:space="preserve"> PAGEREF _Toc241651445 \h </w:instrText>
+        <w:instrText xml:space="preserve"> PAGEREF _Toc241652913 \h </w:instrText>
       </w:r>
       <w:r>
         <w:rPr>
@@ -216,7 +216,7 @@
         <w:tabs>
           <w:tab w:val="right" w:leader="dot" w:pos="9062"/>
         </w:tabs>
-        <w:divId w:val="2114476678"/>
+        <w:divId w:val="1801461523"/>
         <w:rPr>
           <w:rFonts w:asciiTheme="minorHAnsi" w:hAnsiTheme="minorHAnsi" w:cstheme="minorBidi"/>
           <w:noProof/>
@@ -249,7 +249,7 @@
         <w:rPr>
           <w:noProof/>
         </w:rPr>
-        <w:instrText xml:space="preserve"> PAGEREF _Toc241651446 \h </w:instrText>
+        <w:instrText xml:space="preserve"> PAGEREF _Toc241652914 \h </w:instrText>
       </w:r>
       <w:r>
         <w:rPr>
@@ -281,7 +281,7 @@
         <w:tabs>
           <w:tab w:val="right" w:leader="dot" w:pos="9062"/>
         </w:tabs>
-        <w:divId w:val="2114476678"/>
+        <w:divId w:val="1801461523"/>
         <w:rPr>
           <w:rFonts w:asciiTheme="minorHAnsi" w:hAnsiTheme="minorHAnsi" w:cstheme="minorBidi"/>
           <w:noProof/>
@@ -314,7 +314,7 @@
         <w:rPr>
           <w:noProof/>
         </w:rPr>
-        <w:instrText xml:space="preserve"> PAGEREF _Toc241651447 \h </w:instrText>
+        <w:instrText xml:space="preserve"> PAGEREF _Toc241652915 \h </w:instrText>
       </w:r>
       <w:r>
         <w:rPr>
@@ -346,7 +346,7 @@
         <w:tabs>
           <w:tab w:val="right" w:leader="dot" w:pos="9062"/>
         </w:tabs>
-        <w:divId w:val="2114476678"/>
+        <w:divId w:val="1801461523"/>
         <w:rPr>
           <w:rFonts w:asciiTheme="minorHAnsi" w:hAnsiTheme="minorHAnsi" w:cstheme="minorBidi"/>
           <w:noProof/>
@@ -379,7 +379,7 @@
         <w:rPr>
           <w:noProof/>
         </w:rPr>
-        <w:instrText xml:space="preserve"> PAGEREF _Toc241651448 \h </w:instrText>
+        <w:instrText xml:space="preserve"> PAGEREF _Toc241652916 \h </w:instrText>
       </w:r>
       <w:r>
         <w:rPr>
@@ -411,7 +411,7 @@
         <w:tabs>
           <w:tab w:val="right" w:leader="dot" w:pos="9062"/>
         </w:tabs>
-        <w:divId w:val="2114476678"/>
+        <w:divId w:val="1801461523"/>
         <w:rPr>
           <w:rFonts w:asciiTheme="minorHAnsi" w:hAnsiTheme="minorHAnsi" w:cstheme="minorBidi"/>
           <w:noProof/>
@@ -444,7 +444,7 @@
         <w:rPr>
           <w:noProof/>
         </w:rPr>
-        <w:instrText xml:space="preserve"> PAGEREF _Toc241651449 \h </w:instrText>
+        <w:instrText xml:space="preserve"> PAGEREF _Toc241652917 \h </w:instrText>
       </w:r>
       <w:r>
         <w:rPr>
@@ -476,7 +476,7 @@
         <w:tabs>
           <w:tab w:val="right" w:leader="dot" w:pos="9062"/>
         </w:tabs>
-        <w:divId w:val="2114476678"/>
+        <w:divId w:val="1801461523"/>
         <w:rPr>
           <w:rFonts w:asciiTheme="minorHAnsi" w:hAnsiTheme="minorHAnsi" w:cstheme="minorBidi"/>
           <w:noProof/>
@@ -509,7 +509,7 @@
         <w:rPr>
           <w:noProof/>
         </w:rPr>
-        <w:instrText xml:space="preserve"> PAGEREF _Toc241651450 \h </w:instrText>
+        <w:instrText xml:space="preserve"> PAGEREF _Toc241652918 \h </w:instrText>
       </w:r>
       <w:r>
         <w:rPr>
@@ -541,7 +541,7 @@
         <w:tabs>
           <w:tab w:val="right" w:leader="dot" w:pos="9062"/>
         </w:tabs>
-        <w:divId w:val="2114476678"/>
+        <w:divId w:val="1801461523"/>
         <w:rPr>
           <w:rFonts w:asciiTheme="minorHAnsi" w:hAnsiTheme="minorHAnsi" w:cstheme="minorBidi"/>
           <w:noProof/>
@@ -574,7 +574,7 @@
         <w:rPr>
           <w:noProof/>
         </w:rPr>
-        <w:instrText xml:space="preserve"> PAGEREF _Toc241651451 \h </w:instrText>
+        <w:instrText xml:space="preserve"> PAGEREF _Toc241652919 \h </w:instrText>
       </w:r>
       <w:r>
         <w:rPr>
@@ -606,7 +606,7 @@
         <w:tabs>
           <w:tab w:val="right" w:leader="dot" w:pos="9062"/>
         </w:tabs>
-        <w:divId w:val="2114476678"/>
+        <w:divId w:val="1801461523"/>
         <w:rPr>
           <w:rFonts w:asciiTheme="minorHAnsi" w:hAnsiTheme="minorHAnsi" w:cstheme="minorBidi"/>
           <w:noProof/>
@@ -639,7 +639,7 @@
         <w:rPr>
           <w:noProof/>
         </w:rPr>
-        <w:instrText xml:space="preserve"> PAGEREF _Toc241651452 \h </w:instrText>
+        <w:instrText xml:space="preserve"> PAGEREF _Toc241652920 \h </w:instrText>
       </w:r>
       <w:r>
         <w:rPr>
@@ -671,7 +671,7 @@
         <w:tabs>
           <w:tab w:val="right" w:leader="dot" w:pos="9062"/>
         </w:tabs>
-        <w:divId w:val="2114476678"/>
+        <w:divId w:val="1801461523"/>
         <w:rPr>
           <w:rFonts w:asciiTheme="minorHAnsi" w:hAnsiTheme="minorHAnsi" w:cstheme="minorBidi"/>
           <w:noProof/>
@@ -704,7 +704,7 @@
         <w:rPr>
           <w:noProof/>
         </w:rPr>
-        <w:instrText xml:space="preserve"> PAGEREF _Toc241651453 \h </w:instrText>
+        <w:instrText xml:space="preserve"> PAGEREF _Toc241652921 \h </w:instrText>
       </w:r>
       <w:r>
         <w:rPr>
@@ -736,7 +736,7 @@
         <w:tabs>
           <w:tab w:val="right" w:leader="dot" w:pos="9062"/>
         </w:tabs>
-        <w:divId w:val="2114476678"/>
+        <w:divId w:val="1801461523"/>
         <w:rPr>
           <w:rFonts w:asciiTheme="minorHAnsi" w:hAnsiTheme="minorHAnsi" w:cstheme="minorBidi"/>
           <w:noProof/>
@@ -769,7 +769,7 @@
         <w:rPr>
           <w:noProof/>
         </w:rPr>
-        <w:instrText xml:space="preserve"> PAGEREF _Toc241651454 \h </w:instrText>
+        <w:instrText xml:space="preserve"> PAGEREF _Toc241652922 \h </w:instrText>
       </w:r>
       <w:r>
         <w:rPr>
@@ -801,7 +801,7 @@
         <w:tabs>
           <w:tab w:val="right" w:leader="dot" w:pos="9062"/>
         </w:tabs>
-        <w:divId w:val="2114476678"/>
+        <w:divId w:val="1801461523"/>
         <w:rPr>
           <w:rFonts w:asciiTheme="minorHAnsi" w:hAnsiTheme="minorHAnsi" w:cstheme="minorBidi"/>
           <w:noProof/>
@@ -834,7 +834,7 @@
         <w:rPr>
           <w:noProof/>
         </w:rPr>
-        <w:instrText xml:space="preserve"> PAGEREF _Toc241651455 \h </w:instrText>
+        <w:instrText xml:space="preserve"> PAGEREF _Toc241652923 \h </w:instrText>
       </w:r>
       <w:r>
         <w:rPr>
@@ -866,7 +866,7 @@
         <w:tabs>
           <w:tab w:val="right" w:leader="dot" w:pos="9062"/>
         </w:tabs>
-        <w:divId w:val="2114476678"/>
+        <w:divId w:val="1801461523"/>
         <w:rPr>
           <w:rFonts w:asciiTheme="minorHAnsi" w:hAnsiTheme="minorHAnsi" w:cstheme="minorBidi"/>
           <w:noProof/>
@@ -899,7 +899,7 @@
         <w:rPr>
           <w:noProof/>
         </w:rPr>
-        <w:instrText xml:space="preserve"> PAGEREF _Toc241651456 \h </w:instrText>
+        <w:instrText xml:space="preserve"> PAGEREF _Toc241652924 \h </w:instrText>
       </w:r>
       <w:r>
         <w:rPr>
@@ -931,7 +931,7 @@
         <w:tabs>
           <w:tab w:val="right" w:leader="dot" w:pos="9062"/>
         </w:tabs>
-        <w:divId w:val="2114476678"/>
+        <w:divId w:val="1801461523"/>
         <w:rPr>
           <w:rFonts w:asciiTheme="minorHAnsi" w:hAnsiTheme="minorHAnsi" w:cstheme="minorBidi"/>
           <w:noProof/>
@@ -964,7 +964,7 @@
         <w:rPr>
           <w:noProof/>
         </w:rPr>
-        <w:instrText xml:space="preserve"> PAGEREF _Toc241651457 \h </w:instrText>
+        <w:instrText xml:space="preserve"> PAGEREF _Toc241652925 \h </w:instrText>
       </w:r>
       <w:r>
         <w:rPr>
@@ -996,7 +996,7 @@
         <w:tabs>
           <w:tab w:val="right" w:leader="dot" w:pos="9062"/>
         </w:tabs>
-        <w:divId w:val="2114476678"/>
+        <w:divId w:val="1801461523"/>
         <w:rPr>
           <w:rFonts w:asciiTheme="minorHAnsi" w:hAnsiTheme="minorHAnsi" w:cstheme="minorBidi"/>
           <w:noProof/>
@@ -1029,7 +1029,7 @@
         <w:rPr>
           <w:noProof/>
         </w:rPr>
-        <w:instrText xml:space="preserve"> PAGEREF _Toc241651458 \h </w:instrText>
+        <w:instrText xml:space="preserve"> PAGEREF _Toc241652926 \h </w:instrText>
       </w:r>
       <w:r>
         <w:rPr>
@@ -1061,7 +1061,7 @@
         <w:tabs>
           <w:tab w:val="right" w:leader="dot" w:pos="9062"/>
         </w:tabs>
-        <w:divId w:val="2114476678"/>
+        <w:divId w:val="1801461523"/>
         <w:rPr>
           <w:rFonts w:asciiTheme="minorHAnsi" w:hAnsiTheme="minorHAnsi" w:cstheme="minorBidi"/>
           <w:noProof/>
@@ -1094,7 +1094,7 @@
         <w:rPr>
           <w:noProof/>
         </w:rPr>
-        <w:instrText xml:space="preserve"> PAGEREF _Toc241651459 \h </w:instrText>
+        <w:instrText xml:space="preserve"> PAGEREF _Toc241652927 \h </w:instrText>
       </w:r>
       <w:r>
         <w:rPr>
@@ -1126,7 +1126,7 @@
         <w:tabs>
           <w:tab w:val="right" w:leader="dot" w:pos="9062"/>
         </w:tabs>
-        <w:divId w:val="2114476678"/>
+        <w:divId w:val="1801461523"/>
         <w:rPr>
           <w:rFonts w:asciiTheme="minorHAnsi" w:hAnsiTheme="minorHAnsi" w:cstheme="minorBidi"/>
           <w:noProof/>
@@ -1159,7 +1159,7 @@
         <w:rPr>
           <w:noProof/>
         </w:rPr>
-        <w:instrText xml:space="preserve"> PAGEREF _Toc241651460 \h </w:instrText>
+        <w:instrText xml:space="preserve"> PAGEREF _Toc241652928 \h </w:instrText>
       </w:r>
       <w:r>
         <w:rPr>
@@ -1191,7 +1191,7 @@
         <w:tabs>
           <w:tab w:val="right" w:leader="dot" w:pos="9062"/>
         </w:tabs>
-        <w:divId w:val="2114476678"/>
+        <w:divId w:val="1801461523"/>
         <w:rPr>
           <w:rFonts w:asciiTheme="minorHAnsi" w:hAnsiTheme="minorHAnsi" w:cstheme="minorBidi"/>
           <w:noProof/>
@@ -1224,7 +1224,7 @@
         <w:rPr>
           <w:noProof/>
         </w:rPr>
-        <w:instrText xml:space="preserve"> PAGEREF _Toc241651461 \h </w:instrText>
+        <w:instrText xml:space="preserve"> PAGEREF _Toc241652929 \h </w:instrText>
       </w:r>
       <w:r>
         <w:rPr>
@@ -1256,7 +1256,7 @@
         <w:tabs>
           <w:tab w:val="right" w:leader="dot" w:pos="9062"/>
         </w:tabs>
-        <w:divId w:val="2114476678"/>
+        <w:divId w:val="1801461523"/>
         <w:rPr>
           <w:rFonts w:asciiTheme="minorHAnsi" w:hAnsiTheme="minorHAnsi" w:cstheme="minorBidi"/>
           <w:noProof/>
@@ -1289,7 +1289,7 @@
         <w:rPr>
           <w:noProof/>
         </w:rPr>
-        <w:instrText xml:space="preserve"> PAGEREF _Toc241651462 \h </w:instrText>
+        <w:instrText xml:space="preserve"> PAGEREF _Toc241652930 \h </w:instrText>
       </w:r>
       <w:r>
         <w:rPr>
@@ -1321,7 +1321,7 @@
         <w:tabs>
           <w:tab w:val="right" w:leader="dot" w:pos="9062"/>
         </w:tabs>
-        <w:divId w:val="2114476678"/>
+        <w:divId w:val="1801461523"/>
         <w:rPr>
           <w:rFonts w:asciiTheme="minorHAnsi" w:hAnsiTheme="minorHAnsi" w:cstheme="minorBidi"/>
           <w:noProof/>
@@ -1354,7 +1354,7 @@
         <w:rPr>
           <w:noProof/>
         </w:rPr>
-        <w:instrText xml:space="preserve"> PAGEREF _Toc241651463 \h </w:instrText>
+        <w:instrText xml:space="preserve"> PAGEREF _Toc241652931 \h </w:instrText>
       </w:r>
       <w:r>
         <w:rPr>
@@ -1386,7 +1386,7 @@
         <w:tabs>
           <w:tab w:val="right" w:leader="dot" w:pos="9062"/>
         </w:tabs>
-        <w:divId w:val="2114476678"/>
+        <w:divId w:val="1801461523"/>
         <w:rPr>
           <w:rFonts w:asciiTheme="minorHAnsi" w:hAnsiTheme="minorHAnsi" w:cstheme="minorBidi"/>
           <w:noProof/>
@@ -1419,7 +1419,7 @@
         <w:rPr>
           <w:noProof/>
         </w:rPr>
-        <w:instrText xml:space="preserve"> PAGEREF _Toc241651464 \h </w:instrText>
+        <w:instrText xml:space="preserve"> PAGEREF _Toc241652932 \h </w:instrText>
       </w:r>
       <w:r>
         <w:rPr>
@@ -1451,7 +1451,7 @@
         <w:tabs>
           <w:tab w:val="right" w:leader="dot" w:pos="9062"/>
         </w:tabs>
-        <w:divId w:val="2114476678"/>
+        <w:divId w:val="1801461523"/>
         <w:rPr>
           <w:rFonts w:asciiTheme="minorHAnsi" w:hAnsiTheme="minorHAnsi" w:cstheme="minorBidi"/>
           <w:noProof/>
@@ -1484,7 +1484,7 @@
         <w:rPr>
           <w:noProof/>
         </w:rPr>
-        <w:instrText xml:space="preserve"> PAGEREF _Toc241651465 \h </w:instrText>
+        <w:instrText xml:space="preserve"> PAGEREF _Toc241652933 \h </w:instrText>
       </w:r>
       <w:r>
         <w:rPr>
@@ -1516,7 +1516,7 @@
         <w:tabs>
           <w:tab w:val="right" w:leader="dot" w:pos="9062"/>
         </w:tabs>
-        <w:divId w:val="2114476678"/>
+        <w:divId w:val="1801461523"/>
         <w:rPr>
           <w:rFonts w:asciiTheme="minorHAnsi" w:hAnsiTheme="minorHAnsi" w:cstheme="minorBidi"/>
           <w:noProof/>
@@ -1549,7 +1549,7 @@
         <w:rPr>
           <w:noProof/>
         </w:rPr>
-        <w:instrText xml:space="preserve"> PAGEREF _Toc241651466 \h </w:instrText>
+        <w:instrText xml:space="preserve"> PAGEREF _Toc241652934 \h </w:instrText>
       </w:r>
       <w:r>
         <w:rPr>
@@ -1581,7 +1581,7 @@
         <w:tabs>
           <w:tab w:val="right" w:leader="dot" w:pos="9062"/>
         </w:tabs>
-        <w:divId w:val="2114476678"/>
+        <w:divId w:val="1801461523"/>
         <w:rPr>
           <w:rFonts w:asciiTheme="minorHAnsi" w:hAnsiTheme="minorHAnsi" w:cstheme="minorBidi"/>
           <w:noProof/>
@@ -1614,7 +1614,7 @@
         <w:rPr>
           <w:noProof/>
         </w:rPr>
-        <w:instrText xml:space="preserve"> PAGEREF _Toc241651467 \h </w:instrText>
+        <w:instrText xml:space="preserve"> PAGEREF _Toc241652935 \h </w:instrText>
       </w:r>
       <w:r>
         <w:rPr>
@@ -1646,7 +1646,7 @@
         <w:tabs>
           <w:tab w:val="right" w:leader="dot" w:pos="9062"/>
         </w:tabs>
-        <w:divId w:val="2114476678"/>
+        <w:divId w:val="1801461523"/>
         <w:rPr>
           <w:rFonts w:asciiTheme="minorHAnsi" w:hAnsiTheme="minorHAnsi" w:cstheme="minorBidi"/>
           <w:noProof/>
@@ -1679,7 +1679,7 @@
         <w:rPr>
           <w:noProof/>
         </w:rPr>
-        <w:instrText xml:space="preserve"> PAGEREF _Toc241651468 \h </w:instrText>
+        <w:instrText xml:space="preserve"> PAGEREF _Toc241652936 \h </w:instrText>
       </w:r>
       <w:r>
         <w:rPr>
@@ -1711,7 +1711,7 @@
         <w:tabs>
           <w:tab w:val="right" w:leader="dot" w:pos="9062"/>
         </w:tabs>
-        <w:divId w:val="2114476678"/>
+        <w:divId w:val="1801461523"/>
         <w:rPr>
           <w:rFonts w:asciiTheme="minorHAnsi" w:hAnsiTheme="minorHAnsi" w:cstheme="minorBidi"/>
           <w:noProof/>
@@ -1744,7 +1744,7 @@
         <w:rPr>
           <w:noProof/>
         </w:rPr>
-        <w:instrText xml:space="preserve"> PAGEREF _Toc241651469 \h </w:instrText>
+        <w:instrText xml:space="preserve"> PAGEREF _Toc241652937 \h </w:instrText>
       </w:r>
       <w:r>
         <w:rPr>
@@ -1776,7 +1776,7 @@
         <w:tabs>
           <w:tab w:val="right" w:leader="dot" w:pos="9062"/>
         </w:tabs>
-        <w:divId w:val="2114476678"/>
+        <w:divId w:val="1801461523"/>
         <w:rPr>
           <w:rFonts w:asciiTheme="minorHAnsi" w:hAnsiTheme="minorHAnsi" w:cstheme="minorBidi"/>
           <w:noProof/>
@@ -1809,7 +1809,7 @@
         <w:rPr>
           <w:noProof/>
         </w:rPr>
-        <w:instrText xml:space="preserve"> PAGEREF _Toc241651470 \h </w:instrText>
+        <w:instrText xml:space="preserve"> PAGEREF _Toc241652938 \h </w:instrText>
       </w:r>
       <w:r>
         <w:rPr>
@@ -1841,7 +1841,7 @@
         <w:tabs>
           <w:tab w:val="right" w:leader="dot" w:pos="9062"/>
         </w:tabs>
-        <w:divId w:val="2114476678"/>
+        <w:divId w:val="1801461523"/>
         <w:rPr>
           <w:rFonts w:asciiTheme="minorHAnsi" w:hAnsiTheme="minorHAnsi" w:cstheme="minorBidi"/>
           <w:noProof/>
@@ -1874,7 +1874,7 @@
         <w:rPr>
           <w:noProof/>
         </w:rPr>
-        <w:instrText xml:space="preserve"> PAGEREF _Toc241651471 \h </w:instrText>
+        <w:instrText xml:space="preserve"> PAGEREF _Toc241652939 \h </w:instrText>
       </w:r>
       <w:r>
         <w:rPr>
@@ -1906,7 +1906,7 @@
         <w:tabs>
           <w:tab w:val="right" w:leader="dot" w:pos="9062"/>
         </w:tabs>
-        <w:divId w:val="2114476678"/>
+        <w:divId w:val="1801461523"/>
         <w:rPr>
           <w:rFonts w:asciiTheme="minorHAnsi" w:hAnsiTheme="minorHAnsi" w:cstheme="minorBidi"/>
           <w:noProof/>
@@ -1939,7 +1939,7 @@
         <w:rPr>
           <w:noProof/>
         </w:rPr>
-        <w:instrText xml:space="preserve"> PAGEREF _Toc241651472 \h </w:instrText>
+        <w:instrText xml:space="preserve"> PAGEREF _Toc241652940 \h </w:instrText>
       </w:r>
       <w:r>
         <w:rPr>
@@ -1971,7 +1971,7 @@
         <w:tabs>
           <w:tab w:val="right" w:leader="dot" w:pos="9062"/>
         </w:tabs>
-        <w:divId w:val="2114476678"/>
+        <w:divId w:val="1801461523"/>
         <w:rPr>
           <w:rFonts w:asciiTheme="minorHAnsi" w:hAnsiTheme="minorHAnsi" w:cstheme="minorBidi"/>
           <w:noProof/>
@@ -2004,7 +2004,7 @@
         <w:rPr>
           <w:noProof/>
         </w:rPr>
-        <w:instrText xml:space="preserve"> PAGEREF _Toc241651473 \h </w:instrText>
+        <w:instrText xml:space="preserve"> PAGEREF _Toc241652941 \h </w:instrText>
       </w:r>
       <w:r>
         <w:rPr>
@@ -2036,7 +2036,7 @@
         <w:tabs>
           <w:tab w:val="right" w:leader="dot" w:pos="9062"/>
         </w:tabs>
-        <w:divId w:val="2114476678"/>
+        <w:divId w:val="1801461523"/>
         <w:rPr>
           <w:rFonts w:asciiTheme="minorHAnsi" w:hAnsiTheme="minorHAnsi" w:cstheme="minorBidi"/>
           <w:noProof/>
@@ -2069,7 +2069,7 @@
         <w:rPr>
           <w:noProof/>
         </w:rPr>
-        <w:instrText xml:space="preserve"> PAGEREF _Toc241651474 \h </w:instrText>
+        <w:instrText xml:space="preserve"> PAGEREF _Toc241652942 \h </w:instrText>
       </w:r>
       <w:r>
         <w:rPr>
@@ -2101,7 +2101,7 @@
         <w:tabs>
           <w:tab w:val="right" w:leader="dot" w:pos="9062"/>
         </w:tabs>
-        <w:divId w:val="2114476678"/>
+        <w:divId w:val="1801461523"/>
         <w:rPr>
           <w:rFonts w:asciiTheme="minorHAnsi" w:hAnsiTheme="minorHAnsi" w:cstheme="minorBidi"/>
           <w:noProof/>
@@ -2134,7 +2134,7 @@
         <w:rPr>
           <w:noProof/>
         </w:rPr>
-        <w:instrText xml:space="preserve"> PAGEREF _Toc241651475 \h </w:instrText>
+        <w:instrText xml:space="preserve"> PAGEREF _Toc241652943 \h </w:instrText>
       </w:r>
       <w:r>
         <w:rPr>
@@ -2166,7 +2166,7 @@
         <w:tabs>
           <w:tab w:val="right" w:leader="dot" w:pos="9062"/>
         </w:tabs>
-        <w:divId w:val="2114476678"/>
+        <w:divId w:val="1801461523"/>
         <w:rPr>
           <w:rFonts w:asciiTheme="minorHAnsi" w:hAnsiTheme="minorHAnsi" w:cstheme="minorBidi"/>
           <w:noProof/>
@@ -2199,7 +2199,7 @@
         <w:rPr>
           <w:noProof/>
         </w:rPr>
-        <w:instrText xml:space="preserve"> PAGEREF _Toc241651476 \h </w:instrText>
+        <w:instrText xml:space="preserve"> PAGEREF _Toc241652944 \h </w:instrText>
       </w:r>
       <w:r>
         <w:rPr>
@@ -2231,7 +2231,7 @@
         <w:tabs>
           <w:tab w:val="right" w:leader="dot" w:pos="9062"/>
         </w:tabs>
-        <w:divId w:val="2114476678"/>
+        <w:divId w:val="1801461523"/>
         <w:rPr>
           <w:rFonts w:asciiTheme="minorHAnsi" w:hAnsiTheme="minorHAnsi" w:cstheme="minorBidi"/>
           <w:noProof/>
@@ -2264,7 +2264,7 @@
         <w:rPr>
           <w:noProof/>
         </w:rPr>
-        <w:instrText xml:space="preserve"> PAGEREF _Toc241651477 \h </w:instrText>
+        <w:instrText xml:space="preserve"> PAGEREF _Toc241652945 \h </w:instrText>
       </w:r>
       <w:r>
         <w:rPr>
@@ -2296,7 +2296,7 @@
         <w:tabs>
           <w:tab w:val="right" w:leader="dot" w:pos="9062"/>
         </w:tabs>
-        <w:divId w:val="2114476678"/>
+        <w:divId w:val="1801461523"/>
         <w:rPr>
           <w:rFonts w:asciiTheme="minorHAnsi" w:hAnsiTheme="minorHAnsi" w:cstheme="minorBidi"/>
           <w:noProof/>
@@ -2329,7 +2329,7 @@
         <w:rPr>
           <w:noProof/>
         </w:rPr>
-        <w:instrText xml:space="preserve"> PAGEREF _Toc241651478 \h </w:instrText>
+        <w:instrText xml:space="preserve"> PAGEREF _Toc241652946 \h </w:instrText>
       </w:r>
       <w:r>
         <w:rPr>
@@ -2361,7 +2361,7 @@
         <w:tabs>
           <w:tab w:val="right" w:leader="dot" w:pos="9062"/>
         </w:tabs>
-        <w:divId w:val="2114476678"/>
+        <w:divId w:val="1801461523"/>
         <w:rPr>
           <w:rFonts w:asciiTheme="minorHAnsi" w:hAnsiTheme="minorHAnsi" w:cstheme="minorBidi"/>
           <w:noProof/>
@@ -2394,7 +2394,7 @@
         <w:rPr>
           <w:noProof/>
         </w:rPr>
-        <w:instrText xml:space="preserve"> PAGEREF _Toc241651479 \h </w:instrText>
+        <w:instrText xml:space="preserve"> PAGEREF _Toc241652947 \h </w:instrText>
       </w:r>
       <w:r>
         <w:rPr>
@@ -2426,7 +2426,7 @@
         <w:tabs>
           <w:tab w:val="right" w:leader="dot" w:pos="9062"/>
         </w:tabs>
-        <w:divId w:val="2114476678"/>
+        <w:divId w:val="1801461523"/>
         <w:rPr>
           <w:rFonts w:asciiTheme="minorHAnsi" w:hAnsiTheme="minorHAnsi" w:cstheme="minorBidi"/>
           <w:noProof/>
@@ -2459,7 +2459,7 @@
         <w:rPr>
           <w:noProof/>
         </w:rPr>
-        <w:instrText xml:space="preserve"> PAGEREF _Toc241651480 \h </w:instrText>
+        <w:instrText xml:space="preserve"> PAGEREF _Toc241652948 \h </w:instrText>
       </w:r>
       <w:r>
         <w:rPr>
@@ -2491,7 +2491,7 @@
         <w:tabs>
           <w:tab w:val="right" w:leader="dot" w:pos="9062"/>
         </w:tabs>
-        <w:divId w:val="2114476678"/>
+        <w:divId w:val="1801461523"/>
         <w:rPr>
           <w:rFonts w:asciiTheme="minorHAnsi" w:hAnsiTheme="minorHAnsi" w:cstheme="minorBidi"/>
           <w:noProof/>
@@ -2524,7 +2524,7 @@
         <w:rPr>
           <w:noProof/>
         </w:rPr>
-        <w:instrText xml:space="preserve"> PAGEREF _Toc241651481 \h </w:instrText>
+        <w:instrText xml:space="preserve"> PAGEREF _Toc241652949 \h </w:instrText>
       </w:r>
       <w:r>
         <w:rPr>
@@ -2556,7 +2556,7 @@
         <w:tabs>
           <w:tab w:val="right" w:leader="dot" w:pos="9062"/>
         </w:tabs>
-        <w:divId w:val="2114476678"/>
+        <w:divId w:val="1801461523"/>
         <w:rPr>
           <w:rFonts w:asciiTheme="minorHAnsi" w:hAnsiTheme="minorHAnsi" w:cstheme="minorBidi"/>
           <w:noProof/>
@@ -2589,7 +2589,7 @@
         <w:rPr>
           <w:noProof/>
         </w:rPr>
-        <w:instrText xml:space="preserve"> PAGEREF _Toc241651482 \h </w:instrText>
+        <w:instrText xml:space="preserve"> PAGEREF _Toc241652950 \h </w:instrText>
       </w:r>
       <w:r>
         <w:rPr>
@@ -2621,7 +2621,7 @@
         <w:tabs>
           <w:tab w:val="right" w:leader="dot" w:pos="9062"/>
         </w:tabs>
-        <w:divId w:val="2114476678"/>
+        <w:divId w:val="1801461523"/>
         <w:rPr>
           <w:rFonts w:asciiTheme="minorHAnsi" w:hAnsiTheme="minorHAnsi" w:cstheme="minorBidi"/>
           <w:noProof/>
@@ -2654,7 +2654,7 @@
         <w:rPr>
           <w:noProof/>
         </w:rPr>
-        <w:instrText xml:space="preserve"> PAGEREF _Toc241651483 \h </w:instrText>
+        <w:instrText xml:space="preserve"> PAGEREF _Toc241652951 \h </w:instrText>
       </w:r>
       <w:r>
         <w:rPr>
@@ -2686,7 +2686,7 @@
         <w:tabs>
           <w:tab w:val="right" w:leader="dot" w:pos="9062"/>
         </w:tabs>
-        <w:divId w:val="2114476678"/>
+        <w:divId w:val="1801461523"/>
         <w:rPr>
           <w:rFonts w:asciiTheme="minorHAnsi" w:hAnsiTheme="minorHAnsi" w:cstheme="minorBidi"/>
           <w:noProof/>
@@ -2719,7 +2719,7 @@
         <w:rPr>
           <w:noProof/>
         </w:rPr>
-        <w:instrText xml:space="preserve"> PAGEREF _Toc241651484 \h </w:instrText>
+        <w:instrText xml:space="preserve"> PAGEREF _Toc241652952 \h </w:instrText>
       </w:r>
       <w:r>
         <w:rPr>
@@ -2751,7 +2751,7 @@
         <w:tabs>
           <w:tab w:val="right" w:leader="dot" w:pos="9062"/>
         </w:tabs>
-        <w:divId w:val="2114476678"/>
+        <w:divId w:val="1801461523"/>
         <w:rPr>
           <w:rFonts w:asciiTheme="minorHAnsi" w:hAnsiTheme="minorHAnsi" w:cstheme="minorBidi"/>
           <w:noProof/>
@@ -2784,7 +2784,7 @@
         <w:rPr>
           <w:noProof/>
         </w:rPr>
-        <w:instrText xml:space="preserve"> PAGEREF _Toc241651485 \h </w:instrText>
+        <w:instrText xml:space="preserve"> PAGEREF _Toc241652953 \h </w:instrText>
       </w:r>
       <w:r>
         <w:rPr>
@@ -2816,7 +2816,7 @@
         <w:tabs>
           <w:tab w:val="right" w:leader="dot" w:pos="9062"/>
         </w:tabs>
-        <w:divId w:val="2114476678"/>
+        <w:divId w:val="1801461523"/>
         <w:rPr>
           <w:rFonts w:asciiTheme="minorHAnsi" w:hAnsiTheme="minorHAnsi" w:cstheme="minorBidi"/>
           <w:noProof/>
@@ -2849,7 +2849,7 @@
         <w:rPr>
           <w:noProof/>
         </w:rPr>
-        <w:instrText xml:space="preserve"> PAGEREF _Toc241651486 \h </w:instrText>
+        <w:instrText xml:space="preserve"> PAGEREF _Toc241652954 \h </w:instrText>
       </w:r>
       <w:r>
         <w:rPr>
@@ -2881,7 +2881,7 @@
         <w:tabs>
           <w:tab w:val="right" w:leader="dot" w:pos="9062"/>
         </w:tabs>
-        <w:divId w:val="2114476678"/>
+        <w:divId w:val="1801461523"/>
         <w:rPr>
           <w:rFonts w:asciiTheme="minorHAnsi" w:hAnsiTheme="minorHAnsi" w:cstheme="minorBidi"/>
           <w:noProof/>
@@ -2914,7 +2914,7 @@
         <w:rPr>
           <w:noProof/>
         </w:rPr>
-        <w:instrText xml:space="preserve"> PAGEREF _Toc241651487 \h </w:instrText>
+        <w:instrText xml:space="preserve"> PAGEREF _Toc241652955 \h </w:instrText>
       </w:r>
       <w:r>
         <w:rPr>
@@ -2946,7 +2946,7 @@
         <w:tabs>
           <w:tab w:val="right" w:leader="dot" w:pos="9062"/>
         </w:tabs>
-        <w:divId w:val="2114476678"/>
+        <w:divId w:val="1801461523"/>
         <w:rPr>
           <w:rFonts w:asciiTheme="minorHAnsi" w:hAnsiTheme="minorHAnsi" w:cstheme="minorBidi"/>
           <w:noProof/>
@@ -2979,7 +2979,7 @@
         <w:rPr>
           <w:noProof/>
         </w:rPr>
-        <w:instrText xml:space="preserve"> PAGEREF _Toc241651488 \h </w:instrText>
+        <w:instrText xml:space="preserve"> PAGEREF _Toc241652956 \h </w:instrText>
       </w:r>
       <w:r>
         <w:rPr>
@@ -3011,7 +3011,7 @@
         <w:tabs>
           <w:tab w:val="right" w:leader="dot" w:pos="9062"/>
         </w:tabs>
-        <w:divId w:val="2114476678"/>
+        <w:divId w:val="1801461523"/>
         <w:rPr>
           <w:rFonts w:asciiTheme="minorHAnsi" w:hAnsiTheme="minorHAnsi" w:cstheme="minorBidi"/>
           <w:noProof/>
@@ -3044,7 +3044,7 @@
         <w:rPr>
           <w:noProof/>
         </w:rPr>
-        <w:instrText xml:space="preserve"> PAGEREF _Toc241651489 \h </w:instrText>
+        <w:instrText xml:space="preserve"> PAGEREF _Toc241652957 \h </w:instrText>
       </w:r>
       <w:r>
         <w:rPr>
@@ -3076,7 +3076,7 @@
         <w:tabs>
           <w:tab w:val="right" w:leader="dot" w:pos="9062"/>
         </w:tabs>
-        <w:divId w:val="2114476678"/>
+        <w:divId w:val="1801461523"/>
         <w:rPr>
           <w:rFonts w:asciiTheme="minorHAnsi" w:hAnsiTheme="minorHAnsi" w:cstheme="minorBidi"/>
           <w:noProof/>
@@ -3109,7 +3109,7 @@
         <w:rPr>
           <w:noProof/>
         </w:rPr>
-        <w:instrText xml:space="preserve"> PAGEREF _Toc241651490 \h </w:instrText>
+        <w:instrText xml:space="preserve"> PAGEREF _Toc241652958 \h </w:instrText>
       </w:r>
       <w:r>
         <w:rPr>
@@ -3141,7 +3141,7 @@
         <w:tabs>
           <w:tab w:val="right" w:leader="dot" w:pos="9062"/>
         </w:tabs>
-        <w:divId w:val="2114476678"/>
+        <w:divId w:val="1801461523"/>
         <w:rPr>
           <w:rFonts w:asciiTheme="minorHAnsi" w:hAnsiTheme="minorHAnsi" w:cstheme="minorBidi"/>
           <w:noProof/>
@@ -3174,7 +3174,7 @@
         <w:rPr>
           <w:noProof/>
         </w:rPr>
-        <w:instrText xml:space="preserve"> PAGEREF _Toc241651491 \h </w:instrText>
+        <w:instrText xml:space="preserve"> PAGEREF _Toc241652959 \h </w:instrText>
       </w:r>
       <w:r>
         <w:rPr>
@@ -3206,7 +3206,7 @@
         <w:tabs>
           <w:tab w:val="right" w:leader="dot" w:pos="9062"/>
         </w:tabs>
-        <w:divId w:val="2114476678"/>
+        <w:divId w:val="1801461523"/>
         <w:rPr>
           <w:rFonts w:asciiTheme="minorHAnsi" w:hAnsiTheme="minorHAnsi" w:cstheme="minorBidi"/>
           <w:noProof/>
@@ -3239,7 +3239,7 @@
         <w:rPr>
           <w:noProof/>
         </w:rPr>
-        <w:instrText xml:space="preserve"> PAGEREF _Toc241651492 \h </w:instrText>
+        <w:instrText xml:space="preserve"> PAGEREF _Toc241652960 \h </w:instrText>
       </w:r>
       <w:r>
         <w:rPr>
@@ -3271,7 +3271,7 @@
         <w:tabs>
           <w:tab w:val="right" w:leader="dot" w:pos="9062"/>
         </w:tabs>
-        <w:divId w:val="2114476678"/>
+        <w:divId w:val="1801461523"/>
         <w:rPr>
           <w:rFonts w:asciiTheme="minorHAnsi" w:hAnsiTheme="minorHAnsi" w:cstheme="minorBidi"/>
           <w:noProof/>
@@ -3304,7 +3304,7 @@
         <w:rPr>
           <w:noProof/>
         </w:rPr>
-        <w:instrText xml:space="preserve"> PAGEREF _Toc241651493 \h </w:instrText>
+        <w:instrText xml:space="preserve"> PAGEREF _Toc241652961 \h </w:instrText>
       </w:r>
       <w:r>
         <w:rPr>
@@ -3336,7 +3336,7 @@
         <w:tabs>
           <w:tab w:val="right" w:leader="dot" w:pos="9062"/>
         </w:tabs>
-        <w:divId w:val="2114476678"/>
+        <w:divId w:val="1801461523"/>
         <w:rPr>
           <w:rFonts w:asciiTheme="minorHAnsi" w:hAnsiTheme="minorHAnsi" w:cstheme="minorBidi"/>
           <w:noProof/>
@@ -3369,7 +3369,7 @@
         <w:rPr>
           <w:noProof/>
         </w:rPr>
-        <w:instrText xml:space="preserve"> PAGEREF _Toc241651494 \h </w:instrText>
+        <w:instrText xml:space="preserve"> PAGEREF _Toc241652962 \h </w:instrText>
       </w:r>
       <w:r>
         <w:rPr>
@@ -3401,7 +3401,7 @@
         <w:tabs>
           <w:tab w:val="right" w:leader="dot" w:pos="9062"/>
         </w:tabs>
-        <w:divId w:val="2114476678"/>
+        <w:divId w:val="1801461523"/>
         <w:rPr>
           <w:rFonts w:asciiTheme="minorHAnsi" w:hAnsiTheme="minorHAnsi" w:cstheme="minorBidi"/>
           <w:noProof/>
@@ -3434,7 +3434,7 @@
         <w:rPr>
           <w:noProof/>
         </w:rPr>
-        <w:instrText xml:space="preserve"> PAGEREF _Toc241651495 \h </w:instrText>
+        <w:instrText xml:space="preserve"> PAGEREF _Toc241652963 \h </w:instrText>
       </w:r>
       <w:r>
         <w:rPr>
@@ -3466,7 +3466,7 @@
         <w:tabs>
           <w:tab w:val="right" w:leader="dot" w:pos="9062"/>
         </w:tabs>
-        <w:divId w:val="2114476678"/>
+        <w:divId w:val="1801461523"/>
         <w:rPr>
           <w:rFonts w:asciiTheme="minorHAnsi" w:hAnsiTheme="minorHAnsi" w:cstheme="minorBidi"/>
           <w:noProof/>
@@ -3499,7 +3499,7 @@
         <w:rPr>
           <w:noProof/>
         </w:rPr>
-        <w:instrText xml:space="preserve"> PAGEREF _Toc241651496 \h </w:instrText>
+        <w:instrText xml:space="preserve"> PAGEREF _Toc241652964 \h </w:instrText>
       </w:r>
       <w:r>
         <w:rPr>
@@ -3531,7 +3531,7 @@
         <w:tabs>
           <w:tab w:val="right" w:leader="dot" w:pos="9062"/>
         </w:tabs>
-        <w:divId w:val="2114476678"/>
+        <w:divId w:val="1801461523"/>
         <w:rPr>
           <w:rFonts w:asciiTheme="minorHAnsi" w:hAnsiTheme="minorHAnsi" w:cstheme="minorBidi"/>
           <w:noProof/>
@@ -3564,7 +3564,7 @@
         <w:rPr>
           <w:noProof/>
         </w:rPr>
-        <w:instrText xml:space="preserve"> PAGEREF _Toc241651497 \h </w:instrText>
+        <w:instrText xml:space="preserve"> PAGEREF _Toc241652965 \h </w:instrText>
       </w:r>
       <w:r>
         <w:rPr>
@@ -3596,7 +3596,7 @@
         <w:tabs>
           <w:tab w:val="right" w:leader="dot" w:pos="9062"/>
         </w:tabs>
-        <w:divId w:val="2114476678"/>
+        <w:divId w:val="1801461523"/>
         <w:rPr>
           <w:rFonts w:asciiTheme="minorHAnsi" w:hAnsiTheme="minorHAnsi" w:cstheme="minorBidi"/>
           <w:noProof/>
@@ -3629,7 +3629,7 @@
         <w:rPr>
           <w:noProof/>
         </w:rPr>
-        <w:instrText xml:space="preserve"> PAGEREF _Toc241651498 \h </w:instrText>
+        <w:instrText xml:space="preserve"> PAGEREF _Toc241652966 \h </w:instrText>
       </w:r>
       <w:r>
         <w:rPr>
@@ -3661,7 +3661,7 @@
         <w:tabs>
           <w:tab w:val="right" w:leader="dot" w:pos="9062"/>
         </w:tabs>
-        <w:divId w:val="2114476678"/>
+        <w:divId w:val="1801461523"/>
         <w:rPr>
           <w:rFonts w:asciiTheme="minorHAnsi" w:hAnsiTheme="minorHAnsi" w:cstheme="minorBidi"/>
           <w:noProof/>
@@ -3694,7 +3694,7 @@
         <w:rPr>
           <w:noProof/>
         </w:rPr>
-        <w:instrText xml:space="preserve"> PAGEREF _Toc241651499 \h </w:instrText>
+        <w:instrText xml:space="preserve"> PAGEREF _Toc241652967 \h </w:instrText>
       </w:r>
       <w:r>
         <w:rPr>
@@ -3726,7 +3726,7 @@
         <w:tabs>
           <w:tab w:val="right" w:leader="dot" w:pos="9062"/>
         </w:tabs>
-        <w:divId w:val="2114476678"/>
+        <w:divId w:val="1801461523"/>
         <w:rPr>
           <w:rFonts w:asciiTheme="minorHAnsi" w:hAnsiTheme="minorHAnsi" w:cstheme="minorBidi"/>
           <w:noProof/>
@@ -3759,7 +3759,7 @@
         <w:rPr>
           <w:noProof/>
         </w:rPr>
-        <w:instrText xml:space="preserve"> PAGEREF _Toc241651500 \h </w:instrText>
+        <w:instrText xml:space="preserve"> PAGEREF _Toc241652968 \h </w:instrText>
       </w:r>
       <w:r>
         <w:rPr>
@@ -3791,7 +3791,7 @@
         <w:tabs>
           <w:tab w:val="right" w:leader="dot" w:pos="9062"/>
         </w:tabs>
-        <w:divId w:val="2114476678"/>
+        <w:divId w:val="1801461523"/>
         <w:rPr>
           <w:rFonts w:asciiTheme="minorHAnsi" w:hAnsiTheme="minorHAnsi" w:cstheme="minorBidi"/>
           <w:noProof/>
@@ -3824,7 +3824,7 @@
         <w:rPr>
           <w:noProof/>
         </w:rPr>
-        <w:instrText xml:space="preserve"> PAGEREF _Toc241651501 \h </w:instrText>
+        <w:instrText xml:space="preserve"> PAGEREF _Toc241652969 \h </w:instrText>
       </w:r>
       <w:r>
         <w:rPr>
@@ -3856,7 +3856,7 @@
         <w:tabs>
           <w:tab w:val="right" w:leader="dot" w:pos="9062"/>
         </w:tabs>
-        <w:divId w:val="2114476678"/>
+        <w:divId w:val="1801461523"/>
         <w:rPr>
           <w:rFonts w:asciiTheme="minorHAnsi" w:hAnsiTheme="minorHAnsi" w:cstheme="minorBidi"/>
           <w:noProof/>
@@ -3889,7 +3889,7 @@
         <w:rPr>
           <w:noProof/>
         </w:rPr>
-        <w:instrText xml:space="preserve"> PAGEREF _Toc241651502 \h </w:instrText>
+        <w:instrText xml:space="preserve"> PAGEREF _Toc241652970 \h </w:instrText>
       </w:r>
       <w:r>
         <w:rPr>
@@ -3921,7 +3921,7 @@
         <w:tabs>
           <w:tab w:val="right" w:leader="dot" w:pos="9062"/>
         </w:tabs>
-        <w:divId w:val="2114476678"/>
+        <w:divId w:val="1801461523"/>
         <w:rPr>
           <w:rFonts w:asciiTheme="minorHAnsi" w:hAnsiTheme="minorHAnsi" w:cstheme="minorBidi"/>
           <w:noProof/>
@@ -3954,7 +3954,7 @@
         <w:rPr>
           <w:noProof/>
         </w:rPr>
-        <w:instrText xml:space="preserve"> PAGEREF _Toc241651503 \h </w:instrText>
+        <w:instrText xml:space="preserve"> PAGEREF _Toc241652971 \h </w:instrText>
       </w:r>
       <w:r>
         <w:rPr>
@@ -3986,7 +3986,7 @@
         <w:tabs>
           <w:tab w:val="right" w:leader="dot" w:pos="9062"/>
         </w:tabs>
-        <w:divId w:val="2114476678"/>
+        <w:divId w:val="1801461523"/>
         <w:rPr>
           <w:rFonts w:asciiTheme="minorHAnsi" w:hAnsiTheme="minorHAnsi" w:cstheme="minorBidi"/>
           <w:noProof/>
@@ -4019,7 +4019,7 @@
         <w:rPr>
           <w:noProof/>
         </w:rPr>
-        <w:instrText xml:space="preserve"> PAGEREF _Toc241651504 \h </w:instrText>
+        <w:instrText xml:space="preserve"> PAGEREF _Toc241652972 \h </w:instrText>
       </w:r>
       <w:r>
         <w:rPr>
@@ -4051,7 +4051,7 @@
         <w:tabs>
           <w:tab w:val="right" w:leader="dot" w:pos="9062"/>
         </w:tabs>
-        <w:divId w:val="2114476678"/>
+        <w:divId w:val="1801461523"/>
         <w:rPr>
           <w:rFonts w:asciiTheme="minorHAnsi" w:hAnsiTheme="minorHAnsi" w:cstheme="minorBidi"/>
           <w:noProof/>
@@ -4084,7 +4084,7 @@
         <w:rPr>
           <w:noProof/>
         </w:rPr>
-        <w:instrText xml:space="preserve"> PAGEREF _Toc241651505 \h </w:instrText>
+        <w:instrText xml:space="preserve"> PAGEREF _Toc241652973 \h </w:instrText>
       </w:r>
       <w:r>
         <w:rPr>
@@ -4116,7 +4116,7 @@
         <w:tabs>
           <w:tab w:val="right" w:leader="dot" w:pos="9062"/>
         </w:tabs>
-        <w:divId w:val="2114476678"/>
+        <w:divId w:val="1801461523"/>
         <w:rPr>
           <w:rFonts w:asciiTheme="minorHAnsi" w:hAnsiTheme="minorHAnsi" w:cstheme="minorBidi"/>
           <w:noProof/>
@@ -4149,7 +4149,7 @@
         <w:rPr>
           <w:noProof/>
         </w:rPr>
-        <w:instrText xml:space="preserve"> PAGEREF _Toc241651506 \h </w:instrText>
+        <w:instrText xml:space="preserve"> PAGEREF _Toc241652974 \h </w:instrText>
       </w:r>
       <w:r>
         <w:rPr>
@@ -4181,7 +4181,7 @@
         <w:tabs>
           <w:tab w:val="right" w:leader="dot" w:pos="9062"/>
         </w:tabs>
-        <w:divId w:val="2114476678"/>
+        <w:divId w:val="1801461523"/>
         <w:rPr>
           <w:rFonts w:asciiTheme="minorHAnsi" w:hAnsiTheme="minorHAnsi" w:cstheme="minorBidi"/>
           <w:noProof/>
@@ -4214,7 +4214,7 @@
         <w:rPr>
           <w:noProof/>
         </w:rPr>
-        <w:instrText xml:space="preserve"> PAGEREF _Toc241651507 \h </w:instrText>
+        <w:instrText xml:space="preserve"> PAGEREF _Toc241652975 \h </w:instrText>
       </w:r>
       <w:r>
         <w:rPr>
@@ -4246,7 +4246,7 @@
         <w:tabs>
           <w:tab w:val="right" w:leader="dot" w:pos="9062"/>
         </w:tabs>
-        <w:divId w:val="2114476678"/>
+        <w:divId w:val="1801461523"/>
         <w:rPr>
           <w:rFonts w:asciiTheme="minorHAnsi" w:hAnsiTheme="minorHAnsi" w:cstheme="minorBidi"/>
           <w:noProof/>
@@ -4279,7 +4279,7 @@
         <w:rPr>
           <w:noProof/>
         </w:rPr>
-        <w:instrText xml:space="preserve"> PAGEREF _Toc241651508 \h </w:instrText>
+        <w:instrText xml:space="preserve"> PAGEREF _Toc241652976 \h </w:instrText>
       </w:r>
       <w:r>
         <w:rPr>
@@ -4311,7 +4311,7 @@
         <w:tabs>
           <w:tab w:val="right" w:leader="dot" w:pos="9062"/>
         </w:tabs>
-        <w:divId w:val="2114476678"/>
+        <w:divId w:val="1801461523"/>
         <w:rPr>
           <w:rFonts w:asciiTheme="minorHAnsi" w:hAnsiTheme="minorHAnsi" w:cstheme="minorBidi"/>
           <w:noProof/>
@@ -4344,7 +4344,7 @@
         <w:rPr>
           <w:noProof/>
         </w:rPr>
-        <w:instrText xml:space="preserve"> PAGEREF _Toc241651509 \h </w:instrText>
+        <w:instrText xml:space="preserve"> PAGEREF _Toc241652977 \h </w:instrText>
       </w:r>
       <w:r>
         <w:rPr>
@@ -4376,7 +4376,7 @@
         <w:tabs>
           <w:tab w:val="right" w:leader="dot" w:pos="9062"/>
         </w:tabs>
-        <w:divId w:val="2114476678"/>
+        <w:divId w:val="1801461523"/>
         <w:rPr>
           <w:rFonts w:asciiTheme="minorHAnsi" w:hAnsiTheme="minorHAnsi" w:cstheme="minorBidi"/>
           <w:noProof/>
@@ -4409,7 +4409,7 @@
         <w:rPr>
           <w:noProof/>
         </w:rPr>
-        <w:instrText xml:space="preserve"> PAGEREF _Toc241651510 \h </w:instrText>
+        <w:instrText xml:space="preserve"> PAGEREF _Toc241652978 \h </w:instrText>
       </w:r>
       <w:r>
         <w:rPr>
@@ -4441,7 +4441,7 @@
         <w:tabs>
           <w:tab w:val="right" w:leader="dot" w:pos="9062"/>
         </w:tabs>
-        <w:divId w:val="2114476678"/>
+        <w:divId w:val="1801461523"/>
         <w:rPr>
           <w:rFonts w:asciiTheme="minorHAnsi" w:hAnsiTheme="minorHAnsi" w:cstheme="minorBidi"/>
           <w:noProof/>
@@ -4474,7 +4474,7 @@
         <w:rPr>
           <w:noProof/>
         </w:rPr>
-        <w:instrText xml:space="preserve"> PAGEREF _Toc241651511 \h </w:instrText>
+        <w:instrText xml:space="preserve"> PAGEREF _Toc241652979 \h </w:instrText>
       </w:r>
       <w:r>
         <w:rPr>
@@ -4506,7 +4506,7 @@
         <w:tabs>
           <w:tab w:val="right" w:leader="dot" w:pos="9062"/>
         </w:tabs>
-        <w:divId w:val="2114476678"/>
+        <w:divId w:val="1801461523"/>
         <w:rPr>
           <w:rFonts w:asciiTheme="minorHAnsi" w:hAnsiTheme="minorHAnsi" w:cstheme="minorBidi"/>
           <w:noProof/>
@@ -4539,7 +4539,7 @@
         <w:rPr>
           <w:noProof/>
         </w:rPr>
-        <w:instrText xml:space="preserve"> PAGEREF _Toc241651512 \h </w:instrText>
+        <w:instrText xml:space="preserve"> PAGEREF _Toc241652980 \h </w:instrText>
       </w:r>
       <w:r>
         <w:rPr>
@@ -4568,7 +4568,7 @@
     <w:p>
       <w:pPr>
         <w:pStyle w:val="marker"/>
-        <w:divId w:val="2114476678"/>
+        <w:divId w:val="1801461523"/>
         <w:rPr>
           <w:lang w:val="nl-NL"/>
         </w:rPr>
@@ -4584,7 +4584,7 @@
       <w:pPr>
         <w:pStyle w:val="marker"/>
         <w:ind w:left="800" w:right="800"/>
-        <w:divId w:val="953097243"/>
+        <w:divId w:val="187333256"/>
         <w:rPr>
           <w:lang w:val="nl-NL"/>
         </w:rPr>
@@ -4595,7 +4595,7 @@
     </w:p>
     <w:p>
       <w:pPr>
-        <w:divId w:val="1872107735"/>
+        <w:divId w:val="732629451"/>
         <w:rPr>
           <w:i/>
           <w:iCs/>
@@ -4610,35 +4610,26 @@
           <w:color w:val="333333"/>
           <w:lang w:val="nl-NL"/>
         </w:rPr>
-        <w:t xml:space="preserve">Dit is Document A — </w:t>
-      </w:r>
-      <w:r>
+        <w:t>Dit is Document A — De narratieve audit van het Systeem-Audit-project. Het beschrijft de organisaties die samen het netwerk vormen, als een reeks lopende verhalen.</w:t>
+      </w:r>
+    </w:p>
+    <w:p>
+      <w:pPr>
+        <w:divId w:val="732629451"/>
         <w:rPr>
           <w:i/>
           <w:iCs/>
           <w:color w:val="333333"/>
           <w:lang w:val="nl-NL"/>
         </w:rPr>
-        <w:t>De narratieve audit van het Systeem-Audit-project. Het beschrijft de organisaties die samen het netwerk vormen, als een reeks lopende verhalen.</w:t>
-      </w:r>
-    </w:p>
-    <w:p>
-      <w:pPr>
-        <w:divId w:val="1872107735"/>
+      </w:pPr>
+      <w:r>
         <w:rPr>
           <w:i/>
           <w:iCs/>
           <w:color w:val="333333"/>
           <w:lang w:val="nl-NL"/>
         </w:rPr>
-      </w:pPr>
-      <w:r>
-        <w:rPr>
-          <w:i/>
-          <w:iCs/>
-          <w:color w:val="333333"/>
-          <w:lang w:val="nl-NL"/>
-        </w:rPr>
         <w:t>Lees het als een reeks verhalen, niet als een database.</w:t>
       </w:r>
     </w:p>
@@ -4646,7 +4637,7 @@
       <w:pPr>
         <w:pStyle w:val="marker"/>
         <w:ind w:left="800" w:right="800"/>
-        <w:divId w:val="953097243"/>
+        <w:divId w:val="187333256"/>
         <w:rPr>
           <w:lang w:val="nl-NL"/>
         </w:rPr>
@@ -4658,13 +4649,13 @@
     <w:p>
       <w:pPr>
         <w:pStyle w:val="Kop1"/>
-        <w:divId w:val="953097243"/>
-        <w:rPr>
-          <w:rFonts w:eastAsia="Times New Roman"/>
-          <w:lang w:val="nl-NL"/>
-        </w:rPr>
-      </w:pPr>
-      <w:bookmarkStart w:id="1" w:name="_Toc241651446"/>
+        <w:divId w:val="187333256"/>
+        <w:rPr>
+          <w:rFonts w:eastAsia="Times New Roman"/>
+          <w:lang w:val="nl-NL"/>
+        </w:rPr>
+      </w:pPr>
+      <w:bookmarkStart w:id="1" w:name="_Toc241652914"/>
       <w:r>
         <w:rPr>
           <w:rFonts w:eastAsia="Times New Roman"/>
@@ -4677,13 +4668,13 @@
     <w:p>
       <w:pPr>
         <w:pStyle w:val="Kop2"/>
-        <w:divId w:val="953097243"/>
-        <w:rPr>
-          <w:rFonts w:eastAsia="Times New Roman"/>
-          <w:lang w:val="nl-NL"/>
-        </w:rPr>
-      </w:pPr>
-      <w:bookmarkStart w:id="2" w:name="_Toc241651447"/>
+        <w:divId w:val="187333256"/>
+        <w:rPr>
+          <w:rFonts w:eastAsia="Times New Roman"/>
+          <w:lang w:val="nl-NL"/>
+        </w:rPr>
+      </w:pPr>
+      <w:bookmarkStart w:id="2" w:name="_Toc241652915"/>
       <w:r>
         <w:rPr>
           <w:rFonts w:eastAsia="Times New Roman"/>
@@ -4696,13 +4687,13 @@
     <w:p>
       <w:pPr>
         <w:pStyle w:val="Kop3"/>
-        <w:divId w:val="953097243"/>
-        <w:rPr>
-          <w:rFonts w:eastAsia="Times New Roman"/>
-          <w:lang w:val="nl-NL"/>
-        </w:rPr>
-      </w:pPr>
-      <w:bookmarkStart w:id="3" w:name="_Toc241651448"/>
+        <w:divId w:val="187333256"/>
+        <w:rPr>
+          <w:rFonts w:eastAsia="Times New Roman"/>
+          <w:lang w:val="nl-NL"/>
+        </w:rPr>
+      </w:pPr>
+      <w:bookmarkStart w:id="3" w:name="_Toc241652916"/>
       <w:r>
         <w:rPr>
           <w:rFonts w:eastAsia="Times New Roman"/>
@@ -4715,7 +4706,7 @@
     <w:p>
       <w:pPr>
         <w:pStyle w:val="subtitel"/>
-        <w:divId w:val="953097243"/>
+        <w:divId w:val="187333256"/>
         <w:rPr>
           <w:lang w:val="nl-NL"/>
         </w:rPr>
@@ -4730,7 +4721,7 @@
     <w:p>
       <w:pPr>
         <w:pStyle w:val="Normaalweb"/>
-        <w:divId w:val="953097243"/>
+        <w:divId w:val="187333256"/>
         <w:rPr>
           <w:lang w:val="nl-NL"/>
         </w:rPr>
@@ -4751,7 +4742,7 @@
     <w:p>
       <w:pPr>
         <w:pStyle w:val="Normaalweb"/>
-        <w:divId w:val="953097243"/>
+        <w:divId w:val="187333256"/>
         <w:rPr>
           <w:lang w:val="nl-NL"/>
         </w:rPr>
@@ -4772,7 +4763,7 @@
     <w:p>
       <w:pPr>
         <w:pStyle w:val="Normaalweb"/>
-        <w:divId w:val="953097243"/>
+        <w:divId w:val="187333256"/>
         <w:rPr>
           <w:lang w:val="nl-NL"/>
         </w:rPr>
@@ -4793,7 +4784,7 @@
     <w:p>
       <w:pPr>
         <w:pStyle w:val="Normaalweb"/>
-        <w:divId w:val="953097243"/>
+        <w:divId w:val="187333256"/>
         <w:rPr>
           <w:lang w:val="nl-NL"/>
         </w:rPr>
@@ -4820,7 +4811,7 @@
     </w:p>
     <w:p>
       <w:pPr>
-        <w:divId w:val="80688032"/>
+        <w:divId w:val="1188520406"/>
         <w:rPr>
           <w:color w:val="555555"/>
           <w:sz w:val="20"/>
@@ -4842,7 +4833,7 @@
       <w:pPr>
         <w:pStyle w:val="marker"/>
         <w:ind w:left="800" w:right="800"/>
-        <w:divId w:val="953097243"/>
+        <w:divId w:val="187333256"/>
         <w:rPr>
           <w:lang w:val="nl-NL"/>
         </w:rPr>
@@ -4854,13 +4845,13 @@
     <w:p>
       <w:pPr>
         <w:pStyle w:val="Kop3"/>
-        <w:divId w:val="953097243"/>
-        <w:rPr>
-          <w:rFonts w:eastAsia="Times New Roman"/>
-          <w:lang w:val="nl-NL"/>
-        </w:rPr>
-      </w:pPr>
-      <w:bookmarkStart w:id="4" w:name="_Toc241651449"/>
+        <w:divId w:val="187333256"/>
+        <w:rPr>
+          <w:rFonts w:eastAsia="Times New Roman"/>
+          <w:lang w:val="nl-NL"/>
+        </w:rPr>
+      </w:pPr>
+      <w:bookmarkStart w:id="4" w:name="_Toc241652917"/>
       <w:r>
         <w:rPr>
           <w:rFonts w:eastAsia="Times New Roman"/>
@@ -4873,7 +4864,7 @@
     <w:p>
       <w:pPr>
         <w:pStyle w:val="subtitel"/>
-        <w:divId w:val="953097243"/>
+        <w:divId w:val="187333256"/>
         <w:rPr>
           <w:lang w:val="nl-NL"/>
         </w:rPr>
@@ -4888,7 +4879,7 @@
     <w:p>
       <w:pPr>
         <w:pStyle w:val="Normaalweb"/>
-        <w:divId w:val="953097243"/>
+        <w:divId w:val="187333256"/>
         <w:rPr>
           <w:lang w:val="nl-NL"/>
         </w:rPr>
@@ -4909,7 +4900,7 @@
     <w:p>
       <w:pPr>
         <w:pStyle w:val="Normaalweb"/>
-        <w:divId w:val="953097243"/>
+        <w:divId w:val="187333256"/>
         <w:rPr>
           <w:lang w:val="nl-NL"/>
         </w:rPr>
@@ -4930,7 +4921,7 @@
     <w:p>
       <w:pPr>
         <w:pStyle w:val="Normaalweb"/>
-        <w:divId w:val="953097243"/>
+        <w:divId w:val="187333256"/>
         <w:rPr>
           <w:lang w:val="nl-NL"/>
         </w:rPr>
@@ -4957,7 +4948,7 @@
     <w:p>
       <w:pPr>
         <w:pStyle w:val="Normaalweb"/>
-        <w:divId w:val="953097243"/>
+        <w:divId w:val="187333256"/>
         <w:rPr>
           <w:lang w:val="nl-NL"/>
         </w:rPr>
@@ -4978,7 +4969,7 @@
     </w:p>
     <w:p>
       <w:pPr>
-        <w:divId w:val="436415463"/>
+        <w:divId w:val="1891107900"/>
         <w:rPr>
           <w:color w:val="555555"/>
           <w:sz w:val="20"/>
@@ -4998,7 +4989,7 @@
     </w:p>
     <w:p>
       <w:pPr>
-        <w:divId w:val="436415463"/>
+        <w:divId w:val="1891107900"/>
         <w:rPr>
           <w:color w:val="555555"/>
           <w:sz w:val="20"/>
@@ -5018,7 +5009,7 @@
     </w:p>
     <w:p>
       <w:pPr>
-        <w:divId w:val="436415463"/>
+        <w:divId w:val="1891107900"/>
         <w:rPr>
           <w:color w:val="555555"/>
           <w:sz w:val="20"/>
@@ -5038,7 +5029,7 @@
     </w:p>
     <w:p>
       <w:pPr>
-        <w:divId w:val="436415463"/>
+        <w:divId w:val="1891107900"/>
         <w:rPr>
           <w:color w:val="555555"/>
           <w:sz w:val="20"/>
@@ -5058,7 +5049,7 @@
     </w:p>
     <w:p>
       <w:pPr>
-        <w:divId w:val="436415463"/>
+        <w:divId w:val="1891107900"/>
         <w:rPr>
           <w:color w:val="555555"/>
           <w:sz w:val="20"/>
@@ -5080,7 +5071,7 @@
       <w:pPr>
         <w:pStyle w:val="marker"/>
         <w:ind w:left="800" w:right="800"/>
-        <w:divId w:val="953097243"/>
+        <w:divId w:val="187333256"/>
         <w:rPr>
           <w:lang w:val="nl-NL"/>
         </w:rPr>
@@ -5092,13 +5083,13 @@
     <w:p>
       <w:pPr>
         <w:pStyle w:val="Kop3"/>
-        <w:divId w:val="953097243"/>
-        <w:rPr>
-          <w:rFonts w:eastAsia="Times New Roman"/>
-          <w:lang w:val="nl-NL"/>
-        </w:rPr>
-      </w:pPr>
-      <w:bookmarkStart w:id="5" w:name="_Toc241651450"/>
+        <w:divId w:val="187333256"/>
+        <w:rPr>
+          <w:rFonts w:eastAsia="Times New Roman"/>
+          <w:lang w:val="nl-NL"/>
+        </w:rPr>
+      </w:pPr>
+      <w:bookmarkStart w:id="5" w:name="_Toc241652918"/>
       <w:r>
         <w:rPr>
           <w:rFonts w:eastAsia="Times New Roman"/>
@@ -5111,7 +5102,7 @@
     <w:p>
       <w:pPr>
         <w:pStyle w:val="subtitel"/>
-        <w:divId w:val="953097243"/>
+        <w:divId w:val="187333256"/>
         <w:rPr>
           <w:lang w:val="nl-NL"/>
         </w:rPr>
@@ -5126,7 +5117,7 @@
     <w:p>
       <w:pPr>
         <w:pStyle w:val="Normaalweb"/>
-        <w:divId w:val="953097243"/>
+        <w:divId w:val="187333256"/>
         <w:rPr>
           <w:lang w:val="nl-NL"/>
         </w:rPr>
@@ -5147,7 +5138,7 @@
     <w:p>
       <w:pPr>
         <w:pStyle w:val="Normaalweb"/>
-        <w:divId w:val="953097243"/>
+        <w:divId w:val="187333256"/>
         <w:rPr>
           <w:lang w:val="nl-NL"/>
         </w:rPr>
@@ -5168,7 +5159,7 @@
     <w:p>
       <w:pPr>
         <w:pStyle w:val="Normaalweb"/>
-        <w:divId w:val="953097243"/>
+        <w:divId w:val="187333256"/>
         <w:rPr>
           <w:lang w:val="nl-NL"/>
         </w:rPr>
@@ -5189,7 +5180,7 @@
     <w:p>
       <w:pPr>
         <w:pStyle w:val="Normaalweb"/>
-        <w:divId w:val="953097243"/>
+        <w:divId w:val="187333256"/>
         <w:rPr>
           <w:lang w:val="nl-NL"/>
         </w:rPr>
@@ -5209,7 +5200,7 @@
     </w:p>
     <w:p>
       <w:pPr>
-        <w:divId w:val="1215433897"/>
+        <w:divId w:val="1847016476"/>
         <w:rPr>
           <w:color w:val="555555"/>
           <w:sz w:val="20"/>
@@ -5239,7 +5230,7 @@
     </w:p>
     <w:p>
       <w:pPr>
-        <w:divId w:val="1215433897"/>
+        <w:divId w:val="1847016476"/>
         <w:rPr>
           <w:color w:val="555555"/>
           <w:sz w:val="20"/>
@@ -5261,7 +5252,7 @@
       <w:pPr>
         <w:pStyle w:val="marker"/>
         <w:ind w:left="800" w:right="800"/>
-        <w:divId w:val="953097243"/>
+        <w:divId w:val="187333256"/>
         <w:rPr>
           <w:lang w:val="nl-NL"/>
         </w:rPr>
@@ -5273,13 +5264,13 @@
     <w:p>
       <w:pPr>
         <w:pStyle w:val="Kop3"/>
-        <w:divId w:val="953097243"/>
-        <w:rPr>
-          <w:rFonts w:eastAsia="Times New Roman"/>
-          <w:lang w:val="nl-NL"/>
-        </w:rPr>
-      </w:pPr>
-      <w:bookmarkStart w:id="6" w:name="_Toc241651451"/>
+        <w:divId w:val="187333256"/>
+        <w:rPr>
+          <w:rFonts w:eastAsia="Times New Roman"/>
+          <w:lang w:val="nl-NL"/>
+        </w:rPr>
+      </w:pPr>
+      <w:bookmarkStart w:id="6" w:name="_Toc241652919"/>
       <w:r>
         <w:rPr>
           <w:rFonts w:eastAsia="Times New Roman"/>
@@ -5292,7 +5283,7 @@
     <w:p>
       <w:pPr>
         <w:pStyle w:val="subtitel"/>
-        <w:divId w:val="953097243"/>
+        <w:divId w:val="187333256"/>
         <w:rPr>
           <w:lang w:val="nl-NL"/>
         </w:rPr>
@@ -5307,7 +5298,7 @@
     <w:p>
       <w:pPr>
         <w:pStyle w:val="Normaalweb"/>
-        <w:divId w:val="953097243"/>
+        <w:divId w:val="187333256"/>
         <w:rPr>
           <w:lang w:val="nl-NL"/>
         </w:rPr>
@@ -5328,7 +5319,7 @@
     <w:p>
       <w:pPr>
         <w:pStyle w:val="Normaalweb"/>
-        <w:divId w:val="953097243"/>
+        <w:divId w:val="187333256"/>
         <w:rPr>
           <w:lang w:val="nl-NL"/>
         </w:rPr>
@@ -5349,7 +5340,7 @@
     <w:p>
       <w:pPr>
         <w:pStyle w:val="Normaalweb"/>
-        <w:divId w:val="953097243"/>
+        <w:divId w:val="187333256"/>
         <w:rPr>
           <w:lang w:val="nl-NL"/>
         </w:rPr>
@@ -5370,7 +5361,7 @@
     <w:p>
       <w:pPr>
         <w:pStyle w:val="Normaalweb"/>
-        <w:divId w:val="953097243"/>
+        <w:divId w:val="187333256"/>
         <w:rPr>
           <w:lang w:val="nl-NL"/>
         </w:rPr>
@@ -5390,7 +5381,7 @@
     </w:p>
     <w:p>
       <w:pPr>
-        <w:divId w:val="1165245625"/>
+        <w:divId w:val="132869993"/>
         <w:rPr>
           <w:color w:val="555555"/>
           <w:sz w:val="20"/>
@@ -5412,7 +5403,7 @@
       <w:pPr>
         <w:pStyle w:val="marker"/>
         <w:ind w:left="800" w:right="800"/>
-        <w:divId w:val="953097243"/>
+        <w:divId w:val="187333256"/>
         <w:rPr>
           <w:lang w:val="nl-NL"/>
         </w:rPr>
@@ -5424,13 +5415,13 @@
     <w:p>
       <w:pPr>
         <w:pStyle w:val="Kop3"/>
-        <w:divId w:val="953097243"/>
-        <w:rPr>
-          <w:rFonts w:eastAsia="Times New Roman"/>
-          <w:lang w:val="nl-NL"/>
-        </w:rPr>
-      </w:pPr>
-      <w:bookmarkStart w:id="7" w:name="_Toc241651452"/>
+        <w:divId w:val="187333256"/>
+        <w:rPr>
+          <w:rFonts w:eastAsia="Times New Roman"/>
+          <w:lang w:val="nl-NL"/>
+        </w:rPr>
+      </w:pPr>
+      <w:bookmarkStart w:id="7" w:name="_Toc241652920"/>
       <w:r>
         <w:rPr>
           <w:rFonts w:eastAsia="Times New Roman"/>
@@ -5443,7 +5434,7 @@
     <w:p>
       <w:pPr>
         <w:pStyle w:val="subtitel"/>
-        <w:divId w:val="953097243"/>
+        <w:divId w:val="187333256"/>
         <w:rPr>
           <w:lang w:val="nl-NL"/>
         </w:rPr>
@@ -5458,7 +5449,7 @@
     <w:p>
       <w:pPr>
         <w:pStyle w:val="Normaalweb"/>
-        <w:divId w:val="953097243"/>
+        <w:divId w:val="187333256"/>
         <w:rPr>
           <w:lang w:val="nl-NL"/>
         </w:rPr>
@@ -5479,7 +5470,7 @@
     <w:p>
       <w:pPr>
         <w:pStyle w:val="Normaalweb"/>
-        <w:divId w:val="953097243"/>
+        <w:divId w:val="187333256"/>
         <w:rPr>
           <w:lang w:val="nl-NL"/>
         </w:rPr>
@@ -5500,7 +5491,7 @@
     <w:p>
       <w:pPr>
         <w:pStyle w:val="Normaalweb"/>
-        <w:divId w:val="953097243"/>
+        <w:divId w:val="187333256"/>
         <w:rPr>
           <w:lang w:val="nl-NL"/>
         </w:rPr>
@@ -5520,7 +5511,7 @@
     </w:p>
     <w:p>
       <w:pPr>
-        <w:divId w:val="278293194"/>
+        <w:divId w:val="1005742591"/>
         <w:rPr>
           <w:color w:val="555555"/>
           <w:sz w:val="20"/>
@@ -5540,7 +5531,7 @@
     </w:p>
     <w:p>
       <w:pPr>
-        <w:divId w:val="278293194"/>
+        <w:divId w:val="1005742591"/>
         <w:rPr>
           <w:color w:val="555555"/>
           <w:sz w:val="20"/>
@@ -5562,7 +5553,7 @@
       <w:pPr>
         <w:pStyle w:val="marker"/>
         <w:ind w:left="800" w:right="800"/>
-        <w:divId w:val="953097243"/>
+        <w:divId w:val="187333256"/>
         <w:rPr>
           <w:lang w:val="nl-NL"/>
         </w:rPr>
@@ -5574,13 +5565,13 @@
     <w:p>
       <w:pPr>
         <w:pStyle w:val="Kop2"/>
-        <w:divId w:val="953097243"/>
-        <w:rPr>
-          <w:rFonts w:eastAsia="Times New Roman"/>
-          <w:lang w:val="nl-NL"/>
-        </w:rPr>
-      </w:pPr>
-      <w:bookmarkStart w:id="8" w:name="_Toc241651453"/>
+        <w:divId w:val="187333256"/>
+        <w:rPr>
+          <w:rFonts w:eastAsia="Times New Roman"/>
+          <w:lang w:val="nl-NL"/>
+        </w:rPr>
+      </w:pPr>
+      <w:bookmarkStart w:id="8" w:name="_Toc241652921"/>
       <w:r>
         <w:rPr>
           <w:rFonts w:eastAsia="Times New Roman"/>
@@ -5593,13 +5584,13 @@
     <w:p>
       <w:pPr>
         <w:pStyle w:val="Kop3"/>
-        <w:divId w:val="953097243"/>
-        <w:rPr>
-          <w:rFonts w:eastAsia="Times New Roman"/>
-          <w:lang w:val="nl-NL"/>
-        </w:rPr>
-      </w:pPr>
-      <w:bookmarkStart w:id="9" w:name="_Toc241651454"/>
+        <w:divId w:val="187333256"/>
+        <w:rPr>
+          <w:rFonts w:eastAsia="Times New Roman"/>
+          <w:lang w:val="nl-NL"/>
+        </w:rPr>
+      </w:pPr>
+      <w:bookmarkStart w:id="9" w:name="_Toc241652922"/>
       <w:r>
         <w:rPr>
           <w:rFonts w:eastAsia="Times New Roman"/>
@@ -5612,7 +5603,7 @@
     <w:p>
       <w:pPr>
         <w:pStyle w:val="subtitel"/>
-        <w:divId w:val="953097243"/>
+        <w:divId w:val="187333256"/>
         <w:rPr>
           <w:lang w:val="nl-NL"/>
         </w:rPr>
@@ -5627,7 +5618,7 @@
     <w:p>
       <w:pPr>
         <w:pStyle w:val="Normaalweb"/>
-        <w:divId w:val="953097243"/>
+        <w:divId w:val="187333256"/>
         <w:rPr>
           <w:lang w:val="nl-NL"/>
         </w:rPr>
@@ -5648,7 +5639,7 @@
     <w:p>
       <w:pPr>
         <w:pStyle w:val="Normaalweb"/>
-        <w:divId w:val="953097243"/>
+        <w:divId w:val="187333256"/>
         <w:rPr>
           <w:lang w:val="nl-NL"/>
         </w:rPr>
@@ -5669,7 +5660,7 @@
     <w:p>
       <w:pPr>
         <w:pStyle w:val="Normaalweb"/>
-        <w:divId w:val="953097243"/>
+        <w:divId w:val="187333256"/>
         <w:rPr>
           <w:lang w:val="nl-NL"/>
         </w:rPr>
@@ -5689,7 +5680,7 @@
     </w:p>
     <w:p>
       <w:pPr>
-        <w:divId w:val="1696494937"/>
+        <w:divId w:val="280917316"/>
         <w:rPr>
           <w:color w:val="555555"/>
           <w:sz w:val="20"/>
@@ -5711,7 +5702,7 @@
       <w:pPr>
         <w:pStyle w:val="marker"/>
         <w:ind w:left="800" w:right="800"/>
-        <w:divId w:val="953097243"/>
+        <w:divId w:val="187333256"/>
         <w:rPr>
           <w:lang w:val="nl-NL"/>
         </w:rPr>
@@ -5723,13 +5714,13 @@
     <w:p>
       <w:pPr>
         <w:pStyle w:val="Kop3"/>
-        <w:divId w:val="953097243"/>
-        <w:rPr>
-          <w:rFonts w:eastAsia="Times New Roman"/>
-          <w:lang w:val="nl-NL"/>
-        </w:rPr>
-      </w:pPr>
-      <w:bookmarkStart w:id="10" w:name="_Toc241651455"/>
+        <w:divId w:val="187333256"/>
+        <w:rPr>
+          <w:rFonts w:eastAsia="Times New Roman"/>
+          <w:lang w:val="nl-NL"/>
+        </w:rPr>
+      </w:pPr>
+      <w:bookmarkStart w:id="10" w:name="_Toc241652923"/>
       <w:r>
         <w:rPr>
           <w:rFonts w:eastAsia="Times New Roman"/>
@@ -5742,7 +5733,7 @@
     <w:p>
       <w:pPr>
         <w:pStyle w:val="subtitel"/>
-        <w:divId w:val="953097243"/>
+        <w:divId w:val="187333256"/>
         <w:rPr>
           <w:lang w:val="nl-NL"/>
         </w:rPr>
@@ -5757,7 +5748,7 @@
     <w:p>
       <w:pPr>
         <w:pStyle w:val="Normaalweb"/>
-        <w:divId w:val="953097243"/>
+        <w:divId w:val="187333256"/>
         <w:rPr>
           <w:lang w:val="nl-NL"/>
         </w:rPr>
@@ -5778,7 +5769,7 @@
     <w:p>
       <w:pPr>
         <w:pStyle w:val="Normaalweb"/>
-        <w:divId w:val="953097243"/>
+        <w:divId w:val="187333256"/>
         <w:rPr>
           <w:lang w:val="nl-NL"/>
         </w:rPr>
@@ -5793,7 +5784,7 @@
     <w:p>
       <w:pPr>
         <w:pStyle w:val="Normaalweb"/>
-        <w:divId w:val="953097243"/>
+        <w:divId w:val="187333256"/>
         <w:rPr>
           <w:lang w:val="nl-NL"/>
         </w:rPr>
@@ -5814,7 +5805,7 @@
     <w:p>
       <w:pPr>
         <w:pStyle w:val="Normaalweb"/>
-        <w:divId w:val="953097243"/>
+        <w:divId w:val="187333256"/>
         <w:rPr>
           <w:lang w:val="nl-NL"/>
         </w:rPr>
@@ -5835,7 +5826,7 @@
     <w:p>
       <w:pPr>
         <w:pStyle w:val="Normaalweb"/>
-        <w:divId w:val="953097243"/>
+        <w:divId w:val="187333256"/>
         <w:rPr>
           <w:lang w:val="nl-NL"/>
         </w:rPr>
@@ -5850,7 +5841,7 @@
     <w:p>
       <w:pPr>
         <w:pStyle w:val="Normaalweb"/>
-        <w:divId w:val="953097243"/>
+        <w:divId w:val="187333256"/>
         <w:rPr>
           <w:lang w:val="nl-NL"/>
         </w:rPr>
@@ -5870,7 +5861,7 @@
     </w:p>
     <w:p>
       <w:pPr>
-        <w:divId w:val="219947354"/>
+        <w:divId w:val="1818959011"/>
         <w:rPr>
           <w:color w:val="555555"/>
           <w:sz w:val="20"/>
@@ -5890,7 +5881,7 @@
     </w:p>
     <w:p>
       <w:pPr>
-        <w:divId w:val="219947354"/>
+        <w:divId w:val="1818959011"/>
         <w:rPr>
           <w:color w:val="555555"/>
           <w:sz w:val="20"/>
@@ -5910,7 +5901,7 @@
     </w:p>
     <w:p>
       <w:pPr>
-        <w:divId w:val="219947354"/>
+        <w:divId w:val="1818959011"/>
         <w:rPr>
           <w:color w:val="555555"/>
           <w:sz w:val="20"/>
@@ -5932,7 +5923,7 @@
       <w:pPr>
         <w:pStyle w:val="marker"/>
         <w:ind w:left="800" w:right="800"/>
-        <w:divId w:val="953097243"/>
+        <w:divId w:val="187333256"/>
         <w:rPr>
           <w:lang w:val="nl-NL"/>
         </w:rPr>
@@ -5944,13 +5935,13 @@
     <w:p>
       <w:pPr>
         <w:pStyle w:val="Kop3"/>
-        <w:divId w:val="953097243"/>
-        <w:rPr>
-          <w:rFonts w:eastAsia="Times New Roman"/>
-          <w:lang w:val="nl-NL"/>
-        </w:rPr>
-      </w:pPr>
-      <w:bookmarkStart w:id="11" w:name="_Toc241651456"/>
+        <w:divId w:val="187333256"/>
+        <w:rPr>
+          <w:rFonts w:eastAsia="Times New Roman"/>
+          <w:lang w:val="nl-NL"/>
+        </w:rPr>
+      </w:pPr>
+      <w:bookmarkStart w:id="11" w:name="_Toc241652924"/>
       <w:r>
         <w:rPr>
           <w:rFonts w:eastAsia="Times New Roman"/>
@@ -5963,7 +5954,7 @@
     <w:p>
       <w:pPr>
         <w:pStyle w:val="subtitel"/>
-        <w:divId w:val="953097243"/>
+        <w:divId w:val="187333256"/>
         <w:rPr>
           <w:lang w:val="nl-NL"/>
         </w:rPr>
@@ -5978,7 +5969,7 @@
     <w:p>
       <w:pPr>
         <w:pStyle w:val="Normaalweb"/>
-        <w:divId w:val="953097243"/>
+        <w:divId w:val="187333256"/>
         <w:rPr>
           <w:lang w:val="nl-NL"/>
         </w:rPr>
@@ -5999,7 +5990,7 @@
     <w:p>
       <w:pPr>
         <w:pStyle w:val="Normaalweb"/>
-        <w:divId w:val="953097243"/>
+        <w:divId w:val="187333256"/>
         <w:rPr>
           <w:lang w:val="nl-NL"/>
         </w:rPr>
@@ -6020,7 +6011,7 @@
     <w:p>
       <w:pPr>
         <w:pStyle w:val="Normaalweb"/>
-        <w:divId w:val="953097243"/>
+        <w:divId w:val="187333256"/>
         <w:rPr>
           <w:lang w:val="nl-NL"/>
         </w:rPr>
@@ -6035,7 +6026,7 @@
     <w:p>
       <w:pPr>
         <w:pStyle w:val="Normaalweb"/>
-        <w:divId w:val="953097243"/>
+        <w:divId w:val="187333256"/>
         <w:rPr>
           <w:lang w:val="nl-NL"/>
         </w:rPr>
@@ -6050,7 +6041,7 @@
     <w:p>
       <w:pPr>
         <w:pStyle w:val="Normaalweb"/>
-        <w:divId w:val="953097243"/>
+        <w:divId w:val="187333256"/>
         <w:rPr>
           <w:lang w:val="nl-NL"/>
         </w:rPr>
@@ -6065,7 +6056,7 @@
     <w:p>
       <w:pPr>
         <w:pStyle w:val="Normaalweb"/>
-        <w:divId w:val="953097243"/>
+        <w:divId w:val="187333256"/>
         <w:rPr>
           <w:lang w:val="nl-NL"/>
         </w:rPr>
@@ -6085,7 +6076,7 @@
     </w:p>
     <w:p>
       <w:pPr>
-        <w:divId w:val="352804398"/>
+        <w:divId w:val="933980315"/>
         <w:rPr>
           <w:color w:val="555555"/>
           <w:sz w:val="20"/>
@@ -6105,7 +6096,7 @@
     </w:p>
     <w:p>
       <w:pPr>
-        <w:divId w:val="352804398"/>
+        <w:divId w:val="933980315"/>
         <w:rPr>
           <w:color w:val="555555"/>
           <w:sz w:val="20"/>
@@ -6127,7 +6118,7 @@
       <w:pPr>
         <w:pStyle w:val="marker"/>
         <w:ind w:left="800" w:right="800"/>
-        <w:divId w:val="953097243"/>
+        <w:divId w:val="187333256"/>
         <w:rPr>
           <w:lang w:val="nl-NL"/>
         </w:rPr>
@@ -6139,13 +6130,13 @@
     <w:p>
       <w:pPr>
         <w:pStyle w:val="Kop3"/>
-        <w:divId w:val="953097243"/>
-        <w:rPr>
-          <w:rFonts w:eastAsia="Times New Roman"/>
-          <w:lang w:val="nl-NL"/>
-        </w:rPr>
-      </w:pPr>
-      <w:bookmarkStart w:id="12" w:name="_Toc241651457"/>
+        <w:divId w:val="187333256"/>
+        <w:rPr>
+          <w:rFonts w:eastAsia="Times New Roman"/>
+          <w:lang w:val="nl-NL"/>
+        </w:rPr>
+      </w:pPr>
+      <w:bookmarkStart w:id="12" w:name="_Toc241652925"/>
       <w:r>
         <w:rPr>
           <w:rFonts w:eastAsia="Times New Roman"/>
@@ -6158,7 +6149,7 @@
     <w:p>
       <w:pPr>
         <w:pStyle w:val="subtitel"/>
-        <w:divId w:val="953097243"/>
+        <w:divId w:val="187333256"/>
         <w:rPr>
           <w:lang w:val="nl-NL"/>
         </w:rPr>
@@ -6173,7 +6164,7 @@
     <w:p>
       <w:pPr>
         <w:pStyle w:val="Normaalweb"/>
-        <w:divId w:val="953097243"/>
+        <w:divId w:val="187333256"/>
         <w:rPr>
           <w:lang w:val="nl-NL"/>
         </w:rPr>
@@ -6194,7 +6185,7 @@
     <w:p>
       <w:pPr>
         <w:pStyle w:val="Normaalweb"/>
-        <w:divId w:val="953097243"/>
+        <w:divId w:val="187333256"/>
         <w:rPr>
           <w:lang w:val="nl-NL"/>
         </w:rPr>
@@ -6215,7 +6206,7 @@
     <w:p>
       <w:pPr>
         <w:pStyle w:val="Normaalweb"/>
-        <w:divId w:val="953097243"/>
+        <w:divId w:val="187333256"/>
         <w:rPr>
           <w:lang w:val="nl-NL"/>
         </w:rPr>
@@ -6236,7 +6227,7 @@
     <w:p>
       <w:pPr>
         <w:pStyle w:val="Normaalweb"/>
-        <w:divId w:val="953097243"/>
+        <w:divId w:val="187333256"/>
         <w:rPr>
           <w:lang w:val="nl-NL"/>
         </w:rPr>
@@ -6256,7 +6247,7 @@
     </w:p>
     <w:p>
       <w:pPr>
-        <w:divId w:val="630325527"/>
+        <w:divId w:val="815530158"/>
         <w:rPr>
           <w:color w:val="555555"/>
           <w:sz w:val="20"/>
@@ -6276,7 +6267,7 @@
     </w:p>
     <w:p>
       <w:pPr>
-        <w:divId w:val="630325527"/>
+        <w:divId w:val="815530158"/>
         <w:rPr>
           <w:color w:val="555555"/>
           <w:sz w:val="20"/>
@@ -6298,7 +6289,7 @@
       <w:pPr>
         <w:pStyle w:val="marker"/>
         <w:ind w:left="800" w:right="800"/>
-        <w:divId w:val="953097243"/>
+        <w:divId w:val="187333256"/>
         <w:rPr>
           <w:lang w:val="nl-NL"/>
         </w:rPr>
@@ -6310,13 +6301,13 @@
     <w:p>
       <w:pPr>
         <w:pStyle w:val="Kop3"/>
-        <w:divId w:val="953097243"/>
-        <w:rPr>
-          <w:rFonts w:eastAsia="Times New Roman"/>
-          <w:lang w:val="nl-NL"/>
-        </w:rPr>
-      </w:pPr>
-      <w:bookmarkStart w:id="13" w:name="_Toc241651458"/>
+        <w:divId w:val="187333256"/>
+        <w:rPr>
+          <w:rFonts w:eastAsia="Times New Roman"/>
+          <w:lang w:val="nl-NL"/>
+        </w:rPr>
+      </w:pPr>
+      <w:bookmarkStart w:id="13" w:name="_Toc241652926"/>
       <w:r>
         <w:rPr>
           <w:rFonts w:eastAsia="Times New Roman"/>
@@ -6329,7 +6320,7 @@
     <w:p>
       <w:pPr>
         <w:pStyle w:val="subtitel"/>
-        <w:divId w:val="953097243"/>
+        <w:divId w:val="187333256"/>
         <w:rPr>
           <w:lang w:val="nl-NL"/>
         </w:rPr>
@@ -6344,7 +6335,7 @@
     <w:p>
       <w:pPr>
         <w:pStyle w:val="Normaalweb"/>
-        <w:divId w:val="953097243"/>
+        <w:divId w:val="187333256"/>
         <w:rPr>
           <w:lang w:val="nl-NL"/>
         </w:rPr>
@@ -6365,7 +6356,7 @@
     <w:p>
       <w:pPr>
         <w:pStyle w:val="Normaalweb"/>
-        <w:divId w:val="953097243"/>
+        <w:divId w:val="187333256"/>
         <w:rPr>
           <w:lang w:val="nl-NL"/>
         </w:rPr>
@@ -6386,7 +6377,7 @@
     <w:p>
       <w:pPr>
         <w:pStyle w:val="Normaalweb"/>
-        <w:divId w:val="953097243"/>
+        <w:divId w:val="187333256"/>
         <w:rPr>
           <w:lang w:val="nl-NL"/>
         </w:rPr>
@@ -6412,7 +6403,7 @@
     </w:p>
     <w:p>
       <w:pPr>
-        <w:divId w:val="1567497577"/>
+        <w:divId w:val="271017186"/>
         <w:rPr>
           <w:color w:val="555555"/>
           <w:sz w:val="20"/>
@@ -6432,7 +6423,7 @@
     </w:p>
     <w:p>
       <w:pPr>
-        <w:divId w:val="1567497577"/>
+        <w:divId w:val="271017186"/>
         <w:rPr>
           <w:color w:val="555555"/>
           <w:sz w:val="20"/>
@@ -6452,7 +6443,7 @@
     </w:p>
     <w:p>
       <w:pPr>
-        <w:divId w:val="1567497577"/>
+        <w:divId w:val="271017186"/>
         <w:rPr>
           <w:color w:val="555555"/>
           <w:sz w:val="20"/>
@@ -6472,7 +6463,7 @@
     </w:p>
     <w:p>
       <w:pPr>
-        <w:divId w:val="1567497577"/>
+        <w:divId w:val="271017186"/>
         <w:rPr>
           <w:color w:val="555555"/>
           <w:sz w:val="20"/>
@@ -6494,7 +6485,7 @@
       <w:pPr>
         <w:pStyle w:val="marker"/>
         <w:ind w:left="800" w:right="800"/>
-        <w:divId w:val="953097243"/>
+        <w:divId w:val="187333256"/>
         <w:rPr>
           <w:lang w:val="nl-NL"/>
         </w:rPr>
@@ -6506,13 +6497,13 @@
     <w:p>
       <w:pPr>
         <w:pStyle w:val="Kop3"/>
-        <w:divId w:val="953097243"/>
-        <w:rPr>
-          <w:rFonts w:eastAsia="Times New Roman"/>
-          <w:lang w:val="nl-NL"/>
-        </w:rPr>
-      </w:pPr>
-      <w:bookmarkStart w:id="14" w:name="_Toc241651459"/>
+        <w:divId w:val="187333256"/>
+        <w:rPr>
+          <w:rFonts w:eastAsia="Times New Roman"/>
+          <w:lang w:val="nl-NL"/>
+        </w:rPr>
+      </w:pPr>
+      <w:bookmarkStart w:id="14" w:name="_Toc241652927"/>
       <w:r>
         <w:rPr>
           <w:rFonts w:eastAsia="Times New Roman"/>
@@ -6525,7 +6516,7 @@
     <w:p>
       <w:pPr>
         <w:pStyle w:val="subtitel"/>
-        <w:divId w:val="953097243"/>
+        <w:divId w:val="187333256"/>
         <w:rPr>
           <w:lang w:val="nl-NL"/>
         </w:rPr>
@@ -6540,7 +6531,7 @@
     <w:p>
       <w:pPr>
         <w:pStyle w:val="Normaalweb"/>
-        <w:divId w:val="953097243"/>
+        <w:divId w:val="187333256"/>
         <w:rPr>
           <w:lang w:val="nl-NL"/>
         </w:rPr>
@@ -6561,7 +6552,7 @@
     <w:p>
       <w:pPr>
         <w:pStyle w:val="Normaalweb"/>
-        <w:divId w:val="953097243"/>
+        <w:divId w:val="187333256"/>
         <w:rPr>
           <w:lang w:val="nl-NL"/>
         </w:rPr>
@@ -6582,7 +6573,7 @@
     <w:p>
       <w:pPr>
         <w:pStyle w:val="Normaalweb"/>
-        <w:divId w:val="953097243"/>
+        <w:divId w:val="187333256"/>
         <w:rPr>
           <w:lang w:val="nl-NL"/>
         </w:rPr>
@@ -6603,7 +6594,7 @@
     <w:p>
       <w:pPr>
         <w:pStyle w:val="Normaalweb"/>
-        <w:divId w:val="953097243"/>
+        <w:divId w:val="187333256"/>
         <w:rPr>
           <w:lang w:val="nl-NL"/>
         </w:rPr>
@@ -6623,7 +6614,7 @@
     </w:p>
     <w:p>
       <w:pPr>
-        <w:divId w:val="1441338318"/>
+        <w:divId w:val="1339506946"/>
         <w:rPr>
           <w:color w:val="555555"/>
           <w:sz w:val="20"/>
@@ -6643,7 +6634,7 @@
     </w:p>
     <w:p>
       <w:pPr>
-        <w:divId w:val="1441338318"/>
+        <w:divId w:val="1339506946"/>
         <w:rPr>
           <w:color w:val="555555"/>
           <w:sz w:val="20"/>
@@ -6665,7 +6656,7 @@
       <w:pPr>
         <w:pStyle w:val="marker"/>
         <w:ind w:left="800" w:right="800"/>
-        <w:divId w:val="953097243"/>
+        <w:divId w:val="187333256"/>
         <w:rPr>
           <w:lang w:val="nl-NL"/>
         </w:rPr>
@@ -6677,13 +6668,13 @@
     <w:p>
       <w:pPr>
         <w:pStyle w:val="Kop3"/>
-        <w:divId w:val="953097243"/>
-        <w:rPr>
-          <w:rFonts w:eastAsia="Times New Roman"/>
-          <w:lang w:val="nl-NL"/>
-        </w:rPr>
-      </w:pPr>
-      <w:bookmarkStart w:id="15" w:name="_Toc241651460"/>
+        <w:divId w:val="187333256"/>
+        <w:rPr>
+          <w:rFonts w:eastAsia="Times New Roman"/>
+          <w:lang w:val="nl-NL"/>
+        </w:rPr>
+      </w:pPr>
+      <w:bookmarkStart w:id="15" w:name="_Toc241652928"/>
       <w:r>
         <w:rPr>
           <w:rFonts w:eastAsia="Times New Roman"/>
@@ -6696,7 +6687,7 @@
     <w:p>
       <w:pPr>
         <w:pStyle w:val="subtitel"/>
-        <w:divId w:val="953097243"/>
+        <w:divId w:val="187333256"/>
         <w:rPr>
           <w:lang w:val="nl-NL"/>
         </w:rPr>
@@ -6711,7 +6702,7 @@
     <w:p>
       <w:pPr>
         <w:pStyle w:val="Normaalweb"/>
-        <w:divId w:val="953097243"/>
+        <w:divId w:val="187333256"/>
         <w:rPr>
           <w:lang w:val="nl-NL"/>
         </w:rPr>
@@ -6732,7 +6723,7 @@
     <w:p>
       <w:pPr>
         <w:pStyle w:val="Normaalweb"/>
-        <w:divId w:val="953097243"/>
+        <w:divId w:val="187333256"/>
         <w:rPr>
           <w:lang w:val="nl-NL"/>
         </w:rPr>
@@ -6753,7 +6744,7 @@
     <w:p>
       <w:pPr>
         <w:pStyle w:val="Normaalweb"/>
-        <w:divId w:val="953097243"/>
+        <w:divId w:val="187333256"/>
         <w:rPr>
           <w:lang w:val="nl-NL"/>
         </w:rPr>
@@ -6774,7 +6765,7 @@
     <w:p>
       <w:pPr>
         <w:pStyle w:val="Normaalweb"/>
-        <w:divId w:val="953097243"/>
+        <w:divId w:val="187333256"/>
         <w:rPr>
           <w:lang w:val="nl-NL"/>
         </w:rPr>
@@ -6794,7 +6785,7 @@
     </w:p>
     <w:p>
       <w:pPr>
-        <w:divId w:val="1547568995"/>
+        <w:divId w:val="1933468538"/>
         <w:rPr>
           <w:color w:val="555555"/>
           <w:sz w:val="20"/>
@@ -6816,7 +6807,7 @@
       <w:pPr>
         <w:pStyle w:val="marker"/>
         <w:ind w:left="800" w:right="800"/>
-        <w:divId w:val="953097243"/>
+        <w:divId w:val="187333256"/>
         <w:rPr>
           <w:lang w:val="nl-NL"/>
         </w:rPr>
@@ -6828,13 +6819,13 @@
     <w:p>
       <w:pPr>
         <w:pStyle w:val="Kop3"/>
-        <w:divId w:val="953097243"/>
-        <w:rPr>
-          <w:rFonts w:eastAsia="Times New Roman"/>
-          <w:lang w:val="nl-NL"/>
-        </w:rPr>
-      </w:pPr>
-      <w:bookmarkStart w:id="16" w:name="_Toc241651461"/>
+        <w:divId w:val="187333256"/>
+        <w:rPr>
+          <w:rFonts w:eastAsia="Times New Roman"/>
+          <w:lang w:val="nl-NL"/>
+        </w:rPr>
+      </w:pPr>
+      <w:bookmarkStart w:id="16" w:name="_Toc241652929"/>
       <w:r>
         <w:rPr>
           <w:rFonts w:eastAsia="Times New Roman"/>
@@ -6847,7 +6838,7 @@
     <w:p>
       <w:pPr>
         <w:pStyle w:val="subtitel"/>
-        <w:divId w:val="953097243"/>
+        <w:divId w:val="187333256"/>
         <w:rPr>
           <w:lang w:val="nl-NL"/>
         </w:rPr>
@@ -6862,7 +6853,7 @@
     <w:p>
       <w:pPr>
         <w:pStyle w:val="Normaalweb"/>
-        <w:divId w:val="953097243"/>
+        <w:divId w:val="187333256"/>
         <w:rPr>
           <w:lang w:val="nl-NL"/>
         </w:rPr>
@@ -6883,7 +6874,7 @@
     <w:p>
       <w:pPr>
         <w:pStyle w:val="Normaalweb"/>
-        <w:divId w:val="953097243"/>
+        <w:divId w:val="187333256"/>
         <w:rPr>
           <w:lang w:val="nl-NL"/>
         </w:rPr>
@@ -6904,7 +6895,7 @@
     <w:p>
       <w:pPr>
         <w:pStyle w:val="Normaalweb"/>
-        <w:divId w:val="953097243"/>
+        <w:divId w:val="187333256"/>
         <w:rPr>
           <w:lang w:val="nl-NL"/>
         </w:rPr>
@@ -6925,7 +6916,7 @@
     <w:p>
       <w:pPr>
         <w:pStyle w:val="Normaalweb"/>
-        <w:divId w:val="953097243"/>
+        <w:divId w:val="187333256"/>
         <w:rPr>
           <w:lang w:val="nl-NL"/>
         </w:rPr>
@@ -6945,7 +6936,7 @@
     </w:p>
     <w:p>
       <w:pPr>
-        <w:divId w:val="2016377715"/>
+        <w:divId w:val="1603490096"/>
         <w:rPr>
           <w:color w:val="555555"/>
           <w:sz w:val="20"/>
@@ -6967,7 +6958,7 @@
       <w:pPr>
         <w:pStyle w:val="marker"/>
         <w:ind w:left="800" w:right="800"/>
-        <w:divId w:val="953097243"/>
+        <w:divId w:val="187333256"/>
         <w:rPr>
           <w:lang w:val="nl-NL"/>
         </w:rPr>
@@ -6979,13 +6970,13 @@
     <w:p>
       <w:pPr>
         <w:pStyle w:val="Kop2"/>
-        <w:divId w:val="953097243"/>
-        <w:rPr>
-          <w:rFonts w:eastAsia="Times New Roman"/>
-          <w:lang w:val="nl-NL"/>
-        </w:rPr>
-      </w:pPr>
-      <w:bookmarkStart w:id="17" w:name="_Toc241651462"/>
+        <w:divId w:val="187333256"/>
+        <w:rPr>
+          <w:rFonts w:eastAsia="Times New Roman"/>
+          <w:lang w:val="nl-NL"/>
+        </w:rPr>
+      </w:pPr>
+      <w:bookmarkStart w:id="17" w:name="_Toc241652930"/>
       <w:r>
         <w:rPr>
           <w:rFonts w:eastAsia="Times New Roman"/>
@@ -6998,13 +6989,13 @@
     <w:p>
       <w:pPr>
         <w:pStyle w:val="Kop3"/>
-        <w:divId w:val="953097243"/>
-        <w:rPr>
-          <w:rFonts w:eastAsia="Times New Roman"/>
-          <w:lang w:val="nl-NL"/>
-        </w:rPr>
-      </w:pPr>
-      <w:bookmarkStart w:id="18" w:name="_Toc241651463"/>
+        <w:divId w:val="187333256"/>
+        <w:rPr>
+          <w:rFonts w:eastAsia="Times New Roman"/>
+          <w:lang w:val="nl-NL"/>
+        </w:rPr>
+      </w:pPr>
+      <w:bookmarkStart w:id="18" w:name="_Toc241652931"/>
       <w:r>
         <w:rPr>
           <w:rFonts w:eastAsia="Times New Roman"/>
@@ -7017,7 +7008,7 @@
     <w:p>
       <w:pPr>
         <w:pStyle w:val="subtitel"/>
-        <w:divId w:val="953097243"/>
+        <w:divId w:val="187333256"/>
         <w:rPr>
           <w:lang w:val="nl-NL"/>
         </w:rPr>
@@ -7032,7 +7023,7 @@
     <w:p>
       <w:pPr>
         <w:pStyle w:val="Normaalweb"/>
-        <w:divId w:val="953097243"/>
+        <w:divId w:val="187333256"/>
         <w:rPr>
           <w:lang w:val="nl-NL"/>
         </w:rPr>
@@ -7053,7 +7044,7 @@
     <w:p>
       <w:pPr>
         <w:pStyle w:val="Normaalweb"/>
-        <w:divId w:val="953097243"/>
+        <w:divId w:val="187333256"/>
         <w:rPr>
           <w:lang w:val="nl-NL"/>
         </w:rPr>
@@ -7068,7 +7059,7 @@
     <w:p>
       <w:pPr>
         <w:pStyle w:val="Normaalweb"/>
-        <w:divId w:val="953097243"/>
+        <w:divId w:val="187333256"/>
         <w:rPr>
           <w:lang w:val="nl-NL"/>
         </w:rPr>
@@ -7089,7 +7080,7 @@
     <w:p>
       <w:pPr>
         <w:pStyle w:val="Normaalweb"/>
-        <w:divId w:val="953097243"/>
+        <w:divId w:val="187333256"/>
         <w:rPr>
           <w:lang w:val="nl-NL"/>
         </w:rPr>
@@ -7103,7 +7094,7 @@
     </w:p>
     <w:p>
       <w:pPr>
-        <w:divId w:val="294217044"/>
+        <w:divId w:val="1041325733"/>
         <w:rPr>
           <w:color w:val="555555"/>
           <w:sz w:val="20"/>
@@ -7125,7 +7116,7 @@
       <w:pPr>
         <w:pStyle w:val="marker"/>
         <w:ind w:left="800" w:right="800"/>
-        <w:divId w:val="953097243"/>
+        <w:divId w:val="187333256"/>
         <w:rPr>
           <w:lang w:val="nl-NL"/>
         </w:rPr>
@@ -7137,13 +7128,13 @@
     <w:p>
       <w:pPr>
         <w:pStyle w:val="Kop3"/>
-        <w:divId w:val="953097243"/>
-        <w:rPr>
-          <w:rFonts w:eastAsia="Times New Roman"/>
-          <w:lang w:val="nl-NL"/>
-        </w:rPr>
-      </w:pPr>
-      <w:bookmarkStart w:id="19" w:name="_Toc241651464"/>
+        <w:divId w:val="187333256"/>
+        <w:rPr>
+          <w:rFonts w:eastAsia="Times New Roman"/>
+          <w:lang w:val="nl-NL"/>
+        </w:rPr>
+      </w:pPr>
+      <w:bookmarkStart w:id="19" w:name="_Toc241652932"/>
       <w:r>
         <w:rPr>
           <w:rFonts w:eastAsia="Times New Roman"/>
@@ -7156,7 +7147,7 @@
     <w:p>
       <w:pPr>
         <w:pStyle w:val="subtitel"/>
-        <w:divId w:val="953097243"/>
+        <w:divId w:val="187333256"/>
         <w:rPr>
           <w:lang w:val="nl-NL"/>
         </w:rPr>
@@ -7171,7 +7162,7 @@
     <w:p>
       <w:pPr>
         <w:pStyle w:val="Normaalweb"/>
-        <w:divId w:val="953097243"/>
+        <w:divId w:val="187333256"/>
         <w:rPr>
           <w:lang w:val="nl-NL"/>
         </w:rPr>
@@ -7192,7 +7183,7 @@
     <w:p>
       <w:pPr>
         <w:pStyle w:val="Normaalweb"/>
-        <w:divId w:val="953097243"/>
+        <w:divId w:val="187333256"/>
         <w:rPr>
           <w:lang w:val="nl-NL"/>
         </w:rPr>
@@ -7207,7 +7198,7 @@
     <w:p>
       <w:pPr>
         <w:pStyle w:val="Normaalweb"/>
-        <w:divId w:val="953097243"/>
+        <w:divId w:val="187333256"/>
         <w:rPr>
           <w:lang w:val="nl-NL"/>
         </w:rPr>
@@ -7228,7 +7219,7 @@
     <w:p>
       <w:pPr>
         <w:pStyle w:val="Normaalweb"/>
-        <w:divId w:val="953097243"/>
+        <w:divId w:val="187333256"/>
         <w:rPr>
           <w:lang w:val="nl-NL"/>
         </w:rPr>
@@ -7248,7 +7239,7 @@
     </w:p>
     <w:p>
       <w:pPr>
-        <w:divId w:val="1549102261"/>
+        <w:divId w:val="1917321619"/>
         <w:rPr>
           <w:color w:val="555555"/>
           <w:sz w:val="20"/>
@@ -7268,7 +7259,7 @@
     </w:p>
     <w:p>
       <w:pPr>
-        <w:divId w:val="1549102261"/>
+        <w:divId w:val="1917321619"/>
         <w:rPr>
           <w:color w:val="555555"/>
           <w:sz w:val="20"/>
@@ -7288,7 +7279,7 @@
     </w:p>
     <w:p>
       <w:pPr>
-        <w:divId w:val="1549102261"/>
+        <w:divId w:val="1917321619"/>
         <w:rPr>
           <w:color w:val="555555"/>
           <w:sz w:val="20"/>
@@ -7310,7 +7301,7 @@
       <w:pPr>
         <w:pStyle w:val="marker"/>
         <w:ind w:left="800" w:right="800"/>
-        <w:divId w:val="953097243"/>
+        <w:divId w:val="187333256"/>
         <w:rPr>
           <w:lang w:val="nl-NL"/>
         </w:rPr>
@@ -7322,13 +7313,13 @@
     <w:p>
       <w:pPr>
         <w:pStyle w:val="Kop3"/>
-        <w:divId w:val="953097243"/>
-        <w:rPr>
-          <w:rFonts w:eastAsia="Times New Roman"/>
-          <w:lang w:val="nl-NL"/>
-        </w:rPr>
-      </w:pPr>
-      <w:bookmarkStart w:id="20" w:name="_Toc241651465"/>
+        <w:divId w:val="187333256"/>
+        <w:rPr>
+          <w:rFonts w:eastAsia="Times New Roman"/>
+          <w:lang w:val="nl-NL"/>
+        </w:rPr>
+      </w:pPr>
+      <w:bookmarkStart w:id="20" w:name="_Toc241652933"/>
       <w:r>
         <w:rPr>
           <w:rFonts w:eastAsia="Times New Roman"/>
@@ -7341,7 +7332,7 @@
     <w:p>
       <w:pPr>
         <w:pStyle w:val="subtitel"/>
-        <w:divId w:val="953097243"/>
+        <w:divId w:val="187333256"/>
         <w:rPr>
           <w:lang w:val="nl-NL"/>
         </w:rPr>
@@ -7356,7 +7347,7 @@
     <w:p>
       <w:pPr>
         <w:pStyle w:val="Normaalweb"/>
-        <w:divId w:val="953097243"/>
+        <w:divId w:val="187333256"/>
         <w:rPr>
           <w:lang w:val="nl-NL"/>
         </w:rPr>
@@ -7377,7 +7368,7 @@
     <w:p>
       <w:pPr>
         <w:pStyle w:val="Normaalweb"/>
-        <w:divId w:val="953097243"/>
+        <w:divId w:val="187333256"/>
         <w:rPr>
           <w:lang w:val="nl-NL"/>
         </w:rPr>
@@ -7398,7 +7389,7 @@
     <w:p>
       <w:pPr>
         <w:pStyle w:val="Normaalweb"/>
-        <w:divId w:val="953097243"/>
+        <w:divId w:val="187333256"/>
         <w:rPr>
           <w:lang w:val="nl-NL"/>
         </w:rPr>
@@ -7418,7 +7409,7 @@
     </w:p>
     <w:p>
       <w:pPr>
-        <w:divId w:val="226570160"/>
+        <w:divId w:val="1698313256"/>
         <w:rPr>
           <w:color w:val="555555"/>
           <w:sz w:val="20"/>
@@ -7440,7 +7431,7 @@
       <w:pPr>
         <w:pStyle w:val="marker"/>
         <w:ind w:left="800" w:right="800"/>
-        <w:divId w:val="953097243"/>
+        <w:divId w:val="187333256"/>
         <w:rPr>
           <w:lang w:val="nl-NL"/>
         </w:rPr>
@@ -7452,13 +7443,13 @@
     <w:p>
       <w:pPr>
         <w:pStyle w:val="Kop3"/>
-        <w:divId w:val="953097243"/>
-        <w:rPr>
-          <w:rFonts w:eastAsia="Times New Roman"/>
-          <w:lang w:val="nl-NL"/>
-        </w:rPr>
-      </w:pPr>
-      <w:bookmarkStart w:id="21" w:name="_Toc241651466"/>
+        <w:divId w:val="187333256"/>
+        <w:rPr>
+          <w:rFonts w:eastAsia="Times New Roman"/>
+          <w:lang w:val="nl-NL"/>
+        </w:rPr>
+      </w:pPr>
+      <w:bookmarkStart w:id="21" w:name="_Toc241652934"/>
       <w:r>
         <w:rPr>
           <w:rFonts w:eastAsia="Times New Roman"/>
@@ -7471,7 +7462,7 @@
     <w:p>
       <w:pPr>
         <w:pStyle w:val="subtitel"/>
-        <w:divId w:val="953097243"/>
+        <w:divId w:val="187333256"/>
         <w:rPr>
           <w:lang w:val="nl-NL"/>
         </w:rPr>
@@ -7486,7 +7477,7 @@
     <w:p>
       <w:pPr>
         <w:pStyle w:val="Normaalweb"/>
-        <w:divId w:val="953097243"/>
+        <w:divId w:val="187333256"/>
         <w:rPr>
           <w:lang w:val="nl-NL"/>
         </w:rPr>
@@ -7507,7 +7498,7 @@
     <w:p>
       <w:pPr>
         <w:pStyle w:val="Normaalweb"/>
-        <w:divId w:val="953097243"/>
+        <w:divId w:val="187333256"/>
         <w:rPr>
           <w:lang w:val="nl-NL"/>
         </w:rPr>
@@ -7528,7 +7519,7 @@
     <w:p>
       <w:pPr>
         <w:pStyle w:val="Normaalweb"/>
-        <w:divId w:val="953097243"/>
+        <w:divId w:val="187333256"/>
         <w:rPr>
           <w:lang w:val="nl-NL"/>
         </w:rPr>
@@ -7549,7 +7540,7 @@
     <w:p>
       <w:pPr>
         <w:pStyle w:val="Normaalweb"/>
-        <w:divId w:val="953097243"/>
+        <w:divId w:val="187333256"/>
         <w:rPr>
           <w:lang w:val="nl-NL"/>
         </w:rPr>
@@ -7569,7 +7560,7 @@
     </w:p>
     <w:p>
       <w:pPr>
-        <w:divId w:val="2011641434"/>
+        <w:divId w:val="2087143389"/>
         <w:rPr>
           <w:color w:val="555555"/>
           <w:sz w:val="20"/>
@@ -7591,7 +7582,7 @@
       <w:pPr>
         <w:pStyle w:val="marker"/>
         <w:ind w:left="800" w:right="800"/>
-        <w:divId w:val="953097243"/>
+        <w:divId w:val="187333256"/>
         <w:rPr>
           <w:lang w:val="nl-NL"/>
         </w:rPr>
@@ -7603,13 +7594,13 @@
     <w:p>
       <w:pPr>
         <w:pStyle w:val="Kop3"/>
-        <w:divId w:val="953097243"/>
-        <w:rPr>
-          <w:rFonts w:eastAsia="Times New Roman"/>
-          <w:lang w:val="nl-NL"/>
-        </w:rPr>
-      </w:pPr>
-      <w:bookmarkStart w:id="22" w:name="_Toc241651467"/>
+        <w:divId w:val="187333256"/>
+        <w:rPr>
+          <w:rFonts w:eastAsia="Times New Roman"/>
+          <w:lang w:val="nl-NL"/>
+        </w:rPr>
+      </w:pPr>
+      <w:bookmarkStart w:id="22" w:name="_Toc241652935"/>
       <w:r>
         <w:rPr>
           <w:rFonts w:eastAsia="Times New Roman"/>
@@ -7622,7 +7613,7 @@
     <w:p>
       <w:pPr>
         <w:pStyle w:val="subtitel"/>
-        <w:divId w:val="953097243"/>
+        <w:divId w:val="187333256"/>
         <w:rPr>
           <w:lang w:val="nl-NL"/>
         </w:rPr>
@@ -7637,7 +7628,7 @@
     <w:p>
       <w:pPr>
         <w:pStyle w:val="Normaalweb"/>
-        <w:divId w:val="953097243"/>
+        <w:divId w:val="187333256"/>
         <w:rPr>
           <w:lang w:val="nl-NL"/>
         </w:rPr>
@@ -7658,7 +7649,7 @@
     <w:p>
       <w:pPr>
         <w:pStyle w:val="Normaalweb"/>
-        <w:divId w:val="953097243"/>
+        <w:divId w:val="187333256"/>
         <w:rPr>
           <w:lang w:val="nl-NL"/>
         </w:rPr>
@@ -7673,7 +7664,7 @@
     <w:p>
       <w:pPr>
         <w:pStyle w:val="Normaalweb"/>
-        <w:divId w:val="953097243"/>
+        <w:divId w:val="187333256"/>
         <w:rPr>
           <w:lang w:val="nl-NL"/>
         </w:rPr>
@@ -7689,7 +7680,7 @@
       <w:pPr>
         <w:pStyle w:val="marker"/>
         <w:ind w:left="800" w:right="800"/>
-        <w:divId w:val="953097243"/>
+        <w:divId w:val="187333256"/>
         <w:rPr>
           <w:lang w:val="nl-NL"/>
         </w:rPr>
@@ -7701,13 +7692,13 @@
     <w:p>
       <w:pPr>
         <w:pStyle w:val="Kop3"/>
-        <w:divId w:val="953097243"/>
-        <w:rPr>
-          <w:rFonts w:eastAsia="Times New Roman"/>
-          <w:lang w:val="nl-NL"/>
-        </w:rPr>
-      </w:pPr>
-      <w:bookmarkStart w:id="23" w:name="_Toc241651468"/>
+        <w:divId w:val="187333256"/>
+        <w:rPr>
+          <w:rFonts w:eastAsia="Times New Roman"/>
+          <w:lang w:val="nl-NL"/>
+        </w:rPr>
+      </w:pPr>
+      <w:bookmarkStart w:id="23" w:name="_Toc241652936"/>
       <w:r>
         <w:rPr>
           <w:rFonts w:eastAsia="Times New Roman"/>
@@ -7720,7 +7711,7 @@
     <w:p>
       <w:pPr>
         <w:pStyle w:val="subtitel"/>
-        <w:divId w:val="953097243"/>
+        <w:divId w:val="187333256"/>
         <w:rPr>
           <w:lang w:val="nl-NL"/>
         </w:rPr>
@@ -7735,7 +7726,7 @@
     <w:p>
       <w:pPr>
         <w:pStyle w:val="Normaalweb"/>
-        <w:divId w:val="953097243"/>
+        <w:divId w:val="187333256"/>
         <w:rPr>
           <w:lang w:val="nl-NL"/>
         </w:rPr>
@@ -7750,7 +7741,7 @@
     <w:p>
       <w:pPr>
         <w:pStyle w:val="Normaalweb"/>
-        <w:divId w:val="953097243"/>
+        <w:divId w:val="187333256"/>
         <w:rPr>
           <w:lang w:val="nl-NL"/>
         </w:rPr>
@@ -7765,7 +7756,7 @@
     <w:p>
       <w:pPr>
         <w:pStyle w:val="Normaalweb"/>
-        <w:divId w:val="953097243"/>
+        <w:divId w:val="187333256"/>
         <w:rPr>
           <w:lang w:val="nl-NL"/>
         </w:rPr>
@@ -7785,7 +7776,7 @@
     </w:p>
     <w:p>
       <w:pPr>
-        <w:divId w:val="920214175"/>
+        <w:divId w:val="2069717592"/>
         <w:rPr>
           <w:color w:val="555555"/>
           <w:sz w:val="20"/>
@@ -7807,7 +7798,7 @@
       <w:pPr>
         <w:pStyle w:val="marker"/>
         <w:ind w:left="800" w:right="800"/>
-        <w:divId w:val="953097243"/>
+        <w:divId w:val="187333256"/>
         <w:rPr>
           <w:lang w:val="nl-NL"/>
         </w:rPr>
@@ -7819,13 +7810,13 @@
     <w:p>
       <w:pPr>
         <w:pStyle w:val="Kop3"/>
-        <w:divId w:val="953097243"/>
-        <w:rPr>
-          <w:rFonts w:eastAsia="Times New Roman"/>
-          <w:lang w:val="nl-NL"/>
-        </w:rPr>
-      </w:pPr>
-      <w:bookmarkStart w:id="24" w:name="_Toc241651469"/>
+        <w:divId w:val="187333256"/>
+        <w:rPr>
+          <w:rFonts w:eastAsia="Times New Roman"/>
+          <w:lang w:val="nl-NL"/>
+        </w:rPr>
+      </w:pPr>
+      <w:bookmarkStart w:id="24" w:name="_Toc241652937"/>
       <w:r>
         <w:rPr>
           <w:rFonts w:eastAsia="Times New Roman"/>
@@ -7838,7 +7829,7 @@
     <w:p>
       <w:pPr>
         <w:pStyle w:val="subtitel"/>
-        <w:divId w:val="953097243"/>
+        <w:divId w:val="187333256"/>
         <w:rPr>
           <w:lang w:val="nl-NL"/>
         </w:rPr>
@@ -7853,7 +7844,7 @@
     <w:p>
       <w:pPr>
         <w:pStyle w:val="Normaalweb"/>
-        <w:divId w:val="953097243"/>
+        <w:divId w:val="187333256"/>
         <w:rPr>
           <w:lang w:val="nl-NL"/>
         </w:rPr>
@@ -7868,7 +7859,7 @@
     <w:p>
       <w:pPr>
         <w:pStyle w:val="Normaalweb"/>
-        <w:divId w:val="953097243"/>
+        <w:divId w:val="187333256"/>
         <w:rPr>
           <w:lang w:val="nl-NL"/>
         </w:rPr>
@@ -7883,7 +7874,7 @@
     <w:p>
       <w:pPr>
         <w:pStyle w:val="Normaalweb"/>
-        <w:divId w:val="953097243"/>
+        <w:divId w:val="187333256"/>
         <w:rPr>
           <w:lang w:val="nl-NL"/>
         </w:rPr>
@@ -7905,7 +7896,7 @@
       <w:pPr>
         <w:pStyle w:val="marker"/>
         <w:ind w:left="800" w:right="800"/>
-        <w:divId w:val="953097243"/>
+        <w:divId w:val="187333256"/>
         <w:rPr>
           <w:lang w:val="nl-NL"/>
         </w:rPr>
@@ -7917,13 +7908,13 @@
     <w:p>
       <w:pPr>
         <w:pStyle w:val="Kop3"/>
-        <w:divId w:val="953097243"/>
-        <w:rPr>
-          <w:rFonts w:eastAsia="Times New Roman"/>
-          <w:lang w:val="nl-NL"/>
-        </w:rPr>
-      </w:pPr>
-      <w:bookmarkStart w:id="25" w:name="_Toc241651470"/>
+        <w:divId w:val="187333256"/>
+        <w:rPr>
+          <w:rFonts w:eastAsia="Times New Roman"/>
+          <w:lang w:val="nl-NL"/>
+        </w:rPr>
+      </w:pPr>
+      <w:bookmarkStart w:id="25" w:name="_Toc241652938"/>
       <w:r>
         <w:rPr>
           <w:rFonts w:eastAsia="Times New Roman"/>
@@ -7936,7 +7927,7 @@
     <w:p>
       <w:pPr>
         <w:pStyle w:val="subtitel"/>
-        <w:divId w:val="953097243"/>
+        <w:divId w:val="187333256"/>
         <w:rPr>
           <w:lang w:val="nl-NL"/>
         </w:rPr>
@@ -7951,7 +7942,7 @@
     <w:p>
       <w:pPr>
         <w:pStyle w:val="Normaalweb"/>
-        <w:divId w:val="953097243"/>
+        <w:divId w:val="187333256"/>
         <w:rPr>
           <w:lang w:val="nl-NL"/>
         </w:rPr>
@@ -7972,7 +7963,7 @@
     <w:p>
       <w:pPr>
         <w:pStyle w:val="Normaalweb"/>
-        <w:divId w:val="953097243"/>
+        <w:divId w:val="187333256"/>
         <w:rPr>
           <w:lang w:val="nl-NL"/>
         </w:rPr>
@@ -7987,7 +7978,7 @@
     <w:p>
       <w:pPr>
         <w:pStyle w:val="Normaalweb"/>
-        <w:divId w:val="953097243"/>
+        <w:divId w:val="187333256"/>
         <w:rPr>
           <w:lang w:val="nl-NL"/>
         </w:rPr>
@@ -8003,7 +7994,7 @@
       <w:pPr>
         <w:pStyle w:val="marker"/>
         <w:ind w:left="800" w:right="800"/>
-        <w:divId w:val="953097243"/>
+        <w:divId w:val="187333256"/>
         <w:rPr>
           <w:lang w:val="nl-NL"/>
         </w:rPr>
@@ -8015,13 +8006,13 @@
     <w:p>
       <w:pPr>
         <w:pStyle w:val="Kop3"/>
-        <w:divId w:val="953097243"/>
-        <w:rPr>
-          <w:rFonts w:eastAsia="Times New Roman"/>
-          <w:lang w:val="nl-NL"/>
-        </w:rPr>
-      </w:pPr>
-      <w:bookmarkStart w:id="26" w:name="_Toc241651471"/>
+        <w:divId w:val="187333256"/>
+        <w:rPr>
+          <w:rFonts w:eastAsia="Times New Roman"/>
+          <w:lang w:val="nl-NL"/>
+        </w:rPr>
+      </w:pPr>
+      <w:bookmarkStart w:id="26" w:name="_Toc241652939"/>
       <w:r>
         <w:rPr>
           <w:rFonts w:eastAsia="Times New Roman"/>
@@ -8034,7 +8025,7 @@
     <w:p>
       <w:pPr>
         <w:pStyle w:val="subtitel"/>
-        <w:divId w:val="953097243"/>
+        <w:divId w:val="187333256"/>
         <w:rPr>
           <w:lang w:val="nl-NL"/>
         </w:rPr>
@@ -8049,7 +8040,7 @@
     <w:p>
       <w:pPr>
         <w:pStyle w:val="Normaalweb"/>
-        <w:divId w:val="953097243"/>
+        <w:divId w:val="187333256"/>
         <w:rPr>
           <w:lang w:val="nl-NL"/>
         </w:rPr>
@@ -8070,7 +8061,7 @@
     <w:p>
       <w:pPr>
         <w:pStyle w:val="Normaalweb"/>
-        <w:divId w:val="953097243"/>
+        <w:divId w:val="187333256"/>
         <w:rPr>
           <w:lang w:val="nl-NL"/>
         </w:rPr>
@@ -8091,7 +8082,7 @@
     <w:p>
       <w:pPr>
         <w:pStyle w:val="Normaalweb"/>
-        <w:divId w:val="953097243"/>
+        <w:divId w:val="187333256"/>
         <w:rPr>
           <w:lang w:val="nl-NL"/>
         </w:rPr>
@@ -8113,7 +8104,7 @@
       <w:pPr>
         <w:pStyle w:val="marker"/>
         <w:ind w:left="800" w:right="800"/>
-        <w:divId w:val="953097243"/>
+        <w:divId w:val="187333256"/>
         <w:rPr>
           <w:lang w:val="nl-NL"/>
         </w:rPr>
@@ -8125,13 +8116,13 @@
     <w:p>
       <w:pPr>
         <w:pStyle w:val="Kop3"/>
-        <w:divId w:val="953097243"/>
-        <w:rPr>
-          <w:rFonts w:eastAsia="Times New Roman"/>
-          <w:lang w:val="nl-NL"/>
-        </w:rPr>
-      </w:pPr>
-      <w:bookmarkStart w:id="27" w:name="_Toc241651472"/>
+        <w:divId w:val="187333256"/>
+        <w:rPr>
+          <w:rFonts w:eastAsia="Times New Roman"/>
+          <w:lang w:val="nl-NL"/>
+        </w:rPr>
+      </w:pPr>
+      <w:bookmarkStart w:id="27" w:name="_Toc241652940"/>
       <w:r>
         <w:rPr>
           <w:rFonts w:eastAsia="Times New Roman"/>
@@ -8144,7 +8135,7 @@
     <w:p>
       <w:pPr>
         <w:pStyle w:val="subtitel"/>
-        <w:divId w:val="953097243"/>
+        <w:divId w:val="187333256"/>
         <w:rPr>
           <w:lang w:val="nl-NL"/>
         </w:rPr>
@@ -8159,7 +8150,7 @@
     <w:p>
       <w:pPr>
         <w:pStyle w:val="Normaalweb"/>
-        <w:divId w:val="953097243"/>
+        <w:divId w:val="187333256"/>
         <w:rPr>
           <w:lang w:val="nl-NL"/>
         </w:rPr>
@@ -8180,7 +8171,7 @@
     <w:p>
       <w:pPr>
         <w:pStyle w:val="Normaalweb"/>
-        <w:divId w:val="953097243"/>
+        <w:divId w:val="187333256"/>
         <w:rPr>
           <w:lang w:val="nl-NL"/>
         </w:rPr>
@@ -8201,7 +8192,7 @@
     <w:p>
       <w:pPr>
         <w:pStyle w:val="Normaalweb"/>
-        <w:divId w:val="953097243"/>
+        <w:divId w:val="187333256"/>
         <w:rPr>
           <w:lang w:val="nl-NL"/>
         </w:rPr>
@@ -8222,7 +8213,7 @@
     <w:p>
       <w:pPr>
         <w:pStyle w:val="Normaalweb"/>
-        <w:divId w:val="953097243"/>
+        <w:divId w:val="187333256"/>
         <w:rPr>
           <w:lang w:val="nl-NL"/>
         </w:rPr>
@@ -8244,7 +8235,7 @@
       <w:pPr>
         <w:pStyle w:val="marker"/>
         <w:ind w:left="800" w:right="800"/>
-        <w:divId w:val="953097243"/>
+        <w:divId w:val="187333256"/>
         <w:rPr>
           <w:lang w:val="nl-NL"/>
         </w:rPr>
@@ -8256,13 +8247,13 @@
     <w:p>
       <w:pPr>
         <w:pStyle w:val="Kop1"/>
-        <w:divId w:val="953097243"/>
-        <w:rPr>
-          <w:rFonts w:eastAsia="Times New Roman"/>
-          <w:lang w:val="nl-NL"/>
-        </w:rPr>
-      </w:pPr>
-      <w:bookmarkStart w:id="28" w:name="_Toc241651473"/>
+        <w:divId w:val="187333256"/>
+        <w:rPr>
+          <w:rFonts w:eastAsia="Times New Roman"/>
+          <w:lang w:val="nl-NL"/>
+        </w:rPr>
+      </w:pPr>
+      <w:bookmarkStart w:id="28" w:name="_Toc241652941"/>
       <w:r>
         <w:rPr>
           <w:rFonts w:eastAsia="Times New Roman"/>
@@ -8275,13 +8266,13 @@
     <w:p>
       <w:pPr>
         <w:pStyle w:val="Kop2"/>
-        <w:divId w:val="953097243"/>
-        <w:rPr>
-          <w:rFonts w:eastAsia="Times New Roman"/>
-          <w:lang w:val="nl-NL"/>
-        </w:rPr>
-      </w:pPr>
-      <w:bookmarkStart w:id="29" w:name="_Toc241651474"/>
+        <w:divId w:val="187333256"/>
+        <w:rPr>
+          <w:rFonts w:eastAsia="Times New Roman"/>
+          <w:lang w:val="nl-NL"/>
+        </w:rPr>
+      </w:pPr>
+      <w:bookmarkStart w:id="29" w:name="_Toc241652942"/>
       <w:r>
         <w:rPr>
           <w:rFonts w:eastAsia="Times New Roman"/>
@@ -8294,13 +8285,13 @@
     <w:p>
       <w:pPr>
         <w:pStyle w:val="Kop3"/>
-        <w:divId w:val="953097243"/>
-        <w:rPr>
-          <w:rFonts w:eastAsia="Times New Roman"/>
-          <w:lang w:val="nl-NL"/>
-        </w:rPr>
-      </w:pPr>
-      <w:bookmarkStart w:id="30" w:name="_Toc241651475"/>
+        <w:divId w:val="187333256"/>
+        <w:rPr>
+          <w:rFonts w:eastAsia="Times New Roman"/>
+          <w:lang w:val="nl-NL"/>
+        </w:rPr>
+      </w:pPr>
+      <w:bookmarkStart w:id="30" w:name="_Toc241652943"/>
       <w:r>
         <w:rPr>
           <w:rFonts w:eastAsia="Times New Roman"/>
@@ -8313,7 +8304,7 @@
     <w:p>
       <w:pPr>
         <w:pStyle w:val="subtitel"/>
-        <w:divId w:val="953097243"/>
+        <w:divId w:val="187333256"/>
         <w:rPr>
           <w:lang w:val="nl-NL"/>
         </w:rPr>
@@ -8328,7 +8319,7 @@
     <w:p>
       <w:pPr>
         <w:pStyle w:val="Normaalweb"/>
-        <w:divId w:val="953097243"/>
+        <w:divId w:val="187333256"/>
         <w:rPr>
           <w:lang w:val="nl-NL"/>
         </w:rPr>
@@ -8349,7 +8340,7 @@
     <w:p>
       <w:pPr>
         <w:pStyle w:val="Normaalweb"/>
-        <w:divId w:val="953097243"/>
+        <w:divId w:val="187333256"/>
         <w:rPr>
           <w:lang w:val="nl-NL"/>
         </w:rPr>
@@ -8364,7 +8355,7 @@
     <w:p>
       <w:pPr>
         <w:pStyle w:val="Normaalweb"/>
-        <w:divId w:val="953097243"/>
+        <w:divId w:val="187333256"/>
         <w:rPr>
           <w:lang w:val="nl-NL"/>
         </w:rPr>
@@ -8386,7 +8377,7 @@
       <w:pPr>
         <w:pStyle w:val="marker"/>
         <w:ind w:left="800" w:right="800"/>
-        <w:divId w:val="953097243"/>
+        <w:divId w:val="187333256"/>
         <w:rPr>
           <w:lang w:val="nl-NL"/>
         </w:rPr>
@@ -8398,13 +8389,13 @@
     <w:p>
       <w:pPr>
         <w:pStyle w:val="Kop3"/>
-        <w:divId w:val="953097243"/>
-        <w:rPr>
-          <w:rFonts w:eastAsia="Times New Roman"/>
-          <w:lang w:val="nl-NL"/>
-        </w:rPr>
-      </w:pPr>
-      <w:bookmarkStart w:id="31" w:name="_Toc241651476"/>
+        <w:divId w:val="187333256"/>
+        <w:rPr>
+          <w:rFonts w:eastAsia="Times New Roman"/>
+          <w:lang w:val="nl-NL"/>
+        </w:rPr>
+      </w:pPr>
+      <w:bookmarkStart w:id="31" w:name="_Toc241652944"/>
       <w:r>
         <w:rPr>
           <w:rFonts w:eastAsia="Times New Roman"/>
@@ -8417,7 +8408,7 @@
     <w:p>
       <w:pPr>
         <w:pStyle w:val="subtitel"/>
-        <w:divId w:val="953097243"/>
+        <w:divId w:val="187333256"/>
         <w:rPr>
           <w:lang w:val="nl-NL"/>
         </w:rPr>
@@ -8432,7 +8423,7 @@
     <w:p>
       <w:pPr>
         <w:pStyle w:val="Normaalweb"/>
-        <w:divId w:val="953097243"/>
+        <w:divId w:val="187333256"/>
         <w:rPr>
           <w:lang w:val="nl-NL"/>
         </w:rPr>
@@ -8453,7 +8444,7 @@
     <w:p>
       <w:pPr>
         <w:pStyle w:val="Normaalweb"/>
-        <w:divId w:val="953097243"/>
+        <w:divId w:val="187333256"/>
         <w:rPr>
           <w:lang w:val="nl-NL"/>
         </w:rPr>
@@ -8474,7 +8465,7 @@
     <w:p>
       <w:pPr>
         <w:pStyle w:val="Normaalweb"/>
-        <w:divId w:val="953097243"/>
+        <w:divId w:val="187333256"/>
         <w:rPr>
           <w:lang w:val="nl-NL"/>
         </w:rPr>
@@ -8489,7 +8480,7 @@
     <w:p>
       <w:pPr>
         <w:pStyle w:val="Normaalweb"/>
-        <w:divId w:val="953097243"/>
+        <w:divId w:val="187333256"/>
         <w:rPr>
           <w:lang w:val="nl-NL"/>
         </w:rPr>
@@ -8503,7 +8494,7 @@
     </w:p>
     <w:p>
       <w:pPr>
-        <w:divId w:val="447045297"/>
+        <w:divId w:val="1792357563"/>
         <w:rPr>
           <w:color w:val="555555"/>
           <w:sz w:val="20"/>
@@ -8523,7 +8514,7 @@
     </w:p>
     <w:p>
       <w:pPr>
-        <w:divId w:val="447045297"/>
+        <w:divId w:val="1792357563"/>
         <w:rPr>
           <w:color w:val="555555"/>
           <w:sz w:val="20"/>
@@ -8545,7 +8536,7 @@
       <w:pPr>
         <w:pStyle w:val="marker"/>
         <w:ind w:left="800" w:right="800"/>
-        <w:divId w:val="953097243"/>
+        <w:divId w:val="187333256"/>
         <w:rPr>
           <w:lang w:val="nl-NL"/>
         </w:rPr>
@@ -8557,13 +8548,13 @@
     <w:p>
       <w:pPr>
         <w:pStyle w:val="Kop3"/>
-        <w:divId w:val="953097243"/>
-        <w:rPr>
-          <w:rFonts w:eastAsia="Times New Roman"/>
-          <w:lang w:val="nl-NL"/>
-        </w:rPr>
-      </w:pPr>
-      <w:bookmarkStart w:id="32" w:name="_Toc241651477"/>
+        <w:divId w:val="187333256"/>
+        <w:rPr>
+          <w:rFonts w:eastAsia="Times New Roman"/>
+          <w:lang w:val="nl-NL"/>
+        </w:rPr>
+      </w:pPr>
+      <w:bookmarkStart w:id="32" w:name="_Toc241652945"/>
       <w:r>
         <w:rPr>
           <w:rFonts w:eastAsia="Times New Roman"/>
@@ -8576,7 +8567,7 @@
     <w:p>
       <w:pPr>
         <w:pStyle w:val="subtitel"/>
-        <w:divId w:val="953097243"/>
+        <w:divId w:val="187333256"/>
         <w:rPr>
           <w:lang w:val="nl-NL"/>
         </w:rPr>
@@ -8591,7 +8582,7 @@
     <w:p>
       <w:pPr>
         <w:pStyle w:val="Normaalweb"/>
-        <w:divId w:val="953097243"/>
+        <w:divId w:val="187333256"/>
         <w:rPr>
           <w:lang w:val="nl-NL"/>
         </w:rPr>
@@ -8612,7 +8603,7 @@
     <w:p>
       <w:pPr>
         <w:pStyle w:val="Normaalweb"/>
-        <w:divId w:val="953097243"/>
+        <w:divId w:val="187333256"/>
         <w:rPr>
           <w:lang w:val="nl-NL"/>
         </w:rPr>
@@ -8627,7 +8618,7 @@
     <w:p>
       <w:pPr>
         <w:pStyle w:val="Normaalweb"/>
-        <w:divId w:val="953097243"/>
+        <w:divId w:val="187333256"/>
         <w:rPr>
           <w:lang w:val="nl-NL"/>
         </w:rPr>
@@ -8643,7 +8634,7 @@
       <w:pPr>
         <w:pStyle w:val="marker"/>
         <w:ind w:left="800" w:right="800"/>
-        <w:divId w:val="953097243"/>
+        <w:divId w:val="187333256"/>
         <w:rPr>
           <w:lang w:val="nl-NL"/>
         </w:rPr>
@@ -8655,13 +8646,13 @@
     <w:p>
       <w:pPr>
         <w:pStyle w:val="Kop3"/>
-        <w:divId w:val="953097243"/>
-        <w:rPr>
-          <w:rFonts w:eastAsia="Times New Roman"/>
-          <w:lang w:val="nl-NL"/>
-        </w:rPr>
-      </w:pPr>
-      <w:bookmarkStart w:id="33" w:name="_Toc241651478"/>
+        <w:divId w:val="187333256"/>
+        <w:rPr>
+          <w:rFonts w:eastAsia="Times New Roman"/>
+          <w:lang w:val="nl-NL"/>
+        </w:rPr>
+      </w:pPr>
+      <w:bookmarkStart w:id="33" w:name="_Toc241652946"/>
       <w:r>
         <w:rPr>
           <w:rFonts w:eastAsia="Times New Roman"/>
@@ -8674,7 +8665,7 @@
     <w:p>
       <w:pPr>
         <w:pStyle w:val="subtitel"/>
-        <w:divId w:val="953097243"/>
+        <w:divId w:val="187333256"/>
         <w:rPr>
           <w:lang w:val="nl-NL"/>
         </w:rPr>
@@ -8689,7 +8680,7 @@
     <w:p>
       <w:pPr>
         <w:pStyle w:val="Normaalweb"/>
-        <w:divId w:val="953097243"/>
+        <w:divId w:val="187333256"/>
         <w:rPr>
           <w:lang w:val="nl-NL"/>
         </w:rPr>
@@ -8704,7 +8695,7 @@
     <w:p>
       <w:pPr>
         <w:pStyle w:val="Normaalweb"/>
-        <w:divId w:val="953097243"/>
+        <w:divId w:val="187333256"/>
         <w:rPr>
           <w:lang w:val="nl-NL"/>
         </w:rPr>
@@ -8719,7 +8710,7 @@
     <w:p>
       <w:pPr>
         <w:pStyle w:val="Normaalweb"/>
-        <w:divId w:val="953097243"/>
+        <w:divId w:val="187333256"/>
         <w:rPr>
           <w:lang w:val="nl-NL"/>
         </w:rPr>
@@ -8735,7 +8726,7 @@
       <w:pPr>
         <w:pStyle w:val="marker"/>
         <w:ind w:left="800" w:right="800"/>
-        <w:divId w:val="953097243"/>
+        <w:divId w:val="187333256"/>
         <w:rPr>
           <w:lang w:val="nl-NL"/>
         </w:rPr>
@@ -8747,13 +8738,13 @@
     <w:p>
       <w:pPr>
         <w:pStyle w:val="Kop3"/>
-        <w:divId w:val="953097243"/>
-        <w:rPr>
-          <w:rFonts w:eastAsia="Times New Roman"/>
-          <w:lang w:val="nl-NL"/>
-        </w:rPr>
-      </w:pPr>
-      <w:bookmarkStart w:id="34" w:name="_Toc241651479"/>
+        <w:divId w:val="187333256"/>
+        <w:rPr>
+          <w:rFonts w:eastAsia="Times New Roman"/>
+          <w:lang w:val="nl-NL"/>
+        </w:rPr>
+      </w:pPr>
+      <w:bookmarkStart w:id="34" w:name="_Toc241652947"/>
       <w:r>
         <w:rPr>
           <w:rFonts w:eastAsia="Times New Roman"/>
@@ -8766,7 +8757,7 @@
     <w:p>
       <w:pPr>
         <w:pStyle w:val="subtitel"/>
-        <w:divId w:val="953097243"/>
+        <w:divId w:val="187333256"/>
         <w:rPr>
           <w:lang w:val="nl-NL"/>
         </w:rPr>
@@ -8781,7 +8772,7 @@
     <w:p>
       <w:pPr>
         <w:pStyle w:val="Normaalweb"/>
-        <w:divId w:val="953097243"/>
+        <w:divId w:val="187333256"/>
         <w:rPr>
           <w:lang w:val="nl-NL"/>
         </w:rPr>
@@ -8802,7 +8793,7 @@
     <w:p>
       <w:pPr>
         <w:pStyle w:val="Normaalweb"/>
-        <w:divId w:val="953097243"/>
+        <w:divId w:val="187333256"/>
         <w:rPr>
           <w:lang w:val="nl-NL"/>
         </w:rPr>
@@ -8817,7 +8808,7 @@
     <w:p>
       <w:pPr>
         <w:pStyle w:val="Normaalweb"/>
-        <w:divId w:val="953097243"/>
+        <w:divId w:val="187333256"/>
         <w:rPr>
           <w:lang w:val="nl-NL"/>
         </w:rPr>
@@ -8839,7 +8830,7 @@
       <w:pPr>
         <w:pStyle w:val="marker"/>
         <w:ind w:left="800" w:right="800"/>
-        <w:divId w:val="953097243"/>
+        <w:divId w:val="187333256"/>
         <w:rPr>
           <w:lang w:val="nl-NL"/>
         </w:rPr>
@@ -8851,13 +8842,13 @@
     <w:p>
       <w:pPr>
         <w:pStyle w:val="Kop3"/>
-        <w:divId w:val="953097243"/>
-        <w:rPr>
-          <w:rFonts w:eastAsia="Times New Roman"/>
-          <w:lang w:val="nl-NL"/>
-        </w:rPr>
-      </w:pPr>
-      <w:bookmarkStart w:id="35" w:name="_Toc241651480"/>
+        <w:divId w:val="187333256"/>
+        <w:rPr>
+          <w:rFonts w:eastAsia="Times New Roman"/>
+          <w:lang w:val="nl-NL"/>
+        </w:rPr>
+      </w:pPr>
+      <w:bookmarkStart w:id="35" w:name="_Toc241652948"/>
       <w:r>
         <w:rPr>
           <w:rFonts w:eastAsia="Times New Roman"/>
@@ -8870,7 +8861,7 @@
     <w:p>
       <w:pPr>
         <w:pStyle w:val="subtitel"/>
-        <w:divId w:val="953097243"/>
+        <w:divId w:val="187333256"/>
         <w:rPr>
           <w:lang w:val="nl-NL"/>
         </w:rPr>
@@ -8885,7 +8876,7 @@
     <w:p>
       <w:pPr>
         <w:pStyle w:val="Normaalweb"/>
-        <w:divId w:val="953097243"/>
+        <w:divId w:val="187333256"/>
         <w:rPr>
           <w:lang w:val="nl-NL"/>
         </w:rPr>
@@ -8906,7 +8897,7 @@
     <w:p>
       <w:pPr>
         <w:pStyle w:val="Normaalweb"/>
-        <w:divId w:val="953097243"/>
+        <w:divId w:val="187333256"/>
         <w:rPr>
           <w:lang w:val="nl-NL"/>
         </w:rPr>
@@ -8921,7 +8912,7 @@
     <w:p>
       <w:pPr>
         <w:pStyle w:val="Normaalweb"/>
-        <w:divId w:val="953097243"/>
+        <w:divId w:val="187333256"/>
         <w:rPr>
           <w:lang w:val="nl-NL"/>
         </w:rPr>
@@ -8943,7 +8934,7 @@
       <w:pPr>
         <w:pStyle w:val="marker"/>
         <w:ind w:left="800" w:right="800"/>
-        <w:divId w:val="953097243"/>
+        <w:divId w:val="187333256"/>
         <w:rPr>
           <w:lang w:val="nl-NL"/>
         </w:rPr>
@@ -8955,13 +8946,13 @@
     <w:p>
       <w:pPr>
         <w:pStyle w:val="Kop2"/>
-        <w:divId w:val="953097243"/>
-        <w:rPr>
-          <w:rFonts w:eastAsia="Times New Roman"/>
-          <w:lang w:val="nl-NL"/>
-        </w:rPr>
-      </w:pPr>
-      <w:bookmarkStart w:id="36" w:name="_Toc241651481"/>
+        <w:divId w:val="187333256"/>
+        <w:rPr>
+          <w:rFonts w:eastAsia="Times New Roman"/>
+          <w:lang w:val="nl-NL"/>
+        </w:rPr>
+      </w:pPr>
+      <w:bookmarkStart w:id="36" w:name="_Toc241652949"/>
       <w:r>
         <w:rPr>
           <w:rFonts w:eastAsia="Times New Roman"/>
@@ -8974,13 +8965,13 @@
     <w:p>
       <w:pPr>
         <w:pStyle w:val="Kop3"/>
-        <w:divId w:val="953097243"/>
-        <w:rPr>
-          <w:rFonts w:eastAsia="Times New Roman"/>
-          <w:lang w:val="nl-NL"/>
-        </w:rPr>
-      </w:pPr>
-      <w:bookmarkStart w:id="37" w:name="_Toc241651482"/>
+        <w:divId w:val="187333256"/>
+        <w:rPr>
+          <w:rFonts w:eastAsia="Times New Roman"/>
+          <w:lang w:val="nl-NL"/>
+        </w:rPr>
+      </w:pPr>
+      <w:bookmarkStart w:id="37" w:name="_Toc241652950"/>
       <w:r>
         <w:rPr>
           <w:rFonts w:eastAsia="Times New Roman"/>
@@ -8993,7 +8984,7 @@
     <w:p>
       <w:pPr>
         <w:pStyle w:val="subtitel"/>
-        <w:divId w:val="953097243"/>
+        <w:divId w:val="187333256"/>
         <w:rPr>
           <w:lang w:val="nl-NL"/>
         </w:rPr>
@@ -9008,7 +8999,7 @@
     <w:p>
       <w:pPr>
         <w:pStyle w:val="Normaalweb"/>
-        <w:divId w:val="953097243"/>
+        <w:divId w:val="187333256"/>
         <w:rPr>
           <w:lang w:val="nl-NL"/>
         </w:rPr>
@@ -9029,7 +9020,7 @@
     <w:p>
       <w:pPr>
         <w:pStyle w:val="Normaalweb"/>
-        <w:divId w:val="953097243"/>
+        <w:divId w:val="187333256"/>
         <w:rPr>
           <w:lang w:val="nl-NL"/>
         </w:rPr>
@@ -9044,7 +9035,7 @@
     <w:p>
       <w:pPr>
         <w:pStyle w:val="Normaalweb"/>
-        <w:divId w:val="953097243"/>
+        <w:divId w:val="187333256"/>
         <w:rPr>
           <w:lang w:val="nl-NL"/>
         </w:rPr>
@@ -9065,7 +9056,7 @@
     <w:p>
       <w:pPr>
         <w:pStyle w:val="Normaalweb"/>
-        <w:divId w:val="953097243"/>
+        <w:divId w:val="187333256"/>
         <w:rPr>
           <w:lang w:val="nl-NL"/>
         </w:rPr>
@@ -9086,7 +9077,7 @@
     <w:p>
       <w:pPr>
         <w:pStyle w:val="Normaalweb"/>
-        <w:divId w:val="953097243"/>
+        <w:divId w:val="187333256"/>
         <w:rPr>
           <w:lang w:val="nl-NL"/>
         </w:rPr>
@@ -9100,7 +9091,7 @@
     </w:p>
     <w:p>
       <w:pPr>
-        <w:divId w:val="1128353454"/>
+        <w:divId w:val="2127234686"/>
         <w:rPr>
           <w:color w:val="555555"/>
           <w:sz w:val="20"/>
@@ -9120,7 +9111,7 @@
     </w:p>
     <w:p>
       <w:pPr>
-        <w:divId w:val="1128353454"/>
+        <w:divId w:val="2127234686"/>
         <w:rPr>
           <w:color w:val="555555"/>
           <w:sz w:val="20"/>
@@ -9142,7 +9133,7 @@
       <w:pPr>
         <w:pStyle w:val="marker"/>
         <w:ind w:left="800" w:right="800"/>
-        <w:divId w:val="953097243"/>
+        <w:divId w:val="187333256"/>
         <w:rPr>
           <w:lang w:val="nl-NL"/>
         </w:rPr>
@@ -9154,13 +9145,13 @@
     <w:p>
       <w:pPr>
         <w:pStyle w:val="Kop3"/>
-        <w:divId w:val="953097243"/>
-        <w:rPr>
-          <w:rFonts w:eastAsia="Times New Roman"/>
-          <w:lang w:val="nl-NL"/>
-        </w:rPr>
-      </w:pPr>
-      <w:bookmarkStart w:id="38" w:name="_Toc241651483"/>
+        <w:divId w:val="187333256"/>
+        <w:rPr>
+          <w:rFonts w:eastAsia="Times New Roman"/>
+          <w:lang w:val="nl-NL"/>
+        </w:rPr>
+      </w:pPr>
+      <w:bookmarkStart w:id="38" w:name="_Toc241652951"/>
       <w:r>
         <w:rPr>
           <w:rFonts w:eastAsia="Times New Roman"/>
@@ -9173,7 +9164,7 @@
     <w:p>
       <w:pPr>
         <w:pStyle w:val="subtitel"/>
-        <w:divId w:val="953097243"/>
+        <w:divId w:val="187333256"/>
         <w:rPr>
           <w:lang w:val="nl-NL"/>
         </w:rPr>
@@ -9188,7 +9179,7 @@
     <w:p>
       <w:pPr>
         <w:pStyle w:val="Normaalweb"/>
-        <w:divId w:val="953097243"/>
+        <w:divId w:val="187333256"/>
         <w:rPr>
           <w:lang w:val="nl-NL"/>
         </w:rPr>
@@ -9209,7 +9200,7 @@
     <w:p>
       <w:pPr>
         <w:pStyle w:val="Normaalweb"/>
-        <w:divId w:val="953097243"/>
+        <w:divId w:val="187333256"/>
         <w:rPr>
           <w:lang w:val="nl-NL"/>
         </w:rPr>
@@ -9230,7 +9221,7 @@
     <w:p>
       <w:pPr>
         <w:pStyle w:val="Normaalweb"/>
-        <w:divId w:val="953097243"/>
+        <w:divId w:val="187333256"/>
         <w:rPr>
           <w:lang w:val="nl-NL"/>
         </w:rPr>
@@ -9245,7 +9236,7 @@
     <w:p>
       <w:pPr>
         <w:pStyle w:val="Normaalweb"/>
-        <w:divId w:val="953097243"/>
+        <w:divId w:val="187333256"/>
         <w:rPr>
           <w:lang w:val="nl-NL"/>
         </w:rPr>
@@ -9265,7 +9256,7 @@
     </w:p>
     <w:p>
       <w:pPr>
-        <w:divId w:val="416752754"/>
+        <w:divId w:val="538053423"/>
         <w:rPr>
           <w:color w:val="555555"/>
           <w:sz w:val="20"/>
@@ -9287,7 +9278,7 @@
       <w:pPr>
         <w:pStyle w:val="marker"/>
         <w:ind w:left="800" w:right="800"/>
-        <w:divId w:val="953097243"/>
+        <w:divId w:val="187333256"/>
         <w:rPr>
           <w:lang w:val="nl-NL"/>
         </w:rPr>
@@ -9299,13 +9290,13 @@
     <w:p>
       <w:pPr>
         <w:pStyle w:val="Kop3"/>
-        <w:divId w:val="953097243"/>
-        <w:rPr>
-          <w:rFonts w:eastAsia="Times New Roman"/>
-          <w:lang w:val="nl-NL"/>
-        </w:rPr>
-      </w:pPr>
-      <w:bookmarkStart w:id="39" w:name="_Toc241651484"/>
+        <w:divId w:val="187333256"/>
+        <w:rPr>
+          <w:rFonts w:eastAsia="Times New Roman"/>
+          <w:lang w:val="nl-NL"/>
+        </w:rPr>
+      </w:pPr>
+      <w:bookmarkStart w:id="39" w:name="_Toc241652952"/>
       <w:r>
         <w:rPr>
           <w:rFonts w:eastAsia="Times New Roman"/>
@@ -9318,7 +9309,7 @@
     <w:p>
       <w:pPr>
         <w:pStyle w:val="subtitel"/>
-        <w:divId w:val="953097243"/>
+        <w:divId w:val="187333256"/>
         <w:rPr>
           <w:lang w:val="nl-NL"/>
         </w:rPr>
@@ -9333,7 +9324,7 @@
     <w:p>
       <w:pPr>
         <w:pStyle w:val="Normaalweb"/>
-        <w:divId w:val="953097243"/>
+        <w:divId w:val="187333256"/>
         <w:rPr>
           <w:lang w:val="nl-NL"/>
         </w:rPr>
@@ -9354,7 +9345,7 @@
     <w:p>
       <w:pPr>
         <w:pStyle w:val="Normaalweb"/>
-        <w:divId w:val="953097243"/>
+        <w:divId w:val="187333256"/>
         <w:rPr>
           <w:lang w:val="nl-NL"/>
         </w:rPr>
@@ -9381,7 +9372,7 @@
     <w:p>
       <w:pPr>
         <w:pStyle w:val="Normaalweb"/>
-        <w:divId w:val="953097243"/>
+        <w:divId w:val="187333256"/>
         <w:rPr>
           <w:lang w:val="nl-NL"/>
         </w:rPr>
@@ -9408,7 +9399,7 @@
     </w:p>
     <w:p>
       <w:pPr>
-        <w:divId w:val="782960932"/>
+        <w:divId w:val="266695791"/>
         <w:rPr>
           <w:color w:val="555555"/>
           <w:sz w:val="20"/>
@@ -9430,7 +9421,7 @@
       <w:pPr>
         <w:pStyle w:val="marker"/>
         <w:ind w:left="800" w:right="800"/>
-        <w:divId w:val="953097243"/>
+        <w:divId w:val="187333256"/>
         <w:rPr>
           <w:lang w:val="nl-NL"/>
         </w:rPr>
@@ -9442,13 +9433,13 @@
     <w:p>
       <w:pPr>
         <w:pStyle w:val="Kop3"/>
-        <w:divId w:val="953097243"/>
-        <w:rPr>
-          <w:rFonts w:eastAsia="Times New Roman"/>
-          <w:lang w:val="nl-NL"/>
-        </w:rPr>
-      </w:pPr>
-      <w:bookmarkStart w:id="40" w:name="_Toc241651485"/>
+        <w:divId w:val="187333256"/>
+        <w:rPr>
+          <w:rFonts w:eastAsia="Times New Roman"/>
+          <w:lang w:val="nl-NL"/>
+        </w:rPr>
+      </w:pPr>
+      <w:bookmarkStart w:id="40" w:name="_Toc241652953"/>
       <w:r>
         <w:rPr>
           <w:rFonts w:eastAsia="Times New Roman"/>
@@ -9461,7 +9452,7 @@
     <w:p>
       <w:pPr>
         <w:pStyle w:val="subtitel"/>
-        <w:divId w:val="953097243"/>
+        <w:divId w:val="187333256"/>
         <w:rPr>
           <w:lang w:val="nl-NL"/>
         </w:rPr>
@@ -9476,7 +9467,7 @@
     <w:p>
       <w:pPr>
         <w:pStyle w:val="Normaalweb"/>
-        <w:divId w:val="953097243"/>
+        <w:divId w:val="187333256"/>
         <w:rPr>
           <w:lang w:val="nl-NL"/>
         </w:rPr>
@@ -9497,7 +9488,7 @@
     <w:p>
       <w:pPr>
         <w:pStyle w:val="Normaalweb"/>
-        <w:divId w:val="953097243"/>
+        <w:divId w:val="187333256"/>
         <w:rPr>
           <w:lang w:val="nl-NL"/>
         </w:rPr>
@@ -9518,7 +9509,7 @@
     <w:p>
       <w:pPr>
         <w:pStyle w:val="Normaalweb"/>
-        <w:divId w:val="953097243"/>
+        <w:divId w:val="187333256"/>
         <w:rPr>
           <w:lang w:val="nl-NL"/>
         </w:rPr>
@@ -9540,7 +9531,7 @@
       <w:pPr>
         <w:pStyle w:val="marker"/>
         <w:ind w:left="800" w:right="800"/>
-        <w:divId w:val="953097243"/>
+        <w:divId w:val="187333256"/>
         <w:rPr>
           <w:lang w:val="nl-NL"/>
         </w:rPr>
@@ -9552,13 +9543,13 @@
     <w:p>
       <w:pPr>
         <w:pStyle w:val="Kop3"/>
-        <w:divId w:val="953097243"/>
-        <w:rPr>
-          <w:rFonts w:eastAsia="Times New Roman"/>
-          <w:lang w:val="nl-NL"/>
-        </w:rPr>
-      </w:pPr>
-      <w:bookmarkStart w:id="41" w:name="_Toc241651486"/>
+        <w:divId w:val="187333256"/>
+        <w:rPr>
+          <w:rFonts w:eastAsia="Times New Roman"/>
+          <w:lang w:val="nl-NL"/>
+        </w:rPr>
+      </w:pPr>
+      <w:bookmarkStart w:id="41" w:name="_Toc241652954"/>
       <w:r>
         <w:rPr>
           <w:rFonts w:eastAsia="Times New Roman"/>
@@ -9571,7 +9562,7 @@
     <w:p>
       <w:pPr>
         <w:pStyle w:val="subtitel"/>
-        <w:divId w:val="953097243"/>
+        <w:divId w:val="187333256"/>
         <w:rPr>
           <w:lang w:val="nl-NL"/>
         </w:rPr>
@@ -9586,7 +9577,7 @@
     <w:p>
       <w:pPr>
         <w:pStyle w:val="Normaalweb"/>
-        <w:divId w:val="953097243"/>
+        <w:divId w:val="187333256"/>
         <w:rPr>
           <w:lang w:val="nl-NL"/>
         </w:rPr>
@@ -9607,7 +9598,7 @@
     <w:p>
       <w:pPr>
         <w:pStyle w:val="Normaalweb"/>
-        <w:divId w:val="953097243"/>
+        <w:divId w:val="187333256"/>
         <w:rPr>
           <w:lang w:val="nl-NL"/>
         </w:rPr>
@@ -9628,7 +9619,7 @@
     <w:p>
       <w:pPr>
         <w:pStyle w:val="Normaalweb"/>
-        <w:divId w:val="953097243"/>
+        <w:divId w:val="187333256"/>
         <w:rPr>
           <w:lang w:val="nl-NL"/>
         </w:rPr>
@@ -9650,7 +9641,7 @@
       <w:pPr>
         <w:pStyle w:val="marker"/>
         <w:ind w:left="800" w:right="800"/>
-        <w:divId w:val="953097243"/>
+        <w:divId w:val="187333256"/>
         <w:rPr>
           <w:lang w:val="nl-NL"/>
         </w:rPr>
@@ -9662,13 +9653,13 @@
     <w:p>
       <w:pPr>
         <w:pStyle w:val="Kop3"/>
-        <w:divId w:val="953097243"/>
-        <w:rPr>
-          <w:rFonts w:eastAsia="Times New Roman"/>
-          <w:lang w:val="nl-NL"/>
-        </w:rPr>
-      </w:pPr>
-      <w:bookmarkStart w:id="42" w:name="_Toc241651487"/>
+        <w:divId w:val="187333256"/>
+        <w:rPr>
+          <w:rFonts w:eastAsia="Times New Roman"/>
+          <w:lang w:val="nl-NL"/>
+        </w:rPr>
+      </w:pPr>
+      <w:bookmarkStart w:id="42" w:name="_Toc241652955"/>
       <w:r>
         <w:rPr>
           <w:rFonts w:eastAsia="Times New Roman"/>
@@ -9681,7 +9672,7 @@
     <w:p>
       <w:pPr>
         <w:pStyle w:val="subtitel"/>
-        <w:divId w:val="953097243"/>
+        <w:divId w:val="187333256"/>
         <w:rPr>
           <w:lang w:val="nl-NL"/>
         </w:rPr>
@@ -9696,7 +9687,7 @@
     <w:p>
       <w:pPr>
         <w:pStyle w:val="Normaalweb"/>
-        <w:divId w:val="953097243"/>
+        <w:divId w:val="187333256"/>
         <w:rPr>
           <w:lang w:val="nl-NL"/>
         </w:rPr>
@@ -9711,7 +9702,7 @@
     <w:p>
       <w:pPr>
         <w:pStyle w:val="Normaalweb"/>
-        <w:divId w:val="953097243"/>
+        <w:divId w:val="187333256"/>
         <w:rPr>
           <w:lang w:val="nl-NL"/>
         </w:rPr>
@@ -9726,7 +9717,7 @@
     <w:p>
       <w:pPr>
         <w:pStyle w:val="Normaalweb"/>
-        <w:divId w:val="953097243"/>
+        <w:divId w:val="187333256"/>
         <w:rPr>
           <w:lang w:val="nl-NL"/>
         </w:rPr>
@@ -9742,7 +9733,7 @@
       <w:pPr>
         <w:pStyle w:val="marker"/>
         <w:ind w:left="800" w:right="800"/>
-        <w:divId w:val="953097243"/>
+        <w:divId w:val="187333256"/>
         <w:rPr>
           <w:lang w:val="nl-NL"/>
         </w:rPr>
@@ -9754,13 +9745,13 @@
     <w:p>
       <w:pPr>
         <w:pStyle w:val="Kop3"/>
-        <w:divId w:val="953097243"/>
-        <w:rPr>
-          <w:rFonts w:eastAsia="Times New Roman"/>
-          <w:lang w:val="nl-NL"/>
-        </w:rPr>
-      </w:pPr>
-      <w:bookmarkStart w:id="43" w:name="_Toc241651488"/>
+        <w:divId w:val="187333256"/>
+        <w:rPr>
+          <w:rFonts w:eastAsia="Times New Roman"/>
+          <w:lang w:val="nl-NL"/>
+        </w:rPr>
+      </w:pPr>
+      <w:bookmarkStart w:id="43" w:name="_Toc241652956"/>
       <w:r>
         <w:rPr>
           <w:rFonts w:eastAsia="Times New Roman"/>
@@ -9773,7 +9764,7 @@
     <w:p>
       <w:pPr>
         <w:pStyle w:val="subtitel"/>
-        <w:divId w:val="953097243"/>
+        <w:divId w:val="187333256"/>
         <w:rPr>
           <w:lang w:val="nl-NL"/>
         </w:rPr>
@@ -9788,7 +9779,7 @@
     <w:p>
       <w:pPr>
         <w:pStyle w:val="Normaalweb"/>
-        <w:divId w:val="953097243"/>
+        <w:divId w:val="187333256"/>
         <w:rPr>
           <w:lang w:val="nl-NL"/>
         </w:rPr>
@@ -9809,7 +9800,7 @@
     <w:p>
       <w:pPr>
         <w:pStyle w:val="Normaalweb"/>
-        <w:divId w:val="953097243"/>
+        <w:divId w:val="187333256"/>
         <w:rPr>
           <w:lang w:val="nl-NL"/>
         </w:rPr>
@@ -9830,7 +9821,7 @@
     <w:p>
       <w:pPr>
         <w:pStyle w:val="Normaalweb"/>
-        <w:divId w:val="953097243"/>
+        <w:divId w:val="187333256"/>
         <w:rPr>
           <w:lang w:val="nl-NL"/>
         </w:rPr>
@@ -9851,7 +9842,7 @@
     <w:p>
       <w:pPr>
         <w:pStyle w:val="Normaalweb"/>
-        <w:divId w:val="953097243"/>
+        <w:divId w:val="187333256"/>
         <w:rPr>
           <w:lang w:val="nl-NL"/>
         </w:rPr>
@@ -9873,7 +9864,7 @@
       <w:pPr>
         <w:pStyle w:val="marker"/>
         <w:ind w:left="800" w:right="800"/>
-        <w:divId w:val="953097243"/>
+        <w:divId w:val="187333256"/>
         <w:rPr>
           <w:lang w:val="nl-NL"/>
         </w:rPr>
@@ -9885,13 +9876,13 @@
     <w:p>
       <w:pPr>
         <w:pStyle w:val="Kop3"/>
-        <w:divId w:val="953097243"/>
-        <w:rPr>
-          <w:rFonts w:eastAsia="Times New Roman"/>
-          <w:lang w:val="nl-NL"/>
-        </w:rPr>
-      </w:pPr>
-      <w:bookmarkStart w:id="44" w:name="_Toc241651489"/>
+        <w:divId w:val="187333256"/>
+        <w:rPr>
+          <w:rFonts w:eastAsia="Times New Roman"/>
+          <w:lang w:val="nl-NL"/>
+        </w:rPr>
+      </w:pPr>
+      <w:bookmarkStart w:id="44" w:name="_Toc241652957"/>
       <w:r>
         <w:rPr>
           <w:rFonts w:eastAsia="Times New Roman"/>
@@ -9904,7 +9895,7 @@
     <w:p>
       <w:pPr>
         <w:pStyle w:val="subtitel"/>
-        <w:divId w:val="953097243"/>
+        <w:divId w:val="187333256"/>
         <w:rPr>
           <w:lang w:val="nl-NL"/>
         </w:rPr>
@@ -9919,7 +9910,7 @@
     <w:p>
       <w:pPr>
         <w:pStyle w:val="Normaalweb"/>
-        <w:divId w:val="953097243"/>
+        <w:divId w:val="187333256"/>
         <w:rPr>
           <w:lang w:val="nl-NL"/>
         </w:rPr>
@@ -9940,7 +9931,7 @@
     <w:p>
       <w:pPr>
         <w:pStyle w:val="Normaalweb"/>
-        <w:divId w:val="953097243"/>
+        <w:divId w:val="187333256"/>
         <w:rPr>
           <w:lang w:val="nl-NL"/>
         </w:rPr>
@@ -9955,7 +9946,7 @@
     <w:p>
       <w:pPr>
         <w:pStyle w:val="Normaalweb"/>
-        <w:divId w:val="953097243"/>
+        <w:divId w:val="187333256"/>
         <w:rPr>
           <w:lang w:val="nl-NL"/>
         </w:rPr>
@@ -9977,7 +9968,7 @@
       <w:pPr>
         <w:pStyle w:val="marker"/>
         <w:ind w:left="800" w:right="800"/>
-        <w:divId w:val="953097243"/>
+        <w:divId w:val="187333256"/>
         <w:rPr>
           <w:lang w:val="nl-NL"/>
         </w:rPr>
@@ -9989,13 +9980,13 @@
     <w:p>
       <w:pPr>
         <w:pStyle w:val="Kop2"/>
-        <w:divId w:val="953097243"/>
-        <w:rPr>
-          <w:rFonts w:eastAsia="Times New Roman"/>
-          <w:lang w:val="nl-NL"/>
-        </w:rPr>
-      </w:pPr>
-      <w:bookmarkStart w:id="45" w:name="_Toc241651490"/>
+        <w:divId w:val="187333256"/>
+        <w:rPr>
+          <w:rFonts w:eastAsia="Times New Roman"/>
+          <w:lang w:val="nl-NL"/>
+        </w:rPr>
+      </w:pPr>
+      <w:bookmarkStart w:id="45" w:name="_Toc241652958"/>
       <w:r>
         <w:rPr>
           <w:rFonts w:eastAsia="Times New Roman"/>
@@ -10008,13 +9999,13 @@
     <w:p>
       <w:pPr>
         <w:pStyle w:val="Kop3"/>
-        <w:divId w:val="953097243"/>
-        <w:rPr>
-          <w:rFonts w:eastAsia="Times New Roman"/>
-          <w:lang w:val="nl-NL"/>
-        </w:rPr>
-      </w:pPr>
-      <w:bookmarkStart w:id="46" w:name="_Toc241651491"/>
+        <w:divId w:val="187333256"/>
+        <w:rPr>
+          <w:rFonts w:eastAsia="Times New Roman"/>
+          <w:lang w:val="nl-NL"/>
+        </w:rPr>
+      </w:pPr>
+      <w:bookmarkStart w:id="46" w:name="_Toc241652959"/>
       <w:r>
         <w:rPr>
           <w:rFonts w:eastAsia="Times New Roman"/>
@@ -10027,7 +10018,7 @@
     <w:p>
       <w:pPr>
         <w:pStyle w:val="subtitel"/>
-        <w:divId w:val="953097243"/>
+        <w:divId w:val="187333256"/>
         <w:rPr>
           <w:lang w:val="nl-NL"/>
         </w:rPr>
@@ -10042,7 +10033,7 @@
     <w:p>
       <w:pPr>
         <w:pStyle w:val="Normaalweb"/>
-        <w:divId w:val="953097243"/>
+        <w:divId w:val="187333256"/>
         <w:rPr>
           <w:lang w:val="nl-NL"/>
         </w:rPr>
@@ -10057,7 +10048,7 @@
     <w:p>
       <w:pPr>
         <w:pStyle w:val="Normaalweb"/>
-        <w:divId w:val="953097243"/>
+        <w:divId w:val="187333256"/>
         <w:rPr>
           <w:lang w:val="nl-NL"/>
         </w:rPr>
@@ -10072,7 +10063,7 @@
     <w:p>
       <w:pPr>
         <w:pStyle w:val="Normaalweb"/>
-        <w:divId w:val="953097243"/>
+        <w:divId w:val="187333256"/>
         <w:rPr>
           <w:lang w:val="nl-NL"/>
         </w:rPr>
@@ -10094,7 +10085,7 @@
       <w:pPr>
         <w:pStyle w:val="marker"/>
         <w:ind w:left="800" w:right="800"/>
-        <w:divId w:val="953097243"/>
+        <w:divId w:val="187333256"/>
         <w:rPr>
           <w:lang w:val="nl-NL"/>
         </w:rPr>
@@ -10106,13 +10097,13 @@
     <w:p>
       <w:pPr>
         <w:pStyle w:val="Kop3"/>
-        <w:divId w:val="953097243"/>
-        <w:rPr>
-          <w:rFonts w:eastAsia="Times New Roman"/>
-          <w:lang w:val="nl-NL"/>
-        </w:rPr>
-      </w:pPr>
-      <w:bookmarkStart w:id="47" w:name="_Toc241651492"/>
+        <w:divId w:val="187333256"/>
+        <w:rPr>
+          <w:rFonts w:eastAsia="Times New Roman"/>
+          <w:lang w:val="nl-NL"/>
+        </w:rPr>
+      </w:pPr>
+      <w:bookmarkStart w:id="47" w:name="_Toc241652960"/>
       <w:r>
         <w:rPr>
           <w:rFonts w:eastAsia="Times New Roman"/>
@@ -10125,7 +10116,7 @@
     <w:p>
       <w:pPr>
         <w:pStyle w:val="subtitel"/>
-        <w:divId w:val="953097243"/>
+        <w:divId w:val="187333256"/>
         <w:rPr>
           <w:lang w:val="nl-NL"/>
         </w:rPr>
@@ -10140,7 +10131,7 @@
     <w:p>
       <w:pPr>
         <w:pStyle w:val="Normaalweb"/>
-        <w:divId w:val="953097243"/>
+        <w:divId w:val="187333256"/>
         <w:rPr>
           <w:lang w:val="nl-NL"/>
         </w:rPr>
@@ -10155,7 +10146,7 @@
     <w:p>
       <w:pPr>
         <w:pStyle w:val="Normaalweb"/>
-        <w:divId w:val="953097243"/>
+        <w:divId w:val="187333256"/>
         <w:rPr>
           <w:lang w:val="nl-NL"/>
         </w:rPr>
@@ -10170,7 +10161,7 @@
     <w:p>
       <w:pPr>
         <w:pStyle w:val="Normaalweb"/>
-        <w:divId w:val="953097243"/>
+        <w:divId w:val="187333256"/>
         <w:rPr>
           <w:lang w:val="nl-NL"/>
         </w:rPr>
@@ -10186,7 +10177,7 @@
       <w:pPr>
         <w:pStyle w:val="marker"/>
         <w:ind w:left="800" w:right="800"/>
-        <w:divId w:val="953097243"/>
+        <w:divId w:val="187333256"/>
         <w:rPr>
           <w:lang w:val="nl-NL"/>
         </w:rPr>
@@ -10198,13 +10189,13 @@
     <w:p>
       <w:pPr>
         <w:pStyle w:val="Kop3"/>
-        <w:divId w:val="953097243"/>
-        <w:rPr>
-          <w:rFonts w:eastAsia="Times New Roman"/>
-          <w:lang w:val="nl-NL"/>
-        </w:rPr>
-      </w:pPr>
-      <w:bookmarkStart w:id="48" w:name="_Toc241651493"/>
+        <w:divId w:val="187333256"/>
+        <w:rPr>
+          <w:rFonts w:eastAsia="Times New Roman"/>
+          <w:lang w:val="nl-NL"/>
+        </w:rPr>
+      </w:pPr>
+      <w:bookmarkStart w:id="48" w:name="_Toc241652961"/>
       <w:r>
         <w:rPr>
           <w:rFonts w:eastAsia="Times New Roman"/>
@@ -10217,7 +10208,7 @@
     <w:p>
       <w:pPr>
         <w:pStyle w:val="subtitel"/>
-        <w:divId w:val="953097243"/>
+        <w:divId w:val="187333256"/>
         <w:rPr>
           <w:lang w:val="nl-NL"/>
         </w:rPr>
@@ -10232,7 +10223,7 @@
     <w:p>
       <w:pPr>
         <w:pStyle w:val="Normaalweb"/>
-        <w:divId w:val="953097243"/>
+        <w:divId w:val="187333256"/>
         <w:rPr>
           <w:lang w:val="nl-NL"/>
         </w:rPr>
@@ -10247,7 +10238,7 @@
     <w:p>
       <w:pPr>
         <w:pStyle w:val="Normaalweb"/>
-        <w:divId w:val="953097243"/>
+        <w:divId w:val="187333256"/>
         <w:rPr>
           <w:lang w:val="nl-NL"/>
         </w:rPr>
@@ -10268,7 +10259,7 @@
     <w:p>
       <w:pPr>
         <w:pStyle w:val="Normaalweb"/>
-        <w:divId w:val="953097243"/>
+        <w:divId w:val="187333256"/>
         <w:rPr>
           <w:lang w:val="nl-NL"/>
         </w:rPr>
@@ -10284,7 +10275,7 @@
       <w:pPr>
         <w:pStyle w:val="marker"/>
         <w:ind w:left="800" w:right="800"/>
-        <w:divId w:val="953097243"/>
+        <w:divId w:val="187333256"/>
         <w:rPr>
           <w:lang w:val="nl-NL"/>
         </w:rPr>
@@ -10296,13 +10287,13 @@
     <w:p>
       <w:pPr>
         <w:pStyle w:val="Kop3"/>
-        <w:divId w:val="953097243"/>
-        <w:rPr>
-          <w:rFonts w:eastAsia="Times New Roman"/>
-          <w:lang w:val="nl-NL"/>
-        </w:rPr>
-      </w:pPr>
-      <w:bookmarkStart w:id="49" w:name="_Toc241651494"/>
+        <w:divId w:val="187333256"/>
+        <w:rPr>
+          <w:rFonts w:eastAsia="Times New Roman"/>
+          <w:lang w:val="nl-NL"/>
+        </w:rPr>
+      </w:pPr>
+      <w:bookmarkStart w:id="49" w:name="_Toc241652962"/>
       <w:r>
         <w:rPr>
           <w:rFonts w:eastAsia="Times New Roman"/>
@@ -10315,7 +10306,7 @@
     <w:p>
       <w:pPr>
         <w:pStyle w:val="subtitel"/>
-        <w:divId w:val="953097243"/>
+        <w:divId w:val="187333256"/>
         <w:rPr>
           <w:lang w:val="nl-NL"/>
         </w:rPr>
@@ -10330,7 +10321,7 @@
     <w:p>
       <w:pPr>
         <w:pStyle w:val="Normaalweb"/>
-        <w:divId w:val="953097243"/>
+        <w:divId w:val="187333256"/>
         <w:rPr>
           <w:lang w:val="nl-NL"/>
         </w:rPr>
@@ -10345,7 +10336,7 @@
     <w:p>
       <w:pPr>
         <w:pStyle w:val="Normaalweb"/>
-        <w:divId w:val="953097243"/>
+        <w:divId w:val="187333256"/>
         <w:rPr>
           <w:lang w:val="nl-NL"/>
         </w:rPr>
@@ -10360,7 +10351,7 @@
     <w:p>
       <w:pPr>
         <w:pStyle w:val="Normaalweb"/>
-        <w:divId w:val="953097243"/>
+        <w:divId w:val="187333256"/>
         <w:rPr>
           <w:lang w:val="nl-NL"/>
         </w:rPr>
@@ -10376,7 +10367,7 @@
       <w:pPr>
         <w:pStyle w:val="marker"/>
         <w:ind w:left="800" w:right="800"/>
-        <w:divId w:val="953097243"/>
+        <w:divId w:val="187333256"/>
         <w:rPr>
           <w:lang w:val="nl-NL"/>
         </w:rPr>
@@ -10388,13 +10379,13 @@
     <w:p>
       <w:pPr>
         <w:pStyle w:val="Kop2"/>
-        <w:divId w:val="953097243"/>
-        <w:rPr>
-          <w:rFonts w:eastAsia="Times New Roman"/>
-          <w:lang w:val="nl-NL"/>
-        </w:rPr>
-      </w:pPr>
-      <w:bookmarkStart w:id="50" w:name="_Toc241651495"/>
+        <w:divId w:val="187333256"/>
+        <w:rPr>
+          <w:rFonts w:eastAsia="Times New Roman"/>
+          <w:lang w:val="nl-NL"/>
+        </w:rPr>
+      </w:pPr>
+      <w:bookmarkStart w:id="50" w:name="_Toc241652963"/>
       <w:r>
         <w:rPr>
           <w:rFonts w:eastAsia="Times New Roman"/>
@@ -10407,13 +10398,13 @@
     <w:p>
       <w:pPr>
         <w:pStyle w:val="Kop3"/>
-        <w:divId w:val="953097243"/>
-        <w:rPr>
-          <w:rFonts w:eastAsia="Times New Roman"/>
-          <w:lang w:val="nl-NL"/>
-        </w:rPr>
-      </w:pPr>
-      <w:bookmarkStart w:id="51" w:name="_Toc241651496"/>
+        <w:divId w:val="187333256"/>
+        <w:rPr>
+          <w:rFonts w:eastAsia="Times New Roman"/>
+          <w:lang w:val="nl-NL"/>
+        </w:rPr>
+      </w:pPr>
+      <w:bookmarkStart w:id="51" w:name="_Toc241652964"/>
       <w:r>
         <w:rPr>
           <w:rFonts w:eastAsia="Times New Roman"/>
@@ -10426,7 +10417,7 @@
     <w:p>
       <w:pPr>
         <w:pStyle w:val="subtitel"/>
-        <w:divId w:val="953097243"/>
+        <w:divId w:val="187333256"/>
         <w:rPr>
           <w:lang w:val="nl-NL"/>
         </w:rPr>
@@ -10441,7 +10432,7 @@
     <w:p>
       <w:pPr>
         <w:pStyle w:val="Normaalweb"/>
-        <w:divId w:val="953097243"/>
+        <w:divId w:val="187333256"/>
         <w:rPr>
           <w:lang w:val="nl-NL"/>
         </w:rPr>
@@ -10462,7 +10453,7 @@
     <w:p>
       <w:pPr>
         <w:pStyle w:val="Normaalweb"/>
-        <w:divId w:val="953097243"/>
+        <w:divId w:val="187333256"/>
         <w:rPr>
           <w:lang w:val="nl-NL"/>
         </w:rPr>
@@ -10482,7 +10473,7 @@
     </w:p>
     <w:p>
       <w:pPr>
-        <w:divId w:val="1055739340"/>
+        <w:divId w:val="2080208818"/>
         <w:rPr>
           <w:color w:val="555555"/>
           <w:sz w:val="20"/>
@@ -10502,7 +10493,7 @@
     </w:p>
     <w:p>
       <w:pPr>
-        <w:divId w:val="1055739340"/>
+        <w:divId w:val="2080208818"/>
         <w:rPr>
           <w:color w:val="555555"/>
           <w:sz w:val="20"/>
@@ -10522,7 +10513,7 @@
     </w:p>
     <w:p>
       <w:pPr>
-        <w:divId w:val="1055739340"/>
+        <w:divId w:val="2080208818"/>
         <w:rPr>
           <w:color w:val="555555"/>
           <w:sz w:val="20"/>
@@ -10544,7 +10535,7 @@
       <w:pPr>
         <w:pStyle w:val="marker"/>
         <w:ind w:left="800" w:right="800"/>
-        <w:divId w:val="953097243"/>
+        <w:divId w:val="187333256"/>
         <w:rPr>
           <w:lang w:val="nl-NL"/>
         </w:rPr>
@@ -10556,13 +10547,13 @@
     <w:p>
       <w:pPr>
         <w:pStyle w:val="Kop1"/>
-        <w:divId w:val="953097243"/>
-        <w:rPr>
-          <w:rFonts w:eastAsia="Times New Roman"/>
-          <w:lang w:val="nl-NL"/>
-        </w:rPr>
-      </w:pPr>
-      <w:bookmarkStart w:id="52" w:name="_Toc241651497"/>
+        <w:divId w:val="187333256"/>
+        <w:rPr>
+          <w:rFonts w:eastAsia="Times New Roman"/>
+          <w:lang w:val="nl-NL"/>
+        </w:rPr>
+      </w:pPr>
+      <w:bookmarkStart w:id="52" w:name="_Toc241652965"/>
       <w:r>
         <w:rPr>
           <w:rFonts w:eastAsia="Times New Roman"/>
@@ -10575,13 +10566,13 @@
     <w:p>
       <w:pPr>
         <w:pStyle w:val="Kop3"/>
-        <w:divId w:val="953097243"/>
-        <w:rPr>
-          <w:rFonts w:eastAsia="Times New Roman"/>
-          <w:lang w:val="nl-NL"/>
-        </w:rPr>
-      </w:pPr>
-      <w:bookmarkStart w:id="53" w:name="_Toc241651498"/>
+        <w:divId w:val="187333256"/>
+        <w:rPr>
+          <w:rFonts w:eastAsia="Times New Roman"/>
+          <w:lang w:val="nl-NL"/>
+        </w:rPr>
+      </w:pPr>
+      <w:bookmarkStart w:id="53" w:name="_Toc241652966"/>
       <w:r>
         <w:rPr>
           <w:rFonts w:eastAsia="Times New Roman"/>
@@ -10594,7 +10585,7 @@
     <w:p>
       <w:pPr>
         <w:pStyle w:val="subtitel"/>
-        <w:divId w:val="953097243"/>
+        <w:divId w:val="187333256"/>
         <w:rPr>
           <w:lang w:val="nl-NL"/>
         </w:rPr>
@@ -10609,7 +10600,7 @@
     <w:p>
       <w:pPr>
         <w:pStyle w:val="Normaalweb"/>
-        <w:divId w:val="953097243"/>
+        <w:divId w:val="187333256"/>
         <w:rPr>
           <w:lang w:val="nl-NL"/>
         </w:rPr>
@@ -10624,7 +10615,7 @@
     <w:p>
       <w:pPr>
         <w:pStyle w:val="Normaalweb"/>
-        <w:divId w:val="953097243"/>
+        <w:divId w:val="187333256"/>
         <w:rPr>
           <w:lang w:val="nl-NL"/>
         </w:rPr>
@@ -10645,7 +10636,7 @@
     <w:p>
       <w:pPr>
         <w:pStyle w:val="Normaalweb"/>
-        <w:divId w:val="953097243"/>
+        <w:divId w:val="187333256"/>
         <w:rPr>
           <w:lang w:val="nl-NL"/>
         </w:rPr>
@@ -10665,7 +10656,7 @@
     </w:p>
     <w:p>
       <w:pPr>
-        <w:divId w:val="424351707"/>
+        <w:divId w:val="276955757"/>
         <w:rPr>
           <w:color w:val="555555"/>
           <w:sz w:val="20"/>
@@ -10687,7 +10678,7 @@
       <w:pPr>
         <w:pStyle w:val="marker"/>
         <w:ind w:left="800" w:right="800"/>
-        <w:divId w:val="953097243"/>
+        <w:divId w:val="187333256"/>
         <w:rPr>
           <w:lang w:val="nl-NL"/>
         </w:rPr>
@@ -10699,13 +10690,13 @@
     <w:p>
       <w:pPr>
         <w:pStyle w:val="Kop3"/>
-        <w:divId w:val="953097243"/>
-        <w:rPr>
-          <w:rFonts w:eastAsia="Times New Roman"/>
-          <w:lang w:val="nl-NL"/>
-        </w:rPr>
-      </w:pPr>
-      <w:bookmarkStart w:id="54" w:name="_Toc241651499"/>
+        <w:divId w:val="187333256"/>
+        <w:rPr>
+          <w:rFonts w:eastAsia="Times New Roman"/>
+          <w:lang w:val="nl-NL"/>
+        </w:rPr>
+      </w:pPr>
+      <w:bookmarkStart w:id="54" w:name="_Toc241652967"/>
       <w:r>
         <w:rPr>
           <w:rFonts w:eastAsia="Times New Roman"/>
@@ -10718,7 +10709,7 @@
     <w:p>
       <w:pPr>
         <w:pStyle w:val="subtitel"/>
-        <w:divId w:val="953097243"/>
+        <w:divId w:val="187333256"/>
         <w:rPr>
           <w:lang w:val="nl-NL"/>
         </w:rPr>
@@ -10733,7 +10724,7 @@
     <w:p>
       <w:pPr>
         <w:pStyle w:val="Normaalweb"/>
-        <w:divId w:val="953097243"/>
+        <w:divId w:val="187333256"/>
         <w:rPr>
           <w:lang w:val="nl-NL"/>
         </w:rPr>
@@ -10748,7 +10739,7 @@
     <w:p>
       <w:pPr>
         <w:pStyle w:val="Normaalweb"/>
-        <w:divId w:val="953097243"/>
+        <w:divId w:val="187333256"/>
         <w:rPr>
           <w:lang w:val="nl-NL"/>
         </w:rPr>
@@ -10769,7 +10760,7 @@
     <w:p>
       <w:pPr>
         <w:pStyle w:val="Normaalweb"/>
-        <w:divId w:val="953097243"/>
+        <w:divId w:val="187333256"/>
         <w:rPr>
           <w:lang w:val="nl-NL"/>
         </w:rPr>
@@ -10785,7 +10776,7 @@
       <w:pPr>
         <w:pStyle w:val="marker"/>
         <w:ind w:left="800" w:right="800"/>
-        <w:divId w:val="953097243"/>
+        <w:divId w:val="187333256"/>
         <w:rPr>
           <w:lang w:val="nl-NL"/>
         </w:rPr>
@@ -10797,13 +10788,13 @@
     <w:p>
       <w:pPr>
         <w:pStyle w:val="Kop3"/>
-        <w:divId w:val="953097243"/>
-        <w:rPr>
-          <w:rFonts w:eastAsia="Times New Roman"/>
-          <w:lang w:val="nl-NL"/>
-        </w:rPr>
-      </w:pPr>
-      <w:bookmarkStart w:id="55" w:name="_Toc241651500"/>
+        <w:divId w:val="187333256"/>
+        <w:rPr>
+          <w:rFonts w:eastAsia="Times New Roman"/>
+          <w:lang w:val="nl-NL"/>
+        </w:rPr>
+      </w:pPr>
+      <w:bookmarkStart w:id="55" w:name="_Toc241652968"/>
       <w:r>
         <w:rPr>
           <w:rFonts w:eastAsia="Times New Roman"/>
@@ -10816,7 +10807,7 @@
     <w:p>
       <w:pPr>
         <w:pStyle w:val="subtitel"/>
-        <w:divId w:val="953097243"/>
+        <w:divId w:val="187333256"/>
         <w:rPr>
           <w:lang w:val="nl-NL"/>
         </w:rPr>
@@ -10831,7 +10822,7 @@
     <w:p>
       <w:pPr>
         <w:pStyle w:val="Normaalweb"/>
-        <w:divId w:val="953097243"/>
+        <w:divId w:val="187333256"/>
         <w:rPr>
           <w:lang w:val="nl-NL"/>
         </w:rPr>
@@ -10846,7 +10837,7 @@
     <w:p>
       <w:pPr>
         <w:pStyle w:val="Normaalweb"/>
-        <w:divId w:val="953097243"/>
+        <w:divId w:val="187333256"/>
         <w:rPr>
           <w:lang w:val="nl-NL"/>
         </w:rPr>
@@ -10861,7 +10852,7 @@
     <w:p>
       <w:pPr>
         <w:pStyle w:val="Normaalweb"/>
-        <w:divId w:val="953097243"/>
+        <w:divId w:val="187333256"/>
         <w:rPr>
           <w:lang w:val="nl-NL"/>
         </w:rPr>
@@ -10877,7 +10868,7 @@
       <w:pPr>
         <w:pStyle w:val="marker"/>
         <w:ind w:left="800" w:right="800"/>
-        <w:divId w:val="953097243"/>
+        <w:divId w:val="187333256"/>
         <w:rPr>
           <w:lang w:val="nl-NL"/>
         </w:rPr>
@@ -10889,13 +10880,13 @@
     <w:p>
       <w:pPr>
         <w:pStyle w:val="Kop3"/>
-        <w:divId w:val="953097243"/>
-        <w:rPr>
-          <w:rFonts w:eastAsia="Times New Roman"/>
-          <w:lang w:val="nl-NL"/>
-        </w:rPr>
-      </w:pPr>
-      <w:bookmarkStart w:id="56" w:name="_Toc241651501"/>
+        <w:divId w:val="187333256"/>
+        <w:rPr>
+          <w:rFonts w:eastAsia="Times New Roman"/>
+          <w:lang w:val="nl-NL"/>
+        </w:rPr>
+      </w:pPr>
+      <w:bookmarkStart w:id="56" w:name="_Toc241652969"/>
       <w:r>
         <w:rPr>
           <w:rFonts w:eastAsia="Times New Roman"/>
@@ -10908,7 +10899,7 @@
     <w:p>
       <w:pPr>
         <w:pStyle w:val="subtitel"/>
-        <w:divId w:val="953097243"/>
+        <w:divId w:val="187333256"/>
         <w:rPr>
           <w:lang w:val="nl-NL"/>
         </w:rPr>
@@ -10923,7 +10914,7 @@
     <w:p>
       <w:pPr>
         <w:pStyle w:val="Normaalweb"/>
-        <w:divId w:val="953097243"/>
+        <w:divId w:val="187333256"/>
         <w:rPr>
           <w:lang w:val="nl-NL"/>
         </w:rPr>
@@ -10938,7 +10929,7 @@
     <w:p>
       <w:pPr>
         <w:pStyle w:val="Normaalweb"/>
-        <w:divId w:val="953097243"/>
+        <w:divId w:val="187333256"/>
         <w:rPr>
           <w:lang w:val="nl-NL"/>
         </w:rPr>
@@ -10953,7 +10944,7 @@
     <w:p>
       <w:pPr>
         <w:pStyle w:val="Normaalweb"/>
-        <w:divId w:val="953097243"/>
+        <w:divId w:val="187333256"/>
         <w:rPr>
           <w:lang w:val="nl-NL"/>
         </w:rPr>
@@ -10969,7 +10960,7 @@
       <w:pPr>
         <w:pStyle w:val="marker"/>
         <w:ind w:left="800" w:right="800"/>
-        <w:divId w:val="953097243"/>
+        <w:divId w:val="187333256"/>
         <w:rPr>
           <w:lang w:val="nl-NL"/>
         </w:rPr>
@@ -10981,13 +10972,13 @@
     <w:p>
       <w:pPr>
         <w:pStyle w:val="Kop3"/>
-        <w:divId w:val="953097243"/>
-        <w:rPr>
-          <w:rFonts w:eastAsia="Times New Roman"/>
-          <w:lang w:val="nl-NL"/>
-        </w:rPr>
-      </w:pPr>
-      <w:bookmarkStart w:id="57" w:name="_Toc241651502"/>
+        <w:divId w:val="187333256"/>
+        <w:rPr>
+          <w:rFonts w:eastAsia="Times New Roman"/>
+          <w:lang w:val="nl-NL"/>
+        </w:rPr>
+      </w:pPr>
+      <w:bookmarkStart w:id="57" w:name="_Toc241652970"/>
       <w:r>
         <w:rPr>
           <w:rFonts w:eastAsia="Times New Roman"/>
@@ -11000,7 +10991,7 @@
     <w:p>
       <w:pPr>
         <w:pStyle w:val="subtitel"/>
-        <w:divId w:val="953097243"/>
+        <w:divId w:val="187333256"/>
         <w:rPr>
           <w:lang w:val="nl-NL"/>
         </w:rPr>
@@ -11015,7 +11006,7 @@
     <w:p>
       <w:pPr>
         <w:pStyle w:val="Normaalweb"/>
-        <w:divId w:val="953097243"/>
+        <w:divId w:val="187333256"/>
         <w:rPr>
           <w:lang w:val="nl-NL"/>
         </w:rPr>
@@ -11036,7 +11027,7 @@
     <w:p>
       <w:pPr>
         <w:pStyle w:val="Normaalweb"/>
-        <w:divId w:val="953097243"/>
+        <w:divId w:val="187333256"/>
         <w:rPr>
           <w:lang w:val="nl-NL"/>
         </w:rPr>
@@ -11063,7 +11054,7 @@
     <w:p>
       <w:pPr>
         <w:pStyle w:val="Normaalweb"/>
-        <w:divId w:val="953097243"/>
+        <w:divId w:val="187333256"/>
         <w:rPr>
           <w:lang w:val="nl-NL"/>
         </w:rPr>
@@ -11089,7 +11080,7 @@
     </w:p>
     <w:p>
       <w:pPr>
-        <w:divId w:val="1122000708"/>
+        <w:divId w:val="623658020"/>
         <w:rPr>
           <w:color w:val="555555"/>
           <w:sz w:val="20"/>
@@ -11109,7 +11100,7 @@
     </w:p>
     <w:p>
       <w:pPr>
-        <w:divId w:val="1122000708"/>
+        <w:divId w:val="623658020"/>
         <w:rPr>
           <w:color w:val="555555"/>
           <w:sz w:val="20"/>
@@ -11129,7 +11120,7 @@
     </w:p>
     <w:p>
       <w:pPr>
-        <w:divId w:val="1122000708"/>
+        <w:divId w:val="623658020"/>
         <w:rPr>
           <w:color w:val="555555"/>
           <w:sz w:val="20"/>
@@ -11151,7 +11142,7 @@
       <w:pPr>
         <w:pStyle w:val="marker"/>
         <w:ind w:left="800" w:right="800"/>
-        <w:divId w:val="953097243"/>
+        <w:divId w:val="187333256"/>
         <w:rPr>
           <w:lang w:val="nl-NL"/>
         </w:rPr>
@@ -11163,13 +11154,13 @@
     <w:p>
       <w:pPr>
         <w:pStyle w:val="Kop3"/>
-        <w:divId w:val="953097243"/>
-        <w:rPr>
-          <w:rFonts w:eastAsia="Times New Roman"/>
-          <w:lang w:val="nl-NL"/>
-        </w:rPr>
-      </w:pPr>
-      <w:bookmarkStart w:id="58" w:name="_Toc241651503"/>
+        <w:divId w:val="187333256"/>
+        <w:rPr>
+          <w:rFonts w:eastAsia="Times New Roman"/>
+          <w:lang w:val="nl-NL"/>
+        </w:rPr>
+      </w:pPr>
+      <w:bookmarkStart w:id="58" w:name="_Toc241652971"/>
       <w:r>
         <w:rPr>
           <w:rFonts w:eastAsia="Times New Roman"/>
@@ -11182,7 +11173,7 @@
     <w:p>
       <w:pPr>
         <w:pStyle w:val="subtitel"/>
-        <w:divId w:val="953097243"/>
+        <w:divId w:val="187333256"/>
         <w:rPr>
           <w:lang w:val="nl-NL"/>
         </w:rPr>
@@ -11197,7 +11188,7 @@
     <w:p>
       <w:pPr>
         <w:pStyle w:val="Normaalweb"/>
-        <w:divId w:val="953097243"/>
+        <w:divId w:val="187333256"/>
         <w:rPr>
           <w:lang w:val="nl-NL"/>
         </w:rPr>
@@ -11212,7 +11203,7 @@
     <w:p>
       <w:pPr>
         <w:pStyle w:val="Normaalweb"/>
-        <w:divId w:val="953097243"/>
+        <w:divId w:val="187333256"/>
         <w:rPr>
           <w:lang w:val="nl-NL"/>
         </w:rPr>
@@ -11227,7 +11218,7 @@
     <w:p>
       <w:pPr>
         <w:pStyle w:val="Normaalweb"/>
-        <w:divId w:val="953097243"/>
+        <w:divId w:val="187333256"/>
         <w:rPr>
           <w:lang w:val="nl-NL"/>
         </w:rPr>
@@ -11243,7 +11234,7 @@
       <w:pPr>
         <w:pStyle w:val="marker"/>
         <w:ind w:left="800" w:right="800"/>
-        <w:divId w:val="953097243"/>
+        <w:divId w:val="187333256"/>
         <w:rPr>
           <w:lang w:val="nl-NL"/>
         </w:rPr>
@@ -11255,13 +11246,13 @@
     <w:p>
       <w:pPr>
         <w:pStyle w:val="Kop1"/>
-        <w:divId w:val="953097243"/>
-        <w:rPr>
-          <w:rFonts w:eastAsia="Times New Roman"/>
-          <w:lang w:val="nl-NL"/>
-        </w:rPr>
-      </w:pPr>
-      <w:bookmarkStart w:id="59" w:name="_Toc241651504"/>
+        <w:divId w:val="187333256"/>
+        <w:rPr>
+          <w:rFonts w:eastAsia="Times New Roman"/>
+          <w:lang w:val="nl-NL"/>
+        </w:rPr>
+      </w:pPr>
+      <w:bookmarkStart w:id="59" w:name="_Toc241652972"/>
       <w:r>
         <w:rPr>
           <w:rFonts w:eastAsia="Times New Roman"/>
@@ -11274,13 +11265,13 @@
     <w:p>
       <w:pPr>
         <w:pStyle w:val="Kop3"/>
-        <w:divId w:val="953097243"/>
-        <w:rPr>
-          <w:rFonts w:eastAsia="Times New Roman"/>
-          <w:lang w:val="nl-NL"/>
-        </w:rPr>
-      </w:pPr>
-      <w:bookmarkStart w:id="60" w:name="_Toc241651505"/>
+        <w:divId w:val="187333256"/>
+        <w:rPr>
+          <w:rFonts w:eastAsia="Times New Roman"/>
+          <w:lang w:val="nl-NL"/>
+        </w:rPr>
+      </w:pPr>
+      <w:bookmarkStart w:id="60" w:name="_Toc241652973"/>
       <w:r>
         <w:rPr>
           <w:rFonts w:eastAsia="Times New Roman"/>
@@ -11293,7 +11284,7 @@
     <w:p>
       <w:pPr>
         <w:pStyle w:val="subtitel"/>
-        <w:divId w:val="953097243"/>
+        <w:divId w:val="187333256"/>
         <w:rPr>
           <w:lang w:val="nl-NL"/>
         </w:rPr>
@@ -11308,7 +11299,7 @@
     <w:p>
       <w:pPr>
         <w:pStyle w:val="Normaalweb"/>
-        <w:divId w:val="953097243"/>
+        <w:divId w:val="187333256"/>
         <w:rPr>
           <w:lang w:val="nl-NL"/>
         </w:rPr>
@@ -11323,7 +11314,7 @@
     <w:p>
       <w:pPr>
         <w:pStyle w:val="Normaalweb"/>
-        <w:divId w:val="953097243"/>
+        <w:divId w:val="187333256"/>
         <w:rPr>
           <w:lang w:val="nl-NL"/>
         </w:rPr>
@@ -11338,7 +11329,7 @@
     <w:p>
       <w:pPr>
         <w:pStyle w:val="Normaalweb"/>
-        <w:divId w:val="953097243"/>
+        <w:divId w:val="187333256"/>
         <w:rPr>
           <w:lang w:val="nl-NL"/>
         </w:rPr>
@@ -11353,7 +11344,7 @@
     <w:p>
       <w:pPr>
         <w:pStyle w:val="Normaalweb"/>
-        <w:divId w:val="953097243"/>
+        <w:divId w:val="187333256"/>
         <w:rPr>
           <w:lang w:val="nl-NL"/>
         </w:rPr>
@@ -11373,7 +11364,7 @@
     </w:p>
     <w:p>
       <w:pPr>
-        <w:divId w:val="1618484314"/>
+        <w:divId w:val="963923777"/>
         <w:rPr>
           <w:color w:val="555555"/>
           <w:sz w:val="20"/>
@@ -11395,7 +11386,7 @@
       <w:pPr>
         <w:pStyle w:val="marker"/>
         <w:ind w:left="800" w:right="800"/>
-        <w:divId w:val="953097243"/>
+        <w:divId w:val="187333256"/>
         <w:rPr>
           <w:lang w:val="nl-NL"/>
         </w:rPr>
@@ -11407,13 +11398,13 @@
     <w:p>
       <w:pPr>
         <w:pStyle w:val="Kop3"/>
-        <w:divId w:val="953097243"/>
-        <w:rPr>
-          <w:rFonts w:eastAsia="Times New Roman"/>
-          <w:lang w:val="nl-NL"/>
-        </w:rPr>
-      </w:pPr>
-      <w:bookmarkStart w:id="61" w:name="_Toc241651506"/>
+        <w:divId w:val="187333256"/>
+        <w:rPr>
+          <w:rFonts w:eastAsia="Times New Roman"/>
+          <w:lang w:val="nl-NL"/>
+        </w:rPr>
+      </w:pPr>
+      <w:bookmarkStart w:id="61" w:name="_Toc241652974"/>
       <w:r>
         <w:rPr>
           <w:rFonts w:eastAsia="Times New Roman"/>
@@ -11426,7 +11417,7 @@
     <w:p>
       <w:pPr>
         <w:pStyle w:val="subtitel"/>
-        <w:divId w:val="953097243"/>
+        <w:divId w:val="187333256"/>
         <w:rPr>
           <w:lang w:val="nl-NL"/>
         </w:rPr>
@@ -11441,7 +11432,7 @@
     <w:p>
       <w:pPr>
         <w:pStyle w:val="Normaalweb"/>
-        <w:divId w:val="953097243"/>
+        <w:divId w:val="187333256"/>
         <w:rPr>
           <w:lang w:val="nl-NL"/>
         </w:rPr>
@@ -11456,7 +11447,7 @@
     <w:p>
       <w:pPr>
         <w:pStyle w:val="Normaalweb"/>
-        <w:divId w:val="953097243"/>
+        <w:divId w:val="187333256"/>
         <w:rPr>
           <w:lang w:val="nl-NL"/>
         </w:rPr>
@@ -11477,7 +11468,7 @@
     <w:p>
       <w:pPr>
         <w:pStyle w:val="Normaalweb"/>
-        <w:divId w:val="953097243"/>
+        <w:divId w:val="187333256"/>
         <w:rPr>
           <w:lang w:val="nl-NL"/>
         </w:rPr>
@@ -11491,7 +11482,7 @@
     </w:p>
     <w:p>
       <w:pPr>
-        <w:divId w:val="993486901"/>
+        <w:divId w:val="371810035"/>
         <w:rPr>
           <w:color w:val="555555"/>
           <w:sz w:val="20"/>
@@ -11513,7 +11504,7 @@
       <w:pPr>
         <w:pStyle w:val="marker"/>
         <w:ind w:left="800" w:right="800"/>
-        <w:divId w:val="953097243"/>
+        <w:divId w:val="187333256"/>
         <w:rPr>
           <w:lang w:val="nl-NL"/>
         </w:rPr>
@@ -11525,13 +11516,13 @@
     <w:p>
       <w:pPr>
         <w:pStyle w:val="Kop3"/>
-        <w:divId w:val="953097243"/>
-        <w:rPr>
-          <w:rFonts w:eastAsia="Times New Roman"/>
-          <w:lang w:val="nl-NL"/>
-        </w:rPr>
-      </w:pPr>
-      <w:bookmarkStart w:id="62" w:name="_Toc241651507"/>
+        <w:divId w:val="187333256"/>
+        <w:rPr>
+          <w:rFonts w:eastAsia="Times New Roman"/>
+          <w:lang w:val="nl-NL"/>
+        </w:rPr>
+      </w:pPr>
+      <w:bookmarkStart w:id="62" w:name="_Toc241652975"/>
       <w:r>
         <w:rPr>
           <w:rFonts w:eastAsia="Times New Roman"/>
@@ -11544,7 +11535,7 @@
     <w:p>
       <w:pPr>
         <w:pStyle w:val="subtitel"/>
-        <w:divId w:val="953097243"/>
+        <w:divId w:val="187333256"/>
         <w:rPr>
           <w:lang w:val="nl-NL"/>
         </w:rPr>
@@ -11559,7 +11550,7 @@
     <w:p>
       <w:pPr>
         <w:pStyle w:val="Normaalweb"/>
-        <w:divId w:val="953097243"/>
+        <w:divId w:val="187333256"/>
         <w:rPr>
           <w:lang w:val="nl-NL"/>
         </w:rPr>
@@ -11574,7 +11565,7 @@
     <w:p>
       <w:pPr>
         <w:pStyle w:val="Normaalweb"/>
-        <w:divId w:val="953097243"/>
+        <w:divId w:val="187333256"/>
         <w:rPr>
           <w:lang w:val="nl-NL"/>
         </w:rPr>
@@ -11595,7 +11586,7 @@
     <w:p>
       <w:pPr>
         <w:pStyle w:val="Normaalweb"/>
-        <w:divId w:val="953097243"/>
+        <w:divId w:val="187333256"/>
         <w:rPr>
           <w:lang w:val="nl-NL"/>
         </w:rPr>
@@ -11611,7 +11602,7 @@
       <w:pPr>
         <w:pStyle w:val="marker"/>
         <w:ind w:left="800" w:right="800"/>
-        <w:divId w:val="953097243"/>
+        <w:divId w:val="187333256"/>
         <w:rPr>
           <w:lang w:val="nl-NL"/>
         </w:rPr>
@@ -11623,13 +11614,13 @@
     <w:p>
       <w:pPr>
         <w:pStyle w:val="Kop3"/>
-        <w:divId w:val="953097243"/>
-        <w:rPr>
-          <w:rFonts w:eastAsia="Times New Roman"/>
-          <w:lang w:val="nl-NL"/>
-        </w:rPr>
-      </w:pPr>
-      <w:bookmarkStart w:id="63" w:name="_Toc241651508"/>
+        <w:divId w:val="187333256"/>
+        <w:rPr>
+          <w:rFonts w:eastAsia="Times New Roman"/>
+          <w:lang w:val="nl-NL"/>
+        </w:rPr>
+      </w:pPr>
+      <w:bookmarkStart w:id="63" w:name="_Toc241652976"/>
       <w:r>
         <w:rPr>
           <w:rFonts w:eastAsia="Times New Roman"/>
@@ -11642,7 +11633,7 @@
     <w:p>
       <w:pPr>
         <w:pStyle w:val="subtitel"/>
-        <w:divId w:val="953097243"/>
+        <w:divId w:val="187333256"/>
         <w:rPr>
           <w:lang w:val="nl-NL"/>
         </w:rPr>
@@ -11657,7 +11648,7 @@
     <w:p>
       <w:pPr>
         <w:pStyle w:val="Normaalweb"/>
-        <w:divId w:val="953097243"/>
+        <w:divId w:val="187333256"/>
         <w:rPr>
           <w:lang w:val="nl-NL"/>
         </w:rPr>
@@ -11678,7 +11669,7 @@
     <w:p>
       <w:pPr>
         <w:pStyle w:val="Normaalweb"/>
-        <w:divId w:val="953097243"/>
+        <w:divId w:val="187333256"/>
         <w:rPr>
           <w:lang w:val="nl-NL"/>
         </w:rPr>
@@ -11693,7 +11684,7 @@
     <w:p>
       <w:pPr>
         <w:pStyle w:val="Normaalweb"/>
-        <w:divId w:val="953097243"/>
+        <w:divId w:val="187333256"/>
         <w:rPr>
           <w:lang w:val="nl-NL"/>
         </w:rPr>
@@ -11708,7 +11699,7 @@
     <w:p>
       <w:pPr>
         <w:pStyle w:val="Normaalweb"/>
-        <w:divId w:val="953097243"/>
+        <w:divId w:val="187333256"/>
         <w:rPr>
           <w:lang w:val="nl-NL"/>
         </w:rPr>
@@ -11730,7 +11721,7 @@
       <w:pPr>
         <w:pStyle w:val="marker"/>
         <w:ind w:left="800" w:right="800"/>
-        <w:divId w:val="953097243"/>
+        <w:divId w:val="187333256"/>
         <w:rPr>
           <w:lang w:val="nl-NL"/>
         </w:rPr>
@@ -11742,13 +11733,13 @@
     <w:p>
       <w:pPr>
         <w:pStyle w:val="Kop3"/>
-        <w:divId w:val="953097243"/>
-        <w:rPr>
-          <w:rFonts w:eastAsia="Times New Roman"/>
-          <w:lang w:val="nl-NL"/>
-        </w:rPr>
-      </w:pPr>
-      <w:bookmarkStart w:id="64" w:name="_Toc241651509"/>
+        <w:divId w:val="187333256"/>
+        <w:rPr>
+          <w:rFonts w:eastAsia="Times New Roman"/>
+          <w:lang w:val="nl-NL"/>
+        </w:rPr>
+      </w:pPr>
+      <w:bookmarkStart w:id="64" w:name="_Toc241652977"/>
       <w:r>
         <w:rPr>
           <w:rFonts w:eastAsia="Times New Roman"/>
@@ -11761,7 +11752,7 @@
     <w:p>
       <w:pPr>
         <w:pStyle w:val="subtitel"/>
-        <w:divId w:val="953097243"/>
+        <w:divId w:val="187333256"/>
         <w:rPr>
           <w:lang w:val="nl-NL"/>
         </w:rPr>
@@ -11776,7 +11767,7 @@
     <w:p>
       <w:pPr>
         <w:pStyle w:val="Normaalweb"/>
-        <w:divId w:val="953097243"/>
+        <w:divId w:val="187333256"/>
         <w:rPr>
           <w:lang w:val="nl-NL"/>
         </w:rPr>
@@ -11791,7 +11782,7 @@
     <w:p>
       <w:pPr>
         <w:pStyle w:val="Normaalweb"/>
-        <w:divId w:val="953097243"/>
+        <w:divId w:val="187333256"/>
         <w:rPr>
           <w:lang w:val="nl-NL"/>
         </w:rPr>
@@ -11813,7 +11804,7 @@
       <w:pPr>
         <w:pStyle w:val="marker"/>
         <w:ind w:left="800" w:right="800"/>
-        <w:divId w:val="953097243"/>
+        <w:divId w:val="187333256"/>
         <w:rPr>
           <w:lang w:val="nl-NL"/>
         </w:rPr>
@@ -11825,13 +11816,13 @@
     <w:p>
       <w:pPr>
         <w:pStyle w:val="Kop3"/>
-        <w:divId w:val="953097243"/>
-        <w:rPr>
-          <w:rFonts w:eastAsia="Times New Roman"/>
-          <w:lang w:val="nl-NL"/>
-        </w:rPr>
-      </w:pPr>
-      <w:bookmarkStart w:id="65" w:name="_Toc241651510"/>
+        <w:divId w:val="187333256"/>
+        <w:rPr>
+          <w:rFonts w:eastAsia="Times New Roman"/>
+          <w:lang w:val="nl-NL"/>
+        </w:rPr>
+      </w:pPr>
+      <w:bookmarkStart w:id="65" w:name="_Toc241652978"/>
       <w:r>
         <w:rPr>
           <w:rFonts w:eastAsia="Times New Roman"/>
@@ -11844,7 +11835,7 @@
     <w:p>
       <w:pPr>
         <w:pStyle w:val="subtitel"/>
-        <w:divId w:val="953097243"/>
+        <w:divId w:val="187333256"/>
         <w:rPr>
           <w:lang w:val="nl-NL"/>
         </w:rPr>
@@ -11859,7 +11850,7 @@
     <w:p>
       <w:pPr>
         <w:pStyle w:val="Normaalweb"/>
-        <w:divId w:val="953097243"/>
+        <w:divId w:val="187333256"/>
         <w:rPr>
           <w:lang w:val="nl-NL"/>
         </w:rPr>
@@ -11874,7 +11865,7 @@
     <w:p>
       <w:pPr>
         <w:pStyle w:val="Normaalweb"/>
-        <w:divId w:val="953097243"/>
+        <w:divId w:val="187333256"/>
         <w:rPr>
           <w:lang w:val="nl-NL"/>
         </w:rPr>
@@ -11895,7 +11886,7 @@
     <w:p>
       <w:pPr>
         <w:pStyle w:val="Normaalweb"/>
-        <w:divId w:val="953097243"/>
+        <w:divId w:val="187333256"/>
         <w:rPr>
           <w:lang w:val="nl-NL"/>
         </w:rPr>
@@ -11909,7 +11900,7 @@
     </w:p>
     <w:p>
       <w:pPr>
-        <w:divId w:val="1889947490"/>
+        <w:divId w:val="1131367608"/>
         <w:rPr>
           <w:color w:val="555555"/>
           <w:sz w:val="20"/>
@@ -11931,7 +11922,7 @@
       <w:pPr>
         <w:pStyle w:val="marker"/>
         <w:ind w:left="800" w:right="800"/>
-        <w:divId w:val="953097243"/>
+        <w:divId w:val="187333256"/>
         <w:rPr>
           <w:lang w:val="nl-NL"/>
         </w:rPr>
@@ -11943,13 +11934,13 @@
     <w:p>
       <w:pPr>
         <w:pStyle w:val="Kop1"/>
-        <w:divId w:val="953097243"/>
-        <w:rPr>
-          <w:rFonts w:eastAsia="Times New Roman"/>
-          <w:lang w:val="nl-NL"/>
-        </w:rPr>
-      </w:pPr>
-      <w:bookmarkStart w:id="66" w:name="_Toc241651511"/>
+        <w:divId w:val="187333256"/>
+        <w:rPr>
+          <w:rFonts w:eastAsia="Times New Roman"/>
+          <w:lang w:val="nl-NL"/>
+        </w:rPr>
+      </w:pPr>
+      <w:bookmarkStart w:id="66" w:name="_Toc241652979"/>
       <w:r>
         <w:rPr>
           <w:rFonts w:eastAsia="Times New Roman"/>
@@ -11962,13 +11953,13 @@
     <w:p>
       <w:pPr>
         <w:pStyle w:val="Kop3"/>
-        <w:divId w:val="953097243"/>
-        <w:rPr>
-          <w:rFonts w:eastAsia="Times New Roman"/>
-          <w:lang w:val="nl-NL"/>
-        </w:rPr>
-      </w:pPr>
-      <w:bookmarkStart w:id="67" w:name="_Toc241651512"/>
+        <w:divId w:val="187333256"/>
+        <w:rPr>
+          <w:rFonts w:eastAsia="Times New Roman"/>
+          <w:lang w:val="nl-NL"/>
+        </w:rPr>
+      </w:pPr>
+      <w:bookmarkStart w:id="67" w:name="_Toc241652980"/>
       <w:r>
         <w:rPr>
           <w:rFonts w:eastAsia="Times New Roman"/>
@@ -11981,7 +11972,7 @@
     <w:p>
       <w:pPr>
         <w:pStyle w:val="subtitel"/>
-        <w:divId w:val="953097243"/>
+        <w:divId w:val="187333256"/>
         <w:rPr>
           <w:lang w:val="nl-NL"/>
         </w:rPr>
@@ -11996,7 +11987,7 @@
     <w:p>
       <w:pPr>
         <w:pStyle w:val="Normaalweb"/>
-        <w:divId w:val="953097243"/>
+        <w:divId w:val="187333256"/>
         <w:rPr>
           <w:lang w:val="nl-NL"/>
         </w:rPr>
@@ -12011,7 +12002,7 @@
     <w:p>
       <w:pPr>
         <w:pStyle w:val="Normaalweb"/>
-        <w:divId w:val="953097243"/>
+        <w:divId w:val="187333256"/>
         <w:rPr>
           <w:lang w:val="nl-NL"/>
         </w:rPr>
@@ -12032,7 +12023,7 @@
     <w:p>
       <w:pPr>
         <w:pStyle w:val="Normaalweb"/>
-        <w:divId w:val="953097243"/>
+        <w:divId w:val="187333256"/>
         <w:rPr>
           <w:lang w:val="nl-NL"/>
         </w:rPr>
@@ -12047,7 +12038,7 @@
     <w:p>
       <w:pPr>
         <w:pStyle w:val="Normaalweb"/>
-        <w:divId w:val="953097243"/>
+        <w:divId w:val="187333256"/>
         <w:rPr>
           <w:lang w:val="nl-NL"/>
         </w:rPr>
@@ -12061,7 +12052,7 @@
     </w:p>
     <w:p>
       <w:pPr>
-        <w:divId w:val="2056539029"/>
+        <w:divId w:val="1214469233"/>
         <w:rPr>
           <w:color w:val="555555"/>
           <w:sz w:val="20"/>
@@ -12314,7 +12305,7 @@
         <w:sz w:val="18"/>
       </w:rPr>
       <w:tab/>
-      <w:t>Laatst gewijzigd: 30 september 2026</w:t>
+      <w:t>Laatst gewijzigd: 30 september 2026, 09:20</w:t>
     </w:r>
   </w:p>
 </w:hdr>
@@ -13546,7 +13537,7 @@
     <w:link w:val="KoptekstChar"/>
     <w:uiPriority w:val="99"/>
     <w:unhideWhenUsed/>
-    <w:rsid w:val="003A6F5B"/>
+    <w:rsid w:val="008A420A"/>
     <w:pPr>
       <w:tabs>
         <w:tab w:val="center" w:pos="4536"/>
@@ -13559,7 +13550,7 @@
     <w:basedOn w:val="Standaardalinea-lettertype"/>
     <w:link w:val="Koptekst"/>
     <w:uiPriority w:val="99"/>
-    <w:rsid w:val="003A6F5B"/>
+    <w:rsid w:val="008A420A"/>
     <w:rPr>
       <w:rFonts w:eastAsiaTheme="minorEastAsia"/>
       <w:sz w:val="24"/>
@@ -13572,7 +13563,7 @@
     <w:link w:val="VoettekstChar"/>
     <w:uiPriority w:val="99"/>
     <w:unhideWhenUsed/>
-    <w:rsid w:val="003A6F5B"/>
+    <w:rsid w:val="008A420A"/>
     <w:pPr>
       <w:tabs>
         <w:tab w:val="center" w:pos="4536"/>
@@ -13585,7 +13576,7 @@
     <w:basedOn w:val="Standaardalinea-lettertype"/>
     <w:link w:val="Voettekst"/>
     <w:uiPriority w:val="99"/>
-    <w:rsid w:val="003A6F5B"/>
+    <w:rsid w:val="008A420A"/>
     <w:rPr>
       <w:rFonts w:eastAsiaTheme="minorEastAsia"/>
       <w:sz w:val="24"/>
@@ -13599,7 +13590,7 @@
     <w:autoRedefine/>
     <w:uiPriority w:val="39"/>
     <w:unhideWhenUsed/>
-    <w:rsid w:val="003A6F5B"/>
+    <w:rsid w:val="008A420A"/>
     <w:pPr>
       <w:spacing w:after="100"/>
       <w:ind w:left="220"/>
@@ -13612,7 +13603,7 @@
     <w:autoRedefine/>
     <w:uiPriority w:val="39"/>
     <w:unhideWhenUsed/>
-    <w:rsid w:val="003A6F5B"/>
+    <w:rsid w:val="008A420A"/>
     <w:pPr>
       <w:spacing w:after="100"/>
     </w:pPr>
@@ -13624,7 +13615,7 @@
     <w:autoRedefine/>
     <w:uiPriority w:val="39"/>
     <w:unhideWhenUsed/>
-    <w:rsid w:val="003A6F5B"/>
+    <w:rsid w:val="008A420A"/>
     <w:pPr>
       <w:spacing w:after="100"/>
       <w:ind w:left="440"/>

--- a/docx/document-a.docx
+++ b/docx/document-a.docx
@@ -7,7 +7,7 @@
         <w:spacing w:after="480"/>
         <w:jc w:val="center"/>
         <w:outlineLvl w:val="1"/>
-        <w:divId w:val="1798646431"/>
+        <w:divId w:val="657198968"/>
         <w:rPr>
           <w:rFonts w:ascii="Aptos Display" w:eastAsia="Times New Roman" w:hAnsi="Aptos Display"/>
           <w:b/>
@@ -36,7 +36,7 @@
     <w:p>
       <w:pPr>
         <w:pStyle w:val="ondertitel2"/>
-        <w:divId w:val="1798646431"/>
+        <w:divId w:val="657198968"/>
         <w:rPr>
           <w:lang w:val="nl-NL"/>
         </w:rPr>
@@ -51,7 +51,7 @@
     <w:p>
       <w:pPr>
         <w:pStyle w:val="documentaanduiding2"/>
-        <w:divId w:val="1798646431"/>
+        <w:divId w:val="657198968"/>
         <w:rPr>
           <w:lang w:val="nl-NL"/>
         </w:rPr>
@@ -66,7 +66,7 @@
     <w:p>
       <w:pPr>
         <w:pStyle w:val="auteur2"/>
-        <w:divId w:val="1798646431"/>
+        <w:divId w:val="657198968"/>
         <w:rPr>
           <w:lang w:val="nl-NL"/>
         </w:rPr>
@@ -81,23 +81,23 @@
     <w:p>
       <w:pPr>
         <w:pStyle w:val="meta-lijn2"/>
-        <w:divId w:val="1798646431"/>
-        <w:rPr>
-          <w:lang w:val="nl-NL"/>
-        </w:rPr>
-      </w:pPr>
-      <w:r>
-        <w:rPr>
-          <w:lang w:val="nl-NL"/>
-        </w:rPr>
-        <w:t>Versie bijgewerkt: 2 oktober 2026, 14:00</w:t>
+        <w:divId w:val="657198968"/>
+        <w:rPr>
+          <w:lang w:val="nl-NL"/>
+        </w:rPr>
+      </w:pPr>
+      <w:r>
+        <w:rPr>
+          <w:lang w:val="nl-NL"/>
+        </w:rPr>
+        <w:t>Versie bijgewerkt: 2 oktober 2026, 14:38</w:t>
       </w:r>
     </w:p>
     <w:p>
       <w:pPr>
         <w:pStyle w:val="marker"/>
         <w:ind w:left="800" w:right="800"/>
-        <w:divId w:val="37946012"/>
+        <w:divId w:val="788279977"/>
         <w:rPr>
           <w:lang w:val="nl-NL"/>
         </w:rPr>
@@ -110,13 +110,13 @@
       <w:pPr>
         <w:pStyle w:val="Kop2"/>
         <w:pageBreakBefore/>
-        <w:divId w:val="980620497"/>
-        <w:rPr>
-          <w:rFonts w:eastAsia="Times New Roman"/>
-          <w:lang w:val="nl-NL"/>
-        </w:rPr>
-      </w:pPr>
-      <w:bookmarkStart w:id="0" w:name="_Toc241842568"/>
+        <w:divId w:val="2058702233"/>
+        <w:rPr>
+          <w:rFonts w:eastAsia="Times New Roman"/>
+          <w:lang w:val="nl-NL"/>
+        </w:rPr>
+      </w:pPr>
+      <w:bookmarkStart w:id="0" w:name="_Toc241844806"/>
       <w:r>
         <w:rPr>
           <w:rFonts w:eastAsia="Times New Roman"/>
@@ -133,7 +133,7 @@
         <w:tabs>
           <w:tab w:val="right" w:leader="dot" w:pos="9062"/>
         </w:tabs>
-        <w:divId w:val="980620497"/>
+        <w:divId w:val="2058702233"/>
         <w:rPr>
           <w:rFonts w:asciiTheme="minorHAnsi" w:hAnsiTheme="minorHAnsi" w:cstheme="minorBidi"/>
           <w:noProof/>
@@ -184,7 +184,7 @@
         <w:rPr>
           <w:noProof/>
         </w:rPr>
-        <w:instrText xml:space="preserve"> PAGEREF _Toc241842568 \h </w:instrText>
+        <w:instrText xml:space="preserve"> PAGEREF _Toc241844806 \h </w:instrText>
       </w:r>
       <w:r>
         <w:rPr>
@@ -216,7 +216,7 @@
         <w:tabs>
           <w:tab w:val="right" w:leader="dot" w:pos="9062"/>
         </w:tabs>
-        <w:divId w:val="980620497"/>
+        <w:divId w:val="2058702233"/>
         <w:rPr>
           <w:rFonts w:asciiTheme="minorHAnsi" w:hAnsiTheme="minorHAnsi" w:cstheme="minorBidi"/>
           <w:noProof/>
@@ -249,7 +249,7 @@
         <w:rPr>
           <w:noProof/>
         </w:rPr>
-        <w:instrText xml:space="preserve"> PAGEREF _Toc241842569 \h </w:instrText>
+        <w:instrText xml:space="preserve"> PAGEREF _Toc241844807 \h </w:instrText>
       </w:r>
       <w:r>
         <w:rPr>
@@ -281,7 +281,7 @@
         <w:tabs>
           <w:tab w:val="right" w:leader="dot" w:pos="9062"/>
         </w:tabs>
-        <w:divId w:val="980620497"/>
+        <w:divId w:val="2058702233"/>
         <w:rPr>
           <w:rFonts w:asciiTheme="minorHAnsi" w:hAnsiTheme="minorHAnsi" w:cstheme="minorBidi"/>
           <w:noProof/>
@@ -314,7 +314,7 @@
         <w:rPr>
           <w:noProof/>
         </w:rPr>
-        <w:instrText xml:space="preserve"> PAGEREF _Toc241842570 \h </w:instrText>
+        <w:instrText xml:space="preserve"> PAGEREF _Toc241844808 \h </w:instrText>
       </w:r>
       <w:r>
         <w:rPr>
@@ -346,7 +346,7 @@
         <w:tabs>
           <w:tab w:val="right" w:leader="dot" w:pos="9062"/>
         </w:tabs>
-        <w:divId w:val="980620497"/>
+        <w:divId w:val="2058702233"/>
         <w:rPr>
           <w:rFonts w:asciiTheme="minorHAnsi" w:hAnsiTheme="minorHAnsi" w:cstheme="minorBidi"/>
           <w:noProof/>
@@ -379,7 +379,7 @@
         <w:rPr>
           <w:noProof/>
         </w:rPr>
-        <w:instrText xml:space="preserve"> PAGEREF _Toc241842571 \h </w:instrText>
+        <w:instrText xml:space="preserve"> PAGEREF _Toc241844809 \h </w:instrText>
       </w:r>
       <w:r>
         <w:rPr>
@@ -411,7 +411,7 @@
         <w:tabs>
           <w:tab w:val="right" w:leader="dot" w:pos="9062"/>
         </w:tabs>
-        <w:divId w:val="980620497"/>
+        <w:divId w:val="2058702233"/>
         <w:rPr>
           <w:rFonts w:asciiTheme="minorHAnsi" w:hAnsiTheme="minorHAnsi" w:cstheme="minorBidi"/>
           <w:noProof/>
@@ -444,7 +444,7 @@
         <w:rPr>
           <w:noProof/>
         </w:rPr>
-        <w:instrText xml:space="preserve"> PAGEREF _Toc241842572 \h </w:instrText>
+        <w:instrText xml:space="preserve"> PAGEREF _Toc241844810 \h </w:instrText>
       </w:r>
       <w:r>
         <w:rPr>
@@ -476,7 +476,7 @@
         <w:tabs>
           <w:tab w:val="right" w:leader="dot" w:pos="9062"/>
         </w:tabs>
-        <w:divId w:val="980620497"/>
+        <w:divId w:val="2058702233"/>
         <w:rPr>
           <w:rFonts w:asciiTheme="minorHAnsi" w:hAnsiTheme="minorHAnsi" w:cstheme="minorBidi"/>
           <w:noProof/>
@@ -509,7 +509,7 @@
         <w:rPr>
           <w:noProof/>
         </w:rPr>
-        <w:instrText xml:space="preserve"> PAGEREF _Toc241842573 \h </w:instrText>
+        <w:instrText xml:space="preserve"> PAGEREF _Toc241844811 \h </w:instrText>
       </w:r>
       <w:r>
         <w:rPr>
@@ -541,7 +541,7 @@
         <w:tabs>
           <w:tab w:val="right" w:leader="dot" w:pos="9062"/>
         </w:tabs>
-        <w:divId w:val="980620497"/>
+        <w:divId w:val="2058702233"/>
         <w:rPr>
           <w:rFonts w:asciiTheme="minorHAnsi" w:hAnsiTheme="minorHAnsi" w:cstheme="minorBidi"/>
           <w:noProof/>
@@ -574,7 +574,7 @@
         <w:rPr>
           <w:noProof/>
         </w:rPr>
-        <w:instrText xml:space="preserve"> PAGEREF _Toc241842574 \h </w:instrText>
+        <w:instrText xml:space="preserve"> PAGEREF _Toc241844812 \h </w:instrText>
       </w:r>
       <w:r>
         <w:rPr>
@@ -606,7 +606,7 @@
         <w:tabs>
           <w:tab w:val="right" w:leader="dot" w:pos="9062"/>
         </w:tabs>
-        <w:divId w:val="980620497"/>
+        <w:divId w:val="2058702233"/>
         <w:rPr>
           <w:rFonts w:asciiTheme="minorHAnsi" w:hAnsiTheme="minorHAnsi" w:cstheme="minorBidi"/>
           <w:noProof/>
@@ -639,7 +639,7 @@
         <w:rPr>
           <w:noProof/>
         </w:rPr>
-        <w:instrText xml:space="preserve"> PAGEREF _Toc241842575 \h </w:instrText>
+        <w:instrText xml:space="preserve"> PAGEREF _Toc241844813 \h </w:instrText>
       </w:r>
       <w:r>
         <w:rPr>
@@ -671,7 +671,7 @@
         <w:tabs>
           <w:tab w:val="right" w:leader="dot" w:pos="9062"/>
         </w:tabs>
-        <w:divId w:val="980620497"/>
+        <w:divId w:val="2058702233"/>
         <w:rPr>
           <w:rFonts w:asciiTheme="minorHAnsi" w:hAnsiTheme="minorHAnsi" w:cstheme="minorBidi"/>
           <w:noProof/>
@@ -704,7 +704,7 @@
         <w:rPr>
           <w:noProof/>
         </w:rPr>
-        <w:instrText xml:space="preserve"> PAGEREF _Toc241842576 \h </w:instrText>
+        <w:instrText xml:space="preserve"> PAGEREF _Toc241844814 \h </w:instrText>
       </w:r>
       <w:r>
         <w:rPr>
@@ -736,7 +736,7 @@
         <w:tabs>
           <w:tab w:val="right" w:leader="dot" w:pos="9062"/>
         </w:tabs>
-        <w:divId w:val="980620497"/>
+        <w:divId w:val="2058702233"/>
         <w:rPr>
           <w:rFonts w:asciiTheme="minorHAnsi" w:hAnsiTheme="minorHAnsi" w:cstheme="minorBidi"/>
           <w:noProof/>
@@ -769,7 +769,7 @@
         <w:rPr>
           <w:noProof/>
         </w:rPr>
-        <w:instrText xml:space="preserve"> PAGEREF _Toc241842577 \h </w:instrText>
+        <w:instrText xml:space="preserve"> PAGEREF _Toc241844815 \h </w:instrText>
       </w:r>
       <w:r>
         <w:rPr>
@@ -801,7 +801,7 @@
         <w:tabs>
           <w:tab w:val="right" w:leader="dot" w:pos="9062"/>
         </w:tabs>
-        <w:divId w:val="980620497"/>
+        <w:divId w:val="2058702233"/>
         <w:rPr>
           <w:rFonts w:asciiTheme="minorHAnsi" w:hAnsiTheme="minorHAnsi" w:cstheme="minorBidi"/>
           <w:noProof/>
@@ -834,7 +834,7 @@
         <w:rPr>
           <w:noProof/>
         </w:rPr>
-        <w:instrText xml:space="preserve"> PAGEREF _Toc241842578 \h </w:instrText>
+        <w:instrText xml:space="preserve"> PAGEREF _Toc241844816 \h </w:instrText>
       </w:r>
       <w:r>
         <w:rPr>
@@ -866,7 +866,7 @@
         <w:tabs>
           <w:tab w:val="right" w:leader="dot" w:pos="9062"/>
         </w:tabs>
-        <w:divId w:val="980620497"/>
+        <w:divId w:val="2058702233"/>
         <w:rPr>
           <w:rFonts w:asciiTheme="minorHAnsi" w:hAnsiTheme="minorHAnsi" w:cstheme="minorBidi"/>
           <w:noProof/>
@@ -899,7 +899,7 @@
         <w:rPr>
           <w:noProof/>
         </w:rPr>
-        <w:instrText xml:space="preserve"> PAGEREF _Toc241842579 \h </w:instrText>
+        <w:instrText xml:space="preserve"> PAGEREF _Toc241844817 \h </w:instrText>
       </w:r>
       <w:r>
         <w:rPr>
@@ -931,7 +931,7 @@
         <w:tabs>
           <w:tab w:val="right" w:leader="dot" w:pos="9062"/>
         </w:tabs>
-        <w:divId w:val="980620497"/>
+        <w:divId w:val="2058702233"/>
         <w:rPr>
           <w:rFonts w:asciiTheme="minorHAnsi" w:hAnsiTheme="minorHAnsi" w:cstheme="minorBidi"/>
           <w:noProof/>
@@ -964,7 +964,7 @@
         <w:rPr>
           <w:noProof/>
         </w:rPr>
-        <w:instrText xml:space="preserve"> PAGEREF _Toc241842580 \h </w:instrText>
+        <w:instrText xml:space="preserve"> PAGEREF _Toc241844818 \h </w:instrText>
       </w:r>
       <w:r>
         <w:rPr>
@@ -996,7 +996,7 @@
         <w:tabs>
           <w:tab w:val="right" w:leader="dot" w:pos="9062"/>
         </w:tabs>
-        <w:divId w:val="980620497"/>
+        <w:divId w:val="2058702233"/>
         <w:rPr>
           <w:rFonts w:asciiTheme="minorHAnsi" w:hAnsiTheme="minorHAnsi" w:cstheme="minorBidi"/>
           <w:noProof/>
@@ -1029,7 +1029,7 @@
         <w:rPr>
           <w:noProof/>
         </w:rPr>
-        <w:instrText xml:space="preserve"> PAGEREF _Toc241842581 \h </w:instrText>
+        <w:instrText xml:space="preserve"> PAGEREF _Toc241844819 \h </w:instrText>
       </w:r>
       <w:r>
         <w:rPr>
@@ -1061,7 +1061,7 @@
         <w:tabs>
           <w:tab w:val="right" w:leader="dot" w:pos="9062"/>
         </w:tabs>
-        <w:divId w:val="980620497"/>
+        <w:divId w:val="2058702233"/>
         <w:rPr>
           <w:rFonts w:asciiTheme="minorHAnsi" w:hAnsiTheme="minorHAnsi" w:cstheme="minorBidi"/>
           <w:noProof/>
@@ -1094,7 +1094,7 @@
         <w:rPr>
           <w:noProof/>
         </w:rPr>
-        <w:instrText xml:space="preserve"> PAGEREF _Toc241842582 \h </w:instrText>
+        <w:instrText xml:space="preserve"> PAGEREF _Toc241844820 \h </w:instrText>
       </w:r>
       <w:r>
         <w:rPr>
@@ -1126,7 +1126,7 @@
         <w:tabs>
           <w:tab w:val="right" w:leader="dot" w:pos="9062"/>
         </w:tabs>
-        <w:divId w:val="980620497"/>
+        <w:divId w:val="2058702233"/>
         <w:rPr>
           <w:rFonts w:asciiTheme="minorHAnsi" w:hAnsiTheme="minorHAnsi" w:cstheme="minorBidi"/>
           <w:noProof/>
@@ -1159,7 +1159,7 @@
         <w:rPr>
           <w:noProof/>
         </w:rPr>
-        <w:instrText xml:space="preserve"> PAGEREF _Toc241842583 \h </w:instrText>
+        <w:instrText xml:space="preserve"> PAGEREF _Toc241844821 \h </w:instrText>
       </w:r>
       <w:r>
         <w:rPr>
@@ -1191,7 +1191,7 @@
         <w:tabs>
           <w:tab w:val="right" w:leader="dot" w:pos="9062"/>
         </w:tabs>
-        <w:divId w:val="980620497"/>
+        <w:divId w:val="2058702233"/>
         <w:rPr>
           <w:rFonts w:asciiTheme="minorHAnsi" w:hAnsiTheme="minorHAnsi" w:cstheme="minorBidi"/>
           <w:noProof/>
@@ -1224,7 +1224,7 @@
         <w:rPr>
           <w:noProof/>
         </w:rPr>
-        <w:instrText xml:space="preserve"> PAGEREF _Toc241842584 \h </w:instrText>
+        <w:instrText xml:space="preserve"> PAGEREF _Toc241844822 \h </w:instrText>
       </w:r>
       <w:r>
         <w:rPr>
@@ -1256,7 +1256,7 @@
         <w:tabs>
           <w:tab w:val="right" w:leader="dot" w:pos="9062"/>
         </w:tabs>
-        <w:divId w:val="980620497"/>
+        <w:divId w:val="2058702233"/>
         <w:rPr>
           <w:rFonts w:asciiTheme="minorHAnsi" w:hAnsiTheme="minorHAnsi" w:cstheme="minorBidi"/>
           <w:noProof/>
@@ -1289,7 +1289,7 @@
         <w:rPr>
           <w:noProof/>
         </w:rPr>
-        <w:instrText xml:space="preserve"> PAGEREF _Toc241842585 \h </w:instrText>
+        <w:instrText xml:space="preserve"> PAGEREF _Toc241844823 \h </w:instrText>
       </w:r>
       <w:r>
         <w:rPr>
@@ -1321,7 +1321,7 @@
         <w:tabs>
           <w:tab w:val="right" w:leader="dot" w:pos="9062"/>
         </w:tabs>
-        <w:divId w:val="980620497"/>
+        <w:divId w:val="2058702233"/>
         <w:rPr>
           <w:rFonts w:asciiTheme="minorHAnsi" w:hAnsiTheme="minorHAnsi" w:cstheme="minorBidi"/>
           <w:noProof/>
@@ -1354,7 +1354,7 @@
         <w:rPr>
           <w:noProof/>
         </w:rPr>
-        <w:instrText xml:space="preserve"> PAGEREF _Toc241842586 \h </w:instrText>
+        <w:instrText xml:space="preserve"> PAGEREF _Toc241844824 \h </w:instrText>
       </w:r>
       <w:r>
         <w:rPr>
@@ -1386,7 +1386,7 @@
         <w:tabs>
           <w:tab w:val="right" w:leader="dot" w:pos="9062"/>
         </w:tabs>
-        <w:divId w:val="980620497"/>
+        <w:divId w:val="2058702233"/>
         <w:rPr>
           <w:rFonts w:asciiTheme="minorHAnsi" w:hAnsiTheme="minorHAnsi" w:cstheme="minorBidi"/>
           <w:noProof/>
@@ -1419,7 +1419,7 @@
         <w:rPr>
           <w:noProof/>
         </w:rPr>
-        <w:instrText xml:space="preserve"> PAGEREF _Toc241842587 \h </w:instrText>
+        <w:instrText xml:space="preserve"> PAGEREF _Toc241844825 \h </w:instrText>
       </w:r>
       <w:r>
         <w:rPr>
@@ -1451,7 +1451,7 @@
         <w:tabs>
           <w:tab w:val="right" w:leader="dot" w:pos="9062"/>
         </w:tabs>
-        <w:divId w:val="980620497"/>
+        <w:divId w:val="2058702233"/>
         <w:rPr>
           <w:rFonts w:asciiTheme="minorHAnsi" w:hAnsiTheme="minorHAnsi" w:cstheme="minorBidi"/>
           <w:noProof/>
@@ -1484,7 +1484,7 @@
         <w:rPr>
           <w:noProof/>
         </w:rPr>
-        <w:instrText xml:space="preserve"> PAGEREF _Toc241842588 \h </w:instrText>
+        <w:instrText xml:space="preserve"> PAGEREF _Toc241844826 \h </w:instrText>
       </w:r>
       <w:r>
         <w:rPr>
@@ -1516,7 +1516,7 @@
         <w:tabs>
           <w:tab w:val="right" w:leader="dot" w:pos="9062"/>
         </w:tabs>
-        <w:divId w:val="980620497"/>
+        <w:divId w:val="2058702233"/>
         <w:rPr>
           <w:rFonts w:asciiTheme="minorHAnsi" w:hAnsiTheme="minorHAnsi" w:cstheme="minorBidi"/>
           <w:noProof/>
@@ -1549,7 +1549,7 @@
         <w:rPr>
           <w:noProof/>
         </w:rPr>
-        <w:instrText xml:space="preserve"> PAGEREF _Toc241842589 \h </w:instrText>
+        <w:instrText xml:space="preserve"> PAGEREF _Toc241844827 \h </w:instrText>
       </w:r>
       <w:r>
         <w:rPr>
@@ -1581,7 +1581,7 @@
         <w:tabs>
           <w:tab w:val="right" w:leader="dot" w:pos="9062"/>
         </w:tabs>
-        <w:divId w:val="980620497"/>
+        <w:divId w:val="2058702233"/>
         <w:rPr>
           <w:rFonts w:asciiTheme="minorHAnsi" w:hAnsiTheme="minorHAnsi" w:cstheme="minorBidi"/>
           <w:noProof/>
@@ -1614,7 +1614,7 @@
         <w:rPr>
           <w:noProof/>
         </w:rPr>
-        <w:instrText xml:space="preserve"> PAGEREF _Toc241842590 \h </w:instrText>
+        <w:instrText xml:space="preserve"> PAGEREF _Toc241844828 \h </w:instrText>
       </w:r>
       <w:r>
         <w:rPr>
@@ -1646,7 +1646,7 @@
         <w:tabs>
           <w:tab w:val="right" w:leader="dot" w:pos="9062"/>
         </w:tabs>
-        <w:divId w:val="980620497"/>
+        <w:divId w:val="2058702233"/>
         <w:rPr>
           <w:rFonts w:asciiTheme="minorHAnsi" w:hAnsiTheme="minorHAnsi" w:cstheme="minorBidi"/>
           <w:noProof/>
@@ -1679,7 +1679,7 @@
         <w:rPr>
           <w:noProof/>
         </w:rPr>
-        <w:instrText xml:space="preserve"> PAGEREF _Toc241842591 \h </w:instrText>
+        <w:instrText xml:space="preserve"> PAGEREF _Toc241844829 \h </w:instrText>
       </w:r>
       <w:r>
         <w:rPr>
@@ -1711,7 +1711,7 @@
         <w:tabs>
           <w:tab w:val="right" w:leader="dot" w:pos="9062"/>
         </w:tabs>
-        <w:divId w:val="980620497"/>
+        <w:divId w:val="2058702233"/>
         <w:rPr>
           <w:rFonts w:asciiTheme="minorHAnsi" w:hAnsiTheme="minorHAnsi" w:cstheme="minorBidi"/>
           <w:noProof/>
@@ -1744,7 +1744,7 @@
         <w:rPr>
           <w:noProof/>
         </w:rPr>
-        <w:instrText xml:space="preserve"> PAGEREF _Toc241842592 \h </w:instrText>
+        <w:instrText xml:space="preserve"> PAGEREF _Toc241844830 \h </w:instrText>
       </w:r>
       <w:r>
         <w:rPr>
@@ -1776,7 +1776,7 @@
         <w:tabs>
           <w:tab w:val="right" w:leader="dot" w:pos="9062"/>
         </w:tabs>
-        <w:divId w:val="980620497"/>
+        <w:divId w:val="2058702233"/>
         <w:rPr>
           <w:rFonts w:asciiTheme="minorHAnsi" w:hAnsiTheme="minorHAnsi" w:cstheme="minorBidi"/>
           <w:noProof/>
@@ -1809,7 +1809,7 @@
         <w:rPr>
           <w:noProof/>
         </w:rPr>
-        <w:instrText xml:space="preserve"> PAGEREF _Toc241842593 \h </w:instrText>
+        <w:instrText xml:space="preserve"> PAGEREF _Toc241844831 \h </w:instrText>
       </w:r>
       <w:r>
         <w:rPr>
@@ -1841,7 +1841,7 @@
         <w:tabs>
           <w:tab w:val="right" w:leader="dot" w:pos="9062"/>
         </w:tabs>
-        <w:divId w:val="980620497"/>
+        <w:divId w:val="2058702233"/>
         <w:rPr>
           <w:rFonts w:asciiTheme="minorHAnsi" w:hAnsiTheme="minorHAnsi" w:cstheme="minorBidi"/>
           <w:noProof/>
@@ -1874,7 +1874,7 @@
         <w:rPr>
           <w:noProof/>
         </w:rPr>
-        <w:instrText xml:space="preserve"> PAGEREF _Toc241842594 \h </w:instrText>
+        <w:instrText xml:space="preserve"> PAGEREF _Toc241844832 \h </w:instrText>
       </w:r>
       <w:r>
         <w:rPr>
@@ -1906,7 +1906,7 @@
         <w:tabs>
           <w:tab w:val="right" w:leader="dot" w:pos="9062"/>
         </w:tabs>
-        <w:divId w:val="980620497"/>
+        <w:divId w:val="2058702233"/>
         <w:rPr>
           <w:rFonts w:asciiTheme="minorHAnsi" w:hAnsiTheme="minorHAnsi" w:cstheme="minorBidi"/>
           <w:noProof/>
@@ -1939,7 +1939,7 @@
         <w:rPr>
           <w:noProof/>
         </w:rPr>
-        <w:instrText xml:space="preserve"> PAGEREF _Toc241842595 \h </w:instrText>
+        <w:instrText xml:space="preserve"> PAGEREF _Toc241844833 \h </w:instrText>
       </w:r>
       <w:r>
         <w:rPr>
@@ -1957,6 +1957,71 @@
           <w:noProof/>
         </w:rPr>
         <w:t>35</w:t>
+      </w:r>
+      <w:r>
+        <w:rPr>
+          <w:noProof/>
+        </w:rPr>
+        <w:fldChar w:fldCharType="end"/>
+      </w:r>
+    </w:p>
+    <w:p>
+      <w:pPr>
+        <w:pStyle w:val="Inhopg2"/>
+        <w:tabs>
+          <w:tab w:val="right" w:leader="dot" w:pos="9062"/>
+        </w:tabs>
+        <w:divId w:val="2058702233"/>
+        <w:rPr>
+          <w:rFonts w:asciiTheme="minorHAnsi" w:hAnsiTheme="minorHAnsi" w:cstheme="minorBidi"/>
+          <w:noProof/>
+          <w:kern w:val="2"/>
+          <w:sz w:val="24"/>
+          <w14:ligatures w14:val="standardContextual"/>
+        </w:rPr>
+      </w:pPr>
+      <w:r>
+        <w:rPr>
+          <w:rFonts w:eastAsia="Times New Roman"/>
+          <w:noProof/>
+          <w:lang w:val="nl-NL"/>
+        </w:rPr>
+        <w:t>Overheid / Ministeries</w:t>
+      </w:r>
+      <w:r>
+        <w:rPr>
+          <w:noProof/>
+        </w:rPr>
+        <w:tab/>
+      </w:r>
+      <w:r>
+        <w:rPr>
+          <w:noProof/>
+        </w:rPr>
+        <w:fldChar w:fldCharType="begin"/>
+      </w:r>
+      <w:r>
+        <w:rPr>
+          <w:noProof/>
+        </w:rPr>
+        <w:instrText xml:space="preserve"> PAGEREF _Toc241844834 \h </w:instrText>
+      </w:r>
+      <w:r>
+        <w:rPr>
+          <w:noProof/>
+        </w:rPr>
+      </w:r>
+      <w:r>
+        <w:rPr>
+          <w:noProof/>
+        </w:rPr>
+        <w:fldChar w:fldCharType="separate"/>
+      </w:r>
+      <w:r>
+        <w:rPr>
+          <w:noProof/>
+        </w:rPr>
+        <w:t>36</w:t>
       </w:r>
       <w:r>
         <w:rPr>
@@ -1971,7 +2036,7 @@
         <w:tabs>
           <w:tab w:val="right" w:leader="dot" w:pos="9062"/>
         </w:tabs>
-        <w:divId w:val="980620497"/>
+        <w:divId w:val="2058702233"/>
         <w:rPr>
           <w:rFonts w:asciiTheme="minorHAnsi" w:hAnsiTheme="minorHAnsi" w:cstheme="minorBidi"/>
           <w:noProof/>
@@ -1986,7 +2051,7 @@
           <w:noProof/>
           <w:lang w:val="nl-NL"/>
         </w:rPr>
-        <w:t>FodIbz</w:t>
+        <w:t>FOD IBZ</w:t>
       </w:r>
       <w:r>
         <w:rPr>
@@ -2004,7 +2069,7 @@
         <w:rPr>
           <w:noProof/>
         </w:rPr>
-        <w:instrText xml:space="preserve"> PAGEREF _Toc241842596 \h </w:instrText>
+        <w:instrText xml:space="preserve"> PAGEREF _Toc241844835 \h </w:instrText>
       </w:r>
       <w:r>
         <w:rPr>
@@ -2021,7 +2086,7 @@
         <w:rPr>
           <w:noProof/>
         </w:rPr>
-        <w:t>35</w:t>
+        <w:t>36</w:t>
       </w:r>
       <w:r>
         <w:rPr>
@@ -2036,7 +2101,7 @@
         <w:tabs>
           <w:tab w:val="right" w:leader="dot" w:pos="9062"/>
         </w:tabs>
-        <w:divId w:val="980620497"/>
+        <w:divId w:val="2058702233"/>
         <w:rPr>
           <w:rFonts w:asciiTheme="minorHAnsi" w:hAnsiTheme="minorHAnsi" w:cstheme="minorBidi"/>
           <w:noProof/>
@@ -2051,7 +2116,7 @@
           <w:noProof/>
           <w:lang w:val="nl-NL"/>
         </w:rPr>
-        <w:t>Sfpd</w:t>
+        <w:t>SFPD</w:t>
       </w:r>
       <w:r>
         <w:rPr>
@@ -2069,7 +2134,7 @@
         <w:rPr>
           <w:noProof/>
         </w:rPr>
-        <w:instrText xml:space="preserve"> PAGEREF _Toc241842597 \h </w:instrText>
+        <w:instrText xml:space="preserve"> PAGEREF _Toc241844836 \h </w:instrText>
       </w:r>
       <w:r>
         <w:rPr>
@@ -2101,7 +2166,7 @@
         <w:tabs>
           <w:tab w:val="right" w:leader="dot" w:pos="9062"/>
         </w:tabs>
-        <w:divId w:val="980620497"/>
+        <w:divId w:val="2058702233"/>
         <w:rPr>
           <w:rFonts w:asciiTheme="minorHAnsi" w:hAnsiTheme="minorHAnsi" w:cstheme="minorBidi"/>
           <w:noProof/>
@@ -2134,7 +2199,7 @@
         <w:rPr>
           <w:noProof/>
         </w:rPr>
-        <w:instrText xml:space="preserve"> PAGEREF _Toc241842598 \h </w:instrText>
+        <w:instrText xml:space="preserve"> PAGEREF _Toc241844837 \h </w:instrText>
       </w:r>
       <w:r>
         <w:rPr>
@@ -2166,7 +2231,7 @@
         <w:tabs>
           <w:tab w:val="right" w:leader="dot" w:pos="9062"/>
         </w:tabs>
-        <w:divId w:val="980620497"/>
+        <w:divId w:val="2058702233"/>
         <w:rPr>
           <w:rFonts w:asciiTheme="minorHAnsi" w:hAnsiTheme="minorHAnsi" w:cstheme="minorBidi"/>
           <w:noProof/>
@@ -2199,7 +2264,7 @@
         <w:rPr>
           <w:noProof/>
         </w:rPr>
-        <w:instrText xml:space="preserve"> PAGEREF _Toc241842599 \h </w:instrText>
+        <w:instrText xml:space="preserve"> PAGEREF _Toc241844838 \h </w:instrText>
       </w:r>
       <w:r>
         <w:rPr>
@@ -2231,7 +2296,7 @@
         <w:tabs>
           <w:tab w:val="right" w:leader="dot" w:pos="9062"/>
         </w:tabs>
-        <w:divId w:val="980620497"/>
+        <w:divId w:val="2058702233"/>
         <w:rPr>
           <w:rFonts w:asciiTheme="minorHAnsi" w:hAnsiTheme="minorHAnsi" w:cstheme="minorBidi"/>
           <w:noProof/>
@@ -2264,7 +2329,7 @@
         <w:rPr>
           <w:noProof/>
         </w:rPr>
-        <w:instrText xml:space="preserve"> PAGEREF _Toc241842600 \h </w:instrText>
+        <w:instrText xml:space="preserve"> PAGEREF _Toc241844839 \h </w:instrText>
       </w:r>
       <w:r>
         <w:rPr>
@@ -2296,7 +2361,7 @@
         <w:tabs>
           <w:tab w:val="right" w:leader="dot" w:pos="9062"/>
         </w:tabs>
-        <w:divId w:val="980620497"/>
+        <w:divId w:val="2058702233"/>
         <w:rPr>
           <w:rFonts w:asciiTheme="minorHAnsi" w:hAnsiTheme="minorHAnsi" w:cstheme="minorBidi"/>
           <w:noProof/>
@@ -2329,7 +2394,7 @@
         <w:rPr>
           <w:noProof/>
         </w:rPr>
-        <w:instrText xml:space="preserve"> PAGEREF _Toc241842601 \h </w:instrText>
+        <w:instrText xml:space="preserve"> PAGEREF _Toc241844840 \h </w:instrText>
       </w:r>
       <w:r>
         <w:rPr>
@@ -2361,7 +2426,7 @@
         <w:tabs>
           <w:tab w:val="right" w:leader="dot" w:pos="9062"/>
         </w:tabs>
-        <w:divId w:val="980620497"/>
+        <w:divId w:val="2058702233"/>
         <w:rPr>
           <w:rFonts w:asciiTheme="minorHAnsi" w:hAnsiTheme="minorHAnsi" w:cstheme="minorBidi"/>
           <w:noProof/>
@@ -2394,7 +2459,7 @@
         <w:rPr>
           <w:noProof/>
         </w:rPr>
-        <w:instrText xml:space="preserve"> PAGEREF _Toc241842602 \h </w:instrText>
+        <w:instrText xml:space="preserve"> PAGEREF _Toc241844841 \h </w:instrText>
       </w:r>
       <w:r>
         <w:rPr>
@@ -2426,7 +2491,7 @@
         <w:tabs>
           <w:tab w:val="right" w:leader="dot" w:pos="9062"/>
         </w:tabs>
-        <w:divId w:val="980620497"/>
+        <w:divId w:val="2058702233"/>
         <w:rPr>
           <w:rFonts w:asciiTheme="minorHAnsi" w:hAnsiTheme="minorHAnsi" w:cstheme="minorBidi"/>
           <w:noProof/>
@@ -2459,7 +2524,7 @@
         <w:rPr>
           <w:noProof/>
         </w:rPr>
-        <w:instrText xml:space="preserve"> PAGEREF _Toc241842603 \h </w:instrText>
+        <w:instrText xml:space="preserve"> PAGEREF _Toc241844842 \h </w:instrText>
       </w:r>
       <w:r>
         <w:rPr>
@@ -2491,7 +2556,7 @@
         <w:tabs>
           <w:tab w:val="right" w:leader="dot" w:pos="9062"/>
         </w:tabs>
-        <w:divId w:val="980620497"/>
+        <w:divId w:val="2058702233"/>
         <w:rPr>
           <w:rFonts w:asciiTheme="minorHAnsi" w:hAnsiTheme="minorHAnsi" w:cstheme="minorBidi"/>
           <w:noProof/>
@@ -2524,7 +2589,7 @@
         <w:rPr>
           <w:noProof/>
         </w:rPr>
-        <w:instrText xml:space="preserve"> PAGEREF _Toc241842604 \h </w:instrText>
+        <w:instrText xml:space="preserve"> PAGEREF _Toc241844843 \h </w:instrText>
       </w:r>
       <w:r>
         <w:rPr>
@@ -2556,7 +2621,7 @@
         <w:tabs>
           <w:tab w:val="right" w:leader="dot" w:pos="9062"/>
         </w:tabs>
-        <w:divId w:val="980620497"/>
+        <w:divId w:val="2058702233"/>
         <w:rPr>
           <w:rFonts w:asciiTheme="minorHAnsi" w:hAnsiTheme="minorHAnsi" w:cstheme="minorBidi"/>
           <w:noProof/>
@@ -2589,7 +2654,7 @@
         <w:rPr>
           <w:noProof/>
         </w:rPr>
-        <w:instrText xml:space="preserve"> PAGEREF _Toc241842605 \h </w:instrText>
+        <w:instrText xml:space="preserve"> PAGEREF _Toc241844844 \h </w:instrText>
       </w:r>
       <w:r>
         <w:rPr>
@@ -2621,7 +2686,7 @@
         <w:tabs>
           <w:tab w:val="right" w:leader="dot" w:pos="9062"/>
         </w:tabs>
-        <w:divId w:val="980620497"/>
+        <w:divId w:val="2058702233"/>
         <w:rPr>
           <w:rFonts w:asciiTheme="minorHAnsi" w:hAnsiTheme="minorHAnsi" w:cstheme="minorBidi"/>
           <w:noProof/>
@@ -2654,7 +2719,7 @@
         <w:rPr>
           <w:noProof/>
         </w:rPr>
-        <w:instrText xml:space="preserve"> PAGEREF _Toc241842606 \h </w:instrText>
+        <w:instrText xml:space="preserve"> PAGEREF _Toc241844845 \h </w:instrText>
       </w:r>
       <w:r>
         <w:rPr>
@@ -2686,7 +2751,7 @@
         <w:tabs>
           <w:tab w:val="right" w:leader="dot" w:pos="9062"/>
         </w:tabs>
-        <w:divId w:val="980620497"/>
+        <w:divId w:val="2058702233"/>
         <w:rPr>
           <w:rFonts w:asciiTheme="minorHAnsi" w:hAnsiTheme="minorHAnsi" w:cstheme="minorBidi"/>
           <w:noProof/>
@@ -2719,7 +2784,7 @@
         <w:rPr>
           <w:noProof/>
         </w:rPr>
-        <w:instrText xml:space="preserve"> PAGEREF _Toc241842607 \h </w:instrText>
+        <w:instrText xml:space="preserve"> PAGEREF _Toc241844846 \h </w:instrText>
       </w:r>
       <w:r>
         <w:rPr>
@@ -2751,7 +2816,7 @@
         <w:tabs>
           <w:tab w:val="right" w:leader="dot" w:pos="9062"/>
         </w:tabs>
-        <w:divId w:val="980620497"/>
+        <w:divId w:val="2058702233"/>
         <w:rPr>
           <w:rFonts w:asciiTheme="minorHAnsi" w:hAnsiTheme="minorHAnsi" w:cstheme="minorBidi"/>
           <w:noProof/>
@@ -2784,7 +2849,7 @@
         <w:rPr>
           <w:noProof/>
         </w:rPr>
-        <w:instrText xml:space="preserve"> PAGEREF _Toc241842608 \h </w:instrText>
+        <w:instrText xml:space="preserve"> PAGEREF _Toc241844847 \h </w:instrText>
       </w:r>
       <w:r>
         <w:rPr>
@@ -2816,7 +2881,7 @@
         <w:tabs>
           <w:tab w:val="right" w:leader="dot" w:pos="9062"/>
         </w:tabs>
-        <w:divId w:val="980620497"/>
+        <w:divId w:val="2058702233"/>
         <w:rPr>
           <w:rFonts w:asciiTheme="minorHAnsi" w:hAnsiTheme="minorHAnsi" w:cstheme="minorBidi"/>
           <w:noProof/>
@@ -2849,7 +2914,7 @@
         <w:rPr>
           <w:noProof/>
         </w:rPr>
-        <w:instrText xml:space="preserve"> PAGEREF _Toc241842609 \h </w:instrText>
+        <w:instrText xml:space="preserve"> PAGEREF _Toc241844848 \h </w:instrText>
       </w:r>
       <w:r>
         <w:rPr>
@@ -2881,7 +2946,7 @@
         <w:tabs>
           <w:tab w:val="right" w:leader="dot" w:pos="9062"/>
         </w:tabs>
-        <w:divId w:val="980620497"/>
+        <w:divId w:val="2058702233"/>
         <w:rPr>
           <w:rFonts w:asciiTheme="minorHAnsi" w:hAnsiTheme="minorHAnsi" w:cstheme="minorBidi"/>
           <w:noProof/>
@@ -2914,7 +2979,7 @@
         <w:rPr>
           <w:noProof/>
         </w:rPr>
-        <w:instrText xml:space="preserve"> PAGEREF _Toc241842610 \h </w:instrText>
+        <w:instrText xml:space="preserve"> PAGEREF _Toc241844849 \h </w:instrText>
       </w:r>
       <w:r>
         <w:rPr>
@@ -2946,7 +3011,7 @@
         <w:tabs>
           <w:tab w:val="right" w:leader="dot" w:pos="9062"/>
         </w:tabs>
-        <w:divId w:val="980620497"/>
+        <w:divId w:val="2058702233"/>
         <w:rPr>
           <w:rFonts w:asciiTheme="minorHAnsi" w:hAnsiTheme="minorHAnsi" w:cstheme="minorBidi"/>
           <w:noProof/>
@@ -2979,7 +3044,7 @@
         <w:rPr>
           <w:noProof/>
         </w:rPr>
-        <w:instrText xml:space="preserve"> PAGEREF _Toc241842611 \h </w:instrText>
+        <w:instrText xml:space="preserve"> PAGEREF _Toc241844850 \h </w:instrText>
       </w:r>
       <w:r>
         <w:rPr>
@@ -3011,7 +3076,7 @@
         <w:tabs>
           <w:tab w:val="right" w:leader="dot" w:pos="9062"/>
         </w:tabs>
-        <w:divId w:val="980620497"/>
+        <w:divId w:val="2058702233"/>
         <w:rPr>
           <w:rFonts w:asciiTheme="minorHAnsi" w:hAnsiTheme="minorHAnsi" w:cstheme="minorBidi"/>
           <w:noProof/>
@@ -3044,7 +3109,7 @@
         <w:rPr>
           <w:noProof/>
         </w:rPr>
-        <w:instrText xml:space="preserve"> PAGEREF _Toc241842612 \h </w:instrText>
+        <w:instrText xml:space="preserve"> PAGEREF _Toc241844851 \h </w:instrText>
       </w:r>
       <w:r>
         <w:rPr>
@@ -3076,7 +3141,7 @@
         <w:tabs>
           <w:tab w:val="right" w:leader="dot" w:pos="9062"/>
         </w:tabs>
-        <w:divId w:val="980620497"/>
+        <w:divId w:val="2058702233"/>
         <w:rPr>
           <w:rFonts w:asciiTheme="minorHAnsi" w:hAnsiTheme="minorHAnsi" w:cstheme="minorBidi"/>
           <w:noProof/>
@@ -3109,7 +3174,7 @@
         <w:rPr>
           <w:noProof/>
         </w:rPr>
-        <w:instrText xml:space="preserve"> PAGEREF _Toc241842613 \h </w:instrText>
+        <w:instrText xml:space="preserve"> PAGEREF _Toc241844852 \h </w:instrText>
       </w:r>
       <w:r>
         <w:rPr>
@@ -3141,7 +3206,7 @@
         <w:tabs>
           <w:tab w:val="right" w:leader="dot" w:pos="9062"/>
         </w:tabs>
-        <w:divId w:val="980620497"/>
+        <w:divId w:val="2058702233"/>
         <w:rPr>
           <w:rFonts w:asciiTheme="minorHAnsi" w:hAnsiTheme="minorHAnsi" w:cstheme="minorBidi"/>
           <w:noProof/>
@@ -3174,7 +3239,7 @@
         <w:rPr>
           <w:noProof/>
         </w:rPr>
-        <w:instrText xml:space="preserve"> PAGEREF _Toc241842614 \h </w:instrText>
+        <w:instrText xml:space="preserve"> PAGEREF _Toc241844853 \h </w:instrText>
       </w:r>
       <w:r>
         <w:rPr>
@@ -3192,6 +3257,71 @@
           <w:noProof/>
         </w:rPr>
         <w:t>52</w:t>
+      </w:r>
+      <w:r>
+        <w:rPr>
+          <w:noProof/>
+        </w:rPr>
+        <w:fldChar w:fldCharType="end"/>
+      </w:r>
+    </w:p>
+    <w:p>
+      <w:pPr>
+        <w:pStyle w:val="Inhopg3"/>
+        <w:tabs>
+          <w:tab w:val="right" w:leader="dot" w:pos="9062"/>
+        </w:tabs>
+        <w:divId w:val="2058702233"/>
+        <w:rPr>
+          <w:rFonts w:asciiTheme="minorHAnsi" w:hAnsiTheme="minorHAnsi" w:cstheme="minorBidi"/>
+          <w:noProof/>
+          <w:kern w:val="2"/>
+          <w:sz w:val="24"/>
+          <w14:ligatures w14:val="standardContextual"/>
+        </w:rPr>
+      </w:pPr>
+      <w:r>
+        <w:rPr>
+          <w:rFonts w:eastAsia="Times New Roman"/>
+          <w:noProof/>
+          <w:lang w:val="nl-NL"/>
+        </w:rPr>
+        <w:t>VALYS</w:t>
+      </w:r>
+      <w:r>
+        <w:rPr>
+          <w:noProof/>
+        </w:rPr>
+        <w:tab/>
+      </w:r>
+      <w:r>
+        <w:rPr>
+          <w:noProof/>
+        </w:rPr>
+        <w:fldChar w:fldCharType="begin"/>
+      </w:r>
+      <w:r>
+        <w:rPr>
+          <w:noProof/>
+        </w:rPr>
+        <w:instrText xml:space="preserve"> PAGEREF _Toc241844854 \h </w:instrText>
+      </w:r>
+      <w:r>
+        <w:rPr>
+          <w:noProof/>
+        </w:rPr>
+      </w:r>
+      <w:r>
+        <w:rPr>
+          <w:noProof/>
+        </w:rPr>
+        <w:fldChar w:fldCharType="separate"/>
+      </w:r>
+      <w:r>
+        <w:rPr>
+          <w:noProof/>
+        </w:rPr>
+        <w:t>53</w:t>
       </w:r>
       <w:r>
         <w:rPr>
@@ -3206,7 +3336,7 @@
         <w:tabs>
           <w:tab w:val="right" w:leader="dot" w:pos="9062"/>
         </w:tabs>
-        <w:divId w:val="980620497"/>
+        <w:divId w:val="2058702233"/>
         <w:rPr>
           <w:rFonts w:asciiTheme="minorHAnsi" w:hAnsiTheme="minorHAnsi" w:cstheme="minorBidi"/>
           <w:noProof/>
@@ -3239,7 +3369,7 @@
         <w:rPr>
           <w:noProof/>
         </w:rPr>
-        <w:instrText xml:space="preserve"> PAGEREF _Toc241842615 \h </w:instrText>
+        <w:instrText xml:space="preserve"> PAGEREF _Toc241844855 \h </w:instrText>
       </w:r>
       <w:r>
         <w:rPr>
@@ -3256,7 +3386,7 @@
         <w:rPr>
           <w:noProof/>
         </w:rPr>
-        <w:t>53</w:t>
+        <w:t>54</w:t>
       </w:r>
       <w:r>
         <w:rPr>
@@ -3271,7 +3401,7 @@
         <w:tabs>
           <w:tab w:val="right" w:leader="dot" w:pos="9062"/>
         </w:tabs>
-        <w:divId w:val="980620497"/>
+        <w:divId w:val="2058702233"/>
         <w:rPr>
           <w:rFonts w:asciiTheme="minorHAnsi" w:hAnsiTheme="minorHAnsi" w:cstheme="minorBidi"/>
           <w:noProof/>
@@ -3304,7 +3434,7 @@
         <w:rPr>
           <w:noProof/>
         </w:rPr>
-        <w:instrText xml:space="preserve"> PAGEREF _Toc241842616 \h </w:instrText>
+        <w:instrText xml:space="preserve"> PAGEREF _Toc241844856 \h </w:instrText>
       </w:r>
       <w:r>
         <w:rPr>
@@ -3321,7 +3451,7 @@
         <w:rPr>
           <w:noProof/>
         </w:rPr>
-        <w:t>53</w:t>
+        <w:t>54</w:t>
       </w:r>
       <w:r>
         <w:rPr>
@@ -3336,7 +3466,7 @@
         <w:tabs>
           <w:tab w:val="right" w:leader="dot" w:pos="9062"/>
         </w:tabs>
-        <w:divId w:val="980620497"/>
+        <w:divId w:val="2058702233"/>
         <w:rPr>
           <w:rFonts w:asciiTheme="minorHAnsi" w:hAnsiTheme="minorHAnsi" w:cstheme="minorBidi"/>
           <w:noProof/>
@@ -3369,7 +3499,7 @@
         <w:rPr>
           <w:noProof/>
         </w:rPr>
-        <w:instrText xml:space="preserve"> PAGEREF _Toc241842617 \h </w:instrText>
+        <w:instrText xml:space="preserve"> PAGEREF _Toc241844857 \h </w:instrText>
       </w:r>
       <w:r>
         <w:rPr>
@@ -3386,7 +3516,7 @@
         <w:rPr>
           <w:noProof/>
         </w:rPr>
-        <w:t>54</w:t>
+        <w:t>55</w:t>
       </w:r>
       <w:r>
         <w:rPr>
@@ -3401,7 +3531,7 @@
         <w:tabs>
           <w:tab w:val="right" w:leader="dot" w:pos="9062"/>
         </w:tabs>
-        <w:divId w:val="980620497"/>
+        <w:divId w:val="2058702233"/>
         <w:rPr>
           <w:rFonts w:asciiTheme="minorHAnsi" w:hAnsiTheme="minorHAnsi" w:cstheme="minorBidi"/>
           <w:noProof/>
@@ -3434,7 +3564,7 @@
         <w:rPr>
           <w:noProof/>
         </w:rPr>
-        <w:instrText xml:space="preserve"> PAGEREF _Toc241842618 \h </w:instrText>
+        <w:instrText xml:space="preserve"> PAGEREF _Toc241844858 \h </w:instrText>
       </w:r>
       <w:r>
         <w:rPr>
@@ -3451,7 +3581,7 @@
         <w:rPr>
           <w:noProof/>
         </w:rPr>
-        <w:t>55</w:t>
+        <w:t>56</w:t>
       </w:r>
       <w:r>
         <w:rPr>
@@ -3466,7 +3596,7 @@
         <w:tabs>
           <w:tab w:val="right" w:leader="dot" w:pos="9062"/>
         </w:tabs>
-        <w:divId w:val="980620497"/>
+        <w:divId w:val="2058702233"/>
         <w:rPr>
           <w:rFonts w:asciiTheme="minorHAnsi" w:hAnsiTheme="minorHAnsi" w:cstheme="minorBidi"/>
           <w:noProof/>
@@ -3499,7 +3629,7 @@
         <w:rPr>
           <w:noProof/>
         </w:rPr>
-        <w:instrText xml:space="preserve"> PAGEREF _Toc241842619 \h </w:instrText>
+        <w:instrText xml:space="preserve"> PAGEREF _Toc241844859 \h </w:instrText>
       </w:r>
       <w:r>
         <w:rPr>
@@ -3516,7 +3646,137 @@
         <w:rPr>
           <w:noProof/>
         </w:rPr>
-        <w:t>56</w:t>
+        <w:t>57</w:t>
+      </w:r>
+      <w:r>
+        <w:rPr>
+          <w:noProof/>
+        </w:rPr>
+        <w:fldChar w:fldCharType="end"/>
+      </w:r>
+    </w:p>
+    <w:p>
+      <w:pPr>
+        <w:pStyle w:val="Inhopg2"/>
+        <w:tabs>
+          <w:tab w:val="right" w:leader="dot" w:pos="9062"/>
+        </w:tabs>
+        <w:divId w:val="2058702233"/>
+        <w:rPr>
+          <w:rFonts w:asciiTheme="minorHAnsi" w:hAnsiTheme="minorHAnsi" w:cstheme="minorBidi"/>
+          <w:noProof/>
+          <w:kern w:val="2"/>
+          <w:sz w:val="24"/>
+          <w14:ligatures w14:val="standardContextual"/>
+        </w:rPr>
+      </w:pPr>
+      <w:r>
+        <w:rPr>
+          <w:rFonts w:eastAsia="Times New Roman"/>
+          <w:noProof/>
+          <w:lang w:val="nl-NL"/>
+        </w:rPr>
+        <w:t>Overheid / Ministeries</w:t>
+      </w:r>
+      <w:r>
+        <w:rPr>
+          <w:noProof/>
+        </w:rPr>
+        <w:tab/>
+      </w:r>
+      <w:r>
+        <w:rPr>
+          <w:noProof/>
+        </w:rPr>
+        <w:fldChar w:fldCharType="begin"/>
+      </w:r>
+      <w:r>
+        <w:rPr>
+          <w:noProof/>
+        </w:rPr>
+        <w:instrText xml:space="preserve"> PAGEREF _Toc241844860 \h </w:instrText>
+      </w:r>
+      <w:r>
+        <w:rPr>
+          <w:noProof/>
+        </w:rPr>
+      </w:r>
+      <w:r>
+        <w:rPr>
+          <w:noProof/>
+        </w:rPr>
+        <w:fldChar w:fldCharType="separate"/>
+      </w:r>
+      <w:r>
+        <w:rPr>
+          <w:noProof/>
+        </w:rPr>
+        <w:t>58</w:t>
+      </w:r>
+      <w:r>
+        <w:rPr>
+          <w:noProof/>
+        </w:rPr>
+        <w:fldChar w:fldCharType="end"/>
+      </w:r>
+    </w:p>
+    <w:p>
+      <w:pPr>
+        <w:pStyle w:val="Inhopg1"/>
+        <w:tabs>
+          <w:tab w:val="right" w:leader="dot" w:pos="9062"/>
+        </w:tabs>
+        <w:divId w:val="2058702233"/>
+        <w:rPr>
+          <w:rFonts w:asciiTheme="minorHAnsi" w:hAnsiTheme="minorHAnsi" w:cstheme="minorBidi"/>
+          <w:noProof/>
+          <w:kern w:val="2"/>
+          <w:sz w:val="24"/>
+          <w14:ligatures w14:val="standardContextual"/>
+        </w:rPr>
+      </w:pPr>
+      <w:r>
+        <w:rPr>
+          <w:rFonts w:eastAsia="Times New Roman"/>
+          <w:noProof/>
+          <w:lang w:val="nl-NL"/>
+        </w:rPr>
+        <w:t>III. Overkoepelend, Bemiddeling &amp; Maatschappelijke Resonantie</w:t>
+      </w:r>
+      <w:r>
+        <w:rPr>
+          <w:noProof/>
+        </w:rPr>
+        <w:tab/>
+      </w:r>
+      <w:r>
+        <w:rPr>
+          <w:noProof/>
+        </w:rPr>
+        <w:fldChar w:fldCharType="begin"/>
+      </w:r>
+      <w:r>
+        <w:rPr>
+          <w:noProof/>
+        </w:rPr>
+        <w:instrText xml:space="preserve"> PAGEREF _Toc241844861 \h </w:instrText>
+      </w:r>
+      <w:r>
+        <w:rPr>
+          <w:noProof/>
+        </w:rPr>
+      </w:r>
+      <w:r>
+        <w:rPr>
+          <w:noProof/>
+        </w:rPr>
+        <w:fldChar w:fldCharType="separate"/>
+      </w:r>
+      <w:r>
+        <w:rPr>
+          <w:noProof/>
+        </w:rPr>
+        <w:t>59</w:t>
       </w:r>
       <w:r>
         <w:rPr>
@@ -3531,7 +3791,7 @@
         <w:tabs>
           <w:tab w:val="right" w:leader="dot" w:pos="9062"/>
         </w:tabs>
-        <w:divId w:val="980620497"/>
+        <w:divId w:val="2058702233"/>
         <w:rPr>
           <w:rFonts w:asciiTheme="minorHAnsi" w:hAnsiTheme="minorHAnsi" w:cstheme="minorBidi"/>
           <w:noProof/>
@@ -3546,7 +3806,7 @@
           <w:noProof/>
           <w:lang w:val="nl-NL"/>
         </w:rPr>
-        <w:t>VALYS</w:t>
+        <w:t>SOLVIT</w:t>
       </w:r>
       <w:r>
         <w:rPr>
@@ -3564,7 +3824,7 @@
         <w:rPr>
           <w:noProof/>
         </w:rPr>
-        <w:instrText xml:space="preserve"> PAGEREF _Toc241842620 \h </w:instrText>
+        <w:instrText xml:space="preserve"> PAGEREF _Toc241844862 \h </w:instrText>
       </w:r>
       <w:r>
         <w:rPr>
@@ -3581,7 +3841,7 @@
         <w:rPr>
           <w:noProof/>
         </w:rPr>
-        <w:t>56</w:t>
+        <w:t>59</w:t>
       </w:r>
       <w:r>
         <w:rPr>
@@ -3592,11 +3852,11 @@
     </w:p>
     <w:p>
       <w:pPr>
-        <w:pStyle w:val="Inhopg2"/>
+        <w:pStyle w:val="Inhopg3"/>
         <w:tabs>
           <w:tab w:val="right" w:leader="dot" w:pos="9062"/>
         </w:tabs>
-        <w:divId w:val="980620497"/>
+        <w:divId w:val="2058702233"/>
         <w:rPr>
           <w:rFonts w:asciiTheme="minorHAnsi" w:hAnsiTheme="minorHAnsi" w:cstheme="minorBidi"/>
           <w:noProof/>
@@ -3611,7 +3871,7 @@
           <w:noProof/>
           <w:lang w:val="nl-NL"/>
         </w:rPr>
-        <w:t>Overheid / Ministeries</w:t>
+        <w:t>GRENSINFOPUNT (GIP)</w:t>
       </w:r>
       <w:r>
         <w:rPr>
@@ -3629,7 +3889,7 @@
         <w:rPr>
           <w:noProof/>
         </w:rPr>
-        <w:instrText xml:space="preserve"> PAGEREF _Toc241842621 \h </w:instrText>
+        <w:instrText xml:space="preserve"> PAGEREF _Toc241844863 \h </w:instrText>
       </w:r>
       <w:r>
         <w:rPr>
@@ -3646,7 +3906,267 @@
         <w:rPr>
           <w:noProof/>
         </w:rPr>
-        <w:t>58</w:t>
+        <w:t>60</w:t>
+      </w:r>
+      <w:r>
+        <w:rPr>
+          <w:noProof/>
+        </w:rPr>
+        <w:fldChar w:fldCharType="end"/>
+      </w:r>
+    </w:p>
+    <w:p>
+      <w:pPr>
+        <w:pStyle w:val="Inhopg3"/>
+        <w:tabs>
+          <w:tab w:val="right" w:leader="dot" w:pos="9062"/>
+        </w:tabs>
+        <w:divId w:val="2058702233"/>
+        <w:rPr>
+          <w:rFonts w:asciiTheme="minorHAnsi" w:hAnsiTheme="minorHAnsi" w:cstheme="minorBidi"/>
+          <w:noProof/>
+          <w:kern w:val="2"/>
+          <w:sz w:val="24"/>
+          <w14:ligatures w14:val="standardContextual"/>
+        </w:rPr>
+      </w:pPr>
+      <w:r>
+        <w:rPr>
+          <w:rFonts w:eastAsia="Times New Roman"/>
+          <w:noProof/>
+          <w:lang w:val="nl-NL"/>
+        </w:rPr>
+        <w:t>BENELUX UNIE</w:t>
+      </w:r>
+      <w:r>
+        <w:rPr>
+          <w:noProof/>
+        </w:rPr>
+        <w:tab/>
+      </w:r>
+      <w:r>
+        <w:rPr>
+          <w:noProof/>
+        </w:rPr>
+        <w:fldChar w:fldCharType="begin"/>
+      </w:r>
+      <w:r>
+        <w:rPr>
+          <w:noProof/>
+        </w:rPr>
+        <w:instrText xml:space="preserve"> PAGEREF _Toc241844864 \h </w:instrText>
+      </w:r>
+      <w:r>
+        <w:rPr>
+          <w:noProof/>
+        </w:rPr>
+      </w:r>
+      <w:r>
+        <w:rPr>
+          <w:noProof/>
+        </w:rPr>
+        <w:fldChar w:fldCharType="separate"/>
+      </w:r>
+      <w:r>
+        <w:rPr>
+          <w:noProof/>
+        </w:rPr>
+        <w:t>61</w:t>
+      </w:r>
+      <w:r>
+        <w:rPr>
+          <w:noProof/>
+        </w:rPr>
+        <w:fldChar w:fldCharType="end"/>
+      </w:r>
+    </w:p>
+    <w:p>
+      <w:pPr>
+        <w:pStyle w:val="Inhopg3"/>
+        <w:tabs>
+          <w:tab w:val="right" w:leader="dot" w:pos="9062"/>
+        </w:tabs>
+        <w:divId w:val="2058702233"/>
+        <w:rPr>
+          <w:rFonts w:asciiTheme="minorHAnsi" w:hAnsiTheme="minorHAnsi" w:cstheme="minorBidi"/>
+          <w:noProof/>
+          <w:kern w:val="2"/>
+          <w:sz w:val="24"/>
+          <w14:ligatures w14:val="standardContextual"/>
+        </w:rPr>
+      </w:pPr>
+      <w:r>
+        <w:rPr>
+          <w:rFonts w:eastAsia="Times New Roman"/>
+          <w:noProof/>
+          <w:lang w:val="nl-NL"/>
+        </w:rPr>
+        <w:t>STRATEGISCHE BELANGENBEHARTIGING</w:t>
+      </w:r>
+      <w:r>
+        <w:rPr>
+          <w:noProof/>
+        </w:rPr>
+        <w:tab/>
+      </w:r>
+      <w:r>
+        <w:rPr>
+          <w:noProof/>
+        </w:rPr>
+        <w:fldChar w:fldCharType="begin"/>
+      </w:r>
+      <w:r>
+        <w:rPr>
+          <w:noProof/>
+        </w:rPr>
+        <w:instrText xml:space="preserve"> PAGEREF _Toc241844865 \h </w:instrText>
+      </w:r>
+      <w:r>
+        <w:rPr>
+          <w:noProof/>
+        </w:rPr>
+      </w:r>
+      <w:r>
+        <w:rPr>
+          <w:noProof/>
+        </w:rPr>
+        <w:fldChar w:fldCharType="separate"/>
+      </w:r>
+      <w:r>
+        <w:rPr>
+          <w:noProof/>
+        </w:rPr>
+        <w:t>62</w:t>
+      </w:r>
+      <w:r>
+        <w:rPr>
+          <w:noProof/>
+        </w:rPr>
+        <w:fldChar w:fldCharType="end"/>
+      </w:r>
+    </w:p>
+    <w:p>
+      <w:pPr>
+        <w:pStyle w:val="Inhopg3"/>
+        <w:tabs>
+          <w:tab w:val="right" w:leader="dot" w:pos="9062"/>
+        </w:tabs>
+        <w:divId w:val="2058702233"/>
+        <w:rPr>
+          <w:rFonts w:asciiTheme="minorHAnsi" w:hAnsiTheme="minorHAnsi" w:cstheme="minorBidi"/>
+          <w:noProof/>
+          <w:kern w:val="2"/>
+          <w:sz w:val="24"/>
+          <w14:ligatures w14:val="standardContextual"/>
+        </w:rPr>
+      </w:pPr>
+      <w:r>
+        <w:rPr>
+          <w:rFonts w:eastAsia="Times New Roman"/>
+          <w:noProof/>
+          <w:lang w:val="nl-NL"/>
+        </w:rPr>
+        <w:t>ACADEMISCHE OBSERVATIELAAG</w:t>
+      </w:r>
+      <w:r>
+        <w:rPr>
+          <w:noProof/>
+        </w:rPr>
+        <w:tab/>
+      </w:r>
+      <w:r>
+        <w:rPr>
+          <w:noProof/>
+        </w:rPr>
+        <w:fldChar w:fldCharType="begin"/>
+      </w:r>
+      <w:r>
+        <w:rPr>
+          <w:noProof/>
+        </w:rPr>
+        <w:instrText xml:space="preserve"> PAGEREF _Toc241844866 \h </w:instrText>
+      </w:r>
+      <w:r>
+        <w:rPr>
+          <w:noProof/>
+        </w:rPr>
+      </w:r>
+      <w:r>
+        <w:rPr>
+          <w:noProof/>
+        </w:rPr>
+        <w:fldChar w:fldCharType="separate"/>
+      </w:r>
+      <w:r>
+        <w:rPr>
+          <w:noProof/>
+        </w:rPr>
+        <w:t>63</w:t>
+      </w:r>
+      <w:r>
+        <w:rPr>
+          <w:noProof/>
+        </w:rPr>
+        <w:fldChar w:fldCharType="end"/>
+      </w:r>
+    </w:p>
+    <w:p>
+      <w:pPr>
+        <w:pStyle w:val="Inhopg3"/>
+        <w:tabs>
+          <w:tab w:val="right" w:leader="dot" w:pos="9062"/>
+        </w:tabs>
+        <w:divId w:val="2058702233"/>
+        <w:rPr>
+          <w:rFonts w:asciiTheme="minorHAnsi" w:hAnsiTheme="minorHAnsi" w:cstheme="minorBidi"/>
+          <w:noProof/>
+          <w:kern w:val="2"/>
+          <w:sz w:val="24"/>
+          <w14:ligatures w14:val="standardContextual"/>
+        </w:rPr>
+      </w:pPr>
+      <w:r>
+        <w:rPr>
+          <w:rFonts w:eastAsia="Times New Roman"/>
+          <w:noProof/>
+          <w:lang w:val="nl-NL"/>
+        </w:rPr>
+        <w:t>MEDIA &amp; PUBLIEKE INTELLECTUELEN</w:t>
+      </w:r>
+      <w:r>
+        <w:rPr>
+          <w:noProof/>
+        </w:rPr>
+        <w:tab/>
+      </w:r>
+      <w:r>
+        <w:rPr>
+          <w:noProof/>
+        </w:rPr>
+        <w:fldChar w:fldCharType="begin"/>
+      </w:r>
+      <w:r>
+        <w:rPr>
+          <w:noProof/>
+        </w:rPr>
+        <w:instrText xml:space="preserve"> PAGEREF _Toc241844867 \h </w:instrText>
+      </w:r>
+      <w:r>
+        <w:rPr>
+          <w:noProof/>
+        </w:rPr>
+      </w:r>
+      <w:r>
+        <w:rPr>
+          <w:noProof/>
+        </w:rPr>
+        <w:fldChar w:fldCharType="separate"/>
+      </w:r>
+      <w:r>
+        <w:rPr>
+          <w:noProof/>
+        </w:rPr>
+        <w:t>65</w:t>
       </w:r>
       <w:r>
         <w:rPr>
@@ -3661,7 +4181,7 @@
         <w:tabs>
           <w:tab w:val="right" w:leader="dot" w:pos="9062"/>
         </w:tabs>
-        <w:divId w:val="980620497"/>
+        <w:divId w:val="2058702233"/>
         <w:rPr>
           <w:rFonts w:asciiTheme="minorHAnsi" w:hAnsiTheme="minorHAnsi" w:cstheme="minorBidi"/>
           <w:noProof/>
@@ -3676,7 +4196,7 @@
           <w:noProof/>
           <w:lang w:val="nl-NL"/>
         </w:rPr>
-        <w:t>III. Overkoepelend, Bemiddeling &amp; Maatschappelijke Resonantie</w:t>
+        <w:t>IV. Europa</w:t>
       </w:r>
       <w:r>
         <w:rPr>
@@ -3694,7 +4214,7 @@
         <w:rPr>
           <w:noProof/>
         </w:rPr>
-        <w:instrText xml:space="preserve"> PAGEREF _Toc241842622 \h </w:instrText>
+        <w:instrText xml:space="preserve"> PAGEREF _Toc241844868 \h </w:instrText>
       </w:r>
       <w:r>
         <w:rPr>
@@ -3711,7 +4231,7 @@
         <w:rPr>
           <w:noProof/>
         </w:rPr>
-        <w:t>59</w:t>
+        <w:t>66</w:t>
       </w:r>
       <w:r>
         <w:rPr>
@@ -3726,7 +4246,7 @@
         <w:tabs>
           <w:tab w:val="right" w:leader="dot" w:pos="9062"/>
         </w:tabs>
-        <w:divId w:val="980620497"/>
+        <w:divId w:val="2058702233"/>
         <w:rPr>
           <w:rFonts w:asciiTheme="minorHAnsi" w:hAnsiTheme="minorHAnsi" w:cstheme="minorBidi"/>
           <w:noProof/>
@@ -3741,7 +4261,7 @@
           <w:noProof/>
           <w:lang w:val="nl-NL"/>
         </w:rPr>
-        <w:t>SOLVIT</w:t>
+        <w:t>EUROPESE COMMISSIE</w:t>
       </w:r>
       <w:r>
         <w:rPr>
@@ -3759,7 +4279,7 @@
         <w:rPr>
           <w:noProof/>
         </w:rPr>
-        <w:instrText xml:space="preserve"> PAGEREF _Toc241842623 \h </w:instrText>
+        <w:instrText xml:space="preserve"> PAGEREF _Toc241844869 \h </w:instrText>
       </w:r>
       <w:r>
         <w:rPr>
@@ -3776,7 +4296,7 @@
         <w:rPr>
           <w:noProof/>
         </w:rPr>
-        <w:t>59</w:t>
+        <w:t>66</w:t>
       </w:r>
       <w:r>
         <w:rPr>
@@ -3791,7 +4311,7 @@
         <w:tabs>
           <w:tab w:val="right" w:leader="dot" w:pos="9062"/>
         </w:tabs>
-        <w:divId w:val="980620497"/>
+        <w:divId w:val="2058702233"/>
         <w:rPr>
           <w:rFonts w:asciiTheme="minorHAnsi" w:hAnsiTheme="minorHAnsi" w:cstheme="minorBidi"/>
           <w:noProof/>
@@ -3806,7 +4326,7 @@
           <w:noProof/>
           <w:lang w:val="nl-NL"/>
         </w:rPr>
-        <w:t>GRENSINFOPUNT (GIP)</w:t>
+        <w:t>EUROPEES HOF VOOR DE RECHTEN VAN DE MENS (EHRM)</w:t>
       </w:r>
       <w:r>
         <w:rPr>
@@ -3824,7 +4344,7 @@
         <w:rPr>
           <w:noProof/>
         </w:rPr>
-        <w:instrText xml:space="preserve"> PAGEREF _Toc241842624 \h </w:instrText>
+        <w:instrText xml:space="preserve"> PAGEREF _Toc241844870 \h </w:instrText>
       </w:r>
       <w:r>
         <w:rPr>
@@ -3841,7 +4361,7 @@
         <w:rPr>
           <w:noProof/>
         </w:rPr>
-        <w:t>60</w:t>
+        <w:t>67</w:t>
       </w:r>
       <w:r>
         <w:rPr>
@@ -3856,7 +4376,7 @@
         <w:tabs>
           <w:tab w:val="right" w:leader="dot" w:pos="9062"/>
         </w:tabs>
-        <w:divId w:val="980620497"/>
+        <w:divId w:val="2058702233"/>
         <w:rPr>
           <w:rFonts w:asciiTheme="minorHAnsi" w:hAnsiTheme="minorHAnsi" w:cstheme="minorBidi"/>
           <w:noProof/>
@@ -3871,7 +4391,7 @@
           <w:noProof/>
           <w:lang w:val="nl-NL"/>
         </w:rPr>
-        <w:t>BENELUX UNIE</w:t>
+        <w:t>EUROPESE OMBUDSMAN</w:t>
       </w:r>
       <w:r>
         <w:rPr>
@@ -3889,7 +4409,7 @@
         <w:rPr>
           <w:noProof/>
         </w:rPr>
-        <w:instrText xml:space="preserve"> PAGEREF _Toc241842625 \h </w:instrText>
+        <w:instrText xml:space="preserve"> PAGEREF _Toc241844871 \h </w:instrText>
       </w:r>
       <w:r>
         <w:rPr>
@@ -3906,7 +4426,7 @@
         <w:rPr>
           <w:noProof/>
         </w:rPr>
-        <w:t>61</w:t>
+        <w:t>68</w:t>
       </w:r>
       <w:r>
         <w:rPr>
@@ -3921,7 +4441,7 @@
         <w:tabs>
           <w:tab w:val="right" w:leader="dot" w:pos="9062"/>
         </w:tabs>
-        <w:divId w:val="980620497"/>
+        <w:divId w:val="2058702233"/>
         <w:rPr>
           <w:rFonts w:asciiTheme="minorHAnsi" w:hAnsiTheme="minorHAnsi" w:cstheme="minorBidi"/>
           <w:noProof/>
@@ -3936,7 +4456,7 @@
           <w:noProof/>
           <w:lang w:val="nl-NL"/>
         </w:rPr>
-        <w:t>STRATEGISCHE BELANGENBEHARTIGING</w:t>
+        <w:t>EUROPEES PARLEMENT</w:t>
       </w:r>
       <w:r>
         <w:rPr>
@@ -3954,7 +4474,7 @@
         <w:rPr>
           <w:noProof/>
         </w:rPr>
-        <w:instrText xml:space="preserve"> PAGEREF _Toc241842626 \h </w:instrText>
+        <w:instrText xml:space="preserve"> PAGEREF _Toc241844872 \h </w:instrText>
       </w:r>
       <w:r>
         <w:rPr>
@@ -3971,7 +4491,7 @@
         <w:rPr>
           <w:noProof/>
         </w:rPr>
-        <w:t>62</w:t>
+        <w:t>69</w:t>
       </w:r>
       <w:r>
         <w:rPr>
@@ -3986,7 +4506,7 @@
         <w:tabs>
           <w:tab w:val="right" w:leader="dot" w:pos="9062"/>
         </w:tabs>
-        <w:divId w:val="980620497"/>
+        <w:divId w:val="2058702233"/>
         <w:rPr>
           <w:rFonts w:asciiTheme="minorHAnsi" w:hAnsiTheme="minorHAnsi" w:cstheme="minorBidi"/>
           <w:noProof/>
@@ -4001,7 +4521,7 @@
           <w:noProof/>
           <w:lang w:val="nl-NL"/>
         </w:rPr>
-        <w:t>ACADEMISCHE OBSERVATIELAAG</w:t>
+        <w:t>EUROPESE RAAD</w:t>
       </w:r>
       <w:r>
         <w:rPr>
@@ -4019,7 +4539,7 @@
         <w:rPr>
           <w:noProof/>
         </w:rPr>
-        <w:instrText xml:space="preserve"> PAGEREF _Toc241842627 \h </w:instrText>
+        <w:instrText xml:space="preserve"> PAGEREF _Toc241844873 \h </w:instrText>
       </w:r>
       <w:r>
         <w:rPr>
@@ -4036,7 +4556,7 @@
         <w:rPr>
           <w:noProof/>
         </w:rPr>
-        <w:t>63</w:t>
+        <w:t>70</w:t>
       </w:r>
       <w:r>
         <w:rPr>
@@ -4051,7 +4571,7 @@
         <w:tabs>
           <w:tab w:val="right" w:leader="dot" w:pos="9062"/>
         </w:tabs>
-        <w:divId w:val="980620497"/>
+        <w:divId w:val="2058702233"/>
         <w:rPr>
           <w:rFonts w:asciiTheme="minorHAnsi" w:hAnsiTheme="minorHAnsi" w:cstheme="minorBidi"/>
           <w:noProof/>
@@ -4066,7 +4586,7 @@
           <w:noProof/>
           <w:lang w:val="nl-NL"/>
         </w:rPr>
-        <w:t>MEDIA &amp; PUBLIEKE INTELLECTUELEN</w:t>
+        <w:t>EUROPESE ARBEIDSAUTORITEIT (ELA)</w:t>
       </w:r>
       <w:r>
         <w:rPr>
@@ -4084,7 +4604,7 @@
         <w:rPr>
           <w:noProof/>
         </w:rPr>
-        <w:instrText xml:space="preserve"> PAGEREF _Toc241842628 \h </w:instrText>
+        <w:instrText xml:space="preserve"> PAGEREF _Toc241844874 \h </w:instrText>
       </w:r>
       <w:r>
         <w:rPr>
@@ -4101,7 +4621,7 @@
         <w:rPr>
           <w:noProof/>
         </w:rPr>
-        <w:t>65</w:t>
+        <w:t>71</w:t>
       </w:r>
       <w:r>
         <w:rPr>
@@ -4116,7 +4636,7 @@
         <w:tabs>
           <w:tab w:val="right" w:leader="dot" w:pos="9062"/>
         </w:tabs>
-        <w:divId w:val="980620497"/>
+        <w:divId w:val="2058702233"/>
         <w:rPr>
           <w:rFonts w:asciiTheme="minorHAnsi" w:hAnsiTheme="minorHAnsi" w:cstheme="minorBidi"/>
           <w:noProof/>
@@ -4131,7 +4651,7 @@
           <w:noProof/>
           <w:lang w:val="nl-NL"/>
         </w:rPr>
-        <w:t>IV. Europa</w:t>
+        <w:t>V. Internationaal</w:t>
       </w:r>
       <w:r>
         <w:rPr>
@@ -4149,7 +4669,7 @@
         <w:rPr>
           <w:noProof/>
         </w:rPr>
-        <w:instrText xml:space="preserve"> PAGEREF _Toc241842629 \h </w:instrText>
+        <w:instrText xml:space="preserve"> PAGEREF _Toc241844875 \h </w:instrText>
       </w:r>
       <w:r>
         <w:rPr>
@@ -4166,7 +4686,7 @@
         <w:rPr>
           <w:noProof/>
         </w:rPr>
-        <w:t>66</w:t>
+        <w:t>72</w:t>
       </w:r>
       <w:r>
         <w:rPr>
@@ -4181,7 +4701,7 @@
         <w:tabs>
           <w:tab w:val="right" w:leader="dot" w:pos="9062"/>
         </w:tabs>
-        <w:divId w:val="980620497"/>
+        <w:divId w:val="2058702233"/>
         <w:rPr>
           <w:rFonts w:asciiTheme="minorHAnsi" w:hAnsiTheme="minorHAnsi" w:cstheme="minorBidi"/>
           <w:noProof/>
@@ -4196,7 +4716,7 @@
           <w:noProof/>
           <w:lang w:val="nl-NL"/>
         </w:rPr>
-        <w:t>EUROPESE COMMISSIE</w:t>
+        <w:t>VERENIGDE NATIES</w:t>
       </w:r>
       <w:r>
         <w:rPr>
@@ -4214,7 +4734,7 @@
         <w:rPr>
           <w:noProof/>
         </w:rPr>
-        <w:instrText xml:space="preserve"> PAGEREF _Toc241842630 \h </w:instrText>
+        <w:instrText xml:space="preserve"> PAGEREF _Toc241844876 \h </w:instrText>
       </w:r>
       <w:r>
         <w:rPr>
@@ -4231,7 +4751,7 @@
         <w:rPr>
           <w:noProof/>
         </w:rPr>
-        <w:t>66</w:t>
+        <w:t>72</w:t>
       </w:r>
       <w:r>
         <w:rPr>
@@ -4242,463 +4762,8 @@
     </w:p>
     <w:p>
       <w:pPr>
-        <w:pStyle w:val="Inhopg3"/>
-        <w:tabs>
-          <w:tab w:val="right" w:leader="dot" w:pos="9062"/>
-        </w:tabs>
-        <w:divId w:val="980620497"/>
-        <w:rPr>
-          <w:rFonts w:asciiTheme="minorHAnsi" w:hAnsiTheme="minorHAnsi" w:cstheme="minorBidi"/>
-          <w:noProof/>
-          <w:kern w:val="2"/>
-          <w:sz w:val="24"/>
-          <w14:ligatures w14:val="standardContextual"/>
-        </w:rPr>
-      </w:pPr>
-      <w:r>
-        <w:rPr>
-          <w:rFonts w:eastAsia="Times New Roman"/>
-          <w:noProof/>
-          <w:lang w:val="nl-NL"/>
-        </w:rPr>
-        <w:t>EUROPEES HOF VOOR DE RECHTEN VAN DE MENS (EHRM)</w:t>
-      </w:r>
-      <w:r>
-        <w:rPr>
-          <w:noProof/>
-        </w:rPr>
-        <w:tab/>
-      </w:r>
-      <w:r>
-        <w:rPr>
-          <w:noProof/>
-        </w:rPr>
-        <w:fldChar w:fldCharType="begin"/>
-      </w:r>
-      <w:r>
-        <w:rPr>
-          <w:noProof/>
-        </w:rPr>
-        <w:instrText xml:space="preserve"> PAGEREF _Toc241842631 \h </w:instrText>
-      </w:r>
-      <w:r>
-        <w:rPr>
-          <w:noProof/>
-        </w:rPr>
-      </w:r>
-      <w:r>
-        <w:rPr>
-          <w:noProof/>
-        </w:rPr>
-        <w:fldChar w:fldCharType="separate"/>
-      </w:r>
-      <w:r>
-        <w:rPr>
-          <w:noProof/>
-        </w:rPr>
-        <w:t>67</w:t>
-      </w:r>
-      <w:r>
-        <w:rPr>
-          <w:noProof/>
-        </w:rPr>
-        <w:fldChar w:fldCharType="end"/>
-      </w:r>
-    </w:p>
-    <w:p>
-      <w:pPr>
-        <w:pStyle w:val="Inhopg3"/>
-        <w:tabs>
-          <w:tab w:val="right" w:leader="dot" w:pos="9062"/>
-        </w:tabs>
-        <w:divId w:val="980620497"/>
-        <w:rPr>
-          <w:rFonts w:asciiTheme="minorHAnsi" w:hAnsiTheme="minorHAnsi" w:cstheme="minorBidi"/>
-          <w:noProof/>
-          <w:kern w:val="2"/>
-          <w:sz w:val="24"/>
-          <w14:ligatures w14:val="standardContextual"/>
-        </w:rPr>
-      </w:pPr>
-      <w:r>
-        <w:rPr>
-          <w:rFonts w:eastAsia="Times New Roman"/>
-          <w:noProof/>
-          <w:lang w:val="nl-NL"/>
-        </w:rPr>
-        <w:t>EUROPESE OMBUDSMAN</w:t>
-      </w:r>
-      <w:r>
-        <w:rPr>
-          <w:noProof/>
-        </w:rPr>
-        <w:tab/>
-      </w:r>
-      <w:r>
-        <w:rPr>
-          <w:noProof/>
-        </w:rPr>
-        <w:fldChar w:fldCharType="begin"/>
-      </w:r>
-      <w:r>
-        <w:rPr>
-          <w:noProof/>
-        </w:rPr>
-        <w:instrText xml:space="preserve"> PAGEREF _Toc241842632 \h </w:instrText>
-      </w:r>
-      <w:r>
-        <w:rPr>
-          <w:noProof/>
-        </w:rPr>
-      </w:r>
-      <w:r>
-        <w:rPr>
-          <w:noProof/>
-        </w:rPr>
-        <w:fldChar w:fldCharType="separate"/>
-      </w:r>
-      <w:r>
-        <w:rPr>
-          <w:noProof/>
-        </w:rPr>
-        <w:t>68</w:t>
-      </w:r>
-      <w:r>
-        <w:rPr>
-          <w:noProof/>
-        </w:rPr>
-        <w:fldChar w:fldCharType="end"/>
-      </w:r>
-    </w:p>
-    <w:p>
-      <w:pPr>
-        <w:pStyle w:val="Inhopg3"/>
-        <w:tabs>
-          <w:tab w:val="right" w:leader="dot" w:pos="9062"/>
-        </w:tabs>
-        <w:divId w:val="980620497"/>
-        <w:rPr>
-          <w:rFonts w:asciiTheme="minorHAnsi" w:hAnsiTheme="minorHAnsi" w:cstheme="minorBidi"/>
-          <w:noProof/>
-          <w:kern w:val="2"/>
-          <w:sz w:val="24"/>
-          <w14:ligatures w14:val="standardContextual"/>
-        </w:rPr>
-      </w:pPr>
-      <w:r>
-        <w:rPr>
-          <w:rFonts w:eastAsia="Times New Roman"/>
-          <w:noProof/>
-          <w:lang w:val="nl-NL"/>
-        </w:rPr>
-        <w:t>EUROPEES PARLEMENT</w:t>
-      </w:r>
-      <w:r>
-        <w:rPr>
-          <w:noProof/>
-        </w:rPr>
-        <w:tab/>
-      </w:r>
-      <w:r>
-        <w:rPr>
-          <w:noProof/>
-        </w:rPr>
-        <w:fldChar w:fldCharType="begin"/>
-      </w:r>
-      <w:r>
-        <w:rPr>
-          <w:noProof/>
-        </w:rPr>
-        <w:instrText xml:space="preserve"> PAGEREF _Toc241842633 \h </w:instrText>
-      </w:r>
-      <w:r>
-        <w:rPr>
-          <w:noProof/>
-        </w:rPr>
-      </w:r>
-      <w:r>
-        <w:rPr>
-          <w:noProof/>
-        </w:rPr>
-        <w:fldChar w:fldCharType="separate"/>
-      </w:r>
-      <w:r>
-        <w:rPr>
-          <w:noProof/>
-        </w:rPr>
-        <w:t>69</w:t>
-      </w:r>
-      <w:r>
-        <w:rPr>
-          <w:noProof/>
-        </w:rPr>
-        <w:fldChar w:fldCharType="end"/>
-      </w:r>
-    </w:p>
-    <w:p>
-      <w:pPr>
-        <w:pStyle w:val="Inhopg3"/>
-        <w:tabs>
-          <w:tab w:val="right" w:leader="dot" w:pos="9062"/>
-        </w:tabs>
-        <w:divId w:val="980620497"/>
-        <w:rPr>
-          <w:rFonts w:asciiTheme="minorHAnsi" w:hAnsiTheme="minorHAnsi" w:cstheme="minorBidi"/>
-          <w:noProof/>
-          <w:kern w:val="2"/>
-          <w:sz w:val="24"/>
-          <w14:ligatures w14:val="standardContextual"/>
-        </w:rPr>
-      </w:pPr>
-      <w:r>
-        <w:rPr>
-          <w:rFonts w:eastAsia="Times New Roman"/>
-          <w:noProof/>
-          <w:lang w:val="nl-NL"/>
-        </w:rPr>
-        <w:t>EUROPESE RAAD</w:t>
-      </w:r>
-      <w:r>
-        <w:rPr>
-          <w:noProof/>
-        </w:rPr>
-        <w:tab/>
-      </w:r>
-      <w:r>
-        <w:rPr>
-          <w:noProof/>
-        </w:rPr>
-        <w:fldChar w:fldCharType="begin"/>
-      </w:r>
-      <w:r>
-        <w:rPr>
-          <w:noProof/>
-        </w:rPr>
-        <w:instrText xml:space="preserve"> PAGEREF _Toc241842634 \h </w:instrText>
-      </w:r>
-      <w:r>
-        <w:rPr>
-          <w:noProof/>
-        </w:rPr>
-      </w:r>
-      <w:r>
-        <w:rPr>
-          <w:noProof/>
-        </w:rPr>
-        <w:fldChar w:fldCharType="separate"/>
-      </w:r>
-      <w:r>
-        <w:rPr>
-          <w:noProof/>
-        </w:rPr>
-        <w:t>70</w:t>
-      </w:r>
-      <w:r>
-        <w:rPr>
-          <w:noProof/>
-        </w:rPr>
-        <w:fldChar w:fldCharType="end"/>
-      </w:r>
-    </w:p>
-    <w:p>
-      <w:pPr>
-        <w:pStyle w:val="Inhopg3"/>
-        <w:tabs>
-          <w:tab w:val="right" w:leader="dot" w:pos="9062"/>
-        </w:tabs>
-        <w:divId w:val="980620497"/>
-        <w:rPr>
-          <w:rFonts w:asciiTheme="minorHAnsi" w:hAnsiTheme="minorHAnsi" w:cstheme="minorBidi"/>
-          <w:noProof/>
-          <w:kern w:val="2"/>
-          <w:sz w:val="24"/>
-          <w14:ligatures w14:val="standardContextual"/>
-        </w:rPr>
-      </w:pPr>
-      <w:r>
-        <w:rPr>
-          <w:rFonts w:eastAsia="Times New Roman"/>
-          <w:noProof/>
-          <w:lang w:val="nl-NL"/>
-        </w:rPr>
-        <w:t>EUROPESE ARBEIDSAUTORITEIT (ELA)</w:t>
-      </w:r>
-      <w:r>
-        <w:rPr>
-          <w:noProof/>
-        </w:rPr>
-        <w:tab/>
-      </w:r>
-      <w:r>
-        <w:rPr>
-          <w:noProof/>
-        </w:rPr>
-        <w:fldChar w:fldCharType="begin"/>
-      </w:r>
-      <w:r>
-        <w:rPr>
-          <w:noProof/>
-        </w:rPr>
-        <w:instrText xml:space="preserve"> PAGEREF _Toc241842635 \h </w:instrText>
-      </w:r>
-      <w:r>
-        <w:rPr>
-          <w:noProof/>
-        </w:rPr>
-      </w:r>
-      <w:r>
-        <w:rPr>
-          <w:noProof/>
-        </w:rPr>
-        <w:fldChar w:fldCharType="separate"/>
-      </w:r>
-      <w:r>
-        <w:rPr>
-          <w:noProof/>
-        </w:rPr>
-        <w:t>71</w:t>
-      </w:r>
-      <w:r>
-        <w:rPr>
-          <w:noProof/>
-        </w:rPr>
-        <w:fldChar w:fldCharType="end"/>
-      </w:r>
-    </w:p>
-    <w:p>
-      <w:pPr>
-        <w:pStyle w:val="Inhopg1"/>
-        <w:tabs>
-          <w:tab w:val="right" w:leader="dot" w:pos="9062"/>
-        </w:tabs>
-        <w:divId w:val="980620497"/>
-        <w:rPr>
-          <w:rFonts w:asciiTheme="minorHAnsi" w:hAnsiTheme="minorHAnsi" w:cstheme="minorBidi"/>
-          <w:noProof/>
-          <w:kern w:val="2"/>
-          <w:sz w:val="24"/>
-          <w14:ligatures w14:val="standardContextual"/>
-        </w:rPr>
-      </w:pPr>
-      <w:r>
-        <w:rPr>
-          <w:rFonts w:eastAsia="Times New Roman"/>
-          <w:noProof/>
-          <w:lang w:val="nl-NL"/>
-        </w:rPr>
-        <w:t>V. Internationaal</w:t>
-      </w:r>
-      <w:r>
-        <w:rPr>
-          <w:noProof/>
-        </w:rPr>
-        <w:tab/>
-      </w:r>
-      <w:r>
-        <w:rPr>
-          <w:noProof/>
-        </w:rPr>
-        <w:fldChar w:fldCharType="begin"/>
-      </w:r>
-      <w:r>
-        <w:rPr>
-          <w:noProof/>
-        </w:rPr>
-        <w:instrText xml:space="preserve"> PAGEREF _Toc241842636 \h </w:instrText>
-      </w:r>
-      <w:r>
-        <w:rPr>
-          <w:noProof/>
-        </w:rPr>
-      </w:r>
-      <w:r>
-        <w:rPr>
-          <w:noProof/>
-        </w:rPr>
-        <w:fldChar w:fldCharType="separate"/>
-      </w:r>
-      <w:r>
-        <w:rPr>
-          <w:noProof/>
-        </w:rPr>
-        <w:t>72</w:t>
-      </w:r>
-      <w:r>
-        <w:rPr>
-          <w:noProof/>
-        </w:rPr>
-        <w:fldChar w:fldCharType="end"/>
-      </w:r>
-    </w:p>
-    <w:p>
-      <w:pPr>
-        <w:pStyle w:val="Inhopg3"/>
-        <w:tabs>
-          <w:tab w:val="right" w:leader="dot" w:pos="9062"/>
-        </w:tabs>
-        <w:divId w:val="980620497"/>
-        <w:rPr>
-          <w:rFonts w:asciiTheme="minorHAnsi" w:hAnsiTheme="minorHAnsi" w:cstheme="minorBidi"/>
-          <w:noProof/>
-          <w:kern w:val="2"/>
-          <w:sz w:val="24"/>
-          <w14:ligatures w14:val="standardContextual"/>
-        </w:rPr>
-      </w:pPr>
-      <w:r>
-        <w:rPr>
-          <w:rFonts w:eastAsia="Times New Roman"/>
-          <w:noProof/>
-          <w:lang w:val="nl-NL"/>
-        </w:rPr>
-        <w:t>VERENIGDE NATIES</w:t>
-      </w:r>
-      <w:r>
-        <w:rPr>
-          <w:noProof/>
-        </w:rPr>
-        <w:tab/>
-      </w:r>
-      <w:r>
-        <w:rPr>
-          <w:noProof/>
-        </w:rPr>
-        <w:fldChar w:fldCharType="begin"/>
-      </w:r>
-      <w:r>
-        <w:rPr>
-          <w:noProof/>
-        </w:rPr>
-        <w:instrText xml:space="preserve"> PAGEREF _Toc241842637 \h </w:instrText>
-      </w:r>
-      <w:r>
-        <w:rPr>
-          <w:noProof/>
-        </w:rPr>
-      </w:r>
-      <w:r>
-        <w:rPr>
-          <w:noProof/>
-        </w:rPr>
-        <w:fldChar w:fldCharType="separate"/>
-      </w:r>
-      <w:r>
-        <w:rPr>
-          <w:noProof/>
-        </w:rPr>
-        <w:t>72</w:t>
-      </w:r>
-      <w:r>
-        <w:rPr>
-          <w:noProof/>
-        </w:rPr>
-        <w:fldChar w:fldCharType="end"/>
-      </w:r>
-    </w:p>
-    <w:p>
-      <w:pPr>
         <w:pStyle w:val="marker"/>
-        <w:divId w:val="980620497"/>
+        <w:divId w:val="2058702233"/>
         <w:rPr>
           <w:lang w:val="nl-NL"/>
         </w:rPr>
@@ -4714,7 +4779,7 @@
       <w:pPr>
         <w:pStyle w:val="marker"/>
         <w:ind w:left="800" w:right="800"/>
-        <w:divId w:val="37946012"/>
+        <w:divId w:val="788279977"/>
         <w:rPr>
           <w:lang w:val="nl-NL"/>
         </w:rPr>
@@ -4725,7 +4790,7 @@
     </w:p>
     <w:p>
       <w:pPr>
-        <w:divId w:val="888152434"/>
+        <w:divId w:val="2112967742"/>
         <w:rPr>
           <w:i/>
           <w:iCs/>
@@ -4754,7 +4819,7 @@
     </w:p>
     <w:p>
       <w:pPr>
-        <w:divId w:val="888152434"/>
+        <w:divId w:val="2112967742"/>
         <w:rPr>
           <w:i/>
           <w:iCs/>
@@ -4776,7 +4841,7 @@
       <w:pPr>
         <w:pStyle w:val="marker"/>
         <w:ind w:left="800" w:right="800"/>
-        <w:divId w:val="37946012"/>
+        <w:divId w:val="788279977"/>
         <w:rPr>
           <w:lang w:val="nl-NL"/>
         </w:rPr>
@@ -4788,13 +4853,13 @@
     <w:p>
       <w:pPr>
         <w:pStyle w:val="Kop1"/>
-        <w:divId w:val="37946012"/>
-        <w:rPr>
-          <w:rFonts w:eastAsia="Times New Roman"/>
-          <w:lang w:val="nl-NL"/>
-        </w:rPr>
-      </w:pPr>
-      <w:bookmarkStart w:id="1" w:name="_Toc241842569"/>
+        <w:divId w:val="788279977"/>
+        <w:rPr>
+          <w:rFonts w:eastAsia="Times New Roman"/>
+          <w:lang w:val="nl-NL"/>
+        </w:rPr>
+      </w:pPr>
+      <w:bookmarkStart w:id="1" w:name="_Toc241844807"/>
       <w:r>
         <w:rPr>
           <w:rFonts w:eastAsia="Times New Roman"/>
@@ -4807,13 +4872,13 @@
     <w:p>
       <w:pPr>
         <w:pStyle w:val="Kop2"/>
-        <w:divId w:val="37946012"/>
-        <w:rPr>
-          <w:rFonts w:eastAsia="Times New Roman"/>
-          <w:lang w:val="nl-NL"/>
-        </w:rPr>
-      </w:pPr>
-      <w:bookmarkStart w:id="2" w:name="_Toc241842570"/>
+        <w:divId w:val="788279977"/>
+        <w:rPr>
+          <w:rFonts w:eastAsia="Times New Roman"/>
+          <w:lang w:val="nl-NL"/>
+        </w:rPr>
+      </w:pPr>
+      <w:bookmarkStart w:id="2" w:name="_Toc241844808"/>
       <w:r>
         <w:rPr>
           <w:rFonts w:eastAsia="Times New Roman"/>
@@ -4826,13 +4891,13 @@
     <w:p>
       <w:pPr>
         <w:pStyle w:val="Kop3"/>
-        <w:divId w:val="37946012"/>
-        <w:rPr>
-          <w:rFonts w:eastAsia="Times New Roman"/>
-          <w:lang w:val="nl-NL"/>
-        </w:rPr>
-      </w:pPr>
-      <w:bookmarkStart w:id="3" w:name="_Toc241842571"/>
+        <w:divId w:val="788279977"/>
+        <w:rPr>
+          <w:rFonts w:eastAsia="Times New Roman"/>
+          <w:lang w:val="nl-NL"/>
+        </w:rPr>
+      </w:pPr>
+      <w:bookmarkStart w:id="3" w:name="_Toc241844809"/>
       <w:r>
         <w:rPr>
           <w:rFonts w:eastAsia="Times New Roman"/>
@@ -4845,7 +4910,7 @@
     <w:p>
       <w:pPr>
         <w:pStyle w:val="subtitel"/>
-        <w:divId w:val="37946012"/>
+        <w:divId w:val="788279977"/>
         <w:rPr>
           <w:lang w:val="nl-NL"/>
         </w:rPr>
@@ -4860,7 +4925,7 @@
     <w:p>
       <w:pPr>
         <w:pStyle w:val="Normaalweb"/>
-        <w:divId w:val="37946012"/>
+        <w:divId w:val="788279977"/>
         <w:rPr>
           <w:lang w:val="nl-NL"/>
         </w:rPr>
@@ -4881,7 +4946,7 @@
     <w:p>
       <w:pPr>
         <w:pStyle w:val="Normaalweb"/>
-        <w:divId w:val="37946012"/>
+        <w:divId w:val="788279977"/>
         <w:rPr>
           <w:lang w:val="nl-NL"/>
         </w:rPr>
@@ -4902,7 +4967,7 @@
     <w:p>
       <w:pPr>
         <w:pStyle w:val="Normaalweb"/>
-        <w:divId w:val="37946012"/>
+        <w:divId w:val="788279977"/>
         <w:rPr>
           <w:lang w:val="nl-NL"/>
         </w:rPr>
@@ -4923,7 +4988,7 @@
     <w:p>
       <w:pPr>
         <w:pStyle w:val="Normaalweb"/>
-        <w:divId w:val="37946012"/>
+        <w:divId w:val="788279977"/>
         <w:rPr>
           <w:lang w:val="nl-NL"/>
         </w:rPr>
@@ -4950,7 +5015,7 @@
     </w:p>
     <w:p>
       <w:pPr>
-        <w:divId w:val="608123284"/>
+        <w:divId w:val="1706903860"/>
         <w:rPr>
           <w:color w:val="555555"/>
           <w:sz w:val="20"/>
@@ -4972,7 +5037,7 @@
       <w:pPr>
         <w:pStyle w:val="marker"/>
         <w:ind w:left="800" w:right="800"/>
-        <w:divId w:val="37946012"/>
+        <w:divId w:val="788279977"/>
         <w:rPr>
           <w:lang w:val="nl-NL"/>
         </w:rPr>
@@ -4984,13 +5049,13 @@
     <w:p>
       <w:pPr>
         <w:pStyle w:val="Kop3"/>
-        <w:divId w:val="37946012"/>
-        <w:rPr>
-          <w:rFonts w:eastAsia="Times New Roman"/>
-          <w:lang w:val="nl-NL"/>
-        </w:rPr>
-      </w:pPr>
-      <w:bookmarkStart w:id="4" w:name="_Toc241842572"/>
+        <w:divId w:val="788279977"/>
+        <w:rPr>
+          <w:rFonts w:eastAsia="Times New Roman"/>
+          <w:lang w:val="nl-NL"/>
+        </w:rPr>
+      </w:pPr>
+      <w:bookmarkStart w:id="4" w:name="_Toc241844810"/>
       <w:r>
         <w:rPr>
           <w:rFonts w:eastAsia="Times New Roman"/>
@@ -5003,7 +5068,7 @@
     <w:p>
       <w:pPr>
         <w:pStyle w:val="subtitel"/>
-        <w:divId w:val="37946012"/>
+        <w:divId w:val="788279977"/>
         <w:rPr>
           <w:lang w:val="nl-NL"/>
         </w:rPr>
@@ -5018,7 +5083,7 @@
     <w:p>
       <w:pPr>
         <w:pStyle w:val="Normaalweb"/>
-        <w:divId w:val="37946012"/>
+        <w:divId w:val="788279977"/>
         <w:rPr>
           <w:lang w:val="nl-NL"/>
         </w:rPr>
@@ -5039,7 +5104,7 @@
     <w:p>
       <w:pPr>
         <w:pStyle w:val="Normaalweb"/>
-        <w:divId w:val="37946012"/>
+        <w:divId w:val="788279977"/>
         <w:rPr>
           <w:lang w:val="nl-NL"/>
         </w:rPr>
@@ -5060,7 +5125,7 @@
     <w:p>
       <w:pPr>
         <w:pStyle w:val="Normaalweb"/>
-        <w:divId w:val="37946012"/>
+        <w:divId w:val="788279977"/>
         <w:rPr>
           <w:lang w:val="nl-NL"/>
         </w:rPr>
@@ -5087,7 +5152,7 @@
     <w:p>
       <w:pPr>
         <w:pStyle w:val="Normaalweb"/>
-        <w:divId w:val="37946012"/>
+        <w:divId w:val="788279977"/>
         <w:rPr>
           <w:lang w:val="nl-NL"/>
         </w:rPr>
@@ -5108,7 +5173,7 @@
     </w:p>
     <w:p>
       <w:pPr>
-        <w:divId w:val="1987390750"/>
+        <w:divId w:val="1555046555"/>
         <w:rPr>
           <w:color w:val="555555"/>
           <w:sz w:val="20"/>
@@ -5128,7 +5193,7 @@
     </w:p>
     <w:p>
       <w:pPr>
-        <w:divId w:val="1987390750"/>
+        <w:divId w:val="1555046555"/>
         <w:rPr>
           <w:color w:val="555555"/>
           <w:sz w:val="20"/>
@@ -5148,7 +5213,7 @@
     </w:p>
     <w:p>
       <w:pPr>
-        <w:divId w:val="1987390750"/>
+        <w:divId w:val="1555046555"/>
         <w:rPr>
           <w:color w:val="555555"/>
           <w:sz w:val="20"/>
@@ -5168,7 +5233,7 @@
     </w:p>
     <w:p>
       <w:pPr>
-        <w:divId w:val="1987390750"/>
+        <w:divId w:val="1555046555"/>
         <w:rPr>
           <w:color w:val="555555"/>
           <w:sz w:val="20"/>
@@ -5188,7 +5253,7 @@
     </w:p>
     <w:p>
       <w:pPr>
-        <w:divId w:val="1987390750"/>
+        <w:divId w:val="1555046555"/>
         <w:rPr>
           <w:color w:val="555555"/>
           <w:sz w:val="20"/>
@@ -5210,7 +5275,7 @@
       <w:pPr>
         <w:pStyle w:val="marker"/>
         <w:ind w:left="800" w:right="800"/>
-        <w:divId w:val="37946012"/>
+        <w:divId w:val="788279977"/>
         <w:rPr>
           <w:lang w:val="nl-NL"/>
         </w:rPr>
@@ -5222,13 +5287,13 @@
     <w:p>
       <w:pPr>
         <w:pStyle w:val="Kop3"/>
-        <w:divId w:val="37946012"/>
-        <w:rPr>
-          <w:rFonts w:eastAsia="Times New Roman"/>
-          <w:lang w:val="nl-NL"/>
-        </w:rPr>
-      </w:pPr>
-      <w:bookmarkStart w:id="5" w:name="_Toc241842573"/>
+        <w:divId w:val="788279977"/>
+        <w:rPr>
+          <w:rFonts w:eastAsia="Times New Roman"/>
+          <w:lang w:val="nl-NL"/>
+        </w:rPr>
+      </w:pPr>
+      <w:bookmarkStart w:id="5" w:name="_Toc241844811"/>
       <w:r>
         <w:rPr>
           <w:rFonts w:eastAsia="Times New Roman"/>
@@ -5241,7 +5306,7 @@
     <w:p>
       <w:pPr>
         <w:pStyle w:val="subtitel"/>
-        <w:divId w:val="37946012"/>
+        <w:divId w:val="788279977"/>
         <w:rPr>
           <w:lang w:val="nl-NL"/>
         </w:rPr>
@@ -5256,7 +5321,7 @@
     <w:p>
       <w:pPr>
         <w:pStyle w:val="Normaalweb"/>
-        <w:divId w:val="37946012"/>
+        <w:divId w:val="788279977"/>
         <w:rPr>
           <w:lang w:val="nl-NL"/>
         </w:rPr>
@@ -5277,7 +5342,7 @@
     <w:p>
       <w:pPr>
         <w:pStyle w:val="Normaalweb"/>
-        <w:divId w:val="37946012"/>
+        <w:divId w:val="788279977"/>
         <w:rPr>
           <w:lang w:val="nl-NL"/>
         </w:rPr>
@@ -5298,7 +5363,7 @@
     <w:p>
       <w:pPr>
         <w:pStyle w:val="Normaalweb"/>
-        <w:divId w:val="37946012"/>
+        <w:divId w:val="788279977"/>
         <w:rPr>
           <w:lang w:val="nl-NL"/>
         </w:rPr>
@@ -5319,7 +5384,7 @@
     <w:p>
       <w:pPr>
         <w:pStyle w:val="Normaalweb"/>
-        <w:divId w:val="37946012"/>
+        <w:divId w:val="788279977"/>
         <w:rPr>
           <w:lang w:val="nl-NL"/>
         </w:rPr>
@@ -5339,7 +5404,7 @@
     </w:p>
     <w:p>
       <w:pPr>
-        <w:divId w:val="2043090768"/>
+        <w:divId w:val="1922256123"/>
         <w:rPr>
           <w:color w:val="555555"/>
           <w:sz w:val="20"/>
@@ -5369,7 +5434,7 @@
     </w:p>
     <w:p>
       <w:pPr>
-        <w:divId w:val="2043090768"/>
+        <w:divId w:val="1922256123"/>
         <w:rPr>
           <w:color w:val="555555"/>
           <w:sz w:val="20"/>
@@ -5391,7 +5456,7 @@
       <w:pPr>
         <w:pStyle w:val="marker"/>
         <w:ind w:left="800" w:right="800"/>
-        <w:divId w:val="37946012"/>
+        <w:divId w:val="788279977"/>
         <w:rPr>
           <w:lang w:val="nl-NL"/>
         </w:rPr>
@@ -5403,13 +5468,13 @@
     <w:p>
       <w:pPr>
         <w:pStyle w:val="Kop3"/>
-        <w:divId w:val="37946012"/>
-        <w:rPr>
-          <w:rFonts w:eastAsia="Times New Roman"/>
-          <w:lang w:val="nl-NL"/>
-        </w:rPr>
-      </w:pPr>
-      <w:bookmarkStart w:id="6" w:name="_Toc241842574"/>
+        <w:divId w:val="788279977"/>
+        <w:rPr>
+          <w:rFonts w:eastAsia="Times New Roman"/>
+          <w:lang w:val="nl-NL"/>
+        </w:rPr>
+      </w:pPr>
+      <w:bookmarkStart w:id="6" w:name="_Toc241844812"/>
       <w:r>
         <w:rPr>
           <w:rFonts w:eastAsia="Times New Roman"/>
@@ -5422,7 +5487,7 @@
     <w:p>
       <w:pPr>
         <w:pStyle w:val="subtitel"/>
-        <w:divId w:val="37946012"/>
+        <w:divId w:val="788279977"/>
         <w:rPr>
           <w:lang w:val="nl-NL"/>
         </w:rPr>
@@ -5437,7 +5502,7 @@
     <w:p>
       <w:pPr>
         <w:pStyle w:val="Normaalweb"/>
-        <w:divId w:val="37946012"/>
+        <w:divId w:val="788279977"/>
         <w:rPr>
           <w:lang w:val="nl-NL"/>
         </w:rPr>
@@ -5458,7 +5523,7 @@
     <w:p>
       <w:pPr>
         <w:pStyle w:val="Normaalweb"/>
-        <w:divId w:val="37946012"/>
+        <w:divId w:val="788279977"/>
         <w:rPr>
           <w:lang w:val="nl-NL"/>
         </w:rPr>
@@ -5479,7 +5544,7 @@
     <w:p>
       <w:pPr>
         <w:pStyle w:val="Normaalweb"/>
-        <w:divId w:val="37946012"/>
+        <w:divId w:val="788279977"/>
         <w:rPr>
           <w:lang w:val="nl-NL"/>
         </w:rPr>
@@ -5500,7 +5565,7 @@
     <w:p>
       <w:pPr>
         <w:pStyle w:val="Normaalweb"/>
-        <w:divId w:val="37946012"/>
+        <w:divId w:val="788279977"/>
         <w:rPr>
           <w:lang w:val="nl-NL"/>
         </w:rPr>
@@ -5520,7 +5585,7 @@
     </w:p>
     <w:p>
       <w:pPr>
-        <w:divId w:val="1731659828"/>
+        <w:divId w:val="1313025253"/>
         <w:rPr>
           <w:color w:val="555555"/>
           <w:sz w:val="20"/>
@@ -5542,7 +5607,7 @@
       <w:pPr>
         <w:pStyle w:val="marker"/>
         <w:ind w:left="800" w:right="800"/>
-        <w:divId w:val="37946012"/>
+        <w:divId w:val="788279977"/>
         <w:rPr>
           <w:lang w:val="nl-NL"/>
         </w:rPr>
@@ -5554,13 +5619,13 @@
     <w:p>
       <w:pPr>
         <w:pStyle w:val="Kop3"/>
-        <w:divId w:val="37946012"/>
-        <w:rPr>
-          <w:rFonts w:eastAsia="Times New Roman"/>
-          <w:lang w:val="nl-NL"/>
-        </w:rPr>
-      </w:pPr>
-      <w:bookmarkStart w:id="7" w:name="_Toc241842575"/>
+        <w:divId w:val="788279977"/>
+        <w:rPr>
+          <w:rFonts w:eastAsia="Times New Roman"/>
+          <w:lang w:val="nl-NL"/>
+        </w:rPr>
+      </w:pPr>
+      <w:bookmarkStart w:id="7" w:name="_Toc241844813"/>
       <w:r>
         <w:rPr>
           <w:rFonts w:eastAsia="Times New Roman"/>
@@ -5573,7 +5638,7 @@
     <w:p>
       <w:pPr>
         <w:pStyle w:val="subtitel"/>
-        <w:divId w:val="37946012"/>
+        <w:divId w:val="788279977"/>
         <w:rPr>
           <w:lang w:val="nl-NL"/>
         </w:rPr>
@@ -5588,7 +5653,7 @@
     <w:p>
       <w:pPr>
         <w:pStyle w:val="Normaalweb"/>
-        <w:divId w:val="37946012"/>
+        <w:divId w:val="788279977"/>
         <w:rPr>
           <w:lang w:val="nl-NL"/>
         </w:rPr>
@@ -5609,7 +5674,7 @@
     <w:p>
       <w:pPr>
         <w:pStyle w:val="Normaalweb"/>
-        <w:divId w:val="37946012"/>
+        <w:divId w:val="788279977"/>
         <w:rPr>
           <w:lang w:val="nl-NL"/>
         </w:rPr>
@@ -5630,7 +5695,7 @@
     <w:p>
       <w:pPr>
         <w:pStyle w:val="Normaalweb"/>
-        <w:divId w:val="37946012"/>
+        <w:divId w:val="788279977"/>
         <w:rPr>
           <w:lang w:val="nl-NL"/>
         </w:rPr>
@@ -5650,7 +5715,7 @@
     </w:p>
     <w:p>
       <w:pPr>
-        <w:divId w:val="1260915245"/>
+        <w:divId w:val="1383670026"/>
         <w:rPr>
           <w:color w:val="555555"/>
           <w:sz w:val="20"/>
@@ -5670,7 +5735,7 @@
     </w:p>
     <w:p>
       <w:pPr>
-        <w:divId w:val="1260915245"/>
+        <w:divId w:val="1383670026"/>
         <w:rPr>
           <w:color w:val="555555"/>
           <w:sz w:val="20"/>
@@ -5692,7 +5757,7 @@
       <w:pPr>
         <w:pStyle w:val="marker"/>
         <w:ind w:left="800" w:right="800"/>
-        <w:divId w:val="37946012"/>
+        <w:divId w:val="788279977"/>
         <w:rPr>
           <w:lang w:val="nl-NL"/>
         </w:rPr>
@@ -5704,13 +5769,13 @@
     <w:p>
       <w:pPr>
         <w:pStyle w:val="Kop2"/>
-        <w:divId w:val="37946012"/>
-        <w:rPr>
-          <w:rFonts w:eastAsia="Times New Roman"/>
-          <w:lang w:val="nl-NL"/>
-        </w:rPr>
-      </w:pPr>
-      <w:bookmarkStart w:id="8" w:name="_Toc241842576"/>
+        <w:divId w:val="788279977"/>
+        <w:rPr>
+          <w:rFonts w:eastAsia="Times New Roman"/>
+          <w:lang w:val="nl-NL"/>
+        </w:rPr>
+      </w:pPr>
+      <w:bookmarkStart w:id="8" w:name="_Toc241844814"/>
       <w:r>
         <w:rPr>
           <w:rFonts w:eastAsia="Times New Roman"/>
@@ -5723,13 +5788,13 @@
     <w:p>
       <w:pPr>
         <w:pStyle w:val="Kop3"/>
-        <w:divId w:val="37946012"/>
-        <w:rPr>
-          <w:rFonts w:eastAsia="Times New Roman"/>
-          <w:lang w:val="nl-NL"/>
-        </w:rPr>
-      </w:pPr>
-      <w:bookmarkStart w:id="9" w:name="_Toc241842577"/>
+        <w:divId w:val="788279977"/>
+        <w:rPr>
+          <w:rFonts w:eastAsia="Times New Roman"/>
+          <w:lang w:val="nl-NL"/>
+        </w:rPr>
+      </w:pPr>
+      <w:bookmarkStart w:id="9" w:name="_Toc241844815"/>
       <w:r>
         <w:rPr>
           <w:rFonts w:eastAsia="Times New Roman"/>
@@ -5742,7 +5807,7 @@
     <w:p>
       <w:pPr>
         <w:pStyle w:val="subtitel"/>
-        <w:divId w:val="37946012"/>
+        <w:divId w:val="788279977"/>
         <w:rPr>
           <w:lang w:val="nl-NL"/>
         </w:rPr>
@@ -5757,7 +5822,7 @@
     <w:p>
       <w:pPr>
         <w:pStyle w:val="Normaalweb"/>
-        <w:divId w:val="37946012"/>
+        <w:divId w:val="788279977"/>
         <w:rPr>
           <w:lang w:val="nl-NL"/>
         </w:rPr>
@@ -5778,7 +5843,7 @@
     <w:p>
       <w:pPr>
         <w:pStyle w:val="Normaalweb"/>
-        <w:divId w:val="37946012"/>
+        <w:divId w:val="788279977"/>
         <w:rPr>
           <w:lang w:val="nl-NL"/>
         </w:rPr>
@@ -5799,7 +5864,7 @@
     <w:p>
       <w:pPr>
         <w:pStyle w:val="Normaalweb"/>
-        <w:divId w:val="37946012"/>
+        <w:divId w:val="788279977"/>
         <w:rPr>
           <w:lang w:val="nl-NL"/>
         </w:rPr>
@@ -5819,7 +5884,7 @@
     </w:p>
     <w:p>
       <w:pPr>
-        <w:divId w:val="1919823183"/>
+        <w:divId w:val="502625501"/>
         <w:rPr>
           <w:color w:val="555555"/>
           <w:sz w:val="20"/>
@@ -5841,7 +5906,7 @@
       <w:pPr>
         <w:pStyle w:val="marker"/>
         <w:ind w:left="800" w:right="800"/>
-        <w:divId w:val="37946012"/>
+        <w:divId w:val="788279977"/>
         <w:rPr>
           <w:lang w:val="nl-NL"/>
         </w:rPr>
@@ -5853,13 +5918,13 @@
     <w:p>
       <w:pPr>
         <w:pStyle w:val="Kop3"/>
-        <w:divId w:val="37946012"/>
-        <w:rPr>
-          <w:rFonts w:eastAsia="Times New Roman"/>
-          <w:lang w:val="nl-NL"/>
-        </w:rPr>
-      </w:pPr>
-      <w:bookmarkStart w:id="10" w:name="_Toc241842578"/>
+        <w:divId w:val="788279977"/>
+        <w:rPr>
+          <w:rFonts w:eastAsia="Times New Roman"/>
+          <w:lang w:val="nl-NL"/>
+        </w:rPr>
+      </w:pPr>
+      <w:bookmarkStart w:id="10" w:name="_Toc241844816"/>
       <w:r>
         <w:rPr>
           <w:rFonts w:eastAsia="Times New Roman"/>
@@ -5872,7 +5937,7 @@
     <w:p>
       <w:pPr>
         <w:pStyle w:val="subtitel"/>
-        <w:divId w:val="37946012"/>
+        <w:divId w:val="788279977"/>
         <w:rPr>
           <w:lang w:val="nl-NL"/>
         </w:rPr>
@@ -5887,7 +5952,7 @@
     <w:p>
       <w:pPr>
         <w:pStyle w:val="Normaalweb"/>
-        <w:divId w:val="37946012"/>
+        <w:divId w:val="788279977"/>
         <w:rPr>
           <w:lang w:val="nl-NL"/>
         </w:rPr>
@@ -5908,7 +5973,7 @@
     <w:p>
       <w:pPr>
         <w:pStyle w:val="Normaalweb"/>
-        <w:divId w:val="37946012"/>
+        <w:divId w:val="788279977"/>
         <w:rPr>
           <w:lang w:val="nl-NL"/>
         </w:rPr>
@@ -5923,7 +5988,7 @@
     <w:p>
       <w:pPr>
         <w:pStyle w:val="Normaalweb"/>
-        <w:divId w:val="37946012"/>
+        <w:divId w:val="788279977"/>
         <w:rPr>
           <w:lang w:val="nl-NL"/>
         </w:rPr>
@@ -5944,7 +6009,7 @@
     <w:p>
       <w:pPr>
         <w:pStyle w:val="Normaalweb"/>
-        <w:divId w:val="37946012"/>
+        <w:divId w:val="788279977"/>
         <w:rPr>
           <w:lang w:val="nl-NL"/>
         </w:rPr>
@@ -5965,7 +6030,7 @@
     <w:p>
       <w:pPr>
         <w:pStyle w:val="Normaalweb"/>
-        <w:divId w:val="37946012"/>
+        <w:divId w:val="788279977"/>
         <w:rPr>
           <w:lang w:val="nl-NL"/>
         </w:rPr>
@@ -5980,7 +6045,7 @@
     <w:p>
       <w:pPr>
         <w:pStyle w:val="Normaalweb"/>
-        <w:divId w:val="37946012"/>
+        <w:divId w:val="788279977"/>
         <w:rPr>
           <w:lang w:val="nl-NL"/>
         </w:rPr>
@@ -6000,7 +6065,7 @@
     </w:p>
     <w:p>
       <w:pPr>
-        <w:divId w:val="1257399584"/>
+        <w:divId w:val="1567954441"/>
         <w:rPr>
           <w:color w:val="555555"/>
           <w:sz w:val="20"/>
@@ -6020,7 +6085,7 @@
     </w:p>
     <w:p>
       <w:pPr>
-        <w:divId w:val="1257399584"/>
+        <w:divId w:val="1567954441"/>
         <w:rPr>
           <w:color w:val="555555"/>
           <w:sz w:val="20"/>
@@ -6040,7 +6105,7 @@
     </w:p>
     <w:p>
       <w:pPr>
-        <w:divId w:val="1257399584"/>
+        <w:divId w:val="1567954441"/>
         <w:rPr>
           <w:color w:val="555555"/>
           <w:sz w:val="20"/>
@@ -6062,7 +6127,7 @@
       <w:pPr>
         <w:pStyle w:val="marker"/>
         <w:ind w:left="800" w:right="800"/>
-        <w:divId w:val="37946012"/>
+        <w:divId w:val="788279977"/>
         <w:rPr>
           <w:lang w:val="nl-NL"/>
         </w:rPr>
@@ -6074,13 +6139,13 @@
     <w:p>
       <w:pPr>
         <w:pStyle w:val="Kop3"/>
-        <w:divId w:val="37946012"/>
-        <w:rPr>
-          <w:rFonts w:eastAsia="Times New Roman"/>
-          <w:lang w:val="nl-NL"/>
-        </w:rPr>
-      </w:pPr>
-      <w:bookmarkStart w:id="11" w:name="_Toc241842579"/>
+        <w:divId w:val="788279977"/>
+        <w:rPr>
+          <w:rFonts w:eastAsia="Times New Roman"/>
+          <w:lang w:val="nl-NL"/>
+        </w:rPr>
+      </w:pPr>
+      <w:bookmarkStart w:id="11" w:name="_Toc241844817"/>
       <w:r>
         <w:rPr>
           <w:rFonts w:eastAsia="Times New Roman"/>
@@ -6093,7 +6158,7 @@
     <w:p>
       <w:pPr>
         <w:pStyle w:val="subtitel"/>
-        <w:divId w:val="37946012"/>
+        <w:divId w:val="788279977"/>
         <w:rPr>
           <w:lang w:val="nl-NL"/>
         </w:rPr>
@@ -6108,7 +6173,7 @@
     <w:p>
       <w:pPr>
         <w:pStyle w:val="Normaalweb"/>
-        <w:divId w:val="37946012"/>
+        <w:divId w:val="788279977"/>
         <w:rPr>
           <w:lang w:val="nl-NL"/>
         </w:rPr>
@@ -6129,7 +6194,7 @@
     <w:p>
       <w:pPr>
         <w:pStyle w:val="Normaalweb"/>
-        <w:divId w:val="37946012"/>
+        <w:divId w:val="788279977"/>
         <w:rPr>
           <w:lang w:val="nl-NL"/>
         </w:rPr>
@@ -6150,7 +6215,7 @@
     <w:p>
       <w:pPr>
         <w:pStyle w:val="Normaalweb"/>
-        <w:divId w:val="37946012"/>
+        <w:divId w:val="788279977"/>
         <w:rPr>
           <w:lang w:val="nl-NL"/>
         </w:rPr>
@@ -6165,7 +6230,7 @@
     <w:p>
       <w:pPr>
         <w:pStyle w:val="Normaalweb"/>
-        <w:divId w:val="37946012"/>
+        <w:divId w:val="788279977"/>
         <w:rPr>
           <w:lang w:val="nl-NL"/>
         </w:rPr>
@@ -6180,7 +6245,7 @@
     <w:p>
       <w:pPr>
         <w:pStyle w:val="Normaalweb"/>
-        <w:divId w:val="37946012"/>
+        <w:divId w:val="788279977"/>
         <w:rPr>
           <w:lang w:val="nl-NL"/>
         </w:rPr>
@@ -6195,7 +6260,7 @@
     <w:p>
       <w:pPr>
         <w:pStyle w:val="Normaalweb"/>
-        <w:divId w:val="37946012"/>
+        <w:divId w:val="788279977"/>
         <w:rPr>
           <w:lang w:val="nl-NL"/>
         </w:rPr>
@@ -6215,7 +6280,7 @@
     </w:p>
     <w:p>
       <w:pPr>
-        <w:divId w:val="838808178"/>
+        <w:divId w:val="1590457745"/>
         <w:rPr>
           <w:color w:val="555555"/>
           <w:sz w:val="20"/>
@@ -6235,7 +6300,7 @@
     </w:p>
     <w:p>
       <w:pPr>
-        <w:divId w:val="838808178"/>
+        <w:divId w:val="1590457745"/>
         <w:rPr>
           <w:color w:val="555555"/>
           <w:sz w:val="20"/>
@@ -6257,7 +6322,7 @@
       <w:pPr>
         <w:pStyle w:val="marker"/>
         <w:ind w:left="800" w:right="800"/>
-        <w:divId w:val="37946012"/>
+        <w:divId w:val="788279977"/>
         <w:rPr>
           <w:lang w:val="nl-NL"/>
         </w:rPr>
@@ -6269,13 +6334,13 @@
     <w:p>
       <w:pPr>
         <w:pStyle w:val="Kop3"/>
-        <w:divId w:val="37946012"/>
-        <w:rPr>
-          <w:rFonts w:eastAsia="Times New Roman"/>
-          <w:lang w:val="nl-NL"/>
-        </w:rPr>
-      </w:pPr>
-      <w:bookmarkStart w:id="12" w:name="_Toc241842580"/>
+        <w:divId w:val="788279977"/>
+        <w:rPr>
+          <w:rFonts w:eastAsia="Times New Roman"/>
+          <w:lang w:val="nl-NL"/>
+        </w:rPr>
+      </w:pPr>
+      <w:bookmarkStart w:id="12" w:name="_Toc241844818"/>
       <w:r>
         <w:rPr>
           <w:rFonts w:eastAsia="Times New Roman"/>
@@ -6288,7 +6353,7 @@
     <w:p>
       <w:pPr>
         <w:pStyle w:val="subtitel"/>
-        <w:divId w:val="37946012"/>
+        <w:divId w:val="788279977"/>
         <w:rPr>
           <w:lang w:val="nl-NL"/>
         </w:rPr>
@@ -6303,7 +6368,7 @@
     <w:p>
       <w:pPr>
         <w:pStyle w:val="Normaalweb"/>
-        <w:divId w:val="37946012"/>
+        <w:divId w:val="788279977"/>
         <w:rPr>
           <w:lang w:val="nl-NL"/>
         </w:rPr>
@@ -6324,7 +6389,7 @@
     <w:p>
       <w:pPr>
         <w:pStyle w:val="Normaalweb"/>
-        <w:divId w:val="37946012"/>
+        <w:divId w:val="788279977"/>
         <w:rPr>
           <w:lang w:val="nl-NL"/>
         </w:rPr>
@@ -6345,7 +6410,7 @@
     <w:p>
       <w:pPr>
         <w:pStyle w:val="Normaalweb"/>
-        <w:divId w:val="37946012"/>
+        <w:divId w:val="788279977"/>
         <w:rPr>
           <w:lang w:val="nl-NL"/>
         </w:rPr>
@@ -6366,7 +6431,7 @@
     <w:p>
       <w:pPr>
         <w:pStyle w:val="Normaalweb"/>
-        <w:divId w:val="37946012"/>
+        <w:divId w:val="788279977"/>
         <w:rPr>
           <w:lang w:val="nl-NL"/>
         </w:rPr>
@@ -6386,7 +6451,7 @@
     </w:p>
     <w:p>
       <w:pPr>
-        <w:divId w:val="1335917962"/>
+        <w:divId w:val="1432093476"/>
         <w:rPr>
           <w:color w:val="555555"/>
           <w:sz w:val="20"/>
@@ -6406,7 +6471,7 @@
     </w:p>
     <w:p>
       <w:pPr>
-        <w:divId w:val="1335917962"/>
+        <w:divId w:val="1432093476"/>
         <w:rPr>
           <w:color w:val="555555"/>
           <w:sz w:val="20"/>
@@ -6428,7 +6493,7 @@
       <w:pPr>
         <w:pStyle w:val="marker"/>
         <w:ind w:left="800" w:right="800"/>
-        <w:divId w:val="37946012"/>
+        <w:divId w:val="788279977"/>
         <w:rPr>
           <w:lang w:val="nl-NL"/>
         </w:rPr>
@@ -6440,13 +6505,13 @@
     <w:p>
       <w:pPr>
         <w:pStyle w:val="Kop3"/>
-        <w:divId w:val="37946012"/>
-        <w:rPr>
-          <w:rFonts w:eastAsia="Times New Roman"/>
-          <w:lang w:val="nl-NL"/>
-        </w:rPr>
-      </w:pPr>
-      <w:bookmarkStart w:id="13" w:name="_Toc241842581"/>
+        <w:divId w:val="788279977"/>
+        <w:rPr>
+          <w:rFonts w:eastAsia="Times New Roman"/>
+          <w:lang w:val="nl-NL"/>
+        </w:rPr>
+      </w:pPr>
+      <w:bookmarkStart w:id="13" w:name="_Toc241844819"/>
       <w:r>
         <w:rPr>
           <w:rFonts w:eastAsia="Times New Roman"/>
@@ -6459,7 +6524,7 @@
     <w:p>
       <w:pPr>
         <w:pStyle w:val="subtitel"/>
-        <w:divId w:val="37946012"/>
+        <w:divId w:val="788279977"/>
         <w:rPr>
           <w:lang w:val="nl-NL"/>
         </w:rPr>
@@ -6474,7 +6539,7 @@
     <w:p>
       <w:pPr>
         <w:pStyle w:val="Normaalweb"/>
-        <w:divId w:val="37946012"/>
+        <w:divId w:val="788279977"/>
         <w:rPr>
           <w:lang w:val="nl-NL"/>
         </w:rPr>
@@ -6495,7 +6560,7 @@
     <w:p>
       <w:pPr>
         <w:pStyle w:val="Normaalweb"/>
-        <w:divId w:val="37946012"/>
+        <w:divId w:val="788279977"/>
         <w:rPr>
           <w:lang w:val="nl-NL"/>
         </w:rPr>
@@ -6516,7 +6581,7 @@
     <w:p>
       <w:pPr>
         <w:pStyle w:val="Normaalweb"/>
-        <w:divId w:val="37946012"/>
+        <w:divId w:val="788279977"/>
         <w:rPr>
           <w:lang w:val="nl-NL"/>
         </w:rPr>
@@ -6542,7 +6607,7 @@
     </w:p>
     <w:p>
       <w:pPr>
-        <w:divId w:val="1066494750"/>
+        <w:divId w:val="1932077855"/>
         <w:rPr>
           <w:color w:val="555555"/>
           <w:sz w:val="20"/>
@@ -6562,7 +6627,7 @@
     </w:p>
     <w:p>
       <w:pPr>
-        <w:divId w:val="1066494750"/>
+        <w:divId w:val="1932077855"/>
         <w:rPr>
           <w:color w:val="555555"/>
           <w:sz w:val="20"/>
@@ -6582,7 +6647,7 @@
     </w:p>
     <w:p>
       <w:pPr>
-        <w:divId w:val="1066494750"/>
+        <w:divId w:val="1932077855"/>
         <w:rPr>
           <w:color w:val="555555"/>
           <w:sz w:val="20"/>
@@ -6602,7 +6667,7 @@
     </w:p>
     <w:p>
       <w:pPr>
-        <w:divId w:val="1066494750"/>
+        <w:divId w:val="1932077855"/>
         <w:rPr>
           <w:color w:val="555555"/>
           <w:sz w:val="20"/>
@@ -6624,7 +6689,7 @@
       <w:pPr>
         <w:pStyle w:val="marker"/>
         <w:ind w:left="800" w:right="800"/>
-        <w:divId w:val="37946012"/>
+        <w:divId w:val="788279977"/>
         <w:rPr>
           <w:lang w:val="nl-NL"/>
         </w:rPr>
@@ -6636,13 +6701,13 @@
     <w:p>
       <w:pPr>
         <w:pStyle w:val="Kop3"/>
-        <w:divId w:val="37946012"/>
-        <w:rPr>
-          <w:rFonts w:eastAsia="Times New Roman"/>
-          <w:lang w:val="nl-NL"/>
-        </w:rPr>
-      </w:pPr>
-      <w:bookmarkStart w:id="14" w:name="_Toc241842582"/>
+        <w:divId w:val="788279977"/>
+        <w:rPr>
+          <w:rFonts w:eastAsia="Times New Roman"/>
+          <w:lang w:val="nl-NL"/>
+        </w:rPr>
+      </w:pPr>
+      <w:bookmarkStart w:id="14" w:name="_Toc241844820"/>
       <w:r>
         <w:rPr>
           <w:rFonts w:eastAsia="Times New Roman"/>
@@ -6655,7 +6720,7 @@
     <w:p>
       <w:pPr>
         <w:pStyle w:val="subtitel"/>
-        <w:divId w:val="37946012"/>
+        <w:divId w:val="788279977"/>
         <w:rPr>
           <w:lang w:val="nl-NL"/>
         </w:rPr>
@@ -6670,7 +6735,7 @@
     <w:p>
       <w:pPr>
         <w:pStyle w:val="Normaalweb"/>
-        <w:divId w:val="37946012"/>
+        <w:divId w:val="788279977"/>
         <w:rPr>
           <w:lang w:val="nl-NL"/>
         </w:rPr>
@@ -6691,7 +6756,7 @@
     <w:p>
       <w:pPr>
         <w:pStyle w:val="Normaalweb"/>
-        <w:divId w:val="37946012"/>
+        <w:divId w:val="788279977"/>
         <w:rPr>
           <w:lang w:val="nl-NL"/>
         </w:rPr>
@@ -6712,7 +6777,7 @@
     <w:p>
       <w:pPr>
         <w:pStyle w:val="Normaalweb"/>
-        <w:divId w:val="37946012"/>
+        <w:divId w:val="788279977"/>
         <w:rPr>
           <w:lang w:val="nl-NL"/>
         </w:rPr>
@@ -6733,7 +6798,7 @@
     <w:p>
       <w:pPr>
         <w:pStyle w:val="Normaalweb"/>
-        <w:divId w:val="37946012"/>
+        <w:divId w:val="788279977"/>
         <w:rPr>
           <w:lang w:val="nl-NL"/>
         </w:rPr>
@@ -6753,7 +6818,7 @@
     </w:p>
     <w:p>
       <w:pPr>
-        <w:divId w:val="97989930"/>
+        <w:divId w:val="1325663237"/>
         <w:rPr>
           <w:color w:val="555555"/>
           <w:sz w:val="20"/>
@@ -6773,7 +6838,7 @@
     </w:p>
     <w:p>
       <w:pPr>
-        <w:divId w:val="97989930"/>
+        <w:divId w:val="1325663237"/>
         <w:rPr>
           <w:color w:val="555555"/>
           <w:sz w:val="20"/>
@@ -6795,7 +6860,7 @@
       <w:pPr>
         <w:pStyle w:val="marker"/>
         <w:ind w:left="800" w:right="800"/>
-        <w:divId w:val="37946012"/>
+        <w:divId w:val="788279977"/>
         <w:rPr>
           <w:lang w:val="nl-NL"/>
         </w:rPr>
@@ -6807,13 +6872,13 @@
     <w:p>
       <w:pPr>
         <w:pStyle w:val="Kop3"/>
-        <w:divId w:val="37946012"/>
-        <w:rPr>
-          <w:rFonts w:eastAsia="Times New Roman"/>
-          <w:lang w:val="nl-NL"/>
-        </w:rPr>
-      </w:pPr>
-      <w:bookmarkStart w:id="15" w:name="_Toc241842583"/>
+        <w:divId w:val="788279977"/>
+        <w:rPr>
+          <w:rFonts w:eastAsia="Times New Roman"/>
+          <w:lang w:val="nl-NL"/>
+        </w:rPr>
+      </w:pPr>
+      <w:bookmarkStart w:id="15" w:name="_Toc241844821"/>
       <w:r>
         <w:rPr>
           <w:rFonts w:eastAsia="Times New Roman"/>
@@ -6826,7 +6891,7 @@
     <w:p>
       <w:pPr>
         <w:pStyle w:val="subtitel"/>
-        <w:divId w:val="37946012"/>
+        <w:divId w:val="788279977"/>
         <w:rPr>
           <w:lang w:val="nl-NL"/>
         </w:rPr>
@@ -6841,7 +6906,7 @@
     <w:p>
       <w:pPr>
         <w:pStyle w:val="Normaalweb"/>
-        <w:divId w:val="37946012"/>
+        <w:divId w:val="788279977"/>
         <w:rPr>
           <w:lang w:val="nl-NL"/>
         </w:rPr>
@@ -6862,7 +6927,7 @@
     <w:p>
       <w:pPr>
         <w:pStyle w:val="Normaalweb"/>
-        <w:divId w:val="37946012"/>
+        <w:divId w:val="788279977"/>
         <w:rPr>
           <w:lang w:val="nl-NL"/>
         </w:rPr>
@@ -6883,7 +6948,7 @@
     <w:p>
       <w:pPr>
         <w:pStyle w:val="Normaalweb"/>
-        <w:divId w:val="37946012"/>
+        <w:divId w:val="788279977"/>
         <w:rPr>
           <w:lang w:val="nl-NL"/>
         </w:rPr>
@@ -6904,7 +6969,7 @@
     <w:p>
       <w:pPr>
         <w:pStyle w:val="Normaalweb"/>
-        <w:divId w:val="37946012"/>
+        <w:divId w:val="788279977"/>
         <w:rPr>
           <w:lang w:val="nl-NL"/>
         </w:rPr>
@@ -6924,7 +6989,7 @@
     </w:p>
     <w:p>
       <w:pPr>
-        <w:divId w:val="297885266"/>
+        <w:divId w:val="796992714"/>
         <w:rPr>
           <w:color w:val="555555"/>
           <w:sz w:val="20"/>
@@ -6946,7 +7011,7 @@
       <w:pPr>
         <w:pStyle w:val="marker"/>
         <w:ind w:left="800" w:right="800"/>
-        <w:divId w:val="37946012"/>
+        <w:divId w:val="788279977"/>
         <w:rPr>
           <w:lang w:val="nl-NL"/>
         </w:rPr>
@@ -6958,13 +7023,13 @@
     <w:p>
       <w:pPr>
         <w:pStyle w:val="Kop3"/>
-        <w:divId w:val="37946012"/>
-        <w:rPr>
-          <w:rFonts w:eastAsia="Times New Roman"/>
-          <w:lang w:val="nl-NL"/>
-        </w:rPr>
-      </w:pPr>
-      <w:bookmarkStart w:id="16" w:name="_Toc241842584"/>
+        <w:divId w:val="788279977"/>
+        <w:rPr>
+          <w:rFonts w:eastAsia="Times New Roman"/>
+          <w:lang w:val="nl-NL"/>
+        </w:rPr>
+      </w:pPr>
+      <w:bookmarkStart w:id="16" w:name="_Toc241844822"/>
       <w:r>
         <w:rPr>
           <w:rFonts w:eastAsia="Times New Roman"/>
@@ -6977,7 +7042,7 @@
     <w:p>
       <w:pPr>
         <w:pStyle w:val="subtitel"/>
-        <w:divId w:val="37946012"/>
+        <w:divId w:val="788279977"/>
         <w:rPr>
           <w:lang w:val="nl-NL"/>
         </w:rPr>
@@ -6992,7 +7057,7 @@
     <w:p>
       <w:pPr>
         <w:pStyle w:val="Normaalweb"/>
-        <w:divId w:val="37946012"/>
+        <w:divId w:val="788279977"/>
         <w:rPr>
           <w:lang w:val="nl-NL"/>
         </w:rPr>
@@ -7013,7 +7078,7 @@
     <w:p>
       <w:pPr>
         <w:pStyle w:val="Normaalweb"/>
-        <w:divId w:val="37946012"/>
+        <w:divId w:val="788279977"/>
         <w:rPr>
           <w:lang w:val="nl-NL"/>
         </w:rPr>
@@ -7034,7 +7099,7 @@
     <w:p>
       <w:pPr>
         <w:pStyle w:val="Normaalweb"/>
-        <w:divId w:val="37946012"/>
+        <w:divId w:val="788279977"/>
         <w:rPr>
           <w:lang w:val="nl-NL"/>
         </w:rPr>
@@ -7054,7 +7119,7 @@
     </w:p>
     <w:p>
       <w:pPr>
-        <w:divId w:val="106849255"/>
+        <w:divId w:val="1860196449"/>
         <w:rPr>
           <w:color w:val="555555"/>
           <w:sz w:val="20"/>
@@ -7074,7 +7139,7 @@
     </w:p>
     <w:p>
       <w:pPr>
-        <w:divId w:val="106849255"/>
+        <w:divId w:val="1860196449"/>
         <w:rPr>
           <w:color w:val="555555"/>
           <w:sz w:val="20"/>
@@ -7094,7 +7159,7 @@
     </w:p>
     <w:p>
       <w:pPr>
-        <w:divId w:val="106849255"/>
+        <w:divId w:val="1860196449"/>
         <w:rPr>
           <w:color w:val="555555"/>
           <w:sz w:val="20"/>
@@ -7114,7 +7179,7 @@
     </w:p>
     <w:p>
       <w:pPr>
-        <w:divId w:val="106849255"/>
+        <w:divId w:val="1860196449"/>
         <w:rPr>
           <w:color w:val="555555"/>
           <w:sz w:val="20"/>
@@ -7134,7 +7199,7 @@
     </w:p>
     <w:p>
       <w:pPr>
-        <w:divId w:val="106849255"/>
+        <w:divId w:val="1860196449"/>
         <w:rPr>
           <w:color w:val="555555"/>
           <w:sz w:val="20"/>
@@ -7156,7 +7221,7 @@
       <w:pPr>
         <w:pStyle w:val="marker"/>
         <w:ind w:left="800" w:right="800"/>
-        <w:divId w:val="37946012"/>
+        <w:divId w:val="788279977"/>
         <w:rPr>
           <w:lang w:val="nl-NL"/>
         </w:rPr>
@@ -7168,13 +7233,13 @@
     <w:p>
       <w:pPr>
         <w:pStyle w:val="Kop2"/>
-        <w:divId w:val="37946012"/>
-        <w:rPr>
-          <w:rFonts w:eastAsia="Times New Roman"/>
-          <w:lang w:val="nl-NL"/>
-        </w:rPr>
-      </w:pPr>
-      <w:bookmarkStart w:id="17" w:name="_Toc241842585"/>
+        <w:divId w:val="788279977"/>
+        <w:rPr>
+          <w:rFonts w:eastAsia="Times New Roman"/>
+          <w:lang w:val="nl-NL"/>
+        </w:rPr>
+      </w:pPr>
+      <w:bookmarkStart w:id="17" w:name="_Toc241844823"/>
       <w:r>
         <w:rPr>
           <w:rFonts w:eastAsia="Times New Roman"/>
@@ -7187,13 +7252,13 @@
     <w:p>
       <w:pPr>
         <w:pStyle w:val="Kop3"/>
-        <w:divId w:val="37946012"/>
-        <w:rPr>
-          <w:rFonts w:eastAsia="Times New Roman"/>
-          <w:lang w:val="nl-NL"/>
-        </w:rPr>
-      </w:pPr>
-      <w:bookmarkStart w:id="18" w:name="_Toc241842586"/>
+        <w:divId w:val="788279977"/>
+        <w:rPr>
+          <w:rFonts w:eastAsia="Times New Roman"/>
+          <w:lang w:val="nl-NL"/>
+        </w:rPr>
+      </w:pPr>
+      <w:bookmarkStart w:id="18" w:name="_Toc241844824"/>
       <w:r>
         <w:rPr>
           <w:rFonts w:eastAsia="Times New Roman"/>
@@ -7206,7 +7271,7 @@
     <w:p>
       <w:pPr>
         <w:pStyle w:val="subtitel"/>
-        <w:divId w:val="37946012"/>
+        <w:divId w:val="788279977"/>
         <w:rPr>
           <w:lang w:val="nl-NL"/>
         </w:rPr>
@@ -7221,7 +7286,7 @@
     <w:p>
       <w:pPr>
         <w:pStyle w:val="Normaalweb"/>
-        <w:divId w:val="37946012"/>
+        <w:divId w:val="788279977"/>
         <w:rPr>
           <w:lang w:val="nl-NL"/>
         </w:rPr>
@@ -7242,7 +7307,7 @@
     <w:p>
       <w:pPr>
         <w:pStyle w:val="Normaalweb"/>
-        <w:divId w:val="37946012"/>
+        <w:divId w:val="788279977"/>
         <w:rPr>
           <w:lang w:val="nl-NL"/>
         </w:rPr>
@@ -7257,7 +7322,7 @@
     <w:p>
       <w:pPr>
         <w:pStyle w:val="Normaalweb"/>
-        <w:divId w:val="37946012"/>
+        <w:divId w:val="788279977"/>
         <w:rPr>
           <w:lang w:val="nl-NL"/>
         </w:rPr>
@@ -7278,7 +7343,7 @@
     <w:p>
       <w:pPr>
         <w:pStyle w:val="Normaalweb"/>
-        <w:divId w:val="37946012"/>
+        <w:divId w:val="788279977"/>
         <w:rPr>
           <w:lang w:val="nl-NL"/>
         </w:rPr>
@@ -7292,7 +7357,7 @@
     </w:p>
     <w:p>
       <w:pPr>
-        <w:divId w:val="1152864722"/>
+        <w:divId w:val="330988432"/>
         <w:rPr>
           <w:color w:val="555555"/>
           <w:sz w:val="20"/>
@@ -7314,7 +7379,7 @@
       <w:pPr>
         <w:pStyle w:val="marker"/>
         <w:ind w:left="800" w:right="800"/>
-        <w:divId w:val="37946012"/>
+        <w:divId w:val="788279977"/>
         <w:rPr>
           <w:lang w:val="nl-NL"/>
         </w:rPr>
@@ -7326,13 +7391,13 @@
     <w:p>
       <w:pPr>
         <w:pStyle w:val="Kop3"/>
-        <w:divId w:val="37946012"/>
-        <w:rPr>
-          <w:rFonts w:eastAsia="Times New Roman"/>
-          <w:lang w:val="nl-NL"/>
-        </w:rPr>
-      </w:pPr>
-      <w:bookmarkStart w:id="19" w:name="_Toc241842587"/>
+        <w:divId w:val="788279977"/>
+        <w:rPr>
+          <w:rFonts w:eastAsia="Times New Roman"/>
+          <w:lang w:val="nl-NL"/>
+        </w:rPr>
+      </w:pPr>
+      <w:bookmarkStart w:id="19" w:name="_Toc241844825"/>
       <w:r>
         <w:rPr>
           <w:rFonts w:eastAsia="Times New Roman"/>
@@ -7345,7 +7410,7 @@
     <w:p>
       <w:pPr>
         <w:pStyle w:val="subtitel"/>
-        <w:divId w:val="37946012"/>
+        <w:divId w:val="788279977"/>
         <w:rPr>
           <w:lang w:val="nl-NL"/>
         </w:rPr>
@@ -7360,7 +7425,7 @@
     <w:p>
       <w:pPr>
         <w:pStyle w:val="Normaalweb"/>
-        <w:divId w:val="37946012"/>
+        <w:divId w:val="788279977"/>
         <w:rPr>
           <w:lang w:val="nl-NL"/>
         </w:rPr>
@@ -7381,7 +7446,7 @@
     <w:p>
       <w:pPr>
         <w:pStyle w:val="Normaalweb"/>
-        <w:divId w:val="37946012"/>
+        <w:divId w:val="788279977"/>
         <w:rPr>
           <w:lang w:val="nl-NL"/>
         </w:rPr>
@@ -7396,7 +7461,7 @@
     <w:p>
       <w:pPr>
         <w:pStyle w:val="Normaalweb"/>
-        <w:divId w:val="37946012"/>
+        <w:divId w:val="788279977"/>
         <w:rPr>
           <w:lang w:val="nl-NL"/>
         </w:rPr>
@@ -7417,7 +7482,7 @@
     <w:p>
       <w:pPr>
         <w:pStyle w:val="Normaalweb"/>
-        <w:divId w:val="37946012"/>
+        <w:divId w:val="788279977"/>
         <w:rPr>
           <w:lang w:val="nl-NL"/>
         </w:rPr>
@@ -7437,7 +7502,7 @@
     </w:p>
     <w:p>
       <w:pPr>
-        <w:divId w:val="310645753"/>
+        <w:divId w:val="2115590328"/>
         <w:rPr>
           <w:color w:val="555555"/>
           <w:sz w:val="20"/>
@@ -7457,7 +7522,7 @@
     </w:p>
     <w:p>
       <w:pPr>
-        <w:divId w:val="310645753"/>
+        <w:divId w:val="2115590328"/>
         <w:rPr>
           <w:color w:val="555555"/>
           <w:sz w:val="20"/>
@@ -7477,7 +7542,7 @@
     </w:p>
     <w:p>
       <w:pPr>
-        <w:divId w:val="310645753"/>
+        <w:divId w:val="2115590328"/>
         <w:rPr>
           <w:color w:val="555555"/>
           <w:sz w:val="20"/>
@@ -7499,7 +7564,7 @@
       <w:pPr>
         <w:pStyle w:val="marker"/>
         <w:ind w:left="800" w:right="800"/>
-        <w:divId w:val="37946012"/>
+        <w:divId w:val="788279977"/>
         <w:rPr>
           <w:lang w:val="nl-NL"/>
         </w:rPr>
@@ -7511,13 +7576,13 @@
     <w:p>
       <w:pPr>
         <w:pStyle w:val="Kop3"/>
-        <w:divId w:val="37946012"/>
-        <w:rPr>
-          <w:rFonts w:eastAsia="Times New Roman"/>
-          <w:lang w:val="nl-NL"/>
-        </w:rPr>
-      </w:pPr>
-      <w:bookmarkStart w:id="20" w:name="_Toc241842588"/>
+        <w:divId w:val="788279977"/>
+        <w:rPr>
+          <w:rFonts w:eastAsia="Times New Roman"/>
+          <w:lang w:val="nl-NL"/>
+        </w:rPr>
+      </w:pPr>
+      <w:bookmarkStart w:id="20" w:name="_Toc241844826"/>
       <w:r>
         <w:rPr>
           <w:rFonts w:eastAsia="Times New Roman"/>
@@ -7530,7 +7595,7 @@
     <w:p>
       <w:pPr>
         <w:pStyle w:val="subtitel"/>
-        <w:divId w:val="37946012"/>
+        <w:divId w:val="788279977"/>
         <w:rPr>
           <w:lang w:val="nl-NL"/>
         </w:rPr>
@@ -7545,7 +7610,7 @@
     <w:p>
       <w:pPr>
         <w:pStyle w:val="Normaalweb"/>
-        <w:divId w:val="37946012"/>
+        <w:divId w:val="788279977"/>
         <w:rPr>
           <w:lang w:val="nl-NL"/>
         </w:rPr>
@@ -7566,7 +7631,7 @@
     <w:p>
       <w:pPr>
         <w:pStyle w:val="Normaalweb"/>
-        <w:divId w:val="37946012"/>
+        <w:divId w:val="788279977"/>
         <w:rPr>
           <w:lang w:val="nl-NL"/>
         </w:rPr>
@@ -7587,7 +7652,7 @@
     <w:p>
       <w:pPr>
         <w:pStyle w:val="Normaalweb"/>
-        <w:divId w:val="37946012"/>
+        <w:divId w:val="788279977"/>
         <w:rPr>
           <w:lang w:val="nl-NL"/>
         </w:rPr>
@@ -7607,7 +7672,7 @@
     </w:p>
     <w:p>
       <w:pPr>
-        <w:divId w:val="855538621"/>
+        <w:divId w:val="527254133"/>
         <w:rPr>
           <w:color w:val="555555"/>
           <w:sz w:val="20"/>
@@ -7629,7 +7694,7 @@
       <w:pPr>
         <w:pStyle w:val="marker"/>
         <w:ind w:left="800" w:right="800"/>
-        <w:divId w:val="37946012"/>
+        <w:divId w:val="788279977"/>
         <w:rPr>
           <w:lang w:val="nl-NL"/>
         </w:rPr>
@@ -7641,13 +7706,13 @@
     <w:p>
       <w:pPr>
         <w:pStyle w:val="Kop3"/>
-        <w:divId w:val="37946012"/>
-        <w:rPr>
-          <w:rFonts w:eastAsia="Times New Roman"/>
-          <w:lang w:val="nl-NL"/>
-        </w:rPr>
-      </w:pPr>
-      <w:bookmarkStart w:id="21" w:name="_Toc241842589"/>
+        <w:divId w:val="788279977"/>
+        <w:rPr>
+          <w:rFonts w:eastAsia="Times New Roman"/>
+          <w:lang w:val="nl-NL"/>
+        </w:rPr>
+      </w:pPr>
+      <w:bookmarkStart w:id="21" w:name="_Toc241844827"/>
       <w:r>
         <w:rPr>
           <w:rFonts w:eastAsia="Times New Roman"/>
@@ -7660,7 +7725,7 @@
     <w:p>
       <w:pPr>
         <w:pStyle w:val="subtitel"/>
-        <w:divId w:val="37946012"/>
+        <w:divId w:val="788279977"/>
         <w:rPr>
           <w:lang w:val="nl-NL"/>
         </w:rPr>
@@ -7675,7 +7740,7 @@
     <w:p>
       <w:pPr>
         <w:pStyle w:val="Normaalweb"/>
-        <w:divId w:val="37946012"/>
+        <w:divId w:val="788279977"/>
         <w:rPr>
           <w:lang w:val="nl-NL"/>
         </w:rPr>
@@ -7696,7 +7761,7 @@
     <w:p>
       <w:pPr>
         <w:pStyle w:val="Normaalweb"/>
-        <w:divId w:val="37946012"/>
+        <w:divId w:val="788279977"/>
         <w:rPr>
           <w:lang w:val="nl-NL"/>
         </w:rPr>
@@ -7717,7 +7782,7 @@
     <w:p>
       <w:pPr>
         <w:pStyle w:val="Normaalweb"/>
-        <w:divId w:val="37946012"/>
+        <w:divId w:val="788279977"/>
         <w:rPr>
           <w:lang w:val="nl-NL"/>
         </w:rPr>
@@ -7738,7 +7803,7 @@
     <w:p>
       <w:pPr>
         <w:pStyle w:val="Normaalweb"/>
-        <w:divId w:val="37946012"/>
+        <w:divId w:val="788279977"/>
         <w:rPr>
           <w:lang w:val="nl-NL"/>
         </w:rPr>
@@ -7758,7 +7823,7 @@
     </w:p>
     <w:p>
       <w:pPr>
-        <w:divId w:val="700324158"/>
+        <w:divId w:val="460346051"/>
         <w:rPr>
           <w:color w:val="555555"/>
           <w:sz w:val="20"/>
@@ -7780,7 +7845,7 @@
       <w:pPr>
         <w:pStyle w:val="marker"/>
         <w:ind w:left="800" w:right="800"/>
-        <w:divId w:val="37946012"/>
+        <w:divId w:val="788279977"/>
         <w:rPr>
           <w:lang w:val="nl-NL"/>
         </w:rPr>
@@ -7792,13 +7857,13 @@
     <w:p>
       <w:pPr>
         <w:pStyle w:val="Kop3"/>
-        <w:divId w:val="37946012"/>
-        <w:rPr>
-          <w:rFonts w:eastAsia="Times New Roman"/>
-          <w:lang w:val="nl-NL"/>
-        </w:rPr>
-      </w:pPr>
-      <w:bookmarkStart w:id="22" w:name="_Toc241842590"/>
+        <w:divId w:val="788279977"/>
+        <w:rPr>
+          <w:rFonts w:eastAsia="Times New Roman"/>
+          <w:lang w:val="nl-NL"/>
+        </w:rPr>
+      </w:pPr>
+      <w:bookmarkStart w:id="22" w:name="_Toc241844828"/>
       <w:r>
         <w:rPr>
           <w:rFonts w:eastAsia="Times New Roman"/>
@@ -7811,7 +7876,7 @@
     <w:p>
       <w:pPr>
         <w:pStyle w:val="subtitel"/>
-        <w:divId w:val="37946012"/>
+        <w:divId w:val="788279977"/>
         <w:rPr>
           <w:lang w:val="nl-NL"/>
         </w:rPr>
@@ -7826,7 +7891,7 @@
     <w:p>
       <w:pPr>
         <w:pStyle w:val="Normaalweb"/>
-        <w:divId w:val="37946012"/>
+        <w:divId w:val="788279977"/>
         <w:rPr>
           <w:lang w:val="nl-NL"/>
         </w:rPr>
@@ -7847,7 +7912,7 @@
     <w:p>
       <w:pPr>
         <w:pStyle w:val="Normaalweb"/>
-        <w:divId w:val="37946012"/>
+        <w:divId w:val="788279977"/>
         <w:rPr>
           <w:lang w:val="nl-NL"/>
         </w:rPr>
@@ -7862,7 +7927,7 @@
     <w:p>
       <w:pPr>
         <w:pStyle w:val="Normaalweb"/>
-        <w:divId w:val="37946012"/>
+        <w:divId w:val="788279977"/>
         <w:rPr>
           <w:lang w:val="nl-NL"/>
         </w:rPr>
@@ -7878,7 +7943,7 @@
       <w:pPr>
         <w:pStyle w:val="marker"/>
         <w:ind w:left="800" w:right="800"/>
-        <w:divId w:val="37946012"/>
+        <w:divId w:val="788279977"/>
         <w:rPr>
           <w:lang w:val="nl-NL"/>
         </w:rPr>
@@ -7890,13 +7955,13 @@
     <w:p>
       <w:pPr>
         <w:pStyle w:val="Kop3"/>
-        <w:divId w:val="37946012"/>
-        <w:rPr>
-          <w:rFonts w:eastAsia="Times New Roman"/>
-          <w:lang w:val="nl-NL"/>
-        </w:rPr>
-      </w:pPr>
-      <w:bookmarkStart w:id="23" w:name="_Toc241842591"/>
+        <w:divId w:val="788279977"/>
+        <w:rPr>
+          <w:rFonts w:eastAsia="Times New Roman"/>
+          <w:lang w:val="nl-NL"/>
+        </w:rPr>
+      </w:pPr>
+      <w:bookmarkStart w:id="23" w:name="_Toc241844829"/>
       <w:r>
         <w:rPr>
           <w:rFonts w:eastAsia="Times New Roman"/>
@@ -7909,7 +7974,7 @@
     <w:p>
       <w:pPr>
         <w:pStyle w:val="subtitel"/>
-        <w:divId w:val="37946012"/>
+        <w:divId w:val="788279977"/>
         <w:rPr>
           <w:lang w:val="nl-NL"/>
         </w:rPr>
@@ -7924,7 +7989,7 @@
     <w:p>
       <w:pPr>
         <w:pStyle w:val="Normaalweb"/>
-        <w:divId w:val="37946012"/>
+        <w:divId w:val="788279977"/>
         <w:rPr>
           <w:lang w:val="nl-NL"/>
         </w:rPr>
@@ -7939,7 +8004,7 @@
     <w:p>
       <w:pPr>
         <w:pStyle w:val="Normaalweb"/>
-        <w:divId w:val="37946012"/>
+        <w:divId w:val="788279977"/>
         <w:rPr>
           <w:lang w:val="nl-NL"/>
         </w:rPr>
@@ -7954,7 +8019,7 @@
     <w:p>
       <w:pPr>
         <w:pStyle w:val="Normaalweb"/>
-        <w:divId w:val="37946012"/>
+        <w:divId w:val="788279977"/>
         <w:rPr>
           <w:lang w:val="nl-NL"/>
         </w:rPr>
@@ -7974,7 +8039,7 @@
     </w:p>
     <w:p>
       <w:pPr>
-        <w:divId w:val="2133747998"/>
+        <w:divId w:val="605427659"/>
         <w:rPr>
           <w:color w:val="555555"/>
           <w:sz w:val="20"/>
@@ -7996,7 +8061,7 @@
       <w:pPr>
         <w:pStyle w:val="marker"/>
         <w:ind w:left="800" w:right="800"/>
-        <w:divId w:val="37946012"/>
+        <w:divId w:val="788279977"/>
         <w:rPr>
           <w:lang w:val="nl-NL"/>
         </w:rPr>
@@ -8008,13 +8073,13 @@
     <w:p>
       <w:pPr>
         <w:pStyle w:val="Kop3"/>
-        <w:divId w:val="37946012"/>
-        <w:rPr>
-          <w:rFonts w:eastAsia="Times New Roman"/>
-          <w:lang w:val="nl-NL"/>
-        </w:rPr>
-      </w:pPr>
-      <w:bookmarkStart w:id="24" w:name="_Toc241842592"/>
+        <w:divId w:val="788279977"/>
+        <w:rPr>
+          <w:rFonts w:eastAsia="Times New Roman"/>
+          <w:lang w:val="nl-NL"/>
+        </w:rPr>
+      </w:pPr>
+      <w:bookmarkStart w:id="24" w:name="_Toc241844830"/>
       <w:r>
         <w:rPr>
           <w:rFonts w:eastAsia="Times New Roman"/>
@@ -8027,7 +8092,7 @@
     <w:p>
       <w:pPr>
         <w:pStyle w:val="subtitel"/>
-        <w:divId w:val="37946012"/>
+        <w:divId w:val="788279977"/>
         <w:rPr>
           <w:lang w:val="nl-NL"/>
         </w:rPr>
@@ -8042,7 +8107,7 @@
     <w:p>
       <w:pPr>
         <w:pStyle w:val="Normaalweb"/>
-        <w:divId w:val="37946012"/>
+        <w:divId w:val="788279977"/>
         <w:rPr>
           <w:lang w:val="nl-NL"/>
         </w:rPr>
@@ -8057,7 +8122,7 @@
     <w:p>
       <w:pPr>
         <w:pStyle w:val="Normaalweb"/>
-        <w:divId w:val="37946012"/>
+        <w:divId w:val="788279977"/>
         <w:rPr>
           <w:lang w:val="nl-NL"/>
         </w:rPr>
@@ -8072,7 +8137,7 @@
     <w:p>
       <w:pPr>
         <w:pStyle w:val="Normaalweb"/>
-        <w:divId w:val="37946012"/>
+        <w:divId w:val="788279977"/>
         <w:rPr>
           <w:lang w:val="nl-NL"/>
         </w:rPr>
@@ -8094,7 +8159,7 @@
       <w:pPr>
         <w:pStyle w:val="marker"/>
         <w:ind w:left="800" w:right="800"/>
-        <w:divId w:val="37946012"/>
+        <w:divId w:val="788279977"/>
         <w:rPr>
           <w:lang w:val="nl-NL"/>
         </w:rPr>
@@ -8106,13 +8171,13 @@
     <w:p>
       <w:pPr>
         <w:pStyle w:val="Kop3"/>
-        <w:divId w:val="37946012"/>
-        <w:rPr>
-          <w:rFonts w:eastAsia="Times New Roman"/>
-          <w:lang w:val="nl-NL"/>
-        </w:rPr>
-      </w:pPr>
-      <w:bookmarkStart w:id="25" w:name="_Toc241842593"/>
+        <w:divId w:val="788279977"/>
+        <w:rPr>
+          <w:rFonts w:eastAsia="Times New Roman"/>
+          <w:lang w:val="nl-NL"/>
+        </w:rPr>
+      </w:pPr>
+      <w:bookmarkStart w:id="25" w:name="_Toc241844831"/>
       <w:r>
         <w:rPr>
           <w:rFonts w:eastAsia="Times New Roman"/>
@@ -8125,7 +8190,7 @@
     <w:p>
       <w:pPr>
         <w:pStyle w:val="subtitel"/>
-        <w:divId w:val="37946012"/>
+        <w:divId w:val="788279977"/>
         <w:rPr>
           <w:lang w:val="nl-NL"/>
         </w:rPr>
@@ -8140,7 +8205,7 @@
     <w:p>
       <w:pPr>
         <w:pStyle w:val="Normaalweb"/>
-        <w:divId w:val="37946012"/>
+        <w:divId w:val="788279977"/>
         <w:rPr>
           <w:lang w:val="nl-NL"/>
         </w:rPr>
@@ -8161,7 +8226,7 @@
     <w:p>
       <w:pPr>
         <w:pStyle w:val="Normaalweb"/>
-        <w:divId w:val="37946012"/>
+        <w:divId w:val="788279977"/>
         <w:rPr>
           <w:lang w:val="nl-NL"/>
         </w:rPr>
@@ -8176,7 +8241,7 @@
     <w:p>
       <w:pPr>
         <w:pStyle w:val="Normaalweb"/>
-        <w:divId w:val="37946012"/>
+        <w:divId w:val="788279977"/>
         <w:rPr>
           <w:lang w:val="nl-NL"/>
         </w:rPr>
@@ -8192,7 +8257,7 @@
       <w:pPr>
         <w:pStyle w:val="marker"/>
         <w:ind w:left="800" w:right="800"/>
-        <w:divId w:val="37946012"/>
+        <w:divId w:val="788279977"/>
         <w:rPr>
           <w:lang w:val="nl-NL"/>
         </w:rPr>
@@ -8204,13 +8269,13 @@
     <w:p>
       <w:pPr>
         <w:pStyle w:val="Kop3"/>
-        <w:divId w:val="37946012"/>
-        <w:rPr>
-          <w:rFonts w:eastAsia="Times New Roman"/>
-          <w:lang w:val="nl-NL"/>
-        </w:rPr>
-      </w:pPr>
-      <w:bookmarkStart w:id="26" w:name="_Toc241842594"/>
+        <w:divId w:val="788279977"/>
+        <w:rPr>
+          <w:rFonts w:eastAsia="Times New Roman"/>
+          <w:lang w:val="nl-NL"/>
+        </w:rPr>
+      </w:pPr>
+      <w:bookmarkStart w:id="26" w:name="_Toc241844832"/>
       <w:r>
         <w:rPr>
           <w:rFonts w:eastAsia="Times New Roman"/>
@@ -8223,7 +8288,7 @@
     <w:p>
       <w:pPr>
         <w:pStyle w:val="subtitel"/>
-        <w:divId w:val="37946012"/>
+        <w:divId w:val="788279977"/>
         <w:rPr>
           <w:lang w:val="nl-NL"/>
         </w:rPr>
@@ -8238,7 +8303,7 @@
     <w:p>
       <w:pPr>
         <w:pStyle w:val="Normaalweb"/>
-        <w:divId w:val="37946012"/>
+        <w:divId w:val="788279977"/>
         <w:rPr>
           <w:lang w:val="nl-NL"/>
         </w:rPr>
@@ -8259,7 +8324,7 @@
     <w:p>
       <w:pPr>
         <w:pStyle w:val="Normaalweb"/>
-        <w:divId w:val="37946012"/>
+        <w:divId w:val="788279977"/>
         <w:rPr>
           <w:lang w:val="nl-NL"/>
         </w:rPr>
@@ -8280,7 +8345,7 @@
     <w:p>
       <w:pPr>
         <w:pStyle w:val="Normaalweb"/>
-        <w:divId w:val="37946012"/>
+        <w:divId w:val="788279977"/>
         <w:rPr>
           <w:lang w:val="nl-NL"/>
         </w:rPr>
@@ -8302,7 +8367,7 @@
       <w:pPr>
         <w:pStyle w:val="marker"/>
         <w:ind w:left="800" w:right="800"/>
-        <w:divId w:val="37946012"/>
+        <w:divId w:val="788279977"/>
         <w:rPr>
           <w:lang w:val="nl-NL"/>
         </w:rPr>
@@ -8314,13 +8379,13 @@
     <w:p>
       <w:pPr>
         <w:pStyle w:val="Kop3"/>
-        <w:divId w:val="37946012"/>
-        <w:rPr>
-          <w:rFonts w:eastAsia="Times New Roman"/>
-          <w:lang w:val="nl-NL"/>
-        </w:rPr>
-      </w:pPr>
-      <w:bookmarkStart w:id="27" w:name="_Toc241842595"/>
+        <w:divId w:val="788279977"/>
+        <w:rPr>
+          <w:rFonts w:eastAsia="Times New Roman"/>
+          <w:lang w:val="nl-NL"/>
+        </w:rPr>
+      </w:pPr>
+      <w:bookmarkStart w:id="27" w:name="_Toc241844833"/>
       <w:r>
         <w:rPr>
           <w:rFonts w:eastAsia="Times New Roman"/>
@@ -8333,7 +8398,7 @@
     <w:p>
       <w:pPr>
         <w:pStyle w:val="subtitel"/>
-        <w:divId w:val="37946012"/>
+        <w:divId w:val="788279977"/>
         <w:rPr>
           <w:lang w:val="nl-NL"/>
         </w:rPr>
@@ -8348,7 +8413,7 @@
     <w:p>
       <w:pPr>
         <w:pStyle w:val="Normaalweb"/>
-        <w:divId w:val="37946012"/>
+        <w:divId w:val="788279977"/>
         <w:rPr>
           <w:lang w:val="nl-NL"/>
         </w:rPr>
@@ -8369,7 +8434,7 @@
     <w:p>
       <w:pPr>
         <w:pStyle w:val="Normaalweb"/>
-        <w:divId w:val="37946012"/>
+        <w:divId w:val="788279977"/>
         <w:rPr>
           <w:lang w:val="nl-NL"/>
         </w:rPr>
@@ -8390,7 +8455,7 @@
     <w:p>
       <w:pPr>
         <w:pStyle w:val="Normaalweb"/>
-        <w:divId w:val="37946012"/>
+        <w:divId w:val="788279977"/>
         <w:rPr>
           <w:lang w:val="nl-NL"/>
         </w:rPr>
@@ -8411,7 +8476,7 @@
     <w:p>
       <w:pPr>
         <w:pStyle w:val="Normaalweb"/>
-        <w:divId w:val="37946012"/>
+        <w:divId w:val="788279977"/>
         <w:rPr>
           <w:lang w:val="nl-NL"/>
         </w:rPr>
@@ -8431,27 +8496,59 @@
     </w:p>
     <w:p>
       <w:pPr>
+        <w:pStyle w:val="marker"/>
+        <w:ind w:left="800" w:right="800"/>
+        <w:divId w:val="788279977"/>
+        <w:rPr>
+          <w:lang w:val="nl-NL"/>
+        </w:rPr>
+      </w:pPr>
+      <w:r>
+        <w:br w:type="page"/>
+      </w:r>
+    </w:p>
+    <w:p>
+      <w:pPr>
+        <w:pStyle w:val="Kop2"/>
+        <w:divId w:val="788279977"/>
+        <w:rPr>
+          <w:rFonts w:eastAsia="Times New Roman"/>
+          <w:lang w:val="nl-NL"/>
+        </w:rPr>
+      </w:pPr>
+      <w:bookmarkStart w:id="28" w:name="_Toc241844834"/>
+      <w:r>
+        <w:rPr>
+          <w:rFonts w:eastAsia="Times New Roman"/>
+          <w:lang w:val="nl-NL"/>
+        </w:rPr>
+        <w:t>Overheid / Ministeries</w:t>
+      </w:r>
+      <w:bookmarkEnd w:id="28"/>
+    </w:p>
+    <w:p>
+      <w:pPr>
         <w:pStyle w:val="Kop3"/>
-        <w:divId w:val="37946012"/>
-        <w:rPr>
-          <w:rFonts w:eastAsia="Times New Roman"/>
-          <w:lang w:val="nl-NL"/>
-        </w:rPr>
-      </w:pPr>
-      <w:bookmarkStart w:id="28" w:name="_Toc241842596"/>
-      <w:r>
-        <w:rPr>
-          <w:rFonts w:eastAsia="Times New Roman"/>
-          <w:lang w:val="nl-NL"/>
-        </w:rPr>
-        <w:t>FodIbz</w:t>
-      </w:r>
-      <w:bookmarkEnd w:id="28"/>
+        <w:divId w:val="788279977"/>
+        <w:rPr>
+          <w:rFonts w:eastAsia="Times New Roman"/>
+          <w:lang w:val="nl-NL"/>
+        </w:rPr>
+      </w:pPr>
+      <w:bookmarkStart w:id="29" w:name="_Toc241844835"/>
+      <w:r>
+        <w:rPr>
+          <w:rFonts w:eastAsia="Times New Roman"/>
+          <w:lang w:val="nl-NL"/>
+        </w:rPr>
+        <w:t>FOD IBZ</w:t>
+      </w:r>
+      <w:bookmarkEnd w:id="29"/>
     </w:p>
     <w:p>
       <w:pPr>
         <w:pStyle w:val="subtitel"/>
-        <w:divId w:val="37946012"/>
+        <w:divId w:val="788279977"/>
         <w:rPr>
           <w:lang w:val="nl-NL"/>
         </w:rPr>
@@ -8466,7 +8563,7 @@
     <w:p>
       <w:pPr>
         <w:pStyle w:val="Normaalweb"/>
-        <w:divId w:val="37946012"/>
+        <w:divId w:val="788279977"/>
         <w:rPr>
           <w:lang w:val="nl-NL"/>
         </w:rPr>
@@ -8487,7 +8584,7 @@
     <w:p>
       <w:pPr>
         <w:pStyle w:val="Normaalweb"/>
-        <w:divId w:val="37946012"/>
+        <w:divId w:val="788279977"/>
         <w:rPr>
           <w:lang w:val="nl-NL"/>
         </w:rPr>
@@ -8508,7 +8605,7 @@
     <w:p>
       <w:pPr>
         <w:pStyle w:val="Normaalweb"/>
-        <w:divId w:val="37946012"/>
+        <w:divId w:val="788279977"/>
         <w:rPr>
           <w:lang w:val="nl-NL"/>
         </w:rPr>
@@ -8528,7 +8625,7 @@
     </w:p>
     <w:p>
       <w:pPr>
-        <w:divId w:val="1135876940"/>
+        <w:divId w:val="1731340156"/>
         <w:rPr>
           <w:color w:val="555555"/>
           <w:sz w:val="20"/>
@@ -8543,12 +8640,12 @@
           <w:szCs w:val="20"/>
           <w:lang w:val="nl-NL"/>
         </w:rPr>
-        <w:t>*1* *1* FOD Binnenlandse Zaken, Algemene Directie Identiteit en Burgerzaken: beheer van het Rijksregister, de centrale databank met bevolkingsgegevens.</w:t>
-      </w:r>
-    </w:p>
-    <w:p>
-      <w:pPr>
-        <w:divId w:val="1135876940"/>
+        <w:t>*1* FOD Binnenlandse Zaken, Algemene Directie Identiteit en Burgerzaken: beheer van het Rijksregister, de centrale databank met bevolkingsgegevens.</w:t>
+      </w:r>
+    </w:p>
+    <w:p>
+      <w:pPr>
+        <w:divId w:val="1731340156"/>
         <w:rPr>
           <w:color w:val="555555"/>
           <w:sz w:val="20"/>
@@ -8563,12 +8660,12 @@
           <w:szCs w:val="20"/>
           <w:lang w:val="nl-NL"/>
         </w:rPr>
-        <w:t>*2* *2* FOD IBZ produceert en verdeelt de eID, vreemdelingenkaart en Kids-ID.</w:t>
-      </w:r>
-    </w:p>
-    <w:p>
-      <w:pPr>
-        <w:divId w:val="1135876940"/>
+        <w:t>*2* FOD IBZ produceert en verdeelt de eID, vreemdelingenkaart en Kids-ID.</w:t>
+      </w:r>
+    </w:p>
+    <w:p>
+      <w:pPr>
+        <w:divId w:val="1731340156"/>
         <w:rPr>
           <w:color w:val="555555"/>
           <w:sz w:val="20"/>
@@ -8583,12 +8680,12 @@
           <w:szCs w:val="20"/>
           <w:lang w:val="nl-NL"/>
         </w:rPr>
-        <w:t>*3* *3* Entry 02-09-2026: AVG-inzageverzoek bij FOD IBZ voor logbestanden en metagegevens van de uitschrijving naar Nederland in 2014.</w:t>
-      </w:r>
-    </w:p>
-    <w:p>
-      <w:pPr>
-        <w:divId w:val="1135876940"/>
+        <w:t>*3* Entry 02-09-2026: AVG-inzageverzoek bij FOD IBZ voor logbestanden en metagegevens van de uitschrijving naar Nederland in 2014.</w:t>
+      </w:r>
+    </w:p>
+    <w:p>
+      <w:pPr>
+        <w:divId w:val="1731340156"/>
         <w:rPr>
           <w:color w:val="555555"/>
           <w:sz w:val="20"/>
@@ -8603,14 +8700,14 @@
           <w:szCs w:val="20"/>
           <w:lang w:val="nl-NL"/>
         </w:rPr>
-        <w:t>*4* *4* Entry 02-10-2026: nieuwe aanvraag via website-interface wegens e-mailbounce.</w:t>
+        <w:t>*4* Entry 02-10-2026: nieuwe aanvraag via website-interface wegens e-mailbounce.</w:t>
       </w:r>
     </w:p>
     <w:p>
       <w:pPr>
         <w:pStyle w:val="marker"/>
         <w:ind w:left="800" w:right="800"/>
-        <w:divId w:val="37946012"/>
+        <w:divId w:val="788279977"/>
         <w:rPr>
           <w:lang w:val="nl-NL"/>
         </w:rPr>
@@ -8622,26 +8719,26 @@
     <w:p>
       <w:pPr>
         <w:pStyle w:val="Kop3"/>
-        <w:divId w:val="37946012"/>
-        <w:rPr>
-          <w:rFonts w:eastAsia="Times New Roman"/>
-          <w:lang w:val="nl-NL"/>
-        </w:rPr>
-      </w:pPr>
-      <w:bookmarkStart w:id="29" w:name="_Toc241842597"/>
-      <w:r>
-        <w:rPr>
-          <w:rFonts w:eastAsia="Times New Roman"/>
-          <w:lang w:val="nl-NL"/>
-        </w:rPr>
-        <w:t>Sfpd</w:t>
-      </w:r>
-      <w:bookmarkEnd w:id="29"/>
+        <w:divId w:val="788279977"/>
+        <w:rPr>
+          <w:rFonts w:eastAsia="Times New Roman"/>
+          <w:lang w:val="nl-NL"/>
+        </w:rPr>
+      </w:pPr>
+      <w:bookmarkStart w:id="30" w:name="_Toc241844836"/>
+      <w:r>
+        <w:rPr>
+          <w:rFonts w:eastAsia="Times New Roman"/>
+          <w:lang w:val="nl-NL"/>
+        </w:rPr>
+        <w:t>SFPD</w:t>
+      </w:r>
+      <w:bookmarkEnd w:id="30"/>
     </w:p>
     <w:p>
       <w:pPr>
         <w:pStyle w:val="subtitel"/>
-        <w:divId w:val="37946012"/>
+        <w:divId w:val="788279977"/>
         <w:rPr>
           <w:lang w:val="nl-NL"/>
         </w:rPr>
@@ -8656,7 +8753,7 @@
     <w:p>
       <w:pPr>
         <w:pStyle w:val="Normaalweb"/>
-        <w:divId w:val="37946012"/>
+        <w:divId w:val="788279977"/>
         <w:rPr>
           <w:lang w:val="nl-NL"/>
         </w:rPr>
@@ -8677,7 +8774,7 @@
     <w:p>
       <w:pPr>
         <w:pStyle w:val="Normaalweb"/>
-        <w:divId w:val="37946012"/>
+        <w:divId w:val="788279977"/>
         <w:rPr>
           <w:lang w:val="nl-NL"/>
         </w:rPr>
@@ -8698,7 +8795,7 @@
     <w:p>
       <w:pPr>
         <w:pStyle w:val="Normaalweb"/>
-        <w:divId w:val="37946012"/>
+        <w:divId w:val="788279977"/>
         <w:rPr>
           <w:lang w:val="nl-NL"/>
         </w:rPr>
@@ -8718,7 +8815,7 @@
     </w:p>
     <w:p>
       <w:pPr>
-        <w:divId w:val="1414546236"/>
+        <w:divId w:val="1335642937"/>
         <w:rPr>
           <w:color w:val="555555"/>
           <w:sz w:val="20"/>
@@ -8733,12 +8830,12 @@
           <w:szCs w:val="20"/>
           <w:lang w:val="nl-NL"/>
         </w:rPr>
-        <w:t>*1* *1* Federale Pensioendienst, taken: toekenning en betaling van wettelijke pensioenen voor werknemers, ambtenaren en zelfstandigen.</w:t>
-      </w:r>
-    </w:p>
-    <w:p>
-      <w:pPr>
-        <w:divId w:val="1414546236"/>
+        <w:t>*1* Federale Pensioendienst, taken: toekenning en betaling van wettelijke pensioenen voor werknemers, ambtenaren en zelfstandigen.</w:t>
+      </w:r>
+    </w:p>
+    <w:p>
+      <w:pPr>
+        <w:divId w:val="1335642937"/>
         <w:rPr>
           <w:color w:val="555555"/>
           <w:sz w:val="20"/>
@@ -8753,12 +8850,12 @@
           <w:szCs w:val="20"/>
           <w:lang w:val="nl-NL"/>
         </w:rPr>
-        <w:t>*2* *2* SFPD is belast met de toekenning van rustpensioen, overlevingspensioen, overgangsuitkering en inkomensgarantie voor ouderen.</w:t>
-      </w:r>
-    </w:p>
-    <w:p>
-      <w:pPr>
-        <w:divId w:val="1414546236"/>
+        <w:t>*2* SFPD is belast met de toekenning van rustpensioen, overlevingspensioen, overgangsuitkering en inkomensgarantie voor ouderen.</w:t>
+      </w:r>
+    </w:p>
+    <w:p>
+      <w:pPr>
+        <w:divId w:val="1335642937"/>
         <w:rPr>
           <w:color w:val="555555"/>
           <w:sz w:val="20"/>
@@ -8773,12 +8870,12 @@
           <w:szCs w:val="20"/>
           <w:lang w:val="nl-NL"/>
         </w:rPr>
-        <w:t>*3* *3* Entry 02-09-2026: AVG-inzageverzoek bij SFPD voor EESSI-logbestanden en BUC/SED-berichten.</w:t>
-      </w:r>
-    </w:p>
-    <w:p>
-      <w:pPr>
-        <w:divId w:val="1414546236"/>
+        <w:t>*3* Entry 02-09-2026: AVG-inzageverzoek bij SFPD voor EESSI-logbestanden en BUC/SED-berichten.</w:t>
+      </w:r>
+    </w:p>
+    <w:p>
+      <w:pPr>
+        <w:divId w:val="1335642937"/>
         <w:rPr>
           <w:color w:val="555555"/>
           <w:sz w:val="20"/>
@@ -8793,14 +8890,14 @@
           <w:szCs w:val="20"/>
           <w:lang w:val="nl-NL"/>
         </w:rPr>
-        <w:t>*4* *4* Entry 02-10-2026: reactie DPO SFPD: EESSI-gegevens bevinden zich niet in de systemen van de SFPD; verwijzing naar Sigedis of buitenlandse organismen.</w:t>
+        <w:t>*4* Entry 02-10-2026: reactie DPO SFPD: EESSI-gegevens bevinden zich niet in de systemen van de SFPD; verwijzing naar Sigedis of buitenlandse organismen.</w:t>
       </w:r>
     </w:p>
     <w:p>
       <w:pPr>
         <w:pStyle w:val="marker"/>
         <w:ind w:left="800" w:right="800"/>
-        <w:divId w:val="37946012"/>
+        <w:divId w:val="788279977"/>
         <w:rPr>
           <w:lang w:val="nl-NL"/>
         </w:rPr>
@@ -8812,13 +8909,13 @@
     <w:p>
       <w:pPr>
         <w:pStyle w:val="Kop1"/>
-        <w:divId w:val="37946012"/>
-        <w:rPr>
-          <w:rFonts w:eastAsia="Times New Roman"/>
-          <w:lang w:val="nl-NL"/>
-        </w:rPr>
-      </w:pPr>
-      <w:bookmarkStart w:id="30" w:name="_Toc241842598"/>
+        <w:divId w:val="788279977"/>
+        <w:rPr>
+          <w:rFonts w:eastAsia="Times New Roman"/>
+          <w:lang w:val="nl-NL"/>
+        </w:rPr>
+      </w:pPr>
+      <w:bookmarkStart w:id="31" w:name="_Toc241844837"/>
       <w:r>
         <w:rPr>
           <w:rFonts w:eastAsia="Times New Roman"/>
@@ -8826,18 +8923,18 @@
         </w:rPr>
         <w:t>II. Nederland</w:t>
       </w:r>
-      <w:bookmarkEnd w:id="30"/>
+      <w:bookmarkEnd w:id="31"/>
     </w:p>
     <w:p>
       <w:pPr>
         <w:pStyle w:val="Kop2"/>
-        <w:divId w:val="37946012"/>
-        <w:rPr>
-          <w:rFonts w:eastAsia="Times New Roman"/>
-          <w:lang w:val="nl-NL"/>
-        </w:rPr>
-      </w:pPr>
-      <w:bookmarkStart w:id="31" w:name="_Toc241842599"/>
+        <w:divId w:val="788279977"/>
+        <w:rPr>
+          <w:rFonts w:eastAsia="Times New Roman"/>
+          <w:lang w:val="nl-NL"/>
+        </w:rPr>
+      </w:pPr>
+      <w:bookmarkStart w:id="32" w:name="_Toc241844838"/>
       <w:r>
         <w:rPr>
           <w:rFonts w:eastAsia="Times New Roman"/>
@@ -8845,18 +8942,18 @@
         </w:rPr>
         <w:t>Zorg &amp; Verzekering</w:t>
       </w:r>
-      <w:bookmarkEnd w:id="31"/>
+      <w:bookmarkEnd w:id="32"/>
     </w:p>
     <w:p>
       <w:pPr>
         <w:pStyle w:val="Kop3"/>
-        <w:divId w:val="37946012"/>
-        <w:rPr>
-          <w:rFonts w:eastAsia="Times New Roman"/>
-          <w:lang w:val="nl-NL"/>
-        </w:rPr>
-      </w:pPr>
-      <w:bookmarkStart w:id="32" w:name="_Toc241842600"/>
+        <w:divId w:val="788279977"/>
+        <w:rPr>
+          <w:rFonts w:eastAsia="Times New Roman"/>
+          <w:lang w:val="nl-NL"/>
+        </w:rPr>
+      </w:pPr>
+      <w:bookmarkStart w:id="33" w:name="_Toc241844839"/>
       <w:r>
         <w:rPr>
           <w:rFonts w:eastAsia="Times New Roman"/>
@@ -8864,12 +8961,12 @@
         </w:rPr>
         <w:t>ZORGSAAM</w:t>
       </w:r>
-      <w:bookmarkEnd w:id="32"/>
+      <w:bookmarkEnd w:id="33"/>
     </w:p>
     <w:p>
       <w:pPr>
         <w:pStyle w:val="subtitel"/>
-        <w:divId w:val="37946012"/>
+        <w:divId w:val="788279977"/>
         <w:rPr>
           <w:lang w:val="nl-NL"/>
         </w:rPr>
@@ -8884,7 +8981,7 @@
     <w:p>
       <w:pPr>
         <w:pStyle w:val="Normaalweb"/>
-        <w:divId w:val="37946012"/>
+        <w:divId w:val="788279977"/>
         <w:rPr>
           <w:lang w:val="nl-NL"/>
         </w:rPr>
@@ -8905,7 +9002,7 @@
     <w:p>
       <w:pPr>
         <w:pStyle w:val="Normaalweb"/>
-        <w:divId w:val="37946012"/>
+        <w:divId w:val="788279977"/>
         <w:rPr>
           <w:lang w:val="nl-NL"/>
         </w:rPr>
@@ -8920,7 +9017,7 @@
     <w:p>
       <w:pPr>
         <w:pStyle w:val="Normaalweb"/>
-        <w:divId w:val="37946012"/>
+        <w:divId w:val="788279977"/>
         <w:rPr>
           <w:lang w:val="nl-NL"/>
         </w:rPr>
@@ -8942,7 +9039,7 @@
       <w:pPr>
         <w:pStyle w:val="marker"/>
         <w:ind w:left="800" w:right="800"/>
-        <w:divId w:val="37946012"/>
+        <w:divId w:val="788279977"/>
         <w:rPr>
           <w:lang w:val="nl-NL"/>
         </w:rPr>
@@ -8954,13 +9051,13 @@
     <w:p>
       <w:pPr>
         <w:pStyle w:val="Kop3"/>
-        <w:divId w:val="37946012"/>
-        <w:rPr>
-          <w:rFonts w:eastAsia="Times New Roman"/>
-          <w:lang w:val="nl-NL"/>
-        </w:rPr>
-      </w:pPr>
-      <w:bookmarkStart w:id="33" w:name="_Toc241842601"/>
+        <w:divId w:val="788279977"/>
+        <w:rPr>
+          <w:rFonts w:eastAsia="Times New Roman"/>
+          <w:lang w:val="nl-NL"/>
+        </w:rPr>
+      </w:pPr>
+      <w:bookmarkStart w:id="34" w:name="_Toc241844840"/>
       <w:r>
         <w:rPr>
           <w:rFonts w:eastAsia="Times New Roman"/>
@@ -8968,12 +9065,12 @@
         </w:rPr>
         <w:t>CZ</w:t>
       </w:r>
-      <w:bookmarkEnd w:id="33"/>
+      <w:bookmarkEnd w:id="34"/>
     </w:p>
     <w:p>
       <w:pPr>
         <w:pStyle w:val="subtitel"/>
-        <w:divId w:val="37946012"/>
+        <w:divId w:val="788279977"/>
         <w:rPr>
           <w:lang w:val="nl-NL"/>
         </w:rPr>
@@ -8988,7 +9085,7 @@
     <w:p>
       <w:pPr>
         <w:pStyle w:val="Normaalweb"/>
-        <w:divId w:val="37946012"/>
+        <w:divId w:val="788279977"/>
         <w:rPr>
           <w:lang w:val="nl-NL"/>
         </w:rPr>
@@ -9009,7 +9106,7 @@
     <w:p>
       <w:pPr>
         <w:pStyle w:val="Normaalweb"/>
-        <w:divId w:val="37946012"/>
+        <w:divId w:val="788279977"/>
         <w:rPr>
           <w:lang w:val="nl-NL"/>
         </w:rPr>
@@ -9030,7 +9127,7 @@
     <w:p>
       <w:pPr>
         <w:pStyle w:val="Normaalweb"/>
-        <w:divId w:val="37946012"/>
+        <w:divId w:val="788279977"/>
         <w:rPr>
           <w:lang w:val="nl-NL"/>
         </w:rPr>
@@ -9045,7 +9142,7 @@
     <w:p>
       <w:pPr>
         <w:pStyle w:val="Normaalweb"/>
-        <w:divId w:val="37946012"/>
+        <w:divId w:val="788279977"/>
         <w:rPr>
           <w:lang w:val="nl-NL"/>
         </w:rPr>
@@ -9059,7 +9156,7 @@
     </w:p>
     <w:p>
       <w:pPr>
-        <w:divId w:val="39672418"/>
+        <w:divId w:val="1840197573"/>
         <w:rPr>
           <w:color w:val="555555"/>
           <w:sz w:val="20"/>
@@ -9079,7 +9176,7 @@
     </w:p>
     <w:p>
       <w:pPr>
-        <w:divId w:val="39672418"/>
+        <w:divId w:val="1840197573"/>
         <w:rPr>
           <w:color w:val="555555"/>
           <w:sz w:val="20"/>
@@ -9101,7 +9198,7 @@
       <w:pPr>
         <w:pStyle w:val="marker"/>
         <w:ind w:left="800" w:right="800"/>
-        <w:divId w:val="37946012"/>
+        <w:divId w:val="788279977"/>
         <w:rPr>
           <w:lang w:val="nl-NL"/>
         </w:rPr>
@@ -9113,13 +9210,13 @@
     <w:p>
       <w:pPr>
         <w:pStyle w:val="Kop3"/>
-        <w:divId w:val="37946012"/>
-        <w:rPr>
-          <w:rFonts w:eastAsia="Times New Roman"/>
-          <w:lang w:val="nl-NL"/>
-        </w:rPr>
-      </w:pPr>
-      <w:bookmarkStart w:id="34" w:name="_Toc241842602"/>
+        <w:divId w:val="788279977"/>
+        <w:rPr>
+          <w:rFonts w:eastAsia="Times New Roman"/>
+          <w:lang w:val="nl-NL"/>
+        </w:rPr>
+      </w:pPr>
+      <w:bookmarkStart w:id="35" w:name="_Toc241844841"/>
       <w:r>
         <w:rPr>
           <w:rFonts w:eastAsia="Times New Roman"/>
@@ -9127,12 +9224,12 @@
         </w:rPr>
         <w:t>CAK</w:t>
       </w:r>
-      <w:bookmarkEnd w:id="34"/>
+      <w:bookmarkEnd w:id="35"/>
     </w:p>
     <w:p>
       <w:pPr>
         <w:pStyle w:val="subtitel"/>
-        <w:divId w:val="37946012"/>
+        <w:divId w:val="788279977"/>
         <w:rPr>
           <w:lang w:val="nl-NL"/>
         </w:rPr>
@@ -9147,7 +9244,7 @@
     <w:p>
       <w:pPr>
         <w:pStyle w:val="Normaalweb"/>
-        <w:divId w:val="37946012"/>
+        <w:divId w:val="788279977"/>
         <w:rPr>
           <w:lang w:val="nl-NL"/>
         </w:rPr>
@@ -9168,7 +9265,7 @@
     <w:p>
       <w:pPr>
         <w:pStyle w:val="Normaalweb"/>
-        <w:divId w:val="37946012"/>
+        <w:divId w:val="788279977"/>
         <w:rPr>
           <w:lang w:val="nl-NL"/>
         </w:rPr>
@@ -9183,7 +9280,7 @@
     <w:p>
       <w:pPr>
         <w:pStyle w:val="Normaalweb"/>
-        <w:divId w:val="37946012"/>
+        <w:divId w:val="788279977"/>
         <w:rPr>
           <w:lang w:val="nl-NL"/>
         </w:rPr>
@@ -9199,7 +9296,7 @@
       <w:pPr>
         <w:pStyle w:val="marker"/>
         <w:ind w:left="800" w:right="800"/>
-        <w:divId w:val="37946012"/>
+        <w:divId w:val="788279977"/>
         <w:rPr>
           <w:lang w:val="nl-NL"/>
         </w:rPr>
@@ -9211,13 +9308,13 @@
     <w:p>
       <w:pPr>
         <w:pStyle w:val="Kop3"/>
-        <w:divId w:val="37946012"/>
-        <w:rPr>
-          <w:rFonts w:eastAsia="Times New Roman"/>
-          <w:lang w:val="nl-NL"/>
-        </w:rPr>
-      </w:pPr>
-      <w:bookmarkStart w:id="35" w:name="_Toc241842603"/>
+        <w:divId w:val="788279977"/>
+        <w:rPr>
+          <w:rFonts w:eastAsia="Times New Roman"/>
+          <w:lang w:val="nl-NL"/>
+        </w:rPr>
+      </w:pPr>
+      <w:bookmarkStart w:id="36" w:name="_Toc241844842"/>
       <w:r>
         <w:rPr>
           <w:rFonts w:eastAsia="Times New Roman"/>
@@ -9225,12 +9322,12 @@
         </w:rPr>
         <w:t>ZORGINSTITUUT NEDERLAND (ZIN)</w:t>
       </w:r>
-      <w:bookmarkEnd w:id="35"/>
+      <w:bookmarkEnd w:id="36"/>
     </w:p>
     <w:p>
       <w:pPr>
         <w:pStyle w:val="subtitel"/>
-        <w:divId w:val="37946012"/>
+        <w:divId w:val="788279977"/>
         <w:rPr>
           <w:lang w:val="nl-NL"/>
         </w:rPr>
@@ -9245,7 +9342,7 @@
     <w:p>
       <w:pPr>
         <w:pStyle w:val="Normaalweb"/>
-        <w:divId w:val="37946012"/>
+        <w:divId w:val="788279977"/>
         <w:rPr>
           <w:lang w:val="nl-NL"/>
         </w:rPr>
@@ -9260,7 +9357,7 @@
     <w:p>
       <w:pPr>
         <w:pStyle w:val="Normaalweb"/>
-        <w:divId w:val="37946012"/>
+        <w:divId w:val="788279977"/>
         <w:rPr>
           <w:lang w:val="nl-NL"/>
         </w:rPr>
@@ -9275,7 +9372,7 @@
     <w:p>
       <w:pPr>
         <w:pStyle w:val="Normaalweb"/>
-        <w:divId w:val="37946012"/>
+        <w:divId w:val="788279977"/>
         <w:rPr>
           <w:lang w:val="nl-NL"/>
         </w:rPr>
@@ -9291,7 +9388,7 @@
       <w:pPr>
         <w:pStyle w:val="marker"/>
         <w:ind w:left="800" w:right="800"/>
-        <w:divId w:val="37946012"/>
+        <w:divId w:val="788279977"/>
         <w:rPr>
           <w:lang w:val="nl-NL"/>
         </w:rPr>
@@ -9303,13 +9400,13 @@
     <w:p>
       <w:pPr>
         <w:pStyle w:val="Kop3"/>
-        <w:divId w:val="37946012"/>
-        <w:rPr>
-          <w:rFonts w:eastAsia="Times New Roman"/>
-          <w:lang w:val="nl-NL"/>
-        </w:rPr>
-      </w:pPr>
-      <w:bookmarkStart w:id="36" w:name="_Toc241842604"/>
+        <w:divId w:val="788279977"/>
+        <w:rPr>
+          <w:rFonts w:eastAsia="Times New Roman"/>
+          <w:lang w:val="nl-NL"/>
+        </w:rPr>
+      </w:pPr>
+      <w:bookmarkStart w:id="37" w:name="_Toc241844843"/>
       <w:r>
         <w:rPr>
           <w:rFonts w:eastAsia="Times New Roman"/>
@@ -9317,12 +9414,12 @@
         </w:rPr>
         <w:t>PALLION HUISARTSENPRAKTIJK</w:t>
       </w:r>
-      <w:bookmarkEnd w:id="36"/>
+      <w:bookmarkEnd w:id="37"/>
     </w:p>
     <w:p>
       <w:pPr>
         <w:pStyle w:val="subtitel"/>
-        <w:divId w:val="37946012"/>
+        <w:divId w:val="788279977"/>
         <w:rPr>
           <w:lang w:val="nl-NL"/>
         </w:rPr>
@@ -9337,7 +9434,7 @@
     <w:p>
       <w:pPr>
         <w:pStyle w:val="Normaalweb"/>
-        <w:divId w:val="37946012"/>
+        <w:divId w:val="788279977"/>
         <w:rPr>
           <w:lang w:val="nl-NL"/>
         </w:rPr>
@@ -9358,7 +9455,7 @@
     <w:p>
       <w:pPr>
         <w:pStyle w:val="Normaalweb"/>
-        <w:divId w:val="37946012"/>
+        <w:divId w:val="788279977"/>
         <w:rPr>
           <w:lang w:val="nl-NL"/>
         </w:rPr>
@@ -9373,7 +9470,7 @@
     <w:p>
       <w:pPr>
         <w:pStyle w:val="Normaalweb"/>
-        <w:divId w:val="37946012"/>
+        <w:divId w:val="788279977"/>
         <w:rPr>
           <w:lang w:val="nl-NL"/>
         </w:rPr>
@@ -9395,7 +9492,7 @@
       <w:pPr>
         <w:pStyle w:val="marker"/>
         <w:ind w:left="800" w:right="800"/>
-        <w:divId w:val="37946012"/>
+        <w:divId w:val="788279977"/>
         <w:rPr>
           <w:lang w:val="nl-NL"/>
         </w:rPr>
@@ -9407,13 +9504,13 @@
     <w:p>
       <w:pPr>
         <w:pStyle w:val="Kop3"/>
-        <w:divId w:val="37946012"/>
-        <w:rPr>
-          <w:rFonts w:eastAsia="Times New Roman"/>
-          <w:lang w:val="nl-NL"/>
-        </w:rPr>
-      </w:pPr>
-      <w:bookmarkStart w:id="37" w:name="_Toc241842605"/>
+        <w:divId w:val="788279977"/>
+        <w:rPr>
+          <w:rFonts w:eastAsia="Times New Roman"/>
+          <w:lang w:val="nl-NL"/>
+        </w:rPr>
+      </w:pPr>
+      <w:bookmarkStart w:id="38" w:name="_Toc241844844"/>
       <w:r>
         <w:rPr>
           <w:rFonts w:eastAsia="Times New Roman"/>
@@ -9421,12 +9518,12 @@
         </w:rPr>
         <w:t>ONAFHANKELIJKE EXPERTS (NL)</w:t>
       </w:r>
-      <w:bookmarkEnd w:id="37"/>
+      <w:bookmarkEnd w:id="38"/>
     </w:p>
     <w:p>
       <w:pPr>
         <w:pStyle w:val="subtitel"/>
-        <w:divId w:val="37946012"/>
+        <w:divId w:val="788279977"/>
         <w:rPr>
           <w:lang w:val="nl-NL"/>
         </w:rPr>
@@ -9441,7 +9538,7 @@
     <w:p>
       <w:pPr>
         <w:pStyle w:val="Normaalweb"/>
-        <w:divId w:val="37946012"/>
+        <w:divId w:val="788279977"/>
         <w:rPr>
           <w:lang w:val="nl-NL"/>
         </w:rPr>
@@ -9462,7 +9559,7 @@
     <w:p>
       <w:pPr>
         <w:pStyle w:val="Normaalweb"/>
-        <w:divId w:val="37946012"/>
+        <w:divId w:val="788279977"/>
         <w:rPr>
           <w:lang w:val="nl-NL"/>
         </w:rPr>
@@ -9477,7 +9574,7 @@
     <w:p>
       <w:pPr>
         <w:pStyle w:val="Normaalweb"/>
-        <w:divId w:val="37946012"/>
+        <w:divId w:val="788279977"/>
         <w:rPr>
           <w:lang w:val="nl-NL"/>
         </w:rPr>
@@ -9499,7 +9596,7 @@
       <w:pPr>
         <w:pStyle w:val="marker"/>
         <w:ind w:left="800" w:right="800"/>
-        <w:divId w:val="37946012"/>
+        <w:divId w:val="788279977"/>
         <w:rPr>
           <w:lang w:val="nl-NL"/>
         </w:rPr>
@@ -9511,13 +9608,13 @@
     <w:p>
       <w:pPr>
         <w:pStyle w:val="Kop2"/>
-        <w:divId w:val="37946012"/>
-        <w:rPr>
-          <w:rFonts w:eastAsia="Times New Roman"/>
-          <w:lang w:val="nl-NL"/>
-        </w:rPr>
-      </w:pPr>
-      <w:bookmarkStart w:id="38" w:name="_Toc241842606"/>
+        <w:divId w:val="788279977"/>
+        <w:rPr>
+          <w:rFonts w:eastAsia="Times New Roman"/>
+          <w:lang w:val="nl-NL"/>
+        </w:rPr>
+      </w:pPr>
+      <w:bookmarkStart w:id="39" w:name="_Toc241844845"/>
       <w:r>
         <w:rPr>
           <w:rFonts w:eastAsia="Times New Roman"/>
@@ -9525,18 +9622,18 @@
         </w:rPr>
         <w:t>Financiën &amp; Sociale Zekerheid</w:t>
       </w:r>
-      <w:bookmarkEnd w:id="38"/>
+      <w:bookmarkEnd w:id="39"/>
     </w:p>
     <w:p>
       <w:pPr>
         <w:pStyle w:val="Kop3"/>
-        <w:divId w:val="37946012"/>
-        <w:rPr>
-          <w:rFonts w:eastAsia="Times New Roman"/>
-          <w:lang w:val="nl-NL"/>
-        </w:rPr>
-      </w:pPr>
-      <w:bookmarkStart w:id="39" w:name="_Toc241842607"/>
+        <w:divId w:val="788279977"/>
+        <w:rPr>
+          <w:rFonts w:eastAsia="Times New Roman"/>
+          <w:lang w:val="nl-NL"/>
+        </w:rPr>
+      </w:pPr>
+      <w:bookmarkStart w:id="40" w:name="_Toc241844846"/>
       <w:r>
         <w:rPr>
           <w:rFonts w:eastAsia="Times New Roman"/>
@@ -9544,12 +9641,12 @@
         </w:rPr>
         <w:t>UWV</w:t>
       </w:r>
-      <w:bookmarkEnd w:id="39"/>
+      <w:bookmarkEnd w:id="40"/>
     </w:p>
     <w:p>
       <w:pPr>
         <w:pStyle w:val="subtitel"/>
-        <w:divId w:val="37946012"/>
+        <w:divId w:val="788279977"/>
         <w:rPr>
           <w:lang w:val="nl-NL"/>
         </w:rPr>
@@ -9564,7 +9661,7 @@
     <w:p>
       <w:pPr>
         <w:pStyle w:val="Normaalweb"/>
-        <w:divId w:val="37946012"/>
+        <w:divId w:val="788279977"/>
         <w:rPr>
           <w:lang w:val="nl-NL"/>
         </w:rPr>
@@ -9585,7 +9682,7 @@
     <w:p>
       <w:pPr>
         <w:pStyle w:val="Normaalweb"/>
-        <w:divId w:val="37946012"/>
+        <w:divId w:val="788279977"/>
         <w:rPr>
           <w:lang w:val="nl-NL"/>
         </w:rPr>
@@ -9600,7 +9697,7 @@
     <w:p>
       <w:pPr>
         <w:pStyle w:val="Normaalweb"/>
-        <w:divId w:val="37946012"/>
+        <w:divId w:val="788279977"/>
         <w:rPr>
           <w:lang w:val="nl-NL"/>
         </w:rPr>
@@ -9621,7 +9718,7 @@
     <w:p>
       <w:pPr>
         <w:pStyle w:val="Normaalweb"/>
-        <w:divId w:val="37946012"/>
+        <w:divId w:val="788279977"/>
         <w:rPr>
           <w:lang w:val="nl-NL"/>
         </w:rPr>
@@ -9642,7 +9739,7 @@
     <w:p>
       <w:pPr>
         <w:pStyle w:val="Normaalweb"/>
-        <w:divId w:val="37946012"/>
+        <w:divId w:val="788279977"/>
         <w:rPr>
           <w:lang w:val="nl-NL"/>
         </w:rPr>
@@ -9656,7 +9753,7 @@
     </w:p>
     <w:p>
       <w:pPr>
-        <w:divId w:val="56898050"/>
+        <w:divId w:val="1018893632"/>
         <w:rPr>
           <w:color w:val="555555"/>
           <w:sz w:val="20"/>
@@ -9676,7 +9773,7 @@
     </w:p>
     <w:p>
       <w:pPr>
-        <w:divId w:val="56898050"/>
+        <w:divId w:val="1018893632"/>
         <w:rPr>
           <w:color w:val="555555"/>
           <w:sz w:val="20"/>
@@ -9698,7 +9795,7 @@
       <w:pPr>
         <w:pStyle w:val="marker"/>
         <w:ind w:left="800" w:right="800"/>
-        <w:divId w:val="37946012"/>
+        <w:divId w:val="788279977"/>
         <w:rPr>
           <w:lang w:val="nl-NL"/>
         </w:rPr>
@@ -9710,13 +9807,13 @@
     <w:p>
       <w:pPr>
         <w:pStyle w:val="Kop3"/>
-        <w:divId w:val="37946012"/>
-        <w:rPr>
-          <w:rFonts w:eastAsia="Times New Roman"/>
-          <w:lang w:val="nl-NL"/>
-        </w:rPr>
-      </w:pPr>
-      <w:bookmarkStart w:id="40" w:name="_Toc241842608"/>
+        <w:divId w:val="788279977"/>
+        <w:rPr>
+          <w:rFonts w:eastAsia="Times New Roman"/>
+          <w:lang w:val="nl-NL"/>
+        </w:rPr>
+      </w:pPr>
+      <w:bookmarkStart w:id="41" w:name="_Toc241844847"/>
       <w:r>
         <w:rPr>
           <w:rFonts w:eastAsia="Times New Roman"/>
@@ -9724,12 +9821,12 @@
         </w:rPr>
         <w:t>SVB &amp; BBZ</w:t>
       </w:r>
-      <w:bookmarkEnd w:id="40"/>
+      <w:bookmarkEnd w:id="41"/>
     </w:p>
     <w:p>
       <w:pPr>
         <w:pStyle w:val="subtitel"/>
-        <w:divId w:val="37946012"/>
+        <w:divId w:val="788279977"/>
         <w:rPr>
           <w:lang w:val="nl-NL"/>
         </w:rPr>
@@ -9744,7 +9841,7 @@
     <w:p>
       <w:pPr>
         <w:pStyle w:val="Normaalweb"/>
-        <w:divId w:val="37946012"/>
+        <w:divId w:val="788279977"/>
         <w:rPr>
           <w:lang w:val="nl-NL"/>
         </w:rPr>
@@ -9765,7 +9862,7 @@
     <w:p>
       <w:pPr>
         <w:pStyle w:val="Normaalweb"/>
-        <w:divId w:val="37946012"/>
+        <w:divId w:val="788279977"/>
         <w:rPr>
           <w:lang w:val="nl-NL"/>
         </w:rPr>
@@ -9786,7 +9883,7 @@
     <w:p>
       <w:pPr>
         <w:pStyle w:val="Normaalweb"/>
-        <w:divId w:val="37946012"/>
+        <w:divId w:val="788279977"/>
         <w:rPr>
           <w:lang w:val="nl-NL"/>
         </w:rPr>
@@ -9801,7 +9898,7 @@
     <w:p>
       <w:pPr>
         <w:pStyle w:val="Normaalweb"/>
-        <w:divId w:val="37946012"/>
+        <w:divId w:val="788279977"/>
         <w:rPr>
           <w:lang w:val="nl-NL"/>
         </w:rPr>
@@ -9821,7 +9918,7 @@
     </w:p>
     <w:p>
       <w:pPr>
-        <w:divId w:val="103618584"/>
+        <w:divId w:val="1432361911"/>
         <w:rPr>
           <w:color w:val="555555"/>
           <w:sz w:val="20"/>
@@ -9843,7 +9940,7 @@
       <w:pPr>
         <w:pStyle w:val="marker"/>
         <w:ind w:left="800" w:right="800"/>
-        <w:divId w:val="37946012"/>
+        <w:divId w:val="788279977"/>
         <w:rPr>
           <w:lang w:val="nl-NL"/>
         </w:rPr>
@@ -9855,13 +9952,13 @@
     <w:p>
       <w:pPr>
         <w:pStyle w:val="Kop3"/>
-        <w:divId w:val="37946012"/>
-        <w:rPr>
-          <w:rFonts w:eastAsia="Times New Roman"/>
-          <w:lang w:val="nl-NL"/>
-        </w:rPr>
-      </w:pPr>
-      <w:bookmarkStart w:id="41" w:name="_Toc241842609"/>
+        <w:divId w:val="788279977"/>
+        <w:rPr>
+          <w:rFonts w:eastAsia="Times New Roman"/>
+          <w:lang w:val="nl-NL"/>
+        </w:rPr>
+      </w:pPr>
+      <w:bookmarkStart w:id="42" w:name="_Toc241844848"/>
       <w:r>
         <w:rPr>
           <w:rFonts w:eastAsia="Times New Roman"/>
@@ -9869,12 +9966,12 @@
         </w:rPr>
         <w:t>BELASTINGDIENST</w:t>
       </w:r>
-      <w:bookmarkEnd w:id="41"/>
+      <w:bookmarkEnd w:id="42"/>
     </w:p>
     <w:p>
       <w:pPr>
         <w:pStyle w:val="subtitel"/>
-        <w:divId w:val="37946012"/>
+        <w:divId w:val="788279977"/>
         <w:rPr>
           <w:lang w:val="nl-NL"/>
         </w:rPr>
@@ -9889,7 +9986,7 @@
     <w:p>
       <w:pPr>
         <w:pStyle w:val="Normaalweb"/>
-        <w:divId w:val="37946012"/>
+        <w:divId w:val="788279977"/>
         <w:rPr>
           <w:lang w:val="nl-NL"/>
         </w:rPr>
@@ -9910,7 +10007,7 @@
     <w:p>
       <w:pPr>
         <w:pStyle w:val="Normaalweb"/>
-        <w:divId w:val="37946012"/>
+        <w:divId w:val="788279977"/>
         <w:rPr>
           <w:lang w:val="nl-NL"/>
         </w:rPr>
@@ -9937,7 +10034,7 @@
     <w:p>
       <w:pPr>
         <w:pStyle w:val="Normaalweb"/>
-        <w:divId w:val="37946012"/>
+        <w:divId w:val="788279977"/>
         <w:rPr>
           <w:lang w:val="nl-NL"/>
         </w:rPr>
@@ -9964,7 +10061,7 @@
     </w:p>
     <w:p>
       <w:pPr>
-        <w:divId w:val="1449470117"/>
+        <w:divId w:val="1531794437"/>
         <w:rPr>
           <w:color w:val="555555"/>
           <w:sz w:val="20"/>
@@ -9986,7 +10083,7 @@
       <w:pPr>
         <w:pStyle w:val="marker"/>
         <w:ind w:left="800" w:right="800"/>
-        <w:divId w:val="37946012"/>
+        <w:divId w:val="788279977"/>
         <w:rPr>
           <w:lang w:val="nl-NL"/>
         </w:rPr>
@@ -9998,13 +10095,13 @@
     <w:p>
       <w:pPr>
         <w:pStyle w:val="Kop3"/>
-        <w:divId w:val="37946012"/>
-        <w:rPr>
-          <w:rFonts w:eastAsia="Times New Roman"/>
-          <w:lang w:val="nl-NL"/>
-        </w:rPr>
-      </w:pPr>
-      <w:bookmarkStart w:id="42" w:name="_Toc241842610"/>
+        <w:divId w:val="788279977"/>
+        <w:rPr>
+          <w:rFonts w:eastAsia="Times New Roman"/>
+          <w:lang w:val="nl-NL"/>
+        </w:rPr>
+      </w:pPr>
+      <w:bookmarkStart w:id="43" w:name="_Toc241844849"/>
       <w:r>
         <w:rPr>
           <w:rFonts w:eastAsia="Times New Roman"/>
@@ -10012,12 +10109,12 @@
         </w:rPr>
         <w:t>ING NEDERLAND</w:t>
       </w:r>
-      <w:bookmarkEnd w:id="42"/>
+      <w:bookmarkEnd w:id="43"/>
     </w:p>
     <w:p>
       <w:pPr>
         <w:pStyle w:val="subtitel"/>
-        <w:divId w:val="37946012"/>
+        <w:divId w:val="788279977"/>
         <w:rPr>
           <w:lang w:val="nl-NL"/>
         </w:rPr>
@@ -10032,7 +10129,7 @@
     <w:p>
       <w:pPr>
         <w:pStyle w:val="Normaalweb"/>
-        <w:divId w:val="37946012"/>
+        <w:divId w:val="788279977"/>
         <w:rPr>
           <w:lang w:val="nl-NL"/>
         </w:rPr>
@@ -10053,7 +10150,7 @@
     <w:p>
       <w:pPr>
         <w:pStyle w:val="Normaalweb"/>
-        <w:divId w:val="37946012"/>
+        <w:divId w:val="788279977"/>
         <w:rPr>
           <w:lang w:val="nl-NL"/>
         </w:rPr>
@@ -10074,7 +10171,7 @@
     <w:p>
       <w:pPr>
         <w:pStyle w:val="Normaalweb"/>
-        <w:divId w:val="37946012"/>
+        <w:divId w:val="788279977"/>
         <w:rPr>
           <w:lang w:val="nl-NL"/>
         </w:rPr>
@@ -10096,7 +10193,7 @@
       <w:pPr>
         <w:pStyle w:val="marker"/>
         <w:ind w:left="800" w:right="800"/>
-        <w:divId w:val="37946012"/>
+        <w:divId w:val="788279977"/>
         <w:rPr>
           <w:lang w:val="nl-NL"/>
         </w:rPr>
@@ -10108,13 +10205,13 @@
     <w:p>
       <w:pPr>
         <w:pStyle w:val="Kop3"/>
-        <w:divId w:val="37946012"/>
-        <w:rPr>
-          <w:rFonts w:eastAsia="Times New Roman"/>
-          <w:lang w:val="nl-NL"/>
-        </w:rPr>
-      </w:pPr>
-      <w:bookmarkStart w:id="43" w:name="_Toc241842611"/>
+        <w:divId w:val="788279977"/>
+        <w:rPr>
+          <w:rFonts w:eastAsia="Times New Roman"/>
+          <w:lang w:val="nl-NL"/>
+        </w:rPr>
+      </w:pPr>
+      <w:bookmarkStart w:id="44" w:name="_Toc241844850"/>
       <w:r>
         <w:rPr>
           <w:rFonts w:eastAsia="Times New Roman"/>
@@ -10122,12 +10219,12 @@
         </w:rPr>
         <w:t>VATTENFALL</w:t>
       </w:r>
-      <w:bookmarkEnd w:id="43"/>
+      <w:bookmarkEnd w:id="44"/>
     </w:p>
     <w:p>
       <w:pPr>
         <w:pStyle w:val="subtitel"/>
-        <w:divId w:val="37946012"/>
+        <w:divId w:val="788279977"/>
         <w:rPr>
           <w:lang w:val="nl-NL"/>
         </w:rPr>
@@ -10142,7 +10239,7 @@
     <w:p>
       <w:pPr>
         <w:pStyle w:val="Normaalweb"/>
-        <w:divId w:val="37946012"/>
+        <w:divId w:val="788279977"/>
         <w:rPr>
           <w:lang w:val="nl-NL"/>
         </w:rPr>
@@ -10163,7 +10260,7 @@
     <w:p>
       <w:pPr>
         <w:pStyle w:val="Normaalweb"/>
-        <w:divId w:val="37946012"/>
+        <w:divId w:val="788279977"/>
         <w:rPr>
           <w:lang w:val="nl-NL"/>
         </w:rPr>
@@ -10184,7 +10281,7 @@
     <w:p>
       <w:pPr>
         <w:pStyle w:val="Normaalweb"/>
-        <w:divId w:val="37946012"/>
+        <w:divId w:val="788279977"/>
         <w:rPr>
           <w:lang w:val="nl-NL"/>
         </w:rPr>
@@ -10206,7 +10303,7 @@
       <w:pPr>
         <w:pStyle w:val="marker"/>
         <w:ind w:left="800" w:right="800"/>
-        <w:divId w:val="37946012"/>
+        <w:divId w:val="788279977"/>
         <w:rPr>
           <w:lang w:val="nl-NL"/>
         </w:rPr>
@@ -10218,13 +10315,13 @@
     <w:p>
       <w:pPr>
         <w:pStyle w:val="Kop3"/>
-        <w:divId w:val="37946012"/>
-        <w:rPr>
-          <w:rFonts w:eastAsia="Times New Roman"/>
-          <w:lang w:val="nl-NL"/>
-        </w:rPr>
-      </w:pPr>
-      <w:bookmarkStart w:id="44" w:name="_Toc241842612"/>
+        <w:divId w:val="788279977"/>
+        <w:rPr>
+          <w:rFonts w:eastAsia="Times New Roman"/>
+          <w:lang w:val="nl-NL"/>
+        </w:rPr>
+      </w:pPr>
+      <w:bookmarkStart w:id="45" w:name="_Toc241844851"/>
       <w:r>
         <w:rPr>
           <w:rFonts w:eastAsia="Times New Roman"/>
@@ -10232,12 +10329,12 @@
         </w:rPr>
         <w:t>STEDIN</w:t>
       </w:r>
-      <w:bookmarkEnd w:id="44"/>
+      <w:bookmarkEnd w:id="45"/>
     </w:p>
     <w:p>
       <w:pPr>
         <w:pStyle w:val="subtitel"/>
-        <w:divId w:val="37946012"/>
+        <w:divId w:val="788279977"/>
         <w:rPr>
           <w:lang w:val="nl-NL"/>
         </w:rPr>
@@ -10252,7 +10349,7 @@
     <w:p>
       <w:pPr>
         <w:pStyle w:val="Normaalweb"/>
-        <w:divId w:val="37946012"/>
+        <w:divId w:val="788279977"/>
         <w:rPr>
           <w:lang w:val="nl-NL"/>
         </w:rPr>
@@ -10267,7 +10364,7 @@
     <w:p>
       <w:pPr>
         <w:pStyle w:val="Normaalweb"/>
-        <w:divId w:val="37946012"/>
+        <w:divId w:val="788279977"/>
         <w:rPr>
           <w:lang w:val="nl-NL"/>
         </w:rPr>
@@ -10282,7 +10379,7 @@
     <w:p>
       <w:pPr>
         <w:pStyle w:val="Normaalweb"/>
-        <w:divId w:val="37946012"/>
+        <w:divId w:val="788279977"/>
         <w:rPr>
           <w:lang w:val="nl-NL"/>
         </w:rPr>
@@ -10298,7 +10395,7 @@
       <w:pPr>
         <w:pStyle w:val="marker"/>
         <w:ind w:left="800" w:right="800"/>
-        <w:divId w:val="37946012"/>
+        <w:divId w:val="788279977"/>
         <w:rPr>
           <w:lang w:val="nl-NL"/>
         </w:rPr>
@@ -10310,13 +10407,13 @@
     <w:p>
       <w:pPr>
         <w:pStyle w:val="Kop3"/>
-        <w:divId w:val="37946012"/>
-        <w:rPr>
-          <w:rFonts w:eastAsia="Times New Roman"/>
-          <w:lang w:val="nl-NL"/>
-        </w:rPr>
-      </w:pPr>
-      <w:bookmarkStart w:id="45" w:name="_Toc241842613"/>
+        <w:divId w:val="788279977"/>
+        <w:rPr>
+          <w:rFonts w:eastAsia="Times New Roman"/>
+          <w:lang w:val="nl-NL"/>
+        </w:rPr>
+      </w:pPr>
+      <w:bookmarkStart w:id="46" w:name="_Toc241844852"/>
       <w:r>
         <w:rPr>
           <w:rFonts w:eastAsia="Times New Roman"/>
@@ -10324,12 +10421,12 @@
         </w:rPr>
         <w:t>GEMEENTE HULST &amp; HULST VOOR ELKAAR</w:t>
       </w:r>
-      <w:bookmarkEnd w:id="45"/>
+      <w:bookmarkEnd w:id="46"/>
     </w:p>
     <w:p>
       <w:pPr>
         <w:pStyle w:val="subtitel"/>
-        <w:divId w:val="37946012"/>
+        <w:divId w:val="788279977"/>
         <w:rPr>
           <w:lang w:val="nl-NL"/>
         </w:rPr>
@@ -10344,7 +10441,7 @@
     <w:p>
       <w:pPr>
         <w:pStyle w:val="Normaalweb"/>
-        <w:divId w:val="37946012"/>
+        <w:divId w:val="788279977"/>
         <w:rPr>
           <w:lang w:val="nl-NL"/>
         </w:rPr>
@@ -10365,7 +10462,7 @@
     <w:p>
       <w:pPr>
         <w:pStyle w:val="Normaalweb"/>
-        <w:divId w:val="37946012"/>
+        <w:divId w:val="788279977"/>
         <w:rPr>
           <w:lang w:val="nl-NL"/>
         </w:rPr>
@@ -10386,7 +10483,7 @@
     <w:p>
       <w:pPr>
         <w:pStyle w:val="Normaalweb"/>
-        <w:divId w:val="37946012"/>
+        <w:divId w:val="788279977"/>
         <w:rPr>
           <w:lang w:val="nl-NL"/>
         </w:rPr>
@@ -10407,7 +10504,7 @@
     <w:p>
       <w:pPr>
         <w:pStyle w:val="Normaalweb"/>
-        <w:divId w:val="37946012"/>
+        <w:divId w:val="788279977"/>
         <w:rPr>
           <w:lang w:val="nl-NL"/>
         </w:rPr>
@@ -10429,7 +10526,7 @@
       <w:pPr>
         <w:pStyle w:val="marker"/>
         <w:ind w:left="800" w:right="800"/>
-        <w:divId w:val="37946012"/>
+        <w:divId w:val="788279977"/>
         <w:rPr>
           <w:lang w:val="nl-NL"/>
         </w:rPr>
@@ -10441,13 +10538,13 @@
     <w:p>
       <w:pPr>
         <w:pStyle w:val="Kop3"/>
-        <w:divId w:val="37946012"/>
-        <w:rPr>
-          <w:rFonts w:eastAsia="Times New Roman"/>
-          <w:lang w:val="nl-NL"/>
-        </w:rPr>
-      </w:pPr>
-      <w:bookmarkStart w:id="46" w:name="_Toc241842614"/>
+        <w:divId w:val="788279977"/>
+        <w:rPr>
+          <w:rFonts w:eastAsia="Times New Roman"/>
+          <w:lang w:val="nl-NL"/>
+        </w:rPr>
+      </w:pPr>
+      <w:bookmarkStart w:id="47" w:name="_Toc241844853"/>
       <w:r>
         <w:rPr>
           <w:rFonts w:eastAsia="Times New Roman"/>
@@ -10455,12 +10552,12 @@
         </w:rPr>
         <w:t>REIZEN DOOR ZEELAND</w:t>
       </w:r>
-      <w:bookmarkEnd w:id="46"/>
+      <w:bookmarkEnd w:id="47"/>
     </w:p>
     <w:p>
       <w:pPr>
         <w:pStyle w:val="subtitel"/>
-        <w:divId w:val="37946012"/>
+        <w:divId w:val="788279977"/>
         <w:rPr>
           <w:lang w:val="nl-NL"/>
         </w:rPr>
@@ -10475,7 +10572,7 @@
     <w:p>
       <w:pPr>
         <w:pStyle w:val="Normaalweb"/>
-        <w:divId w:val="37946012"/>
+        <w:divId w:val="788279977"/>
         <w:rPr>
           <w:lang w:val="nl-NL"/>
         </w:rPr>
@@ -10496,7 +10593,7 @@
     <w:p>
       <w:pPr>
         <w:pStyle w:val="Normaalweb"/>
-        <w:divId w:val="37946012"/>
+        <w:divId w:val="788279977"/>
         <w:rPr>
           <w:lang w:val="nl-NL"/>
         </w:rPr>
@@ -10511,7 +10608,7 @@
     <w:p>
       <w:pPr>
         <w:pStyle w:val="Normaalweb"/>
-        <w:divId w:val="37946012"/>
+        <w:divId w:val="788279977"/>
         <w:rPr>
           <w:lang w:val="nl-NL"/>
         </w:rPr>
@@ -10533,7 +10630,7 @@
       <w:pPr>
         <w:pStyle w:val="marker"/>
         <w:ind w:left="800" w:right="800"/>
-        <w:divId w:val="37946012"/>
+        <w:divId w:val="788279977"/>
         <w:rPr>
           <w:lang w:val="nl-NL"/>
         </w:rPr>
@@ -10544,413 +10641,27 @@
     </w:p>
     <w:p>
       <w:pPr>
-        <w:pStyle w:val="Kop2"/>
-        <w:divId w:val="37946012"/>
-        <w:rPr>
-          <w:rFonts w:eastAsia="Times New Roman"/>
-          <w:lang w:val="nl-NL"/>
-        </w:rPr>
-      </w:pPr>
-      <w:bookmarkStart w:id="47" w:name="_Toc241842615"/>
-      <w:r>
-        <w:rPr>
-          <w:rFonts w:eastAsia="Times New Roman"/>
-          <w:lang w:val="nl-NL"/>
-        </w:rPr>
-        <w:t>Escalatie &amp; Controle</w:t>
-      </w:r>
-      <w:bookmarkEnd w:id="47"/>
-    </w:p>
-    <w:p>
-      <w:pPr>
         <w:pStyle w:val="Kop3"/>
-        <w:divId w:val="37946012"/>
-        <w:rPr>
-          <w:rFonts w:eastAsia="Times New Roman"/>
-          <w:lang w:val="nl-NL"/>
-        </w:rPr>
-      </w:pPr>
-      <w:bookmarkStart w:id="48" w:name="_Toc241842616"/>
-      <w:r>
-        <w:rPr>
-          <w:rFonts w:eastAsia="Times New Roman"/>
-          <w:lang w:val="nl-NL"/>
-        </w:rPr>
-        <w:t>DE NATIONALE OMBUDSMAN (NL)</w:t>
+        <w:divId w:val="788279977"/>
+        <w:rPr>
+          <w:rFonts w:eastAsia="Times New Roman"/>
+          <w:lang w:val="nl-NL"/>
+        </w:rPr>
+      </w:pPr>
+      <w:bookmarkStart w:id="48" w:name="_Toc241844854"/>
+      <w:r>
+        <w:rPr>
+          <w:rFonts w:eastAsia="Times New Roman"/>
+          <w:lang w:val="nl-NL"/>
+        </w:rPr>
+        <w:t>VALYS</w:t>
       </w:r>
       <w:bookmarkEnd w:id="48"/>
     </w:p>
     <w:p>
       <w:pPr>
         <w:pStyle w:val="subtitel"/>
-        <w:divId w:val="37946012"/>
-        <w:rPr>
-          <w:lang w:val="nl-NL"/>
-        </w:rPr>
-      </w:pPr>
-      <w:r>
-        <w:rPr>
-          <w:lang w:val="nl-NL"/>
-        </w:rPr>
-        <w:t>De Formele Drempel van de Onafhankelijke Arbiter</w:t>
-      </w:r>
-    </w:p>
-    <w:p>
-      <w:pPr>
-        <w:pStyle w:val="Normaalweb"/>
-        <w:divId w:val="37946012"/>
-        <w:rPr>
-          <w:lang w:val="nl-NL"/>
-        </w:rPr>
-      </w:pPr>
-      <w:r>
-        <w:rPr>
-          <w:lang w:val="nl-NL"/>
-        </w:rPr>
-        <w:t>De Nationale Ombudsman is in het Nederlandse bestel de onafhankelijke instantie die klachten behandelt over het handelen van overheidsinstanties zoals het UWV, de SVB en de Belastingdienst. Wanneer de grensarbeider in het voorjaar van 2026 dit instituut inschakelt om de gestapelde administratieve blokkades en het uitblijven van toeslagen aan te kaarten, ontstaat al snel een herkenbaar patroon van procedurele afwijzing.</w:t>
-      </w:r>
-    </w:p>
-    <w:p>
-      <w:pPr>
-        <w:pStyle w:val="Normaalweb"/>
-        <w:divId w:val="37946012"/>
-        <w:rPr>
-          <w:lang w:val="nl-NL"/>
-        </w:rPr>
-      </w:pPr>
-      <w:r>
-        <w:rPr>
-          <w:lang w:val="nl-NL"/>
-        </w:rPr>
-        <w:t>Hoewel de klacht onder een officieel zaaknummer wordt geregistreerd, stuit het onderzoek direct op institutionele limieten. De Ombudsman meldt openlijk te kampen met structurele capaciteitsproblemen en hanteert een onwrikbare regel: er wordt geen actieve tussenkomst gestart zolang er formele bezwaar- of beroepsprocedures bij de instanties zelf lopen. Omdat het dossier nu eenmaal uit openstaande juridische procedures bestaat, weigert de Ombudsman in te grijpen.</w:t>
-      </w:r>
-    </w:p>
-    <w:p>
-      <w:pPr>
-        <w:pStyle w:val="Normaalweb"/>
-        <w:divId w:val="37946012"/>
-        <w:rPr>
-          <w:lang w:val="nl-NL"/>
-        </w:rPr>
-      </w:pPr>
-      <w:r>
-        <w:rPr>
-          <w:lang w:val="nl-NL"/>
-        </w:rPr>
-        <w:t>Het instituut adviseert de burger om eerst alle reguliere juridische wegen binnen de falende instanties volledig te doorlopen. Hiermee wordt de Ombudsman een verlengstuk van het vertragende systeem: de instantie die moet ingrijpen bij bestuurlijk falen, dwingt de burger om te wachten tot de administratieve molen zelf is uitgedraaid. Nadat herhaalde pogingen en aanvullende dossiers stranden op deze formele reflex, wordt het dossier definitief gesloten en uitsluitend nog geregistreerd als een passief 'signaal</w:t>
-      </w:r>
-      <w:r>
-        <w:rPr>
-          <w:lang w:val="nl-NL"/>
-        </w:rPr>
-        <w:t>'.</w:t>
-      </w:r>
-    </w:p>
-    <w:p>
-      <w:pPr>
-        <w:pStyle w:val="marker"/>
-        <w:ind w:left="800" w:right="800"/>
-        <w:divId w:val="37946012"/>
-        <w:rPr>
-          <w:lang w:val="nl-NL"/>
-        </w:rPr>
-      </w:pPr>
-      <w:r>
-        <w:br w:type="page"/>
-      </w:r>
-    </w:p>
-    <w:p>
-      <w:pPr>
-        <w:pStyle w:val="Kop3"/>
-        <w:divId w:val="37946012"/>
-        <w:rPr>
-          <w:rFonts w:eastAsia="Times New Roman"/>
-          <w:lang w:val="nl-NL"/>
-        </w:rPr>
-      </w:pPr>
-      <w:bookmarkStart w:id="49" w:name="_Toc241842617"/>
-      <w:r>
-        <w:rPr>
-          <w:rFonts w:eastAsia="Times New Roman"/>
-          <w:lang w:val="nl-NL"/>
-        </w:rPr>
-        <w:t>TWEEDE KAMER (COMMISSIE SZW)</w:t>
-      </w:r>
-      <w:bookmarkEnd w:id="49"/>
-    </w:p>
-    <w:p>
-      <w:pPr>
-        <w:pStyle w:val="subtitel"/>
-        <w:divId w:val="37946012"/>
-        <w:rPr>
-          <w:lang w:val="nl-NL"/>
-        </w:rPr>
-      </w:pPr>
-      <w:r>
-        <w:rPr>
-          <w:lang w:val="nl-NL"/>
-        </w:rPr>
-        <w:t>Het Geparkeerde Parlementaire Signaal</w:t>
-      </w:r>
-    </w:p>
-    <w:p>
-      <w:pPr>
-        <w:pStyle w:val="Normaalweb"/>
-        <w:divId w:val="37946012"/>
-        <w:rPr>
-          <w:lang w:val="nl-NL"/>
-        </w:rPr>
-      </w:pPr>
-      <w:r>
-        <w:rPr>
-          <w:lang w:val="nl-NL"/>
-        </w:rPr>
-        <w:t>De Vaste Commissie voor Sociale Zaken en Werkgelegenheid (SZW) van de Tweede Kamer is het democratische orgaan dat de bewindspersonen controleert op de uitvoering van de sociale zekerheid. In april 2026 ontvangt deze commissie een dwingende brandbrief en de volledige Systeem-Audit, waarin wordt blootgelegd hoe de Nederlandse wetgeving en uitvoeringsinstanties (zoals het UWV en de SVB) falen in de bescherming van grensarbeiders.</w:t>
-      </w:r>
-    </w:p>
-    <w:p>
-      <w:pPr>
-        <w:pStyle w:val="Normaalweb"/>
-        <w:divId w:val="37946012"/>
-        <w:rPr>
-          <w:lang w:val="nl-NL"/>
-        </w:rPr>
-      </w:pPr>
-      <w:r>
-        <w:rPr>
-          <w:lang w:val="nl-NL"/>
-        </w:rPr>
-        <w:t>De ambtelijke griffie registreert de brief correct als een ingekomen stuk. Vervolgens past de politieke commissie een beproefde methode toe om directe verantwoordelijkheid te ontwijken: het dossier wordt formeel ingepland en 'geparkeerd' voor een toekomstig commissiedebat over de uitvoering van de sociale zekerheid. Daarbij wordt in de besluitvorming direct een procedurele beperking ingebouwd: men stelt expliciet dat de Kamer zich uitdrukkelijk niet bezighoudt met de individuele kwestie van de burger.</w:t>
-      </w:r>
-    </w:p>
-    <w:p>
-      <w:pPr>
-        <w:pStyle w:val="Normaalweb"/>
-        <w:divId w:val="37946012"/>
-        <w:rPr>
-          <w:lang w:val="nl-NL"/>
-        </w:rPr>
-      </w:pPr>
-      <w:r>
-        <w:rPr>
-          <w:lang w:val="nl-NL"/>
-        </w:rPr>
-        <w:t>Hiermee degradeert het parlement de keiharde empirische data van een systematisch bevoegdheidsvacuüm tot een abstract beleidssignaal. De volksvertegenwoordiging erkent hiermee indirect dat de door henzelf ontworpen wetgeving in de praktijk vastloopt, maar weigert om op basis van een concrete casus direct de ministers ter verantwoording te roepen of in te grijpen in de lopende administratieve situatie.</w:t>
-      </w:r>
-    </w:p>
-    <w:p>
-      <w:pPr>
-        <w:pStyle w:val="marker"/>
-        <w:ind w:left="800" w:right="800"/>
-        <w:divId w:val="37946012"/>
-        <w:rPr>
-          <w:lang w:val="nl-NL"/>
-        </w:rPr>
-      </w:pPr>
-      <w:r>
-        <w:br w:type="page"/>
-      </w:r>
-    </w:p>
-    <w:p>
-      <w:pPr>
-        <w:pStyle w:val="Kop3"/>
-        <w:divId w:val="37946012"/>
-        <w:rPr>
-          <w:rFonts w:eastAsia="Times New Roman"/>
-          <w:lang w:val="nl-NL"/>
-        </w:rPr>
-      </w:pPr>
-      <w:bookmarkStart w:id="50" w:name="_Toc241842618"/>
-      <w:r>
-        <w:rPr>
-          <w:rFonts w:eastAsia="Times New Roman"/>
-          <w:lang w:val="nl-NL"/>
-        </w:rPr>
-        <w:t>NEDERLANDSE POLITIEKE PARTIJEN</w:t>
-      </w:r>
-      <w:bookmarkEnd w:id="50"/>
-    </w:p>
-    <w:p>
-      <w:pPr>
-        <w:pStyle w:val="subtitel"/>
-        <w:divId w:val="37946012"/>
-        <w:rPr>
-          <w:lang w:val="nl-NL"/>
-        </w:rPr>
-      </w:pPr>
-      <w:r>
-        <w:rPr>
-          <w:lang w:val="nl-NL"/>
-        </w:rPr>
-        <w:t>De Standaardontkenning van de Wetgever</w:t>
-      </w:r>
-    </w:p>
-    <w:p>
-      <w:pPr>
-        <w:pStyle w:val="Normaalweb"/>
-        <w:divId w:val="37946012"/>
-        <w:rPr>
-          <w:lang w:val="nl-NL"/>
-        </w:rPr>
-      </w:pPr>
-      <w:r>
-        <w:rPr>
-          <w:lang w:val="nl-NL"/>
-        </w:rPr>
-        <w:t>De politieke fracties in de Tweede Kamer vormen de wetgevende macht en dragen de politieke verantwoordelijkheid voor het functioneren van de sociale zekerheid. Vanaf april 2026 worden de leiderschappen en secretariaten van diverse Nederlandse partijen (waaronder PVV, VVD, BBB en NSC) geconfronteerd met gedetailleerde brandbrieven over het grensoverschrijdende bevoegdheidsvacuüm. De reacties van het politieke landschap kenmerken zich door een volstrekte afwezigheid van inhoudelijke actie.</w:t>
-      </w:r>
-    </w:p>
-    <w:p>
-      <w:pPr>
-        <w:pStyle w:val="Normaalweb"/>
-        <w:divId w:val="37946012"/>
-        <w:rPr>
-          <w:lang w:val="nl-NL"/>
-        </w:rPr>
-      </w:pPr>
-      <w:r>
-        <w:rPr>
-          <w:lang w:val="nl-NL"/>
-        </w:rPr>
-        <w:t>De respons van regeringspartijen en gevestigde fracties (zoals de VVD) is even voorspelbaar als teleurstellend. Men laat per standaardbrief weten niet te kunnen ingrijpen in persoonlijke dossiers en adviseert de burger om hulp te zoeken bij de Nationale Ombudsman — dezelfde Ombudsman die de zaak op zijn beurt al heeft afgewezen. Partijen die zich profileren op 'bestaanszekerheid' (zoals NSC) of partijen die opkomen voor de regio (zoals de BBB) sturen het dossier na lang wachten intern door naar beleidsmedew</w:t>
-      </w:r>
-      <w:r>
-        <w:rPr>
-          <w:lang w:val="nl-NL"/>
-        </w:rPr>
-        <w:t>erkers, waarna het in de parlementaire vergetelheid verdwijnt zonder dat er ook maar één Kamervraag wordt gesteld.</w:t>
-      </w:r>
-    </w:p>
-    <w:p>
-      <w:pPr>
-        <w:pStyle w:val="Normaalweb"/>
-        <w:divId w:val="37946012"/>
-        <w:rPr>
-          <w:lang w:val="nl-NL"/>
-        </w:rPr>
-      </w:pPr>
-      <w:r>
-        <w:rPr>
-          <w:lang w:val="nl-NL"/>
-        </w:rPr>
-        <w:t>De politieke macht toont zich in dit dossier volkomen vervreemd van de uitvoeringswerkelijkheid. Partijen schrijven de wetten die de binaire kaders en de digitale valkuilen creëren, maar zodra een burger met keiharde cijfers en tijdlijnen bewijst dat die wetten levens ontwrichten, zwijgen de fracties in alle talen of verschuilen zij zich achter procedurele onbevoegdheid.</w:t>
-      </w:r>
-    </w:p>
-    <w:p>
-      <w:pPr>
-        <w:pStyle w:val="marker"/>
-        <w:ind w:left="800" w:right="800"/>
-        <w:divId w:val="37946012"/>
-        <w:rPr>
-          <w:lang w:val="nl-NL"/>
-        </w:rPr>
-      </w:pPr>
-      <w:r>
-        <w:br w:type="page"/>
-      </w:r>
-    </w:p>
-    <w:p>
-      <w:pPr>
-        <w:pStyle w:val="Kop3"/>
-        <w:divId w:val="37946012"/>
-        <w:rPr>
-          <w:rFonts w:eastAsia="Times New Roman"/>
-          <w:lang w:val="nl-NL"/>
-        </w:rPr>
-      </w:pPr>
-      <w:bookmarkStart w:id="51" w:name="_Toc241842619"/>
-      <w:r>
-        <w:rPr>
-          <w:rFonts w:eastAsia="Times New Roman"/>
-          <w:lang w:val="nl-NL"/>
-        </w:rPr>
-        <w:t>KONINKLIJK HUIS (NEDERLAND)</w:t>
-      </w:r>
-      <w:bookmarkEnd w:id="51"/>
-    </w:p>
-    <w:p>
-      <w:pPr>
-        <w:pStyle w:val="subtitel"/>
-        <w:divId w:val="37946012"/>
-        <w:rPr>
-          <w:lang w:val="nl-NL"/>
-        </w:rPr>
-      </w:pPr>
-      <w:r>
-        <w:rPr>
-          <w:lang w:val="nl-NL"/>
-        </w:rPr>
-        <w:t>Het Grondwettelijke Nulpunt</w:t>
-      </w:r>
-    </w:p>
-    <w:p>
-      <w:pPr>
-        <w:pStyle w:val="Normaalweb"/>
-        <w:divId w:val="37946012"/>
-        <w:rPr>
-          <w:lang w:val="nl-NL"/>
-        </w:rPr>
-      </w:pPr>
-      <w:r>
-        <w:rPr>
-          <w:lang w:val="nl-NL"/>
-        </w:rPr>
-        <w:t>De escalatieladder binnen de Nederlandse staat eindigt, evenals in België, bij het symbolische staatshoofd. In mei 2026 wordt de Systeem-Audit per aangetekende post aangeboden aan het Kabinet van de Koning. Dit verzoekschrift markeert het bereiken van de absolute top van de nationale staatsinrichting met de vraag om aandacht voor de onzichtbare administratieve armoede in de grensstreek.</w:t>
-      </w:r>
-    </w:p>
-    <w:p>
-      <w:pPr>
-        <w:pStyle w:val="Normaalweb"/>
-        <w:divId w:val="37946012"/>
-        <w:rPr>
-          <w:lang w:val="nl-NL"/>
-        </w:rPr>
-      </w:pPr>
-      <w:r>
-        <w:rPr>
-          <w:lang w:val="nl-NL"/>
-        </w:rPr>
-        <w:t>De reactie van het Kabinet van de Koning in juli 2026 volgt de stricte kaders van de Nederlandse Grondwet. Er wordt erkend dat de Koning persoonlijk geen enkele bevoegdheid bezit om in te grijpen in administratieve beslissingen of om uitvoerende instanties te corrigeren. Het Paleis biedt aan om het verzoekschrift formeel door te geleiden naar de bevoegde minister of staatssecretaris, mits de burger exact specificeert voor welk specifiek deelprobleem steun wordt gevraagd.</w:t>
-      </w:r>
-    </w:p>
-    <w:p>
-      <w:pPr>
-        <w:pStyle w:val="Normaalweb"/>
-        <w:divId w:val="37946012"/>
-        <w:rPr>
-          <w:lang w:val="nl-NL"/>
-        </w:rPr>
-      </w:pPr>
-      <w:r>
-        <w:rPr>
-          <w:lang w:val="nl-NL"/>
-        </w:rPr>
-        <w:t>Hiermee is ook in Nederland de nationale escalatieladder definitief uitgewerkt. Het hoogste staatshoofd kan niet meer doen dan de brief terugsturen naar precies dat ministerie dat verantwoordelijk is voor de gemaakte fouten. Dit onderstreept het fundamentele uitgangspunt van deze audit: er is binnen de nationale structuren van beide lidstaten geen enkele instantie meer over die een transnationaal bevoegdheidsvacuüm kan oplossen. De nationale staat houdt op met functioneren zodra de grens wordt overstoken.</w:t>
-      </w:r>
-    </w:p>
-    <w:p>
-      <w:pPr>
-        <w:pStyle w:val="Kop3"/>
-        <w:divId w:val="37946012"/>
-        <w:rPr>
-          <w:rFonts w:eastAsia="Times New Roman"/>
-          <w:lang w:val="nl-NL"/>
-        </w:rPr>
-      </w:pPr>
-      <w:bookmarkStart w:id="52" w:name="_Toc241842620"/>
-      <w:r>
-        <w:rPr>
-          <w:rFonts w:eastAsia="Times New Roman"/>
-          <w:lang w:val="nl-NL"/>
-        </w:rPr>
-        <w:t>VALYS</w:t>
-      </w:r>
-      <w:bookmarkEnd w:id="52"/>
-    </w:p>
-    <w:p>
-      <w:pPr>
-        <w:pStyle w:val="subtitel"/>
-        <w:divId w:val="37946012"/>
+        <w:divId w:val="788279977"/>
         <w:rPr>
           <w:lang w:val="nl-NL"/>
         </w:rPr>
@@ -10965,7 +10676,7 @@
     <w:p>
       <w:pPr>
         <w:pStyle w:val="Normaalweb"/>
-        <w:divId w:val="37946012"/>
+        <w:divId w:val="788279977"/>
         <w:rPr>
           <w:lang w:val="nl-NL"/>
         </w:rPr>
@@ -10986,7 +10697,7 @@
     <w:p>
       <w:pPr>
         <w:pStyle w:val="Normaalweb"/>
-        <w:divId w:val="37946012"/>
+        <w:divId w:val="788279977"/>
         <w:rPr>
           <w:lang w:val="nl-NL"/>
         </w:rPr>
@@ -11006,7 +10717,7 @@
     </w:p>
     <w:p>
       <w:pPr>
-        <w:divId w:val="1150899544"/>
+        <w:divId w:val="1741488141"/>
         <w:rPr>
           <w:color w:val="555555"/>
           <w:sz w:val="20"/>
@@ -11026,7 +10737,7 @@
     </w:p>
     <w:p>
       <w:pPr>
-        <w:divId w:val="1150899544"/>
+        <w:divId w:val="1741488141"/>
         <w:rPr>
           <w:color w:val="555555"/>
           <w:sz w:val="20"/>
@@ -11046,7 +10757,7 @@
     </w:p>
     <w:p>
       <w:pPr>
-        <w:divId w:val="1150899544"/>
+        <w:divId w:val="1741488141"/>
         <w:rPr>
           <w:color w:val="555555"/>
           <w:sz w:val="20"/>
@@ -11066,7 +10777,7 @@
     </w:p>
     <w:p>
       <w:pPr>
-        <w:divId w:val="1150899544"/>
+        <w:divId w:val="1741488141"/>
         <w:rPr>
           <w:color w:val="555555"/>
           <w:sz w:val="20"/>
@@ -11088,7 +10799,7 @@
       <w:pPr>
         <w:pStyle w:val="marker"/>
         <w:ind w:left="800" w:right="800"/>
-        <w:divId w:val="37946012"/>
+        <w:divId w:val="788279977"/>
         <w:rPr>
           <w:lang w:val="nl-NL"/>
         </w:rPr>
@@ -11100,27 +10811,112 @@
     <w:p>
       <w:pPr>
         <w:pStyle w:val="Kop2"/>
-        <w:divId w:val="37946012"/>
-        <w:rPr>
-          <w:rFonts w:eastAsia="Times New Roman"/>
-          <w:lang w:val="nl-NL"/>
-        </w:rPr>
-      </w:pPr>
-      <w:bookmarkStart w:id="53" w:name="_Toc241842621"/>
-      <w:r>
-        <w:rPr>
-          <w:rFonts w:eastAsia="Times New Roman"/>
-          <w:lang w:val="nl-NL"/>
-        </w:rPr>
-        <w:t>Overheid / Ministeries</w:t>
-      </w:r>
-      <w:bookmarkEnd w:id="53"/>
+        <w:divId w:val="788279977"/>
+        <w:rPr>
+          <w:rFonts w:eastAsia="Times New Roman"/>
+          <w:lang w:val="nl-NL"/>
+        </w:rPr>
+      </w:pPr>
+      <w:bookmarkStart w:id="49" w:name="_Toc241844855"/>
+      <w:r>
+        <w:rPr>
+          <w:rFonts w:eastAsia="Times New Roman"/>
+          <w:lang w:val="nl-NL"/>
+        </w:rPr>
+        <w:t>Escalatie &amp; Controle</w:t>
+      </w:r>
+      <w:bookmarkEnd w:id="49"/>
+    </w:p>
+    <w:p>
+      <w:pPr>
+        <w:pStyle w:val="Kop3"/>
+        <w:divId w:val="788279977"/>
+        <w:rPr>
+          <w:rFonts w:eastAsia="Times New Roman"/>
+          <w:lang w:val="nl-NL"/>
+        </w:rPr>
+      </w:pPr>
+      <w:bookmarkStart w:id="50" w:name="_Toc241844856"/>
+      <w:r>
+        <w:rPr>
+          <w:rFonts w:eastAsia="Times New Roman"/>
+          <w:lang w:val="nl-NL"/>
+        </w:rPr>
+        <w:t>DE NATIONALE OMBUDSMAN (NL)</w:t>
+      </w:r>
+      <w:bookmarkEnd w:id="50"/>
+    </w:p>
+    <w:p>
+      <w:pPr>
+        <w:pStyle w:val="subtitel"/>
+        <w:divId w:val="788279977"/>
+        <w:rPr>
+          <w:lang w:val="nl-NL"/>
+        </w:rPr>
+      </w:pPr>
+      <w:r>
+        <w:rPr>
+          <w:lang w:val="nl-NL"/>
+        </w:rPr>
+        <w:t>De Formele Drempel van de Onafhankelijke Arbiter</w:t>
+      </w:r>
+    </w:p>
+    <w:p>
+      <w:pPr>
+        <w:pStyle w:val="Normaalweb"/>
+        <w:divId w:val="788279977"/>
+        <w:rPr>
+          <w:lang w:val="nl-NL"/>
+        </w:rPr>
+      </w:pPr>
+      <w:r>
+        <w:rPr>
+          <w:lang w:val="nl-NL"/>
+        </w:rPr>
+        <w:t>De Nationale Ombudsman is in het Nederlandse bestel de onafhankelijke instantie die klachten behandelt over het handelen van overheidsinstanties zoals het UWV, de SVB en de Belastingdienst. Wanneer de grensarbeider in het voorjaar van 2026 dit instituut inschakelt om de gestapelde administratieve blokkades en het uitblijven van toeslagen aan te kaarten, ontstaat al snel een herkenbaar patroon van procedurele afwijzing.</w:t>
+      </w:r>
+    </w:p>
+    <w:p>
+      <w:pPr>
+        <w:pStyle w:val="Normaalweb"/>
+        <w:divId w:val="788279977"/>
+        <w:rPr>
+          <w:lang w:val="nl-NL"/>
+        </w:rPr>
+      </w:pPr>
+      <w:r>
+        <w:rPr>
+          <w:lang w:val="nl-NL"/>
+        </w:rPr>
+        <w:t>Hoewel de klacht onder een officieel zaaknummer wordt geregistreerd, stuit het onderzoek direct op institutionele limieten. De Ombudsman meldt openlijk te kampen met structurele capaciteitsproblemen en hanteert een onwrikbare regel: er wordt geen actieve tussenkomst gestart zolang er formele bezwaar- of beroepsprocedures bij de instanties zelf lopen. Omdat het dossier nu eenmaal uit openstaande juridische procedures bestaat, weigert de Ombudsman in te grijpen.</w:t>
+      </w:r>
+    </w:p>
+    <w:p>
+      <w:pPr>
+        <w:pStyle w:val="Normaalweb"/>
+        <w:divId w:val="788279977"/>
+        <w:rPr>
+          <w:lang w:val="nl-NL"/>
+        </w:rPr>
+      </w:pPr>
+      <w:r>
+        <w:rPr>
+          <w:lang w:val="nl-NL"/>
+        </w:rPr>
+        <w:t>Het instituut adviseert de burger om eerst alle reguliere juridische wegen binnen de falende instanties volledig te doorlopen. Hiermee wordt de Ombudsman een verlengstuk van het vertragende systeem: de instantie die moet ingrijpen bij bestuurlijk falen, dwingt de burger om te wachten tot de administratieve molen zelf is uitgedraaid. Nadat herhaalde pogingen en aanvullende dossiers stranden op deze formele reflex, wordt het dossier definitief gesloten en uitsluitend nog geregistreerd als een passief 'signaal</w:t>
+      </w:r>
+      <w:r>
+        <w:rPr>
+          <w:lang w:val="nl-NL"/>
+        </w:rPr>
+        <w:t>'.</w:t>
+      </w:r>
     </w:p>
     <w:p>
       <w:pPr>
         <w:pStyle w:val="marker"/>
         <w:ind w:left="800" w:right="800"/>
-        <w:divId w:val="37946012"/>
+        <w:divId w:val="788279977"/>
         <w:rPr>
           <w:lang w:val="nl-NL"/>
         </w:rPr>
@@ -11131,14 +10927,328 @@
     </w:p>
     <w:p>
       <w:pPr>
+        <w:pStyle w:val="Kop3"/>
+        <w:divId w:val="788279977"/>
+        <w:rPr>
+          <w:rFonts w:eastAsia="Times New Roman"/>
+          <w:lang w:val="nl-NL"/>
+        </w:rPr>
+      </w:pPr>
+      <w:bookmarkStart w:id="51" w:name="_Toc241844857"/>
+      <w:r>
+        <w:rPr>
+          <w:rFonts w:eastAsia="Times New Roman"/>
+          <w:lang w:val="nl-NL"/>
+        </w:rPr>
+        <w:t>TWEEDE KAMER (COMMISSIE SZW)</w:t>
+      </w:r>
+      <w:bookmarkEnd w:id="51"/>
+    </w:p>
+    <w:p>
+      <w:pPr>
+        <w:pStyle w:val="subtitel"/>
+        <w:divId w:val="788279977"/>
+        <w:rPr>
+          <w:lang w:val="nl-NL"/>
+        </w:rPr>
+      </w:pPr>
+      <w:r>
+        <w:rPr>
+          <w:lang w:val="nl-NL"/>
+        </w:rPr>
+        <w:t>Het Geparkeerde Parlementaire Signaal</w:t>
+      </w:r>
+    </w:p>
+    <w:p>
+      <w:pPr>
+        <w:pStyle w:val="Normaalweb"/>
+        <w:divId w:val="788279977"/>
+        <w:rPr>
+          <w:lang w:val="nl-NL"/>
+        </w:rPr>
+      </w:pPr>
+      <w:r>
+        <w:rPr>
+          <w:lang w:val="nl-NL"/>
+        </w:rPr>
+        <w:t>De Vaste Commissie voor Sociale Zaken en Werkgelegenheid (SZW) van de Tweede Kamer is het democratische orgaan dat de bewindspersonen controleert op de uitvoering van de sociale zekerheid. In april 2026 ontvangt deze commissie een dwingende brandbrief en de volledige Systeem-Audit, waarin wordt blootgelegd hoe de Nederlandse wetgeving en uitvoeringsinstanties (zoals het UWV en de SVB) falen in de bescherming van grensarbeiders.</w:t>
+      </w:r>
+    </w:p>
+    <w:p>
+      <w:pPr>
+        <w:pStyle w:val="Normaalweb"/>
+        <w:divId w:val="788279977"/>
+        <w:rPr>
+          <w:lang w:val="nl-NL"/>
+        </w:rPr>
+      </w:pPr>
+      <w:r>
+        <w:rPr>
+          <w:lang w:val="nl-NL"/>
+        </w:rPr>
+        <w:t>De ambtelijke griffie registreert de brief correct als een ingekomen stuk. Vervolgens past de politieke commissie een beproefde methode toe om directe verantwoordelijkheid te ontwijken: het dossier wordt formeel ingepland en 'geparkeerd' voor een toekomstig commissiedebat over de uitvoering van de sociale zekerheid. Daarbij wordt in de besluitvorming direct een procedurele beperking ingebouwd: men stelt expliciet dat de Kamer zich uitdrukkelijk niet bezighoudt met de individuele kwestie van de burger.</w:t>
+      </w:r>
+    </w:p>
+    <w:p>
+      <w:pPr>
+        <w:pStyle w:val="Normaalweb"/>
+        <w:divId w:val="788279977"/>
+        <w:rPr>
+          <w:lang w:val="nl-NL"/>
+        </w:rPr>
+      </w:pPr>
+      <w:r>
+        <w:rPr>
+          <w:lang w:val="nl-NL"/>
+        </w:rPr>
+        <w:t>Hiermee degradeert het parlement de keiharde empirische data van een systematisch bevoegdheidsvacuüm tot een abstract beleidssignaal. De volksvertegenwoordiging erkent hiermee indirect dat de door henzelf ontworpen wetgeving in de praktijk vastloopt, maar weigert om op basis van een concrete casus direct de ministers ter verantwoording te roepen of in te grijpen in de lopende administratieve situatie.</w:t>
+      </w:r>
+    </w:p>
+    <w:p>
+      <w:pPr>
+        <w:pStyle w:val="marker"/>
+        <w:ind w:left="800" w:right="800"/>
+        <w:divId w:val="788279977"/>
+        <w:rPr>
+          <w:lang w:val="nl-NL"/>
+        </w:rPr>
+      </w:pPr>
+      <w:r>
+        <w:br w:type="page"/>
+      </w:r>
+    </w:p>
+    <w:p>
+      <w:pPr>
+        <w:pStyle w:val="Kop3"/>
+        <w:divId w:val="788279977"/>
+        <w:rPr>
+          <w:rFonts w:eastAsia="Times New Roman"/>
+          <w:lang w:val="nl-NL"/>
+        </w:rPr>
+      </w:pPr>
+      <w:bookmarkStart w:id="52" w:name="_Toc241844858"/>
+      <w:r>
+        <w:rPr>
+          <w:rFonts w:eastAsia="Times New Roman"/>
+          <w:lang w:val="nl-NL"/>
+        </w:rPr>
+        <w:t>NEDERLANDSE POLITIEKE PARTIJEN</w:t>
+      </w:r>
+      <w:bookmarkEnd w:id="52"/>
+    </w:p>
+    <w:p>
+      <w:pPr>
+        <w:pStyle w:val="subtitel"/>
+        <w:divId w:val="788279977"/>
+        <w:rPr>
+          <w:lang w:val="nl-NL"/>
+        </w:rPr>
+      </w:pPr>
+      <w:r>
+        <w:rPr>
+          <w:lang w:val="nl-NL"/>
+        </w:rPr>
+        <w:t>De Standaardontkenning van de Wetgever</w:t>
+      </w:r>
+    </w:p>
+    <w:p>
+      <w:pPr>
+        <w:pStyle w:val="Normaalweb"/>
+        <w:divId w:val="788279977"/>
+        <w:rPr>
+          <w:lang w:val="nl-NL"/>
+        </w:rPr>
+      </w:pPr>
+      <w:r>
+        <w:rPr>
+          <w:lang w:val="nl-NL"/>
+        </w:rPr>
+        <w:t>De politieke fracties in de Tweede Kamer vormen de wetgevende macht en dragen de politieke verantwoordelijkheid voor het functioneren van de sociale zekerheid. Vanaf april 2026 worden de leiderschappen en secretariaten van diverse Nederlandse partijen (waaronder PVV, VVD, BBB en NSC) geconfronteerd met gedetailleerde brandbrieven over het grensoverschrijdende bevoegdheidsvacuüm. De reacties van het politieke landschap kenmerken zich door een volstrekte afwezigheid van inhoudelijke actie.</w:t>
+      </w:r>
+    </w:p>
+    <w:p>
+      <w:pPr>
+        <w:pStyle w:val="Normaalweb"/>
+        <w:divId w:val="788279977"/>
+        <w:rPr>
+          <w:lang w:val="nl-NL"/>
+        </w:rPr>
+      </w:pPr>
+      <w:r>
+        <w:rPr>
+          <w:lang w:val="nl-NL"/>
+        </w:rPr>
+        <w:t>De respons van regeringspartijen en gevestigde fracties (zoals de VVD) is even voorspelbaar als teleurstellend. Men laat per standaardbrief weten niet te kunnen ingrijpen in persoonlijke dossiers en adviseert de burger om hulp te zoeken bij de Nationale Ombudsman — dezelfde Ombudsman die de zaak op zijn beurt al heeft afgewezen. Partijen die zich profileren op 'bestaanszekerheid' (zoals NSC) of partijen die opkomen voor de regio (zoals de BBB) sturen het dossier na lang wachten intern door naar beleidsmedew</w:t>
+      </w:r>
+      <w:r>
+        <w:rPr>
+          <w:lang w:val="nl-NL"/>
+        </w:rPr>
+        <w:t>erkers, waarna het in de parlementaire vergetelheid verdwijnt zonder dat er ook maar één Kamervraag wordt gesteld.</w:t>
+      </w:r>
+    </w:p>
+    <w:p>
+      <w:pPr>
+        <w:pStyle w:val="Normaalweb"/>
+        <w:divId w:val="788279977"/>
+        <w:rPr>
+          <w:lang w:val="nl-NL"/>
+        </w:rPr>
+      </w:pPr>
+      <w:r>
+        <w:rPr>
+          <w:lang w:val="nl-NL"/>
+        </w:rPr>
+        <w:t>De politieke macht toont zich in dit dossier volkomen vervreemd van de uitvoeringswerkelijkheid. Partijen schrijven de wetten die de binaire kaders en de digitale valkuilen creëren, maar zodra een burger met keiharde cijfers en tijdlijnen bewijst dat die wetten levens ontwrichten, zwijgen de fracties in alle talen of verschuilen zij zich achter procedurele onbevoegdheid.</w:t>
+      </w:r>
+    </w:p>
+    <w:p>
+      <w:pPr>
+        <w:pStyle w:val="marker"/>
+        <w:ind w:left="800" w:right="800"/>
+        <w:divId w:val="788279977"/>
+        <w:rPr>
+          <w:lang w:val="nl-NL"/>
+        </w:rPr>
+      </w:pPr>
+      <w:r>
+        <w:br w:type="page"/>
+      </w:r>
+    </w:p>
+    <w:p>
+      <w:pPr>
+        <w:pStyle w:val="Kop3"/>
+        <w:divId w:val="788279977"/>
+        <w:rPr>
+          <w:rFonts w:eastAsia="Times New Roman"/>
+          <w:lang w:val="nl-NL"/>
+        </w:rPr>
+      </w:pPr>
+      <w:bookmarkStart w:id="53" w:name="_Toc241844859"/>
+      <w:r>
+        <w:rPr>
+          <w:rFonts w:eastAsia="Times New Roman"/>
+          <w:lang w:val="nl-NL"/>
+        </w:rPr>
+        <w:t>KONINKLIJK HUIS (NEDERLAND)</w:t>
+      </w:r>
+      <w:bookmarkEnd w:id="53"/>
+    </w:p>
+    <w:p>
+      <w:pPr>
+        <w:pStyle w:val="subtitel"/>
+        <w:divId w:val="788279977"/>
+        <w:rPr>
+          <w:lang w:val="nl-NL"/>
+        </w:rPr>
+      </w:pPr>
+      <w:r>
+        <w:rPr>
+          <w:lang w:val="nl-NL"/>
+        </w:rPr>
+        <w:t>Het Grondwettelijke Nulpunt</w:t>
+      </w:r>
+    </w:p>
+    <w:p>
+      <w:pPr>
+        <w:pStyle w:val="Normaalweb"/>
+        <w:divId w:val="788279977"/>
+        <w:rPr>
+          <w:lang w:val="nl-NL"/>
+        </w:rPr>
+      </w:pPr>
+      <w:r>
+        <w:rPr>
+          <w:lang w:val="nl-NL"/>
+        </w:rPr>
+        <w:t>De escalatieladder binnen de Nederlandse staat eindigt, evenals in België, bij het symbolische staatshoofd. In mei 2026 wordt de Systeem-Audit per aangetekende post aangeboden aan het Kabinet van de Koning. Dit verzoekschrift markeert het bereiken van de absolute top van de nationale staatsinrichting met de vraag om aandacht voor de onzichtbare administratieve armoede in de grensstreek.</w:t>
+      </w:r>
+    </w:p>
+    <w:p>
+      <w:pPr>
+        <w:pStyle w:val="Normaalweb"/>
+        <w:divId w:val="788279977"/>
+        <w:rPr>
+          <w:lang w:val="nl-NL"/>
+        </w:rPr>
+      </w:pPr>
+      <w:r>
+        <w:rPr>
+          <w:lang w:val="nl-NL"/>
+        </w:rPr>
+        <w:t>De reactie van het Kabinet van de Koning in juli 2026 volgt de stricte kaders van de Nederlandse Grondwet. Er wordt erkend dat de Koning persoonlijk geen enkele bevoegdheid bezit om in te grijpen in administratieve beslissingen of om uitvoerende instanties te corrigeren. Het Paleis biedt aan om het verzoekschrift formeel door te geleiden naar de bevoegde minister of staatssecretaris, mits de burger exact specificeert voor welk specifiek deelprobleem steun wordt gevraagd.</w:t>
+      </w:r>
+    </w:p>
+    <w:p>
+      <w:pPr>
+        <w:pStyle w:val="Normaalweb"/>
+        <w:divId w:val="788279977"/>
+        <w:rPr>
+          <w:lang w:val="nl-NL"/>
+        </w:rPr>
+      </w:pPr>
+      <w:r>
+        <w:rPr>
+          <w:lang w:val="nl-NL"/>
+        </w:rPr>
+        <w:t>Hiermee is ook in Nederland de nationale escalatieladder definitief uitgewerkt. Het hoogste staatshoofd kan niet meer doen dan de brief terugsturen naar precies dat ministerie dat verantwoordelijk is voor de gemaakte fouten. Dit onderstreept het fundamentele uitgangspunt van deze audit: er is binnen de nationale structuren van beide lidstaten geen enkele instantie meer over die een transnationaal bevoegdheidsvacuüm kan oplossen. De nationale staat houdt op met functioneren zodra de grens wordt overstoken.</w:t>
+      </w:r>
+    </w:p>
+    <w:p>
+      <w:pPr>
+        <w:pStyle w:val="marker"/>
+        <w:ind w:left="800" w:right="800"/>
+        <w:divId w:val="788279977"/>
+        <w:rPr>
+          <w:lang w:val="nl-NL"/>
+        </w:rPr>
+      </w:pPr>
+      <w:r>
+        <w:br w:type="page"/>
+      </w:r>
+    </w:p>
+    <w:p>
+      <w:pPr>
+        <w:pStyle w:val="Kop2"/>
+        <w:divId w:val="788279977"/>
+        <w:rPr>
+          <w:rFonts w:eastAsia="Times New Roman"/>
+          <w:lang w:val="nl-NL"/>
+        </w:rPr>
+      </w:pPr>
+      <w:bookmarkStart w:id="54" w:name="_Toc241844860"/>
+      <w:r>
+        <w:rPr>
+          <w:rFonts w:eastAsia="Times New Roman"/>
+          <w:lang w:val="nl-NL"/>
+        </w:rPr>
+        <w:t>Overheid / Ministeries</w:t>
+      </w:r>
+      <w:bookmarkEnd w:id="54"/>
+    </w:p>
+    <w:p>
+      <w:pPr>
+        <w:pStyle w:val="marker"/>
+        <w:ind w:left="800" w:right="800"/>
+        <w:divId w:val="788279977"/>
+        <w:rPr>
+          <w:lang w:val="nl-NL"/>
+        </w:rPr>
+      </w:pPr>
+      <w:r>
+        <w:br w:type="page"/>
+      </w:r>
+    </w:p>
+    <w:p>
+      <w:pPr>
         <w:pStyle w:val="Kop1"/>
-        <w:divId w:val="37946012"/>
-        <w:rPr>
-          <w:rFonts w:eastAsia="Times New Roman"/>
-          <w:lang w:val="nl-NL"/>
-        </w:rPr>
-      </w:pPr>
-      <w:bookmarkStart w:id="54" w:name="_Toc241842622"/>
+        <w:divId w:val="788279977"/>
+        <w:rPr>
+          <w:rFonts w:eastAsia="Times New Roman"/>
+          <w:lang w:val="nl-NL"/>
+        </w:rPr>
+      </w:pPr>
+      <w:bookmarkStart w:id="55" w:name="_Toc241844861"/>
       <w:r>
         <w:rPr>
           <w:rFonts w:eastAsia="Times New Roman"/>
@@ -11146,18 +11256,18 @@
         </w:rPr>
         <w:t>III. Overkoepelend, Bemiddeling &amp; Maatschappelijke Resonantie</w:t>
       </w:r>
-      <w:bookmarkEnd w:id="54"/>
+      <w:bookmarkEnd w:id="55"/>
     </w:p>
     <w:p>
       <w:pPr>
         <w:pStyle w:val="Kop3"/>
-        <w:divId w:val="37946012"/>
-        <w:rPr>
-          <w:rFonts w:eastAsia="Times New Roman"/>
-          <w:lang w:val="nl-NL"/>
-        </w:rPr>
-      </w:pPr>
-      <w:bookmarkStart w:id="55" w:name="_Toc241842623"/>
+        <w:divId w:val="788279977"/>
+        <w:rPr>
+          <w:rFonts w:eastAsia="Times New Roman"/>
+          <w:lang w:val="nl-NL"/>
+        </w:rPr>
+      </w:pPr>
+      <w:bookmarkStart w:id="56" w:name="_Toc241844862"/>
       <w:r>
         <w:rPr>
           <w:rFonts w:eastAsia="Times New Roman"/>
@@ -11165,12 +11275,12 @@
         </w:rPr>
         <w:t>SOLVIT</w:t>
       </w:r>
-      <w:bookmarkEnd w:id="55"/>
+      <w:bookmarkEnd w:id="56"/>
     </w:p>
     <w:p>
       <w:pPr>
         <w:pStyle w:val="subtitel"/>
-        <w:divId w:val="37946012"/>
+        <w:divId w:val="788279977"/>
         <w:rPr>
           <w:lang w:val="nl-NL"/>
         </w:rPr>
@@ -11185,7 +11295,7 @@
     <w:p>
       <w:pPr>
         <w:pStyle w:val="Normaalweb"/>
-        <w:divId w:val="37946012"/>
+        <w:divId w:val="788279977"/>
         <w:rPr>
           <w:lang w:val="nl-NL"/>
         </w:rPr>
@@ -11200,7 +11310,7 @@
     <w:p>
       <w:pPr>
         <w:pStyle w:val="Normaalweb"/>
-        <w:divId w:val="37946012"/>
+        <w:divId w:val="788279977"/>
         <w:rPr>
           <w:lang w:val="nl-NL"/>
         </w:rPr>
@@ -11221,7 +11331,7 @@
     <w:p>
       <w:pPr>
         <w:pStyle w:val="Normaalweb"/>
-        <w:divId w:val="37946012"/>
+        <w:divId w:val="788279977"/>
         <w:rPr>
           <w:lang w:val="nl-NL"/>
         </w:rPr>
@@ -11241,7 +11351,7 @@
     </w:p>
     <w:p>
       <w:pPr>
-        <w:divId w:val="878082307"/>
+        <w:divId w:val="2097556042"/>
         <w:rPr>
           <w:color w:val="555555"/>
           <w:sz w:val="20"/>
@@ -11263,7 +11373,7 @@
       <w:pPr>
         <w:pStyle w:val="marker"/>
         <w:ind w:left="800" w:right="800"/>
-        <w:divId w:val="37946012"/>
+        <w:divId w:val="788279977"/>
         <w:rPr>
           <w:lang w:val="nl-NL"/>
         </w:rPr>
@@ -11275,13 +11385,13 @@
     <w:p>
       <w:pPr>
         <w:pStyle w:val="Kop3"/>
-        <w:divId w:val="37946012"/>
-        <w:rPr>
-          <w:rFonts w:eastAsia="Times New Roman"/>
-          <w:lang w:val="nl-NL"/>
-        </w:rPr>
-      </w:pPr>
-      <w:bookmarkStart w:id="56" w:name="_Toc241842624"/>
+        <w:divId w:val="788279977"/>
+        <w:rPr>
+          <w:rFonts w:eastAsia="Times New Roman"/>
+          <w:lang w:val="nl-NL"/>
+        </w:rPr>
+      </w:pPr>
+      <w:bookmarkStart w:id="57" w:name="_Toc241844863"/>
       <w:r>
         <w:rPr>
           <w:rFonts w:eastAsia="Times New Roman"/>
@@ -11289,12 +11399,12 @@
         </w:rPr>
         <w:t>GRENSINFOPUNT (GIP)</w:t>
       </w:r>
-      <w:bookmarkEnd w:id="56"/>
+      <w:bookmarkEnd w:id="57"/>
     </w:p>
     <w:p>
       <w:pPr>
         <w:pStyle w:val="subtitel"/>
-        <w:divId w:val="37946012"/>
+        <w:divId w:val="788279977"/>
         <w:rPr>
           <w:lang w:val="nl-NL"/>
         </w:rPr>
@@ -11309,7 +11419,7 @@
     <w:p>
       <w:pPr>
         <w:pStyle w:val="Normaalweb"/>
-        <w:divId w:val="37946012"/>
+        <w:divId w:val="788279977"/>
         <w:rPr>
           <w:lang w:val="nl-NL"/>
         </w:rPr>
@@ -11324,7 +11434,7 @@
     <w:p>
       <w:pPr>
         <w:pStyle w:val="Normaalweb"/>
-        <w:divId w:val="37946012"/>
+        <w:divId w:val="788279977"/>
         <w:rPr>
           <w:lang w:val="nl-NL"/>
         </w:rPr>
@@ -11345,7 +11455,7 @@
     <w:p>
       <w:pPr>
         <w:pStyle w:val="Normaalweb"/>
-        <w:divId w:val="37946012"/>
+        <w:divId w:val="788279977"/>
         <w:rPr>
           <w:lang w:val="nl-NL"/>
         </w:rPr>
@@ -11361,7 +11471,7 @@
       <w:pPr>
         <w:pStyle w:val="marker"/>
         <w:ind w:left="800" w:right="800"/>
-        <w:divId w:val="37946012"/>
+        <w:divId w:val="788279977"/>
         <w:rPr>
           <w:lang w:val="nl-NL"/>
         </w:rPr>
@@ -11373,13 +11483,13 @@
     <w:p>
       <w:pPr>
         <w:pStyle w:val="Kop3"/>
-        <w:divId w:val="37946012"/>
-        <w:rPr>
-          <w:rFonts w:eastAsia="Times New Roman"/>
-          <w:lang w:val="nl-NL"/>
-        </w:rPr>
-      </w:pPr>
-      <w:bookmarkStart w:id="57" w:name="_Toc241842625"/>
+        <w:divId w:val="788279977"/>
+        <w:rPr>
+          <w:rFonts w:eastAsia="Times New Roman"/>
+          <w:lang w:val="nl-NL"/>
+        </w:rPr>
+      </w:pPr>
+      <w:bookmarkStart w:id="58" w:name="_Toc241844864"/>
       <w:r>
         <w:rPr>
           <w:rFonts w:eastAsia="Times New Roman"/>
@@ -11387,12 +11497,12 @@
         </w:rPr>
         <w:t>BENELUX UNIE</w:t>
       </w:r>
-      <w:bookmarkEnd w:id="57"/>
+      <w:bookmarkEnd w:id="58"/>
     </w:p>
     <w:p>
       <w:pPr>
         <w:pStyle w:val="subtitel"/>
-        <w:divId w:val="37946012"/>
+        <w:divId w:val="788279977"/>
         <w:rPr>
           <w:lang w:val="nl-NL"/>
         </w:rPr>
@@ -11407,7 +11517,7 @@
     <w:p>
       <w:pPr>
         <w:pStyle w:val="Normaalweb"/>
-        <w:divId w:val="37946012"/>
+        <w:divId w:val="788279977"/>
         <w:rPr>
           <w:lang w:val="nl-NL"/>
         </w:rPr>
@@ -11422,7 +11532,7 @@
     <w:p>
       <w:pPr>
         <w:pStyle w:val="Normaalweb"/>
-        <w:divId w:val="37946012"/>
+        <w:divId w:val="788279977"/>
         <w:rPr>
           <w:lang w:val="nl-NL"/>
         </w:rPr>
@@ -11437,7 +11547,7 @@
     <w:p>
       <w:pPr>
         <w:pStyle w:val="Normaalweb"/>
-        <w:divId w:val="37946012"/>
+        <w:divId w:val="788279977"/>
         <w:rPr>
           <w:lang w:val="nl-NL"/>
         </w:rPr>
@@ -11453,7 +11563,7 @@
       <w:pPr>
         <w:pStyle w:val="marker"/>
         <w:ind w:left="800" w:right="800"/>
-        <w:divId w:val="37946012"/>
+        <w:divId w:val="788279977"/>
         <w:rPr>
           <w:lang w:val="nl-NL"/>
         </w:rPr>
@@ -11465,13 +11575,13 @@
     <w:p>
       <w:pPr>
         <w:pStyle w:val="Kop3"/>
-        <w:divId w:val="37946012"/>
-        <w:rPr>
-          <w:rFonts w:eastAsia="Times New Roman"/>
-          <w:lang w:val="nl-NL"/>
-        </w:rPr>
-      </w:pPr>
-      <w:bookmarkStart w:id="58" w:name="_Toc241842626"/>
+        <w:divId w:val="788279977"/>
+        <w:rPr>
+          <w:rFonts w:eastAsia="Times New Roman"/>
+          <w:lang w:val="nl-NL"/>
+        </w:rPr>
+      </w:pPr>
+      <w:bookmarkStart w:id="59" w:name="_Toc241844865"/>
       <w:r>
         <w:rPr>
           <w:rFonts w:eastAsia="Times New Roman"/>
@@ -11479,12 +11589,12 @@
         </w:rPr>
         <w:t>STRATEGISCHE BELANGENBEHARTIGING</w:t>
       </w:r>
-      <w:bookmarkEnd w:id="58"/>
+      <w:bookmarkEnd w:id="59"/>
     </w:p>
     <w:p>
       <w:pPr>
         <w:pStyle w:val="subtitel"/>
-        <w:divId w:val="37946012"/>
+        <w:divId w:val="788279977"/>
         <w:rPr>
           <w:lang w:val="nl-NL"/>
         </w:rPr>
@@ -11499,7 +11609,7 @@
     <w:p>
       <w:pPr>
         <w:pStyle w:val="Normaalweb"/>
-        <w:divId w:val="37946012"/>
+        <w:divId w:val="788279977"/>
         <w:rPr>
           <w:lang w:val="nl-NL"/>
         </w:rPr>
@@ -11514,7 +11624,7 @@
     <w:p>
       <w:pPr>
         <w:pStyle w:val="Normaalweb"/>
-        <w:divId w:val="37946012"/>
+        <w:divId w:val="788279977"/>
         <w:rPr>
           <w:lang w:val="nl-NL"/>
         </w:rPr>
@@ -11529,7 +11639,7 @@
     <w:p>
       <w:pPr>
         <w:pStyle w:val="Normaalweb"/>
-        <w:divId w:val="37946012"/>
+        <w:divId w:val="788279977"/>
         <w:rPr>
           <w:lang w:val="nl-NL"/>
         </w:rPr>
@@ -11545,7 +11655,7 @@
       <w:pPr>
         <w:pStyle w:val="marker"/>
         <w:ind w:left="800" w:right="800"/>
-        <w:divId w:val="37946012"/>
+        <w:divId w:val="788279977"/>
         <w:rPr>
           <w:lang w:val="nl-NL"/>
         </w:rPr>
@@ -11557,13 +11667,13 @@
     <w:p>
       <w:pPr>
         <w:pStyle w:val="Kop3"/>
-        <w:divId w:val="37946012"/>
-        <w:rPr>
-          <w:rFonts w:eastAsia="Times New Roman"/>
-          <w:lang w:val="nl-NL"/>
-        </w:rPr>
-      </w:pPr>
-      <w:bookmarkStart w:id="59" w:name="_Toc241842627"/>
+        <w:divId w:val="788279977"/>
+        <w:rPr>
+          <w:rFonts w:eastAsia="Times New Roman"/>
+          <w:lang w:val="nl-NL"/>
+        </w:rPr>
+      </w:pPr>
+      <w:bookmarkStart w:id="60" w:name="_Toc241844866"/>
       <w:r>
         <w:rPr>
           <w:rFonts w:eastAsia="Times New Roman"/>
@@ -11571,12 +11681,12 @@
         </w:rPr>
         <w:t>ACADEMISCHE OBSERVATIELAAG</w:t>
       </w:r>
-      <w:bookmarkEnd w:id="59"/>
+      <w:bookmarkEnd w:id="60"/>
     </w:p>
     <w:p>
       <w:pPr>
         <w:pStyle w:val="subtitel"/>
-        <w:divId w:val="37946012"/>
+        <w:divId w:val="788279977"/>
         <w:rPr>
           <w:lang w:val="nl-NL"/>
         </w:rPr>
@@ -11591,7 +11701,7 @@
     <w:p>
       <w:pPr>
         <w:pStyle w:val="Normaalweb"/>
-        <w:divId w:val="37946012"/>
+        <w:divId w:val="788279977"/>
         <w:rPr>
           <w:lang w:val="nl-NL"/>
         </w:rPr>
@@ -11612,7 +11722,7 @@
     <w:p>
       <w:pPr>
         <w:pStyle w:val="Normaalweb"/>
-        <w:divId w:val="37946012"/>
+        <w:divId w:val="788279977"/>
         <w:rPr>
           <w:lang w:val="nl-NL"/>
         </w:rPr>
@@ -11639,7 +11749,7 @@
     <w:p>
       <w:pPr>
         <w:pStyle w:val="Normaalweb"/>
-        <w:divId w:val="37946012"/>
+        <w:divId w:val="788279977"/>
         <w:rPr>
           <w:lang w:val="nl-NL"/>
         </w:rPr>
@@ -11665,7 +11775,7 @@
     </w:p>
     <w:p>
       <w:pPr>
-        <w:divId w:val="420569628"/>
+        <w:divId w:val="1815484067"/>
         <w:rPr>
           <w:color w:val="555555"/>
           <w:sz w:val="20"/>
@@ -11685,7 +11795,7 @@
     </w:p>
     <w:p>
       <w:pPr>
-        <w:divId w:val="420569628"/>
+        <w:divId w:val="1815484067"/>
         <w:rPr>
           <w:color w:val="555555"/>
           <w:sz w:val="20"/>
@@ -11705,7 +11815,7 @@
     </w:p>
     <w:p>
       <w:pPr>
-        <w:divId w:val="420569628"/>
+        <w:divId w:val="1815484067"/>
         <w:rPr>
           <w:color w:val="555555"/>
           <w:sz w:val="20"/>
@@ -11727,7 +11837,7 @@
       <w:pPr>
         <w:pStyle w:val="marker"/>
         <w:ind w:left="800" w:right="800"/>
-        <w:divId w:val="37946012"/>
+        <w:divId w:val="788279977"/>
         <w:rPr>
           <w:lang w:val="nl-NL"/>
         </w:rPr>
@@ -11739,13 +11849,13 @@
     <w:p>
       <w:pPr>
         <w:pStyle w:val="Kop3"/>
-        <w:divId w:val="37946012"/>
-        <w:rPr>
-          <w:rFonts w:eastAsia="Times New Roman"/>
-          <w:lang w:val="nl-NL"/>
-        </w:rPr>
-      </w:pPr>
-      <w:bookmarkStart w:id="60" w:name="_Toc241842628"/>
+        <w:divId w:val="788279977"/>
+        <w:rPr>
+          <w:rFonts w:eastAsia="Times New Roman"/>
+          <w:lang w:val="nl-NL"/>
+        </w:rPr>
+      </w:pPr>
+      <w:bookmarkStart w:id="61" w:name="_Toc241844867"/>
       <w:r>
         <w:rPr>
           <w:rFonts w:eastAsia="Times New Roman"/>
@@ -11753,12 +11863,12 @@
         </w:rPr>
         <w:t>MEDIA &amp; PUBLIEKE INTELLECTUELEN</w:t>
       </w:r>
-      <w:bookmarkEnd w:id="60"/>
+      <w:bookmarkEnd w:id="61"/>
     </w:p>
     <w:p>
       <w:pPr>
         <w:pStyle w:val="subtitel"/>
-        <w:divId w:val="37946012"/>
+        <w:divId w:val="788279977"/>
         <w:rPr>
           <w:lang w:val="nl-NL"/>
         </w:rPr>
@@ -11773,7 +11883,7 @@
     <w:p>
       <w:pPr>
         <w:pStyle w:val="Normaalweb"/>
-        <w:divId w:val="37946012"/>
+        <w:divId w:val="788279977"/>
         <w:rPr>
           <w:lang w:val="nl-NL"/>
         </w:rPr>
@@ -11788,7 +11898,7 @@
     <w:p>
       <w:pPr>
         <w:pStyle w:val="Normaalweb"/>
-        <w:divId w:val="37946012"/>
+        <w:divId w:val="788279977"/>
         <w:rPr>
           <w:lang w:val="nl-NL"/>
         </w:rPr>
@@ -11803,7 +11913,7 @@
     <w:p>
       <w:pPr>
         <w:pStyle w:val="Normaalweb"/>
-        <w:divId w:val="37946012"/>
+        <w:divId w:val="788279977"/>
         <w:rPr>
           <w:lang w:val="nl-NL"/>
         </w:rPr>
@@ -11819,7 +11929,7 @@
       <w:pPr>
         <w:pStyle w:val="marker"/>
         <w:ind w:left="800" w:right="800"/>
-        <w:divId w:val="37946012"/>
+        <w:divId w:val="788279977"/>
         <w:rPr>
           <w:lang w:val="nl-NL"/>
         </w:rPr>
@@ -11831,13 +11941,13 @@
     <w:p>
       <w:pPr>
         <w:pStyle w:val="Kop1"/>
-        <w:divId w:val="37946012"/>
-        <w:rPr>
-          <w:rFonts w:eastAsia="Times New Roman"/>
-          <w:lang w:val="nl-NL"/>
-        </w:rPr>
-      </w:pPr>
-      <w:bookmarkStart w:id="61" w:name="_Toc241842629"/>
+        <w:divId w:val="788279977"/>
+        <w:rPr>
+          <w:rFonts w:eastAsia="Times New Roman"/>
+          <w:lang w:val="nl-NL"/>
+        </w:rPr>
+      </w:pPr>
+      <w:bookmarkStart w:id="62" w:name="_Toc241844868"/>
       <w:r>
         <w:rPr>
           <w:rFonts w:eastAsia="Times New Roman"/>
@@ -11845,18 +11955,18 @@
         </w:rPr>
         <w:t>IV. Europa</w:t>
       </w:r>
-      <w:bookmarkEnd w:id="61"/>
+      <w:bookmarkEnd w:id="62"/>
     </w:p>
     <w:p>
       <w:pPr>
         <w:pStyle w:val="Kop3"/>
-        <w:divId w:val="37946012"/>
-        <w:rPr>
-          <w:rFonts w:eastAsia="Times New Roman"/>
-          <w:lang w:val="nl-NL"/>
-        </w:rPr>
-      </w:pPr>
-      <w:bookmarkStart w:id="62" w:name="_Toc241842630"/>
+        <w:divId w:val="788279977"/>
+        <w:rPr>
+          <w:rFonts w:eastAsia="Times New Roman"/>
+          <w:lang w:val="nl-NL"/>
+        </w:rPr>
+      </w:pPr>
+      <w:bookmarkStart w:id="63" w:name="_Toc241844869"/>
       <w:r>
         <w:rPr>
           <w:rFonts w:eastAsia="Times New Roman"/>
@@ -11864,12 +11974,12 @@
         </w:rPr>
         <w:t>EUROPESE COMMISSIE</w:t>
       </w:r>
-      <w:bookmarkEnd w:id="62"/>
+      <w:bookmarkEnd w:id="63"/>
     </w:p>
     <w:p>
       <w:pPr>
         <w:pStyle w:val="subtitel"/>
-        <w:divId w:val="37946012"/>
+        <w:divId w:val="788279977"/>
         <w:rPr>
           <w:lang w:val="nl-NL"/>
         </w:rPr>
@@ -11884,7 +11994,7 @@
     <w:p>
       <w:pPr>
         <w:pStyle w:val="Normaalweb"/>
-        <w:divId w:val="37946012"/>
+        <w:divId w:val="788279977"/>
         <w:rPr>
           <w:lang w:val="nl-NL"/>
         </w:rPr>
@@ -11899,7 +12009,7 @@
     <w:p>
       <w:pPr>
         <w:pStyle w:val="Normaalweb"/>
-        <w:divId w:val="37946012"/>
+        <w:divId w:val="788279977"/>
         <w:rPr>
           <w:lang w:val="nl-NL"/>
         </w:rPr>
@@ -11914,7 +12024,7 @@
     <w:p>
       <w:pPr>
         <w:pStyle w:val="Normaalweb"/>
-        <w:divId w:val="37946012"/>
+        <w:divId w:val="788279977"/>
         <w:rPr>
           <w:lang w:val="nl-NL"/>
         </w:rPr>
@@ -11929,7 +12039,7 @@
     <w:p>
       <w:pPr>
         <w:pStyle w:val="Normaalweb"/>
-        <w:divId w:val="37946012"/>
+        <w:divId w:val="788279977"/>
         <w:rPr>
           <w:lang w:val="nl-NL"/>
         </w:rPr>
@@ -11949,7 +12059,7 @@
     </w:p>
     <w:p>
       <w:pPr>
-        <w:divId w:val="1906640411"/>
+        <w:divId w:val="13313895"/>
         <w:rPr>
           <w:color w:val="555555"/>
           <w:sz w:val="20"/>
@@ -11971,7 +12081,7 @@
       <w:pPr>
         <w:pStyle w:val="marker"/>
         <w:ind w:left="800" w:right="800"/>
-        <w:divId w:val="37946012"/>
+        <w:divId w:val="788279977"/>
         <w:rPr>
           <w:lang w:val="nl-NL"/>
         </w:rPr>
@@ -11983,13 +12093,13 @@
     <w:p>
       <w:pPr>
         <w:pStyle w:val="Kop3"/>
-        <w:divId w:val="37946012"/>
-        <w:rPr>
-          <w:rFonts w:eastAsia="Times New Roman"/>
-          <w:lang w:val="nl-NL"/>
-        </w:rPr>
-      </w:pPr>
-      <w:bookmarkStart w:id="63" w:name="_Toc241842631"/>
+        <w:divId w:val="788279977"/>
+        <w:rPr>
+          <w:rFonts w:eastAsia="Times New Roman"/>
+          <w:lang w:val="nl-NL"/>
+        </w:rPr>
+      </w:pPr>
+      <w:bookmarkStart w:id="64" w:name="_Toc241844870"/>
       <w:r>
         <w:rPr>
           <w:rFonts w:eastAsia="Times New Roman"/>
@@ -11997,12 +12107,12 @@
         </w:rPr>
         <w:t>EUROPEES HOF VOOR DE RECHTEN VAN DE MENS (EHRM)</w:t>
       </w:r>
-      <w:bookmarkEnd w:id="63"/>
+      <w:bookmarkEnd w:id="64"/>
     </w:p>
     <w:p>
       <w:pPr>
         <w:pStyle w:val="subtitel"/>
-        <w:divId w:val="37946012"/>
+        <w:divId w:val="788279977"/>
         <w:rPr>
           <w:lang w:val="nl-NL"/>
         </w:rPr>
@@ -12017,7 +12127,7 @@
     <w:p>
       <w:pPr>
         <w:pStyle w:val="Normaalweb"/>
-        <w:divId w:val="37946012"/>
+        <w:divId w:val="788279977"/>
         <w:rPr>
           <w:lang w:val="nl-NL"/>
         </w:rPr>
@@ -12032,7 +12142,7 @@
     <w:p>
       <w:pPr>
         <w:pStyle w:val="Normaalweb"/>
-        <w:divId w:val="37946012"/>
+        <w:divId w:val="788279977"/>
         <w:rPr>
           <w:lang w:val="nl-NL"/>
         </w:rPr>
@@ -12053,7 +12163,7 @@
     <w:p>
       <w:pPr>
         <w:pStyle w:val="Normaalweb"/>
-        <w:divId w:val="37946012"/>
+        <w:divId w:val="788279977"/>
         <w:rPr>
           <w:lang w:val="nl-NL"/>
         </w:rPr>
@@ -12067,7 +12177,7 @@
     </w:p>
     <w:p>
       <w:pPr>
-        <w:divId w:val="881593527"/>
+        <w:divId w:val="746003613"/>
         <w:rPr>
           <w:color w:val="555555"/>
           <w:sz w:val="20"/>
@@ -12089,7 +12199,7 @@
       <w:pPr>
         <w:pStyle w:val="marker"/>
         <w:ind w:left="800" w:right="800"/>
-        <w:divId w:val="37946012"/>
+        <w:divId w:val="788279977"/>
         <w:rPr>
           <w:lang w:val="nl-NL"/>
         </w:rPr>
@@ -12101,13 +12211,13 @@
     <w:p>
       <w:pPr>
         <w:pStyle w:val="Kop3"/>
-        <w:divId w:val="37946012"/>
-        <w:rPr>
-          <w:rFonts w:eastAsia="Times New Roman"/>
-          <w:lang w:val="nl-NL"/>
-        </w:rPr>
-      </w:pPr>
-      <w:bookmarkStart w:id="64" w:name="_Toc241842632"/>
+        <w:divId w:val="788279977"/>
+        <w:rPr>
+          <w:rFonts w:eastAsia="Times New Roman"/>
+          <w:lang w:val="nl-NL"/>
+        </w:rPr>
+      </w:pPr>
+      <w:bookmarkStart w:id="65" w:name="_Toc241844871"/>
       <w:r>
         <w:rPr>
           <w:rFonts w:eastAsia="Times New Roman"/>
@@ -12115,12 +12225,12 @@
         </w:rPr>
         <w:t>EUROPESE OMBUDSMAN</w:t>
       </w:r>
-      <w:bookmarkEnd w:id="64"/>
+      <w:bookmarkEnd w:id="65"/>
     </w:p>
     <w:p>
       <w:pPr>
         <w:pStyle w:val="subtitel"/>
-        <w:divId w:val="37946012"/>
+        <w:divId w:val="788279977"/>
         <w:rPr>
           <w:lang w:val="nl-NL"/>
         </w:rPr>
@@ -12135,7 +12245,7 @@
     <w:p>
       <w:pPr>
         <w:pStyle w:val="Normaalweb"/>
-        <w:divId w:val="37946012"/>
+        <w:divId w:val="788279977"/>
         <w:rPr>
           <w:lang w:val="nl-NL"/>
         </w:rPr>
@@ -12150,7 +12260,7 @@
     <w:p>
       <w:pPr>
         <w:pStyle w:val="Normaalweb"/>
-        <w:divId w:val="37946012"/>
+        <w:divId w:val="788279977"/>
         <w:rPr>
           <w:lang w:val="nl-NL"/>
         </w:rPr>
@@ -12171,7 +12281,7 @@
     <w:p>
       <w:pPr>
         <w:pStyle w:val="Normaalweb"/>
-        <w:divId w:val="37946012"/>
+        <w:divId w:val="788279977"/>
         <w:rPr>
           <w:lang w:val="nl-NL"/>
         </w:rPr>
@@ -12187,7 +12297,7 @@
       <w:pPr>
         <w:pStyle w:val="marker"/>
         <w:ind w:left="800" w:right="800"/>
-        <w:divId w:val="37946012"/>
+        <w:divId w:val="788279977"/>
         <w:rPr>
           <w:lang w:val="nl-NL"/>
         </w:rPr>
@@ -12199,13 +12309,13 @@
     <w:p>
       <w:pPr>
         <w:pStyle w:val="Kop3"/>
-        <w:divId w:val="37946012"/>
-        <w:rPr>
-          <w:rFonts w:eastAsia="Times New Roman"/>
-          <w:lang w:val="nl-NL"/>
-        </w:rPr>
-      </w:pPr>
-      <w:bookmarkStart w:id="65" w:name="_Toc241842633"/>
+        <w:divId w:val="788279977"/>
+        <w:rPr>
+          <w:rFonts w:eastAsia="Times New Roman"/>
+          <w:lang w:val="nl-NL"/>
+        </w:rPr>
+      </w:pPr>
+      <w:bookmarkStart w:id="66" w:name="_Toc241844872"/>
       <w:r>
         <w:rPr>
           <w:rFonts w:eastAsia="Times New Roman"/>
@@ -12213,12 +12323,12 @@
         </w:rPr>
         <w:t>EUROPEES PARLEMENT</w:t>
       </w:r>
-      <w:bookmarkEnd w:id="65"/>
+      <w:bookmarkEnd w:id="66"/>
     </w:p>
     <w:p>
       <w:pPr>
         <w:pStyle w:val="subtitel"/>
-        <w:divId w:val="37946012"/>
+        <w:divId w:val="788279977"/>
         <w:rPr>
           <w:lang w:val="nl-NL"/>
         </w:rPr>
@@ -12233,7 +12343,7 @@
     <w:p>
       <w:pPr>
         <w:pStyle w:val="Normaalweb"/>
-        <w:divId w:val="37946012"/>
+        <w:divId w:val="788279977"/>
         <w:rPr>
           <w:lang w:val="nl-NL"/>
         </w:rPr>
@@ -12254,7 +12364,7 @@
     <w:p>
       <w:pPr>
         <w:pStyle w:val="Normaalweb"/>
-        <w:divId w:val="37946012"/>
+        <w:divId w:val="788279977"/>
         <w:rPr>
           <w:lang w:val="nl-NL"/>
         </w:rPr>
@@ -12269,7 +12379,7 @@
     <w:p>
       <w:pPr>
         <w:pStyle w:val="Normaalweb"/>
-        <w:divId w:val="37946012"/>
+        <w:divId w:val="788279977"/>
         <w:rPr>
           <w:lang w:val="nl-NL"/>
         </w:rPr>
@@ -12284,7 +12394,7 @@
     <w:p>
       <w:pPr>
         <w:pStyle w:val="Normaalweb"/>
-        <w:divId w:val="37946012"/>
+        <w:divId w:val="788279977"/>
         <w:rPr>
           <w:lang w:val="nl-NL"/>
         </w:rPr>
@@ -12306,7 +12416,7 @@
       <w:pPr>
         <w:pStyle w:val="marker"/>
         <w:ind w:left="800" w:right="800"/>
-        <w:divId w:val="37946012"/>
+        <w:divId w:val="788279977"/>
         <w:rPr>
           <w:lang w:val="nl-NL"/>
         </w:rPr>
@@ -12318,13 +12428,13 @@
     <w:p>
       <w:pPr>
         <w:pStyle w:val="Kop3"/>
-        <w:divId w:val="37946012"/>
-        <w:rPr>
-          <w:rFonts w:eastAsia="Times New Roman"/>
-          <w:lang w:val="nl-NL"/>
-        </w:rPr>
-      </w:pPr>
-      <w:bookmarkStart w:id="66" w:name="_Toc241842634"/>
+        <w:divId w:val="788279977"/>
+        <w:rPr>
+          <w:rFonts w:eastAsia="Times New Roman"/>
+          <w:lang w:val="nl-NL"/>
+        </w:rPr>
+      </w:pPr>
+      <w:bookmarkStart w:id="67" w:name="_Toc241844873"/>
       <w:r>
         <w:rPr>
           <w:rFonts w:eastAsia="Times New Roman"/>
@@ -12332,12 +12442,12 @@
         </w:rPr>
         <w:t>EUROPESE RAAD</w:t>
       </w:r>
-      <w:bookmarkEnd w:id="66"/>
+      <w:bookmarkEnd w:id="67"/>
     </w:p>
     <w:p>
       <w:pPr>
         <w:pStyle w:val="subtitel"/>
-        <w:divId w:val="37946012"/>
+        <w:divId w:val="788279977"/>
         <w:rPr>
           <w:lang w:val="nl-NL"/>
         </w:rPr>
@@ -12352,7 +12462,7 @@
     <w:p>
       <w:pPr>
         <w:pStyle w:val="Normaalweb"/>
-        <w:divId w:val="37946012"/>
+        <w:divId w:val="788279977"/>
         <w:rPr>
           <w:lang w:val="nl-NL"/>
         </w:rPr>
@@ -12367,7 +12477,7 @@
     <w:p>
       <w:pPr>
         <w:pStyle w:val="Normaalweb"/>
-        <w:divId w:val="37946012"/>
+        <w:divId w:val="788279977"/>
         <w:rPr>
           <w:lang w:val="nl-NL"/>
         </w:rPr>
@@ -12389,7 +12499,7 @@
       <w:pPr>
         <w:pStyle w:val="marker"/>
         <w:ind w:left="800" w:right="800"/>
-        <w:divId w:val="37946012"/>
+        <w:divId w:val="788279977"/>
         <w:rPr>
           <w:lang w:val="nl-NL"/>
         </w:rPr>
@@ -12401,13 +12511,13 @@
     <w:p>
       <w:pPr>
         <w:pStyle w:val="Kop3"/>
-        <w:divId w:val="37946012"/>
-        <w:rPr>
-          <w:rFonts w:eastAsia="Times New Roman"/>
-          <w:lang w:val="nl-NL"/>
-        </w:rPr>
-      </w:pPr>
-      <w:bookmarkStart w:id="67" w:name="_Toc241842635"/>
+        <w:divId w:val="788279977"/>
+        <w:rPr>
+          <w:rFonts w:eastAsia="Times New Roman"/>
+          <w:lang w:val="nl-NL"/>
+        </w:rPr>
+      </w:pPr>
+      <w:bookmarkStart w:id="68" w:name="_Toc241844874"/>
       <w:r>
         <w:rPr>
           <w:rFonts w:eastAsia="Times New Roman"/>
@@ -12415,12 +12525,12 @@
         </w:rPr>
         <w:t>EUROPESE ARBEIDSAUTORITEIT (ELA)</w:t>
       </w:r>
-      <w:bookmarkEnd w:id="67"/>
+      <w:bookmarkEnd w:id="68"/>
     </w:p>
     <w:p>
       <w:pPr>
         <w:pStyle w:val="subtitel"/>
-        <w:divId w:val="37946012"/>
+        <w:divId w:val="788279977"/>
         <w:rPr>
           <w:lang w:val="nl-NL"/>
         </w:rPr>
@@ -12435,7 +12545,7 @@
     <w:p>
       <w:pPr>
         <w:pStyle w:val="Normaalweb"/>
-        <w:divId w:val="37946012"/>
+        <w:divId w:val="788279977"/>
         <w:rPr>
           <w:lang w:val="nl-NL"/>
         </w:rPr>
@@ -12450,7 +12560,7 @@
     <w:p>
       <w:pPr>
         <w:pStyle w:val="Normaalweb"/>
-        <w:divId w:val="37946012"/>
+        <w:divId w:val="788279977"/>
         <w:rPr>
           <w:lang w:val="nl-NL"/>
         </w:rPr>
@@ -12471,7 +12581,7 @@
     <w:p>
       <w:pPr>
         <w:pStyle w:val="Normaalweb"/>
-        <w:divId w:val="37946012"/>
+        <w:divId w:val="788279977"/>
         <w:rPr>
           <w:lang w:val="nl-NL"/>
         </w:rPr>
@@ -12485,7 +12595,7 @@
     </w:p>
     <w:p>
       <w:pPr>
-        <w:divId w:val="1637681801"/>
+        <w:divId w:val="1408184693"/>
         <w:rPr>
           <w:color w:val="555555"/>
           <w:sz w:val="20"/>
@@ -12507,7 +12617,7 @@
       <w:pPr>
         <w:pStyle w:val="marker"/>
         <w:ind w:left="800" w:right="800"/>
-        <w:divId w:val="37946012"/>
+        <w:divId w:val="788279977"/>
         <w:rPr>
           <w:lang w:val="nl-NL"/>
         </w:rPr>
@@ -12519,13 +12629,13 @@
     <w:p>
       <w:pPr>
         <w:pStyle w:val="Kop1"/>
-        <w:divId w:val="37946012"/>
-        <w:rPr>
-          <w:rFonts w:eastAsia="Times New Roman"/>
-          <w:lang w:val="nl-NL"/>
-        </w:rPr>
-      </w:pPr>
-      <w:bookmarkStart w:id="68" w:name="_Toc241842636"/>
+        <w:divId w:val="788279977"/>
+        <w:rPr>
+          <w:rFonts w:eastAsia="Times New Roman"/>
+          <w:lang w:val="nl-NL"/>
+        </w:rPr>
+      </w:pPr>
+      <w:bookmarkStart w:id="69" w:name="_Toc241844875"/>
       <w:r>
         <w:rPr>
           <w:rFonts w:eastAsia="Times New Roman"/>
@@ -12533,18 +12643,18 @@
         </w:rPr>
         <w:t>V. Internationaal</w:t>
       </w:r>
-      <w:bookmarkEnd w:id="68"/>
+      <w:bookmarkEnd w:id="69"/>
     </w:p>
     <w:p>
       <w:pPr>
         <w:pStyle w:val="Kop3"/>
-        <w:divId w:val="37946012"/>
-        <w:rPr>
-          <w:rFonts w:eastAsia="Times New Roman"/>
-          <w:lang w:val="nl-NL"/>
-        </w:rPr>
-      </w:pPr>
-      <w:bookmarkStart w:id="69" w:name="_Toc241842637"/>
+        <w:divId w:val="788279977"/>
+        <w:rPr>
+          <w:rFonts w:eastAsia="Times New Roman"/>
+          <w:lang w:val="nl-NL"/>
+        </w:rPr>
+      </w:pPr>
+      <w:bookmarkStart w:id="70" w:name="_Toc241844876"/>
       <w:r>
         <w:rPr>
           <w:rFonts w:eastAsia="Times New Roman"/>
@@ -12552,12 +12662,12 @@
         </w:rPr>
         <w:t>VERENIGDE NATIES</w:t>
       </w:r>
-      <w:bookmarkEnd w:id="69"/>
+      <w:bookmarkEnd w:id="70"/>
     </w:p>
     <w:p>
       <w:pPr>
         <w:pStyle w:val="subtitel"/>
-        <w:divId w:val="37946012"/>
+        <w:divId w:val="788279977"/>
         <w:rPr>
           <w:lang w:val="nl-NL"/>
         </w:rPr>
@@ -12572,7 +12682,7 @@
     <w:p>
       <w:pPr>
         <w:pStyle w:val="Normaalweb"/>
-        <w:divId w:val="37946012"/>
+        <w:divId w:val="788279977"/>
         <w:rPr>
           <w:lang w:val="nl-NL"/>
         </w:rPr>
@@ -12587,7 +12697,7 @@
     <w:p>
       <w:pPr>
         <w:pStyle w:val="Normaalweb"/>
-        <w:divId w:val="37946012"/>
+        <w:divId w:val="788279977"/>
         <w:rPr>
           <w:lang w:val="nl-NL"/>
         </w:rPr>
@@ -12608,7 +12718,7 @@
     <w:p>
       <w:pPr>
         <w:pStyle w:val="Normaalweb"/>
-        <w:divId w:val="37946012"/>
+        <w:divId w:val="788279977"/>
         <w:rPr>
           <w:lang w:val="nl-NL"/>
         </w:rPr>
@@ -12623,7 +12733,7 @@
     <w:p>
       <w:pPr>
         <w:pStyle w:val="Normaalweb"/>
-        <w:divId w:val="37946012"/>
+        <w:divId w:val="788279977"/>
         <w:rPr>
           <w:lang w:val="nl-NL"/>
         </w:rPr>
@@ -12637,7 +12747,7 @@
     </w:p>
     <w:p>
       <w:pPr>
-        <w:divId w:val="911162282"/>
+        <w:divId w:val="1556546665"/>
         <w:rPr>
           <w:color w:val="555555"/>
           <w:sz w:val="20"/>
@@ -12890,7 +13000,7 @@
         <w:sz w:val="18"/>
       </w:rPr>
       <w:tab/>
-      <w:t>Laatst gewijzigd: 2 oktober 2026, 14:00</w:t>
+      <w:t>Laatst gewijzigd: 2 oktober 2026, 14:38</w:t>
     </w:r>
   </w:p>
 </w:hdr>
@@ -14122,7 +14232,7 @@
     <w:link w:val="KoptekstChar"/>
     <w:uiPriority w:val="99"/>
     <w:unhideWhenUsed/>
-    <w:rsid w:val="00687A8D"/>
+    <w:rsid w:val="005808C6"/>
     <w:pPr>
       <w:tabs>
         <w:tab w:val="center" w:pos="4536"/>
@@ -14135,7 +14245,7 @@
     <w:basedOn w:val="Standaardalinea-lettertype"/>
     <w:link w:val="Koptekst"/>
     <w:uiPriority w:val="99"/>
-    <w:rsid w:val="00687A8D"/>
+    <w:rsid w:val="005808C6"/>
     <w:rPr>
       <w:rFonts w:eastAsiaTheme="minorEastAsia"/>
       <w:sz w:val="24"/>
@@ -14148,7 +14258,7 @@
     <w:link w:val="VoettekstChar"/>
     <w:uiPriority w:val="99"/>
     <w:unhideWhenUsed/>
-    <w:rsid w:val="00687A8D"/>
+    <w:rsid w:val="005808C6"/>
     <w:pPr>
       <w:tabs>
         <w:tab w:val="center" w:pos="4536"/>
@@ -14161,7 +14271,7 @@
     <w:basedOn w:val="Standaardalinea-lettertype"/>
     <w:link w:val="Voettekst"/>
     <w:uiPriority w:val="99"/>
-    <w:rsid w:val="00687A8D"/>
+    <w:rsid w:val="005808C6"/>
     <w:rPr>
       <w:rFonts w:eastAsiaTheme="minorEastAsia"/>
       <w:sz w:val="24"/>
@@ -14175,7 +14285,7 @@
     <w:autoRedefine/>
     <w:uiPriority w:val="39"/>
     <w:unhideWhenUsed/>
-    <w:rsid w:val="00687A8D"/>
+    <w:rsid w:val="005808C6"/>
     <w:pPr>
       <w:spacing w:after="100"/>
       <w:ind w:left="220"/>
@@ -14188,7 +14298,7 @@
     <w:autoRedefine/>
     <w:uiPriority w:val="39"/>
     <w:unhideWhenUsed/>
-    <w:rsid w:val="00687A8D"/>
+    <w:rsid w:val="005808C6"/>
     <w:pPr>
       <w:spacing w:after="100"/>
     </w:pPr>
@@ -14200,7 +14310,7 @@
     <w:autoRedefine/>
     <w:uiPriority w:val="39"/>
     <w:unhideWhenUsed/>
-    <w:rsid w:val="00687A8D"/>
+    <w:rsid w:val="005808C6"/>
     <w:pPr>
       <w:spacing w:after="100"/>
       <w:ind w:left="440"/>

--- a/docx/document-a.docx
+++ b/docx/document-a.docx
@@ -7,7 +7,7 @@
         <w:spacing w:after="480"/>
         <w:jc w:val="center"/>
         <w:outlineLvl w:val="1"/>
-        <w:divId w:val="657198968"/>
+        <w:divId w:val="326710966"/>
         <w:rPr>
           <w:rFonts w:ascii="Aptos Display" w:eastAsia="Times New Roman" w:hAnsi="Aptos Display"/>
           <w:b/>
@@ -36,7 +36,7 @@
     <w:p>
       <w:pPr>
         <w:pStyle w:val="ondertitel2"/>
-        <w:divId w:val="657198968"/>
+        <w:divId w:val="326710966"/>
         <w:rPr>
           <w:lang w:val="nl-NL"/>
         </w:rPr>
@@ -51,7 +51,7 @@
     <w:p>
       <w:pPr>
         <w:pStyle w:val="documentaanduiding2"/>
-        <w:divId w:val="657198968"/>
+        <w:divId w:val="326710966"/>
         <w:rPr>
           <w:lang w:val="nl-NL"/>
         </w:rPr>
@@ -66,7 +66,7 @@
     <w:p>
       <w:pPr>
         <w:pStyle w:val="auteur2"/>
-        <w:divId w:val="657198968"/>
+        <w:divId w:val="326710966"/>
         <w:rPr>
           <w:lang w:val="nl-NL"/>
         </w:rPr>
@@ -81,23 +81,23 @@
     <w:p>
       <w:pPr>
         <w:pStyle w:val="meta-lijn2"/>
-        <w:divId w:val="657198968"/>
-        <w:rPr>
-          <w:lang w:val="nl-NL"/>
-        </w:rPr>
-      </w:pPr>
-      <w:r>
-        <w:rPr>
-          <w:lang w:val="nl-NL"/>
-        </w:rPr>
-        <w:t>Versie bijgewerkt: 2 oktober 2026, 14:38</w:t>
+        <w:divId w:val="326710966"/>
+        <w:rPr>
+          <w:lang w:val="nl-NL"/>
+        </w:rPr>
+      </w:pPr>
+      <w:r>
+        <w:rPr>
+          <w:lang w:val="nl-NL"/>
+        </w:rPr>
+        <w:t>Versie bijgewerkt: 2 oktober 2026, 14:42</w:t>
       </w:r>
     </w:p>
     <w:p>
       <w:pPr>
         <w:pStyle w:val="marker"/>
         <w:ind w:left="800" w:right="800"/>
-        <w:divId w:val="788279977"/>
+        <w:divId w:val="503590360"/>
         <w:rPr>
           <w:lang w:val="nl-NL"/>
         </w:rPr>
@@ -110,13 +110,13 @@
       <w:pPr>
         <w:pStyle w:val="Kop2"/>
         <w:pageBreakBefore/>
-        <w:divId w:val="2058702233"/>
-        <w:rPr>
-          <w:rFonts w:eastAsia="Times New Roman"/>
-          <w:lang w:val="nl-NL"/>
-        </w:rPr>
-      </w:pPr>
-      <w:bookmarkStart w:id="0" w:name="_Toc241844806"/>
+        <w:divId w:val="58020284"/>
+        <w:rPr>
+          <w:rFonts w:eastAsia="Times New Roman"/>
+          <w:lang w:val="nl-NL"/>
+        </w:rPr>
+      </w:pPr>
+      <w:bookmarkStart w:id="0" w:name="_Toc241845046"/>
       <w:r>
         <w:rPr>
           <w:rFonts w:eastAsia="Times New Roman"/>
@@ -133,7 +133,7 @@
         <w:tabs>
           <w:tab w:val="right" w:leader="dot" w:pos="9062"/>
         </w:tabs>
-        <w:divId w:val="2058702233"/>
+        <w:divId w:val="58020284"/>
         <w:rPr>
           <w:rFonts w:asciiTheme="minorHAnsi" w:hAnsiTheme="minorHAnsi" w:cstheme="minorBidi"/>
           <w:noProof/>
@@ -184,7 +184,7 @@
         <w:rPr>
           <w:noProof/>
         </w:rPr>
-        <w:instrText xml:space="preserve"> PAGEREF _Toc241844806 \h </w:instrText>
+        <w:instrText xml:space="preserve"> PAGEREF _Toc241845046 \h </w:instrText>
       </w:r>
       <w:r>
         <w:rPr>
@@ -216,7 +216,7 @@
         <w:tabs>
           <w:tab w:val="right" w:leader="dot" w:pos="9062"/>
         </w:tabs>
-        <w:divId w:val="2058702233"/>
+        <w:divId w:val="58020284"/>
         <w:rPr>
           <w:rFonts w:asciiTheme="minorHAnsi" w:hAnsiTheme="minorHAnsi" w:cstheme="minorBidi"/>
           <w:noProof/>
@@ -249,7 +249,7 @@
         <w:rPr>
           <w:noProof/>
         </w:rPr>
-        <w:instrText xml:space="preserve"> PAGEREF _Toc241844807 \h </w:instrText>
+        <w:instrText xml:space="preserve"> PAGEREF _Toc241845047 \h </w:instrText>
       </w:r>
       <w:r>
         <w:rPr>
@@ -281,7 +281,7 @@
         <w:tabs>
           <w:tab w:val="right" w:leader="dot" w:pos="9062"/>
         </w:tabs>
-        <w:divId w:val="2058702233"/>
+        <w:divId w:val="58020284"/>
         <w:rPr>
           <w:rFonts w:asciiTheme="minorHAnsi" w:hAnsiTheme="minorHAnsi" w:cstheme="minorBidi"/>
           <w:noProof/>
@@ -314,7 +314,7 @@
         <w:rPr>
           <w:noProof/>
         </w:rPr>
-        <w:instrText xml:space="preserve"> PAGEREF _Toc241844808 \h </w:instrText>
+        <w:instrText xml:space="preserve"> PAGEREF _Toc241845048 \h </w:instrText>
       </w:r>
       <w:r>
         <w:rPr>
@@ -346,7 +346,7 @@
         <w:tabs>
           <w:tab w:val="right" w:leader="dot" w:pos="9062"/>
         </w:tabs>
-        <w:divId w:val="2058702233"/>
+        <w:divId w:val="58020284"/>
         <w:rPr>
           <w:rFonts w:asciiTheme="minorHAnsi" w:hAnsiTheme="minorHAnsi" w:cstheme="minorBidi"/>
           <w:noProof/>
@@ -379,7 +379,7 @@
         <w:rPr>
           <w:noProof/>
         </w:rPr>
-        <w:instrText xml:space="preserve"> PAGEREF _Toc241844809 \h </w:instrText>
+        <w:instrText xml:space="preserve"> PAGEREF _Toc241845049 \h </w:instrText>
       </w:r>
       <w:r>
         <w:rPr>
@@ -411,7 +411,7 @@
         <w:tabs>
           <w:tab w:val="right" w:leader="dot" w:pos="9062"/>
         </w:tabs>
-        <w:divId w:val="2058702233"/>
+        <w:divId w:val="58020284"/>
         <w:rPr>
           <w:rFonts w:asciiTheme="minorHAnsi" w:hAnsiTheme="minorHAnsi" w:cstheme="minorBidi"/>
           <w:noProof/>
@@ -444,7 +444,7 @@
         <w:rPr>
           <w:noProof/>
         </w:rPr>
-        <w:instrText xml:space="preserve"> PAGEREF _Toc241844810 \h </w:instrText>
+        <w:instrText xml:space="preserve"> PAGEREF _Toc241845050 \h </w:instrText>
       </w:r>
       <w:r>
         <w:rPr>
@@ -476,7 +476,7 @@
         <w:tabs>
           <w:tab w:val="right" w:leader="dot" w:pos="9062"/>
         </w:tabs>
-        <w:divId w:val="2058702233"/>
+        <w:divId w:val="58020284"/>
         <w:rPr>
           <w:rFonts w:asciiTheme="minorHAnsi" w:hAnsiTheme="minorHAnsi" w:cstheme="minorBidi"/>
           <w:noProof/>
@@ -509,7 +509,7 @@
         <w:rPr>
           <w:noProof/>
         </w:rPr>
-        <w:instrText xml:space="preserve"> PAGEREF _Toc241844811 \h </w:instrText>
+        <w:instrText xml:space="preserve"> PAGEREF _Toc241845051 \h </w:instrText>
       </w:r>
       <w:r>
         <w:rPr>
@@ -541,7 +541,7 @@
         <w:tabs>
           <w:tab w:val="right" w:leader="dot" w:pos="9062"/>
         </w:tabs>
-        <w:divId w:val="2058702233"/>
+        <w:divId w:val="58020284"/>
         <w:rPr>
           <w:rFonts w:asciiTheme="minorHAnsi" w:hAnsiTheme="minorHAnsi" w:cstheme="minorBidi"/>
           <w:noProof/>
@@ -574,7 +574,7 @@
         <w:rPr>
           <w:noProof/>
         </w:rPr>
-        <w:instrText xml:space="preserve"> PAGEREF _Toc241844812 \h </w:instrText>
+        <w:instrText xml:space="preserve"> PAGEREF _Toc241845052 \h </w:instrText>
       </w:r>
       <w:r>
         <w:rPr>
@@ -606,7 +606,7 @@
         <w:tabs>
           <w:tab w:val="right" w:leader="dot" w:pos="9062"/>
         </w:tabs>
-        <w:divId w:val="2058702233"/>
+        <w:divId w:val="58020284"/>
         <w:rPr>
           <w:rFonts w:asciiTheme="minorHAnsi" w:hAnsiTheme="minorHAnsi" w:cstheme="minorBidi"/>
           <w:noProof/>
@@ -639,7 +639,7 @@
         <w:rPr>
           <w:noProof/>
         </w:rPr>
-        <w:instrText xml:space="preserve"> PAGEREF _Toc241844813 \h </w:instrText>
+        <w:instrText xml:space="preserve"> PAGEREF _Toc241845053 \h </w:instrText>
       </w:r>
       <w:r>
         <w:rPr>
@@ -671,7 +671,7 @@
         <w:tabs>
           <w:tab w:val="right" w:leader="dot" w:pos="9062"/>
         </w:tabs>
-        <w:divId w:val="2058702233"/>
+        <w:divId w:val="58020284"/>
         <w:rPr>
           <w:rFonts w:asciiTheme="minorHAnsi" w:hAnsiTheme="minorHAnsi" w:cstheme="minorBidi"/>
           <w:noProof/>
@@ -704,7 +704,7 @@
         <w:rPr>
           <w:noProof/>
         </w:rPr>
-        <w:instrText xml:space="preserve"> PAGEREF _Toc241844814 \h </w:instrText>
+        <w:instrText xml:space="preserve"> PAGEREF _Toc241845054 \h </w:instrText>
       </w:r>
       <w:r>
         <w:rPr>
@@ -736,7 +736,7 @@
         <w:tabs>
           <w:tab w:val="right" w:leader="dot" w:pos="9062"/>
         </w:tabs>
-        <w:divId w:val="2058702233"/>
+        <w:divId w:val="58020284"/>
         <w:rPr>
           <w:rFonts w:asciiTheme="minorHAnsi" w:hAnsiTheme="minorHAnsi" w:cstheme="minorBidi"/>
           <w:noProof/>
@@ -769,7 +769,7 @@
         <w:rPr>
           <w:noProof/>
         </w:rPr>
-        <w:instrText xml:space="preserve"> PAGEREF _Toc241844815 \h </w:instrText>
+        <w:instrText xml:space="preserve"> PAGEREF _Toc241845055 \h </w:instrText>
       </w:r>
       <w:r>
         <w:rPr>
@@ -801,7 +801,7 @@
         <w:tabs>
           <w:tab w:val="right" w:leader="dot" w:pos="9062"/>
         </w:tabs>
-        <w:divId w:val="2058702233"/>
+        <w:divId w:val="58020284"/>
         <w:rPr>
           <w:rFonts w:asciiTheme="minorHAnsi" w:hAnsiTheme="minorHAnsi" w:cstheme="minorBidi"/>
           <w:noProof/>
@@ -834,7 +834,7 @@
         <w:rPr>
           <w:noProof/>
         </w:rPr>
-        <w:instrText xml:space="preserve"> PAGEREF _Toc241844816 \h </w:instrText>
+        <w:instrText xml:space="preserve"> PAGEREF _Toc241845056 \h </w:instrText>
       </w:r>
       <w:r>
         <w:rPr>
@@ -866,7 +866,7 @@
         <w:tabs>
           <w:tab w:val="right" w:leader="dot" w:pos="9062"/>
         </w:tabs>
-        <w:divId w:val="2058702233"/>
+        <w:divId w:val="58020284"/>
         <w:rPr>
           <w:rFonts w:asciiTheme="minorHAnsi" w:hAnsiTheme="minorHAnsi" w:cstheme="minorBidi"/>
           <w:noProof/>
@@ -899,7 +899,7 @@
         <w:rPr>
           <w:noProof/>
         </w:rPr>
-        <w:instrText xml:space="preserve"> PAGEREF _Toc241844817 \h </w:instrText>
+        <w:instrText xml:space="preserve"> PAGEREF _Toc241845057 \h </w:instrText>
       </w:r>
       <w:r>
         <w:rPr>
@@ -931,7 +931,7 @@
         <w:tabs>
           <w:tab w:val="right" w:leader="dot" w:pos="9062"/>
         </w:tabs>
-        <w:divId w:val="2058702233"/>
+        <w:divId w:val="58020284"/>
         <w:rPr>
           <w:rFonts w:asciiTheme="minorHAnsi" w:hAnsiTheme="minorHAnsi" w:cstheme="minorBidi"/>
           <w:noProof/>
@@ -964,7 +964,7 @@
         <w:rPr>
           <w:noProof/>
         </w:rPr>
-        <w:instrText xml:space="preserve"> PAGEREF _Toc241844818 \h </w:instrText>
+        <w:instrText xml:space="preserve"> PAGEREF _Toc241845058 \h </w:instrText>
       </w:r>
       <w:r>
         <w:rPr>
@@ -996,7 +996,7 @@
         <w:tabs>
           <w:tab w:val="right" w:leader="dot" w:pos="9062"/>
         </w:tabs>
-        <w:divId w:val="2058702233"/>
+        <w:divId w:val="58020284"/>
         <w:rPr>
           <w:rFonts w:asciiTheme="minorHAnsi" w:hAnsiTheme="minorHAnsi" w:cstheme="minorBidi"/>
           <w:noProof/>
@@ -1029,7 +1029,7 @@
         <w:rPr>
           <w:noProof/>
         </w:rPr>
-        <w:instrText xml:space="preserve"> PAGEREF _Toc241844819 \h </w:instrText>
+        <w:instrText xml:space="preserve"> PAGEREF _Toc241845059 \h </w:instrText>
       </w:r>
       <w:r>
         <w:rPr>
@@ -1061,7 +1061,7 @@
         <w:tabs>
           <w:tab w:val="right" w:leader="dot" w:pos="9062"/>
         </w:tabs>
-        <w:divId w:val="2058702233"/>
+        <w:divId w:val="58020284"/>
         <w:rPr>
           <w:rFonts w:asciiTheme="minorHAnsi" w:hAnsiTheme="minorHAnsi" w:cstheme="minorBidi"/>
           <w:noProof/>
@@ -1094,7 +1094,7 @@
         <w:rPr>
           <w:noProof/>
         </w:rPr>
-        <w:instrText xml:space="preserve"> PAGEREF _Toc241844820 \h </w:instrText>
+        <w:instrText xml:space="preserve"> PAGEREF _Toc241845060 \h </w:instrText>
       </w:r>
       <w:r>
         <w:rPr>
@@ -1126,7 +1126,7 @@
         <w:tabs>
           <w:tab w:val="right" w:leader="dot" w:pos="9062"/>
         </w:tabs>
-        <w:divId w:val="2058702233"/>
+        <w:divId w:val="58020284"/>
         <w:rPr>
           <w:rFonts w:asciiTheme="minorHAnsi" w:hAnsiTheme="minorHAnsi" w:cstheme="minorBidi"/>
           <w:noProof/>
@@ -1159,7 +1159,7 @@
         <w:rPr>
           <w:noProof/>
         </w:rPr>
-        <w:instrText xml:space="preserve"> PAGEREF _Toc241844821 \h </w:instrText>
+        <w:instrText xml:space="preserve"> PAGEREF _Toc241845061 \h </w:instrText>
       </w:r>
       <w:r>
         <w:rPr>
@@ -1191,7 +1191,7 @@
         <w:tabs>
           <w:tab w:val="right" w:leader="dot" w:pos="9062"/>
         </w:tabs>
-        <w:divId w:val="2058702233"/>
+        <w:divId w:val="58020284"/>
         <w:rPr>
           <w:rFonts w:asciiTheme="minorHAnsi" w:hAnsiTheme="minorHAnsi" w:cstheme="minorBidi"/>
           <w:noProof/>
@@ -1224,7 +1224,7 @@
         <w:rPr>
           <w:noProof/>
         </w:rPr>
-        <w:instrText xml:space="preserve"> PAGEREF _Toc241844822 \h </w:instrText>
+        <w:instrText xml:space="preserve"> PAGEREF _Toc241845062 \h </w:instrText>
       </w:r>
       <w:r>
         <w:rPr>
@@ -1256,7 +1256,7 @@
         <w:tabs>
           <w:tab w:val="right" w:leader="dot" w:pos="9062"/>
         </w:tabs>
-        <w:divId w:val="2058702233"/>
+        <w:divId w:val="58020284"/>
         <w:rPr>
           <w:rFonts w:asciiTheme="minorHAnsi" w:hAnsiTheme="minorHAnsi" w:cstheme="minorBidi"/>
           <w:noProof/>
@@ -1289,7 +1289,7 @@
         <w:rPr>
           <w:noProof/>
         </w:rPr>
-        <w:instrText xml:space="preserve"> PAGEREF _Toc241844823 \h </w:instrText>
+        <w:instrText xml:space="preserve"> PAGEREF _Toc241845063 \h </w:instrText>
       </w:r>
       <w:r>
         <w:rPr>
@@ -1321,7 +1321,7 @@
         <w:tabs>
           <w:tab w:val="right" w:leader="dot" w:pos="9062"/>
         </w:tabs>
-        <w:divId w:val="2058702233"/>
+        <w:divId w:val="58020284"/>
         <w:rPr>
           <w:rFonts w:asciiTheme="minorHAnsi" w:hAnsiTheme="minorHAnsi" w:cstheme="minorBidi"/>
           <w:noProof/>
@@ -1354,7 +1354,7 @@
         <w:rPr>
           <w:noProof/>
         </w:rPr>
-        <w:instrText xml:space="preserve"> PAGEREF _Toc241844824 \h </w:instrText>
+        <w:instrText xml:space="preserve"> PAGEREF _Toc241845064 \h </w:instrText>
       </w:r>
       <w:r>
         <w:rPr>
@@ -1386,7 +1386,7 @@
         <w:tabs>
           <w:tab w:val="right" w:leader="dot" w:pos="9062"/>
         </w:tabs>
-        <w:divId w:val="2058702233"/>
+        <w:divId w:val="58020284"/>
         <w:rPr>
           <w:rFonts w:asciiTheme="minorHAnsi" w:hAnsiTheme="minorHAnsi" w:cstheme="minorBidi"/>
           <w:noProof/>
@@ -1419,7 +1419,7 @@
         <w:rPr>
           <w:noProof/>
         </w:rPr>
-        <w:instrText xml:space="preserve"> PAGEREF _Toc241844825 \h </w:instrText>
+        <w:instrText xml:space="preserve"> PAGEREF _Toc241845065 \h </w:instrText>
       </w:r>
       <w:r>
         <w:rPr>
@@ -1451,7 +1451,7 @@
         <w:tabs>
           <w:tab w:val="right" w:leader="dot" w:pos="9062"/>
         </w:tabs>
-        <w:divId w:val="2058702233"/>
+        <w:divId w:val="58020284"/>
         <w:rPr>
           <w:rFonts w:asciiTheme="minorHAnsi" w:hAnsiTheme="minorHAnsi" w:cstheme="minorBidi"/>
           <w:noProof/>
@@ -1484,7 +1484,7 @@
         <w:rPr>
           <w:noProof/>
         </w:rPr>
-        <w:instrText xml:space="preserve"> PAGEREF _Toc241844826 \h </w:instrText>
+        <w:instrText xml:space="preserve"> PAGEREF _Toc241845066 \h </w:instrText>
       </w:r>
       <w:r>
         <w:rPr>
@@ -1516,7 +1516,7 @@
         <w:tabs>
           <w:tab w:val="right" w:leader="dot" w:pos="9062"/>
         </w:tabs>
-        <w:divId w:val="2058702233"/>
+        <w:divId w:val="58020284"/>
         <w:rPr>
           <w:rFonts w:asciiTheme="minorHAnsi" w:hAnsiTheme="minorHAnsi" w:cstheme="minorBidi"/>
           <w:noProof/>
@@ -1549,7 +1549,7 @@
         <w:rPr>
           <w:noProof/>
         </w:rPr>
-        <w:instrText xml:space="preserve"> PAGEREF _Toc241844827 \h </w:instrText>
+        <w:instrText xml:space="preserve"> PAGEREF _Toc241845067 \h </w:instrText>
       </w:r>
       <w:r>
         <w:rPr>
@@ -1581,7 +1581,7 @@
         <w:tabs>
           <w:tab w:val="right" w:leader="dot" w:pos="9062"/>
         </w:tabs>
-        <w:divId w:val="2058702233"/>
+        <w:divId w:val="58020284"/>
         <w:rPr>
           <w:rFonts w:asciiTheme="minorHAnsi" w:hAnsiTheme="minorHAnsi" w:cstheme="minorBidi"/>
           <w:noProof/>
@@ -1614,7 +1614,7 @@
         <w:rPr>
           <w:noProof/>
         </w:rPr>
-        <w:instrText xml:space="preserve"> PAGEREF _Toc241844828 \h </w:instrText>
+        <w:instrText xml:space="preserve"> PAGEREF _Toc241845068 \h </w:instrText>
       </w:r>
       <w:r>
         <w:rPr>
@@ -1646,7 +1646,7 @@
         <w:tabs>
           <w:tab w:val="right" w:leader="dot" w:pos="9062"/>
         </w:tabs>
-        <w:divId w:val="2058702233"/>
+        <w:divId w:val="58020284"/>
         <w:rPr>
           <w:rFonts w:asciiTheme="minorHAnsi" w:hAnsiTheme="minorHAnsi" w:cstheme="minorBidi"/>
           <w:noProof/>
@@ -1679,7 +1679,7 @@
         <w:rPr>
           <w:noProof/>
         </w:rPr>
-        <w:instrText xml:space="preserve"> PAGEREF _Toc241844829 \h </w:instrText>
+        <w:instrText xml:space="preserve"> PAGEREF _Toc241845069 \h </w:instrText>
       </w:r>
       <w:r>
         <w:rPr>
@@ -1711,7 +1711,7 @@
         <w:tabs>
           <w:tab w:val="right" w:leader="dot" w:pos="9062"/>
         </w:tabs>
-        <w:divId w:val="2058702233"/>
+        <w:divId w:val="58020284"/>
         <w:rPr>
           <w:rFonts w:asciiTheme="minorHAnsi" w:hAnsiTheme="minorHAnsi" w:cstheme="minorBidi"/>
           <w:noProof/>
@@ -1744,7 +1744,7 @@
         <w:rPr>
           <w:noProof/>
         </w:rPr>
-        <w:instrText xml:space="preserve"> PAGEREF _Toc241844830 \h </w:instrText>
+        <w:instrText xml:space="preserve"> PAGEREF _Toc241845070 \h </w:instrText>
       </w:r>
       <w:r>
         <w:rPr>
@@ -1776,7 +1776,7 @@
         <w:tabs>
           <w:tab w:val="right" w:leader="dot" w:pos="9062"/>
         </w:tabs>
-        <w:divId w:val="2058702233"/>
+        <w:divId w:val="58020284"/>
         <w:rPr>
           <w:rFonts w:asciiTheme="minorHAnsi" w:hAnsiTheme="minorHAnsi" w:cstheme="minorBidi"/>
           <w:noProof/>
@@ -1809,7 +1809,7 @@
         <w:rPr>
           <w:noProof/>
         </w:rPr>
-        <w:instrText xml:space="preserve"> PAGEREF _Toc241844831 \h </w:instrText>
+        <w:instrText xml:space="preserve"> PAGEREF _Toc241845071 \h </w:instrText>
       </w:r>
       <w:r>
         <w:rPr>
@@ -1841,7 +1841,7 @@
         <w:tabs>
           <w:tab w:val="right" w:leader="dot" w:pos="9062"/>
         </w:tabs>
-        <w:divId w:val="2058702233"/>
+        <w:divId w:val="58020284"/>
         <w:rPr>
           <w:rFonts w:asciiTheme="minorHAnsi" w:hAnsiTheme="minorHAnsi" w:cstheme="minorBidi"/>
           <w:noProof/>
@@ -1874,7 +1874,7 @@
         <w:rPr>
           <w:noProof/>
         </w:rPr>
-        <w:instrText xml:space="preserve"> PAGEREF _Toc241844832 \h </w:instrText>
+        <w:instrText xml:space="preserve"> PAGEREF _Toc241845072 \h </w:instrText>
       </w:r>
       <w:r>
         <w:rPr>
@@ -1906,7 +1906,7 @@
         <w:tabs>
           <w:tab w:val="right" w:leader="dot" w:pos="9062"/>
         </w:tabs>
-        <w:divId w:val="2058702233"/>
+        <w:divId w:val="58020284"/>
         <w:rPr>
           <w:rFonts w:asciiTheme="minorHAnsi" w:hAnsiTheme="minorHAnsi" w:cstheme="minorBidi"/>
           <w:noProof/>
@@ -1939,7 +1939,7 @@
         <w:rPr>
           <w:noProof/>
         </w:rPr>
-        <w:instrText xml:space="preserve"> PAGEREF _Toc241844833 \h </w:instrText>
+        <w:instrText xml:space="preserve"> PAGEREF _Toc241845073 \h </w:instrText>
       </w:r>
       <w:r>
         <w:rPr>
@@ -1971,7 +1971,7 @@
         <w:tabs>
           <w:tab w:val="right" w:leader="dot" w:pos="9062"/>
         </w:tabs>
-        <w:divId w:val="2058702233"/>
+        <w:divId w:val="58020284"/>
         <w:rPr>
           <w:rFonts w:asciiTheme="minorHAnsi" w:hAnsiTheme="minorHAnsi" w:cstheme="minorBidi"/>
           <w:noProof/>
@@ -2004,7 +2004,7 @@
         <w:rPr>
           <w:noProof/>
         </w:rPr>
-        <w:instrText xml:space="preserve"> PAGEREF _Toc241844834 \h </w:instrText>
+        <w:instrText xml:space="preserve"> PAGEREF _Toc241845074 \h </w:instrText>
       </w:r>
       <w:r>
         <w:rPr>
@@ -2036,7 +2036,7 @@
         <w:tabs>
           <w:tab w:val="right" w:leader="dot" w:pos="9062"/>
         </w:tabs>
-        <w:divId w:val="2058702233"/>
+        <w:divId w:val="58020284"/>
         <w:rPr>
           <w:rFonts w:asciiTheme="minorHAnsi" w:hAnsiTheme="minorHAnsi" w:cstheme="minorBidi"/>
           <w:noProof/>
@@ -2069,7 +2069,7 @@
         <w:rPr>
           <w:noProof/>
         </w:rPr>
-        <w:instrText xml:space="preserve"> PAGEREF _Toc241844835 \h </w:instrText>
+        <w:instrText xml:space="preserve"> PAGEREF _Toc241845075 \h </w:instrText>
       </w:r>
       <w:r>
         <w:rPr>
@@ -2101,7 +2101,7 @@
         <w:tabs>
           <w:tab w:val="right" w:leader="dot" w:pos="9062"/>
         </w:tabs>
-        <w:divId w:val="2058702233"/>
+        <w:divId w:val="58020284"/>
         <w:rPr>
           <w:rFonts w:asciiTheme="minorHAnsi" w:hAnsiTheme="minorHAnsi" w:cstheme="minorBidi"/>
           <w:noProof/>
@@ -2134,7 +2134,7 @@
         <w:rPr>
           <w:noProof/>
         </w:rPr>
-        <w:instrText xml:space="preserve"> PAGEREF _Toc241844836 \h </w:instrText>
+        <w:instrText xml:space="preserve"> PAGEREF _Toc241845076 \h </w:instrText>
       </w:r>
       <w:r>
         <w:rPr>
@@ -2166,7 +2166,7 @@
         <w:tabs>
           <w:tab w:val="right" w:leader="dot" w:pos="9062"/>
         </w:tabs>
-        <w:divId w:val="2058702233"/>
+        <w:divId w:val="58020284"/>
         <w:rPr>
           <w:rFonts w:asciiTheme="minorHAnsi" w:hAnsiTheme="minorHAnsi" w:cstheme="minorBidi"/>
           <w:noProof/>
@@ -2199,7 +2199,7 @@
         <w:rPr>
           <w:noProof/>
         </w:rPr>
-        <w:instrText xml:space="preserve"> PAGEREF _Toc241844837 \h </w:instrText>
+        <w:instrText xml:space="preserve"> PAGEREF _Toc241845077 \h </w:instrText>
       </w:r>
       <w:r>
         <w:rPr>
@@ -2231,7 +2231,7 @@
         <w:tabs>
           <w:tab w:val="right" w:leader="dot" w:pos="9062"/>
         </w:tabs>
-        <w:divId w:val="2058702233"/>
+        <w:divId w:val="58020284"/>
         <w:rPr>
           <w:rFonts w:asciiTheme="minorHAnsi" w:hAnsiTheme="minorHAnsi" w:cstheme="minorBidi"/>
           <w:noProof/>
@@ -2264,7 +2264,7 @@
         <w:rPr>
           <w:noProof/>
         </w:rPr>
-        <w:instrText xml:space="preserve"> PAGEREF _Toc241844838 \h </w:instrText>
+        <w:instrText xml:space="preserve"> PAGEREF _Toc241845078 \h </w:instrText>
       </w:r>
       <w:r>
         <w:rPr>
@@ -2296,7 +2296,7 @@
         <w:tabs>
           <w:tab w:val="right" w:leader="dot" w:pos="9062"/>
         </w:tabs>
-        <w:divId w:val="2058702233"/>
+        <w:divId w:val="58020284"/>
         <w:rPr>
           <w:rFonts w:asciiTheme="minorHAnsi" w:hAnsiTheme="minorHAnsi" w:cstheme="minorBidi"/>
           <w:noProof/>
@@ -2329,7 +2329,7 @@
         <w:rPr>
           <w:noProof/>
         </w:rPr>
-        <w:instrText xml:space="preserve"> PAGEREF _Toc241844839 \h </w:instrText>
+        <w:instrText xml:space="preserve"> PAGEREF _Toc241845079 \h </w:instrText>
       </w:r>
       <w:r>
         <w:rPr>
@@ -2361,7 +2361,7 @@
         <w:tabs>
           <w:tab w:val="right" w:leader="dot" w:pos="9062"/>
         </w:tabs>
-        <w:divId w:val="2058702233"/>
+        <w:divId w:val="58020284"/>
         <w:rPr>
           <w:rFonts w:asciiTheme="minorHAnsi" w:hAnsiTheme="minorHAnsi" w:cstheme="minorBidi"/>
           <w:noProof/>
@@ -2394,7 +2394,7 @@
         <w:rPr>
           <w:noProof/>
         </w:rPr>
-        <w:instrText xml:space="preserve"> PAGEREF _Toc241844840 \h </w:instrText>
+        <w:instrText xml:space="preserve"> PAGEREF _Toc241845080 \h </w:instrText>
       </w:r>
       <w:r>
         <w:rPr>
@@ -2426,7 +2426,7 @@
         <w:tabs>
           <w:tab w:val="right" w:leader="dot" w:pos="9062"/>
         </w:tabs>
-        <w:divId w:val="2058702233"/>
+        <w:divId w:val="58020284"/>
         <w:rPr>
           <w:rFonts w:asciiTheme="minorHAnsi" w:hAnsiTheme="minorHAnsi" w:cstheme="minorBidi"/>
           <w:noProof/>
@@ -2459,7 +2459,7 @@
         <w:rPr>
           <w:noProof/>
         </w:rPr>
-        <w:instrText xml:space="preserve"> PAGEREF _Toc241844841 \h </w:instrText>
+        <w:instrText xml:space="preserve"> PAGEREF _Toc241845081 \h </w:instrText>
       </w:r>
       <w:r>
         <w:rPr>
@@ -2491,7 +2491,7 @@
         <w:tabs>
           <w:tab w:val="right" w:leader="dot" w:pos="9062"/>
         </w:tabs>
-        <w:divId w:val="2058702233"/>
+        <w:divId w:val="58020284"/>
         <w:rPr>
           <w:rFonts w:asciiTheme="minorHAnsi" w:hAnsiTheme="minorHAnsi" w:cstheme="minorBidi"/>
           <w:noProof/>
@@ -2524,7 +2524,7 @@
         <w:rPr>
           <w:noProof/>
         </w:rPr>
-        <w:instrText xml:space="preserve"> PAGEREF _Toc241844842 \h </w:instrText>
+        <w:instrText xml:space="preserve"> PAGEREF _Toc241845082 \h </w:instrText>
       </w:r>
       <w:r>
         <w:rPr>
@@ -2556,7 +2556,7 @@
         <w:tabs>
           <w:tab w:val="right" w:leader="dot" w:pos="9062"/>
         </w:tabs>
-        <w:divId w:val="2058702233"/>
+        <w:divId w:val="58020284"/>
         <w:rPr>
           <w:rFonts w:asciiTheme="minorHAnsi" w:hAnsiTheme="minorHAnsi" w:cstheme="minorBidi"/>
           <w:noProof/>
@@ -2589,7 +2589,7 @@
         <w:rPr>
           <w:noProof/>
         </w:rPr>
-        <w:instrText xml:space="preserve"> PAGEREF _Toc241844843 \h </w:instrText>
+        <w:instrText xml:space="preserve"> PAGEREF _Toc241845083 \h </w:instrText>
       </w:r>
       <w:r>
         <w:rPr>
@@ -2621,7 +2621,7 @@
         <w:tabs>
           <w:tab w:val="right" w:leader="dot" w:pos="9062"/>
         </w:tabs>
-        <w:divId w:val="2058702233"/>
+        <w:divId w:val="58020284"/>
         <w:rPr>
           <w:rFonts w:asciiTheme="minorHAnsi" w:hAnsiTheme="minorHAnsi" w:cstheme="minorBidi"/>
           <w:noProof/>
@@ -2654,7 +2654,7 @@
         <w:rPr>
           <w:noProof/>
         </w:rPr>
-        <w:instrText xml:space="preserve"> PAGEREF _Toc241844844 \h </w:instrText>
+        <w:instrText xml:space="preserve"> PAGEREF _Toc241845084 \h </w:instrText>
       </w:r>
       <w:r>
         <w:rPr>
@@ -2686,7 +2686,7 @@
         <w:tabs>
           <w:tab w:val="right" w:leader="dot" w:pos="9062"/>
         </w:tabs>
-        <w:divId w:val="2058702233"/>
+        <w:divId w:val="58020284"/>
         <w:rPr>
           <w:rFonts w:asciiTheme="minorHAnsi" w:hAnsiTheme="minorHAnsi" w:cstheme="minorBidi"/>
           <w:noProof/>
@@ -2719,7 +2719,7 @@
         <w:rPr>
           <w:noProof/>
         </w:rPr>
-        <w:instrText xml:space="preserve"> PAGEREF _Toc241844845 \h </w:instrText>
+        <w:instrText xml:space="preserve"> PAGEREF _Toc241845085 \h </w:instrText>
       </w:r>
       <w:r>
         <w:rPr>
@@ -2751,7 +2751,7 @@
         <w:tabs>
           <w:tab w:val="right" w:leader="dot" w:pos="9062"/>
         </w:tabs>
-        <w:divId w:val="2058702233"/>
+        <w:divId w:val="58020284"/>
         <w:rPr>
           <w:rFonts w:asciiTheme="minorHAnsi" w:hAnsiTheme="minorHAnsi" w:cstheme="minorBidi"/>
           <w:noProof/>
@@ -2784,7 +2784,7 @@
         <w:rPr>
           <w:noProof/>
         </w:rPr>
-        <w:instrText xml:space="preserve"> PAGEREF _Toc241844846 \h </w:instrText>
+        <w:instrText xml:space="preserve"> PAGEREF _Toc241845086 \h </w:instrText>
       </w:r>
       <w:r>
         <w:rPr>
@@ -2816,7 +2816,7 @@
         <w:tabs>
           <w:tab w:val="right" w:leader="dot" w:pos="9062"/>
         </w:tabs>
-        <w:divId w:val="2058702233"/>
+        <w:divId w:val="58020284"/>
         <w:rPr>
           <w:rFonts w:asciiTheme="minorHAnsi" w:hAnsiTheme="minorHAnsi" w:cstheme="minorBidi"/>
           <w:noProof/>
@@ -2849,7 +2849,7 @@
         <w:rPr>
           <w:noProof/>
         </w:rPr>
-        <w:instrText xml:space="preserve"> PAGEREF _Toc241844847 \h </w:instrText>
+        <w:instrText xml:space="preserve"> PAGEREF _Toc241845087 \h </w:instrText>
       </w:r>
       <w:r>
         <w:rPr>
@@ -2881,7 +2881,7 @@
         <w:tabs>
           <w:tab w:val="right" w:leader="dot" w:pos="9062"/>
         </w:tabs>
-        <w:divId w:val="2058702233"/>
+        <w:divId w:val="58020284"/>
         <w:rPr>
           <w:rFonts w:asciiTheme="minorHAnsi" w:hAnsiTheme="minorHAnsi" w:cstheme="minorBidi"/>
           <w:noProof/>
@@ -2914,7 +2914,7 @@
         <w:rPr>
           <w:noProof/>
         </w:rPr>
-        <w:instrText xml:space="preserve"> PAGEREF _Toc241844848 \h </w:instrText>
+        <w:instrText xml:space="preserve"> PAGEREF _Toc241845088 \h </w:instrText>
       </w:r>
       <w:r>
         <w:rPr>
@@ -2946,7 +2946,7 @@
         <w:tabs>
           <w:tab w:val="right" w:leader="dot" w:pos="9062"/>
         </w:tabs>
-        <w:divId w:val="2058702233"/>
+        <w:divId w:val="58020284"/>
         <w:rPr>
           <w:rFonts w:asciiTheme="minorHAnsi" w:hAnsiTheme="minorHAnsi" w:cstheme="minorBidi"/>
           <w:noProof/>
@@ -2979,7 +2979,7 @@
         <w:rPr>
           <w:noProof/>
         </w:rPr>
-        <w:instrText xml:space="preserve"> PAGEREF _Toc241844849 \h </w:instrText>
+        <w:instrText xml:space="preserve"> PAGEREF _Toc241845089 \h </w:instrText>
       </w:r>
       <w:r>
         <w:rPr>
@@ -3011,7 +3011,7 @@
         <w:tabs>
           <w:tab w:val="right" w:leader="dot" w:pos="9062"/>
         </w:tabs>
-        <w:divId w:val="2058702233"/>
+        <w:divId w:val="58020284"/>
         <w:rPr>
           <w:rFonts w:asciiTheme="minorHAnsi" w:hAnsiTheme="minorHAnsi" w:cstheme="minorBidi"/>
           <w:noProof/>
@@ -3044,7 +3044,7 @@
         <w:rPr>
           <w:noProof/>
         </w:rPr>
-        <w:instrText xml:space="preserve"> PAGEREF _Toc241844850 \h </w:instrText>
+        <w:instrText xml:space="preserve"> PAGEREF _Toc241845090 \h </w:instrText>
       </w:r>
       <w:r>
         <w:rPr>
@@ -3076,7 +3076,7 @@
         <w:tabs>
           <w:tab w:val="right" w:leader="dot" w:pos="9062"/>
         </w:tabs>
-        <w:divId w:val="2058702233"/>
+        <w:divId w:val="58020284"/>
         <w:rPr>
           <w:rFonts w:asciiTheme="minorHAnsi" w:hAnsiTheme="minorHAnsi" w:cstheme="minorBidi"/>
           <w:noProof/>
@@ -3109,7 +3109,7 @@
         <w:rPr>
           <w:noProof/>
         </w:rPr>
-        <w:instrText xml:space="preserve"> PAGEREF _Toc241844851 \h </w:instrText>
+        <w:instrText xml:space="preserve"> PAGEREF _Toc241845091 \h </w:instrText>
       </w:r>
       <w:r>
         <w:rPr>
@@ -3141,7 +3141,7 @@
         <w:tabs>
           <w:tab w:val="right" w:leader="dot" w:pos="9062"/>
         </w:tabs>
-        <w:divId w:val="2058702233"/>
+        <w:divId w:val="58020284"/>
         <w:rPr>
           <w:rFonts w:asciiTheme="minorHAnsi" w:hAnsiTheme="minorHAnsi" w:cstheme="minorBidi"/>
           <w:noProof/>
@@ -3174,7 +3174,7 @@
         <w:rPr>
           <w:noProof/>
         </w:rPr>
-        <w:instrText xml:space="preserve"> PAGEREF _Toc241844852 \h </w:instrText>
+        <w:instrText xml:space="preserve"> PAGEREF _Toc241845092 \h </w:instrText>
       </w:r>
       <w:r>
         <w:rPr>
@@ -3206,7 +3206,7 @@
         <w:tabs>
           <w:tab w:val="right" w:leader="dot" w:pos="9062"/>
         </w:tabs>
-        <w:divId w:val="2058702233"/>
+        <w:divId w:val="58020284"/>
         <w:rPr>
           <w:rFonts w:asciiTheme="minorHAnsi" w:hAnsiTheme="minorHAnsi" w:cstheme="minorBidi"/>
           <w:noProof/>
@@ -3239,7 +3239,7 @@
         <w:rPr>
           <w:noProof/>
         </w:rPr>
-        <w:instrText xml:space="preserve"> PAGEREF _Toc241844853 \h </w:instrText>
+        <w:instrText xml:space="preserve"> PAGEREF _Toc241845093 \h </w:instrText>
       </w:r>
       <w:r>
         <w:rPr>
@@ -3271,7 +3271,7 @@
         <w:tabs>
           <w:tab w:val="right" w:leader="dot" w:pos="9062"/>
         </w:tabs>
-        <w:divId w:val="2058702233"/>
+        <w:divId w:val="58020284"/>
         <w:rPr>
           <w:rFonts w:asciiTheme="minorHAnsi" w:hAnsiTheme="minorHAnsi" w:cstheme="minorBidi"/>
           <w:noProof/>
@@ -3304,7 +3304,7 @@
         <w:rPr>
           <w:noProof/>
         </w:rPr>
-        <w:instrText xml:space="preserve"> PAGEREF _Toc241844854 \h </w:instrText>
+        <w:instrText xml:space="preserve"> PAGEREF _Toc241845094 \h </w:instrText>
       </w:r>
       <w:r>
         <w:rPr>
@@ -3336,7 +3336,7 @@
         <w:tabs>
           <w:tab w:val="right" w:leader="dot" w:pos="9062"/>
         </w:tabs>
-        <w:divId w:val="2058702233"/>
+        <w:divId w:val="58020284"/>
         <w:rPr>
           <w:rFonts w:asciiTheme="minorHAnsi" w:hAnsiTheme="minorHAnsi" w:cstheme="minorBidi"/>
           <w:noProof/>
@@ -3369,7 +3369,7 @@
         <w:rPr>
           <w:noProof/>
         </w:rPr>
-        <w:instrText xml:space="preserve"> PAGEREF _Toc241844855 \h </w:instrText>
+        <w:instrText xml:space="preserve"> PAGEREF _Toc241845095 \h </w:instrText>
       </w:r>
       <w:r>
         <w:rPr>
@@ -3401,7 +3401,7 @@
         <w:tabs>
           <w:tab w:val="right" w:leader="dot" w:pos="9062"/>
         </w:tabs>
-        <w:divId w:val="2058702233"/>
+        <w:divId w:val="58020284"/>
         <w:rPr>
           <w:rFonts w:asciiTheme="minorHAnsi" w:hAnsiTheme="minorHAnsi" w:cstheme="minorBidi"/>
           <w:noProof/>
@@ -3434,7 +3434,7 @@
         <w:rPr>
           <w:noProof/>
         </w:rPr>
-        <w:instrText xml:space="preserve"> PAGEREF _Toc241844856 \h </w:instrText>
+        <w:instrText xml:space="preserve"> PAGEREF _Toc241845096 \h </w:instrText>
       </w:r>
       <w:r>
         <w:rPr>
@@ -3466,7 +3466,7 @@
         <w:tabs>
           <w:tab w:val="right" w:leader="dot" w:pos="9062"/>
         </w:tabs>
-        <w:divId w:val="2058702233"/>
+        <w:divId w:val="58020284"/>
         <w:rPr>
           <w:rFonts w:asciiTheme="minorHAnsi" w:hAnsiTheme="minorHAnsi" w:cstheme="minorBidi"/>
           <w:noProof/>
@@ -3499,7 +3499,7 @@
         <w:rPr>
           <w:noProof/>
         </w:rPr>
-        <w:instrText xml:space="preserve"> PAGEREF _Toc241844857 \h </w:instrText>
+        <w:instrText xml:space="preserve"> PAGEREF _Toc241845097 \h </w:instrText>
       </w:r>
       <w:r>
         <w:rPr>
@@ -3531,7 +3531,7 @@
         <w:tabs>
           <w:tab w:val="right" w:leader="dot" w:pos="9062"/>
         </w:tabs>
-        <w:divId w:val="2058702233"/>
+        <w:divId w:val="58020284"/>
         <w:rPr>
           <w:rFonts w:asciiTheme="minorHAnsi" w:hAnsiTheme="minorHAnsi" w:cstheme="minorBidi"/>
           <w:noProof/>
@@ -3564,7 +3564,7 @@
         <w:rPr>
           <w:noProof/>
         </w:rPr>
-        <w:instrText xml:space="preserve"> PAGEREF _Toc241844858 \h </w:instrText>
+        <w:instrText xml:space="preserve"> PAGEREF _Toc241845098 \h </w:instrText>
       </w:r>
       <w:r>
         <w:rPr>
@@ -3596,7 +3596,7 @@
         <w:tabs>
           <w:tab w:val="right" w:leader="dot" w:pos="9062"/>
         </w:tabs>
-        <w:divId w:val="2058702233"/>
+        <w:divId w:val="58020284"/>
         <w:rPr>
           <w:rFonts w:asciiTheme="minorHAnsi" w:hAnsiTheme="minorHAnsi" w:cstheme="minorBidi"/>
           <w:noProof/>
@@ -3629,7 +3629,7 @@
         <w:rPr>
           <w:noProof/>
         </w:rPr>
-        <w:instrText xml:space="preserve"> PAGEREF _Toc241844859 \h </w:instrText>
+        <w:instrText xml:space="preserve"> PAGEREF _Toc241845099 \h </w:instrText>
       </w:r>
       <w:r>
         <w:rPr>
@@ -3661,7 +3661,7 @@
         <w:tabs>
           <w:tab w:val="right" w:leader="dot" w:pos="9062"/>
         </w:tabs>
-        <w:divId w:val="2058702233"/>
+        <w:divId w:val="58020284"/>
         <w:rPr>
           <w:rFonts w:asciiTheme="minorHAnsi" w:hAnsiTheme="minorHAnsi" w:cstheme="minorBidi"/>
           <w:noProof/>
@@ -3694,7 +3694,72 @@
         <w:rPr>
           <w:noProof/>
         </w:rPr>
-        <w:instrText xml:space="preserve"> PAGEREF _Toc241844860 \h </w:instrText>
+        <w:instrText xml:space="preserve"> PAGEREF _Toc241845100 \h </w:instrText>
+      </w:r>
+      <w:r>
+        <w:rPr>
+          <w:noProof/>
+        </w:rPr>
+      </w:r>
+      <w:r>
+        <w:rPr>
+          <w:noProof/>
+        </w:rPr>
+        <w:fldChar w:fldCharType="separate"/>
+      </w:r>
+      <w:r>
+        <w:rPr>
+          <w:noProof/>
+        </w:rPr>
+        <w:t>58</w:t>
+      </w:r>
+      <w:r>
+        <w:rPr>
+          <w:noProof/>
+        </w:rPr>
+        <w:fldChar w:fldCharType="end"/>
+      </w:r>
+    </w:p>
+    <w:p>
+      <w:pPr>
+        <w:pStyle w:val="Inhopg3"/>
+        <w:tabs>
+          <w:tab w:val="right" w:leader="dot" w:pos="9062"/>
+        </w:tabs>
+        <w:divId w:val="58020284"/>
+        <w:rPr>
+          <w:rFonts w:asciiTheme="minorHAnsi" w:hAnsiTheme="minorHAnsi" w:cstheme="minorBidi"/>
+          <w:noProof/>
+          <w:kern w:val="2"/>
+          <w:sz w:val="24"/>
+          <w14:ligatures w14:val="standardContextual"/>
+        </w:rPr>
+      </w:pPr>
+      <w:r>
+        <w:rPr>
+          <w:rFonts w:eastAsia="Times New Roman"/>
+          <w:noProof/>
+          <w:lang w:val="nl-NL"/>
+        </w:rPr>
+        <w:t>RvIG</w:t>
+      </w:r>
+      <w:r>
+        <w:rPr>
+          <w:noProof/>
+        </w:rPr>
+        <w:tab/>
+      </w:r>
+      <w:r>
+        <w:rPr>
+          <w:noProof/>
+        </w:rPr>
+        <w:fldChar w:fldCharType="begin"/>
+      </w:r>
+      <w:r>
+        <w:rPr>
+          <w:noProof/>
+        </w:rPr>
+        <w:instrText xml:space="preserve"> PAGEREF _Toc241845101 \h </w:instrText>
       </w:r>
       <w:r>
         <w:rPr>
@@ -3726,7 +3791,7 @@
         <w:tabs>
           <w:tab w:val="right" w:leader="dot" w:pos="9062"/>
         </w:tabs>
-        <w:divId w:val="2058702233"/>
+        <w:divId w:val="58020284"/>
         <w:rPr>
           <w:rFonts w:asciiTheme="minorHAnsi" w:hAnsiTheme="minorHAnsi" w:cstheme="minorBidi"/>
           <w:noProof/>
@@ -3759,7 +3824,7 @@
         <w:rPr>
           <w:noProof/>
         </w:rPr>
-        <w:instrText xml:space="preserve"> PAGEREF _Toc241844861 \h </w:instrText>
+        <w:instrText xml:space="preserve"> PAGEREF _Toc241845102 \h </w:instrText>
       </w:r>
       <w:r>
         <w:rPr>
@@ -3776,7 +3841,7 @@
         <w:rPr>
           <w:noProof/>
         </w:rPr>
-        <w:t>59</w:t>
+        <w:t>60</w:t>
       </w:r>
       <w:r>
         <w:rPr>
@@ -3791,7 +3856,7 @@
         <w:tabs>
           <w:tab w:val="right" w:leader="dot" w:pos="9062"/>
         </w:tabs>
-        <w:divId w:val="2058702233"/>
+        <w:divId w:val="58020284"/>
         <w:rPr>
           <w:rFonts w:asciiTheme="minorHAnsi" w:hAnsiTheme="minorHAnsi" w:cstheme="minorBidi"/>
           <w:noProof/>
@@ -3824,7 +3889,7 @@
         <w:rPr>
           <w:noProof/>
         </w:rPr>
-        <w:instrText xml:space="preserve"> PAGEREF _Toc241844862 \h </w:instrText>
+        <w:instrText xml:space="preserve"> PAGEREF _Toc241845103 \h </w:instrText>
       </w:r>
       <w:r>
         <w:rPr>
@@ -3841,7 +3906,7 @@
         <w:rPr>
           <w:noProof/>
         </w:rPr>
-        <w:t>59</w:t>
+        <w:t>60</w:t>
       </w:r>
       <w:r>
         <w:rPr>
@@ -3856,7 +3921,7 @@
         <w:tabs>
           <w:tab w:val="right" w:leader="dot" w:pos="9062"/>
         </w:tabs>
-        <w:divId w:val="2058702233"/>
+        <w:divId w:val="58020284"/>
         <w:rPr>
           <w:rFonts w:asciiTheme="minorHAnsi" w:hAnsiTheme="minorHAnsi" w:cstheme="minorBidi"/>
           <w:noProof/>
@@ -3889,7 +3954,7 @@
         <w:rPr>
           <w:noProof/>
         </w:rPr>
-        <w:instrText xml:space="preserve"> PAGEREF _Toc241844863 \h </w:instrText>
+        <w:instrText xml:space="preserve"> PAGEREF _Toc241845104 \h </w:instrText>
       </w:r>
       <w:r>
         <w:rPr>
@@ -3906,7 +3971,7 @@
         <w:rPr>
           <w:noProof/>
         </w:rPr>
-        <w:t>60</w:t>
+        <w:t>61</w:t>
       </w:r>
       <w:r>
         <w:rPr>
@@ -3921,7 +3986,7 @@
         <w:tabs>
           <w:tab w:val="right" w:leader="dot" w:pos="9062"/>
         </w:tabs>
-        <w:divId w:val="2058702233"/>
+        <w:divId w:val="58020284"/>
         <w:rPr>
           <w:rFonts w:asciiTheme="minorHAnsi" w:hAnsiTheme="minorHAnsi" w:cstheme="minorBidi"/>
           <w:noProof/>
@@ -3954,7 +4019,7 @@
         <w:rPr>
           <w:noProof/>
         </w:rPr>
-        <w:instrText xml:space="preserve"> PAGEREF _Toc241844864 \h </w:instrText>
+        <w:instrText xml:space="preserve"> PAGEREF _Toc241845105 \h </w:instrText>
       </w:r>
       <w:r>
         <w:rPr>
@@ -3971,7 +4036,7 @@
         <w:rPr>
           <w:noProof/>
         </w:rPr>
-        <w:t>61</w:t>
+        <w:t>62</w:t>
       </w:r>
       <w:r>
         <w:rPr>
@@ -3986,7 +4051,7 @@
         <w:tabs>
           <w:tab w:val="right" w:leader="dot" w:pos="9062"/>
         </w:tabs>
-        <w:divId w:val="2058702233"/>
+        <w:divId w:val="58020284"/>
         <w:rPr>
           <w:rFonts w:asciiTheme="minorHAnsi" w:hAnsiTheme="minorHAnsi" w:cstheme="minorBidi"/>
           <w:noProof/>
@@ -4019,7 +4084,7 @@
         <w:rPr>
           <w:noProof/>
         </w:rPr>
-        <w:instrText xml:space="preserve"> PAGEREF _Toc241844865 \h </w:instrText>
+        <w:instrText xml:space="preserve"> PAGEREF _Toc241845106 \h </w:instrText>
       </w:r>
       <w:r>
         <w:rPr>
@@ -4036,7 +4101,7 @@
         <w:rPr>
           <w:noProof/>
         </w:rPr>
-        <w:t>62</w:t>
+        <w:t>63</w:t>
       </w:r>
       <w:r>
         <w:rPr>
@@ -4051,7 +4116,7 @@
         <w:tabs>
           <w:tab w:val="right" w:leader="dot" w:pos="9062"/>
         </w:tabs>
-        <w:divId w:val="2058702233"/>
+        <w:divId w:val="58020284"/>
         <w:rPr>
           <w:rFonts w:asciiTheme="minorHAnsi" w:hAnsiTheme="minorHAnsi" w:cstheme="minorBidi"/>
           <w:noProof/>
@@ -4084,7 +4149,7 @@
         <w:rPr>
           <w:noProof/>
         </w:rPr>
-        <w:instrText xml:space="preserve"> PAGEREF _Toc241844866 \h </w:instrText>
+        <w:instrText xml:space="preserve"> PAGEREF _Toc241845107 \h </w:instrText>
       </w:r>
       <w:r>
         <w:rPr>
@@ -4101,7 +4166,7 @@
         <w:rPr>
           <w:noProof/>
         </w:rPr>
-        <w:t>63</w:t>
+        <w:t>64</w:t>
       </w:r>
       <w:r>
         <w:rPr>
@@ -4116,7 +4181,7 @@
         <w:tabs>
           <w:tab w:val="right" w:leader="dot" w:pos="9062"/>
         </w:tabs>
-        <w:divId w:val="2058702233"/>
+        <w:divId w:val="58020284"/>
         <w:rPr>
           <w:rFonts w:asciiTheme="minorHAnsi" w:hAnsiTheme="minorHAnsi" w:cstheme="minorBidi"/>
           <w:noProof/>
@@ -4149,7 +4214,7 @@
         <w:rPr>
           <w:noProof/>
         </w:rPr>
-        <w:instrText xml:space="preserve"> PAGEREF _Toc241844867 \h </w:instrText>
+        <w:instrText xml:space="preserve"> PAGEREF _Toc241845108 \h </w:instrText>
       </w:r>
       <w:r>
         <w:rPr>
@@ -4166,7 +4231,7 @@
         <w:rPr>
           <w:noProof/>
         </w:rPr>
-        <w:t>65</w:t>
+        <w:t>66</w:t>
       </w:r>
       <w:r>
         <w:rPr>
@@ -4181,7 +4246,7 @@
         <w:tabs>
           <w:tab w:val="right" w:leader="dot" w:pos="9062"/>
         </w:tabs>
-        <w:divId w:val="2058702233"/>
+        <w:divId w:val="58020284"/>
         <w:rPr>
           <w:rFonts w:asciiTheme="minorHAnsi" w:hAnsiTheme="minorHAnsi" w:cstheme="minorBidi"/>
           <w:noProof/>
@@ -4214,7 +4279,7 @@
         <w:rPr>
           <w:noProof/>
         </w:rPr>
-        <w:instrText xml:space="preserve"> PAGEREF _Toc241844868 \h </w:instrText>
+        <w:instrText xml:space="preserve"> PAGEREF _Toc241845109 \h </w:instrText>
       </w:r>
       <w:r>
         <w:rPr>
@@ -4231,7 +4296,7 @@
         <w:rPr>
           <w:noProof/>
         </w:rPr>
-        <w:t>66</w:t>
+        <w:t>67</w:t>
       </w:r>
       <w:r>
         <w:rPr>
@@ -4246,7 +4311,7 @@
         <w:tabs>
           <w:tab w:val="right" w:leader="dot" w:pos="9062"/>
         </w:tabs>
-        <w:divId w:val="2058702233"/>
+        <w:divId w:val="58020284"/>
         <w:rPr>
           <w:rFonts w:asciiTheme="minorHAnsi" w:hAnsiTheme="minorHAnsi" w:cstheme="minorBidi"/>
           <w:noProof/>
@@ -4279,7 +4344,7 @@
         <w:rPr>
           <w:noProof/>
         </w:rPr>
-        <w:instrText xml:space="preserve"> PAGEREF _Toc241844869 \h </w:instrText>
+        <w:instrText xml:space="preserve"> PAGEREF _Toc241845110 \h </w:instrText>
       </w:r>
       <w:r>
         <w:rPr>
@@ -4296,7 +4361,7 @@
         <w:rPr>
           <w:noProof/>
         </w:rPr>
-        <w:t>66</w:t>
+        <w:t>67</w:t>
       </w:r>
       <w:r>
         <w:rPr>
@@ -4311,7 +4376,7 @@
         <w:tabs>
           <w:tab w:val="right" w:leader="dot" w:pos="9062"/>
         </w:tabs>
-        <w:divId w:val="2058702233"/>
+        <w:divId w:val="58020284"/>
         <w:rPr>
           <w:rFonts w:asciiTheme="minorHAnsi" w:hAnsiTheme="minorHAnsi" w:cstheme="minorBidi"/>
           <w:noProof/>
@@ -4344,7 +4409,7 @@
         <w:rPr>
           <w:noProof/>
         </w:rPr>
-        <w:instrText xml:space="preserve"> PAGEREF _Toc241844870 \h </w:instrText>
+        <w:instrText xml:space="preserve"> PAGEREF _Toc241845111 \h </w:instrText>
       </w:r>
       <w:r>
         <w:rPr>
@@ -4361,7 +4426,7 @@
         <w:rPr>
           <w:noProof/>
         </w:rPr>
-        <w:t>67</w:t>
+        <w:t>68</w:t>
       </w:r>
       <w:r>
         <w:rPr>
@@ -4376,7 +4441,7 @@
         <w:tabs>
           <w:tab w:val="right" w:leader="dot" w:pos="9062"/>
         </w:tabs>
-        <w:divId w:val="2058702233"/>
+        <w:divId w:val="58020284"/>
         <w:rPr>
           <w:rFonts w:asciiTheme="minorHAnsi" w:hAnsiTheme="minorHAnsi" w:cstheme="minorBidi"/>
           <w:noProof/>
@@ -4409,7 +4474,7 @@
         <w:rPr>
           <w:noProof/>
         </w:rPr>
-        <w:instrText xml:space="preserve"> PAGEREF _Toc241844871 \h </w:instrText>
+        <w:instrText xml:space="preserve"> PAGEREF _Toc241845112 \h </w:instrText>
       </w:r>
       <w:r>
         <w:rPr>
@@ -4426,7 +4491,7 @@
         <w:rPr>
           <w:noProof/>
         </w:rPr>
-        <w:t>68</w:t>
+        <w:t>69</w:t>
       </w:r>
       <w:r>
         <w:rPr>
@@ -4441,7 +4506,7 @@
         <w:tabs>
           <w:tab w:val="right" w:leader="dot" w:pos="9062"/>
         </w:tabs>
-        <w:divId w:val="2058702233"/>
+        <w:divId w:val="58020284"/>
         <w:rPr>
           <w:rFonts w:asciiTheme="minorHAnsi" w:hAnsiTheme="minorHAnsi" w:cstheme="minorBidi"/>
           <w:noProof/>
@@ -4474,7 +4539,7 @@
         <w:rPr>
           <w:noProof/>
         </w:rPr>
-        <w:instrText xml:space="preserve"> PAGEREF _Toc241844872 \h </w:instrText>
+        <w:instrText xml:space="preserve"> PAGEREF _Toc241845113 \h </w:instrText>
       </w:r>
       <w:r>
         <w:rPr>
@@ -4491,7 +4556,7 @@
         <w:rPr>
           <w:noProof/>
         </w:rPr>
-        <w:t>69</w:t>
+        <w:t>70</w:t>
       </w:r>
       <w:r>
         <w:rPr>
@@ -4506,7 +4571,7 @@
         <w:tabs>
           <w:tab w:val="right" w:leader="dot" w:pos="9062"/>
         </w:tabs>
-        <w:divId w:val="2058702233"/>
+        <w:divId w:val="58020284"/>
         <w:rPr>
           <w:rFonts w:asciiTheme="minorHAnsi" w:hAnsiTheme="minorHAnsi" w:cstheme="minorBidi"/>
           <w:noProof/>
@@ -4539,7 +4604,7 @@
         <w:rPr>
           <w:noProof/>
         </w:rPr>
-        <w:instrText xml:space="preserve"> PAGEREF _Toc241844873 \h </w:instrText>
+        <w:instrText xml:space="preserve"> PAGEREF _Toc241845114 \h </w:instrText>
       </w:r>
       <w:r>
         <w:rPr>
@@ -4556,7 +4621,7 @@
         <w:rPr>
           <w:noProof/>
         </w:rPr>
-        <w:t>70</w:t>
+        <w:t>71</w:t>
       </w:r>
       <w:r>
         <w:rPr>
@@ -4571,7 +4636,7 @@
         <w:tabs>
           <w:tab w:val="right" w:leader="dot" w:pos="9062"/>
         </w:tabs>
-        <w:divId w:val="2058702233"/>
+        <w:divId w:val="58020284"/>
         <w:rPr>
           <w:rFonts w:asciiTheme="minorHAnsi" w:hAnsiTheme="minorHAnsi" w:cstheme="minorBidi"/>
           <w:noProof/>
@@ -4604,7 +4669,7 @@
         <w:rPr>
           <w:noProof/>
         </w:rPr>
-        <w:instrText xml:space="preserve"> PAGEREF _Toc241844874 \h </w:instrText>
+        <w:instrText xml:space="preserve"> PAGEREF _Toc241845115 \h </w:instrText>
       </w:r>
       <w:r>
         <w:rPr>
@@ -4621,7 +4686,7 @@
         <w:rPr>
           <w:noProof/>
         </w:rPr>
-        <w:t>71</w:t>
+        <w:t>72</w:t>
       </w:r>
       <w:r>
         <w:rPr>
@@ -4636,7 +4701,7 @@
         <w:tabs>
           <w:tab w:val="right" w:leader="dot" w:pos="9062"/>
         </w:tabs>
-        <w:divId w:val="2058702233"/>
+        <w:divId w:val="58020284"/>
         <w:rPr>
           <w:rFonts w:asciiTheme="minorHAnsi" w:hAnsiTheme="minorHAnsi" w:cstheme="minorBidi"/>
           <w:noProof/>
@@ -4669,7 +4734,7 @@
         <w:rPr>
           <w:noProof/>
         </w:rPr>
-        <w:instrText xml:space="preserve"> PAGEREF _Toc241844875 \h </w:instrText>
+        <w:instrText xml:space="preserve"> PAGEREF _Toc241845116 \h </w:instrText>
       </w:r>
       <w:r>
         <w:rPr>
@@ -4686,7 +4751,7 @@
         <w:rPr>
           <w:noProof/>
         </w:rPr>
-        <w:t>72</w:t>
+        <w:t>73</w:t>
       </w:r>
       <w:r>
         <w:rPr>
@@ -4701,7 +4766,7 @@
         <w:tabs>
           <w:tab w:val="right" w:leader="dot" w:pos="9062"/>
         </w:tabs>
-        <w:divId w:val="2058702233"/>
+        <w:divId w:val="58020284"/>
         <w:rPr>
           <w:rFonts w:asciiTheme="minorHAnsi" w:hAnsiTheme="minorHAnsi" w:cstheme="minorBidi"/>
           <w:noProof/>
@@ -4734,7 +4799,7 @@
         <w:rPr>
           <w:noProof/>
         </w:rPr>
-        <w:instrText xml:space="preserve"> PAGEREF _Toc241844876 \h </w:instrText>
+        <w:instrText xml:space="preserve"> PAGEREF _Toc241845117 \h </w:instrText>
       </w:r>
       <w:r>
         <w:rPr>
@@ -4751,7 +4816,7 @@
         <w:rPr>
           <w:noProof/>
         </w:rPr>
-        <w:t>72</w:t>
+        <w:t>73</w:t>
       </w:r>
       <w:r>
         <w:rPr>
@@ -4763,7 +4828,7 @@
     <w:p>
       <w:pPr>
         <w:pStyle w:val="marker"/>
-        <w:divId w:val="2058702233"/>
+        <w:divId w:val="58020284"/>
         <w:rPr>
           <w:lang w:val="nl-NL"/>
         </w:rPr>
@@ -4779,7 +4844,7 @@
       <w:pPr>
         <w:pStyle w:val="marker"/>
         <w:ind w:left="800" w:right="800"/>
-        <w:divId w:val="788279977"/>
+        <w:divId w:val="503590360"/>
         <w:rPr>
           <w:lang w:val="nl-NL"/>
         </w:rPr>
@@ -4790,7 +4855,7 @@
     </w:p>
     <w:p>
       <w:pPr>
-        <w:divId w:val="2112967742"/>
+        <w:divId w:val="1072658071"/>
         <w:rPr>
           <w:i/>
           <w:iCs/>
@@ -4819,7 +4884,7 @@
     </w:p>
     <w:p>
       <w:pPr>
-        <w:divId w:val="2112967742"/>
+        <w:divId w:val="1072658071"/>
         <w:rPr>
           <w:i/>
           <w:iCs/>
@@ -4841,7 +4906,7 @@
       <w:pPr>
         <w:pStyle w:val="marker"/>
         <w:ind w:left="800" w:right="800"/>
-        <w:divId w:val="788279977"/>
+        <w:divId w:val="503590360"/>
         <w:rPr>
           <w:lang w:val="nl-NL"/>
         </w:rPr>
@@ -4853,13 +4918,13 @@
     <w:p>
       <w:pPr>
         <w:pStyle w:val="Kop1"/>
-        <w:divId w:val="788279977"/>
-        <w:rPr>
-          <w:rFonts w:eastAsia="Times New Roman"/>
-          <w:lang w:val="nl-NL"/>
-        </w:rPr>
-      </w:pPr>
-      <w:bookmarkStart w:id="1" w:name="_Toc241844807"/>
+        <w:divId w:val="503590360"/>
+        <w:rPr>
+          <w:rFonts w:eastAsia="Times New Roman"/>
+          <w:lang w:val="nl-NL"/>
+        </w:rPr>
+      </w:pPr>
+      <w:bookmarkStart w:id="1" w:name="_Toc241845047"/>
       <w:r>
         <w:rPr>
           <w:rFonts w:eastAsia="Times New Roman"/>
@@ -4872,13 +4937,13 @@
     <w:p>
       <w:pPr>
         <w:pStyle w:val="Kop2"/>
-        <w:divId w:val="788279977"/>
-        <w:rPr>
-          <w:rFonts w:eastAsia="Times New Roman"/>
-          <w:lang w:val="nl-NL"/>
-        </w:rPr>
-      </w:pPr>
-      <w:bookmarkStart w:id="2" w:name="_Toc241844808"/>
+        <w:divId w:val="503590360"/>
+        <w:rPr>
+          <w:rFonts w:eastAsia="Times New Roman"/>
+          <w:lang w:val="nl-NL"/>
+        </w:rPr>
+      </w:pPr>
+      <w:bookmarkStart w:id="2" w:name="_Toc241845048"/>
       <w:r>
         <w:rPr>
           <w:rFonts w:eastAsia="Times New Roman"/>
@@ -4891,13 +4956,13 @@
     <w:p>
       <w:pPr>
         <w:pStyle w:val="Kop3"/>
-        <w:divId w:val="788279977"/>
-        <w:rPr>
-          <w:rFonts w:eastAsia="Times New Roman"/>
-          <w:lang w:val="nl-NL"/>
-        </w:rPr>
-      </w:pPr>
-      <w:bookmarkStart w:id="3" w:name="_Toc241844809"/>
+        <w:divId w:val="503590360"/>
+        <w:rPr>
+          <w:rFonts w:eastAsia="Times New Roman"/>
+          <w:lang w:val="nl-NL"/>
+        </w:rPr>
+      </w:pPr>
+      <w:bookmarkStart w:id="3" w:name="_Toc241845049"/>
       <w:r>
         <w:rPr>
           <w:rFonts w:eastAsia="Times New Roman"/>
@@ -4910,7 +4975,7 @@
     <w:p>
       <w:pPr>
         <w:pStyle w:val="subtitel"/>
-        <w:divId w:val="788279977"/>
+        <w:divId w:val="503590360"/>
         <w:rPr>
           <w:lang w:val="nl-NL"/>
         </w:rPr>
@@ -4925,7 +4990,7 @@
     <w:p>
       <w:pPr>
         <w:pStyle w:val="Normaalweb"/>
-        <w:divId w:val="788279977"/>
+        <w:divId w:val="503590360"/>
         <w:rPr>
           <w:lang w:val="nl-NL"/>
         </w:rPr>
@@ -4946,7 +5011,7 @@
     <w:p>
       <w:pPr>
         <w:pStyle w:val="Normaalweb"/>
-        <w:divId w:val="788279977"/>
+        <w:divId w:val="503590360"/>
         <w:rPr>
           <w:lang w:val="nl-NL"/>
         </w:rPr>
@@ -4967,7 +5032,7 @@
     <w:p>
       <w:pPr>
         <w:pStyle w:val="Normaalweb"/>
-        <w:divId w:val="788279977"/>
+        <w:divId w:val="503590360"/>
         <w:rPr>
           <w:lang w:val="nl-NL"/>
         </w:rPr>
@@ -4988,7 +5053,7 @@
     <w:p>
       <w:pPr>
         <w:pStyle w:val="Normaalweb"/>
-        <w:divId w:val="788279977"/>
+        <w:divId w:val="503590360"/>
         <w:rPr>
           <w:lang w:val="nl-NL"/>
         </w:rPr>
@@ -5015,7 +5080,7 @@
     </w:p>
     <w:p>
       <w:pPr>
-        <w:divId w:val="1706903860"/>
+        <w:divId w:val="530460266"/>
         <w:rPr>
           <w:color w:val="555555"/>
           <w:sz w:val="20"/>
@@ -5037,7 +5102,7 @@
       <w:pPr>
         <w:pStyle w:val="marker"/>
         <w:ind w:left="800" w:right="800"/>
-        <w:divId w:val="788279977"/>
+        <w:divId w:val="503590360"/>
         <w:rPr>
           <w:lang w:val="nl-NL"/>
         </w:rPr>
@@ -5049,13 +5114,13 @@
     <w:p>
       <w:pPr>
         <w:pStyle w:val="Kop3"/>
-        <w:divId w:val="788279977"/>
-        <w:rPr>
-          <w:rFonts w:eastAsia="Times New Roman"/>
-          <w:lang w:val="nl-NL"/>
-        </w:rPr>
-      </w:pPr>
-      <w:bookmarkStart w:id="4" w:name="_Toc241844810"/>
+        <w:divId w:val="503590360"/>
+        <w:rPr>
+          <w:rFonts w:eastAsia="Times New Roman"/>
+          <w:lang w:val="nl-NL"/>
+        </w:rPr>
+      </w:pPr>
+      <w:bookmarkStart w:id="4" w:name="_Toc241845050"/>
       <w:r>
         <w:rPr>
           <w:rFonts w:eastAsia="Times New Roman"/>
@@ -5068,7 +5133,7 @@
     <w:p>
       <w:pPr>
         <w:pStyle w:val="subtitel"/>
-        <w:divId w:val="788279977"/>
+        <w:divId w:val="503590360"/>
         <w:rPr>
           <w:lang w:val="nl-NL"/>
         </w:rPr>
@@ -5083,7 +5148,7 @@
     <w:p>
       <w:pPr>
         <w:pStyle w:val="Normaalweb"/>
-        <w:divId w:val="788279977"/>
+        <w:divId w:val="503590360"/>
         <w:rPr>
           <w:lang w:val="nl-NL"/>
         </w:rPr>
@@ -5104,7 +5169,7 @@
     <w:p>
       <w:pPr>
         <w:pStyle w:val="Normaalweb"/>
-        <w:divId w:val="788279977"/>
+        <w:divId w:val="503590360"/>
         <w:rPr>
           <w:lang w:val="nl-NL"/>
         </w:rPr>
@@ -5125,7 +5190,7 @@
     <w:p>
       <w:pPr>
         <w:pStyle w:val="Normaalweb"/>
-        <w:divId w:val="788279977"/>
+        <w:divId w:val="503590360"/>
         <w:rPr>
           <w:lang w:val="nl-NL"/>
         </w:rPr>
@@ -5152,7 +5217,7 @@
     <w:p>
       <w:pPr>
         <w:pStyle w:val="Normaalweb"/>
-        <w:divId w:val="788279977"/>
+        <w:divId w:val="503590360"/>
         <w:rPr>
           <w:lang w:val="nl-NL"/>
         </w:rPr>
@@ -5173,7 +5238,7 @@
     </w:p>
     <w:p>
       <w:pPr>
-        <w:divId w:val="1555046555"/>
+        <w:divId w:val="871186808"/>
         <w:rPr>
           <w:color w:val="555555"/>
           <w:sz w:val="20"/>
@@ -5193,7 +5258,7 @@
     </w:p>
     <w:p>
       <w:pPr>
-        <w:divId w:val="1555046555"/>
+        <w:divId w:val="871186808"/>
         <w:rPr>
           <w:color w:val="555555"/>
           <w:sz w:val="20"/>
@@ -5213,7 +5278,7 @@
     </w:p>
     <w:p>
       <w:pPr>
-        <w:divId w:val="1555046555"/>
+        <w:divId w:val="871186808"/>
         <w:rPr>
           <w:color w:val="555555"/>
           <w:sz w:val="20"/>
@@ -5233,7 +5298,7 @@
     </w:p>
     <w:p>
       <w:pPr>
-        <w:divId w:val="1555046555"/>
+        <w:divId w:val="871186808"/>
         <w:rPr>
           <w:color w:val="555555"/>
           <w:sz w:val="20"/>
@@ -5253,7 +5318,7 @@
     </w:p>
     <w:p>
       <w:pPr>
-        <w:divId w:val="1555046555"/>
+        <w:divId w:val="871186808"/>
         <w:rPr>
           <w:color w:val="555555"/>
           <w:sz w:val="20"/>
@@ -5275,7 +5340,7 @@
       <w:pPr>
         <w:pStyle w:val="marker"/>
         <w:ind w:left="800" w:right="800"/>
-        <w:divId w:val="788279977"/>
+        <w:divId w:val="503590360"/>
         <w:rPr>
           <w:lang w:val="nl-NL"/>
         </w:rPr>
@@ -5287,13 +5352,13 @@
     <w:p>
       <w:pPr>
         <w:pStyle w:val="Kop3"/>
-        <w:divId w:val="788279977"/>
-        <w:rPr>
-          <w:rFonts w:eastAsia="Times New Roman"/>
-          <w:lang w:val="nl-NL"/>
-        </w:rPr>
-      </w:pPr>
-      <w:bookmarkStart w:id="5" w:name="_Toc241844811"/>
+        <w:divId w:val="503590360"/>
+        <w:rPr>
+          <w:rFonts w:eastAsia="Times New Roman"/>
+          <w:lang w:val="nl-NL"/>
+        </w:rPr>
+      </w:pPr>
+      <w:bookmarkStart w:id="5" w:name="_Toc241845051"/>
       <w:r>
         <w:rPr>
           <w:rFonts w:eastAsia="Times New Roman"/>
@@ -5306,7 +5371,7 @@
     <w:p>
       <w:pPr>
         <w:pStyle w:val="subtitel"/>
-        <w:divId w:val="788279977"/>
+        <w:divId w:val="503590360"/>
         <w:rPr>
           <w:lang w:val="nl-NL"/>
         </w:rPr>
@@ -5321,7 +5386,7 @@
     <w:p>
       <w:pPr>
         <w:pStyle w:val="Normaalweb"/>
-        <w:divId w:val="788279977"/>
+        <w:divId w:val="503590360"/>
         <w:rPr>
           <w:lang w:val="nl-NL"/>
         </w:rPr>
@@ -5342,7 +5407,7 @@
     <w:p>
       <w:pPr>
         <w:pStyle w:val="Normaalweb"/>
-        <w:divId w:val="788279977"/>
+        <w:divId w:val="503590360"/>
         <w:rPr>
           <w:lang w:val="nl-NL"/>
         </w:rPr>
@@ -5363,7 +5428,7 @@
     <w:p>
       <w:pPr>
         <w:pStyle w:val="Normaalweb"/>
-        <w:divId w:val="788279977"/>
+        <w:divId w:val="503590360"/>
         <w:rPr>
           <w:lang w:val="nl-NL"/>
         </w:rPr>
@@ -5384,7 +5449,7 @@
     <w:p>
       <w:pPr>
         <w:pStyle w:val="Normaalweb"/>
-        <w:divId w:val="788279977"/>
+        <w:divId w:val="503590360"/>
         <w:rPr>
           <w:lang w:val="nl-NL"/>
         </w:rPr>
@@ -5404,7 +5469,7 @@
     </w:p>
     <w:p>
       <w:pPr>
-        <w:divId w:val="1922256123"/>
+        <w:divId w:val="1037045268"/>
         <w:rPr>
           <w:color w:val="555555"/>
           <w:sz w:val="20"/>
@@ -5434,7 +5499,7 @@
     </w:p>
     <w:p>
       <w:pPr>
-        <w:divId w:val="1922256123"/>
+        <w:divId w:val="1037045268"/>
         <w:rPr>
           <w:color w:val="555555"/>
           <w:sz w:val="20"/>
@@ -5456,7 +5521,7 @@
       <w:pPr>
         <w:pStyle w:val="marker"/>
         <w:ind w:left="800" w:right="800"/>
-        <w:divId w:val="788279977"/>
+        <w:divId w:val="503590360"/>
         <w:rPr>
           <w:lang w:val="nl-NL"/>
         </w:rPr>
@@ -5468,13 +5533,13 @@
     <w:p>
       <w:pPr>
         <w:pStyle w:val="Kop3"/>
-        <w:divId w:val="788279977"/>
-        <w:rPr>
-          <w:rFonts w:eastAsia="Times New Roman"/>
-          <w:lang w:val="nl-NL"/>
-        </w:rPr>
-      </w:pPr>
-      <w:bookmarkStart w:id="6" w:name="_Toc241844812"/>
+        <w:divId w:val="503590360"/>
+        <w:rPr>
+          <w:rFonts w:eastAsia="Times New Roman"/>
+          <w:lang w:val="nl-NL"/>
+        </w:rPr>
+      </w:pPr>
+      <w:bookmarkStart w:id="6" w:name="_Toc241845052"/>
       <w:r>
         <w:rPr>
           <w:rFonts w:eastAsia="Times New Roman"/>
@@ -5487,7 +5552,7 @@
     <w:p>
       <w:pPr>
         <w:pStyle w:val="subtitel"/>
-        <w:divId w:val="788279977"/>
+        <w:divId w:val="503590360"/>
         <w:rPr>
           <w:lang w:val="nl-NL"/>
         </w:rPr>
@@ -5502,7 +5567,7 @@
     <w:p>
       <w:pPr>
         <w:pStyle w:val="Normaalweb"/>
-        <w:divId w:val="788279977"/>
+        <w:divId w:val="503590360"/>
         <w:rPr>
           <w:lang w:val="nl-NL"/>
         </w:rPr>
@@ -5523,7 +5588,7 @@
     <w:p>
       <w:pPr>
         <w:pStyle w:val="Normaalweb"/>
-        <w:divId w:val="788279977"/>
+        <w:divId w:val="503590360"/>
         <w:rPr>
           <w:lang w:val="nl-NL"/>
         </w:rPr>
@@ -5544,7 +5609,7 @@
     <w:p>
       <w:pPr>
         <w:pStyle w:val="Normaalweb"/>
-        <w:divId w:val="788279977"/>
+        <w:divId w:val="503590360"/>
         <w:rPr>
           <w:lang w:val="nl-NL"/>
         </w:rPr>
@@ -5565,7 +5630,7 @@
     <w:p>
       <w:pPr>
         <w:pStyle w:val="Normaalweb"/>
-        <w:divId w:val="788279977"/>
+        <w:divId w:val="503590360"/>
         <w:rPr>
           <w:lang w:val="nl-NL"/>
         </w:rPr>
@@ -5585,7 +5650,7 @@
     </w:p>
     <w:p>
       <w:pPr>
-        <w:divId w:val="1313025253"/>
+        <w:divId w:val="393238883"/>
         <w:rPr>
           <w:color w:val="555555"/>
           <w:sz w:val="20"/>
@@ -5607,7 +5672,7 @@
       <w:pPr>
         <w:pStyle w:val="marker"/>
         <w:ind w:left="800" w:right="800"/>
-        <w:divId w:val="788279977"/>
+        <w:divId w:val="503590360"/>
         <w:rPr>
           <w:lang w:val="nl-NL"/>
         </w:rPr>
@@ -5619,13 +5684,13 @@
     <w:p>
       <w:pPr>
         <w:pStyle w:val="Kop3"/>
-        <w:divId w:val="788279977"/>
-        <w:rPr>
-          <w:rFonts w:eastAsia="Times New Roman"/>
-          <w:lang w:val="nl-NL"/>
-        </w:rPr>
-      </w:pPr>
-      <w:bookmarkStart w:id="7" w:name="_Toc241844813"/>
+        <w:divId w:val="503590360"/>
+        <w:rPr>
+          <w:rFonts w:eastAsia="Times New Roman"/>
+          <w:lang w:val="nl-NL"/>
+        </w:rPr>
+      </w:pPr>
+      <w:bookmarkStart w:id="7" w:name="_Toc241845053"/>
       <w:r>
         <w:rPr>
           <w:rFonts w:eastAsia="Times New Roman"/>
@@ -5638,7 +5703,7 @@
     <w:p>
       <w:pPr>
         <w:pStyle w:val="subtitel"/>
-        <w:divId w:val="788279977"/>
+        <w:divId w:val="503590360"/>
         <w:rPr>
           <w:lang w:val="nl-NL"/>
         </w:rPr>
@@ -5653,7 +5718,7 @@
     <w:p>
       <w:pPr>
         <w:pStyle w:val="Normaalweb"/>
-        <w:divId w:val="788279977"/>
+        <w:divId w:val="503590360"/>
         <w:rPr>
           <w:lang w:val="nl-NL"/>
         </w:rPr>
@@ -5674,7 +5739,7 @@
     <w:p>
       <w:pPr>
         <w:pStyle w:val="Normaalweb"/>
-        <w:divId w:val="788279977"/>
+        <w:divId w:val="503590360"/>
         <w:rPr>
           <w:lang w:val="nl-NL"/>
         </w:rPr>
@@ -5695,7 +5760,7 @@
     <w:p>
       <w:pPr>
         <w:pStyle w:val="Normaalweb"/>
-        <w:divId w:val="788279977"/>
+        <w:divId w:val="503590360"/>
         <w:rPr>
           <w:lang w:val="nl-NL"/>
         </w:rPr>
@@ -5715,7 +5780,7 @@
     </w:p>
     <w:p>
       <w:pPr>
-        <w:divId w:val="1383670026"/>
+        <w:divId w:val="1112282872"/>
         <w:rPr>
           <w:color w:val="555555"/>
           <w:sz w:val="20"/>
@@ -5735,7 +5800,7 @@
     </w:p>
     <w:p>
       <w:pPr>
-        <w:divId w:val="1383670026"/>
+        <w:divId w:val="1112282872"/>
         <w:rPr>
           <w:color w:val="555555"/>
           <w:sz w:val="20"/>
@@ -5757,7 +5822,7 @@
       <w:pPr>
         <w:pStyle w:val="marker"/>
         <w:ind w:left="800" w:right="800"/>
-        <w:divId w:val="788279977"/>
+        <w:divId w:val="503590360"/>
         <w:rPr>
           <w:lang w:val="nl-NL"/>
         </w:rPr>
@@ -5769,13 +5834,13 @@
     <w:p>
       <w:pPr>
         <w:pStyle w:val="Kop2"/>
-        <w:divId w:val="788279977"/>
-        <w:rPr>
-          <w:rFonts w:eastAsia="Times New Roman"/>
-          <w:lang w:val="nl-NL"/>
-        </w:rPr>
-      </w:pPr>
-      <w:bookmarkStart w:id="8" w:name="_Toc241844814"/>
+        <w:divId w:val="503590360"/>
+        <w:rPr>
+          <w:rFonts w:eastAsia="Times New Roman"/>
+          <w:lang w:val="nl-NL"/>
+        </w:rPr>
+      </w:pPr>
+      <w:bookmarkStart w:id="8" w:name="_Toc241845054"/>
       <w:r>
         <w:rPr>
           <w:rFonts w:eastAsia="Times New Roman"/>
@@ -5788,13 +5853,13 @@
     <w:p>
       <w:pPr>
         <w:pStyle w:val="Kop3"/>
-        <w:divId w:val="788279977"/>
-        <w:rPr>
-          <w:rFonts w:eastAsia="Times New Roman"/>
-          <w:lang w:val="nl-NL"/>
-        </w:rPr>
-      </w:pPr>
-      <w:bookmarkStart w:id="9" w:name="_Toc241844815"/>
+        <w:divId w:val="503590360"/>
+        <w:rPr>
+          <w:rFonts w:eastAsia="Times New Roman"/>
+          <w:lang w:val="nl-NL"/>
+        </w:rPr>
+      </w:pPr>
+      <w:bookmarkStart w:id="9" w:name="_Toc241845055"/>
       <w:r>
         <w:rPr>
           <w:rFonts w:eastAsia="Times New Roman"/>
@@ -5807,7 +5872,7 @@
     <w:p>
       <w:pPr>
         <w:pStyle w:val="subtitel"/>
-        <w:divId w:val="788279977"/>
+        <w:divId w:val="503590360"/>
         <w:rPr>
           <w:lang w:val="nl-NL"/>
         </w:rPr>
@@ -5822,7 +5887,7 @@
     <w:p>
       <w:pPr>
         <w:pStyle w:val="Normaalweb"/>
-        <w:divId w:val="788279977"/>
+        <w:divId w:val="503590360"/>
         <w:rPr>
           <w:lang w:val="nl-NL"/>
         </w:rPr>
@@ -5843,7 +5908,7 @@
     <w:p>
       <w:pPr>
         <w:pStyle w:val="Normaalweb"/>
-        <w:divId w:val="788279977"/>
+        <w:divId w:val="503590360"/>
         <w:rPr>
           <w:lang w:val="nl-NL"/>
         </w:rPr>
@@ -5864,7 +5929,7 @@
     <w:p>
       <w:pPr>
         <w:pStyle w:val="Normaalweb"/>
-        <w:divId w:val="788279977"/>
+        <w:divId w:val="503590360"/>
         <w:rPr>
           <w:lang w:val="nl-NL"/>
         </w:rPr>
@@ -5884,7 +5949,7 @@
     </w:p>
     <w:p>
       <w:pPr>
-        <w:divId w:val="502625501"/>
+        <w:divId w:val="979647720"/>
         <w:rPr>
           <w:color w:val="555555"/>
           <w:sz w:val="20"/>
@@ -5906,7 +5971,7 @@
       <w:pPr>
         <w:pStyle w:val="marker"/>
         <w:ind w:left="800" w:right="800"/>
-        <w:divId w:val="788279977"/>
+        <w:divId w:val="503590360"/>
         <w:rPr>
           <w:lang w:val="nl-NL"/>
         </w:rPr>
@@ -5918,13 +5983,13 @@
     <w:p>
       <w:pPr>
         <w:pStyle w:val="Kop3"/>
-        <w:divId w:val="788279977"/>
-        <w:rPr>
-          <w:rFonts w:eastAsia="Times New Roman"/>
-          <w:lang w:val="nl-NL"/>
-        </w:rPr>
-      </w:pPr>
-      <w:bookmarkStart w:id="10" w:name="_Toc241844816"/>
+        <w:divId w:val="503590360"/>
+        <w:rPr>
+          <w:rFonts w:eastAsia="Times New Roman"/>
+          <w:lang w:val="nl-NL"/>
+        </w:rPr>
+      </w:pPr>
+      <w:bookmarkStart w:id="10" w:name="_Toc241845056"/>
       <w:r>
         <w:rPr>
           <w:rFonts w:eastAsia="Times New Roman"/>
@@ -5937,7 +6002,7 @@
     <w:p>
       <w:pPr>
         <w:pStyle w:val="subtitel"/>
-        <w:divId w:val="788279977"/>
+        <w:divId w:val="503590360"/>
         <w:rPr>
           <w:lang w:val="nl-NL"/>
         </w:rPr>
@@ -5952,7 +6017,7 @@
     <w:p>
       <w:pPr>
         <w:pStyle w:val="Normaalweb"/>
-        <w:divId w:val="788279977"/>
+        <w:divId w:val="503590360"/>
         <w:rPr>
           <w:lang w:val="nl-NL"/>
         </w:rPr>
@@ -5973,7 +6038,7 @@
     <w:p>
       <w:pPr>
         <w:pStyle w:val="Normaalweb"/>
-        <w:divId w:val="788279977"/>
+        <w:divId w:val="503590360"/>
         <w:rPr>
           <w:lang w:val="nl-NL"/>
         </w:rPr>
@@ -5988,7 +6053,7 @@
     <w:p>
       <w:pPr>
         <w:pStyle w:val="Normaalweb"/>
-        <w:divId w:val="788279977"/>
+        <w:divId w:val="503590360"/>
         <w:rPr>
           <w:lang w:val="nl-NL"/>
         </w:rPr>
@@ -6009,7 +6074,7 @@
     <w:p>
       <w:pPr>
         <w:pStyle w:val="Normaalweb"/>
-        <w:divId w:val="788279977"/>
+        <w:divId w:val="503590360"/>
         <w:rPr>
           <w:lang w:val="nl-NL"/>
         </w:rPr>
@@ -6030,7 +6095,7 @@
     <w:p>
       <w:pPr>
         <w:pStyle w:val="Normaalweb"/>
-        <w:divId w:val="788279977"/>
+        <w:divId w:val="503590360"/>
         <w:rPr>
           <w:lang w:val="nl-NL"/>
         </w:rPr>
@@ -6045,7 +6110,7 @@
     <w:p>
       <w:pPr>
         <w:pStyle w:val="Normaalweb"/>
-        <w:divId w:val="788279977"/>
+        <w:divId w:val="503590360"/>
         <w:rPr>
           <w:lang w:val="nl-NL"/>
         </w:rPr>
@@ -6065,7 +6130,7 @@
     </w:p>
     <w:p>
       <w:pPr>
-        <w:divId w:val="1567954441"/>
+        <w:divId w:val="607781855"/>
         <w:rPr>
           <w:color w:val="555555"/>
           <w:sz w:val="20"/>
@@ -6085,7 +6150,7 @@
     </w:p>
     <w:p>
       <w:pPr>
-        <w:divId w:val="1567954441"/>
+        <w:divId w:val="607781855"/>
         <w:rPr>
           <w:color w:val="555555"/>
           <w:sz w:val="20"/>
@@ -6105,7 +6170,7 @@
     </w:p>
     <w:p>
       <w:pPr>
-        <w:divId w:val="1567954441"/>
+        <w:divId w:val="607781855"/>
         <w:rPr>
           <w:color w:val="555555"/>
           <w:sz w:val="20"/>
@@ -6127,7 +6192,7 @@
       <w:pPr>
         <w:pStyle w:val="marker"/>
         <w:ind w:left="800" w:right="800"/>
-        <w:divId w:val="788279977"/>
+        <w:divId w:val="503590360"/>
         <w:rPr>
           <w:lang w:val="nl-NL"/>
         </w:rPr>
@@ -6139,13 +6204,13 @@
     <w:p>
       <w:pPr>
         <w:pStyle w:val="Kop3"/>
-        <w:divId w:val="788279977"/>
-        <w:rPr>
-          <w:rFonts w:eastAsia="Times New Roman"/>
-          <w:lang w:val="nl-NL"/>
-        </w:rPr>
-      </w:pPr>
-      <w:bookmarkStart w:id="11" w:name="_Toc241844817"/>
+        <w:divId w:val="503590360"/>
+        <w:rPr>
+          <w:rFonts w:eastAsia="Times New Roman"/>
+          <w:lang w:val="nl-NL"/>
+        </w:rPr>
+      </w:pPr>
+      <w:bookmarkStart w:id="11" w:name="_Toc241845057"/>
       <w:r>
         <w:rPr>
           <w:rFonts w:eastAsia="Times New Roman"/>
@@ -6158,7 +6223,7 @@
     <w:p>
       <w:pPr>
         <w:pStyle w:val="subtitel"/>
-        <w:divId w:val="788279977"/>
+        <w:divId w:val="503590360"/>
         <w:rPr>
           <w:lang w:val="nl-NL"/>
         </w:rPr>
@@ -6173,7 +6238,7 @@
     <w:p>
       <w:pPr>
         <w:pStyle w:val="Normaalweb"/>
-        <w:divId w:val="788279977"/>
+        <w:divId w:val="503590360"/>
         <w:rPr>
           <w:lang w:val="nl-NL"/>
         </w:rPr>
@@ -6194,7 +6259,7 @@
     <w:p>
       <w:pPr>
         <w:pStyle w:val="Normaalweb"/>
-        <w:divId w:val="788279977"/>
+        <w:divId w:val="503590360"/>
         <w:rPr>
           <w:lang w:val="nl-NL"/>
         </w:rPr>
@@ -6215,7 +6280,7 @@
     <w:p>
       <w:pPr>
         <w:pStyle w:val="Normaalweb"/>
-        <w:divId w:val="788279977"/>
+        <w:divId w:val="503590360"/>
         <w:rPr>
           <w:lang w:val="nl-NL"/>
         </w:rPr>
@@ -6230,7 +6295,7 @@
     <w:p>
       <w:pPr>
         <w:pStyle w:val="Normaalweb"/>
-        <w:divId w:val="788279977"/>
+        <w:divId w:val="503590360"/>
         <w:rPr>
           <w:lang w:val="nl-NL"/>
         </w:rPr>
@@ -6245,7 +6310,7 @@
     <w:p>
       <w:pPr>
         <w:pStyle w:val="Normaalweb"/>
-        <w:divId w:val="788279977"/>
+        <w:divId w:val="503590360"/>
         <w:rPr>
           <w:lang w:val="nl-NL"/>
         </w:rPr>
@@ -6260,7 +6325,7 @@
     <w:p>
       <w:pPr>
         <w:pStyle w:val="Normaalweb"/>
-        <w:divId w:val="788279977"/>
+        <w:divId w:val="503590360"/>
         <w:rPr>
           <w:lang w:val="nl-NL"/>
         </w:rPr>
@@ -6280,7 +6345,7 @@
     </w:p>
     <w:p>
       <w:pPr>
-        <w:divId w:val="1590457745"/>
+        <w:divId w:val="143276517"/>
         <w:rPr>
           <w:color w:val="555555"/>
           <w:sz w:val="20"/>
@@ -6300,7 +6365,7 @@
     </w:p>
     <w:p>
       <w:pPr>
-        <w:divId w:val="1590457745"/>
+        <w:divId w:val="143276517"/>
         <w:rPr>
           <w:color w:val="555555"/>
           <w:sz w:val="20"/>
@@ -6322,7 +6387,7 @@
       <w:pPr>
         <w:pStyle w:val="marker"/>
         <w:ind w:left="800" w:right="800"/>
-        <w:divId w:val="788279977"/>
+        <w:divId w:val="503590360"/>
         <w:rPr>
           <w:lang w:val="nl-NL"/>
         </w:rPr>
@@ -6334,13 +6399,13 @@
     <w:p>
       <w:pPr>
         <w:pStyle w:val="Kop3"/>
-        <w:divId w:val="788279977"/>
-        <w:rPr>
-          <w:rFonts w:eastAsia="Times New Roman"/>
-          <w:lang w:val="nl-NL"/>
-        </w:rPr>
-      </w:pPr>
-      <w:bookmarkStart w:id="12" w:name="_Toc241844818"/>
+        <w:divId w:val="503590360"/>
+        <w:rPr>
+          <w:rFonts w:eastAsia="Times New Roman"/>
+          <w:lang w:val="nl-NL"/>
+        </w:rPr>
+      </w:pPr>
+      <w:bookmarkStart w:id="12" w:name="_Toc241845058"/>
       <w:r>
         <w:rPr>
           <w:rFonts w:eastAsia="Times New Roman"/>
@@ -6353,7 +6418,7 @@
     <w:p>
       <w:pPr>
         <w:pStyle w:val="subtitel"/>
-        <w:divId w:val="788279977"/>
+        <w:divId w:val="503590360"/>
         <w:rPr>
           <w:lang w:val="nl-NL"/>
         </w:rPr>
@@ -6368,7 +6433,7 @@
     <w:p>
       <w:pPr>
         <w:pStyle w:val="Normaalweb"/>
-        <w:divId w:val="788279977"/>
+        <w:divId w:val="503590360"/>
         <w:rPr>
           <w:lang w:val="nl-NL"/>
         </w:rPr>
@@ -6389,7 +6454,7 @@
     <w:p>
       <w:pPr>
         <w:pStyle w:val="Normaalweb"/>
-        <w:divId w:val="788279977"/>
+        <w:divId w:val="503590360"/>
         <w:rPr>
           <w:lang w:val="nl-NL"/>
         </w:rPr>
@@ -6410,7 +6475,7 @@
     <w:p>
       <w:pPr>
         <w:pStyle w:val="Normaalweb"/>
-        <w:divId w:val="788279977"/>
+        <w:divId w:val="503590360"/>
         <w:rPr>
           <w:lang w:val="nl-NL"/>
         </w:rPr>
@@ -6431,7 +6496,7 @@
     <w:p>
       <w:pPr>
         <w:pStyle w:val="Normaalweb"/>
-        <w:divId w:val="788279977"/>
+        <w:divId w:val="503590360"/>
         <w:rPr>
           <w:lang w:val="nl-NL"/>
         </w:rPr>
@@ -6451,7 +6516,7 @@
     </w:p>
     <w:p>
       <w:pPr>
-        <w:divId w:val="1432093476"/>
+        <w:divId w:val="702678192"/>
         <w:rPr>
           <w:color w:val="555555"/>
           <w:sz w:val="20"/>
@@ -6471,7 +6536,7 @@
     </w:p>
     <w:p>
       <w:pPr>
-        <w:divId w:val="1432093476"/>
+        <w:divId w:val="702678192"/>
         <w:rPr>
           <w:color w:val="555555"/>
           <w:sz w:val="20"/>
@@ -6493,7 +6558,7 @@
       <w:pPr>
         <w:pStyle w:val="marker"/>
         <w:ind w:left="800" w:right="800"/>
-        <w:divId w:val="788279977"/>
+        <w:divId w:val="503590360"/>
         <w:rPr>
           <w:lang w:val="nl-NL"/>
         </w:rPr>
@@ -6505,13 +6570,13 @@
     <w:p>
       <w:pPr>
         <w:pStyle w:val="Kop3"/>
-        <w:divId w:val="788279977"/>
-        <w:rPr>
-          <w:rFonts w:eastAsia="Times New Roman"/>
-          <w:lang w:val="nl-NL"/>
-        </w:rPr>
-      </w:pPr>
-      <w:bookmarkStart w:id="13" w:name="_Toc241844819"/>
+        <w:divId w:val="503590360"/>
+        <w:rPr>
+          <w:rFonts w:eastAsia="Times New Roman"/>
+          <w:lang w:val="nl-NL"/>
+        </w:rPr>
+      </w:pPr>
+      <w:bookmarkStart w:id="13" w:name="_Toc241845059"/>
       <w:r>
         <w:rPr>
           <w:rFonts w:eastAsia="Times New Roman"/>
@@ -6524,7 +6589,7 @@
     <w:p>
       <w:pPr>
         <w:pStyle w:val="subtitel"/>
-        <w:divId w:val="788279977"/>
+        <w:divId w:val="503590360"/>
         <w:rPr>
           <w:lang w:val="nl-NL"/>
         </w:rPr>
@@ -6539,7 +6604,7 @@
     <w:p>
       <w:pPr>
         <w:pStyle w:val="Normaalweb"/>
-        <w:divId w:val="788279977"/>
+        <w:divId w:val="503590360"/>
         <w:rPr>
           <w:lang w:val="nl-NL"/>
         </w:rPr>
@@ -6560,7 +6625,7 @@
     <w:p>
       <w:pPr>
         <w:pStyle w:val="Normaalweb"/>
-        <w:divId w:val="788279977"/>
+        <w:divId w:val="503590360"/>
         <w:rPr>
           <w:lang w:val="nl-NL"/>
         </w:rPr>
@@ -6581,7 +6646,7 @@
     <w:p>
       <w:pPr>
         <w:pStyle w:val="Normaalweb"/>
-        <w:divId w:val="788279977"/>
+        <w:divId w:val="503590360"/>
         <w:rPr>
           <w:lang w:val="nl-NL"/>
         </w:rPr>
@@ -6607,7 +6672,7 @@
     </w:p>
     <w:p>
       <w:pPr>
-        <w:divId w:val="1932077855"/>
+        <w:divId w:val="1445346357"/>
         <w:rPr>
           <w:color w:val="555555"/>
           <w:sz w:val="20"/>
@@ -6627,7 +6692,7 @@
     </w:p>
     <w:p>
       <w:pPr>
-        <w:divId w:val="1932077855"/>
+        <w:divId w:val="1445346357"/>
         <w:rPr>
           <w:color w:val="555555"/>
           <w:sz w:val="20"/>
@@ -6647,7 +6712,7 @@
     </w:p>
     <w:p>
       <w:pPr>
-        <w:divId w:val="1932077855"/>
+        <w:divId w:val="1445346357"/>
         <w:rPr>
           <w:color w:val="555555"/>
           <w:sz w:val="20"/>
@@ -6667,7 +6732,7 @@
     </w:p>
     <w:p>
       <w:pPr>
-        <w:divId w:val="1932077855"/>
+        <w:divId w:val="1445346357"/>
         <w:rPr>
           <w:color w:val="555555"/>
           <w:sz w:val="20"/>
@@ -6689,7 +6754,7 @@
       <w:pPr>
         <w:pStyle w:val="marker"/>
         <w:ind w:left="800" w:right="800"/>
-        <w:divId w:val="788279977"/>
+        <w:divId w:val="503590360"/>
         <w:rPr>
           <w:lang w:val="nl-NL"/>
         </w:rPr>
@@ -6701,13 +6766,13 @@
     <w:p>
       <w:pPr>
         <w:pStyle w:val="Kop3"/>
-        <w:divId w:val="788279977"/>
-        <w:rPr>
-          <w:rFonts w:eastAsia="Times New Roman"/>
-          <w:lang w:val="nl-NL"/>
-        </w:rPr>
-      </w:pPr>
-      <w:bookmarkStart w:id="14" w:name="_Toc241844820"/>
+        <w:divId w:val="503590360"/>
+        <w:rPr>
+          <w:rFonts w:eastAsia="Times New Roman"/>
+          <w:lang w:val="nl-NL"/>
+        </w:rPr>
+      </w:pPr>
+      <w:bookmarkStart w:id="14" w:name="_Toc241845060"/>
       <w:r>
         <w:rPr>
           <w:rFonts w:eastAsia="Times New Roman"/>
@@ -6720,7 +6785,7 @@
     <w:p>
       <w:pPr>
         <w:pStyle w:val="subtitel"/>
-        <w:divId w:val="788279977"/>
+        <w:divId w:val="503590360"/>
         <w:rPr>
           <w:lang w:val="nl-NL"/>
         </w:rPr>
@@ -6735,7 +6800,7 @@
     <w:p>
       <w:pPr>
         <w:pStyle w:val="Normaalweb"/>
-        <w:divId w:val="788279977"/>
+        <w:divId w:val="503590360"/>
         <w:rPr>
           <w:lang w:val="nl-NL"/>
         </w:rPr>
@@ -6756,7 +6821,7 @@
     <w:p>
       <w:pPr>
         <w:pStyle w:val="Normaalweb"/>
-        <w:divId w:val="788279977"/>
+        <w:divId w:val="503590360"/>
         <w:rPr>
           <w:lang w:val="nl-NL"/>
         </w:rPr>
@@ -6777,7 +6842,7 @@
     <w:p>
       <w:pPr>
         <w:pStyle w:val="Normaalweb"/>
-        <w:divId w:val="788279977"/>
+        <w:divId w:val="503590360"/>
         <w:rPr>
           <w:lang w:val="nl-NL"/>
         </w:rPr>
@@ -6798,7 +6863,7 @@
     <w:p>
       <w:pPr>
         <w:pStyle w:val="Normaalweb"/>
-        <w:divId w:val="788279977"/>
+        <w:divId w:val="503590360"/>
         <w:rPr>
           <w:lang w:val="nl-NL"/>
         </w:rPr>
@@ -6818,7 +6883,7 @@
     </w:p>
     <w:p>
       <w:pPr>
-        <w:divId w:val="1325663237"/>
+        <w:divId w:val="1559783405"/>
         <w:rPr>
           <w:color w:val="555555"/>
           <w:sz w:val="20"/>
@@ -6838,7 +6903,7 @@
     </w:p>
     <w:p>
       <w:pPr>
-        <w:divId w:val="1325663237"/>
+        <w:divId w:val="1559783405"/>
         <w:rPr>
           <w:color w:val="555555"/>
           <w:sz w:val="20"/>
@@ -6860,7 +6925,7 @@
       <w:pPr>
         <w:pStyle w:val="marker"/>
         <w:ind w:left="800" w:right="800"/>
-        <w:divId w:val="788279977"/>
+        <w:divId w:val="503590360"/>
         <w:rPr>
           <w:lang w:val="nl-NL"/>
         </w:rPr>
@@ -6872,13 +6937,13 @@
     <w:p>
       <w:pPr>
         <w:pStyle w:val="Kop3"/>
-        <w:divId w:val="788279977"/>
-        <w:rPr>
-          <w:rFonts w:eastAsia="Times New Roman"/>
-          <w:lang w:val="nl-NL"/>
-        </w:rPr>
-      </w:pPr>
-      <w:bookmarkStart w:id="15" w:name="_Toc241844821"/>
+        <w:divId w:val="503590360"/>
+        <w:rPr>
+          <w:rFonts w:eastAsia="Times New Roman"/>
+          <w:lang w:val="nl-NL"/>
+        </w:rPr>
+      </w:pPr>
+      <w:bookmarkStart w:id="15" w:name="_Toc241845061"/>
       <w:r>
         <w:rPr>
           <w:rFonts w:eastAsia="Times New Roman"/>
@@ -6891,7 +6956,7 @@
     <w:p>
       <w:pPr>
         <w:pStyle w:val="subtitel"/>
-        <w:divId w:val="788279977"/>
+        <w:divId w:val="503590360"/>
         <w:rPr>
           <w:lang w:val="nl-NL"/>
         </w:rPr>
@@ -6906,7 +6971,7 @@
     <w:p>
       <w:pPr>
         <w:pStyle w:val="Normaalweb"/>
-        <w:divId w:val="788279977"/>
+        <w:divId w:val="503590360"/>
         <w:rPr>
           <w:lang w:val="nl-NL"/>
         </w:rPr>
@@ -6927,7 +6992,7 @@
     <w:p>
       <w:pPr>
         <w:pStyle w:val="Normaalweb"/>
-        <w:divId w:val="788279977"/>
+        <w:divId w:val="503590360"/>
         <w:rPr>
           <w:lang w:val="nl-NL"/>
         </w:rPr>
@@ -6948,7 +7013,7 @@
     <w:p>
       <w:pPr>
         <w:pStyle w:val="Normaalweb"/>
-        <w:divId w:val="788279977"/>
+        <w:divId w:val="503590360"/>
         <w:rPr>
           <w:lang w:val="nl-NL"/>
         </w:rPr>
@@ -6969,7 +7034,7 @@
     <w:p>
       <w:pPr>
         <w:pStyle w:val="Normaalweb"/>
-        <w:divId w:val="788279977"/>
+        <w:divId w:val="503590360"/>
         <w:rPr>
           <w:lang w:val="nl-NL"/>
         </w:rPr>
@@ -6989,7 +7054,7 @@
     </w:p>
     <w:p>
       <w:pPr>
-        <w:divId w:val="796992714"/>
+        <w:divId w:val="289171901"/>
         <w:rPr>
           <w:color w:val="555555"/>
           <w:sz w:val="20"/>
@@ -7011,7 +7076,7 @@
       <w:pPr>
         <w:pStyle w:val="marker"/>
         <w:ind w:left="800" w:right="800"/>
-        <w:divId w:val="788279977"/>
+        <w:divId w:val="503590360"/>
         <w:rPr>
           <w:lang w:val="nl-NL"/>
         </w:rPr>
@@ -7023,13 +7088,13 @@
     <w:p>
       <w:pPr>
         <w:pStyle w:val="Kop3"/>
-        <w:divId w:val="788279977"/>
-        <w:rPr>
-          <w:rFonts w:eastAsia="Times New Roman"/>
-          <w:lang w:val="nl-NL"/>
-        </w:rPr>
-      </w:pPr>
-      <w:bookmarkStart w:id="16" w:name="_Toc241844822"/>
+        <w:divId w:val="503590360"/>
+        <w:rPr>
+          <w:rFonts w:eastAsia="Times New Roman"/>
+          <w:lang w:val="nl-NL"/>
+        </w:rPr>
+      </w:pPr>
+      <w:bookmarkStart w:id="16" w:name="_Toc241845062"/>
       <w:r>
         <w:rPr>
           <w:rFonts w:eastAsia="Times New Roman"/>
@@ -7042,7 +7107,7 @@
     <w:p>
       <w:pPr>
         <w:pStyle w:val="subtitel"/>
-        <w:divId w:val="788279977"/>
+        <w:divId w:val="503590360"/>
         <w:rPr>
           <w:lang w:val="nl-NL"/>
         </w:rPr>
@@ -7057,7 +7122,7 @@
     <w:p>
       <w:pPr>
         <w:pStyle w:val="Normaalweb"/>
-        <w:divId w:val="788279977"/>
+        <w:divId w:val="503590360"/>
         <w:rPr>
           <w:lang w:val="nl-NL"/>
         </w:rPr>
@@ -7078,7 +7143,7 @@
     <w:p>
       <w:pPr>
         <w:pStyle w:val="Normaalweb"/>
-        <w:divId w:val="788279977"/>
+        <w:divId w:val="503590360"/>
         <w:rPr>
           <w:lang w:val="nl-NL"/>
         </w:rPr>
@@ -7099,7 +7164,7 @@
     <w:p>
       <w:pPr>
         <w:pStyle w:val="Normaalweb"/>
-        <w:divId w:val="788279977"/>
+        <w:divId w:val="503590360"/>
         <w:rPr>
           <w:lang w:val="nl-NL"/>
         </w:rPr>
@@ -7119,7 +7184,7 @@
     </w:p>
     <w:p>
       <w:pPr>
-        <w:divId w:val="1860196449"/>
+        <w:divId w:val="743528411"/>
         <w:rPr>
           <w:color w:val="555555"/>
           <w:sz w:val="20"/>
@@ -7139,7 +7204,7 @@
     </w:p>
     <w:p>
       <w:pPr>
-        <w:divId w:val="1860196449"/>
+        <w:divId w:val="743528411"/>
         <w:rPr>
           <w:color w:val="555555"/>
           <w:sz w:val="20"/>
@@ -7159,7 +7224,7 @@
     </w:p>
     <w:p>
       <w:pPr>
-        <w:divId w:val="1860196449"/>
+        <w:divId w:val="743528411"/>
         <w:rPr>
           <w:color w:val="555555"/>
           <w:sz w:val="20"/>
@@ -7179,7 +7244,7 @@
     </w:p>
     <w:p>
       <w:pPr>
-        <w:divId w:val="1860196449"/>
+        <w:divId w:val="743528411"/>
         <w:rPr>
           <w:color w:val="555555"/>
           <w:sz w:val="20"/>
@@ -7199,7 +7264,7 @@
     </w:p>
     <w:p>
       <w:pPr>
-        <w:divId w:val="1860196449"/>
+        <w:divId w:val="743528411"/>
         <w:rPr>
           <w:color w:val="555555"/>
           <w:sz w:val="20"/>
@@ -7221,7 +7286,7 @@
       <w:pPr>
         <w:pStyle w:val="marker"/>
         <w:ind w:left="800" w:right="800"/>
-        <w:divId w:val="788279977"/>
+        <w:divId w:val="503590360"/>
         <w:rPr>
           <w:lang w:val="nl-NL"/>
         </w:rPr>
@@ -7233,13 +7298,13 @@
     <w:p>
       <w:pPr>
         <w:pStyle w:val="Kop2"/>
-        <w:divId w:val="788279977"/>
-        <w:rPr>
-          <w:rFonts w:eastAsia="Times New Roman"/>
-          <w:lang w:val="nl-NL"/>
-        </w:rPr>
-      </w:pPr>
-      <w:bookmarkStart w:id="17" w:name="_Toc241844823"/>
+        <w:divId w:val="503590360"/>
+        <w:rPr>
+          <w:rFonts w:eastAsia="Times New Roman"/>
+          <w:lang w:val="nl-NL"/>
+        </w:rPr>
+      </w:pPr>
+      <w:bookmarkStart w:id="17" w:name="_Toc241845063"/>
       <w:r>
         <w:rPr>
           <w:rFonts w:eastAsia="Times New Roman"/>
@@ -7252,13 +7317,13 @@
     <w:p>
       <w:pPr>
         <w:pStyle w:val="Kop3"/>
-        <w:divId w:val="788279977"/>
-        <w:rPr>
-          <w:rFonts w:eastAsia="Times New Roman"/>
-          <w:lang w:val="nl-NL"/>
-        </w:rPr>
-      </w:pPr>
-      <w:bookmarkStart w:id="18" w:name="_Toc241844824"/>
+        <w:divId w:val="503590360"/>
+        <w:rPr>
+          <w:rFonts w:eastAsia="Times New Roman"/>
+          <w:lang w:val="nl-NL"/>
+        </w:rPr>
+      </w:pPr>
+      <w:bookmarkStart w:id="18" w:name="_Toc241845064"/>
       <w:r>
         <w:rPr>
           <w:rFonts w:eastAsia="Times New Roman"/>
@@ -7271,7 +7336,7 @@
     <w:p>
       <w:pPr>
         <w:pStyle w:val="subtitel"/>
-        <w:divId w:val="788279977"/>
+        <w:divId w:val="503590360"/>
         <w:rPr>
           <w:lang w:val="nl-NL"/>
         </w:rPr>
@@ -7286,7 +7351,7 @@
     <w:p>
       <w:pPr>
         <w:pStyle w:val="Normaalweb"/>
-        <w:divId w:val="788279977"/>
+        <w:divId w:val="503590360"/>
         <w:rPr>
           <w:lang w:val="nl-NL"/>
         </w:rPr>
@@ -7307,7 +7372,7 @@
     <w:p>
       <w:pPr>
         <w:pStyle w:val="Normaalweb"/>
-        <w:divId w:val="788279977"/>
+        <w:divId w:val="503590360"/>
         <w:rPr>
           <w:lang w:val="nl-NL"/>
         </w:rPr>
@@ -7322,7 +7387,7 @@
     <w:p>
       <w:pPr>
         <w:pStyle w:val="Normaalweb"/>
-        <w:divId w:val="788279977"/>
+        <w:divId w:val="503590360"/>
         <w:rPr>
           <w:lang w:val="nl-NL"/>
         </w:rPr>
@@ -7343,7 +7408,7 @@
     <w:p>
       <w:pPr>
         <w:pStyle w:val="Normaalweb"/>
-        <w:divId w:val="788279977"/>
+        <w:divId w:val="503590360"/>
         <w:rPr>
           <w:lang w:val="nl-NL"/>
         </w:rPr>
@@ -7357,7 +7422,7 @@
     </w:p>
     <w:p>
       <w:pPr>
-        <w:divId w:val="330988432"/>
+        <w:divId w:val="2125031037"/>
         <w:rPr>
           <w:color w:val="555555"/>
           <w:sz w:val="20"/>
@@ -7379,7 +7444,7 @@
       <w:pPr>
         <w:pStyle w:val="marker"/>
         <w:ind w:left="800" w:right="800"/>
-        <w:divId w:val="788279977"/>
+        <w:divId w:val="503590360"/>
         <w:rPr>
           <w:lang w:val="nl-NL"/>
         </w:rPr>
@@ -7391,13 +7456,13 @@
     <w:p>
       <w:pPr>
         <w:pStyle w:val="Kop3"/>
-        <w:divId w:val="788279977"/>
-        <w:rPr>
-          <w:rFonts w:eastAsia="Times New Roman"/>
-          <w:lang w:val="nl-NL"/>
-        </w:rPr>
-      </w:pPr>
-      <w:bookmarkStart w:id="19" w:name="_Toc241844825"/>
+        <w:divId w:val="503590360"/>
+        <w:rPr>
+          <w:rFonts w:eastAsia="Times New Roman"/>
+          <w:lang w:val="nl-NL"/>
+        </w:rPr>
+      </w:pPr>
+      <w:bookmarkStart w:id="19" w:name="_Toc241845065"/>
       <w:r>
         <w:rPr>
           <w:rFonts w:eastAsia="Times New Roman"/>
@@ -7410,7 +7475,7 @@
     <w:p>
       <w:pPr>
         <w:pStyle w:val="subtitel"/>
-        <w:divId w:val="788279977"/>
+        <w:divId w:val="503590360"/>
         <w:rPr>
           <w:lang w:val="nl-NL"/>
         </w:rPr>
@@ -7425,7 +7490,7 @@
     <w:p>
       <w:pPr>
         <w:pStyle w:val="Normaalweb"/>
-        <w:divId w:val="788279977"/>
+        <w:divId w:val="503590360"/>
         <w:rPr>
           <w:lang w:val="nl-NL"/>
         </w:rPr>
@@ -7446,7 +7511,7 @@
     <w:p>
       <w:pPr>
         <w:pStyle w:val="Normaalweb"/>
-        <w:divId w:val="788279977"/>
+        <w:divId w:val="503590360"/>
         <w:rPr>
           <w:lang w:val="nl-NL"/>
         </w:rPr>
@@ -7461,7 +7526,7 @@
     <w:p>
       <w:pPr>
         <w:pStyle w:val="Normaalweb"/>
-        <w:divId w:val="788279977"/>
+        <w:divId w:val="503590360"/>
         <w:rPr>
           <w:lang w:val="nl-NL"/>
         </w:rPr>
@@ -7482,7 +7547,7 @@
     <w:p>
       <w:pPr>
         <w:pStyle w:val="Normaalweb"/>
-        <w:divId w:val="788279977"/>
+        <w:divId w:val="503590360"/>
         <w:rPr>
           <w:lang w:val="nl-NL"/>
         </w:rPr>
@@ -7502,7 +7567,7 @@
     </w:p>
     <w:p>
       <w:pPr>
-        <w:divId w:val="2115590328"/>
+        <w:divId w:val="15204409"/>
         <w:rPr>
           <w:color w:val="555555"/>
           <w:sz w:val="20"/>
@@ -7522,7 +7587,7 @@
     </w:p>
     <w:p>
       <w:pPr>
-        <w:divId w:val="2115590328"/>
+        <w:divId w:val="15204409"/>
         <w:rPr>
           <w:color w:val="555555"/>
           <w:sz w:val="20"/>
@@ -7542,7 +7607,7 @@
     </w:p>
     <w:p>
       <w:pPr>
-        <w:divId w:val="2115590328"/>
+        <w:divId w:val="15204409"/>
         <w:rPr>
           <w:color w:val="555555"/>
           <w:sz w:val="20"/>
@@ -7564,7 +7629,7 @@
       <w:pPr>
         <w:pStyle w:val="marker"/>
         <w:ind w:left="800" w:right="800"/>
-        <w:divId w:val="788279977"/>
+        <w:divId w:val="503590360"/>
         <w:rPr>
           <w:lang w:val="nl-NL"/>
         </w:rPr>
@@ -7576,13 +7641,13 @@
     <w:p>
       <w:pPr>
         <w:pStyle w:val="Kop3"/>
-        <w:divId w:val="788279977"/>
-        <w:rPr>
-          <w:rFonts w:eastAsia="Times New Roman"/>
-          <w:lang w:val="nl-NL"/>
-        </w:rPr>
-      </w:pPr>
-      <w:bookmarkStart w:id="20" w:name="_Toc241844826"/>
+        <w:divId w:val="503590360"/>
+        <w:rPr>
+          <w:rFonts w:eastAsia="Times New Roman"/>
+          <w:lang w:val="nl-NL"/>
+        </w:rPr>
+      </w:pPr>
+      <w:bookmarkStart w:id="20" w:name="_Toc241845066"/>
       <w:r>
         <w:rPr>
           <w:rFonts w:eastAsia="Times New Roman"/>
@@ -7595,7 +7660,7 @@
     <w:p>
       <w:pPr>
         <w:pStyle w:val="subtitel"/>
-        <w:divId w:val="788279977"/>
+        <w:divId w:val="503590360"/>
         <w:rPr>
           <w:lang w:val="nl-NL"/>
         </w:rPr>
@@ -7610,7 +7675,7 @@
     <w:p>
       <w:pPr>
         <w:pStyle w:val="Normaalweb"/>
-        <w:divId w:val="788279977"/>
+        <w:divId w:val="503590360"/>
         <w:rPr>
           <w:lang w:val="nl-NL"/>
         </w:rPr>
@@ -7631,7 +7696,7 @@
     <w:p>
       <w:pPr>
         <w:pStyle w:val="Normaalweb"/>
-        <w:divId w:val="788279977"/>
+        <w:divId w:val="503590360"/>
         <w:rPr>
           <w:lang w:val="nl-NL"/>
         </w:rPr>
@@ -7652,7 +7717,7 @@
     <w:p>
       <w:pPr>
         <w:pStyle w:val="Normaalweb"/>
-        <w:divId w:val="788279977"/>
+        <w:divId w:val="503590360"/>
         <w:rPr>
           <w:lang w:val="nl-NL"/>
         </w:rPr>
@@ -7672,7 +7737,7 @@
     </w:p>
     <w:p>
       <w:pPr>
-        <w:divId w:val="527254133"/>
+        <w:divId w:val="109130140"/>
         <w:rPr>
           <w:color w:val="555555"/>
           <w:sz w:val="20"/>
@@ -7694,7 +7759,7 @@
       <w:pPr>
         <w:pStyle w:val="marker"/>
         <w:ind w:left="800" w:right="800"/>
-        <w:divId w:val="788279977"/>
+        <w:divId w:val="503590360"/>
         <w:rPr>
           <w:lang w:val="nl-NL"/>
         </w:rPr>
@@ -7706,13 +7771,13 @@
     <w:p>
       <w:pPr>
         <w:pStyle w:val="Kop3"/>
-        <w:divId w:val="788279977"/>
-        <w:rPr>
-          <w:rFonts w:eastAsia="Times New Roman"/>
-          <w:lang w:val="nl-NL"/>
-        </w:rPr>
-      </w:pPr>
-      <w:bookmarkStart w:id="21" w:name="_Toc241844827"/>
+        <w:divId w:val="503590360"/>
+        <w:rPr>
+          <w:rFonts w:eastAsia="Times New Roman"/>
+          <w:lang w:val="nl-NL"/>
+        </w:rPr>
+      </w:pPr>
+      <w:bookmarkStart w:id="21" w:name="_Toc241845067"/>
       <w:r>
         <w:rPr>
           <w:rFonts w:eastAsia="Times New Roman"/>
@@ -7725,7 +7790,7 @@
     <w:p>
       <w:pPr>
         <w:pStyle w:val="subtitel"/>
-        <w:divId w:val="788279977"/>
+        <w:divId w:val="503590360"/>
         <w:rPr>
           <w:lang w:val="nl-NL"/>
         </w:rPr>
@@ -7740,7 +7805,7 @@
     <w:p>
       <w:pPr>
         <w:pStyle w:val="Normaalweb"/>
-        <w:divId w:val="788279977"/>
+        <w:divId w:val="503590360"/>
         <w:rPr>
           <w:lang w:val="nl-NL"/>
         </w:rPr>
@@ -7761,7 +7826,7 @@
     <w:p>
       <w:pPr>
         <w:pStyle w:val="Normaalweb"/>
-        <w:divId w:val="788279977"/>
+        <w:divId w:val="503590360"/>
         <w:rPr>
           <w:lang w:val="nl-NL"/>
         </w:rPr>
@@ -7782,7 +7847,7 @@
     <w:p>
       <w:pPr>
         <w:pStyle w:val="Normaalweb"/>
-        <w:divId w:val="788279977"/>
+        <w:divId w:val="503590360"/>
         <w:rPr>
           <w:lang w:val="nl-NL"/>
         </w:rPr>
@@ -7803,7 +7868,7 @@
     <w:p>
       <w:pPr>
         <w:pStyle w:val="Normaalweb"/>
-        <w:divId w:val="788279977"/>
+        <w:divId w:val="503590360"/>
         <w:rPr>
           <w:lang w:val="nl-NL"/>
         </w:rPr>
@@ -7823,7 +7888,7 @@
     </w:p>
     <w:p>
       <w:pPr>
-        <w:divId w:val="460346051"/>
+        <w:divId w:val="1194490408"/>
         <w:rPr>
           <w:color w:val="555555"/>
           <w:sz w:val="20"/>
@@ -7845,7 +7910,7 @@
       <w:pPr>
         <w:pStyle w:val="marker"/>
         <w:ind w:left="800" w:right="800"/>
-        <w:divId w:val="788279977"/>
+        <w:divId w:val="503590360"/>
         <w:rPr>
           <w:lang w:val="nl-NL"/>
         </w:rPr>
@@ -7857,13 +7922,13 @@
     <w:p>
       <w:pPr>
         <w:pStyle w:val="Kop3"/>
-        <w:divId w:val="788279977"/>
-        <w:rPr>
-          <w:rFonts w:eastAsia="Times New Roman"/>
-          <w:lang w:val="nl-NL"/>
-        </w:rPr>
-      </w:pPr>
-      <w:bookmarkStart w:id="22" w:name="_Toc241844828"/>
+        <w:divId w:val="503590360"/>
+        <w:rPr>
+          <w:rFonts w:eastAsia="Times New Roman"/>
+          <w:lang w:val="nl-NL"/>
+        </w:rPr>
+      </w:pPr>
+      <w:bookmarkStart w:id="22" w:name="_Toc241845068"/>
       <w:r>
         <w:rPr>
           <w:rFonts w:eastAsia="Times New Roman"/>
@@ -7876,7 +7941,7 @@
     <w:p>
       <w:pPr>
         <w:pStyle w:val="subtitel"/>
-        <w:divId w:val="788279977"/>
+        <w:divId w:val="503590360"/>
         <w:rPr>
           <w:lang w:val="nl-NL"/>
         </w:rPr>
@@ -7891,7 +7956,7 @@
     <w:p>
       <w:pPr>
         <w:pStyle w:val="Normaalweb"/>
-        <w:divId w:val="788279977"/>
+        <w:divId w:val="503590360"/>
         <w:rPr>
           <w:lang w:val="nl-NL"/>
         </w:rPr>
@@ -7912,7 +7977,7 @@
     <w:p>
       <w:pPr>
         <w:pStyle w:val="Normaalweb"/>
-        <w:divId w:val="788279977"/>
+        <w:divId w:val="503590360"/>
         <w:rPr>
           <w:lang w:val="nl-NL"/>
         </w:rPr>
@@ -7927,7 +7992,7 @@
     <w:p>
       <w:pPr>
         <w:pStyle w:val="Normaalweb"/>
-        <w:divId w:val="788279977"/>
+        <w:divId w:val="503590360"/>
         <w:rPr>
           <w:lang w:val="nl-NL"/>
         </w:rPr>
@@ -7943,7 +8008,7 @@
       <w:pPr>
         <w:pStyle w:val="marker"/>
         <w:ind w:left="800" w:right="800"/>
-        <w:divId w:val="788279977"/>
+        <w:divId w:val="503590360"/>
         <w:rPr>
           <w:lang w:val="nl-NL"/>
         </w:rPr>
@@ -7955,13 +8020,13 @@
     <w:p>
       <w:pPr>
         <w:pStyle w:val="Kop3"/>
-        <w:divId w:val="788279977"/>
-        <w:rPr>
-          <w:rFonts w:eastAsia="Times New Roman"/>
-          <w:lang w:val="nl-NL"/>
-        </w:rPr>
-      </w:pPr>
-      <w:bookmarkStart w:id="23" w:name="_Toc241844829"/>
+        <w:divId w:val="503590360"/>
+        <w:rPr>
+          <w:rFonts w:eastAsia="Times New Roman"/>
+          <w:lang w:val="nl-NL"/>
+        </w:rPr>
+      </w:pPr>
+      <w:bookmarkStart w:id="23" w:name="_Toc241845069"/>
       <w:r>
         <w:rPr>
           <w:rFonts w:eastAsia="Times New Roman"/>
@@ -7974,7 +8039,7 @@
     <w:p>
       <w:pPr>
         <w:pStyle w:val="subtitel"/>
-        <w:divId w:val="788279977"/>
+        <w:divId w:val="503590360"/>
         <w:rPr>
           <w:lang w:val="nl-NL"/>
         </w:rPr>
@@ -7989,7 +8054,7 @@
     <w:p>
       <w:pPr>
         <w:pStyle w:val="Normaalweb"/>
-        <w:divId w:val="788279977"/>
+        <w:divId w:val="503590360"/>
         <w:rPr>
           <w:lang w:val="nl-NL"/>
         </w:rPr>
@@ -8004,7 +8069,7 @@
     <w:p>
       <w:pPr>
         <w:pStyle w:val="Normaalweb"/>
-        <w:divId w:val="788279977"/>
+        <w:divId w:val="503590360"/>
         <w:rPr>
           <w:lang w:val="nl-NL"/>
         </w:rPr>
@@ -8019,7 +8084,7 @@
     <w:p>
       <w:pPr>
         <w:pStyle w:val="Normaalweb"/>
-        <w:divId w:val="788279977"/>
+        <w:divId w:val="503590360"/>
         <w:rPr>
           <w:lang w:val="nl-NL"/>
         </w:rPr>
@@ -8039,7 +8104,7 @@
     </w:p>
     <w:p>
       <w:pPr>
-        <w:divId w:val="605427659"/>
+        <w:divId w:val="98304337"/>
         <w:rPr>
           <w:color w:val="555555"/>
           <w:sz w:val="20"/>
@@ -8061,7 +8126,7 @@
       <w:pPr>
         <w:pStyle w:val="marker"/>
         <w:ind w:left="800" w:right="800"/>
-        <w:divId w:val="788279977"/>
+        <w:divId w:val="503590360"/>
         <w:rPr>
           <w:lang w:val="nl-NL"/>
         </w:rPr>
@@ -8073,13 +8138,13 @@
     <w:p>
       <w:pPr>
         <w:pStyle w:val="Kop3"/>
-        <w:divId w:val="788279977"/>
-        <w:rPr>
-          <w:rFonts w:eastAsia="Times New Roman"/>
-          <w:lang w:val="nl-NL"/>
-        </w:rPr>
-      </w:pPr>
-      <w:bookmarkStart w:id="24" w:name="_Toc241844830"/>
+        <w:divId w:val="503590360"/>
+        <w:rPr>
+          <w:rFonts w:eastAsia="Times New Roman"/>
+          <w:lang w:val="nl-NL"/>
+        </w:rPr>
+      </w:pPr>
+      <w:bookmarkStart w:id="24" w:name="_Toc241845070"/>
       <w:r>
         <w:rPr>
           <w:rFonts w:eastAsia="Times New Roman"/>
@@ -8092,7 +8157,7 @@
     <w:p>
       <w:pPr>
         <w:pStyle w:val="subtitel"/>
-        <w:divId w:val="788279977"/>
+        <w:divId w:val="503590360"/>
         <w:rPr>
           <w:lang w:val="nl-NL"/>
         </w:rPr>
@@ -8107,7 +8172,7 @@
     <w:p>
       <w:pPr>
         <w:pStyle w:val="Normaalweb"/>
-        <w:divId w:val="788279977"/>
+        <w:divId w:val="503590360"/>
         <w:rPr>
           <w:lang w:val="nl-NL"/>
         </w:rPr>
@@ -8122,7 +8187,7 @@
     <w:p>
       <w:pPr>
         <w:pStyle w:val="Normaalweb"/>
-        <w:divId w:val="788279977"/>
+        <w:divId w:val="503590360"/>
         <w:rPr>
           <w:lang w:val="nl-NL"/>
         </w:rPr>
@@ -8137,7 +8202,7 @@
     <w:p>
       <w:pPr>
         <w:pStyle w:val="Normaalweb"/>
-        <w:divId w:val="788279977"/>
+        <w:divId w:val="503590360"/>
         <w:rPr>
           <w:lang w:val="nl-NL"/>
         </w:rPr>
@@ -8159,7 +8224,7 @@
       <w:pPr>
         <w:pStyle w:val="marker"/>
         <w:ind w:left="800" w:right="800"/>
-        <w:divId w:val="788279977"/>
+        <w:divId w:val="503590360"/>
         <w:rPr>
           <w:lang w:val="nl-NL"/>
         </w:rPr>
@@ -8171,13 +8236,13 @@
     <w:p>
       <w:pPr>
         <w:pStyle w:val="Kop3"/>
-        <w:divId w:val="788279977"/>
-        <w:rPr>
-          <w:rFonts w:eastAsia="Times New Roman"/>
-          <w:lang w:val="nl-NL"/>
-        </w:rPr>
-      </w:pPr>
-      <w:bookmarkStart w:id="25" w:name="_Toc241844831"/>
+        <w:divId w:val="503590360"/>
+        <w:rPr>
+          <w:rFonts w:eastAsia="Times New Roman"/>
+          <w:lang w:val="nl-NL"/>
+        </w:rPr>
+      </w:pPr>
+      <w:bookmarkStart w:id="25" w:name="_Toc241845071"/>
       <w:r>
         <w:rPr>
           <w:rFonts w:eastAsia="Times New Roman"/>
@@ -8190,7 +8255,7 @@
     <w:p>
       <w:pPr>
         <w:pStyle w:val="subtitel"/>
-        <w:divId w:val="788279977"/>
+        <w:divId w:val="503590360"/>
         <w:rPr>
           <w:lang w:val="nl-NL"/>
         </w:rPr>
@@ -8205,7 +8270,7 @@
     <w:p>
       <w:pPr>
         <w:pStyle w:val="Normaalweb"/>
-        <w:divId w:val="788279977"/>
+        <w:divId w:val="503590360"/>
         <w:rPr>
           <w:lang w:val="nl-NL"/>
         </w:rPr>
@@ -8226,7 +8291,7 @@
     <w:p>
       <w:pPr>
         <w:pStyle w:val="Normaalweb"/>
-        <w:divId w:val="788279977"/>
+        <w:divId w:val="503590360"/>
         <w:rPr>
           <w:lang w:val="nl-NL"/>
         </w:rPr>
@@ -8241,7 +8306,7 @@
     <w:p>
       <w:pPr>
         <w:pStyle w:val="Normaalweb"/>
-        <w:divId w:val="788279977"/>
+        <w:divId w:val="503590360"/>
         <w:rPr>
           <w:lang w:val="nl-NL"/>
         </w:rPr>
@@ -8257,7 +8322,7 @@
       <w:pPr>
         <w:pStyle w:val="marker"/>
         <w:ind w:left="800" w:right="800"/>
-        <w:divId w:val="788279977"/>
+        <w:divId w:val="503590360"/>
         <w:rPr>
           <w:lang w:val="nl-NL"/>
         </w:rPr>
@@ -8269,13 +8334,13 @@
     <w:p>
       <w:pPr>
         <w:pStyle w:val="Kop3"/>
-        <w:divId w:val="788279977"/>
-        <w:rPr>
-          <w:rFonts w:eastAsia="Times New Roman"/>
-          <w:lang w:val="nl-NL"/>
-        </w:rPr>
-      </w:pPr>
-      <w:bookmarkStart w:id="26" w:name="_Toc241844832"/>
+        <w:divId w:val="503590360"/>
+        <w:rPr>
+          <w:rFonts w:eastAsia="Times New Roman"/>
+          <w:lang w:val="nl-NL"/>
+        </w:rPr>
+      </w:pPr>
+      <w:bookmarkStart w:id="26" w:name="_Toc241845072"/>
       <w:r>
         <w:rPr>
           <w:rFonts w:eastAsia="Times New Roman"/>
@@ -8288,7 +8353,7 @@
     <w:p>
       <w:pPr>
         <w:pStyle w:val="subtitel"/>
-        <w:divId w:val="788279977"/>
+        <w:divId w:val="503590360"/>
         <w:rPr>
           <w:lang w:val="nl-NL"/>
         </w:rPr>
@@ -8303,7 +8368,7 @@
     <w:p>
       <w:pPr>
         <w:pStyle w:val="Normaalweb"/>
-        <w:divId w:val="788279977"/>
+        <w:divId w:val="503590360"/>
         <w:rPr>
           <w:lang w:val="nl-NL"/>
         </w:rPr>
@@ -8324,7 +8389,7 @@
     <w:p>
       <w:pPr>
         <w:pStyle w:val="Normaalweb"/>
-        <w:divId w:val="788279977"/>
+        <w:divId w:val="503590360"/>
         <w:rPr>
           <w:lang w:val="nl-NL"/>
         </w:rPr>
@@ -8345,7 +8410,7 @@
     <w:p>
       <w:pPr>
         <w:pStyle w:val="Normaalweb"/>
-        <w:divId w:val="788279977"/>
+        <w:divId w:val="503590360"/>
         <w:rPr>
           <w:lang w:val="nl-NL"/>
         </w:rPr>
@@ -8367,7 +8432,7 @@
       <w:pPr>
         <w:pStyle w:val="marker"/>
         <w:ind w:left="800" w:right="800"/>
-        <w:divId w:val="788279977"/>
+        <w:divId w:val="503590360"/>
         <w:rPr>
           <w:lang w:val="nl-NL"/>
         </w:rPr>
@@ -8379,13 +8444,13 @@
     <w:p>
       <w:pPr>
         <w:pStyle w:val="Kop3"/>
-        <w:divId w:val="788279977"/>
-        <w:rPr>
-          <w:rFonts w:eastAsia="Times New Roman"/>
-          <w:lang w:val="nl-NL"/>
-        </w:rPr>
-      </w:pPr>
-      <w:bookmarkStart w:id="27" w:name="_Toc241844833"/>
+        <w:divId w:val="503590360"/>
+        <w:rPr>
+          <w:rFonts w:eastAsia="Times New Roman"/>
+          <w:lang w:val="nl-NL"/>
+        </w:rPr>
+      </w:pPr>
+      <w:bookmarkStart w:id="27" w:name="_Toc241845073"/>
       <w:r>
         <w:rPr>
           <w:rFonts w:eastAsia="Times New Roman"/>
@@ -8398,7 +8463,7 @@
     <w:p>
       <w:pPr>
         <w:pStyle w:val="subtitel"/>
-        <w:divId w:val="788279977"/>
+        <w:divId w:val="503590360"/>
         <w:rPr>
           <w:lang w:val="nl-NL"/>
         </w:rPr>
@@ -8413,7 +8478,7 @@
     <w:p>
       <w:pPr>
         <w:pStyle w:val="Normaalweb"/>
-        <w:divId w:val="788279977"/>
+        <w:divId w:val="503590360"/>
         <w:rPr>
           <w:lang w:val="nl-NL"/>
         </w:rPr>
@@ -8434,7 +8499,7 @@
     <w:p>
       <w:pPr>
         <w:pStyle w:val="Normaalweb"/>
-        <w:divId w:val="788279977"/>
+        <w:divId w:val="503590360"/>
         <w:rPr>
           <w:lang w:val="nl-NL"/>
         </w:rPr>
@@ -8455,7 +8520,7 @@
     <w:p>
       <w:pPr>
         <w:pStyle w:val="Normaalweb"/>
-        <w:divId w:val="788279977"/>
+        <w:divId w:val="503590360"/>
         <w:rPr>
           <w:lang w:val="nl-NL"/>
         </w:rPr>
@@ -8476,7 +8541,7 @@
     <w:p>
       <w:pPr>
         <w:pStyle w:val="Normaalweb"/>
-        <w:divId w:val="788279977"/>
+        <w:divId w:val="503590360"/>
         <w:rPr>
           <w:lang w:val="nl-NL"/>
         </w:rPr>
@@ -8498,7 +8563,7 @@
       <w:pPr>
         <w:pStyle w:val="marker"/>
         <w:ind w:left="800" w:right="800"/>
-        <w:divId w:val="788279977"/>
+        <w:divId w:val="503590360"/>
         <w:rPr>
           <w:lang w:val="nl-NL"/>
         </w:rPr>
@@ -8510,13 +8575,13 @@
     <w:p>
       <w:pPr>
         <w:pStyle w:val="Kop2"/>
-        <w:divId w:val="788279977"/>
-        <w:rPr>
-          <w:rFonts w:eastAsia="Times New Roman"/>
-          <w:lang w:val="nl-NL"/>
-        </w:rPr>
-      </w:pPr>
-      <w:bookmarkStart w:id="28" w:name="_Toc241844834"/>
+        <w:divId w:val="503590360"/>
+        <w:rPr>
+          <w:rFonts w:eastAsia="Times New Roman"/>
+          <w:lang w:val="nl-NL"/>
+        </w:rPr>
+      </w:pPr>
+      <w:bookmarkStart w:id="28" w:name="_Toc241845074"/>
       <w:r>
         <w:rPr>
           <w:rFonts w:eastAsia="Times New Roman"/>
@@ -8529,13 +8594,13 @@
     <w:p>
       <w:pPr>
         <w:pStyle w:val="Kop3"/>
-        <w:divId w:val="788279977"/>
-        <w:rPr>
-          <w:rFonts w:eastAsia="Times New Roman"/>
-          <w:lang w:val="nl-NL"/>
-        </w:rPr>
-      </w:pPr>
-      <w:bookmarkStart w:id="29" w:name="_Toc241844835"/>
+        <w:divId w:val="503590360"/>
+        <w:rPr>
+          <w:rFonts w:eastAsia="Times New Roman"/>
+          <w:lang w:val="nl-NL"/>
+        </w:rPr>
+      </w:pPr>
+      <w:bookmarkStart w:id="29" w:name="_Toc241845075"/>
       <w:r>
         <w:rPr>
           <w:rFonts w:eastAsia="Times New Roman"/>
@@ -8548,7 +8613,7 @@
     <w:p>
       <w:pPr>
         <w:pStyle w:val="subtitel"/>
-        <w:divId w:val="788279977"/>
+        <w:divId w:val="503590360"/>
         <w:rPr>
           <w:lang w:val="nl-NL"/>
         </w:rPr>
@@ -8563,7 +8628,7 @@
     <w:p>
       <w:pPr>
         <w:pStyle w:val="Normaalweb"/>
-        <w:divId w:val="788279977"/>
+        <w:divId w:val="503590360"/>
         <w:rPr>
           <w:lang w:val="nl-NL"/>
         </w:rPr>
@@ -8584,7 +8649,7 @@
     <w:p>
       <w:pPr>
         <w:pStyle w:val="Normaalweb"/>
-        <w:divId w:val="788279977"/>
+        <w:divId w:val="503590360"/>
         <w:rPr>
           <w:lang w:val="nl-NL"/>
         </w:rPr>
@@ -8605,7 +8670,7 @@
     <w:p>
       <w:pPr>
         <w:pStyle w:val="Normaalweb"/>
-        <w:divId w:val="788279977"/>
+        <w:divId w:val="503590360"/>
         <w:rPr>
           <w:lang w:val="nl-NL"/>
         </w:rPr>
@@ -8625,7 +8690,7 @@
     </w:p>
     <w:p>
       <w:pPr>
-        <w:divId w:val="1731340156"/>
+        <w:divId w:val="73019700"/>
         <w:rPr>
           <w:color w:val="555555"/>
           <w:sz w:val="20"/>
@@ -8645,7 +8710,7 @@
     </w:p>
     <w:p>
       <w:pPr>
-        <w:divId w:val="1731340156"/>
+        <w:divId w:val="73019700"/>
         <w:rPr>
           <w:color w:val="555555"/>
           <w:sz w:val="20"/>
@@ -8665,7 +8730,7 @@
     </w:p>
     <w:p>
       <w:pPr>
-        <w:divId w:val="1731340156"/>
+        <w:divId w:val="73019700"/>
         <w:rPr>
           <w:color w:val="555555"/>
           <w:sz w:val="20"/>
@@ -8685,7 +8750,7 @@
     </w:p>
     <w:p>
       <w:pPr>
-        <w:divId w:val="1731340156"/>
+        <w:divId w:val="73019700"/>
         <w:rPr>
           <w:color w:val="555555"/>
           <w:sz w:val="20"/>
@@ -8707,7 +8772,7 @@
       <w:pPr>
         <w:pStyle w:val="marker"/>
         <w:ind w:left="800" w:right="800"/>
-        <w:divId w:val="788279977"/>
+        <w:divId w:val="503590360"/>
         <w:rPr>
           <w:lang w:val="nl-NL"/>
         </w:rPr>
@@ -8719,13 +8784,13 @@
     <w:p>
       <w:pPr>
         <w:pStyle w:val="Kop3"/>
-        <w:divId w:val="788279977"/>
-        <w:rPr>
-          <w:rFonts w:eastAsia="Times New Roman"/>
-          <w:lang w:val="nl-NL"/>
-        </w:rPr>
-      </w:pPr>
-      <w:bookmarkStart w:id="30" w:name="_Toc241844836"/>
+        <w:divId w:val="503590360"/>
+        <w:rPr>
+          <w:rFonts w:eastAsia="Times New Roman"/>
+          <w:lang w:val="nl-NL"/>
+        </w:rPr>
+      </w:pPr>
+      <w:bookmarkStart w:id="30" w:name="_Toc241845076"/>
       <w:r>
         <w:rPr>
           <w:rFonts w:eastAsia="Times New Roman"/>
@@ -8738,7 +8803,7 @@
     <w:p>
       <w:pPr>
         <w:pStyle w:val="subtitel"/>
-        <w:divId w:val="788279977"/>
+        <w:divId w:val="503590360"/>
         <w:rPr>
           <w:lang w:val="nl-NL"/>
         </w:rPr>
@@ -8753,7 +8818,7 @@
     <w:p>
       <w:pPr>
         <w:pStyle w:val="Normaalweb"/>
-        <w:divId w:val="788279977"/>
+        <w:divId w:val="503590360"/>
         <w:rPr>
           <w:lang w:val="nl-NL"/>
         </w:rPr>
@@ -8774,7 +8839,7 @@
     <w:p>
       <w:pPr>
         <w:pStyle w:val="Normaalweb"/>
-        <w:divId w:val="788279977"/>
+        <w:divId w:val="503590360"/>
         <w:rPr>
           <w:lang w:val="nl-NL"/>
         </w:rPr>
@@ -8795,7 +8860,7 @@
     <w:p>
       <w:pPr>
         <w:pStyle w:val="Normaalweb"/>
-        <w:divId w:val="788279977"/>
+        <w:divId w:val="503590360"/>
         <w:rPr>
           <w:lang w:val="nl-NL"/>
         </w:rPr>
@@ -8815,7 +8880,7 @@
     </w:p>
     <w:p>
       <w:pPr>
-        <w:divId w:val="1335642937"/>
+        <w:divId w:val="497427178"/>
         <w:rPr>
           <w:color w:val="555555"/>
           <w:sz w:val="20"/>
@@ -8835,7 +8900,7 @@
     </w:p>
     <w:p>
       <w:pPr>
-        <w:divId w:val="1335642937"/>
+        <w:divId w:val="497427178"/>
         <w:rPr>
           <w:color w:val="555555"/>
           <w:sz w:val="20"/>
@@ -8855,7 +8920,7 @@
     </w:p>
     <w:p>
       <w:pPr>
-        <w:divId w:val="1335642937"/>
+        <w:divId w:val="497427178"/>
         <w:rPr>
           <w:color w:val="555555"/>
           <w:sz w:val="20"/>
@@ -8875,7 +8940,7 @@
     </w:p>
     <w:p>
       <w:pPr>
-        <w:divId w:val="1335642937"/>
+        <w:divId w:val="497427178"/>
         <w:rPr>
           <w:color w:val="555555"/>
           <w:sz w:val="20"/>
@@ -8897,7 +8962,7 @@
       <w:pPr>
         <w:pStyle w:val="marker"/>
         <w:ind w:left="800" w:right="800"/>
-        <w:divId w:val="788279977"/>
+        <w:divId w:val="503590360"/>
         <w:rPr>
           <w:lang w:val="nl-NL"/>
         </w:rPr>
@@ -8909,13 +8974,13 @@
     <w:p>
       <w:pPr>
         <w:pStyle w:val="Kop1"/>
-        <w:divId w:val="788279977"/>
-        <w:rPr>
-          <w:rFonts w:eastAsia="Times New Roman"/>
-          <w:lang w:val="nl-NL"/>
-        </w:rPr>
-      </w:pPr>
-      <w:bookmarkStart w:id="31" w:name="_Toc241844837"/>
+        <w:divId w:val="503590360"/>
+        <w:rPr>
+          <w:rFonts w:eastAsia="Times New Roman"/>
+          <w:lang w:val="nl-NL"/>
+        </w:rPr>
+      </w:pPr>
+      <w:bookmarkStart w:id="31" w:name="_Toc241845077"/>
       <w:r>
         <w:rPr>
           <w:rFonts w:eastAsia="Times New Roman"/>
@@ -8928,13 +8993,13 @@
     <w:p>
       <w:pPr>
         <w:pStyle w:val="Kop2"/>
-        <w:divId w:val="788279977"/>
-        <w:rPr>
-          <w:rFonts w:eastAsia="Times New Roman"/>
-          <w:lang w:val="nl-NL"/>
-        </w:rPr>
-      </w:pPr>
-      <w:bookmarkStart w:id="32" w:name="_Toc241844838"/>
+        <w:divId w:val="503590360"/>
+        <w:rPr>
+          <w:rFonts w:eastAsia="Times New Roman"/>
+          <w:lang w:val="nl-NL"/>
+        </w:rPr>
+      </w:pPr>
+      <w:bookmarkStart w:id="32" w:name="_Toc241845078"/>
       <w:r>
         <w:rPr>
           <w:rFonts w:eastAsia="Times New Roman"/>
@@ -8947,13 +9012,13 @@
     <w:p>
       <w:pPr>
         <w:pStyle w:val="Kop3"/>
-        <w:divId w:val="788279977"/>
-        <w:rPr>
-          <w:rFonts w:eastAsia="Times New Roman"/>
-          <w:lang w:val="nl-NL"/>
-        </w:rPr>
-      </w:pPr>
-      <w:bookmarkStart w:id="33" w:name="_Toc241844839"/>
+        <w:divId w:val="503590360"/>
+        <w:rPr>
+          <w:rFonts w:eastAsia="Times New Roman"/>
+          <w:lang w:val="nl-NL"/>
+        </w:rPr>
+      </w:pPr>
+      <w:bookmarkStart w:id="33" w:name="_Toc241845079"/>
       <w:r>
         <w:rPr>
           <w:rFonts w:eastAsia="Times New Roman"/>
@@ -8966,7 +9031,7 @@
     <w:p>
       <w:pPr>
         <w:pStyle w:val="subtitel"/>
-        <w:divId w:val="788279977"/>
+        <w:divId w:val="503590360"/>
         <w:rPr>
           <w:lang w:val="nl-NL"/>
         </w:rPr>
@@ -8981,7 +9046,7 @@
     <w:p>
       <w:pPr>
         <w:pStyle w:val="Normaalweb"/>
-        <w:divId w:val="788279977"/>
+        <w:divId w:val="503590360"/>
         <w:rPr>
           <w:lang w:val="nl-NL"/>
         </w:rPr>
@@ -9002,7 +9067,7 @@
     <w:p>
       <w:pPr>
         <w:pStyle w:val="Normaalweb"/>
-        <w:divId w:val="788279977"/>
+        <w:divId w:val="503590360"/>
         <w:rPr>
           <w:lang w:val="nl-NL"/>
         </w:rPr>
@@ -9017,7 +9082,7 @@
     <w:p>
       <w:pPr>
         <w:pStyle w:val="Normaalweb"/>
-        <w:divId w:val="788279977"/>
+        <w:divId w:val="503590360"/>
         <w:rPr>
           <w:lang w:val="nl-NL"/>
         </w:rPr>
@@ -9039,7 +9104,7 @@
       <w:pPr>
         <w:pStyle w:val="marker"/>
         <w:ind w:left="800" w:right="800"/>
-        <w:divId w:val="788279977"/>
+        <w:divId w:val="503590360"/>
         <w:rPr>
           <w:lang w:val="nl-NL"/>
         </w:rPr>
@@ -9051,13 +9116,13 @@
     <w:p>
       <w:pPr>
         <w:pStyle w:val="Kop3"/>
-        <w:divId w:val="788279977"/>
-        <w:rPr>
-          <w:rFonts w:eastAsia="Times New Roman"/>
-          <w:lang w:val="nl-NL"/>
-        </w:rPr>
-      </w:pPr>
-      <w:bookmarkStart w:id="34" w:name="_Toc241844840"/>
+        <w:divId w:val="503590360"/>
+        <w:rPr>
+          <w:rFonts w:eastAsia="Times New Roman"/>
+          <w:lang w:val="nl-NL"/>
+        </w:rPr>
+      </w:pPr>
+      <w:bookmarkStart w:id="34" w:name="_Toc241845080"/>
       <w:r>
         <w:rPr>
           <w:rFonts w:eastAsia="Times New Roman"/>
@@ -9070,7 +9135,7 @@
     <w:p>
       <w:pPr>
         <w:pStyle w:val="subtitel"/>
-        <w:divId w:val="788279977"/>
+        <w:divId w:val="503590360"/>
         <w:rPr>
           <w:lang w:val="nl-NL"/>
         </w:rPr>
@@ -9085,7 +9150,7 @@
     <w:p>
       <w:pPr>
         <w:pStyle w:val="Normaalweb"/>
-        <w:divId w:val="788279977"/>
+        <w:divId w:val="503590360"/>
         <w:rPr>
           <w:lang w:val="nl-NL"/>
         </w:rPr>
@@ -9106,7 +9171,7 @@
     <w:p>
       <w:pPr>
         <w:pStyle w:val="Normaalweb"/>
-        <w:divId w:val="788279977"/>
+        <w:divId w:val="503590360"/>
         <w:rPr>
           <w:lang w:val="nl-NL"/>
         </w:rPr>
@@ -9127,7 +9192,7 @@
     <w:p>
       <w:pPr>
         <w:pStyle w:val="Normaalweb"/>
-        <w:divId w:val="788279977"/>
+        <w:divId w:val="503590360"/>
         <w:rPr>
           <w:lang w:val="nl-NL"/>
         </w:rPr>
@@ -9142,7 +9207,7 @@
     <w:p>
       <w:pPr>
         <w:pStyle w:val="Normaalweb"/>
-        <w:divId w:val="788279977"/>
+        <w:divId w:val="503590360"/>
         <w:rPr>
           <w:lang w:val="nl-NL"/>
         </w:rPr>
@@ -9156,7 +9221,7 @@
     </w:p>
     <w:p>
       <w:pPr>
-        <w:divId w:val="1840197573"/>
+        <w:divId w:val="195773002"/>
         <w:rPr>
           <w:color w:val="555555"/>
           <w:sz w:val="20"/>
@@ -9176,7 +9241,7 @@
     </w:p>
     <w:p>
       <w:pPr>
-        <w:divId w:val="1840197573"/>
+        <w:divId w:val="195773002"/>
         <w:rPr>
           <w:color w:val="555555"/>
           <w:sz w:val="20"/>
@@ -9198,7 +9263,7 @@
       <w:pPr>
         <w:pStyle w:val="marker"/>
         <w:ind w:left="800" w:right="800"/>
-        <w:divId w:val="788279977"/>
+        <w:divId w:val="503590360"/>
         <w:rPr>
           <w:lang w:val="nl-NL"/>
         </w:rPr>
@@ -9210,13 +9275,13 @@
     <w:p>
       <w:pPr>
         <w:pStyle w:val="Kop3"/>
-        <w:divId w:val="788279977"/>
-        <w:rPr>
-          <w:rFonts w:eastAsia="Times New Roman"/>
-          <w:lang w:val="nl-NL"/>
-        </w:rPr>
-      </w:pPr>
-      <w:bookmarkStart w:id="35" w:name="_Toc241844841"/>
+        <w:divId w:val="503590360"/>
+        <w:rPr>
+          <w:rFonts w:eastAsia="Times New Roman"/>
+          <w:lang w:val="nl-NL"/>
+        </w:rPr>
+      </w:pPr>
+      <w:bookmarkStart w:id="35" w:name="_Toc241845081"/>
       <w:r>
         <w:rPr>
           <w:rFonts w:eastAsia="Times New Roman"/>
@@ -9229,7 +9294,7 @@
     <w:p>
       <w:pPr>
         <w:pStyle w:val="subtitel"/>
-        <w:divId w:val="788279977"/>
+        <w:divId w:val="503590360"/>
         <w:rPr>
           <w:lang w:val="nl-NL"/>
         </w:rPr>
@@ -9244,7 +9309,7 @@
     <w:p>
       <w:pPr>
         <w:pStyle w:val="Normaalweb"/>
-        <w:divId w:val="788279977"/>
+        <w:divId w:val="503590360"/>
         <w:rPr>
           <w:lang w:val="nl-NL"/>
         </w:rPr>
@@ -9265,7 +9330,7 @@
     <w:p>
       <w:pPr>
         <w:pStyle w:val="Normaalweb"/>
-        <w:divId w:val="788279977"/>
+        <w:divId w:val="503590360"/>
         <w:rPr>
           <w:lang w:val="nl-NL"/>
         </w:rPr>
@@ -9280,7 +9345,7 @@
     <w:p>
       <w:pPr>
         <w:pStyle w:val="Normaalweb"/>
-        <w:divId w:val="788279977"/>
+        <w:divId w:val="503590360"/>
         <w:rPr>
           <w:lang w:val="nl-NL"/>
         </w:rPr>
@@ -9296,7 +9361,7 @@
       <w:pPr>
         <w:pStyle w:val="marker"/>
         <w:ind w:left="800" w:right="800"/>
-        <w:divId w:val="788279977"/>
+        <w:divId w:val="503590360"/>
         <w:rPr>
           <w:lang w:val="nl-NL"/>
         </w:rPr>
@@ -9308,13 +9373,13 @@
     <w:p>
       <w:pPr>
         <w:pStyle w:val="Kop3"/>
-        <w:divId w:val="788279977"/>
-        <w:rPr>
-          <w:rFonts w:eastAsia="Times New Roman"/>
-          <w:lang w:val="nl-NL"/>
-        </w:rPr>
-      </w:pPr>
-      <w:bookmarkStart w:id="36" w:name="_Toc241844842"/>
+        <w:divId w:val="503590360"/>
+        <w:rPr>
+          <w:rFonts w:eastAsia="Times New Roman"/>
+          <w:lang w:val="nl-NL"/>
+        </w:rPr>
+      </w:pPr>
+      <w:bookmarkStart w:id="36" w:name="_Toc241845082"/>
       <w:r>
         <w:rPr>
           <w:rFonts w:eastAsia="Times New Roman"/>
@@ -9327,7 +9392,7 @@
     <w:p>
       <w:pPr>
         <w:pStyle w:val="subtitel"/>
-        <w:divId w:val="788279977"/>
+        <w:divId w:val="503590360"/>
         <w:rPr>
           <w:lang w:val="nl-NL"/>
         </w:rPr>
@@ -9342,7 +9407,7 @@
     <w:p>
       <w:pPr>
         <w:pStyle w:val="Normaalweb"/>
-        <w:divId w:val="788279977"/>
+        <w:divId w:val="503590360"/>
         <w:rPr>
           <w:lang w:val="nl-NL"/>
         </w:rPr>
@@ -9357,7 +9422,7 @@
     <w:p>
       <w:pPr>
         <w:pStyle w:val="Normaalweb"/>
-        <w:divId w:val="788279977"/>
+        <w:divId w:val="503590360"/>
         <w:rPr>
           <w:lang w:val="nl-NL"/>
         </w:rPr>
@@ -9372,7 +9437,7 @@
     <w:p>
       <w:pPr>
         <w:pStyle w:val="Normaalweb"/>
-        <w:divId w:val="788279977"/>
+        <w:divId w:val="503590360"/>
         <w:rPr>
           <w:lang w:val="nl-NL"/>
         </w:rPr>
@@ -9388,7 +9453,7 @@
       <w:pPr>
         <w:pStyle w:val="marker"/>
         <w:ind w:left="800" w:right="800"/>
-        <w:divId w:val="788279977"/>
+        <w:divId w:val="503590360"/>
         <w:rPr>
           <w:lang w:val="nl-NL"/>
         </w:rPr>
@@ -9400,13 +9465,13 @@
     <w:p>
       <w:pPr>
         <w:pStyle w:val="Kop3"/>
-        <w:divId w:val="788279977"/>
-        <w:rPr>
-          <w:rFonts w:eastAsia="Times New Roman"/>
-          <w:lang w:val="nl-NL"/>
-        </w:rPr>
-      </w:pPr>
-      <w:bookmarkStart w:id="37" w:name="_Toc241844843"/>
+        <w:divId w:val="503590360"/>
+        <w:rPr>
+          <w:rFonts w:eastAsia="Times New Roman"/>
+          <w:lang w:val="nl-NL"/>
+        </w:rPr>
+      </w:pPr>
+      <w:bookmarkStart w:id="37" w:name="_Toc241845083"/>
       <w:r>
         <w:rPr>
           <w:rFonts w:eastAsia="Times New Roman"/>
@@ -9419,7 +9484,7 @@
     <w:p>
       <w:pPr>
         <w:pStyle w:val="subtitel"/>
-        <w:divId w:val="788279977"/>
+        <w:divId w:val="503590360"/>
         <w:rPr>
           <w:lang w:val="nl-NL"/>
         </w:rPr>
@@ -9434,7 +9499,7 @@
     <w:p>
       <w:pPr>
         <w:pStyle w:val="Normaalweb"/>
-        <w:divId w:val="788279977"/>
+        <w:divId w:val="503590360"/>
         <w:rPr>
           <w:lang w:val="nl-NL"/>
         </w:rPr>
@@ -9455,7 +9520,7 @@
     <w:p>
       <w:pPr>
         <w:pStyle w:val="Normaalweb"/>
-        <w:divId w:val="788279977"/>
+        <w:divId w:val="503590360"/>
         <w:rPr>
           <w:lang w:val="nl-NL"/>
         </w:rPr>
@@ -9470,7 +9535,7 @@
     <w:p>
       <w:pPr>
         <w:pStyle w:val="Normaalweb"/>
-        <w:divId w:val="788279977"/>
+        <w:divId w:val="503590360"/>
         <w:rPr>
           <w:lang w:val="nl-NL"/>
         </w:rPr>
@@ -9492,7 +9557,7 @@
       <w:pPr>
         <w:pStyle w:val="marker"/>
         <w:ind w:left="800" w:right="800"/>
-        <w:divId w:val="788279977"/>
+        <w:divId w:val="503590360"/>
         <w:rPr>
           <w:lang w:val="nl-NL"/>
         </w:rPr>
@@ -9504,13 +9569,13 @@
     <w:p>
       <w:pPr>
         <w:pStyle w:val="Kop3"/>
-        <w:divId w:val="788279977"/>
-        <w:rPr>
-          <w:rFonts w:eastAsia="Times New Roman"/>
-          <w:lang w:val="nl-NL"/>
-        </w:rPr>
-      </w:pPr>
-      <w:bookmarkStart w:id="38" w:name="_Toc241844844"/>
+        <w:divId w:val="503590360"/>
+        <w:rPr>
+          <w:rFonts w:eastAsia="Times New Roman"/>
+          <w:lang w:val="nl-NL"/>
+        </w:rPr>
+      </w:pPr>
+      <w:bookmarkStart w:id="38" w:name="_Toc241845084"/>
       <w:r>
         <w:rPr>
           <w:rFonts w:eastAsia="Times New Roman"/>
@@ -9523,7 +9588,7 @@
     <w:p>
       <w:pPr>
         <w:pStyle w:val="subtitel"/>
-        <w:divId w:val="788279977"/>
+        <w:divId w:val="503590360"/>
         <w:rPr>
           <w:lang w:val="nl-NL"/>
         </w:rPr>
@@ -9538,7 +9603,7 @@
     <w:p>
       <w:pPr>
         <w:pStyle w:val="Normaalweb"/>
-        <w:divId w:val="788279977"/>
+        <w:divId w:val="503590360"/>
         <w:rPr>
           <w:lang w:val="nl-NL"/>
         </w:rPr>
@@ -9559,7 +9624,7 @@
     <w:p>
       <w:pPr>
         <w:pStyle w:val="Normaalweb"/>
-        <w:divId w:val="788279977"/>
+        <w:divId w:val="503590360"/>
         <w:rPr>
           <w:lang w:val="nl-NL"/>
         </w:rPr>
@@ -9574,7 +9639,7 @@
     <w:p>
       <w:pPr>
         <w:pStyle w:val="Normaalweb"/>
-        <w:divId w:val="788279977"/>
+        <w:divId w:val="503590360"/>
         <w:rPr>
           <w:lang w:val="nl-NL"/>
         </w:rPr>
@@ -9596,7 +9661,7 @@
       <w:pPr>
         <w:pStyle w:val="marker"/>
         <w:ind w:left="800" w:right="800"/>
-        <w:divId w:val="788279977"/>
+        <w:divId w:val="503590360"/>
         <w:rPr>
           <w:lang w:val="nl-NL"/>
         </w:rPr>
@@ -9608,13 +9673,13 @@
     <w:p>
       <w:pPr>
         <w:pStyle w:val="Kop2"/>
-        <w:divId w:val="788279977"/>
-        <w:rPr>
-          <w:rFonts w:eastAsia="Times New Roman"/>
-          <w:lang w:val="nl-NL"/>
-        </w:rPr>
-      </w:pPr>
-      <w:bookmarkStart w:id="39" w:name="_Toc241844845"/>
+        <w:divId w:val="503590360"/>
+        <w:rPr>
+          <w:rFonts w:eastAsia="Times New Roman"/>
+          <w:lang w:val="nl-NL"/>
+        </w:rPr>
+      </w:pPr>
+      <w:bookmarkStart w:id="39" w:name="_Toc241845085"/>
       <w:r>
         <w:rPr>
           <w:rFonts w:eastAsia="Times New Roman"/>
@@ -9627,13 +9692,13 @@
     <w:p>
       <w:pPr>
         <w:pStyle w:val="Kop3"/>
-        <w:divId w:val="788279977"/>
-        <w:rPr>
-          <w:rFonts w:eastAsia="Times New Roman"/>
-          <w:lang w:val="nl-NL"/>
-        </w:rPr>
-      </w:pPr>
-      <w:bookmarkStart w:id="40" w:name="_Toc241844846"/>
+        <w:divId w:val="503590360"/>
+        <w:rPr>
+          <w:rFonts w:eastAsia="Times New Roman"/>
+          <w:lang w:val="nl-NL"/>
+        </w:rPr>
+      </w:pPr>
+      <w:bookmarkStart w:id="40" w:name="_Toc241845086"/>
       <w:r>
         <w:rPr>
           <w:rFonts w:eastAsia="Times New Roman"/>
@@ -9646,7 +9711,7 @@
     <w:p>
       <w:pPr>
         <w:pStyle w:val="subtitel"/>
-        <w:divId w:val="788279977"/>
+        <w:divId w:val="503590360"/>
         <w:rPr>
           <w:lang w:val="nl-NL"/>
         </w:rPr>
@@ -9661,7 +9726,7 @@
     <w:p>
       <w:pPr>
         <w:pStyle w:val="Normaalweb"/>
-        <w:divId w:val="788279977"/>
+        <w:divId w:val="503590360"/>
         <w:rPr>
           <w:lang w:val="nl-NL"/>
         </w:rPr>
@@ -9682,7 +9747,7 @@
     <w:p>
       <w:pPr>
         <w:pStyle w:val="Normaalweb"/>
-        <w:divId w:val="788279977"/>
+        <w:divId w:val="503590360"/>
         <w:rPr>
           <w:lang w:val="nl-NL"/>
         </w:rPr>
@@ -9697,7 +9762,7 @@
     <w:p>
       <w:pPr>
         <w:pStyle w:val="Normaalweb"/>
-        <w:divId w:val="788279977"/>
+        <w:divId w:val="503590360"/>
         <w:rPr>
           <w:lang w:val="nl-NL"/>
         </w:rPr>
@@ -9718,7 +9783,7 @@
     <w:p>
       <w:pPr>
         <w:pStyle w:val="Normaalweb"/>
-        <w:divId w:val="788279977"/>
+        <w:divId w:val="503590360"/>
         <w:rPr>
           <w:lang w:val="nl-NL"/>
         </w:rPr>
@@ -9739,7 +9804,7 @@
     <w:p>
       <w:pPr>
         <w:pStyle w:val="Normaalweb"/>
-        <w:divId w:val="788279977"/>
+        <w:divId w:val="503590360"/>
         <w:rPr>
           <w:lang w:val="nl-NL"/>
         </w:rPr>
@@ -9753,7 +9818,7 @@
     </w:p>
     <w:p>
       <w:pPr>
-        <w:divId w:val="1018893632"/>
+        <w:divId w:val="998267242"/>
         <w:rPr>
           <w:color w:val="555555"/>
           <w:sz w:val="20"/>
@@ -9773,7 +9838,7 @@
     </w:p>
     <w:p>
       <w:pPr>
-        <w:divId w:val="1018893632"/>
+        <w:divId w:val="998267242"/>
         <w:rPr>
           <w:color w:val="555555"/>
           <w:sz w:val="20"/>
@@ -9795,7 +9860,7 @@
       <w:pPr>
         <w:pStyle w:val="marker"/>
         <w:ind w:left="800" w:right="800"/>
-        <w:divId w:val="788279977"/>
+        <w:divId w:val="503590360"/>
         <w:rPr>
           <w:lang w:val="nl-NL"/>
         </w:rPr>
@@ -9807,13 +9872,13 @@
     <w:p>
       <w:pPr>
         <w:pStyle w:val="Kop3"/>
-        <w:divId w:val="788279977"/>
-        <w:rPr>
-          <w:rFonts w:eastAsia="Times New Roman"/>
-          <w:lang w:val="nl-NL"/>
-        </w:rPr>
-      </w:pPr>
-      <w:bookmarkStart w:id="41" w:name="_Toc241844847"/>
+        <w:divId w:val="503590360"/>
+        <w:rPr>
+          <w:rFonts w:eastAsia="Times New Roman"/>
+          <w:lang w:val="nl-NL"/>
+        </w:rPr>
+      </w:pPr>
+      <w:bookmarkStart w:id="41" w:name="_Toc241845087"/>
       <w:r>
         <w:rPr>
           <w:rFonts w:eastAsia="Times New Roman"/>
@@ -9826,7 +9891,7 @@
     <w:p>
       <w:pPr>
         <w:pStyle w:val="subtitel"/>
-        <w:divId w:val="788279977"/>
+        <w:divId w:val="503590360"/>
         <w:rPr>
           <w:lang w:val="nl-NL"/>
         </w:rPr>
@@ -9841,7 +9906,7 @@
     <w:p>
       <w:pPr>
         <w:pStyle w:val="Normaalweb"/>
-        <w:divId w:val="788279977"/>
+        <w:divId w:val="503590360"/>
         <w:rPr>
           <w:lang w:val="nl-NL"/>
         </w:rPr>
@@ -9862,7 +9927,7 @@
     <w:p>
       <w:pPr>
         <w:pStyle w:val="Normaalweb"/>
-        <w:divId w:val="788279977"/>
+        <w:divId w:val="503590360"/>
         <w:rPr>
           <w:lang w:val="nl-NL"/>
         </w:rPr>
@@ -9883,7 +9948,7 @@
     <w:p>
       <w:pPr>
         <w:pStyle w:val="Normaalweb"/>
-        <w:divId w:val="788279977"/>
+        <w:divId w:val="503590360"/>
         <w:rPr>
           <w:lang w:val="nl-NL"/>
         </w:rPr>
@@ -9898,7 +9963,7 @@
     <w:p>
       <w:pPr>
         <w:pStyle w:val="Normaalweb"/>
-        <w:divId w:val="788279977"/>
+        <w:divId w:val="503590360"/>
         <w:rPr>
           <w:lang w:val="nl-NL"/>
         </w:rPr>
@@ -9918,7 +9983,7 @@
     </w:p>
     <w:p>
       <w:pPr>
-        <w:divId w:val="1432361911"/>
+        <w:divId w:val="1372417906"/>
         <w:rPr>
           <w:color w:val="555555"/>
           <w:sz w:val="20"/>
@@ -9940,7 +10005,7 @@
       <w:pPr>
         <w:pStyle w:val="marker"/>
         <w:ind w:left="800" w:right="800"/>
-        <w:divId w:val="788279977"/>
+        <w:divId w:val="503590360"/>
         <w:rPr>
           <w:lang w:val="nl-NL"/>
         </w:rPr>
@@ -9952,13 +10017,13 @@
     <w:p>
       <w:pPr>
         <w:pStyle w:val="Kop3"/>
-        <w:divId w:val="788279977"/>
-        <w:rPr>
-          <w:rFonts w:eastAsia="Times New Roman"/>
-          <w:lang w:val="nl-NL"/>
-        </w:rPr>
-      </w:pPr>
-      <w:bookmarkStart w:id="42" w:name="_Toc241844848"/>
+        <w:divId w:val="503590360"/>
+        <w:rPr>
+          <w:rFonts w:eastAsia="Times New Roman"/>
+          <w:lang w:val="nl-NL"/>
+        </w:rPr>
+      </w:pPr>
+      <w:bookmarkStart w:id="42" w:name="_Toc241845088"/>
       <w:r>
         <w:rPr>
           <w:rFonts w:eastAsia="Times New Roman"/>
@@ -9971,7 +10036,7 @@
     <w:p>
       <w:pPr>
         <w:pStyle w:val="subtitel"/>
-        <w:divId w:val="788279977"/>
+        <w:divId w:val="503590360"/>
         <w:rPr>
           <w:lang w:val="nl-NL"/>
         </w:rPr>
@@ -9986,7 +10051,7 @@
     <w:p>
       <w:pPr>
         <w:pStyle w:val="Normaalweb"/>
-        <w:divId w:val="788279977"/>
+        <w:divId w:val="503590360"/>
         <w:rPr>
           <w:lang w:val="nl-NL"/>
         </w:rPr>
@@ -10007,7 +10072,7 @@
     <w:p>
       <w:pPr>
         <w:pStyle w:val="Normaalweb"/>
-        <w:divId w:val="788279977"/>
+        <w:divId w:val="503590360"/>
         <w:rPr>
           <w:lang w:val="nl-NL"/>
         </w:rPr>
@@ -10034,7 +10099,7 @@
     <w:p>
       <w:pPr>
         <w:pStyle w:val="Normaalweb"/>
-        <w:divId w:val="788279977"/>
+        <w:divId w:val="503590360"/>
         <w:rPr>
           <w:lang w:val="nl-NL"/>
         </w:rPr>
@@ -10061,7 +10126,7 @@
     </w:p>
     <w:p>
       <w:pPr>
-        <w:divId w:val="1531794437"/>
+        <w:divId w:val="601838849"/>
         <w:rPr>
           <w:color w:val="555555"/>
           <w:sz w:val="20"/>
@@ -10083,7 +10148,7 @@
       <w:pPr>
         <w:pStyle w:val="marker"/>
         <w:ind w:left="800" w:right="800"/>
-        <w:divId w:val="788279977"/>
+        <w:divId w:val="503590360"/>
         <w:rPr>
           <w:lang w:val="nl-NL"/>
         </w:rPr>
@@ -10095,13 +10160,13 @@
     <w:p>
       <w:pPr>
         <w:pStyle w:val="Kop3"/>
-        <w:divId w:val="788279977"/>
-        <w:rPr>
-          <w:rFonts w:eastAsia="Times New Roman"/>
-          <w:lang w:val="nl-NL"/>
-        </w:rPr>
-      </w:pPr>
-      <w:bookmarkStart w:id="43" w:name="_Toc241844849"/>
+        <w:divId w:val="503590360"/>
+        <w:rPr>
+          <w:rFonts w:eastAsia="Times New Roman"/>
+          <w:lang w:val="nl-NL"/>
+        </w:rPr>
+      </w:pPr>
+      <w:bookmarkStart w:id="43" w:name="_Toc241845089"/>
       <w:r>
         <w:rPr>
           <w:rFonts w:eastAsia="Times New Roman"/>
@@ -10114,7 +10179,7 @@
     <w:p>
       <w:pPr>
         <w:pStyle w:val="subtitel"/>
-        <w:divId w:val="788279977"/>
+        <w:divId w:val="503590360"/>
         <w:rPr>
           <w:lang w:val="nl-NL"/>
         </w:rPr>
@@ -10129,7 +10194,7 @@
     <w:p>
       <w:pPr>
         <w:pStyle w:val="Normaalweb"/>
-        <w:divId w:val="788279977"/>
+        <w:divId w:val="503590360"/>
         <w:rPr>
           <w:lang w:val="nl-NL"/>
         </w:rPr>
@@ -10150,7 +10215,7 @@
     <w:p>
       <w:pPr>
         <w:pStyle w:val="Normaalweb"/>
-        <w:divId w:val="788279977"/>
+        <w:divId w:val="503590360"/>
         <w:rPr>
           <w:lang w:val="nl-NL"/>
         </w:rPr>
@@ -10171,7 +10236,7 @@
     <w:p>
       <w:pPr>
         <w:pStyle w:val="Normaalweb"/>
-        <w:divId w:val="788279977"/>
+        <w:divId w:val="503590360"/>
         <w:rPr>
           <w:lang w:val="nl-NL"/>
         </w:rPr>
@@ -10193,7 +10258,7 @@
       <w:pPr>
         <w:pStyle w:val="marker"/>
         <w:ind w:left="800" w:right="800"/>
-        <w:divId w:val="788279977"/>
+        <w:divId w:val="503590360"/>
         <w:rPr>
           <w:lang w:val="nl-NL"/>
         </w:rPr>
@@ -10205,13 +10270,13 @@
     <w:p>
       <w:pPr>
         <w:pStyle w:val="Kop3"/>
-        <w:divId w:val="788279977"/>
-        <w:rPr>
-          <w:rFonts w:eastAsia="Times New Roman"/>
-          <w:lang w:val="nl-NL"/>
-        </w:rPr>
-      </w:pPr>
-      <w:bookmarkStart w:id="44" w:name="_Toc241844850"/>
+        <w:divId w:val="503590360"/>
+        <w:rPr>
+          <w:rFonts w:eastAsia="Times New Roman"/>
+          <w:lang w:val="nl-NL"/>
+        </w:rPr>
+      </w:pPr>
+      <w:bookmarkStart w:id="44" w:name="_Toc241845090"/>
       <w:r>
         <w:rPr>
           <w:rFonts w:eastAsia="Times New Roman"/>
@@ -10224,7 +10289,7 @@
     <w:p>
       <w:pPr>
         <w:pStyle w:val="subtitel"/>
-        <w:divId w:val="788279977"/>
+        <w:divId w:val="503590360"/>
         <w:rPr>
           <w:lang w:val="nl-NL"/>
         </w:rPr>
@@ -10239,7 +10304,7 @@
     <w:p>
       <w:pPr>
         <w:pStyle w:val="Normaalweb"/>
-        <w:divId w:val="788279977"/>
+        <w:divId w:val="503590360"/>
         <w:rPr>
           <w:lang w:val="nl-NL"/>
         </w:rPr>
@@ -10260,7 +10325,7 @@
     <w:p>
       <w:pPr>
         <w:pStyle w:val="Normaalweb"/>
-        <w:divId w:val="788279977"/>
+        <w:divId w:val="503590360"/>
         <w:rPr>
           <w:lang w:val="nl-NL"/>
         </w:rPr>
@@ -10281,7 +10346,7 @@
     <w:p>
       <w:pPr>
         <w:pStyle w:val="Normaalweb"/>
-        <w:divId w:val="788279977"/>
+        <w:divId w:val="503590360"/>
         <w:rPr>
           <w:lang w:val="nl-NL"/>
         </w:rPr>
@@ -10303,7 +10368,7 @@
       <w:pPr>
         <w:pStyle w:val="marker"/>
         <w:ind w:left="800" w:right="800"/>
-        <w:divId w:val="788279977"/>
+        <w:divId w:val="503590360"/>
         <w:rPr>
           <w:lang w:val="nl-NL"/>
         </w:rPr>
@@ -10315,13 +10380,13 @@
     <w:p>
       <w:pPr>
         <w:pStyle w:val="Kop3"/>
-        <w:divId w:val="788279977"/>
-        <w:rPr>
-          <w:rFonts w:eastAsia="Times New Roman"/>
-          <w:lang w:val="nl-NL"/>
-        </w:rPr>
-      </w:pPr>
-      <w:bookmarkStart w:id="45" w:name="_Toc241844851"/>
+        <w:divId w:val="503590360"/>
+        <w:rPr>
+          <w:rFonts w:eastAsia="Times New Roman"/>
+          <w:lang w:val="nl-NL"/>
+        </w:rPr>
+      </w:pPr>
+      <w:bookmarkStart w:id="45" w:name="_Toc241845091"/>
       <w:r>
         <w:rPr>
           <w:rFonts w:eastAsia="Times New Roman"/>
@@ -10334,7 +10399,7 @@
     <w:p>
       <w:pPr>
         <w:pStyle w:val="subtitel"/>
-        <w:divId w:val="788279977"/>
+        <w:divId w:val="503590360"/>
         <w:rPr>
           <w:lang w:val="nl-NL"/>
         </w:rPr>
@@ -10349,7 +10414,7 @@
     <w:p>
       <w:pPr>
         <w:pStyle w:val="Normaalweb"/>
-        <w:divId w:val="788279977"/>
+        <w:divId w:val="503590360"/>
         <w:rPr>
           <w:lang w:val="nl-NL"/>
         </w:rPr>
@@ -10364,7 +10429,7 @@
     <w:p>
       <w:pPr>
         <w:pStyle w:val="Normaalweb"/>
-        <w:divId w:val="788279977"/>
+        <w:divId w:val="503590360"/>
         <w:rPr>
           <w:lang w:val="nl-NL"/>
         </w:rPr>
@@ -10379,7 +10444,7 @@
     <w:p>
       <w:pPr>
         <w:pStyle w:val="Normaalweb"/>
-        <w:divId w:val="788279977"/>
+        <w:divId w:val="503590360"/>
         <w:rPr>
           <w:lang w:val="nl-NL"/>
         </w:rPr>
@@ -10395,7 +10460,7 @@
       <w:pPr>
         <w:pStyle w:val="marker"/>
         <w:ind w:left="800" w:right="800"/>
-        <w:divId w:val="788279977"/>
+        <w:divId w:val="503590360"/>
         <w:rPr>
           <w:lang w:val="nl-NL"/>
         </w:rPr>
@@ -10407,13 +10472,13 @@
     <w:p>
       <w:pPr>
         <w:pStyle w:val="Kop3"/>
-        <w:divId w:val="788279977"/>
-        <w:rPr>
-          <w:rFonts w:eastAsia="Times New Roman"/>
-          <w:lang w:val="nl-NL"/>
-        </w:rPr>
-      </w:pPr>
-      <w:bookmarkStart w:id="46" w:name="_Toc241844852"/>
+        <w:divId w:val="503590360"/>
+        <w:rPr>
+          <w:rFonts w:eastAsia="Times New Roman"/>
+          <w:lang w:val="nl-NL"/>
+        </w:rPr>
+      </w:pPr>
+      <w:bookmarkStart w:id="46" w:name="_Toc241845092"/>
       <w:r>
         <w:rPr>
           <w:rFonts w:eastAsia="Times New Roman"/>
@@ -10426,7 +10491,7 @@
     <w:p>
       <w:pPr>
         <w:pStyle w:val="subtitel"/>
-        <w:divId w:val="788279977"/>
+        <w:divId w:val="503590360"/>
         <w:rPr>
           <w:lang w:val="nl-NL"/>
         </w:rPr>
@@ -10441,7 +10506,7 @@
     <w:p>
       <w:pPr>
         <w:pStyle w:val="Normaalweb"/>
-        <w:divId w:val="788279977"/>
+        <w:divId w:val="503590360"/>
         <w:rPr>
           <w:lang w:val="nl-NL"/>
         </w:rPr>
@@ -10462,7 +10527,7 @@
     <w:p>
       <w:pPr>
         <w:pStyle w:val="Normaalweb"/>
-        <w:divId w:val="788279977"/>
+        <w:divId w:val="503590360"/>
         <w:rPr>
           <w:lang w:val="nl-NL"/>
         </w:rPr>
@@ -10483,7 +10548,7 @@
     <w:p>
       <w:pPr>
         <w:pStyle w:val="Normaalweb"/>
-        <w:divId w:val="788279977"/>
+        <w:divId w:val="503590360"/>
         <w:rPr>
           <w:lang w:val="nl-NL"/>
         </w:rPr>
@@ -10504,7 +10569,7 @@
     <w:p>
       <w:pPr>
         <w:pStyle w:val="Normaalweb"/>
-        <w:divId w:val="788279977"/>
+        <w:divId w:val="503590360"/>
         <w:rPr>
           <w:lang w:val="nl-NL"/>
         </w:rPr>
@@ -10526,7 +10591,7 @@
       <w:pPr>
         <w:pStyle w:val="marker"/>
         <w:ind w:left="800" w:right="800"/>
-        <w:divId w:val="788279977"/>
+        <w:divId w:val="503590360"/>
         <w:rPr>
           <w:lang w:val="nl-NL"/>
         </w:rPr>
@@ -10538,13 +10603,13 @@
     <w:p>
       <w:pPr>
         <w:pStyle w:val="Kop3"/>
-        <w:divId w:val="788279977"/>
-        <w:rPr>
-          <w:rFonts w:eastAsia="Times New Roman"/>
-          <w:lang w:val="nl-NL"/>
-        </w:rPr>
-      </w:pPr>
-      <w:bookmarkStart w:id="47" w:name="_Toc241844853"/>
+        <w:divId w:val="503590360"/>
+        <w:rPr>
+          <w:rFonts w:eastAsia="Times New Roman"/>
+          <w:lang w:val="nl-NL"/>
+        </w:rPr>
+      </w:pPr>
+      <w:bookmarkStart w:id="47" w:name="_Toc241845093"/>
       <w:r>
         <w:rPr>
           <w:rFonts w:eastAsia="Times New Roman"/>
@@ -10557,7 +10622,7 @@
     <w:p>
       <w:pPr>
         <w:pStyle w:val="subtitel"/>
-        <w:divId w:val="788279977"/>
+        <w:divId w:val="503590360"/>
         <w:rPr>
           <w:lang w:val="nl-NL"/>
         </w:rPr>
@@ -10572,7 +10637,7 @@
     <w:p>
       <w:pPr>
         <w:pStyle w:val="Normaalweb"/>
-        <w:divId w:val="788279977"/>
+        <w:divId w:val="503590360"/>
         <w:rPr>
           <w:lang w:val="nl-NL"/>
         </w:rPr>
@@ -10593,7 +10658,7 @@
     <w:p>
       <w:pPr>
         <w:pStyle w:val="Normaalweb"/>
-        <w:divId w:val="788279977"/>
+        <w:divId w:val="503590360"/>
         <w:rPr>
           <w:lang w:val="nl-NL"/>
         </w:rPr>
@@ -10608,7 +10673,7 @@
     <w:p>
       <w:pPr>
         <w:pStyle w:val="Normaalweb"/>
-        <w:divId w:val="788279977"/>
+        <w:divId w:val="503590360"/>
         <w:rPr>
           <w:lang w:val="nl-NL"/>
         </w:rPr>
@@ -10630,7 +10695,7 @@
       <w:pPr>
         <w:pStyle w:val="marker"/>
         <w:ind w:left="800" w:right="800"/>
-        <w:divId w:val="788279977"/>
+        <w:divId w:val="503590360"/>
         <w:rPr>
           <w:lang w:val="nl-NL"/>
         </w:rPr>
@@ -10642,13 +10707,13 @@
     <w:p>
       <w:pPr>
         <w:pStyle w:val="Kop3"/>
-        <w:divId w:val="788279977"/>
-        <w:rPr>
-          <w:rFonts w:eastAsia="Times New Roman"/>
-          <w:lang w:val="nl-NL"/>
-        </w:rPr>
-      </w:pPr>
-      <w:bookmarkStart w:id="48" w:name="_Toc241844854"/>
+        <w:divId w:val="503590360"/>
+        <w:rPr>
+          <w:rFonts w:eastAsia="Times New Roman"/>
+          <w:lang w:val="nl-NL"/>
+        </w:rPr>
+      </w:pPr>
+      <w:bookmarkStart w:id="48" w:name="_Toc241845094"/>
       <w:r>
         <w:rPr>
           <w:rFonts w:eastAsia="Times New Roman"/>
@@ -10661,7 +10726,7 @@
     <w:p>
       <w:pPr>
         <w:pStyle w:val="subtitel"/>
-        <w:divId w:val="788279977"/>
+        <w:divId w:val="503590360"/>
         <w:rPr>
           <w:lang w:val="nl-NL"/>
         </w:rPr>
@@ -10676,7 +10741,7 @@
     <w:p>
       <w:pPr>
         <w:pStyle w:val="Normaalweb"/>
-        <w:divId w:val="788279977"/>
+        <w:divId w:val="503590360"/>
         <w:rPr>
           <w:lang w:val="nl-NL"/>
         </w:rPr>
@@ -10697,7 +10762,7 @@
     <w:p>
       <w:pPr>
         <w:pStyle w:val="Normaalweb"/>
-        <w:divId w:val="788279977"/>
+        <w:divId w:val="503590360"/>
         <w:rPr>
           <w:lang w:val="nl-NL"/>
         </w:rPr>
@@ -10717,7 +10782,7 @@
     </w:p>
     <w:p>
       <w:pPr>
-        <w:divId w:val="1741488141"/>
+        <w:divId w:val="531576993"/>
         <w:rPr>
           <w:color w:val="555555"/>
           <w:sz w:val="20"/>
@@ -10737,7 +10802,7 @@
     </w:p>
     <w:p>
       <w:pPr>
-        <w:divId w:val="1741488141"/>
+        <w:divId w:val="531576993"/>
         <w:rPr>
           <w:color w:val="555555"/>
           <w:sz w:val="20"/>
@@ -10757,7 +10822,7 @@
     </w:p>
     <w:p>
       <w:pPr>
-        <w:divId w:val="1741488141"/>
+        <w:divId w:val="531576993"/>
         <w:rPr>
           <w:color w:val="555555"/>
           <w:sz w:val="20"/>
@@ -10777,7 +10842,7 @@
     </w:p>
     <w:p>
       <w:pPr>
-        <w:divId w:val="1741488141"/>
+        <w:divId w:val="531576993"/>
         <w:rPr>
           <w:color w:val="555555"/>
           <w:sz w:val="20"/>
@@ -10799,7 +10864,7 @@
       <w:pPr>
         <w:pStyle w:val="marker"/>
         <w:ind w:left="800" w:right="800"/>
-        <w:divId w:val="788279977"/>
+        <w:divId w:val="503590360"/>
         <w:rPr>
           <w:lang w:val="nl-NL"/>
         </w:rPr>
@@ -10811,13 +10876,13 @@
     <w:p>
       <w:pPr>
         <w:pStyle w:val="Kop2"/>
-        <w:divId w:val="788279977"/>
-        <w:rPr>
-          <w:rFonts w:eastAsia="Times New Roman"/>
-          <w:lang w:val="nl-NL"/>
-        </w:rPr>
-      </w:pPr>
-      <w:bookmarkStart w:id="49" w:name="_Toc241844855"/>
+        <w:divId w:val="503590360"/>
+        <w:rPr>
+          <w:rFonts w:eastAsia="Times New Roman"/>
+          <w:lang w:val="nl-NL"/>
+        </w:rPr>
+      </w:pPr>
+      <w:bookmarkStart w:id="49" w:name="_Toc241845095"/>
       <w:r>
         <w:rPr>
           <w:rFonts w:eastAsia="Times New Roman"/>
@@ -10830,13 +10895,13 @@
     <w:p>
       <w:pPr>
         <w:pStyle w:val="Kop3"/>
-        <w:divId w:val="788279977"/>
-        <w:rPr>
-          <w:rFonts w:eastAsia="Times New Roman"/>
-          <w:lang w:val="nl-NL"/>
-        </w:rPr>
-      </w:pPr>
-      <w:bookmarkStart w:id="50" w:name="_Toc241844856"/>
+        <w:divId w:val="503590360"/>
+        <w:rPr>
+          <w:rFonts w:eastAsia="Times New Roman"/>
+          <w:lang w:val="nl-NL"/>
+        </w:rPr>
+      </w:pPr>
+      <w:bookmarkStart w:id="50" w:name="_Toc241845096"/>
       <w:r>
         <w:rPr>
           <w:rFonts w:eastAsia="Times New Roman"/>
@@ -10849,7 +10914,7 @@
     <w:p>
       <w:pPr>
         <w:pStyle w:val="subtitel"/>
-        <w:divId w:val="788279977"/>
+        <w:divId w:val="503590360"/>
         <w:rPr>
           <w:lang w:val="nl-NL"/>
         </w:rPr>
@@ -10864,7 +10929,7 @@
     <w:p>
       <w:pPr>
         <w:pStyle w:val="Normaalweb"/>
-        <w:divId w:val="788279977"/>
+        <w:divId w:val="503590360"/>
         <w:rPr>
           <w:lang w:val="nl-NL"/>
         </w:rPr>
@@ -10879,7 +10944,7 @@
     <w:p>
       <w:pPr>
         <w:pStyle w:val="Normaalweb"/>
-        <w:divId w:val="788279977"/>
+        <w:divId w:val="503590360"/>
         <w:rPr>
           <w:lang w:val="nl-NL"/>
         </w:rPr>
@@ -10894,7 +10959,7 @@
     <w:p>
       <w:pPr>
         <w:pStyle w:val="Normaalweb"/>
-        <w:divId w:val="788279977"/>
+        <w:divId w:val="503590360"/>
         <w:rPr>
           <w:lang w:val="nl-NL"/>
         </w:rPr>
@@ -10916,7 +10981,7 @@
       <w:pPr>
         <w:pStyle w:val="marker"/>
         <w:ind w:left="800" w:right="800"/>
-        <w:divId w:val="788279977"/>
+        <w:divId w:val="503590360"/>
         <w:rPr>
           <w:lang w:val="nl-NL"/>
         </w:rPr>
@@ -10928,13 +10993,13 @@
     <w:p>
       <w:pPr>
         <w:pStyle w:val="Kop3"/>
-        <w:divId w:val="788279977"/>
-        <w:rPr>
-          <w:rFonts w:eastAsia="Times New Roman"/>
-          <w:lang w:val="nl-NL"/>
-        </w:rPr>
-      </w:pPr>
-      <w:bookmarkStart w:id="51" w:name="_Toc241844857"/>
+        <w:divId w:val="503590360"/>
+        <w:rPr>
+          <w:rFonts w:eastAsia="Times New Roman"/>
+          <w:lang w:val="nl-NL"/>
+        </w:rPr>
+      </w:pPr>
+      <w:bookmarkStart w:id="51" w:name="_Toc241845097"/>
       <w:r>
         <w:rPr>
           <w:rFonts w:eastAsia="Times New Roman"/>
@@ -10947,7 +11012,7 @@
     <w:p>
       <w:pPr>
         <w:pStyle w:val="subtitel"/>
-        <w:divId w:val="788279977"/>
+        <w:divId w:val="503590360"/>
         <w:rPr>
           <w:lang w:val="nl-NL"/>
         </w:rPr>
@@ -10962,7 +11027,7 @@
     <w:p>
       <w:pPr>
         <w:pStyle w:val="Normaalweb"/>
-        <w:divId w:val="788279977"/>
+        <w:divId w:val="503590360"/>
         <w:rPr>
           <w:lang w:val="nl-NL"/>
         </w:rPr>
@@ -10977,7 +11042,7 @@
     <w:p>
       <w:pPr>
         <w:pStyle w:val="Normaalweb"/>
-        <w:divId w:val="788279977"/>
+        <w:divId w:val="503590360"/>
         <w:rPr>
           <w:lang w:val="nl-NL"/>
         </w:rPr>
@@ -10992,7 +11057,7 @@
     <w:p>
       <w:pPr>
         <w:pStyle w:val="Normaalweb"/>
-        <w:divId w:val="788279977"/>
+        <w:divId w:val="503590360"/>
         <w:rPr>
           <w:lang w:val="nl-NL"/>
         </w:rPr>
@@ -11008,7 +11073,7 @@
       <w:pPr>
         <w:pStyle w:val="marker"/>
         <w:ind w:left="800" w:right="800"/>
-        <w:divId w:val="788279977"/>
+        <w:divId w:val="503590360"/>
         <w:rPr>
           <w:lang w:val="nl-NL"/>
         </w:rPr>
@@ -11020,13 +11085,13 @@
     <w:p>
       <w:pPr>
         <w:pStyle w:val="Kop3"/>
-        <w:divId w:val="788279977"/>
-        <w:rPr>
-          <w:rFonts w:eastAsia="Times New Roman"/>
-          <w:lang w:val="nl-NL"/>
-        </w:rPr>
-      </w:pPr>
-      <w:bookmarkStart w:id="52" w:name="_Toc241844858"/>
+        <w:divId w:val="503590360"/>
+        <w:rPr>
+          <w:rFonts w:eastAsia="Times New Roman"/>
+          <w:lang w:val="nl-NL"/>
+        </w:rPr>
+      </w:pPr>
+      <w:bookmarkStart w:id="52" w:name="_Toc241845098"/>
       <w:r>
         <w:rPr>
           <w:rFonts w:eastAsia="Times New Roman"/>
@@ -11039,7 +11104,7 @@
     <w:p>
       <w:pPr>
         <w:pStyle w:val="subtitel"/>
-        <w:divId w:val="788279977"/>
+        <w:divId w:val="503590360"/>
         <w:rPr>
           <w:lang w:val="nl-NL"/>
         </w:rPr>
@@ -11054,7 +11119,7 @@
     <w:p>
       <w:pPr>
         <w:pStyle w:val="Normaalweb"/>
-        <w:divId w:val="788279977"/>
+        <w:divId w:val="503590360"/>
         <w:rPr>
           <w:lang w:val="nl-NL"/>
         </w:rPr>
@@ -11069,7 +11134,7 @@
     <w:p>
       <w:pPr>
         <w:pStyle w:val="Normaalweb"/>
-        <w:divId w:val="788279977"/>
+        <w:divId w:val="503590360"/>
         <w:rPr>
           <w:lang w:val="nl-NL"/>
         </w:rPr>
@@ -11090,7 +11155,7 @@
     <w:p>
       <w:pPr>
         <w:pStyle w:val="Normaalweb"/>
-        <w:divId w:val="788279977"/>
+        <w:divId w:val="503590360"/>
         <w:rPr>
           <w:lang w:val="nl-NL"/>
         </w:rPr>
@@ -11106,7 +11171,7 @@
       <w:pPr>
         <w:pStyle w:val="marker"/>
         <w:ind w:left="800" w:right="800"/>
-        <w:divId w:val="788279977"/>
+        <w:divId w:val="503590360"/>
         <w:rPr>
           <w:lang w:val="nl-NL"/>
         </w:rPr>
@@ -11118,13 +11183,13 @@
     <w:p>
       <w:pPr>
         <w:pStyle w:val="Kop3"/>
-        <w:divId w:val="788279977"/>
-        <w:rPr>
-          <w:rFonts w:eastAsia="Times New Roman"/>
-          <w:lang w:val="nl-NL"/>
-        </w:rPr>
-      </w:pPr>
-      <w:bookmarkStart w:id="53" w:name="_Toc241844859"/>
+        <w:divId w:val="503590360"/>
+        <w:rPr>
+          <w:rFonts w:eastAsia="Times New Roman"/>
+          <w:lang w:val="nl-NL"/>
+        </w:rPr>
+      </w:pPr>
+      <w:bookmarkStart w:id="53" w:name="_Toc241845099"/>
       <w:r>
         <w:rPr>
           <w:rFonts w:eastAsia="Times New Roman"/>
@@ -11137,7 +11202,7 @@
     <w:p>
       <w:pPr>
         <w:pStyle w:val="subtitel"/>
-        <w:divId w:val="788279977"/>
+        <w:divId w:val="503590360"/>
         <w:rPr>
           <w:lang w:val="nl-NL"/>
         </w:rPr>
@@ -11152,7 +11217,7 @@
     <w:p>
       <w:pPr>
         <w:pStyle w:val="Normaalweb"/>
-        <w:divId w:val="788279977"/>
+        <w:divId w:val="503590360"/>
         <w:rPr>
           <w:lang w:val="nl-NL"/>
         </w:rPr>
@@ -11167,7 +11232,7 @@
     <w:p>
       <w:pPr>
         <w:pStyle w:val="Normaalweb"/>
-        <w:divId w:val="788279977"/>
+        <w:divId w:val="503590360"/>
         <w:rPr>
           <w:lang w:val="nl-NL"/>
         </w:rPr>
@@ -11182,7 +11247,7 @@
     <w:p>
       <w:pPr>
         <w:pStyle w:val="Normaalweb"/>
-        <w:divId w:val="788279977"/>
+        <w:divId w:val="503590360"/>
         <w:rPr>
           <w:lang w:val="nl-NL"/>
         </w:rPr>
@@ -11198,7 +11263,7 @@
       <w:pPr>
         <w:pStyle w:val="marker"/>
         <w:ind w:left="800" w:right="800"/>
-        <w:divId w:val="788279977"/>
+        <w:divId w:val="503590360"/>
         <w:rPr>
           <w:lang w:val="nl-NL"/>
         </w:rPr>
@@ -11210,13 +11275,13 @@
     <w:p>
       <w:pPr>
         <w:pStyle w:val="Kop2"/>
-        <w:divId w:val="788279977"/>
-        <w:rPr>
-          <w:rFonts w:eastAsia="Times New Roman"/>
-          <w:lang w:val="nl-NL"/>
-        </w:rPr>
-      </w:pPr>
-      <w:bookmarkStart w:id="54" w:name="_Toc241844860"/>
+        <w:divId w:val="503590360"/>
+        <w:rPr>
+          <w:rFonts w:eastAsia="Times New Roman"/>
+          <w:lang w:val="nl-NL"/>
+        </w:rPr>
+      </w:pPr>
+      <w:bookmarkStart w:id="54" w:name="_Toc241845100"/>
       <w:r>
         <w:rPr>
           <w:rFonts w:eastAsia="Times New Roman"/>
@@ -11228,130 +11293,125 @@
     </w:p>
     <w:p>
       <w:pPr>
-        <w:pStyle w:val="marker"/>
-        <w:ind w:left="800" w:right="800"/>
-        <w:divId w:val="788279977"/>
-        <w:rPr>
-          <w:lang w:val="nl-NL"/>
-        </w:rPr>
-      </w:pPr>
-      <w:r>
-        <w:br w:type="page"/>
-      </w:r>
-    </w:p>
-    <w:p>
-      <w:pPr>
-        <w:pStyle w:val="Kop1"/>
-        <w:divId w:val="788279977"/>
-        <w:rPr>
-          <w:rFonts w:eastAsia="Times New Roman"/>
-          <w:lang w:val="nl-NL"/>
-        </w:rPr>
-      </w:pPr>
-      <w:bookmarkStart w:id="55" w:name="_Toc241844861"/>
-      <w:r>
-        <w:rPr>
-          <w:rFonts w:eastAsia="Times New Roman"/>
-          <w:lang w:val="nl-NL"/>
-        </w:rPr>
-        <w:t>III. Overkoepelend, Bemiddeling &amp; Maatschappelijke Resonantie</w:t>
+        <w:pStyle w:val="Kop3"/>
+        <w:divId w:val="503590360"/>
+        <w:rPr>
+          <w:rFonts w:eastAsia="Times New Roman"/>
+          <w:lang w:val="nl-NL"/>
+        </w:rPr>
+      </w:pPr>
+      <w:bookmarkStart w:id="55" w:name="_Toc241845101"/>
+      <w:r>
+        <w:rPr>
+          <w:rFonts w:eastAsia="Times New Roman"/>
+          <w:lang w:val="nl-NL"/>
+        </w:rPr>
+        <w:t>RvIG</w:t>
       </w:r>
       <w:bookmarkEnd w:id="55"/>
     </w:p>
     <w:p>
       <w:pPr>
-        <w:pStyle w:val="Kop3"/>
-        <w:divId w:val="788279977"/>
-        <w:rPr>
-          <w:rFonts w:eastAsia="Times New Roman"/>
-          <w:lang w:val="nl-NL"/>
-        </w:rPr>
-      </w:pPr>
-      <w:bookmarkStart w:id="56" w:name="_Toc241844862"/>
-      <w:r>
-        <w:rPr>
-          <w:rFonts w:eastAsia="Times New Roman"/>
-          <w:lang w:val="nl-NL"/>
-        </w:rPr>
-        <w:t>SOLVIT</w:t>
-      </w:r>
-      <w:bookmarkEnd w:id="56"/>
-    </w:p>
-    <w:p>
-      <w:pPr>
         <w:pStyle w:val="subtitel"/>
-        <w:divId w:val="788279977"/>
-        <w:rPr>
-          <w:lang w:val="nl-NL"/>
-        </w:rPr>
-      </w:pPr>
-      <w:r>
-        <w:rPr>
-          <w:lang w:val="nl-NL"/>
-        </w:rPr>
-        <w:t>De Illusie van Europese Bemiddeling en de Tandeloze Tijger</w:t>
-      </w:r>
-    </w:p>
-    <w:p>
-      <w:pPr>
-        <w:pStyle w:val="Normaalweb"/>
-        <w:divId w:val="788279977"/>
-        <w:rPr>
-          <w:lang w:val="nl-NL"/>
-        </w:rPr>
-      </w:pPr>
-      <w:r>
-        <w:rPr>
-          <w:lang w:val="nl-NL"/>
-        </w:rPr>
-        <w:t>Wanneer twee natiestaten weigeren elkaars data te accepteren, is SOLVIT het officiële Europese vangnet. Dit netwerk, opgericht door de Europese Commissie, is specifiek bedoeld om grensoverschrijdende problemen van burgers met overheidsinstanties informeel en snel op te lossen, zonder tussenkomst van een rechter. In januari 2026 wordt er gelijktijdig een formeel verzoek ingediend bij zowel SOLVIT Nederland als SOLVIT België, ondersteund door de volledige empirische datamatrix van de systeemblokkades.</w:t>
-      </w:r>
-    </w:p>
-    <w:p>
-      <w:pPr>
-        <w:pStyle w:val="Normaalweb"/>
-        <w:divId w:val="788279977"/>
-        <w:rPr>
-          <w:lang w:val="nl-NL"/>
-        </w:rPr>
-      </w:pPr>
-      <w:r>
-        <w:rPr>
-          <w:lang w:val="nl-NL"/>
-        </w:rPr>
-        <w:t>De afhandeling door dit Europese netwerk legt echter genadeloos de fundamentele zwakte van het systeem bloot. SOLVIT functioneert uitsluitend op basis van vrijwillige medewerking van de nationale overheden. Zodra de weigerende uitvoeringsinstanties (zoals de Christelijke Mutualiteit of het UWV) vasthouden aan hun eigen interne lezing van de regels, valt de bemiddelaar stil. SOLVIT heeft geen enkele dwingende bevoegdheid om een nationaal besluit te overrulen, zelfs niet als dit besluit in de praktijk de Euro</w:t>
-      </w:r>
-      <w:r>
-        <w:rPr>
-          <w:lang w:val="nl-NL"/>
-        </w:rPr>
-        <w:t>pese samentellingsregels *1* onmogelijk maakt.</w:t>
-      </w:r>
-    </w:p>
-    <w:p>
-      <w:pPr>
-        <w:pStyle w:val="Normaalweb"/>
-        <w:divId w:val="788279977"/>
-        <w:rPr>
-          <w:lang w:val="nl-NL"/>
-        </w:rPr>
-      </w:pPr>
-      <w:r>
-        <w:rPr>
-          <w:lang w:val="nl-NL"/>
-        </w:rPr>
-        <w:t>Het definitieve failliet van deze overkoepelende bescherming manifesteert zich in september 2026. Wanneer de burger, geconfronteerd met de aanhoudende impasse, aan SOLVIT verzoekt om het complexe dossier formeel door te verwijzen naar de Europese Arbeidsautoriteit (ELA) voor harde bemiddeling, weigert SOLVIT dit. Het netwerk sluit het dossier af met het procedurele argument dat zij "geen formele schending van het Unierecht" kunnen vaststellen. Hiermee objectiveert SOLVIT de ultieme systeemparadox: een netwe</w:t>
-      </w:r>
-      <w:r>
-        <w:rPr>
-          <w:lang w:val="nl-NL"/>
-        </w:rPr>
-        <w:t>rk dat is opgericht om de muren tussen lidstaten af te breken, weigert te escaleren en valideert uiteindelijk de nationale blokkades die het verondersteld werd op te lossen.</w:t>
-      </w:r>
-    </w:p>
-    <w:p>
-      <w:pPr>
-        <w:divId w:val="2097556042"/>
+        <w:divId w:val="503590360"/>
+        <w:rPr>
+          <w:lang w:val="nl-NL"/>
+        </w:rPr>
+      </w:pPr>
+      <w:r>
+        <w:rPr>
+          <w:lang w:val="nl-NL"/>
+        </w:rPr>
+        <w:t>De Beheerder van de Basisregistratie Personen en de Interstatelijke Datastroom</w:t>
+      </w:r>
+    </w:p>
+    <w:p>
+      <w:pPr>
+        <w:pStyle w:val="Normaalweb"/>
+        <w:divId w:val="503590360"/>
+        <w:rPr>
+          <w:lang w:val="nl-NL"/>
+        </w:rPr>
+      </w:pPr>
+      <w:r>
+        <w:rPr>
+          <w:lang w:val="nl-NL"/>
+        </w:rPr>
+        <w:t>De Rijksdienst voor Identiteitsgegevens (RvIG) is de landelijke beheerder van de Basisregistratie Personen (BRP) *1*. De dienst is verantwoordelijk voor de registratie en verstrekking van identiteitsgegevens aan Nederlandse overheidsinstanties, waaronder de Sociale Verzekeringsbank, het Uitvoeringsinstituut Werknemersverzekeringen, het Centraal Administratie Kantoor en de Belastingdienst *2*. Voor elke burger die in Nederland woont, fungeert het Burgerservicenummer (BSN) dat via de BRP wordt toegekend als d</w:t>
+      </w:r>
+      <w:r>
+        <w:rPr>
+          <w:lang w:val="nl-NL"/>
+        </w:rPr>
+        <w:t>e primaire sleutel voor alle administratieve processen. In het netwerk van de grensarbeider is RvIG daarmee de Nederlandse tegenhanger van het Belgische Rijksregister.</w:t>
+      </w:r>
+    </w:p>
+    <w:p>
+      <w:pPr>
+        <w:pStyle w:val="Normaalweb"/>
+        <w:divId w:val="503590360"/>
+        <w:rPr>
+          <w:lang w:val="nl-NL"/>
+        </w:rPr>
+      </w:pPr>
+      <w:r>
+        <w:rPr>
+          <w:lang w:val="nl-NL"/>
+        </w:rPr>
+        <w:t xml:space="preserve">De frictie in dit dossier manifesteert zich op het snijvlak van twee nationale bevolkingsregisters. Wanneer een burger zich vanuit België in Nederland vestigt, is een geautomatiseerde overdracht van identiteitsgegevens tussen het Belgische Rijksregister en de Nederlandse BRP vereist. In de praktijk blijkt deze interstatelijke datalink echter niet automatisch te functioneren. De gemeente Hulst, als eerste inschrijvingsloket, voert de registratie uit, maar de koppeling met het Belgische bronregister verloopt </w:t>
+      </w:r>
+      <w:r>
+        <w:rPr>
+          <w:lang w:val="nl-NL"/>
+        </w:rPr>
+        <w:t>manueel en niet-traceerbaar. De burger moet zelf aantonen welke gegevens zijn overgedragen en welke niet *3*.</w:t>
+      </w:r>
+    </w:p>
+    <w:p>
+      <w:pPr>
+        <w:pStyle w:val="Normaalweb"/>
+        <w:divId w:val="503590360"/>
+        <w:rPr>
+          <w:lang w:val="nl-NL"/>
+        </w:rPr>
+      </w:pPr>
+      <w:r>
+        <w:rPr>
+          <w:lang w:val="nl-NL"/>
+        </w:rPr>
+        <w:t>Om deze lacune te onderzoeken dient de patiënt op 16 september 2026 een AVG-inzageverzoek in bij RvIG, gericht op de BRP-registratie en de bijbehorende internationale logbestanden uit 2014 *4*. Het verzoek betreft de elektronische mutaties, systeemstempels en metagegevens rondom de initiële inschrijving vanuit België. De eerste communicatie met de privacyjurist van RvIG verloopt moeizaam: de dienst verwijst naar de gemeente Hulst als bronhouder, terwijl de gemeente op haar beurt stelt dat de nationale doorg</w:t>
+      </w:r>
+      <w:r>
+        <w:rPr>
+          <w:lang w:val="nl-NL"/>
+        </w:rPr>
+        <w:t>ifte via de systemen van RvIG loopt *5*. Hierdoor ontstaat een bevoegdheidsvraag die dezelfde structuur vertoont als bij FOD IBZ aan Belgische zijde: geen van beide overheidsniveaus acht zich volledig verantwoordelijk voor de grensoverschrijdende datastroom.</w:t>
+      </w:r>
+    </w:p>
+    <w:p>
+      <w:pPr>
+        <w:pStyle w:val="Normaalweb"/>
+        <w:divId w:val="503590360"/>
+        <w:rPr>
+          <w:lang w:val="nl-NL"/>
+        </w:rPr>
+      </w:pPr>
+      <w:r>
+        <w:rPr>
+          <w:lang w:val="nl-NL"/>
+        </w:rPr>
+        <w:t>Op 1 oktober 2026 bevestigt RvIG de formele ontvangst van het gecorrigeerde inzageverzoek en zegt een inhoudelijk besluit toe uiterlijk op 16 oktober 2026 *6*. De uitkomst van dat besluit is op het moment van deze audit nog niet bekend. Wat de casus echter al heeft blootgelegd, is structureel: er bestaat geen geautomatiseerde, traceerbare synchronisatie tussen de Belgische en Nederlandse bevolkingsregisters bij een grensoverschrijdende verhuizing. De burger blijft afhankelijk van handmatige procedures om zi</w:t>
+      </w:r>
+      <w:r>
+        <w:rPr>
+          <w:lang w:val="nl-NL"/>
+        </w:rPr>
+        <w:t>jn eigen registratiegegevens over de grens kloppend te houden.</w:t>
+      </w:r>
+    </w:p>
+    <w:p>
+      <w:pPr>
+        <w:divId w:val="310906635"/>
         <w:rPr>
           <w:color w:val="555555"/>
           <w:sz w:val="20"/>
@@ -11366,416 +11426,12 @@
           <w:szCs w:val="20"/>
           <w:lang w:val="nl-NL"/>
         </w:rPr>
-        <w:t>*1* Verordening (EG) 883/2004, de basisverordening voor de coördinatie van de socialezekerheidsstelsels binnen de Europese Unie.</w:t>
-      </w:r>
-    </w:p>
-    <w:p>
-      <w:pPr>
-        <w:pStyle w:val="marker"/>
-        <w:ind w:left="800" w:right="800"/>
-        <w:divId w:val="788279977"/>
-        <w:rPr>
-          <w:lang w:val="nl-NL"/>
-        </w:rPr>
-      </w:pPr>
-      <w:r>
-        <w:br w:type="page"/>
-      </w:r>
-    </w:p>
-    <w:p>
-      <w:pPr>
-        <w:pStyle w:val="Kop3"/>
-        <w:divId w:val="788279977"/>
-        <w:rPr>
-          <w:rFonts w:eastAsia="Times New Roman"/>
-          <w:lang w:val="nl-NL"/>
-        </w:rPr>
-      </w:pPr>
-      <w:bookmarkStart w:id="57" w:name="_Toc241844863"/>
-      <w:r>
-        <w:rPr>
-          <w:rFonts w:eastAsia="Times New Roman"/>
-          <w:lang w:val="nl-NL"/>
-        </w:rPr>
-        <w:t>GRENSINFOPUNT (GIP)</w:t>
-      </w:r>
-      <w:bookmarkEnd w:id="57"/>
-    </w:p>
-    <w:p>
-      <w:pPr>
-        <w:pStyle w:val="subtitel"/>
-        <w:divId w:val="788279977"/>
-        <w:rPr>
-          <w:lang w:val="nl-NL"/>
-        </w:rPr>
-      </w:pPr>
-      <w:r>
-        <w:rPr>
-          <w:lang w:val="nl-NL"/>
-        </w:rPr>
-        <w:t>De Waarnemer Zonder Mandaat</w:t>
-      </w:r>
-    </w:p>
-    <w:p>
-      <w:pPr>
-        <w:pStyle w:val="Normaalweb"/>
-        <w:divId w:val="788279977"/>
-        <w:rPr>
-          <w:lang w:val="nl-NL"/>
-        </w:rPr>
-      </w:pPr>
-      <w:r>
-        <w:rPr>
-          <w:lang w:val="nl-NL"/>
-        </w:rPr>
-        <w:t>Het netwerk van GrensInfoPunten (GIP) is in het leven geroepen om de complexe wet- en regelgeving voor grensarbeiders te ontrafelen. Als advies- en informatienetwerk functioneren zij uitstekend: ze bieden een accuraat theoretisch overzicht van de rechten en plichten aan beide zijden van de grens. Echter, zodra de theorie vastloopt in een acute, praktische systeemcrisis, stuit ook deze organisatie op haar harde limieten.</w:t>
-      </w:r>
-    </w:p>
-    <w:p>
-      <w:pPr>
-        <w:pStyle w:val="Normaalweb"/>
-        <w:divId w:val="788279977"/>
-        <w:rPr>
-          <w:lang w:val="nl-NL"/>
-        </w:rPr>
-      </w:pPr>
-      <w:r>
-        <w:rPr>
-          <w:lang w:val="nl-NL"/>
-        </w:rPr>
-        <w:t>Wanneer de grensarbeider in het voorjaar van 2026 de GIP's in de grensregio raadpleegt over de systematische weigering van de Belgische en Nederlandse instanties om elkaars medische en fiscale data te erkennen, kan het loket slechts bevestigen dat de burger theoretisch gelijk heeft. Zij bevestigen mondeling de knelpunten, maar weigeren de casus formeel als grensbelemmering aan te melden bij Schakelpunt.eu, met een beroep op hun strikte neutraliteit ten opzichte van overheidsinstanties. Het orgaan dat ontwor</w:t>
-      </w:r>
-      <w:r>
-        <w:rPr>
-          <w:lang w:val="nl-NL"/>
-        </w:rPr>
-        <w:t>pen is om de grens te overbruggen, kiest voor de veilige positie van de neutrale waarnemer.</w:t>
-      </w:r>
-    </w:p>
-    <w:p>
-      <w:pPr>
-        <w:pStyle w:val="Normaalweb"/>
-        <w:divId w:val="788279977"/>
-        <w:rPr>
-          <w:lang w:val="nl-NL"/>
-        </w:rPr>
-      </w:pPr>
-      <w:r>
-        <w:rPr>
-          <w:lang w:val="nl-NL"/>
-        </w:rPr>
-        <w:t>Maar voor de burger die op dat moment medisch en financieel is vastgelopen, biedt deze signalering geen enkele operationele verlichting. Het GrensInfoPunt beschikt over nul uitvoerende macht. Zij kunnen geen enkel ministerie dwingen tot handelen, geen enkele uitkering lostrekken en geen enkele foutieve beslissing terugdraaien. Ze fungeren als uiterst vriendelijke routeplanners in een doolhof waarvan alle deuren elektronisch zijn vergrendeld door de natiestaat.</w:t>
-      </w:r>
-    </w:p>
-    <w:p>
-      <w:pPr>
-        <w:pStyle w:val="marker"/>
-        <w:ind w:left="800" w:right="800"/>
-        <w:divId w:val="788279977"/>
-        <w:rPr>
-          <w:lang w:val="nl-NL"/>
-        </w:rPr>
-      </w:pPr>
-      <w:r>
-        <w:br w:type="page"/>
-      </w:r>
-    </w:p>
-    <w:p>
-      <w:pPr>
-        <w:pStyle w:val="Kop3"/>
-        <w:divId w:val="788279977"/>
-        <w:rPr>
-          <w:rFonts w:eastAsia="Times New Roman"/>
-          <w:lang w:val="nl-NL"/>
-        </w:rPr>
-      </w:pPr>
-      <w:bookmarkStart w:id="58" w:name="_Toc241844864"/>
-      <w:r>
-        <w:rPr>
-          <w:rFonts w:eastAsia="Times New Roman"/>
-          <w:lang w:val="nl-NL"/>
-        </w:rPr>
-        <w:t>BENELUX UNIE</w:t>
-      </w:r>
-      <w:bookmarkEnd w:id="58"/>
-    </w:p>
-    <w:p>
-      <w:pPr>
-        <w:pStyle w:val="subtitel"/>
-        <w:divId w:val="788279977"/>
-        <w:rPr>
-          <w:lang w:val="nl-NL"/>
-        </w:rPr>
-      </w:pPr>
-      <w:r>
-        <w:rPr>
-          <w:lang w:val="nl-NL"/>
-        </w:rPr>
-        <w:t>De Diplomatieke Observatie en de Afwezige Praktijk</w:t>
-      </w:r>
-    </w:p>
-    <w:p>
-      <w:pPr>
-        <w:pStyle w:val="Normaalweb"/>
-        <w:divId w:val="788279977"/>
-        <w:rPr>
-          <w:lang w:val="nl-NL"/>
-        </w:rPr>
-      </w:pPr>
-      <w:r>
-        <w:rPr>
-          <w:lang w:val="nl-NL"/>
-        </w:rPr>
-        <w:t>De Benelux Unie profileert zich van oudsher als de absolute pionier van de grensoverschrijdende samenwerking en als de proeftuin voor Europese integratie. Wanneer deze intergouvernementele organisatie echter wordt geconfronteerd met het aanhoudende administratieve vacuüm tussen de Belgische en Nederlandse sociale zekerheid, wordt het verschil tussen macro-diplomatie en micro-realiteit onmiddellijk zichtbaar.</w:t>
-      </w:r>
-    </w:p>
-    <w:p>
-      <w:pPr>
-        <w:pStyle w:val="Normaalweb"/>
-        <w:divId w:val="788279977"/>
-        <w:rPr>
-          <w:lang w:val="nl-NL"/>
-        </w:rPr>
-      </w:pPr>
-      <w:r>
-        <w:rPr>
-          <w:lang w:val="nl-NL"/>
-        </w:rPr>
-        <w:t>De Benelux Unie functioneert in de kern uitsluitend als een overlegorgaan voor lidstaten. Zij produceren hoogwaardige verdragen, intentieverklaringen en academische studies over de arbeidsmarkt, maar zijn operationeel volledig onzichtbaar in de dagelijkse strijd van de grensarbeider. Er bestaat geen Benelux-noodloket dat een weigerend ziekenfonds ter verantwoording kan roepen of een vastgelopen fiscale datastroom kan deblokkeren.</w:t>
-      </w:r>
-    </w:p>
-    <w:p>
-      <w:pPr>
-        <w:pStyle w:val="Normaalweb"/>
-        <w:divId w:val="788279977"/>
-        <w:rPr>
-          <w:lang w:val="nl-NL"/>
-        </w:rPr>
-      </w:pPr>
-      <w:r>
-        <w:rPr>
-          <w:lang w:val="nl-NL"/>
-        </w:rPr>
-        <w:t>Wanneer acute dossiers escaleren, verwijst de Benelux Unie standaard terug naar precies die nationale kanalen en organen (zoals SOLVIT of de ombudsmannen) die eerder in de keten al gefaald hebben. Het orgaan bewijst daarmee dat het weliswaar grensoverschrijdende visies kan opstellen, maar niet bereid of bevoegd is om bindende interventies uit te voeren ter bescherming van de burgers in het hart van hun eigen verdragsgebied.</w:t>
-      </w:r>
-    </w:p>
-    <w:p>
-      <w:pPr>
-        <w:pStyle w:val="marker"/>
-        <w:ind w:left="800" w:right="800"/>
-        <w:divId w:val="788279977"/>
-        <w:rPr>
-          <w:lang w:val="nl-NL"/>
-        </w:rPr>
-      </w:pPr>
-      <w:r>
-        <w:br w:type="page"/>
-      </w:r>
-    </w:p>
-    <w:p>
-      <w:pPr>
-        <w:pStyle w:val="Kop3"/>
-        <w:divId w:val="788279977"/>
-        <w:rPr>
-          <w:rFonts w:eastAsia="Times New Roman"/>
-          <w:lang w:val="nl-NL"/>
-        </w:rPr>
-      </w:pPr>
-      <w:bookmarkStart w:id="59" w:name="_Toc241844865"/>
-      <w:r>
-        <w:rPr>
-          <w:rFonts w:eastAsia="Times New Roman"/>
-          <w:lang w:val="nl-NL"/>
-        </w:rPr>
-        <w:t>STRATEGISCHE BELANGENBEHARTIGING</w:t>
-      </w:r>
-      <w:bookmarkEnd w:id="59"/>
-    </w:p>
-    <w:p>
-      <w:pPr>
-        <w:pStyle w:val="subtitel"/>
-        <w:divId w:val="788279977"/>
-        <w:rPr>
-          <w:lang w:val="nl-NL"/>
-        </w:rPr>
-      </w:pPr>
-      <w:r>
-        <w:rPr>
-          <w:lang w:val="nl-NL"/>
-        </w:rPr>
-        <w:t>De Trage Molens van het Algemeen Belang</w:t>
-      </w:r>
-    </w:p>
-    <w:p>
-      <w:pPr>
-        <w:pStyle w:val="Normaalweb"/>
-        <w:divId w:val="788279977"/>
-        <w:rPr>
-          <w:lang w:val="nl-NL"/>
-        </w:rPr>
-      </w:pPr>
-      <w:r>
-        <w:rPr>
-          <w:lang w:val="nl-NL"/>
-        </w:rPr>
-        <w:t>Naast de overheid opereren er diverse niet-gouvernementele organisaties (NGO's), patiëntenverenigingen en macro-vakbondskoepels die zich richten op de bescherming van kwetsbare groepen en grensarbeiders. Bij de aanbieding van de Systeem-Audit erkennen deze strategische belangenbehartigers direct de waarde van het dossier. Zij zien een perfect, gedocumenteerd patroon van institutioneel falen dat naadloos aansluit bij hun eigen politieke strijdpunten.</w:t>
-      </w:r>
-    </w:p>
-    <w:p>
-      <w:pPr>
-        <w:pStyle w:val="Normaalweb"/>
-        <w:divId w:val="788279977"/>
-        <w:rPr>
-          <w:lang w:val="nl-NL"/>
-        </w:rPr>
-      </w:pPr>
-      <w:r>
-        <w:rPr>
-          <w:lang w:val="nl-NL"/>
-        </w:rPr>
-        <w:t>De respons van deze laag toont echter de wrange realiteit van beleidsbeïnvloeding. Deze organisaties gebruiken de data graag als brandstof voor hun eigen lobbywerk. Het dossier wordt verwerkt in rapporten, als munitie gebruikt tijdens parlementaire hoorzittingen en dient als casestudy in strategisch overleg met ministeries. Dit proces, gericht op toekomstige wetswijzigingen, kent echter een tijdshorizon van vele jaren.</w:t>
-      </w:r>
-    </w:p>
-    <w:p>
-      <w:pPr>
-        <w:pStyle w:val="Normaalweb"/>
-        <w:divId w:val="788279977"/>
-        <w:rPr>
-          <w:lang w:val="nl-NL"/>
-        </w:rPr>
-      </w:pPr>
-      <w:r>
-        <w:rPr>
-          <w:lang w:val="nl-NL"/>
-        </w:rPr>
-        <w:t>Voor de individuele burger, die hier en nu vastzit zonder inkomsten en verstrikt is in een administratief web, biedt deze belangenbehartiging geen enkele curatieve oplossing. Er is geen 'quick response team' dat actueel ingrijpt. De patiënt wordt hiermee gereduceerd tot een nuttig beleidsinstrument voor de lange termijn, maar wordt voor de kortetermijnoplossing volledig aan zijn lot overgelaten.</w:t>
-      </w:r>
-    </w:p>
-    <w:p>
-      <w:pPr>
-        <w:pStyle w:val="marker"/>
-        <w:ind w:left="800" w:right="800"/>
-        <w:divId w:val="788279977"/>
-        <w:rPr>
-          <w:lang w:val="nl-NL"/>
-        </w:rPr>
-      </w:pPr>
-      <w:r>
-        <w:br w:type="page"/>
-      </w:r>
-    </w:p>
-    <w:p>
-      <w:pPr>
-        <w:pStyle w:val="Kop3"/>
-        <w:divId w:val="788279977"/>
-        <w:rPr>
-          <w:rFonts w:eastAsia="Times New Roman"/>
-          <w:lang w:val="nl-NL"/>
-        </w:rPr>
-      </w:pPr>
-      <w:bookmarkStart w:id="60" w:name="_Toc241844866"/>
-      <w:r>
-        <w:rPr>
-          <w:rFonts w:eastAsia="Times New Roman"/>
-          <w:lang w:val="nl-NL"/>
-        </w:rPr>
-        <w:t>ACADEMISCHE OBSERVATIELAAG</w:t>
-      </w:r>
-      <w:bookmarkEnd w:id="60"/>
-    </w:p>
-    <w:p>
-      <w:pPr>
-        <w:pStyle w:val="subtitel"/>
-        <w:divId w:val="788279977"/>
-        <w:rPr>
-          <w:lang w:val="nl-NL"/>
-        </w:rPr>
-      </w:pPr>
-      <w:r>
-        <w:rPr>
-          <w:lang w:val="nl-NL"/>
-        </w:rPr>
-        <w:t>De Retrospectieve Analyse van een Crisis</w:t>
-      </w:r>
-    </w:p>
-    <w:p>
-      <w:pPr>
-        <w:pStyle w:val="Normaalweb"/>
-        <w:divId w:val="788279977"/>
-        <w:rPr>
-          <w:lang w:val="nl-NL"/>
-        </w:rPr>
-      </w:pPr>
-      <w:r>
-        <w:rPr>
-          <w:lang w:val="nl-NL"/>
-        </w:rPr>
-        <w:t xml:space="preserve">Wetenschappelijke instituten, universitaire faculteiten voor sociaal recht en gespecialiseerde kenniscentra voor grenseffecten hebben binnen de rechtsstaat de taak om wetgeving te toetsen aan de maatschappelijke uitvoeringspraktijk. Zij analyseren structurele knelpunten in de sociale zekerheid en publiceren rapportages voor nationale parlementen en de Europese Commissie. Wanneer de gedocumenteerde Systeem-Audit in het voorjaar van 2026 bij diverse Nederlandse en Belgische universiteiten wordt ingediend als </w:t>
-      </w:r>
-      <w:r>
-        <w:rPr>
-          <w:lang w:val="nl-NL"/>
-        </w:rPr>
-        <w:t>actuele casuïstiek van een transnationaal bevoegdheidsvacuüm, blijft een inhoudelijke reactie aanvankelijk volledig uit. De academische infrastructuur is primair ingericht op retrospectief onderzoek binnen afgebakende onderzoeksprogramma's en beschikt niet over een operationeel protocol om een lopende, individuele systeemblokkade in real-time te onderzoeken.</w:t>
-      </w:r>
-    </w:p>
-    <w:p>
-      <w:pPr>
-        <w:pStyle w:val="Normaalweb"/>
-        <w:divId w:val="788279977"/>
-        <w:rPr>
-          <w:lang w:val="nl-NL"/>
-        </w:rPr>
-      </w:pPr>
-      <w:r>
-        <w:rPr>
-          <w:lang w:val="nl-NL"/>
-        </w:rPr>
-        <w:t>Deze radiostilte wordt in september 2026 doorbroken wanneer het geactualiseerde dossier het niveau van specifieke grensarbeid-expertise bereikt. Na een eerste bevestiging van dossierstudie door een hoogleraar aan een grensoverschrijdend onderzoeksinstituut, volgt een diepgaande inhoudelijke analyse door een onafhankelijk onderzoeker met een decennialange staat van dienst in grensoverschrijdende procedures. In deze uitwisseling wordt de casus niet langer als een geïsoleerd incident behandeld, maar getoetst a</w:t>
-      </w:r>
-      <w:r>
-        <w:rPr>
-          <w:lang w:val="nl-NL"/>
-        </w:rPr>
-        <w:t>an de wisselwerking tussen de Europese coördinatieverordening *1*, de verordening inzake het vrij verkeer van werknemers *2* en de vaste rechtspraak van het Hof van Justitie over fiscale en sociale gelijke behandeling over de grens *3*. Daarbij wordt tevens aan de hand van officiële correspondentie van de Europese Commissie gedocumenteerd dat formele inbreukklachten tegen België en Vlaanderen over de uitsluiting van grensarbeiders bij sociale voordelen en het Groeipakket al sinds 2022 en 2023 in een onderzo</w:t>
-      </w:r>
-      <w:r>
-        <w:rPr>
-          <w:lang w:val="nl-NL"/>
-        </w:rPr>
-        <w:t>eksfase verkeren zonder definitief besluit.</w:t>
-      </w:r>
-    </w:p>
-    <w:p>
-      <w:pPr>
-        <w:pStyle w:val="Normaalweb"/>
-        <w:divId w:val="788279977"/>
-        <w:rPr>
-          <w:lang w:val="nl-NL"/>
-        </w:rPr>
-      </w:pPr>
-      <w:r>
-        <w:rPr>
-          <w:lang w:val="nl-NL"/>
-        </w:rPr>
-        <w:t>De interactie met de onderzoekswereld verschuift van passieve observatie naar actieve verificatie wanneer de onderzoeker de exacte medische en fiscale parameters van het dossier via een anonieme steekproef voorlegt aan de Belgische belastingdienst voor niet-inwoners. De belastingadministratie bevestigt in deze steekproef schriftelijk dat bij het ontbreken van een Nederlands vervangingsinkomen boven de wettelijke drempel het spontaan toevoegen van medische verklaringen bij de aangifte een geldige route vormt</w:t>
-      </w:r>
-      <w:r>
-        <w:rPr>
-          <w:lang w:val="nl-NL"/>
-        </w:rPr>
-        <w:t xml:space="preserve"> om de fiscale handicapstatus naar Belgisch recht aan te tonen. Tegelijkertijd legt deze academische validatie de operationele grens van de wetenschap bloot. Hoewel het onderzoek bevestigt dat nationale uitvoeringsorganen vastlopen op het ontbreken van digitale standaardsjablonen voor grensarbeiders met een medische beperking, bezit de academische laag geen uitvoerende of afdwingende bevoegdheid. De wetenschappelijke bevestiging van de weeffout opent geen gesloten databanken zoals de Kruispuntbank van de So</w:t>
-      </w:r>
-      <w:r>
-        <w:rPr>
-          <w:lang w:val="nl-NL"/>
-        </w:rPr>
-        <w:t>ciale Zekerheid en voorkomt evenmin dat een geslaagde fiscale correctie in het werkland via een gewijzigd inkomen nieuwe herberekeningen of terugvorderingen uitlokt bij inkomensafhankelijke regelingen aan beide zijden van de grens.</w:t>
-      </w:r>
-    </w:p>
-    <w:p>
-      <w:pPr>
-        <w:divId w:val="1815484067"/>
+        <w:t>*1* Rijksdienst voor Identiteitsgegevens: landelijke beheerder van de Basisregistratie Personen (BRP).</w:t>
+      </w:r>
+    </w:p>
+    <w:p>
+      <w:pPr>
+        <w:divId w:val="310906635"/>
         <w:rPr>
           <w:color w:val="555555"/>
           <w:sz w:val="20"/>
@@ -11790,12 +11446,12 @@
           <w:szCs w:val="20"/>
           <w:lang w:val="nl-NL"/>
         </w:rPr>
-        <w:t>*1* Verordening (EG) nr. 883/2004 (inclusief Bijlage X inzake bijzondere niet op premie- of bijdragebetaling berustende prestaties).</w:t>
-      </w:r>
-    </w:p>
-    <w:p>
-      <w:pPr>
-        <w:divId w:val="1815484067"/>
+        <w:t>*2* RvIG verstrekt identiteitsgegevens aan Nederlandse overheidsinstanties; het Burgerservicenummer (BSN) wordt via de BRP toegekend.</w:t>
+      </w:r>
+    </w:p>
+    <w:p>
+      <w:pPr>
+        <w:divId w:val="310906635"/>
         <w:rPr>
           <w:color w:val="555555"/>
           <w:sz w:val="20"/>
@@ -11810,12 +11466,12 @@
           <w:szCs w:val="20"/>
           <w:lang w:val="nl-NL"/>
         </w:rPr>
-        <w:t>*2* Artikel 7, lid 2 van Verordening (EU) nr. 492/2011 betreffende het vrije verkeer van werknemers binnen de Unie.</w:t>
-      </w:r>
-    </w:p>
-    <w:p>
-      <w:pPr>
-        <w:divId w:val="1815484067"/>
+        <w:t>*3* Entry 01-10-2026: de gemeente Hulst verwijst voor de internationale logbestanden naar RvIG; RvIG verwijst terug naar de gemeente als bronhouder.</w:t>
+      </w:r>
+    </w:p>
+    <w:p>
+      <w:pPr>
+        <w:divId w:val="310906635"/>
         <w:rPr>
           <w:color w:val="555555"/>
           <w:sz w:val="20"/>
@@ -11830,236 +11486,12 @@
           <w:szCs w:val="20"/>
           <w:lang w:val="nl-NL"/>
         </w:rPr>
-        <w:t>*3* Waaronder het Schumacker-arrest (C-279/93, 90%-norm), het arrest-Hendrix (C-385/17) en het arrest-Chefquet.</w:t>
-      </w:r>
-    </w:p>
-    <w:p>
-      <w:pPr>
-        <w:pStyle w:val="marker"/>
-        <w:ind w:left="800" w:right="800"/>
-        <w:divId w:val="788279977"/>
-        <w:rPr>
-          <w:lang w:val="nl-NL"/>
-        </w:rPr>
-      </w:pPr>
-      <w:r>
-        <w:br w:type="page"/>
-      </w:r>
-    </w:p>
-    <w:p>
-      <w:pPr>
-        <w:pStyle w:val="Kop3"/>
-        <w:divId w:val="788279977"/>
-        <w:rPr>
-          <w:rFonts w:eastAsia="Times New Roman"/>
-          <w:lang w:val="nl-NL"/>
-        </w:rPr>
-      </w:pPr>
-      <w:bookmarkStart w:id="61" w:name="_Toc241844867"/>
-      <w:r>
-        <w:rPr>
-          <w:rFonts w:eastAsia="Times New Roman"/>
-          <w:lang w:val="nl-NL"/>
-        </w:rPr>
-        <w:t>MEDIA &amp; PUBLIEKE INTELLECTUELEN</w:t>
-      </w:r>
-      <w:bookmarkEnd w:id="61"/>
-    </w:p>
-    <w:p>
-      <w:pPr>
-        <w:pStyle w:val="subtitel"/>
-        <w:divId w:val="788279977"/>
-        <w:rPr>
-          <w:lang w:val="nl-NL"/>
-        </w:rPr>
-      </w:pPr>
-      <w:r>
-        <w:rPr>
-          <w:lang w:val="nl-NL"/>
-        </w:rPr>
-        <w:t>De Vluchtige Resonantie van Schande</w:t>
-      </w:r>
-    </w:p>
-    <w:p>
-      <w:pPr>
-        <w:pStyle w:val="Normaalweb"/>
-        <w:divId w:val="788279977"/>
-        <w:rPr>
-          <w:lang w:val="nl-NL"/>
-        </w:rPr>
-      </w:pPr>
-      <w:r>
-        <w:rPr>
-          <w:lang w:val="nl-NL"/>
-        </w:rPr>
-        <w:t>Wanneer de juridische en politieke wegen afgesloten zijn, is de publieke opinie vaak het laatste redmiddel. De nationale pers, onderzoeksjournalisten en publieke columnisten hebben een natuurlijke interesse in verhalen over burgers die vermorzeld worden door falende algoritmes en weigerende instanties. De complexiteit en de brute onrechtvaardigheid van dit grensoverschrijdende dossier vormen een perfecte casus voor maatschappelijke verontwaardiging.</w:t>
-      </w:r>
-    </w:p>
-    <w:p>
-      <w:pPr>
-        <w:pStyle w:val="Normaalweb"/>
-        <w:divId w:val="788279977"/>
-        <w:rPr>
-          <w:lang w:val="nl-NL"/>
-        </w:rPr>
-      </w:pPr>
-      <w:r>
-        <w:rPr>
-          <w:lang w:val="nl-NL"/>
-        </w:rPr>
-        <w:t>De impact van media-aandacht is echter buitengewoon vluchtig. Een vlijmscherp artikel of een kritische column genereert kortstondige reputatieschade voor de betrokken instanties, wat soms kan leiden tot een plotselinge, geforceerde "coulanceregeling" voor dit ene, specifieke dossier om de PR-crisis te smoren. Het lost echter de onderliggende architectuurfout niet op.</w:t>
-      </w:r>
-    </w:p>
-    <w:p>
-      <w:pPr>
-        <w:pStyle w:val="Normaalweb"/>
-        <w:divId w:val="788279977"/>
-        <w:rPr>
-          <w:lang w:val="nl-NL"/>
-        </w:rPr>
-      </w:pPr>
-      <w:r>
-        <w:rPr>
-          <w:lang w:val="nl-NL"/>
-        </w:rPr>
-        <w:t>Belangrijker nog: algoritmes en geautomatiseerde beslisbomen in de kelders van ministeries lezen geen kranten. Zij trekken zich niets aan van opiniestukken. Zodra de nieuwscyclus twaalf uur later opschuift naar het volgende schandaal, verdwijnt de maatschappelijke druk. De frontoffice-medewerkers keren terug naar hun geprogrammeerde protocollen, de binaire uitsluitingen in de systemen blijven onaangeroerd, en de volgende grensarbeider valt exact in hetzelfde, nu geruisloze, gat.</w:t>
-      </w:r>
-    </w:p>
-    <w:p>
-      <w:pPr>
-        <w:pStyle w:val="marker"/>
-        <w:ind w:left="800" w:right="800"/>
-        <w:divId w:val="788279977"/>
-        <w:rPr>
-          <w:lang w:val="nl-NL"/>
-        </w:rPr>
-      </w:pPr>
-      <w:r>
-        <w:br w:type="page"/>
-      </w:r>
-    </w:p>
-    <w:p>
-      <w:pPr>
-        <w:pStyle w:val="Kop1"/>
-        <w:divId w:val="788279977"/>
-        <w:rPr>
-          <w:rFonts w:eastAsia="Times New Roman"/>
-          <w:lang w:val="nl-NL"/>
-        </w:rPr>
-      </w:pPr>
-      <w:bookmarkStart w:id="62" w:name="_Toc241844868"/>
-      <w:r>
-        <w:rPr>
-          <w:rFonts w:eastAsia="Times New Roman"/>
-          <w:lang w:val="nl-NL"/>
-        </w:rPr>
-        <w:t>IV. Europa</w:t>
-      </w:r>
-      <w:bookmarkEnd w:id="62"/>
-    </w:p>
-    <w:p>
-      <w:pPr>
-        <w:pStyle w:val="Kop3"/>
-        <w:divId w:val="788279977"/>
-        <w:rPr>
-          <w:rFonts w:eastAsia="Times New Roman"/>
-          <w:lang w:val="nl-NL"/>
-        </w:rPr>
-      </w:pPr>
-      <w:bookmarkStart w:id="63" w:name="_Toc241844869"/>
-      <w:r>
-        <w:rPr>
-          <w:rFonts w:eastAsia="Times New Roman"/>
-          <w:lang w:val="nl-NL"/>
-        </w:rPr>
-        <w:t>EUROPESE COMMISSIE</w:t>
-      </w:r>
-      <w:bookmarkEnd w:id="63"/>
-    </w:p>
-    <w:p>
-      <w:pPr>
-        <w:pStyle w:val="subtitel"/>
-        <w:divId w:val="788279977"/>
-        <w:rPr>
-          <w:lang w:val="nl-NL"/>
-        </w:rPr>
-      </w:pPr>
-      <w:r>
-        <w:rPr>
-          <w:lang w:val="nl-NL"/>
-        </w:rPr>
-        <w:t>De Architect Zonder Operationele Slagkracht</w:t>
-      </w:r>
-    </w:p>
-    <w:p>
-      <w:pPr>
-        <w:pStyle w:val="Normaalweb"/>
-        <w:divId w:val="788279977"/>
-        <w:rPr>
-          <w:lang w:val="nl-NL"/>
-        </w:rPr>
-      </w:pPr>
-      <w:r>
-        <w:rPr>
-          <w:lang w:val="nl-NL"/>
-        </w:rPr>
-        <w:t>De Europese Commissie is de architect van het systeem. Zij schrijft de dwingende wetgeving die garandeert dat grensarbeiders niet tussen wal en schip mogen vallen *1*. Wanneer de gedupeerde burger de Commissie echter wijst op het feit dat zowel België als Nederland deze wetten in de praktijk openlijk negeren, toont de architect zich volstrekt machteloos op het microniveau.</w:t>
-      </w:r>
-    </w:p>
-    <w:p>
-      <w:pPr>
-        <w:pStyle w:val="Normaalweb"/>
-        <w:divId w:val="788279977"/>
-        <w:rPr>
-          <w:lang w:val="nl-NL"/>
-        </w:rPr>
-      </w:pPr>
-      <w:r>
-        <w:rPr>
-          <w:lang w:val="nl-NL"/>
-        </w:rPr>
-        <w:t>Om deze bestuurlijke patstelling te doorbreken, wordt het dossier via een formele klacht geëscaleerd naar het Directoraat-generaal Werkgelegenheid, Sociale Zaken en Inclusie (DG EMPL). De klacht legt de structurele leemtes in de Europese verordeningen en de falende nationale uitvoering genadeloos bloot. DG EMPL bevestigt de theorie, maar ontbeert elke operationele bevoegdheid of afdwingbare machtsknop om een lokaal ziekenfonds of uitkeringsinstantie direct te corrigeren.</w:t>
-      </w:r>
-    </w:p>
-    <w:p>
-      <w:pPr>
-        <w:pStyle w:val="Normaalweb"/>
-        <w:divId w:val="788279977"/>
-        <w:rPr>
-          <w:lang w:val="nl-NL"/>
-        </w:rPr>
-      </w:pPr>
-      <w:r>
-        <w:rPr>
-          <w:lang w:val="nl-NL"/>
-        </w:rPr>
-        <w:t>De Commissie mag niet ingrijpen in een individueel dossier. Het enige wapen dat zij bezit, is het opstarten van een zogenaamde inbreukprocedure tegen een falende lidstaat. Dit is echter een loodzwaar politiek en juridisch traject dat vele jaren in beslag neemt. Voor de burger die vandaag zonder inkomen zit omdat een grenscomputer hapert, biedt de Commissie daarmee enkel hoogdravende theorieën zonder enige praktische bescherming.</w:t>
-      </w:r>
-    </w:p>
-    <w:p>
-      <w:pPr>
-        <w:pStyle w:val="Normaalweb"/>
-        <w:divId w:val="788279977"/>
-        <w:rPr>
-          <w:lang w:val="nl-NL"/>
-        </w:rPr>
-      </w:pPr>
-      <w:r>
-        <w:rPr>
-          <w:lang w:val="nl-NL"/>
-        </w:rPr>
-        <w:t>Wat op 25 september 2026 in het dossier komt, is dat de Commissie al sinds 2022 en 2023 meerdere inbreukklachten tegen België en Vlaanderen onderzoekt. Het gaat om klachten over de Vlaamse jobbonus, de studiefinanciering en het Groeipakket, alle drie onder Verordening 492/2011 over het vrij verkeer van werknemers. De Commissie heeft in al die jaren geen definitief besluit genomen — wat betekent dat de klachten nog open zijn. De klacht van dit gezin is geen geïsoleerd geval, maar sluit aan bij een reeks klac</w:t>
-      </w:r>
-      <w:r>
-        <w:rPr>
-          <w:lang w:val="nl-NL"/>
-        </w:rPr>
-        <w:t>hten die al jaren loopt.</w:t>
-      </w:r>
-    </w:p>
-    <w:p>
-      <w:pPr>
-        <w:divId w:val="13313895"/>
+        <w:t>*4* Entry 16-09-2026: indiening AVG-inzageverzoek BRP-registratie en internationale logbestanden 2014.</w:t>
+      </w:r>
+    </w:p>
+    <w:p>
+      <w:pPr>
+        <w:divId w:val="310906635"/>
         <w:rPr>
           <w:color w:val="555555"/>
           <w:sz w:val="20"/>
@@ -12074,110 +11506,12 @@
           <w:szCs w:val="20"/>
           <w:lang w:val="nl-NL"/>
         </w:rPr>
-        <w:t>*1* Verordening (EG) 883/2004, de hoeksteen van het vrije verkeer van werknemers die lidstaten verplicht elkaars sociale zekerheidstijdvakken naadloos over te nemen.</w:t>
-      </w:r>
-    </w:p>
-    <w:p>
-      <w:pPr>
-        <w:pStyle w:val="marker"/>
-        <w:ind w:left="800" w:right="800"/>
-        <w:divId w:val="788279977"/>
-        <w:rPr>
-          <w:lang w:val="nl-NL"/>
-        </w:rPr>
-      </w:pPr>
-      <w:r>
-        <w:br w:type="page"/>
-      </w:r>
-    </w:p>
-    <w:p>
-      <w:pPr>
-        <w:pStyle w:val="Kop3"/>
-        <w:divId w:val="788279977"/>
-        <w:rPr>
-          <w:rFonts w:eastAsia="Times New Roman"/>
-          <w:lang w:val="nl-NL"/>
-        </w:rPr>
-      </w:pPr>
-      <w:bookmarkStart w:id="64" w:name="_Toc241844870"/>
-      <w:r>
-        <w:rPr>
-          <w:rFonts w:eastAsia="Times New Roman"/>
-          <w:lang w:val="nl-NL"/>
-        </w:rPr>
-        <w:t>EUROPEES HOF VOOR DE RECHTEN VAN DE MENS (EHRM)</w:t>
-      </w:r>
-      <w:bookmarkEnd w:id="64"/>
-    </w:p>
-    <w:p>
-      <w:pPr>
-        <w:pStyle w:val="subtitel"/>
-        <w:divId w:val="788279977"/>
-        <w:rPr>
-          <w:lang w:val="nl-NL"/>
-        </w:rPr>
-      </w:pPr>
-      <w:r>
-        <w:rPr>
-          <w:lang w:val="nl-NL"/>
-        </w:rPr>
-        <w:t>Het Onbereikbare Gelijk</w:t>
-      </w:r>
-    </w:p>
-    <w:p>
-      <w:pPr>
-        <w:pStyle w:val="Normaalweb"/>
-        <w:divId w:val="788279977"/>
-        <w:rPr>
-          <w:lang w:val="nl-NL"/>
-        </w:rPr>
-      </w:pPr>
-      <w:r>
-        <w:rPr>
-          <w:lang w:val="nl-NL"/>
-        </w:rPr>
-        <w:t>Wanneer natiestaten door systematische uitsluiting de burger zijn inkomen en sociale rechten ontnemen, raakt dit aan fundamentele mensenrechten, zoals de bescherming van eigendom en een eerlijk proces *1*. Het Europees Hof voor de Rechten van de Mens (EHRM) in Straatsburg is opgericht om hiertegen op te treden. In de praktijk is deze hoogste rechtszaal voor een medisch en financieel uitgeputte burger echter een fata morgana.</w:t>
-      </w:r>
-    </w:p>
-    <w:p>
-      <w:pPr>
-        <w:pStyle w:val="Normaalweb"/>
-        <w:divId w:val="788279977"/>
-        <w:rPr>
-          <w:lang w:val="nl-NL"/>
-        </w:rPr>
-      </w:pPr>
-      <w:r>
-        <w:rPr>
-          <w:lang w:val="nl-NL"/>
-        </w:rPr>
-        <w:t>Het Hof hanteert namelijk een ijzeren toegankelijkheidsregel: een klacht wordt pas in behandeling genomen nadat álle nationale juridische wegen zijn uitgeput. De burger moet dus eerst jarenlang procederen tot aan de hoogste nationale rechtbanken in zowel België als Nederland. Dit vereist tienduizenden euro's aan advocatenkosten en jarenlange fysieke en mentale veerkracht. De paradox is absoluut: het falende overheidssysteem stopt alle inkomsten, waardoor de burger de financiële middelen verliest die nodig z</w:t>
-      </w:r>
-      <w:r>
-        <w:rPr>
-          <w:lang w:val="nl-NL"/>
-        </w:rPr>
-        <w:t>ijn om exact datzelfde systeem bij het Europese Hof aan te vechten.</w:t>
-      </w:r>
-    </w:p>
-    <w:p>
-      <w:pPr>
-        <w:pStyle w:val="Normaalweb"/>
-        <w:divId w:val="788279977"/>
-        <w:rPr>
-          <w:lang w:val="nl-NL"/>
-        </w:rPr>
-      </w:pPr>
-      <w:r>
-        <w:rPr>
-          <w:lang w:val="nl-NL"/>
-        </w:rPr>
-        <w:t>Op 12 mei 2026 wordt het verzoekschrift per verzekerde post (Barcode LW024081984NL) naar de Griffier in Straatsburg verzonden. Op 18 juni 2026 verklaart het EHRM de klacht onontvankelijk en reduceert het transnationale probleem eenzijdig tot een geschil tegen de Belgische staat alleen.</w:t>
-      </w:r>
-    </w:p>
-    <w:p>
-      <w:pPr>
-        <w:divId w:val="746003613"/>
+        <w:t>*5* Entry 01-10-2026: RvIG sluit de initiële melding af en bevestigt de ontvangst van het gecorrigeerde inzageverzoek.</w:t>
+      </w:r>
+    </w:p>
+    <w:p>
+      <w:pPr>
+        <w:divId w:val="310906635"/>
         <w:rPr>
           <w:color w:val="555555"/>
           <w:sz w:val="20"/>
@@ -12192,14 +11526,14 @@
           <w:szCs w:val="20"/>
           <w:lang w:val="nl-NL"/>
         </w:rPr>
-        <w:t>*1* Verankerd in het Europees Verdrag voor de Rechten van de Mens (EVRM), in het bijzonder Artikel 1 van het Eerste Protocol (bescherming van eigendom, waaronder sociale uitkeringen vallen) en Artikel 6 (recht op een eerlijk proces).</w:t>
+        <w:t>*6* Besluittermijn: uiterlijk 16-10-2026.</w:t>
       </w:r>
     </w:p>
     <w:p>
       <w:pPr>
         <w:pStyle w:val="marker"/>
         <w:ind w:left="800" w:right="800"/>
-        <w:divId w:val="788279977"/>
+        <w:divId w:val="503590360"/>
         <w:rPr>
           <w:lang w:val="nl-NL"/>
         </w:rPr>
@@ -12210,392 +11544,117 @@
     </w:p>
     <w:p>
       <w:pPr>
+        <w:pStyle w:val="Kop1"/>
+        <w:divId w:val="503590360"/>
+        <w:rPr>
+          <w:rFonts w:eastAsia="Times New Roman"/>
+          <w:lang w:val="nl-NL"/>
+        </w:rPr>
+      </w:pPr>
+      <w:bookmarkStart w:id="56" w:name="_Toc241845102"/>
+      <w:r>
+        <w:rPr>
+          <w:rFonts w:eastAsia="Times New Roman"/>
+          <w:lang w:val="nl-NL"/>
+        </w:rPr>
+        <w:t>III. Overkoepelend, Bemiddeling &amp; Maatschappelijke Resonantie</w:t>
+      </w:r>
+      <w:bookmarkEnd w:id="56"/>
+    </w:p>
+    <w:p>
+      <w:pPr>
         <w:pStyle w:val="Kop3"/>
-        <w:divId w:val="788279977"/>
-        <w:rPr>
-          <w:rFonts w:eastAsia="Times New Roman"/>
-          <w:lang w:val="nl-NL"/>
-        </w:rPr>
-      </w:pPr>
-      <w:bookmarkStart w:id="65" w:name="_Toc241844871"/>
-      <w:r>
-        <w:rPr>
-          <w:rFonts w:eastAsia="Times New Roman"/>
-          <w:lang w:val="nl-NL"/>
-        </w:rPr>
-        <w:t>EUROPESE OMBUDSMAN</w:t>
-      </w:r>
-      <w:bookmarkEnd w:id="65"/>
+        <w:divId w:val="503590360"/>
+        <w:rPr>
+          <w:rFonts w:eastAsia="Times New Roman"/>
+          <w:lang w:val="nl-NL"/>
+        </w:rPr>
+      </w:pPr>
+      <w:bookmarkStart w:id="57" w:name="_Toc241845103"/>
+      <w:r>
+        <w:rPr>
+          <w:rFonts w:eastAsia="Times New Roman"/>
+          <w:lang w:val="nl-NL"/>
+        </w:rPr>
+        <w:t>SOLVIT</w:t>
+      </w:r>
+      <w:bookmarkEnd w:id="57"/>
     </w:p>
     <w:p>
       <w:pPr>
         <w:pStyle w:val="subtitel"/>
-        <w:divId w:val="788279977"/>
-        <w:rPr>
-          <w:lang w:val="nl-NL"/>
-        </w:rPr>
-      </w:pPr>
-      <w:r>
-        <w:rPr>
-          <w:lang w:val="nl-NL"/>
-        </w:rPr>
-        <w:t>De Procedurele Blinde Vlek</w:t>
-      </w:r>
-    </w:p>
-    <w:p>
-      <w:pPr>
-        <w:pStyle w:val="Normaalweb"/>
-        <w:divId w:val="788279977"/>
-        <w:rPr>
-          <w:lang w:val="nl-NL"/>
-        </w:rPr>
-      </w:pPr>
-      <w:r>
-        <w:rPr>
-          <w:lang w:val="nl-NL"/>
-        </w:rPr>
-        <w:t>De Europese Ombudsman presenteert zich als de waakhond tegen 'wanbeheer' in de Europese Unie. Als het Belgische ziekenfonds en het Nederlandse UWV de Europese wetgeving aan hun laars lappen, lijkt dit de logische plek voor een klacht. Echter, zodra de Systeem-Audit hier belandt, loopt deze onmiddellijk stuk op een procedurele afbakening.</w:t>
-      </w:r>
-    </w:p>
-    <w:p>
-      <w:pPr>
-        <w:pStyle w:val="Normaalweb"/>
-        <w:divId w:val="788279977"/>
-        <w:rPr>
-          <w:lang w:val="nl-NL"/>
-        </w:rPr>
-      </w:pPr>
-      <w:r>
-        <w:rPr>
-          <w:lang w:val="nl-NL"/>
-        </w:rPr>
-        <w:t>De Europese Ombudsman onderzoekt uitsluitend klachten over instellingen van de Europese Unie zélf (zoals fouten gemaakt door de Europese Commissie of het Parlement). Als een nationale instelling (zoals een lokaal ministerie) weigert een Europese verordening uit te voeren, verklaart de Europese Ombudsman zich per definitie onbevoegd. Men wordt simpelweg terugverwezen naar de Nationale Ombudsman, die — zoals eerder vastgesteld — de zaak eveneens weigert zolang er procedures lopen. De grensburger valt hierdoor</w:t>
-      </w:r>
-      <w:r>
-        <w:rPr>
-          <w:lang w:val="nl-NL"/>
-        </w:rPr>
-        <w:t xml:space="preserve"> precies in het procedurele gat tussen het nationale en het Europese toezicht: beide instanties kijken toe, maar geen van beiden acht zich bevoegd om op te treden.</w:t>
-      </w:r>
-    </w:p>
-    <w:p>
-      <w:pPr>
-        <w:pStyle w:val="Normaalweb"/>
-        <w:divId w:val="788279977"/>
-        <w:rPr>
-          <w:lang w:val="nl-NL"/>
-        </w:rPr>
-      </w:pPr>
-      <w:r>
-        <w:rPr>
-          <w:lang w:val="nl-NL"/>
-        </w:rPr>
-        <w:t>Op 5 mei 2026 verklaart de Europese Ombudsman (eenheid Zaakbehandeling) klacht 1044/2026/MV niet-ontvankelijk. De Ombudsman stelt dat SOLVIT een nationale overheidsdienst is en geen EU-instelling, en dat de Europese Commissie, ondanks haar coördinerende rol, geen toezichthoudende bevoegdheid heeft in individuele gevallen.</w:t>
-      </w:r>
-    </w:p>
-    <w:p>
-      <w:pPr>
-        <w:pStyle w:val="marker"/>
-        <w:ind w:left="800" w:right="800"/>
-        <w:divId w:val="788279977"/>
-        <w:rPr>
-          <w:lang w:val="nl-NL"/>
-        </w:rPr>
-      </w:pPr>
-      <w:r>
-        <w:br w:type="page"/>
-      </w:r>
-    </w:p>
-    <w:p>
-      <w:pPr>
-        <w:pStyle w:val="Kop3"/>
-        <w:divId w:val="788279977"/>
-        <w:rPr>
-          <w:rFonts w:eastAsia="Times New Roman"/>
-          <w:lang w:val="nl-NL"/>
-        </w:rPr>
-      </w:pPr>
-      <w:bookmarkStart w:id="66" w:name="_Toc241844872"/>
-      <w:r>
-        <w:rPr>
-          <w:rFonts w:eastAsia="Times New Roman"/>
-          <w:lang w:val="nl-NL"/>
-        </w:rPr>
-        <w:t>EUROPEES PARLEMENT</w:t>
-      </w:r>
-      <w:bookmarkEnd w:id="66"/>
-    </w:p>
-    <w:p>
-      <w:pPr>
-        <w:pStyle w:val="subtitel"/>
-        <w:divId w:val="788279977"/>
-        <w:rPr>
-          <w:lang w:val="nl-NL"/>
-        </w:rPr>
-      </w:pPr>
-      <w:r>
-        <w:rPr>
-          <w:lang w:val="nl-NL"/>
-        </w:rPr>
-        <w:t>De Democratische Echokamer en de Hoorzitting</w:t>
-      </w:r>
-    </w:p>
-    <w:p>
-      <w:pPr>
-        <w:pStyle w:val="Normaalweb"/>
-        <w:divId w:val="788279977"/>
-        <w:rPr>
-          <w:lang w:val="nl-NL"/>
-        </w:rPr>
-      </w:pPr>
-      <w:r>
-        <w:rPr>
-          <w:lang w:val="nl-NL"/>
-        </w:rPr>
-        <w:t>Het Europees Parlement vertegenwoordigt de stem van de burger. Via de specifieke Commissie Verzoekschriften (PETI) hebben EU-burgers een direct kanaal om structureel onrecht en de schending van het Europese recht aan te kaarten. Om de politieke stilte te doorbreken, wordt het systeemfalen hier formeel ingediend, inclusief een expliciete eis voor het houden van een parlementaire hoorzitting. Het doel is om de administratieve blokkade letterlijk een gezicht te geven en de verantwoordelijke beleidsmakers in Br</w:t>
-      </w:r>
-      <w:r>
-        <w:rPr>
-          <w:lang w:val="nl-NL"/>
-        </w:rPr>
-        <w:t>ussel fysiek te confronteren met de data.</w:t>
-      </w:r>
-    </w:p>
-    <w:p>
-      <w:pPr>
-        <w:pStyle w:val="Normaalweb"/>
-        <w:divId w:val="788279977"/>
-        <w:rPr>
-          <w:lang w:val="nl-NL"/>
-        </w:rPr>
-      </w:pPr>
-      <w:r>
-        <w:rPr>
-          <w:lang w:val="nl-NL"/>
-        </w:rPr>
-        <w:t>Hoewel deze commissie bevoegd en ontvankelijk is voor de systematische schending van grensarbeidersrechten, is het instrument in de praktijk veel te traag en machteloos om als effectief vangnet te dienen. Wanneer een dossier wordt geaccepteerd, kan het Parlement slechts een politieke echo produceren. Het kan vragen stellen aan de Europese Commissie, een resolutie aannemen of een brief sturen naar de falende lidstaat.</w:t>
-      </w:r>
-    </w:p>
-    <w:p>
-      <w:pPr>
-        <w:pStyle w:val="Normaalweb"/>
-        <w:divId w:val="788279977"/>
-        <w:rPr>
-          <w:lang w:val="nl-NL"/>
-        </w:rPr>
-      </w:pPr>
-      <w:r>
-        <w:rPr>
-          <w:lang w:val="nl-NL"/>
-        </w:rPr>
-        <w:t>Het Parlement bezit echter geen enkele rechterlijke of uitvoerende macht om een minister, het UWV of een ziekenfonds te dwingen de uitkeringen te hervatten of de datablokkade op te heffen. De parlementaire route via PETI biedt erkenning op de lange termijn en agendeert het probleem, maar laat de burger in het heden financieel bloeden.</w:t>
-      </w:r>
-    </w:p>
-    <w:p>
-      <w:pPr>
-        <w:pStyle w:val="Normaalweb"/>
-        <w:divId w:val="788279977"/>
-        <w:rPr>
-          <w:lang w:val="nl-NL"/>
-        </w:rPr>
-      </w:pPr>
-      <w:r>
-        <w:rPr>
-          <w:lang w:val="nl-NL"/>
-        </w:rPr>
-        <w:t>In september 2026 verschuift de status van het dossier. Op 25 september 2026 publiceert het Europees Parlement de officiële samenvatting van petitie 1034/2026 onder de beleidsterreinen Interne markt, Werkgelegenheid, Gezondheid, Sociale zaken en Grondrechten, met vermelding van België en Nederland als betrokken lidstaten. De petitie is vanaf dat moment openbaar op het petitieportaal en staat open voor medeondertekenaars. Het dossier is niet langer een privéklacht in een postbus, maar een formeel parlementai</w:t>
-      </w:r>
-      <w:r>
-        <w:rPr>
-          <w:lang w:val="nl-NL"/>
-        </w:rPr>
-        <w:t>r dossier dat door elke EU-burger kan worden ondertekend. Wat het Parlement echter niet kan, is een nationale uitvoeringsbeslissing terugdraaien — en dat blijft de fundamentele beperking.</w:t>
-      </w:r>
-    </w:p>
-    <w:p>
-      <w:pPr>
-        <w:pStyle w:val="marker"/>
-        <w:ind w:left="800" w:right="800"/>
-        <w:divId w:val="788279977"/>
-        <w:rPr>
-          <w:lang w:val="nl-NL"/>
-        </w:rPr>
-      </w:pPr>
-      <w:r>
-        <w:br w:type="page"/>
-      </w:r>
-    </w:p>
-    <w:p>
-      <w:pPr>
-        <w:pStyle w:val="Kop3"/>
-        <w:divId w:val="788279977"/>
-        <w:rPr>
-          <w:rFonts w:eastAsia="Times New Roman"/>
-          <w:lang w:val="nl-NL"/>
-        </w:rPr>
-      </w:pPr>
-      <w:bookmarkStart w:id="67" w:name="_Toc241844873"/>
-      <w:r>
-        <w:rPr>
-          <w:rFonts w:eastAsia="Times New Roman"/>
-          <w:lang w:val="nl-NL"/>
-        </w:rPr>
-        <w:t>EUROPESE RAAD</w:t>
-      </w:r>
-      <w:bookmarkEnd w:id="67"/>
-    </w:p>
-    <w:p>
-      <w:pPr>
-        <w:pStyle w:val="subtitel"/>
-        <w:divId w:val="788279977"/>
-        <w:rPr>
-          <w:lang w:val="nl-NL"/>
-        </w:rPr>
-      </w:pPr>
-      <w:r>
-        <w:rPr>
-          <w:lang w:val="nl-NL"/>
-        </w:rPr>
-        <w:t>De Onzichtbare Top</w:t>
-      </w:r>
-    </w:p>
-    <w:p>
-      <w:pPr>
-        <w:pStyle w:val="Normaalweb"/>
-        <w:divId w:val="788279977"/>
-        <w:rPr>
-          <w:lang w:val="nl-NL"/>
-        </w:rPr>
-      </w:pPr>
-      <w:r>
-        <w:rPr>
-          <w:lang w:val="nl-NL"/>
-        </w:rPr>
-        <w:t xml:space="preserve">De Europese Raad, bestaande uit de regeringsleiders van alle lidstaten, bepaalt de algemene politieke richting van de Europese Unie. Binnen deze macro-architectuur bestaat de individuele grensarbeider simpelweg niet. </w:t>
-      </w:r>
-    </w:p>
-    <w:p>
-      <w:pPr>
-        <w:pStyle w:val="Normaalweb"/>
-        <w:divId w:val="788279977"/>
-        <w:rPr>
-          <w:lang w:val="nl-NL"/>
-        </w:rPr>
-      </w:pPr>
-      <w:r>
-        <w:rPr>
-          <w:lang w:val="nl-NL"/>
-        </w:rPr>
-        <w:t xml:space="preserve">De Raad zet abstracte doelen op papier, zoals 'een naadloze interne markt' of 'digitale gegevensuitwisseling in 2030'. Ze zijn volstrekt losgekoppeld van de uitvoerende rampen die ontstaan wanneer hun politieke idealen botsen op de formele, nationale systemen van hun eigen thuislanden. Elke poging tot escalatie richting dit orgaan is bij voorbaat zinloos, omdat het instituut zo ver verwijderd is van de dagelijkse bestuurlijke modder, dat ze geen mechanismen hebben ingebouwd om individueel onrecht überhaupt </w:t>
-      </w:r>
-      <w:r>
-        <w:rPr>
-          <w:lang w:val="nl-NL"/>
-        </w:rPr>
-        <w:t>te registreren, laat staan te repareren.</w:t>
-      </w:r>
-    </w:p>
-    <w:p>
-      <w:pPr>
-        <w:pStyle w:val="marker"/>
-        <w:ind w:left="800" w:right="800"/>
-        <w:divId w:val="788279977"/>
-        <w:rPr>
-          <w:lang w:val="nl-NL"/>
-        </w:rPr>
-      </w:pPr>
-      <w:r>
-        <w:br w:type="page"/>
-      </w:r>
-    </w:p>
-    <w:p>
-      <w:pPr>
-        <w:pStyle w:val="Kop3"/>
-        <w:divId w:val="788279977"/>
-        <w:rPr>
-          <w:rFonts w:eastAsia="Times New Roman"/>
-          <w:lang w:val="nl-NL"/>
-        </w:rPr>
-      </w:pPr>
-      <w:bookmarkStart w:id="68" w:name="_Toc241844874"/>
-      <w:r>
-        <w:rPr>
-          <w:rFonts w:eastAsia="Times New Roman"/>
-          <w:lang w:val="nl-NL"/>
-        </w:rPr>
-        <w:t>EUROPESE ARBEIDSAUTORITEIT (ELA)</w:t>
-      </w:r>
-      <w:bookmarkEnd w:id="68"/>
-    </w:p>
-    <w:p>
-      <w:pPr>
-        <w:pStyle w:val="subtitel"/>
-        <w:divId w:val="788279977"/>
-        <w:rPr>
-          <w:lang w:val="nl-NL"/>
-        </w:rPr>
-      </w:pPr>
-      <w:r>
-        <w:rPr>
-          <w:lang w:val="nl-NL"/>
-        </w:rPr>
-        <w:t>De Gesloten Nooduitgang</w:t>
-      </w:r>
-    </w:p>
-    <w:p>
-      <w:pPr>
-        <w:pStyle w:val="Normaalweb"/>
-        <w:divId w:val="788279977"/>
-        <w:rPr>
-          <w:lang w:val="nl-NL"/>
-        </w:rPr>
-      </w:pPr>
-      <w:r>
-        <w:rPr>
-          <w:lang w:val="nl-NL"/>
-        </w:rPr>
-        <w:t>De Europese Arbeidsautoriteit (ELA) is specifiek in het leven geroepen om exacte situaties zoals deze op te lossen: het faciliteren van eerlijke arbeidsmobiliteit en het bemiddelen bij grensoverschrijdende geschillen over sociale zekerheid. Dit zou in theorie de krachtige bemiddelaar moeten zijn die over de nationale grenzen heen grijpt. De praktijk onthult echter een stuitende weeffout in het eigen ontwerp.</w:t>
-      </w:r>
-    </w:p>
-    <w:p>
-      <w:pPr>
-        <w:pStyle w:val="Normaalweb"/>
-        <w:divId w:val="788279977"/>
-        <w:rPr>
-          <w:lang w:val="nl-NL"/>
-        </w:rPr>
-      </w:pPr>
-      <w:r>
-        <w:rPr>
-          <w:lang w:val="nl-NL"/>
-        </w:rPr>
-        <w:t xml:space="preserve">Wanneer de burger en de partner, geconfronteerd met weigerende natiestaten, de ELA formeel vragen om tussenbeide te komen, sluit de Autoriteit de deuren. De ELA hanteert namelijk de keiharde regel dat zij uitsluitend bemiddelt op verzoek van de nationale overheden zélf *1*. Individuele burgers mogen geen zaken aandragen. Dit creëert de meest problematische gesloten cirkel van het volledige dossier: de burger heeft de ELA nodig omdát de nationale overheden weigeren samen te werken, maar de ELA weigert op te </w:t>
-      </w:r>
-      <w:r>
-        <w:rPr>
-          <w:lang w:val="nl-NL"/>
-        </w:rPr>
-        <w:t xml:space="preserve">treden totdát diezelfde weigerende overheden daar gezamenlijk om vragen. </w:t>
-      </w:r>
-    </w:p>
-    <w:p>
-      <w:pPr>
-        <w:pStyle w:val="Normaalweb"/>
-        <w:divId w:val="788279977"/>
-        <w:rPr>
-          <w:lang w:val="nl-NL"/>
-        </w:rPr>
-      </w:pPr>
-      <w:r>
-        <w:rPr>
-          <w:lang w:val="nl-NL"/>
-        </w:rPr>
-        <w:t>Zelfs een formele poging in de nazomer van 2026 om SOLVIT in te zetten als doorgeefluik om dit obstakel te omzeilen, wordt geblokkeerd. Hiermee objectiveert de ELA haar eigen machteloosheid: het speciaal gebouwde Europese controleorgaan is volledig onbereikbaar gemaakt voor de mensen die het moet beschermen.</w:t>
-      </w:r>
-    </w:p>
-    <w:p>
-      <w:pPr>
-        <w:divId w:val="1408184693"/>
+        <w:divId w:val="503590360"/>
+        <w:rPr>
+          <w:lang w:val="nl-NL"/>
+        </w:rPr>
+      </w:pPr>
+      <w:r>
+        <w:rPr>
+          <w:lang w:val="nl-NL"/>
+        </w:rPr>
+        <w:t>De Illusie van Europese Bemiddeling en de Tandeloze Tijger</w:t>
+      </w:r>
+    </w:p>
+    <w:p>
+      <w:pPr>
+        <w:pStyle w:val="Normaalweb"/>
+        <w:divId w:val="503590360"/>
+        <w:rPr>
+          <w:lang w:val="nl-NL"/>
+        </w:rPr>
+      </w:pPr>
+      <w:r>
+        <w:rPr>
+          <w:lang w:val="nl-NL"/>
+        </w:rPr>
+        <w:t>Wanneer twee natiestaten weigeren elkaars data te accepteren, is SOLVIT het officiële Europese vangnet. Dit netwerk, opgericht door de Europese Commissie, is specifiek bedoeld om grensoverschrijdende problemen van burgers met overheidsinstanties informeel en snel op te lossen, zonder tussenkomst van een rechter. In januari 2026 wordt er gelijktijdig een formeel verzoek ingediend bij zowel SOLVIT Nederland als SOLVIT België, ondersteund door de volledige empirische datamatrix van de systeemblokkades.</w:t>
+      </w:r>
+    </w:p>
+    <w:p>
+      <w:pPr>
+        <w:pStyle w:val="Normaalweb"/>
+        <w:divId w:val="503590360"/>
+        <w:rPr>
+          <w:lang w:val="nl-NL"/>
+        </w:rPr>
+      </w:pPr>
+      <w:r>
+        <w:rPr>
+          <w:lang w:val="nl-NL"/>
+        </w:rPr>
+        <w:t>De afhandeling door dit Europese netwerk legt echter genadeloos de fundamentele zwakte van het systeem bloot. SOLVIT functioneert uitsluitend op basis van vrijwillige medewerking van de nationale overheden. Zodra de weigerende uitvoeringsinstanties (zoals de Christelijke Mutualiteit of het UWV) vasthouden aan hun eigen interne lezing van de regels, valt de bemiddelaar stil. SOLVIT heeft geen enkele dwingende bevoegdheid om een nationaal besluit te overrulen, zelfs niet als dit besluit in de praktijk de Euro</w:t>
+      </w:r>
+      <w:r>
+        <w:rPr>
+          <w:lang w:val="nl-NL"/>
+        </w:rPr>
+        <w:t>pese samentellingsregels *1* onmogelijk maakt.</w:t>
+      </w:r>
+    </w:p>
+    <w:p>
+      <w:pPr>
+        <w:pStyle w:val="Normaalweb"/>
+        <w:divId w:val="503590360"/>
+        <w:rPr>
+          <w:lang w:val="nl-NL"/>
+        </w:rPr>
+      </w:pPr>
+      <w:r>
+        <w:rPr>
+          <w:lang w:val="nl-NL"/>
+        </w:rPr>
+        <w:t>Het definitieve failliet van deze overkoepelende bescherming manifesteert zich in september 2026. Wanneer de burger, geconfronteerd met de aanhoudende impasse, aan SOLVIT verzoekt om het complexe dossier formeel door te verwijzen naar de Europese Arbeidsautoriteit (ELA) voor harde bemiddeling, weigert SOLVIT dit. Het netwerk sluit het dossier af met het procedurele argument dat zij "geen formele schending van het Unierecht" kunnen vaststellen. Hiermee objectiveert SOLVIT de ultieme systeemparadox: een netwe</w:t>
+      </w:r>
+      <w:r>
+        <w:rPr>
+          <w:lang w:val="nl-NL"/>
+        </w:rPr>
+        <w:t>rk dat is opgericht om de muren tussen lidstaten af te breken, weigert te escaleren en valideert uiteindelijk de nationale blokkades die het verondersteld werd op te lossen.</w:t>
+      </w:r>
+    </w:p>
+    <w:p>
+      <w:pPr>
+        <w:divId w:val="653337093"/>
         <w:rPr>
           <w:color w:val="555555"/>
           <w:sz w:val="20"/>
@@ -12610,14 +11669,14 @@
           <w:szCs w:val="20"/>
           <w:lang w:val="nl-NL"/>
         </w:rPr>
-        <w:t>*1* Volgens haar mandaat kan de ELA enkel bemiddelen in geschillen tussen lidstaten, en kunnen verzoeken tot bemiddeling uitsluitend worden ingediend door nationale overheden (zoals ministeries of de RVA/UWV).</w:t>
+        <w:t>*1* Verordening (EG) 883/2004, de basisverordening voor de coördinatie van de socialezekerheidsstelsels binnen de Europese Unie.</w:t>
       </w:r>
     </w:p>
     <w:p>
       <w:pPr>
         <w:pStyle w:val="marker"/>
         <w:ind w:left="800" w:right="800"/>
-        <w:divId w:val="788279977"/>
+        <w:divId w:val="503590360"/>
         <w:rPr>
           <w:lang w:val="nl-NL"/>
         </w:rPr>
@@ -12628,14 +11687,1258 @@
     </w:p>
     <w:p>
       <w:pPr>
+        <w:pStyle w:val="Kop3"/>
+        <w:divId w:val="503590360"/>
+        <w:rPr>
+          <w:rFonts w:eastAsia="Times New Roman"/>
+          <w:lang w:val="nl-NL"/>
+        </w:rPr>
+      </w:pPr>
+      <w:bookmarkStart w:id="58" w:name="_Toc241845104"/>
+      <w:r>
+        <w:rPr>
+          <w:rFonts w:eastAsia="Times New Roman"/>
+          <w:lang w:val="nl-NL"/>
+        </w:rPr>
+        <w:t>GRENSINFOPUNT (GIP)</w:t>
+      </w:r>
+      <w:bookmarkEnd w:id="58"/>
+    </w:p>
+    <w:p>
+      <w:pPr>
+        <w:pStyle w:val="subtitel"/>
+        <w:divId w:val="503590360"/>
+        <w:rPr>
+          <w:lang w:val="nl-NL"/>
+        </w:rPr>
+      </w:pPr>
+      <w:r>
+        <w:rPr>
+          <w:lang w:val="nl-NL"/>
+        </w:rPr>
+        <w:t>De Waarnemer Zonder Mandaat</w:t>
+      </w:r>
+    </w:p>
+    <w:p>
+      <w:pPr>
+        <w:pStyle w:val="Normaalweb"/>
+        <w:divId w:val="503590360"/>
+        <w:rPr>
+          <w:lang w:val="nl-NL"/>
+        </w:rPr>
+      </w:pPr>
+      <w:r>
+        <w:rPr>
+          <w:lang w:val="nl-NL"/>
+        </w:rPr>
+        <w:t>Het netwerk van GrensInfoPunten (GIP) is in het leven geroepen om de complexe wet- en regelgeving voor grensarbeiders te ontrafelen. Als advies- en informatienetwerk functioneren zij uitstekend: ze bieden een accuraat theoretisch overzicht van de rechten en plichten aan beide zijden van de grens. Echter, zodra de theorie vastloopt in een acute, praktische systeemcrisis, stuit ook deze organisatie op haar harde limieten.</w:t>
+      </w:r>
+    </w:p>
+    <w:p>
+      <w:pPr>
+        <w:pStyle w:val="Normaalweb"/>
+        <w:divId w:val="503590360"/>
+        <w:rPr>
+          <w:lang w:val="nl-NL"/>
+        </w:rPr>
+      </w:pPr>
+      <w:r>
+        <w:rPr>
+          <w:lang w:val="nl-NL"/>
+        </w:rPr>
+        <w:t>Wanneer de grensarbeider in het voorjaar van 2026 de GIP's in de grensregio raadpleegt over de systematische weigering van de Belgische en Nederlandse instanties om elkaars medische en fiscale data te erkennen, kan het loket slechts bevestigen dat de burger theoretisch gelijk heeft. Zij bevestigen mondeling de knelpunten, maar weigeren de casus formeel als grensbelemmering aan te melden bij Schakelpunt.eu, met een beroep op hun strikte neutraliteit ten opzichte van overheidsinstanties. Het orgaan dat ontwor</w:t>
+      </w:r>
+      <w:r>
+        <w:rPr>
+          <w:lang w:val="nl-NL"/>
+        </w:rPr>
+        <w:t>pen is om de grens te overbruggen, kiest voor de veilige positie van de neutrale waarnemer.</w:t>
+      </w:r>
+    </w:p>
+    <w:p>
+      <w:pPr>
+        <w:pStyle w:val="Normaalweb"/>
+        <w:divId w:val="503590360"/>
+        <w:rPr>
+          <w:lang w:val="nl-NL"/>
+        </w:rPr>
+      </w:pPr>
+      <w:r>
+        <w:rPr>
+          <w:lang w:val="nl-NL"/>
+        </w:rPr>
+        <w:t>Maar voor de burger die op dat moment medisch en financieel is vastgelopen, biedt deze signalering geen enkele operationele verlichting. Het GrensInfoPunt beschikt over nul uitvoerende macht. Zij kunnen geen enkel ministerie dwingen tot handelen, geen enkele uitkering lostrekken en geen enkele foutieve beslissing terugdraaien. Ze fungeren als uiterst vriendelijke routeplanners in een doolhof waarvan alle deuren elektronisch zijn vergrendeld door de natiestaat.</w:t>
+      </w:r>
+    </w:p>
+    <w:p>
+      <w:pPr>
+        <w:pStyle w:val="marker"/>
+        <w:ind w:left="800" w:right="800"/>
+        <w:divId w:val="503590360"/>
+        <w:rPr>
+          <w:lang w:val="nl-NL"/>
+        </w:rPr>
+      </w:pPr>
+      <w:r>
+        <w:br w:type="page"/>
+      </w:r>
+    </w:p>
+    <w:p>
+      <w:pPr>
+        <w:pStyle w:val="Kop3"/>
+        <w:divId w:val="503590360"/>
+        <w:rPr>
+          <w:rFonts w:eastAsia="Times New Roman"/>
+          <w:lang w:val="nl-NL"/>
+        </w:rPr>
+      </w:pPr>
+      <w:bookmarkStart w:id="59" w:name="_Toc241845105"/>
+      <w:r>
+        <w:rPr>
+          <w:rFonts w:eastAsia="Times New Roman"/>
+          <w:lang w:val="nl-NL"/>
+        </w:rPr>
+        <w:t>BENELUX UNIE</w:t>
+      </w:r>
+      <w:bookmarkEnd w:id="59"/>
+    </w:p>
+    <w:p>
+      <w:pPr>
+        <w:pStyle w:val="subtitel"/>
+        <w:divId w:val="503590360"/>
+        <w:rPr>
+          <w:lang w:val="nl-NL"/>
+        </w:rPr>
+      </w:pPr>
+      <w:r>
+        <w:rPr>
+          <w:lang w:val="nl-NL"/>
+        </w:rPr>
+        <w:t>De Diplomatieke Observatie en de Afwezige Praktijk</w:t>
+      </w:r>
+    </w:p>
+    <w:p>
+      <w:pPr>
+        <w:pStyle w:val="Normaalweb"/>
+        <w:divId w:val="503590360"/>
+        <w:rPr>
+          <w:lang w:val="nl-NL"/>
+        </w:rPr>
+      </w:pPr>
+      <w:r>
+        <w:rPr>
+          <w:lang w:val="nl-NL"/>
+        </w:rPr>
+        <w:t>De Benelux Unie profileert zich van oudsher als de absolute pionier van de grensoverschrijdende samenwerking en als de proeftuin voor Europese integratie. Wanneer deze intergouvernementele organisatie echter wordt geconfronteerd met het aanhoudende administratieve vacuüm tussen de Belgische en Nederlandse sociale zekerheid, wordt het verschil tussen macro-diplomatie en micro-realiteit onmiddellijk zichtbaar.</w:t>
+      </w:r>
+    </w:p>
+    <w:p>
+      <w:pPr>
+        <w:pStyle w:val="Normaalweb"/>
+        <w:divId w:val="503590360"/>
+        <w:rPr>
+          <w:lang w:val="nl-NL"/>
+        </w:rPr>
+      </w:pPr>
+      <w:r>
+        <w:rPr>
+          <w:lang w:val="nl-NL"/>
+        </w:rPr>
+        <w:t>De Benelux Unie functioneert in de kern uitsluitend als een overlegorgaan voor lidstaten. Zij produceren hoogwaardige verdragen, intentieverklaringen en academische studies over de arbeidsmarkt, maar zijn operationeel volledig onzichtbaar in de dagelijkse strijd van de grensarbeider. Er bestaat geen Benelux-noodloket dat een weigerend ziekenfonds ter verantwoording kan roepen of een vastgelopen fiscale datastroom kan deblokkeren.</w:t>
+      </w:r>
+    </w:p>
+    <w:p>
+      <w:pPr>
+        <w:pStyle w:val="Normaalweb"/>
+        <w:divId w:val="503590360"/>
+        <w:rPr>
+          <w:lang w:val="nl-NL"/>
+        </w:rPr>
+      </w:pPr>
+      <w:r>
+        <w:rPr>
+          <w:lang w:val="nl-NL"/>
+        </w:rPr>
+        <w:t>Wanneer acute dossiers escaleren, verwijst de Benelux Unie standaard terug naar precies die nationale kanalen en organen (zoals SOLVIT of de ombudsmannen) die eerder in de keten al gefaald hebben. Het orgaan bewijst daarmee dat het weliswaar grensoverschrijdende visies kan opstellen, maar niet bereid of bevoegd is om bindende interventies uit te voeren ter bescherming van de burgers in het hart van hun eigen verdragsgebied.</w:t>
+      </w:r>
+    </w:p>
+    <w:p>
+      <w:pPr>
+        <w:pStyle w:val="marker"/>
+        <w:ind w:left="800" w:right="800"/>
+        <w:divId w:val="503590360"/>
+        <w:rPr>
+          <w:lang w:val="nl-NL"/>
+        </w:rPr>
+      </w:pPr>
+      <w:r>
+        <w:br w:type="page"/>
+      </w:r>
+    </w:p>
+    <w:p>
+      <w:pPr>
+        <w:pStyle w:val="Kop3"/>
+        <w:divId w:val="503590360"/>
+        <w:rPr>
+          <w:rFonts w:eastAsia="Times New Roman"/>
+          <w:lang w:val="nl-NL"/>
+        </w:rPr>
+      </w:pPr>
+      <w:bookmarkStart w:id="60" w:name="_Toc241845106"/>
+      <w:r>
+        <w:rPr>
+          <w:rFonts w:eastAsia="Times New Roman"/>
+          <w:lang w:val="nl-NL"/>
+        </w:rPr>
+        <w:t>STRATEGISCHE BELANGENBEHARTIGING</w:t>
+      </w:r>
+      <w:bookmarkEnd w:id="60"/>
+    </w:p>
+    <w:p>
+      <w:pPr>
+        <w:pStyle w:val="subtitel"/>
+        <w:divId w:val="503590360"/>
+        <w:rPr>
+          <w:lang w:val="nl-NL"/>
+        </w:rPr>
+      </w:pPr>
+      <w:r>
+        <w:rPr>
+          <w:lang w:val="nl-NL"/>
+        </w:rPr>
+        <w:t>De Trage Molens van het Algemeen Belang</w:t>
+      </w:r>
+    </w:p>
+    <w:p>
+      <w:pPr>
+        <w:pStyle w:val="Normaalweb"/>
+        <w:divId w:val="503590360"/>
+        <w:rPr>
+          <w:lang w:val="nl-NL"/>
+        </w:rPr>
+      </w:pPr>
+      <w:r>
+        <w:rPr>
+          <w:lang w:val="nl-NL"/>
+        </w:rPr>
+        <w:t>Naast de overheid opereren er diverse niet-gouvernementele organisaties (NGO's), patiëntenverenigingen en macro-vakbondskoepels die zich richten op de bescherming van kwetsbare groepen en grensarbeiders. Bij de aanbieding van de Systeem-Audit erkennen deze strategische belangenbehartigers direct de waarde van het dossier. Zij zien een perfect, gedocumenteerd patroon van institutioneel falen dat naadloos aansluit bij hun eigen politieke strijdpunten.</w:t>
+      </w:r>
+    </w:p>
+    <w:p>
+      <w:pPr>
+        <w:pStyle w:val="Normaalweb"/>
+        <w:divId w:val="503590360"/>
+        <w:rPr>
+          <w:lang w:val="nl-NL"/>
+        </w:rPr>
+      </w:pPr>
+      <w:r>
+        <w:rPr>
+          <w:lang w:val="nl-NL"/>
+        </w:rPr>
+        <w:t>De respons van deze laag toont echter de wrange realiteit van beleidsbeïnvloeding. Deze organisaties gebruiken de data graag als brandstof voor hun eigen lobbywerk. Het dossier wordt verwerkt in rapporten, als munitie gebruikt tijdens parlementaire hoorzittingen en dient als casestudy in strategisch overleg met ministeries. Dit proces, gericht op toekomstige wetswijzigingen, kent echter een tijdshorizon van vele jaren.</w:t>
+      </w:r>
+    </w:p>
+    <w:p>
+      <w:pPr>
+        <w:pStyle w:val="Normaalweb"/>
+        <w:divId w:val="503590360"/>
+        <w:rPr>
+          <w:lang w:val="nl-NL"/>
+        </w:rPr>
+      </w:pPr>
+      <w:r>
+        <w:rPr>
+          <w:lang w:val="nl-NL"/>
+        </w:rPr>
+        <w:t>Voor de individuele burger, die hier en nu vastzit zonder inkomsten en verstrikt is in een administratief web, biedt deze belangenbehartiging geen enkele curatieve oplossing. Er is geen 'quick response team' dat actueel ingrijpt. De patiënt wordt hiermee gereduceerd tot een nuttig beleidsinstrument voor de lange termijn, maar wordt voor de kortetermijnoplossing volledig aan zijn lot overgelaten.</w:t>
+      </w:r>
+    </w:p>
+    <w:p>
+      <w:pPr>
+        <w:pStyle w:val="marker"/>
+        <w:ind w:left="800" w:right="800"/>
+        <w:divId w:val="503590360"/>
+        <w:rPr>
+          <w:lang w:val="nl-NL"/>
+        </w:rPr>
+      </w:pPr>
+      <w:r>
+        <w:br w:type="page"/>
+      </w:r>
+    </w:p>
+    <w:p>
+      <w:pPr>
+        <w:pStyle w:val="Kop3"/>
+        <w:divId w:val="503590360"/>
+        <w:rPr>
+          <w:rFonts w:eastAsia="Times New Roman"/>
+          <w:lang w:val="nl-NL"/>
+        </w:rPr>
+      </w:pPr>
+      <w:bookmarkStart w:id="61" w:name="_Toc241845107"/>
+      <w:r>
+        <w:rPr>
+          <w:rFonts w:eastAsia="Times New Roman"/>
+          <w:lang w:val="nl-NL"/>
+        </w:rPr>
+        <w:t>ACADEMISCHE OBSERVATIELAAG</w:t>
+      </w:r>
+      <w:bookmarkEnd w:id="61"/>
+    </w:p>
+    <w:p>
+      <w:pPr>
+        <w:pStyle w:val="subtitel"/>
+        <w:divId w:val="503590360"/>
+        <w:rPr>
+          <w:lang w:val="nl-NL"/>
+        </w:rPr>
+      </w:pPr>
+      <w:r>
+        <w:rPr>
+          <w:lang w:val="nl-NL"/>
+        </w:rPr>
+        <w:t>De Retrospectieve Analyse van een Crisis</w:t>
+      </w:r>
+    </w:p>
+    <w:p>
+      <w:pPr>
+        <w:pStyle w:val="Normaalweb"/>
+        <w:divId w:val="503590360"/>
+        <w:rPr>
+          <w:lang w:val="nl-NL"/>
+        </w:rPr>
+      </w:pPr>
+      <w:r>
+        <w:rPr>
+          <w:lang w:val="nl-NL"/>
+        </w:rPr>
+        <w:t xml:space="preserve">Wetenschappelijke instituten, universitaire faculteiten voor sociaal recht en gespecialiseerde kenniscentra voor grenseffecten hebben binnen de rechtsstaat de taak om wetgeving te toetsen aan de maatschappelijke uitvoeringspraktijk. Zij analyseren structurele knelpunten in de sociale zekerheid en publiceren rapportages voor nationale parlementen en de Europese Commissie. Wanneer de gedocumenteerde Systeem-Audit in het voorjaar van 2026 bij diverse Nederlandse en Belgische universiteiten wordt ingediend als </w:t>
+      </w:r>
+      <w:r>
+        <w:rPr>
+          <w:lang w:val="nl-NL"/>
+        </w:rPr>
+        <w:t>actuele casuïstiek van een transnationaal bevoegdheidsvacuüm, blijft een inhoudelijke reactie aanvankelijk volledig uit. De academische infrastructuur is primair ingericht op retrospectief onderzoek binnen afgebakende onderzoeksprogramma's en beschikt niet over een operationeel protocol om een lopende, individuele systeemblokkade in real-time te onderzoeken.</w:t>
+      </w:r>
+    </w:p>
+    <w:p>
+      <w:pPr>
+        <w:pStyle w:val="Normaalweb"/>
+        <w:divId w:val="503590360"/>
+        <w:rPr>
+          <w:lang w:val="nl-NL"/>
+        </w:rPr>
+      </w:pPr>
+      <w:r>
+        <w:rPr>
+          <w:lang w:val="nl-NL"/>
+        </w:rPr>
+        <w:t>Deze radiostilte wordt in september 2026 doorbroken wanneer het geactualiseerde dossier het niveau van specifieke grensarbeid-expertise bereikt. Na een eerste bevestiging van dossierstudie door een hoogleraar aan een grensoverschrijdend onderzoeksinstituut, volgt een diepgaande inhoudelijke analyse door een onafhankelijk onderzoeker met een decennialange staat van dienst in grensoverschrijdende procedures. In deze uitwisseling wordt de casus niet langer als een geïsoleerd incident behandeld, maar getoetst a</w:t>
+      </w:r>
+      <w:r>
+        <w:rPr>
+          <w:lang w:val="nl-NL"/>
+        </w:rPr>
+        <w:t>an de wisselwerking tussen de Europese coördinatieverordening *1*, de verordening inzake het vrij verkeer van werknemers *2* en de vaste rechtspraak van het Hof van Justitie over fiscale en sociale gelijke behandeling over de grens *3*. Daarbij wordt tevens aan de hand van officiële correspondentie van de Europese Commissie gedocumenteerd dat formele inbreukklachten tegen België en Vlaanderen over de uitsluiting van grensarbeiders bij sociale voordelen en het Groeipakket al sinds 2022 en 2023 in een onderzo</w:t>
+      </w:r>
+      <w:r>
+        <w:rPr>
+          <w:lang w:val="nl-NL"/>
+        </w:rPr>
+        <w:t>eksfase verkeren zonder definitief besluit.</w:t>
+      </w:r>
+    </w:p>
+    <w:p>
+      <w:pPr>
+        <w:pStyle w:val="Normaalweb"/>
+        <w:divId w:val="503590360"/>
+        <w:rPr>
+          <w:lang w:val="nl-NL"/>
+        </w:rPr>
+      </w:pPr>
+      <w:r>
+        <w:rPr>
+          <w:lang w:val="nl-NL"/>
+        </w:rPr>
+        <w:t>De interactie met de onderzoekswereld verschuift van passieve observatie naar actieve verificatie wanneer de onderzoeker de exacte medische en fiscale parameters van het dossier via een anonieme steekproef voorlegt aan de Belgische belastingdienst voor niet-inwoners. De belastingadministratie bevestigt in deze steekproef schriftelijk dat bij het ontbreken van een Nederlands vervangingsinkomen boven de wettelijke drempel het spontaan toevoegen van medische verklaringen bij de aangifte een geldige route vormt</w:t>
+      </w:r>
+      <w:r>
+        <w:rPr>
+          <w:lang w:val="nl-NL"/>
+        </w:rPr>
+        <w:t xml:space="preserve"> om de fiscale handicapstatus naar Belgisch recht aan te tonen. Tegelijkertijd legt deze academische validatie de operationele grens van de wetenschap bloot. Hoewel het onderzoek bevestigt dat nationale uitvoeringsorganen vastlopen op het ontbreken van digitale standaardsjablonen voor grensarbeiders met een medische beperking, bezit de academische laag geen uitvoerende of afdwingende bevoegdheid. De wetenschappelijke bevestiging van de weeffout opent geen gesloten databanken zoals de Kruispuntbank van de So</w:t>
+      </w:r>
+      <w:r>
+        <w:rPr>
+          <w:lang w:val="nl-NL"/>
+        </w:rPr>
+        <w:t>ciale Zekerheid en voorkomt evenmin dat een geslaagde fiscale correctie in het werkland via een gewijzigd inkomen nieuwe herberekeningen of terugvorderingen uitlokt bij inkomensafhankelijke regelingen aan beide zijden van de grens.</w:t>
+      </w:r>
+    </w:p>
+    <w:p>
+      <w:pPr>
+        <w:divId w:val="866719795"/>
+        <w:rPr>
+          <w:color w:val="555555"/>
+          <w:sz w:val="20"/>
+          <w:szCs w:val="20"/>
+          <w:lang w:val="nl-NL"/>
+        </w:rPr>
+      </w:pPr>
+      <w:r>
+        <w:rPr>
+          <w:color w:val="555555"/>
+          <w:sz w:val="20"/>
+          <w:szCs w:val="20"/>
+          <w:lang w:val="nl-NL"/>
+        </w:rPr>
+        <w:t>*1* Verordening (EG) nr. 883/2004 (inclusief Bijlage X inzake bijzondere niet op premie- of bijdragebetaling berustende prestaties).</w:t>
+      </w:r>
+    </w:p>
+    <w:p>
+      <w:pPr>
+        <w:divId w:val="866719795"/>
+        <w:rPr>
+          <w:color w:val="555555"/>
+          <w:sz w:val="20"/>
+          <w:szCs w:val="20"/>
+          <w:lang w:val="nl-NL"/>
+        </w:rPr>
+      </w:pPr>
+      <w:r>
+        <w:rPr>
+          <w:color w:val="555555"/>
+          <w:sz w:val="20"/>
+          <w:szCs w:val="20"/>
+          <w:lang w:val="nl-NL"/>
+        </w:rPr>
+        <w:t>*2* Artikel 7, lid 2 van Verordening (EU) nr. 492/2011 betreffende het vrije verkeer van werknemers binnen de Unie.</w:t>
+      </w:r>
+    </w:p>
+    <w:p>
+      <w:pPr>
+        <w:divId w:val="866719795"/>
+        <w:rPr>
+          <w:color w:val="555555"/>
+          <w:sz w:val="20"/>
+          <w:szCs w:val="20"/>
+          <w:lang w:val="nl-NL"/>
+        </w:rPr>
+      </w:pPr>
+      <w:r>
+        <w:rPr>
+          <w:color w:val="555555"/>
+          <w:sz w:val="20"/>
+          <w:szCs w:val="20"/>
+          <w:lang w:val="nl-NL"/>
+        </w:rPr>
+        <w:t>*3* Waaronder het Schumacker-arrest (C-279/93, 90%-norm), het arrest-Hendrix (C-385/17) en het arrest-Chefquet.</w:t>
+      </w:r>
+    </w:p>
+    <w:p>
+      <w:pPr>
+        <w:pStyle w:val="marker"/>
+        <w:ind w:left="800" w:right="800"/>
+        <w:divId w:val="503590360"/>
+        <w:rPr>
+          <w:lang w:val="nl-NL"/>
+        </w:rPr>
+      </w:pPr>
+      <w:r>
+        <w:br w:type="page"/>
+      </w:r>
+    </w:p>
+    <w:p>
+      <w:pPr>
+        <w:pStyle w:val="Kop3"/>
+        <w:divId w:val="503590360"/>
+        <w:rPr>
+          <w:rFonts w:eastAsia="Times New Roman"/>
+          <w:lang w:val="nl-NL"/>
+        </w:rPr>
+      </w:pPr>
+      <w:bookmarkStart w:id="62" w:name="_Toc241845108"/>
+      <w:r>
+        <w:rPr>
+          <w:rFonts w:eastAsia="Times New Roman"/>
+          <w:lang w:val="nl-NL"/>
+        </w:rPr>
+        <w:t>MEDIA &amp; PUBLIEKE INTELLECTUELEN</w:t>
+      </w:r>
+      <w:bookmarkEnd w:id="62"/>
+    </w:p>
+    <w:p>
+      <w:pPr>
+        <w:pStyle w:val="subtitel"/>
+        <w:divId w:val="503590360"/>
+        <w:rPr>
+          <w:lang w:val="nl-NL"/>
+        </w:rPr>
+      </w:pPr>
+      <w:r>
+        <w:rPr>
+          <w:lang w:val="nl-NL"/>
+        </w:rPr>
+        <w:t>De Vluchtige Resonantie van Schande</w:t>
+      </w:r>
+    </w:p>
+    <w:p>
+      <w:pPr>
+        <w:pStyle w:val="Normaalweb"/>
+        <w:divId w:val="503590360"/>
+        <w:rPr>
+          <w:lang w:val="nl-NL"/>
+        </w:rPr>
+      </w:pPr>
+      <w:r>
+        <w:rPr>
+          <w:lang w:val="nl-NL"/>
+        </w:rPr>
+        <w:t>Wanneer de juridische en politieke wegen afgesloten zijn, is de publieke opinie vaak het laatste redmiddel. De nationale pers, onderzoeksjournalisten en publieke columnisten hebben een natuurlijke interesse in verhalen over burgers die vermorzeld worden door falende algoritmes en weigerende instanties. De complexiteit en de brute onrechtvaardigheid van dit grensoverschrijdende dossier vormen een perfecte casus voor maatschappelijke verontwaardiging.</w:t>
+      </w:r>
+    </w:p>
+    <w:p>
+      <w:pPr>
+        <w:pStyle w:val="Normaalweb"/>
+        <w:divId w:val="503590360"/>
+        <w:rPr>
+          <w:lang w:val="nl-NL"/>
+        </w:rPr>
+      </w:pPr>
+      <w:r>
+        <w:rPr>
+          <w:lang w:val="nl-NL"/>
+        </w:rPr>
+        <w:t>De impact van media-aandacht is echter buitengewoon vluchtig. Een vlijmscherp artikel of een kritische column genereert kortstondige reputatieschade voor de betrokken instanties, wat soms kan leiden tot een plotselinge, geforceerde "coulanceregeling" voor dit ene, specifieke dossier om de PR-crisis te smoren. Het lost echter de onderliggende architectuurfout niet op.</w:t>
+      </w:r>
+    </w:p>
+    <w:p>
+      <w:pPr>
+        <w:pStyle w:val="Normaalweb"/>
+        <w:divId w:val="503590360"/>
+        <w:rPr>
+          <w:lang w:val="nl-NL"/>
+        </w:rPr>
+      </w:pPr>
+      <w:r>
+        <w:rPr>
+          <w:lang w:val="nl-NL"/>
+        </w:rPr>
+        <w:t>Belangrijker nog: algoritmes en geautomatiseerde beslisbomen in de kelders van ministeries lezen geen kranten. Zij trekken zich niets aan van opiniestukken. Zodra de nieuwscyclus twaalf uur later opschuift naar het volgende schandaal, verdwijnt de maatschappelijke druk. De frontoffice-medewerkers keren terug naar hun geprogrammeerde protocollen, de binaire uitsluitingen in de systemen blijven onaangeroerd, en de volgende grensarbeider valt exact in hetzelfde, nu geruisloze, gat.</w:t>
+      </w:r>
+    </w:p>
+    <w:p>
+      <w:pPr>
+        <w:pStyle w:val="marker"/>
+        <w:ind w:left="800" w:right="800"/>
+        <w:divId w:val="503590360"/>
+        <w:rPr>
+          <w:lang w:val="nl-NL"/>
+        </w:rPr>
+      </w:pPr>
+      <w:r>
+        <w:br w:type="page"/>
+      </w:r>
+    </w:p>
+    <w:p>
+      <w:pPr>
         <w:pStyle w:val="Kop1"/>
-        <w:divId w:val="788279977"/>
-        <w:rPr>
-          <w:rFonts w:eastAsia="Times New Roman"/>
-          <w:lang w:val="nl-NL"/>
-        </w:rPr>
-      </w:pPr>
-      <w:bookmarkStart w:id="69" w:name="_Toc241844875"/>
+        <w:divId w:val="503590360"/>
+        <w:rPr>
+          <w:rFonts w:eastAsia="Times New Roman"/>
+          <w:lang w:val="nl-NL"/>
+        </w:rPr>
+      </w:pPr>
+      <w:bookmarkStart w:id="63" w:name="_Toc241845109"/>
+      <w:r>
+        <w:rPr>
+          <w:rFonts w:eastAsia="Times New Roman"/>
+          <w:lang w:val="nl-NL"/>
+        </w:rPr>
+        <w:t>IV. Europa</w:t>
+      </w:r>
+      <w:bookmarkEnd w:id="63"/>
+    </w:p>
+    <w:p>
+      <w:pPr>
+        <w:pStyle w:val="Kop3"/>
+        <w:divId w:val="503590360"/>
+        <w:rPr>
+          <w:rFonts w:eastAsia="Times New Roman"/>
+          <w:lang w:val="nl-NL"/>
+        </w:rPr>
+      </w:pPr>
+      <w:bookmarkStart w:id="64" w:name="_Toc241845110"/>
+      <w:r>
+        <w:rPr>
+          <w:rFonts w:eastAsia="Times New Roman"/>
+          <w:lang w:val="nl-NL"/>
+        </w:rPr>
+        <w:t>EUROPESE COMMISSIE</w:t>
+      </w:r>
+      <w:bookmarkEnd w:id="64"/>
+    </w:p>
+    <w:p>
+      <w:pPr>
+        <w:pStyle w:val="subtitel"/>
+        <w:divId w:val="503590360"/>
+        <w:rPr>
+          <w:lang w:val="nl-NL"/>
+        </w:rPr>
+      </w:pPr>
+      <w:r>
+        <w:rPr>
+          <w:lang w:val="nl-NL"/>
+        </w:rPr>
+        <w:t>De Architect Zonder Operationele Slagkracht</w:t>
+      </w:r>
+    </w:p>
+    <w:p>
+      <w:pPr>
+        <w:pStyle w:val="Normaalweb"/>
+        <w:divId w:val="503590360"/>
+        <w:rPr>
+          <w:lang w:val="nl-NL"/>
+        </w:rPr>
+      </w:pPr>
+      <w:r>
+        <w:rPr>
+          <w:lang w:val="nl-NL"/>
+        </w:rPr>
+        <w:t>De Europese Commissie is de architect van het systeem. Zij schrijft de dwingende wetgeving die garandeert dat grensarbeiders niet tussen wal en schip mogen vallen *1*. Wanneer de gedupeerde burger de Commissie echter wijst op het feit dat zowel België als Nederland deze wetten in de praktijk openlijk negeren, toont de architect zich volstrekt machteloos op het microniveau.</w:t>
+      </w:r>
+    </w:p>
+    <w:p>
+      <w:pPr>
+        <w:pStyle w:val="Normaalweb"/>
+        <w:divId w:val="503590360"/>
+        <w:rPr>
+          <w:lang w:val="nl-NL"/>
+        </w:rPr>
+      </w:pPr>
+      <w:r>
+        <w:rPr>
+          <w:lang w:val="nl-NL"/>
+        </w:rPr>
+        <w:t>Om deze bestuurlijke patstelling te doorbreken, wordt het dossier via een formele klacht geëscaleerd naar het Directoraat-generaal Werkgelegenheid, Sociale Zaken en Inclusie (DG EMPL). De klacht legt de structurele leemtes in de Europese verordeningen en de falende nationale uitvoering genadeloos bloot. DG EMPL bevestigt de theorie, maar ontbeert elke operationele bevoegdheid of afdwingbare machtsknop om een lokaal ziekenfonds of uitkeringsinstantie direct te corrigeren.</w:t>
+      </w:r>
+    </w:p>
+    <w:p>
+      <w:pPr>
+        <w:pStyle w:val="Normaalweb"/>
+        <w:divId w:val="503590360"/>
+        <w:rPr>
+          <w:lang w:val="nl-NL"/>
+        </w:rPr>
+      </w:pPr>
+      <w:r>
+        <w:rPr>
+          <w:lang w:val="nl-NL"/>
+        </w:rPr>
+        <w:t>De Commissie mag niet ingrijpen in een individueel dossier. Het enige wapen dat zij bezit, is het opstarten van een zogenaamde inbreukprocedure tegen een falende lidstaat. Dit is echter een loodzwaar politiek en juridisch traject dat vele jaren in beslag neemt. Voor de burger die vandaag zonder inkomen zit omdat een grenscomputer hapert, biedt de Commissie daarmee enkel hoogdravende theorieën zonder enige praktische bescherming.</w:t>
+      </w:r>
+    </w:p>
+    <w:p>
+      <w:pPr>
+        <w:pStyle w:val="Normaalweb"/>
+        <w:divId w:val="503590360"/>
+        <w:rPr>
+          <w:lang w:val="nl-NL"/>
+        </w:rPr>
+      </w:pPr>
+      <w:r>
+        <w:rPr>
+          <w:lang w:val="nl-NL"/>
+        </w:rPr>
+        <w:t>Wat op 25 september 2026 in het dossier komt, is dat de Commissie al sinds 2022 en 2023 meerdere inbreukklachten tegen België en Vlaanderen onderzoekt. Het gaat om klachten over de Vlaamse jobbonus, de studiefinanciering en het Groeipakket, alle drie onder Verordening 492/2011 over het vrij verkeer van werknemers. De Commissie heeft in al die jaren geen definitief besluit genomen — wat betekent dat de klachten nog open zijn. De klacht van dit gezin is geen geïsoleerd geval, maar sluit aan bij een reeks klac</w:t>
+      </w:r>
+      <w:r>
+        <w:rPr>
+          <w:lang w:val="nl-NL"/>
+        </w:rPr>
+        <w:t>hten die al jaren loopt.</w:t>
+      </w:r>
+    </w:p>
+    <w:p>
+      <w:pPr>
+        <w:divId w:val="2010518709"/>
+        <w:rPr>
+          <w:color w:val="555555"/>
+          <w:sz w:val="20"/>
+          <w:szCs w:val="20"/>
+          <w:lang w:val="nl-NL"/>
+        </w:rPr>
+      </w:pPr>
+      <w:r>
+        <w:rPr>
+          <w:color w:val="555555"/>
+          <w:sz w:val="20"/>
+          <w:szCs w:val="20"/>
+          <w:lang w:val="nl-NL"/>
+        </w:rPr>
+        <w:t>*1* Verordening (EG) 883/2004, de hoeksteen van het vrije verkeer van werknemers die lidstaten verplicht elkaars sociale zekerheidstijdvakken naadloos over te nemen.</w:t>
+      </w:r>
+    </w:p>
+    <w:p>
+      <w:pPr>
+        <w:pStyle w:val="marker"/>
+        <w:ind w:left="800" w:right="800"/>
+        <w:divId w:val="503590360"/>
+        <w:rPr>
+          <w:lang w:val="nl-NL"/>
+        </w:rPr>
+      </w:pPr>
+      <w:r>
+        <w:br w:type="page"/>
+      </w:r>
+    </w:p>
+    <w:p>
+      <w:pPr>
+        <w:pStyle w:val="Kop3"/>
+        <w:divId w:val="503590360"/>
+        <w:rPr>
+          <w:rFonts w:eastAsia="Times New Roman"/>
+          <w:lang w:val="nl-NL"/>
+        </w:rPr>
+      </w:pPr>
+      <w:bookmarkStart w:id="65" w:name="_Toc241845111"/>
+      <w:r>
+        <w:rPr>
+          <w:rFonts w:eastAsia="Times New Roman"/>
+          <w:lang w:val="nl-NL"/>
+        </w:rPr>
+        <w:t>EUROPEES HOF VOOR DE RECHTEN VAN DE MENS (EHRM)</w:t>
+      </w:r>
+      <w:bookmarkEnd w:id="65"/>
+    </w:p>
+    <w:p>
+      <w:pPr>
+        <w:pStyle w:val="subtitel"/>
+        <w:divId w:val="503590360"/>
+        <w:rPr>
+          <w:lang w:val="nl-NL"/>
+        </w:rPr>
+      </w:pPr>
+      <w:r>
+        <w:rPr>
+          <w:lang w:val="nl-NL"/>
+        </w:rPr>
+        <w:t>Het Onbereikbare Gelijk</w:t>
+      </w:r>
+    </w:p>
+    <w:p>
+      <w:pPr>
+        <w:pStyle w:val="Normaalweb"/>
+        <w:divId w:val="503590360"/>
+        <w:rPr>
+          <w:lang w:val="nl-NL"/>
+        </w:rPr>
+      </w:pPr>
+      <w:r>
+        <w:rPr>
+          <w:lang w:val="nl-NL"/>
+        </w:rPr>
+        <w:t>Wanneer natiestaten door systematische uitsluiting de burger zijn inkomen en sociale rechten ontnemen, raakt dit aan fundamentele mensenrechten, zoals de bescherming van eigendom en een eerlijk proces *1*. Het Europees Hof voor de Rechten van de Mens (EHRM) in Straatsburg is opgericht om hiertegen op te treden. In de praktijk is deze hoogste rechtszaal voor een medisch en financieel uitgeputte burger echter een fata morgana.</w:t>
+      </w:r>
+    </w:p>
+    <w:p>
+      <w:pPr>
+        <w:pStyle w:val="Normaalweb"/>
+        <w:divId w:val="503590360"/>
+        <w:rPr>
+          <w:lang w:val="nl-NL"/>
+        </w:rPr>
+      </w:pPr>
+      <w:r>
+        <w:rPr>
+          <w:lang w:val="nl-NL"/>
+        </w:rPr>
+        <w:t>Het Hof hanteert namelijk een ijzeren toegankelijkheidsregel: een klacht wordt pas in behandeling genomen nadat álle nationale juridische wegen zijn uitgeput. De burger moet dus eerst jarenlang procederen tot aan de hoogste nationale rechtbanken in zowel België als Nederland. Dit vereist tienduizenden euro's aan advocatenkosten en jarenlange fysieke en mentale veerkracht. De paradox is absoluut: het falende overheidssysteem stopt alle inkomsten, waardoor de burger de financiële middelen verliest die nodig z</w:t>
+      </w:r>
+      <w:r>
+        <w:rPr>
+          <w:lang w:val="nl-NL"/>
+        </w:rPr>
+        <w:t>ijn om exact datzelfde systeem bij het Europese Hof aan te vechten.</w:t>
+      </w:r>
+    </w:p>
+    <w:p>
+      <w:pPr>
+        <w:pStyle w:val="Normaalweb"/>
+        <w:divId w:val="503590360"/>
+        <w:rPr>
+          <w:lang w:val="nl-NL"/>
+        </w:rPr>
+      </w:pPr>
+      <w:r>
+        <w:rPr>
+          <w:lang w:val="nl-NL"/>
+        </w:rPr>
+        <w:t>Op 12 mei 2026 wordt het verzoekschrift per verzekerde post (Barcode LW024081984NL) naar de Griffier in Straatsburg verzonden. Op 18 juni 2026 verklaart het EHRM de klacht onontvankelijk en reduceert het transnationale probleem eenzijdig tot een geschil tegen de Belgische staat alleen.</w:t>
+      </w:r>
+    </w:p>
+    <w:p>
+      <w:pPr>
+        <w:divId w:val="13042096"/>
+        <w:rPr>
+          <w:color w:val="555555"/>
+          <w:sz w:val="20"/>
+          <w:szCs w:val="20"/>
+          <w:lang w:val="nl-NL"/>
+        </w:rPr>
+      </w:pPr>
+      <w:r>
+        <w:rPr>
+          <w:color w:val="555555"/>
+          <w:sz w:val="20"/>
+          <w:szCs w:val="20"/>
+          <w:lang w:val="nl-NL"/>
+        </w:rPr>
+        <w:t>*1* Verankerd in het Europees Verdrag voor de Rechten van de Mens (EVRM), in het bijzonder Artikel 1 van het Eerste Protocol (bescherming van eigendom, waaronder sociale uitkeringen vallen) en Artikel 6 (recht op een eerlijk proces).</w:t>
+      </w:r>
+    </w:p>
+    <w:p>
+      <w:pPr>
+        <w:pStyle w:val="marker"/>
+        <w:ind w:left="800" w:right="800"/>
+        <w:divId w:val="503590360"/>
+        <w:rPr>
+          <w:lang w:val="nl-NL"/>
+        </w:rPr>
+      </w:pPr>
+      <w:r>
+        <w:br w:type="page"/>
+      </w:r>
+    </w:p>
+    <w:p>
+      <w:pPr>
+        <w:pStyle w:val="Kop3"/>
+        <w:divId w:val="503590360"/>
+        <w:rPr>
+          <w:rFonts w:eastAsia="Times New Roman"/>
+          <w:lang w:val="nl-NL"/>
+        </w:rPr>
+      </w:pPr>
+      <w:bookmarkStart w:id="66" w:name="_Toc241845112"/>
+      <w:r>
+        <w:rPr>
+          <w:rFonts w:eastAsia="Times New Roman"/>
+          <w:lang w:val="nl-NL"/>
+        </w:rPr>
+        <w:t>EUROPESE OMBUDSMAN</w:t>
+      </w:r>
+      <w:bookmarkEnd w:id="66"/>
+    </w:p>
+    <w:p>
+      <w:pPr>
+        <w:pStyle w:val="subtitel"/>
+        <w:divId w:val="503590360"/>
+        <w:rPr>
+          <w:lang w:val="nl-NL"/>
+        </w:rPr>
+      </w:pPr>
+      <w:r>
+        <w:rPr>
+          <w:lang w:val="nl-NL"/>
+        </w:rPr>
+        <w:t>De Procedurele Blinde Vlek</w:t>
+      </w:r>
+    </w:p>
+    <w:p>
+      <w:pPr>
+        <w:pStyle w:val="Normaalweb"/>
+        <w:divId w:val="503590360"/>
+        <w:rPr>
+          <w:lang w:val="nl-NL"/>
+        </w:rPr>
+      </w:pPr>
+      <w:r>
+        <w:rPr>
+          <w:lang w:val="nl-NL"/>
+        </w:rPr>
+        <w:t>De Europese Ombudsman presenteert zich als de waakhond tegen 'wanbeheer' in de Europese Unie. Als het Belgische ziekenfonds en het Nederlandse UWV de Europese wetgeving aan hun laars lappen, lijkt dit de logische plek voor een klacht. Echter, zodra de Systeem-Audit hier belandt, loopt deze onmiddellijk stuk op een procedurele afbakening.</w:t>
+      </w:r>
+    </w:p>
+    <w:p>
+      <w:pPr>
+        <w:pStyle w:val="Normaalweb"/>
+        <w:divId w:val="503590360"/>
+        <w:rPr>
+          <w:lang w:val="nl-NL"/>
+        </w:rPr>
+      </w:pPr>
+      <w:r>
+        <w:rPr>
+          <w:lang w:val="nl-NL"/>
+        </w:rPr>
+        <w:t>De Europese Ombudsman onderzoekt uitsluitend klachten over instellingen van de Europese Unie zélf (zoals fouten gemaakt door de Europese Commissie of het Parlement). Als een nationale instelling (zoals een lokaal ministerie) weigert een Europese verordening uit te voeren, verklaart de Europese Ombudsman zich per definitie onbevoegd. Men wordt simpelweg terugverwezen naar de Nationale Ombudsman, die — zoals eerder vastgesteld — de zaak eveneens weigert zolang er procedures lopen. De grensburger valt hierdoor</w:t>
+      </w:r>
+      <w:r>
+        <w:rPr>
+          <w:lang w:val="nl-NL"/>
+        </w:rPr>
+        <w:t xml:space="preserve"> precies in het procedurele gat tussen het nationale en het Europese toezicht: beide instanties kijken toe, maar geen van beiden acht zich bevoegd om op te treden.</w:t>
+      </w:r>
+    </w:p>
+    <w:p>
+      <w:pPr>
+        <w:pStyle w:val="Normaalweb"/>
+        <w:divId w:val="503590360"/>
+        <w:rPr>
+          <w:lang w:val="nl-NL"/>
+        </w:rPr>
+      </w:pPr>
+      <w:r>
+        <w:rPr>
+          <w:lang w:val="nl-NL"/>
+        </w:rPr>
+        <w:t>Op 5 mei 2026 verklaart de Europese Ombudsman (eenheid Zaakbehandeling) klacht 1044/2026/MV niet-ontvankelijk. De Ombudsman stelt dat SOLVIT een nationale overheidsdienst is en geen EU-instelling, en dat de Europese Commissie, ondanks haar coördinerende rol, geen toezichthoudende bevoegdheid heeft in individuele gevallen.</w:t>
+      </w:r>
+    </w:p>
+    <w:p>
+      <w:pPr>
+        <w:pStyle w:val="marker"/>
+        <w:ind w:left="800" w:right="800"/>
+        <w:divId w:val="503590360"/>
+        <w:rPr>
+          <w:lang w:val="nl-NL"/>
+        </w:rPr>
+      </w:pPr>
+      <w:r>
+        <w:br w:type="page"/>
+      </w:r>
+    </w:p>
+    <w:p>
+      <w:pPr>
+        <w:pStyle w:val="Kop3"/>
+        <w:divId w:val="503590360"/>
+        <w:rPr>
+          <w:rFonts w:eastAsia="Times New Roman"/>
+          <w:lang w:val="nl-NL"/>
+        </w:rPr>
+      </w:pPr>
+      <w:bookmarkStart w:id="67" w:name="_Toc241845113"/>
+      <w:r>
+        <w:rPr>
+          <w:rFonts w:eastAsia="Times New Roman"/>
+          <w:lang w:val="nl-NL"/>
+        </w:rPr>
+        <w:t>EUROPEES PARLEMENT</w:t>
+      </w:r>
+      <w:bookmarkEnd w:id="67"/>
+    </w:p>
+    <w:p>
+      <w:pPr>
+        <w:pStyle w:val="subtitel"/>
+        <w:divId w:val="503590360"/>
+        <w:rPr>
+          <w:lang w:val="nl-NL"/>
+        </w:rPr>
+      </w:pPr>
+      <w:r>
+        <w:rPr>
+          <w:lang w:val="nl-NL"/>
+        </w:rPr>
+        <w:t>De Democratische Echokamer en de Hoorzitting</w:t>
+      </w:r>
+    </w:p>
+    <w:p>
+      <w:pPr>
+        <w:pStyle w:val="Normaalweb"/>
+        <w:divId w:val="503590360"/>
+        <w:rPr>
+          <w:lang w:val="nl-NL"/>
+        </w:rPr>
+      </w:pPr>
+      <w:r>
+        <w:rPr>
+          <w:lang w:val="nl-NL"/>
+        </w:rPr>
+        <w:t>Het Europees Parlement vertegenwoordigt de stem van de burger. Via de specifieke Commissie Verzoekschriften (PETI) hebben EU-burgers een direct kanaal om structureel onrecht en de schending van het Europese recht aan te kaarten. Om de politieke stilte te doorbreken, wordt het systeemfalen hier formeel ingediend, inclusief een expliciete eis voor het houden van een parlementaire hoorzitting. Het doel is om de administratieve blokkade letterlijk een gezicht te geven en de verantwoordelijke beleidsmakers in Br</w:t>
+      </w:r>
+      <w:r>
+        <w:rPr>
+          <w:lang w:val="nl-NL"/>
+        </w:rPr>
+        <w:t>ussel fysiek te confronteren met de data.</w:t>
+      </w:r>
+    </w:p>
+    <w:p>
+      <w:pPr>
+        <w:pStyle w:val="Normaalweb"/>
+        <w:divId w:val="503590360"/>
+        <w:rPr>
+          <w:lang w:val="nl-NL"/>
+        </w:rPr>
+      </w:pPr>
+      <w:r>
+        <w:rPr>
+          <w:lang w:val="nl-NL"/>
+        </w:rPr>
+        <w:t>Hoewel deze commissie bevoegd en ontvankelijk is voor de systematische schending van grensarbeidersrechten, is het instrument in de praktijk veel te traag en machteloos om als effectief vangnet te dienen. Wanneer een dossier wordt geaccepteerd, kan het Parlement slechts een politieke echo produceren. Het kan vragen stellen aan de Europese Commissie, een resolutie aannemen of een brief sturen naar de falende lidstaat.</w:t>
+      </w:r>
+    </w:p>
+    <w:p>
+      <w:pPr>
+        <w:pStyle w:val="Normaalweb"/>
+        <w:divId w:val="503590360"/>
+        <w:rPr>
+          <w:lang w:val="nl-NL"/>
+        </w:rPr>
+      </w:pPr>
+      <w:r>
+        <w:rPr>
+          <w:lang w:val="nl-NL"/>
+        </w:rPr>
+        <w:t>Het Parlement bezit echter geen enkele rechterlijke of uitvoerende macht om een minister, het UWV of een ziekenfonds te dwingen de uitkeringen te hervatten of de datablokkade op te heffen. De parlementaire route via PETI biedt erkenning op de lange termijn en agendeert het probleem, maar laat de burger in het heden financieel bloeden.</w:t>
+      </w:r>
+    </w:p>
+    <w:p>
+      <w:pPr>
+        <w:pStyle w:val="Normaalweb"/>
+        <w:divId w:val="503590360"/>
+        <w:rPr>
+          <w:lang w:val="nl-NL"/>
+        </w:rPr>
+      </w:pPr>
+      <w:r>
+        <w:rPr>
+          <w:lang w:val="nl-NL"/>
+        </w:rPr>
+        <w:t>In september 2026 verschuift de status van het dossier. Op 25 september 2026 publiceert het Europees Parlement de officiële samenvatting van petitie 1034/2026 onder de beleidsterreinen Interne markt, Werkgelegenheid, Gezondheid, Sociale zaken en Grondrechten, met vermelding van België en Nederland als betrokken lidstaten. De petitie is vanaf dat moment openbaar op het petitieportaal en staat open voor medeondertekenaars. Het dossier is niet langer een privéklacht in een postbus, maar een formeel parlementai</w:t>
+      </w:r>
+      <w:r>
+        <w:rPr>
+          <w:lang w:val="nl-NL"/>
+        </w:rPr>
+        <w:t>r dossier dat door elke EU-burger kan worden ondertekend. Wat het Parlement echter niet kan, is een nationale uitvoeringsbeslissing terugdraaien — en dat blijft de fundamentele beperking.</w:t>
+      </w:r>
+    </w:p>
+    <w:p>
+      <w:pPr>
+        <w:pStyle w:val="marker"/>
+        <w:ind w:left="800" w:right="800"/>
+        <w:divId w:val="503590360"/>
+        <w:rPr>
+          <w:lang w:val="nl-NL"/>
+        </w:rPr>
+      </w:pPr>
+      <w:r>
+        <w:br w:type="page"/>
+      </w:r>
+    </w:p>
+    <w:p>
+      <w:pPr>
+        <w:pStyle w:val="Kop3"/>
+        <w:divId w:val="503590360"/>
+        <w:rPr>
+          <w:rFonts w:eastAsia="Times New Roman"/>
+          <w:lang w:val="nl-NL"/>
+        </w:rPr>
+      </w:pPr>
+      <w:bookmarkStart w:id="68" w:name="_Toc241845114"/>
+      <w:r>
+        <w:rPr>
+          <w:rFonts w:eastAsia="Times New Roman"/>
+          <w:lang w:val="nl-NL"/>
+        </w:rPr>
+        <w:t>EUROPESE RAAD</w:t>
+      </w:r>
+      <w:bookmarkEnd w:id="68"/>
+    </w:p>
+    <w:p>
+      <w:pPr>
+        <w:pStyle w:val="subtitel"/>
+        <w:divId w:val="503590360"/>
+        <w:rPr>
+          <w:lang w:val="nl-NL"/>
+        </w:rPr>
+      </w:pPr>
+      <w:r>
+        <w:rPr>
+          <w:lang w:val="nl-NL"/>
+        </w:rPr>
+        <w:t>De Onzichtbare Top</w:t>
+      </w:r>
+    </w:p>
+    <w:p>
+      <w:pPr>
+        <w:pStyle w:val="Normaalweb"/>
+        <w:divId w:val="503590360"/>
+        <w:rPr>
+          <w:lang w:val="nl-NL"/>
+        </w:rPr>
+      </w:pPr>
+      <w:r>
+        <w:rPr>
+          <w:lang w:val="nl-NL"/>
+        </w:rPr>
+        <w:t xml:space="preserve">De Europese Raad, bestaande uit de regeringsleiders van alle lidstaten, bepaalt de algemene politieke richting van de Europese Unie. Binnen deze macro-architectuur bestaat de individuele grensarbeider simpelweg niet. </w:t>
+      </w:r>
+    </w:p>
+    <w:p>
+      <w:pPr>
+        <w:pStyle w:val="Normaalweb"/>
+        <w:divId w:val="503590360"/>
+        <w:rPr>
+          <w:lang w:val="nl-NL"/>
+        </w:rPr>
+      </w:pPr>
+      <w:r>
+        <w:rPr>
+          <w:lang w:val="nl-NL"/>
+        </w:rPr>
+        <w:t xml:space="preserve">De Raad zet abstracte doelen op papier, zoals 'een naadloze interne markt' of 'digitale gegevensuitwisseling in 2030'. Ze zijn volstrekt losgekoppeld van de uitvoerende rampen die ontstaan wanneer hun politieke idealen botsen op de formele, nationale systemen van hun eigen thuislanden. Elke poging tot escalatie richting dit orgaan is bij voorbaat zinloos, omdat het instituut zo ver verwijderd is van de dagelijkse bestuurlijke modder, dat ze geen mechanismen hebben ingebouwd om individueel onrecht überhaupt </w:t>
+      </w:r>
+      <w:r>
+        <w:rPr>
+          <w:lang w:val="nl-NL"/>
+        </w:rPr>
+        <w:t>te registreren, laat staan te repareren.</w:t>
+      </w:r>
+    </w:p>
+    <w:p>
+      <w:pPr>
+        <w:pStyle w:val="marker"/>
+        <w:ind w:left="800" w:right="800"/>
+        <w:divId w:val="503590360"/>
+        <w:rPr>
+          <w:lang w:val="nl-NL"/>
+        </w:rPr>
+      </w:pPr>
+      <w:r>
+        <w:br w:type="page"/>
+      </w:r>
+    </w:p>
+    <w:p>
+      <w:pPr>
+        <w:pStyle w:val="Kop3"/>
+        <w:divId w:val="503590360"/>
+        <w:rPr>
+          <w:rFonts w:eastAsia="Times New Roman"/>
+          <w:lang w:val="nl-NL"/>
+        </w:rPr>
+      </w:pPr>
+      <w:bookmarkStart w:id="69" w:name="_Toc241845115"/>
+      <w:r>
+        <w:rPr>
+          <w:rFonts w:eastAsia="Times New Roman"/>
+          <w:lang w:val="nl-NL"/>
+        </w:rPr>
+        <w:t>EUROPESE ARBEIDSAUTORITEIT (ELA)</w:t>
+      </w:r>
+      <w:bookmarkEnd w:id="69"/>
+    </w:p>
+    <w:p>
+      <w:pPr>
+        <w:pStyle w:val="subtitel"/>
+        <w:divId w:val="503590360"/>
+        <w:rPr>
+          <w:lang w:val="nl-NL"/>
+        </w:rPr>
+      </w:pPr>
+      <w:r>
+        <w:rPr>
+          <w:lang w:val="nl-NL"/>
+        </w:rPr>
+        <w:t>De Gesloten Nooduitgang</w:t>
+      </w:r>
+    </w:p>
+    <w:p>
+      <w:pPr>
+        <w:pStyle w:val="Normaalweb"/>
+        <w:divId w:val="503590360"/>
+        <w:rPr>
+          <w:lang w:val="nl-NL"/>
+        </w:rPr>
+      </w:pPr>
+      <w:r>
+        <w:rPr>
+          <w:lang w:val="nl-NL"/>
+        </w:rPr>
+        <w:t>De Europese Arbeidsautoriteit (ELA) is specifiek in het leven geroepen om exacte situaties zoals deze op te lossen: het faciliteren van eerlijke arbeidsmobiliteit en het bemiddelen bij grensoverschrijdende geschillen over sociale zekerheid. Dit zou in theorie de krachtige bemiddelaar moeten zijn die over de nationale grenzen heen grijpt. De praktijk onthult echter een stuitende weeffout in het eigen ontwerp.</w:t>
+      </w:r>
+    </w:p>
+    <w:p>
+      <w:pPr>
+        <w:pStyle w:val="Normaalweb"/>
+        <w:divId w:val="503590360"/>
+        <w:rPr>
+          <w:lang w:val="nl-NL"/>
+        </w:rPr>
+      </w:pPr>
+      <w:r>
+        <w:rPr>
+          <w:lang w:val="nl-NL"/>
+        </w:rPr>
+        <w:t xml:space="preserve">Wanneer de burger en de partner, geconfronteerd met weigerende natiestaten, de ELA formeel vragen om tussenbeide te komen, sluit de Autoriteit de deuren. De ELA hanteert namelijk de keiharde regel dat zij uitsluitend bemiddelt op verzoek van de nationale overheden zélf *1*. Individuele burgers mogen geen zaken aandragen. Dit creëert de meest problematische gesloten cirkel van het volledige dossier: de burger heeft de ELA nodig omdát de nationale overheden weigeren samen te werken, maar de ELA weigert op te </w:t>
+      </w:r>
+      <w:r>
+        <w:rPr>
+          <w:lang w:val="nl-NL"/>
+        </w:rPr>
+        <w:t xml:space="preserve">treden totdát diezelfde weigerende overheden daar gezamenlijk om vragen. </w:t>
+      </w:r>
+    </w:p>
+    <w:p>
+      <w:pPr>
+        <w:pStyle w:val="Normaalweb"/>
+        <w:divId w:val="503590360"/>
+        <w:rPr>
+          <w:lang w:val="nl-NL"/>
+        </w:rPr>
+      </w:pPr>
+      <w:r>
+        <w:rPr>
+          <w:lang w:val="nl-NL"/>
+        </w:rPr>
+        <w:t>Zelfs een formele poging in de nazomer van 2026 om SOLVIT in te zetten als doorgeefluik om dit obstakel te omzeilen, wordt geblokkeerd. Hiermee objectiveert de ELA haar eigen machteloosheid: het speciaal gebouwde Europese controleorgaan is volledig onbereikbaar gemaakt voor de mensen die het moet beschermen.</w:t>
+      </w:r>
+    </w:p>
+    <w:p>
+      <w:pPr>
+        <w:divId w:val="877665556"/>
+        <w:rPr>
+          <w:color w:val="555555"/>
+          <w:sz w:val="20"/>
+          <w:szCs w:val="20"/>
+          <w:lang w:val="nl-NL"/>
+        </w:rPr>
+      </w:pPr>
+      <w:r>
+        <w:rPr>
+          <w:color w:val="555555"/>
+          <w:sz w:val="20"/>
+          <w:szCs w:val="20"/>
+          <w:lang w:val="nl-NL"/>
+        </w:rPr>
+        <w:t>*1* Volgens haar mandaat kan de ELA enkel bemiddelen in geschillen tussen lidstaten, en kunnen verzoeken tot bemiddeling uitsluitend worden ingediend door nationale overheden (zoals ministeries of de RVA/UWV).</w:t>
+      </w:r>
+    </w:p>
+    <w:p>
+      <w:pPr>
+        <w:pStyle w:val="marker"/>
+        <w:ind w:left="800" w:right="800"/>
+        <w:divId w:val="503590360"/>
+        <w:rPr>
+          <w:lang w:val="nl-NL"/>
+        </w:rPr>
+      </w:pPr>
+      <w:r>
+        <w:br w:type="page"/>
+      </w:r>
+    </w:p>
+    <w:p>
+      <w:pPr>
+        <w:pStyle w:val="Kop1"/>
+        <w:divId w:val="503590360"/>
+        <w:rPr>
+          <w:rFonts w:eastAsia="Times New Roman"/>
+          <w:lang w:val="nl-NL"/>
+        </w:rPr>
+      </w:pPr>
+      <w:bookmarkStart w:id="70" w:name="_Toc241845116"/>
       <w:r>
         <w:rPr>
           <w:rFonts w:eastAsia="Times New Roman"/>
@@ -12643,18 +12946,18 @@
         </w:rPr>
         <w:t>V. Internationaal</w:t>
       </w:r>
-      <w:bookmarkEnd w:id="69"/>
+      <w:bookmarkEnd w:id="70"/>
     </w:p>
     <w:p>
       <w:pPr>
         <w:pStyle w:val="Kop3"/>
-        <w:divId w:val="788279977"/>
-        <w:rPr>
-          <w:rFonts w:eastAsia="Times New Roman"/>
-          <w:lang w:val="nl-NL"/>
-        </w:rPr>
-      </w:pPr>
-      <w:bookmarkStart w:id="70" w:name="_Toc241844876"/>
+        <w:divId w:val="503590360"/>
+        <w:rPr>
+          <w:rFonts w:eastAsia="Times New Roman"/>
+          <w:lang w:val="nl-NL"/>
+        </w:rPr>
+      </w:pPr>
+      <w:bookmarkStart w:id="71" w:name="_Toc241845117"/>
       <w:r>
         <w:rPr>
           <w:rFonts w:eastAsia="Times New Roman"/>
@@ -12662,12 +12965,12 @@
         </w:rPr>
         <w:t>VERENIGDE NATIES</w:t>
       </w:r>
-      <w:bookmarkEnd w:id="70"/>
+      <w:bookmarkEnd w:id="71"/>
     </w:p>
     <w:p>
       <w:pPr>
         <w:pStyle w:val="subtitel"/>
-        <w:divId w:val="788279977"/>
+        <w:divId w:val="503590360"/>
         <w:rPr>
           <w:lang w:val="nl-NL"/>
         </w:rPr>
@@ -12682,7 +12985,7 @@
     <w:p>
       <w:pPr>
         <w:pStyle w:val="Normaalweb"/>
-        <w:divId w:val="788279977"/>
+        <w:divId w:val="503590360"/>
         <w:rPr>
           <w:lang w:val="nl-NL"/>
         </w:rPr>
@@ -12697,7 +13000,7 @@
     <w:p>
       <w:pPr>
         <w:pStyle w:val="Normaalweb"/>
-        <w:divId w:val="788279977"/>
+        <w:divId w:val="503590360"/>
         <w:rPr>
           <w:lang w:val="nl-NL"/>
         </w:rPr>
@@ -12718,7 +13021,7 @@
     <w:p>
       <w:pPr>
         <w:pStyle w:val="Normaalweb"/>
-        <w:divId w:val="788279977"/>
+        <w:divId w:val="503590360"/>
         <w:rPr>
           <w:lang w:val="nl-NL"/>
         </w:rPr>
@@ -12733,7 +13036,7 @@
     <w:p>
       <w:pPr>
         <w:pStyle w:val="Normaalweb"/>
-        <w:divId w:val="788279977"/>
+        <w:divId w:val="503590360"/>
         <w:rPr>
           <w:lang w:val="nl-NL"/>
         </w:rPr>
@@ -12747,7 +13050,7 @@
     </w:p>
     <w:p>
       <w:pPr>
-        <w:divId w:val="1556546665"/>
+        <w:divId w:val="232084150"/>
         <w:rPr>
           <w:color w:val="555555"/>
           <w:sz w:val="20"/>
@@ -13000,7 +13303,7 @@
         <w:sz w:val="18"/>
       </w:rPr>
       <w:tab/>
-      <w:t>Laatst gewijzigd: 2 oktober 2026, 14:38</w:t>
+      <w:t>Laatst gewijzigd: 2 oktober 2026, 14:42</w:t>
     </w:r>
   </w:p>
 </w:hdr>
@@ -14232,7 +14535,7 @@
     <w:link w:val="KoptekstChar"/>
     <w:uiPriority w:val="99"/>
     <w:unhideWhenUsed/>
-    <w:rsid w:val="005808C6"/>
+    <w:rsid w:val="002F34EE"/>
     <w:pPr>
       <w:tabs>
         <w:tab w:val="center" w:pos="4536"/>
@@ -14245,7 +14548,7 @@
     <w:basedOn w:val="Standaardalinea-lettertype"/>
     <w:link w:val="Koptekst"/>
     <w:uiPriority w:val="99"/>
-    <w:rsid w:val="005808C6"/>
+    <w:rsid w:val="002F34EE"/>
     <w:rPr>
       <w:rFonts w:eastAsiaTheme="minorEastAsia"/>
       <w:sz w:val="24"/>
@@ -14258,7 +14561,7 @@
     <w:link w:val="VoettekstChar"/>
     <w:uiPriority w:val="99"/>
     <w:unhideWhenUsed/>
-    <w:rsid w:val="005808C6"/>
+    <w:rsid w:val="002F34EE"/>
     <w:pPr>
       <w:tabs>
         <w:tab w:val="center" w:pos="4536"/>
@@ -14271,7 +14574,7 @@
     <w:basedOn w:val="Standaardalinea-lettertype"/>
     <w:link w:val="Voettekst"/>
     <w:uiPriority w:val="99"/>
-    <w:rsid w:val="005808C6"/>
+    <w:rsid w:val="002F34EE"/>
     <w:rPr>
       <w:rFonts w:eastAsiaTheme="minorEastAsia"/>
       <w:sz w:val="24"/>
@@ -14285,7 +14588,7 @@
     <w:autoRedefine/>
     <w:uiPriority w:val="39"/>
     <w:unhideWhenUsed/>
-    <w:rsid w:val="005808C6"/>
+    <w:rsid w:val="002F34EE"/>
     <w:pPr>
       <w:spacing w:after="100"/>
       <w:ind w:left="220"/>
@@ -14298,7 +14601,7 @@
     <w:autoRedefine/>
     <w:uiPriority w:val="39"/>
     <w:unhideWhenUsed/>
-    <w:rsid w:val="005808C6"/>
+    <w:rsid w:val="002F34EE"/>
     <w:pPr>
       <w:spacing w:after="100"/>
     </w:pPr>
@@ -14310,7 +14613,7 @@
     <w:autoRedefine/>
     <w:uiPriority w:val="39"/>
     <w:unhideWhenUsed/>
-    <w:rsid w:val="005808C6"/>
+    <w:rsid w:val="002F34EE"/>
     <w:pPr>
       <w:spacing w:after="100"/>
       <w:ind w:left="440"/>
